--- a/사규정비/사규관리규정_신구조문대비표_종합개정안.docx
+++ b/사규정비/사규관리규정_신구조문대비표_종합개정안.docx
@@ -141,7 +141,159 @@
                 <w:color w:val="333333"/>
                 <w:sz w:val="18"/>
               </w:rPr>
-              <w:t>제2조(용어의 정의) 이 규정에서 사용하는 용어의 정의는 다음과 같다. 1. “규정”이란 계속적인 구속력을 가지는 규범으로서 조문형식으로 성문화된 것을 말한다. 2. “지침”이란 “규정”이외에 계속적인 구속력을 가지는 규범으로서 조문형식으로 성문화 된 것을 말한다. 3. “외규”란 계속적 구속력을 가지는 규범으로서 법령 또는 법령에 따라 발하여진 명령, 규칙과 감독기관의 규정 또는 지침 등으로 성문화된 것을 말한다. (2024. 09. 01. 본호 개정) 4. “서식” 이란 업무상 계속적으로 사용하는 보고서, 장부, 전표, 계약서류 그 밖의 일정한 서식으로 인쇄 또는 복사한 모든 사무용지를 말한다. 5. “전부개정”이란 외규의 제정 또는 개정 등으로 기존 조문의 3분의 2이상을 개정하거나 여러 차례 개정을 거듭한 결과 삭제된 조항 또는 추가된 조문이 많아 정비할 필요가 있는 경우의 규정 개정방식을 말한다. (2024. 09. 01. 본호 신설)</w:t>
+              <w:t>제2조(용어의 정의) 이 규정에서 사용하는 용어의 정의는 다음과 같다. 1. “규정”이</w:t>
+            </w:r>
+            <w:r>
+              <w:rPr>
+                <w:rFonts w:ascii="맑은 고딕" w:hAnsi="맑은 고딕" w:eastAsia="맑은 고딕"/>
+                <w:b w:val="0"/>
+                <w:color w:val="333333"/>
+                <w:sz w:val="18"/>
+                <w:highlight w:val="yellow"/>
+              </w:rPr>
+              <w:t>란</w:t>
+            </w:r>
+            <w:r>
+              <w:rPr>
+                <w:rFonts w:ascii="맑은 고딕" w:hAnsi="맑은 고딕" w:eastAsia="맑은 고딕"/>
+                <w:b w:val="0"/>
+                <w:color w:val="333333"/>
+                <w:sz w:val="18"/>
+              </w:rPr>
+              <w:t xml:space="preserve"> 계속적인 구속력을 가지는 규범으로서 조문형식으로 성문화된 것을 말한다. 2. “지침”이</w:t>
+            </w:r>
+            <w:r>
+              <w:rPr>
+                <w:rFonts w:ascii="맑은 고딕" w:hAnsi="맑은 고딕" w:eastAsia="맑은 고딕"/>
+                <w:b w:val="0"/>
+                <w:color w:val="333333"/>
+                <w:sz w:val="18"/>
+                <w:highlight w:val="yellow"/>
+              </w:rPr>
+              <w:t>란</w:t>
+            </w:r>
+            <w:r>
+              <w:rPr>
+                <w:rFonts w:ascii="맑은 고딕" w:hAnsi="맑은 고딕" w:eastAsia="맑은 고딕"/>
+                <w:b w:val="0"/>
+                <w:color w:val="333333"/>
+                <w:sz w:val="18"/>
+              </w:rPr>
+              <w:t xml:space="preserve"> “규정”이외에 계속적인 구속력을 가지는 규범으로서 조문형식으로 성문화 된 것을 말한다. 3. “외규”</w:t>
+            </w:r>
+            <w:r>
+              <w:rPr>
+                <w:rFonts w:ascii="맑은 고딕" w:hAnsi="맑은 고딕" w:eastAsia="맑은 고딕"/>
+                <w:b w:val="0"/>
+                <w:color w:val="333333"/>
+                <w:sz w:val="18"/>
+                <w:highlight w:val="yellow"/>
+              </w:rPr>
+              <w:t>란</w:t>
+            </w:r>
+            <w:r>
+              <w:rPr>
+                <w:rFonts w:ascii="맑은 고딕" w:hAnsi="맑은 고딕" w:eastAsia="맑은 고딕"/>
+                <w:b w:val="0"/>
+                <w:color w:val="333333"/>
+                <w:sz w:val="18"/>
+              </w:rPr>
+              <w:t xml:space="preserve"> 계속적 구속력을 가지는 규범으로서 법령 또는 법령에 </w:t>
+            </w:r>
+            <w:r>
+              <w:rPr>
+                <w:rFonts w:ascii="맑은 고딕" w:hAnsi="맑은 고딕" w:eastAsia="맑은 고딕"/>
+                <w:b w:val="0"/>
+                <w:color w:val="333333"/>
+                <w:sz w:val="18"/>
+                <w:highlight w:val="yellow"/>
+              </w:rPr>
+              <w:t>따라</w:t>
+            </w:r>
+            <w:r>
+              <w:rPr>
+                <w:rFonts w:ascii="맑은 고딕" w:hAnsi="맑은 고딕" w:eastAsia="맑은 고딕"/>
+                <w:b w:val="0"/>
+                <w:color w:val="333333"/>
+                <w:sz w:val="18"/>
+              </w:rPr>
+              <w:t xml:space="preserve"> 발하여진 명령, 규칙과 감독기관의 규정 또는 지침 등으로 성문화된 것을 말한다. (2024. 09. 01. 본호 개정) 4. “서식” 이</w:t>
+            </w:r>
+            <w:r>
+              <w:rPr>
+                <w:rFonts w:ascii="맑은 고딕" w:hAnsi="맑은 고딕" w:eastAsia="맑은 고딕"/>
+                <w:b w:val="0"/>
+                <w:color w:val="333333"/>
+                <w:sz w:val="18"/>
+                <w:highlight w:val="yellow"/>
+              </w:rPr>
+              <w:t>란</w:t>
+            </w:r>
+            <w:r>
+              <w:rPr>
+                <w:rFonts w:ascii="맑은 고딕" w:hAnsi="맑은 고딕" w:eastAsia="맑은 고딕"/>
+                <w:b w:val="0"/>
+                <w:color w:val="333333"/>
+                <w:sz w:val="18"/>
+              </w:rPr>
+              <w:t xml:space="preserve"> 업무상 계속적으로 사용하는 보고서, 장부, 전표, 계약서류 </w:t>
+            </w:r>
+            <w:r>
+              <w:rPr>
+                <w:rFonts w:ascii="맑은 고딕" w:hAnsi="맑은 고딕" w:eastAsia="맑은 고딕"/>
+                <w:b w:val="0"/>
+                <w:color w:val="333333"/>
+                <w:sz w:val="18"/>
+                <w:highlight w:val="yellow"/>
+              </w:rPr>
+              <w:t>그 밖의</w:t>
+            </w:r>
+            <w:r>
+              <w:rPr>
+                <w:rFonts w:ascii="맑은 고딕" w:hAnsi="맑은 고딕" w:eastAsia="맑은 고딕"/>
+                <w:b w:val="0"/>
+                <w:color w:val="333333"/>
+                <w:sz w:val="18"/>
+              </w:rPr>
+              <w:t xml:space="preserve"> 일정한 서식으로 인쇄 또는 </w:t>
+            </w:r>
+            <w:r>
+              <w:rPr>
+                <w:rFonts w:ascii="맑은 고딕" w:hAnsi="맑은 고딕" w:eastAsia="맑은 고딕"/>
+                <w:b w:val="0"/>
+                <w:color w:val="333333"/>
+                <w:sz w:val="18"/>
+                <w:highlight w:val="yellow"/>
+              </w:rPr>
+              <w:t>복</w:t>
+            </w:r>
+            <w:r>
+              <w:rPr>
+                <w:rFonts w:ascii="맑은 고딕" w:hAnsi="맑은 고딕" w:eastAsia="맑은 고딕"/>
+                <w:b w:val="0"/>
+                <w:color w:val="333333"/>
+                <w:sz w:val="18"/>
+              </w:rPr>
+              <w:t>사한 모든 사무용지를 말한다. 5. “전부개정”이</w:t>
+            </w:r>
+            <w:r>
+              <w:rPr>
+                <w:rFonts w:ascii="맑은 고딕" w:hAnsi="맑은 고딕" w:eastAsia="맑은 고딕"/>
+                <w:b w:val="0"/>
+                <w:color w:val="333333"/>
+                <w:sz w:val="18"/>
+                <w:highlight w:val="yellow"/>
+              </w:rPr>
+              <w:t>란</w:t>
+            </w:r>
+            <w:r>
+              <w:rPr>
+                <w:rFonts w:ascii="맑은 고딕" w:hAnsi="맑은 고딕" w:eastAsia="맑은 고딕"/>
+                <w:b w:val="0"/>
+                <w:color w:val="333333"/>
+                <w:sz w:val="18"/>
+              </w:rPr>
+              <w:t xml:space="preserve"> 외규의 제정 또는 개정 등으로 기존 조문의 3분의 2이상을 개정하거나 여러 차례 개정을 거듭한 결과 삭제된 조항 또는 추가된 조문이 많아 정비할 필요가 있는 경우의 규정 개정방식을 말한다. (2024. 09. 01. 본호 신설)</w:t>
             </w:r>
           </w:p>
         </w:tc>
@@ -203,7 +355,45 @@
                 <w:color w:val="333333"/>
                 <w:sz w:val="18"/>
               </w:rPr>
-              <w:t>제3조(규정화) 회사 업무수행상 계속적으로 구속력을 가지는 기준은 규정화함을 원칙으로 한다. 다만, 잠정적, 가변적인 사항이나 단순한 사무처리절차, 그 밖의 규정화하기 곤란한 사항 등은 일반문서 등의 형식에 따를 수 있다.</w:t>
+              <w:t xml:space="preserve">제3조(규정화) 회사 업무수행상 계속적으로 구속력을 가지는 기준은 규정화함을 원칙으로 한다. 다만, 잠정적, 가변적인 사항이나 단순한 사무처리절차, </w:t>
+            </w:r>
+            <w:r>
+              <w:rPr>
+                <w:rFonts w:ascii="맑은 고딕" w:hAnsi="맑은 고딕" w:eastAsia="맑은 고딕"/>
+                <w:b w:val="0"/>
+                <w:color w:val="333333"/>
+                <w:sz w:val="18"/>
+                <w:highlight w:val="yellow"/>
+              </w:rPr>
+              <w:t>그 밖의</w:t>
+            </w:r>
+            <w:r>
+              <w:rPr>
+                <w:rFonts w:ascii="맑은 고딕" w:hAnsi="맑은 고딕" w:eastAsia="맑은 고딕"/>
+                <w:b w:val="0"/>
+                <w:color w:val="333333"/>
+                <w:sz w:val="18"/>
+              </w:rPr>
+              <w:t xml:space="preserve"> 규정화하기 곤란한 사항 등은 일반문서 등의 형식에 </w:t>
+            </w:r>
+            <w:r>
+              <w:rPr>
+                <w:rFonts w:ascii="맑은 고딕" w:hAnsi="맑은 고딕" w:eastAsia="맑은 고딕"/>
+                <w:b w:val="0"/>
+                <w:color w:val="333333"/>
+                <w:sz w:val="18"/>
+                <w:highlight w:val="yellow"/>
+              </w:rPr>
+              <w:t>따를</w:t>
+            </w:r>
+            <w:r>
+              <w:rPr>
+                <w:rFonts w:ascii="맑은 고딕" w:hAnsi="맑은 고딕" w:eastAsia="맑은 고딕"/>
+                <w:b w:val="0"/>
+                <w:color w:val="333333"/>
+                <w:sz w:val="18"/>
+              </w:rPr>
+              <w:t xml:space="preserve"> 수 있다.</w:t>
             </w:r>
           </w:p>
         </w:tc>
@@ -265,7 +455,83 @@
                 <w:color w:val="333333"/>
                 <w:sz w:val="18"/>
               </w:rPr>
-              <w:t>제4조(규정화 시 유의사항) 규정화 시에는 계속성·탄력성·균형성·적용성·능률성을 고려하여야 한다.</w:t>
+              <w:t>제4조(규정화</w:t>
+            </w:r>
+            <w:r>
+              <w:rPr>
+                <w:rFonts w:ascii="맑은 고딕" w:hAnsi="맑은 고딕" w:eastAsia="맑은 고딕"/>
+                <w:b w:val="0"/>
+                <w:color w:val="333333"/>
+                <w:sz w:val="18"/>
+                <w:highlight w:val="yellow"/>
+              </w:rPr>
+              <w:t xml:space="preserve"> </w:t>
+            </w:r>
+            <w:r>
+              <w:rPr>
+                <w:rFonts w:ascii="맑은 고딕" w:hAnsi="맑은 고딕" w:eastAsia="맑은 고딕"/>
+                <w:b w:val="0"/>
+                <w:color w:val="333333"/>
+                <w:sz w:val="18"/>
+              </w:rPr>
+              <w:t>시 유의사항) 규정화</w:t>
+            </w:r>
+            <w:r>
+              <w:rPr>
+                <w:rFonts w:ascii="맑은 고딕" w:hAnsi="맑은 고딕" w:eastAsia="맑은 고딕"/>
+                <w:b w:val="0"/>
+                <w:color w:val="333333"/>
+                <w:sz w:val="18"/>
+                <w:highlight w:val="yellow"/>
+              </w:rPr>
+              <w:t xml:space="preserve"> </w:t>
+            </w:r>
+            <w:r>
+              <w:rPr>
+                <w:rFonts w:ascii="맑은 고딕" w:hAnsi="맑은 고딕" w:eastAsia="맑은 고딕"/>
+                <w:b w:val="0"/>
+                <w:color w:val="333333"/>
+                <w:sz w:val="18"/>
+              </w:rPr>
+              <w:t xml:space="preserve">시에는 </w:t>
+            </w:r>
+            <w:r>
+              <w:rPr>
+                <w:rFonts w:ascii="맑은 고딕" w:hAnsi="맑은 고딕" w:eastAsia="맑은 고딕"/>
+                <w:b w:val="0"/>
+                <w:color w:val="333333"/>
+                <w:sz w:val="18"/>
+                <w:highlight w:val="yellow"/>
+              </w:rPr>
+              <w:t>계속성·탄력성·균형성·적용성·능률성을</w:t>
+            </w:r>
+            <w:r>
+              <w:rPr>
+                <w:rFonts w:ascii="맑은 고딕" w:hAnsi="맑은 고딕" w:eastAsia="맑은 고딕"/>
+                <w:b w:val="0"/>
+                <w:color w:val="333333"/>
+                <w:sz w:val="18"/>
+              </w:rPr>
+              <w:t xml:space="preserve"> </w:t>
+            </w:r>
+            <w:r>
+              <w:rPr>
+                <w:rFonts w:ascii="맑은 고딕" w:hAnsi="맑은 고딕" w:eastAsia="맑은 고딕"/>
+                <w:b w:val="0"/>
+                <w:color w:val="333333"/>
+                <w:sz w:val="18"/>
+                <w:highlight w:val="yellow"/>
+              </w:rPr>
+              <w:t>고려</w:t>
+            </w:r>
+            <w:r>
+              <w:rPr>
+                <w:rFonts w:ascii="맑은 고딕" w:hAnsi="맑은 고딕" w:eastAsia="맑은 고딕"/>
+                <w:b w:val="0"/>
+                <w:color w:val="333333"/>
+                <w:sz w:val="18"/>
+              </w:rPr>
+              <w:t>하여야 한다.</w:t>
             </w:r>
           </w:p>
         </w:tc>
@@ -327,7 +593,26 @@
                 <w:color w:val="333333"/>
                 <w:sz w:val="18"/>
               </w:rPr>
-              <w:t>제5조(규정의 효력순위) ① 외규는 규정에 우선하여 효력을 가진다. ② 규정은 정관, 이사회규정, 이사회 부의대상 규정, 대표이사 전결규정, 그 밖의 일반규정의 순위로 하위규정을 구속하고, 상위규정에 저촉되는 하위규정의 조항은 효력을 상실한다. ③ 동일 순위의 규정 사이에서 기존 조항이 새로 제정·개정된 조항과 저촉되는 부분은 특별한 정함이 없는 한 새 규정의 시행과 동시에 효력을 잃는다. ④ 지침은 규정에 저촉되지 않는 범위에서 규정과 동일한 효력을 가진다.</w:t>
+              <w:t xml:space="preserve">제5조(규정의 효력순위) ① 외규는 규정에 우선하여 효력을 가진다. ② 규정은 정관, 이사회규정, 경영협의회규정, 직제규정, </w:t>
+            </w:r>
+            <w:r>
+              <w:rPr>
+                <w:rFonts w:ascii="맑은 고딕" w:hAnsi="맑은 고딕" w:eastAsia="맑은 고딕"/>
+                <w:b w:val="0"/>
+                <w:color w:val="333333"/>
+                <w:sz w:val="18"/>
+                <w:highlight w:val="yellow"/>
+              </w:rPr>
+              <w:t>그 밖의</w:t>
+            </w:r>
+            <w:r>
+              <w:rPr>
+                <w:rFonts w:ascii="맑은 고딕" w:hAnsi="맑은 고딕" w:eastAsia="맑은 고딕"/>
+                <w:b w:val="0"/>
+                <w:color w:val="333333"/>
+                <w:sz w:val="18"/>
+              </w:rPr>
+              <w:t xml:space="preserve"> 규정의 순위로 하위규정을 구속하고 상위규정에 저촉하는 하위규정의 조항은 그 효력을 상실한다. ③ 동일순위의 규정간에 있어서 기존규정의 조항이 새로 제정 또는 개정된 규정의 조항과 저촉하는 부분은 특별한 정함이 없는 한 새로운 규정의 시행과 동시에 그 효력을 잃는다. ④ 지침은 규정에 저촉하지 않는 범위 내에서 규정과 동일한 효력을 가진다.</w:t>
             </w:r>
           </w:p>
         </w:tc>
@@ -347,7 +632,7 @@
                 <w:color w:val="333333"/>
                 <w:sz w:val="16"/>
               </w:rPr>
-              <w:t>[정합성·경량화] 제10조의2와 중복·불일치 → 제5조로 통합(위계 목록 일원화). ※위계 목록 [확인]</w:t>
+              <w:t>[표현] 법제처 권고 표현 정비</w:t>
             </w:r>
           </w:p>
         </w:tc>
@@ -389,7 +674,35 @@
                 <w:color w:val="333333"/>
                 <w:sz w:val="18"/>
               </w:rPr>
-              <w:t>제6조(기안권자) ① 규정의 기안권자는 규정 담당 부서장(이하 “주무부서장” 이라 한다) 또는 해당 규정상의 업무를 담당하는 부서장(이하 “소관부서장”이라 한다)이 된다. 다만, 그 내용이 다른 부서의 업무와 관련되는 경우에는 그 부서의 합의를 거쳐야 한다. ② 규정별 소관부서는 『별표 제1호』와 같다.</w:t>
+              <w:t xml:space="preserve">제6조(기안권자) ① 규정의 기안권자는 규정 담당 부서장(이하 “주무부서장” 이라 한다) 또는 </w:t>
+            </w:r>
+            <w:r>
+              <w:rPr>
+                <w:rFonts w:ascii="맑은 고딕" w:hAnsi="맑은 고딕" w:eastAsia="맑은 고딕"/>
+                <w:b w:val="0"/>
+                <w:color w:val="333333"/>
+                <w:sz w:val="18"/>
+                <w:highlight w:val="yellow"/>
+              </w:rPr>
+              <w:t>해</w:t>
+            </w:r>
+            <w:r>
+              <w:rPr>
+                <w:rFonts w:ascii="맑은 고딕" w:hAnsi="맑은 고딕" w:eastAsia="맑은 고딕"/>
+                <w:b w:val="0"/>
+                <w:color w:val="333333"/>
+                <w:sz w:val="18"/>
+              </w:rPr>
+              <w:t>당</w:t>
+            </w:r>
+            <w:r>
+              <w:rPr>
+                <w:rFonts w:ascii="맑은 고딕" w:hAnsi="맑은 고딕" w:eastAsia="맑은 고딕"/>
+                <w:b w:val="0"/>
+                <w:color w:val="333333"/>
+                <w:sz w:val="18"/>
+              </w:rPr>
+              <w:t xml:space="preserve"> 규정상의 업무를 담당하는 부서장(이하 “소관부서장”이라 한다)이 된다. 다만, 그 내용이 다른 부서의 업무와 관련되는 경우에는 그 부서의 합의를 거쳐야 한다. ② 규정별 소관부서는 『별표 제1호』와 같다.</w:t>
             </w:r>
           </w:p>
         </w:tc>
@@ -451,7 +764,140 @@
                 <w:color w:val="333333"/>
                 <w:sz w:val="18"/>
               </w:rPr>
-              <w:t>제7조(규정의 합의) ① 규정의 기안권자는 제정·개정·폐지하고자 하는 규정의 원안, 제정·개정 이유, 신·구 조문대비표 등을 작성하여 주무부서장에게 제출하여 합의를 받아야 한다. (2024. 09. 01. 본항 개정) ② 주무부서장은 규정의 원안에 대하여 다음 각 호의 사항을 심의한다. 1. 우리회사 경영방침과의 부합 여부 2. 법령 또는 다른 규정과의 저촉여부 3. 규정의 형식적 요건의 구비 여부 4. 그 밖의 필요하다고 인정되는 사항 ③ 주무부서장은 제2항의 규정에 따라 원안을 심의하고 수정을 요하는 사항이 있을 경우에는 소관부서장과 협의하여 수정한다. 다만, 처음의 뜻에서 벗어나지 아니하는 범위내의 자구의 수정, 체제의 정리 등은 협의 없이 할 수 있다. ④ 주무부서장의 심의를 마친 원안은 소관부서에 돌려보낸다. 다만, 협의 조정되지 않은 때에는 이견을 붙여 돌려보낸다. ⑤ 합의된 규정안이 결재과정에서 수정되거나 시행할 수 없게된 경우에 소관부서장은 그 사유를 명시하여 즉시 주무부서장에게 통보하여야 한다.</w:t>
+              <w:t>제7조(규정의 합의) ① 규정의 기안권자는 제정·개</w:t>
+            </w:r>
+            <w:r>
+              <w:rPr>
+                <w:rFonts w:ascii="맑은 고딕" w:hAnsi="맑은 고딕" w:eastAsia="맑은 고딕"/>
+                <w:b w:val="0"/>
+                <w:color w:val="333333"/>
+                <w:sz w:val="18"/>
+                <w:highlight w:val="yellow"/>
+              </w:rPr>
+              <w:t>정·</w:t>
+            </w:r>
+            <w:r>
+              <w:rPr>
+                <w:rFonts w:ascii="맑은 고딕" w:hAnsi="맑은 고딕" w:eastAsia="맑은 고딕"/>
+                <w:b w:val="0"/>
+                <w:color w:val="333333"/>
+                <w:sz w:val="18"/>
+              </w:rPr>
+              <w:t>폐</w:t>
+            </w:r>
+            <w:r>
+              <w:rPr>
+                <w:rFonts w:ascii="맑은 고딕" w:hAnsi="맑은 고딕" w:eastAsia="맑은 고딕"/>
+                <w:b w:val="0"/>
+                <w:color w:val="333333"/>
+                <w:sz w:val="18"/>
+                <w:highlight w:val="yellow"/>
+              </w:rPr>
+              <w:t>지</w:t>
+            </w:r>
+            <w:r>
+              <w:rPr>
+                <w:rFonts w:ascii="맑은 고딕" w:hAnsi="맑은 고딕" w:eastAsia="맑은 고딕"/>
+                <w:b w:val="0"/>
+                <w:color w:val="333333"/>
+                <w:sz w:val="18"/>
+              </w:rPr>
+              <w:t xml:space="preserve">하고자 하는 규정의 원안, 제정·개정 이유, 신·구 조문대비표 등을 작성하여 주무부서장에게 제출하여 합의를 받아야 한다. (2024. 09. 01. 본항 개정) ② 주무부서장은 규정의 원안에 대하여 다음 각 호의 사항을 심의한다. 1. 우리회사 경영방침과의 부합 여부 2. 법령 또는 다른 규정과의 저촉여부 3. 규정의 형식적 요건의 구비 여부 4. </w:t>
+            </w:r>
+            <w:r>
+              <w:rPr>
+                <w:rFonts w:ascii="맑은 고딕" w:hAnsi="맑은 고딕" w:eastAsia="맑은 고딕"/>
+                <w:b w:val="0"/>
+                <w:color w:val="333333"/>
+                <w:sz w:val="18"/>
+                <w:highlight w:val="yellow"/>
+              </w:rPr>
+              <w:t>그 밖의</w:t>
+            </w:r>
+            <w:r>
+              <w:rPr>
+                <w:rFonts w:ascii="맑은 고딕" w:hAnsi="맑은 고딕" w:eastAsia="맑은 고딕"/>
+                <w:b w:val="0"/>
+                <w:color w:val="333333"/>
+                <w:sz w:val="18"/>
+              </w:rPr>
+              <w:t xml:space="preserve"> 필요하다고 인정되는 사항 ③ 주무부서장은 제2항의 규정에 </w:t>
+            </w:r>
+            <w:r>
+              <w:rPr>
+                <w:rFonts w:ascii="맑은 고딕" w:hAnsi="맑은 고딕" w:eastAsia="맑은 고딕"/>
+                <w:b w:val="0"/>
+                <w:color w:val="333333"/>
+                <w:sz w:val="18"/>
+                <w:highlight w:val="yellow"/>
+              </w:rPr>
+              <w:t>따라</w:t>
+            </w:r>
+            <w:r>
+              <w:rPr>
+                <w:rFonts w:ascii="맑은 고딕" w:hAnsi="맑은 고딕" w:eastAsia="맑은 고딕"/>
+                <w:b w:val="0"/>
+                <w:color w:val="333333"/>
+                <w:sz w:val="18"/>
+              </w:rPr>
+              <w:t xml:space="preserve"> 원안을 심의하고 수정을 요하는 사항이 있을 경우에는 소관부서장과 협의하여 수정한다. 다만, 처음의 뜻에서 벗어나지 아니하는 범위내의 자구의 수정, 체제의 정리 등은 협의 없이 할 수 있다. ④ 주무부서장의 심의를 마친 원안은 소관부서에 </w:t>
+            </w:r>
+            <w:r>
+              <w:rPr>
+                <w:rFonts w:ascii="맑은 고딕" w:hAnsi="맑은 고딕" w:eastAsia="맑은 고딕"/>
+                <w:b w:val="0"/>
+                <w:color w:val="333333"/>
+                <w:sz w:val="18"/>
+                <w:highlight w:val="yellow"/>
+              </w:rPr>
+              <w:t>돌려보낸</w:t>
+            </w:r>
+            <w:r>
+              <w:rPr>
+                <w:rFonts w:ascii="맑은 고딕" w:hAnsi="맑은 고딕" w:eastAsia="맑은 고딕"/>
+                <w:b w:val="0"/>
+                <w:color w:val="333333"/>
+                <w:sz w:val="18"/>
+              </w:rPr>
+              <w:t xml:space="preserve">다. 다만, 협의 조정되지 </w:t>
+            </w:r>
+            <w:r>
+              <w:rPr>
+                <w:rFonts w:ascii="맑은 고딕" w:hAnsi="맑은 고딕" w:eastAsia="맑은 고딕"/>
+                <w:b w:val="0"/>
+                <w:color w:val="333333"/>
+                <w:sz w:val="18"/>
+                <w:highlight w:val="yellow"/>
+              </w:rPr>
+              <w:t>않은</w:t>
+            </w:r>
+            <w:r>
+              <w:rPr>
+                <w:rFonts w:ascii="맑은 고딕" w:hAnsi="맑은 고딕" w:eastAsia="맑은 고딕"/>
+                <w:b w:val="0"/>
+                <w:color w:val="333333"/>
+                <w:sz w:val="18"/>
+              </w:rPr>
+              <w:t xml:space="preserve"> 때에는 이견을 붙여 </w:t>
+            </w:r>
+            <w:r>
+              <w:rPr>
+                <w:rFonts w:ascii="맑은 고딕" w:hAnsi="맑은 고딕" w:eastAsia="맑은 고딕"/>
+                <w:b w:val="0"/>
+                <w:color w:val="333333"/>
+                <w:sz w:val="18"/>
+                <w:highlight w:val="yellow"/>
+              </w:rPr>
+              <w:t>돌려보낸</w:t>
+            </w:r>
+            <w:r>
+              <w:rPr>
+                <w:rFonts w:ascii="맑은 고딕" w:hAnsi="맑은 고딕" w:eastAsia="맑은 고딕"/>
+                <w:b w:val="0"/>
+                <w:color w:val="333333"/>
+                <w:sz w:val="18"/>
+              </w:rPr>
+              <w:t>다. ⑤ 합의된 규정안이 결재과정에서 수정되거나 시행할 수 없게된 경우에 소관부서장은 그 사유를 명시하여 즉시 주무부서장에게 통보하여야 한다.</w:t>
             </w:r>
           </w:p>
         </w:tc>
@@ -513,7 +959,225 @@
                 <w:color w:val="333333"/>
                 <w:sz w:val="18"/>
               </w:rPr>
-              <w:t>제8조(등록) 규정의 제정·개정·폐지안이 결재되었을 때에는 주무부서장은 「사규관리시스템」에 등록하며, 제30조의2에 따라 문서번호(구분-연도-순번)를 부여한다. 다만, 감독기관의 협의가 필요한 때에는 그 동의서 사본을 첨부한다.</w:t>
+              <w:t>제8조(등록) 규정의 제정·개</w:t>
+            </w:r>
+            <w:r>
+              <w:rPr>
+                <w:rFonts w:ascii="맑은 고딕" w:hAnsi="맑은 고딕" w:eastAsia="맑은 고딕"/>
+                <w:b w:val="0"/>
+                <w:color w:val="333333"/>
+                <w:sz w:val="18"/>
+                <w:highlight w:val="yellow"/>
+              </w:rPr>
+              <w:t>정·</w:t>
+            </w:r>
+            <w:r>
+              <w:rPr>
+                <w:rFonts w:ascii="맑은 고딕" w:hAnsi="맑은 고딕" w:eastAsia="맑은 고딕"/>
+                <w:b w:val="0"/>
+                <w:color w:val="333333"/>
+                <w:sz w:val="18"/>
+              </w:rPr>
+              <w:t>폐</w:t>
+            </w:r>
+            <w:r>
+              <w:rPr>
+                <w:rFonts w:ascii="맑은 고딕" w:hAnsi="맑은 고딕" w:eastAsia="맑은 고딕"/>
+                <w:b w:val="0"/>
+                <w:color w:val="333333"/>
+                <w:sz w:val="18"/>
+                <w:highlight w:val="yellow"/>
+              </w:rPr>
+              <w:t>지</w:t>
+            </w:r>
+            <w:r>
+              <w:rPr>
+                <w:rFonts w:ascii="맑은 고딕" w:hAnsi="맑은 고딕" w:eastAsia="맑은 고딕"/>
+                <w:b w:val="0"/>
+                <w:color w:val="333333"/>
+                <w:sz w:val="18"/>
+              </w:rPr>
+              <w:t xml:space="preserve">안이 결재되었을 때에는 주무부서장은 </w:t>
+            </w:r>
+            <w:r>
+              <w:rPr>
+                <w:rFonts w:ascii="맑은 고딕" w:hAnsi="맑은 고딕" w:eastAsia="맑은 고딕"/>
+                <w:b w:val="0"/>
+                <w:color w:val="333333"/>
+                <w:sz w:val="18"/>
+                <w:highlight w:val="yellow"/>
+              </w:rPr>
+              <w:t>「사규</w:t>
+            </w:r>
+            <w:r>
+              <w:rPr>
+                <w:rFonts w:ascii="맑은 고딕" w:hAnsi="맑은 고딕" w:eastAsia="맑은 고딕"/>
+                <w:b w:val="0"/>
+                <w:color w:val="333333"/>
+                <w:sz w:val="18"/>
+              </w:rPr>
+              <w:t>관리</w:t>
+            </w:r>
+            <w:r>
+              <w:rPr>
+                <w:rFonts w:ascii="맑은 고딕" w:hAnsi="맑은 고딕" w:eastAsia="맑은 고딕"/>
+                <w:b w:val="0"/>
+                <w:color w:val="333333"/>
+                <w:sz w:val="18"/>
+                <w:highlight w:val="yellow"/>
+              </w:rPr>
+              <w:t>시스템」에</w:t>
+            </w:r>
+            <w:r>
+              <w:rPr>
+                <w:rFonts w:ascii="맑은 고딕" w:hAnsi="맑은 고딕" w:eastAsia="맑은 고딕"/>
+                <w:b w:val="0"/>
+                <w:color w:val="333333"/>
+                <w:sz w:val="18"/>
+              </w:rPr>
+              <w:t xml:space="preserve"> </w:t>
+            </w:r>
+            <w:r>
+              <w:rPr>
+                <w:rFonts w:ascii="맑은 고딕" w:hAnsi="맑은 고딕" w:eastAsia="맑은 고딕"/>
+                <w:b w:val="0"/>
+                <w:color w:val="333333"/>
+                <w:sz w:val="18"/>
+                <w:highlight w:val="yellow"/>
+              </w:rPr>
+              <w:t>등록</w:t>
+            </w:r>
+            <w:r>
+              <w:rPr>
+                <w:rFonts w:ascii="맑은 고딕" w:hAnsi="맑은 고딕" w:eastAsia="맑은 고딕"/>
+                <w:b w:val="0"/>
+                <w:color w:val="333333"/>
+                <w:sz w:val="18"/>
+              </w:rPr>
+              <w:t>하</w:t>
+            </w:r>
+            <w:r>
+              <w:rPr>
+                <w:rFonts w:ascii="맑은 고딕" w:hAnsi="맑은 고딕" w:eastAsia="맑은 고딕"/>
+                <w:b w:val="0"/>
+                <w:color w:val="333333"/>
+                <w:sz w:val="18"/>
+                <w:highlight w:val="yellow"/>
+              </w:rPr>
+              <w:t>며,</w:t>
+            </w:r>
+            <w:r>
+              <w:rPr>
+                <w:rFonts w:ascii="맑은 고딕" w:hAnsi="맑은 고딕" w:eastAsia="맑은 고딕"/>
+                <w:b w:val="0"/>
+                <w:color w:val="333333"/>
+                <w:sz w:val="18"/>
+              </w:rPr>
+              <w:t xml:space="preserve"> </w:t>
+            </w:r>
+            <w:r>
+              <w:rPr>
+                <w:rFonts w:ascii="맑은 고딕" w:hAnsi="맑은 고딕" w:eastAsia="맑은 고딕"/>
+                <w:b w:val="0"/>
+                <w:color w:val="333333"/>
+                <w:sz w:val="18"/>
+                <w:highlight w:val="yellow"/>
+              </w:rPr>
+              <w:t>제30조의2</w:t>
+            </w:r>
+            <w:r>
+              <w:rPr>
+                <w:rFonts w:ascii="맑은 고딕" w:hAnsi="맑은 고딕" w:eastAsia="맑은 고딕"/>
+                <w:b w:val="0"/>
+                <w:color w:val="333333"/>
+                <w:sz w:val="18"/>
+              </w:rPr>
+              <w:t xml:space="preserve">에 따라 </w:t>
+            </w:r>
+            <w:r>
+              <w:rPr>
+                <w:rFonts w:ascii="맑은 고딕" w:hAnsi="맑은 고딕" w:eastAsia="맑은 고딕"/>
+                <w:b w:val="0"/>
+                <w:color w:val="333333"/>
+                <w:sz w:val="18"/>
+                <w:highlight w:val="yellow"/>
+              </w:rPr>
+              <w:t>문서</w:t>
+            </w:r>
+            <w:r>
+              <w:rPr>
+                <w:rFonts w:ascii="맑은 고딕" w:hAnsi="맑은 고딕" w:eastAsia="맑은 고딕"/>
+                <w:b w:val="0"/>
+                <w:color w:val="333333"/>
+                <w:sz w:val="18"/>
+              </w:rPr>
+              <w:t>번호</w:t>
+            </w:r>
+            <w:r>
+              <w:rPr>
+                <w:rFonts w:ascii="맑은 고딕" w:hAnsi="맑은 고딕" w:eastAsia="맑은 고딕"/>
+                <w:b w:val="0"/>
+                <w:color w:val="333333"/>
+                <w:sz w:val="18"/>
+                <w:highlight w:val="yellow"/>
+              </w:rPr>
+              <w:t>(구분-연도-순번)</w:t>
+            </w:r>
+            <w:r>
+              <w:rPr>
+                <w:rFonts w:ascii="맑은 고딕" w:hAnsi="맑은 고딕" w:eastAsia="맑은 고딕"/>
+                <w:b w:val="0"/>
+                <w:color w:val="333333"/>
+                <w:sz w:val="18"/>
+              </w:rPr>
+              <w:t>를 부여</w:t>
+            </w:r>
+            <w:r>
+              <w:rPr>
+                <w:rFonts w:ascii="맑은 고딕" w:hAnsi="맑은 고딕" w:eastAsia="맑은 고딕"/>
+                <w:b w:val="0"/>
+                <w:color w:val="333333"/>
+                <w:sz w:val="18"/>
+                <w:highlight w:val="yellow"/>
+              </w:rPr>
+              <w:t>한다.</w:t>
+            </w:r>
+            <w:r>
+              <w:rPr>
+                <w:rFonts w:ascii="맑은 고딕" w:hAnsi="맑은 고딕" w:eastAsia="맑은 고딕"/>
+                <w:b w:val="0"/>
+                <w:color w:val="333333"/>
+                <w:sz w:val="18"/>
+              </w:rPr>
+              <w:t xml:space="preserve"> </w:t>
+            </w:r>
+            <w:r>
+              <w:rPr>
+                <w:rFonts w:ascii="맑은 고딕" w:hAnsi="맑은 고딕" w:eastAsia="맑은 고딕"/>
+                <w:b w:val="0"/>
+                <w:color w:val="333333"/>
+                <w:sz w:val="18"/>
+                <w:highlight w:val="yellow"/>
+              </w:rPr>
+              <w:t xml:space="preserve">다만, </w:t>
+            </w:r>
+            <w:r>
+              <w:rPr>
+                <w:rFonts w:ascii="맑은 고딕" w:hAnsi="맑은 고딕" w:eastAsia="맑은 고딕"/>
+                <w:b w:val="0"/>
+                <w:color w:val="333333"/>
+                <w:sz w:val="18"/>
+              </w:rPr>
+              <w:t>감독기관의 협의가 필요한 때에는 그 동의서 사본을 첨부</w:t>
+            </w:r>
+            <w:r>
+              <w:rPr>
+                <w:rFonts w:ascii="맑은 고딕" w:hAnsi="맑은 고딕" w:eastAsia="맑은 고딕"/>
+                <w:b w:val="0"/>
+                <w:color w:val="333333"/>
+                <w:sz w:val="18"/>
+              </w:rPr>
+              <w:t>한다.</w:t>
             </w:r>
           </w:p>
         </w:tc>
@@ -575,7 +1239,263 @@
                 <w:color w:val="333333"/>
                 <w:sz w:val="18"/>
               </w:rPr>
-              <w:t>제9조(공포 절차) ① 주무부서장은 등록을 마친 사규를, 규정은 대표이사 명의로, 지침은 전결권자 명의로 공포한다. ② 사규를 공포하는 경우에는 제정·개정·폐지의 사유를 간략히 명시하여야 하며, 필요에 따라 다음 사항을 따로 통지할 수 있다. 1. 규정의 해설 2. 규정의 시행에 필요한 조치와 그 밖의 준비사항</w:t>
+              <w:t>제9조(</w:t>
+            </w:r>
+            <w:r>
+              <w:rPr>
+                <w:rFonts w:ascii="맑은 고딕" w:hAnsi="맑은 고딕" w:eastAsia="맑은 고딕"/>
+                <w:b w:val="0"/>
+                <w:color w:val="333333"/>
+                <w:sz w:val="18"/>
+                <w:highlight w:val="yellow"/>
+              </w:rPr>
+              <w:t xml:space="preserve">공포 </w:t>
+            </w:r>
+            <w:r>
+              <w:rPr>
+                <w:rFonts w:ascii="맑은 고딕" w:hAnsi="맑은 고딕" w:eastAsia="맑은 고딕"/>
+                <w:b w:val="0"/>
+                <w:color w:val="333333"/>
+                <w:sz w:val="18"/>
+              </w:rPr>
+              <w:t>절차) ① 주무부서장은 등록</w:t>
+            </w:r>
+            <w:r>
+              <w:rPr>
+                <w:rFonts w:ascii="맑은 고딕" w:hAnsi="맑은 고딕" w:eastAsia="맑은 고딕"/>
+                <w:b w:val="0"/>
+                <w:color w:val="333333"/>
+                <w:sz w:val="18"/>
+                <w:highlight w:val="yellow"/>
+              </w:rPr>
+              <w:t>을</w:t>
+            </w:r>
+            <w:r>
+              <w:rPr>
+                <w:rFonts w:ascii="맑은 고딕" w:hAnsi="맑은 고딕" w:eastAsia="맑은 고딕"/>
+                <w:b w:val="0"/>
+                <w:color w:val="333333"/>
+                <w:sz w:val="18"/>
+              </w:rPr>
+              <w:t xml:space="preserve"> </w:t>
+            </w:r>
+            <w:r>
+              <w:rPr>
+                <w:rFonts w:ascii="맑은 고딕" w:hAnsi="맑은 고딕" w:eastAsia="맑은 고딕"/>
+                <w:b w:val="0"/>
+                <w:color w:val="333333"/>
+                <w:sz w:val="18"/>
+                <w:highlight w:val="yellow"/>
+              </w:rPr>
+              <w:t>마친</w:t>
+            </w:r>
+            <w:r>
+              <w:rPr>
+                <w:rFonts w:ascii="맑은 고딕" w:hAnsi="맑은 고딕" w:eastAsia="맑은 고딕"/>
+                <w:b w:val="0"/>
+                <w:color w:val="333333"/>
+                <w:sz w:val="18"/>
+              </w:rPr>
+              <w:t xml:space="preserve"> </w:t>
+            </w:r>
+            <w:r>
+              <w:rPr>
+                <w:rFonts w:ascii="맑은 고딕" w:hAnsi="맑은 고딕" w:eastAsia="맑은 고딕"/>
+                <w:b w:val="0"/>
+                <w:color w:val="333333"/>
+                <w:sz w:val="18"/>
+                <w:highlight w:val="yellow"/>
+              </w:rPr>
+              <w:t>사</w:t>
+            </w:r>
+            <w:r>
+              <w:rPr>
+                <w:rFonts w:ascii="맑은 고딕" w:hAnsi="맑은 고딕" w:eastAsia="맑은 고딕"/>
+                <w:b w:val="0"/>
+                <w:color w:val="333333"/>
+                <w:sz w:val="18"/>
+              </w:rPr>
+              <w:t>규</w:t>
+            </w:r>
+            <w:r>
+              <w:rPr>
+                <w:rFonts w:ascii="맑은 고딕" w:hAnsi="맑은 고딕" w:eastAsia="맑은 고딕"/>
+                <w:b w:val="0"/>
+                <w:color w:val="333333"/>
+                <w:sz w:val="18"/>
+                <w:highlight w:val="yellow"/>
+              </w:rPr>
+              <w:t>를,</w:t>
+            </w:r>
+            <w:r>
+              <w:rPr>
+                <w:rFonts w:ascii="맑은 고딕" w:hAnsi="맑은 고딕" w:eastAsia="맑은 고딕"/>
+                <w:b w:val="0"/>
+                <w:color w:val="333333"/>
+                <w:sz w:val="18"/>
+              </w:rPr>
+              <w:t xml:space="preserve"> 규정은 대표이사 명의로, 지침은 전결권자 명의로</w:t>
+            </w:r>
+            <w:r>
+              <w:rPr>
+                <w:rFonts w:ascii="맑은 고딕" w:hAnsi="맑은 고딕" w:eastAsia="맑은 고딕"/>
+                <w:b w:val="0"/>
+                <w:color w:val="333333"/>
+                <w:sz w:val="18"/>
+              </w:rPr>
+              <w:t xml:space="preserve"> </w:t>
+            </w:r>
+            <w:r>
+              <w:rPr>
+                <w:rFonts w:ascii="맑은 고딕" w:hAnsi="맑은 고딕" w:eastAsia="맑은 고딕"/>
+                <w:b w:val="0"/>
+                <w:color w:val="333333"/>
+                <w:sz w:val="18"/>
+                <w:highlight w:val="yellow"/>
+              </w:rPr>
+              <w:t>공포</w:t>
+            </w:r>
+            <w:r>
+              <w:rPr>
+                <w:rFonts w:ascii="맑은 고딕" w:hAnsi="맑은 고딕" w:eastAsia="맑은 고딕"/>
+                <w:b w:val="0"/>
+                <w:color w:val="333333"/>
+                <w:sz w:val="18"/>
+              </w:rPr>
+              <w:t xml:space="preserve">한다. ② </w:t>
+            </w:r>
+            <w:r>
+              <w:rPr>
+                <w:rFonts w:ascii="맑은 고딕" w:hAnsi="맑은 고딕" w:eastAsia="맑은 고딕"/>
+                <w:b w:val="0"/>
+                <w:color w:val="333333"/>
+                <w:sz w:val="18"/>
+                <w:highlight w:val="yellow"/>
+              </w:rPr>
+              <w:t>사</w:t>
+            </w:r>
+            <w:r>
+              <w:rPr>
+                <w:rFonts w:ascii="맑은 고딕" w:hAnsi="맑은 고딕" w:eastAsia="맑은 고딕"/>
+                <w:b w:val="0"/>
+                <w:color w:val="333333"/>
+                <w:sz w:val="18"/>
+              </w:rPr>
+              <w:t>규</w:t>
+            </w:r>
+            <w:r>
+              <w:rPr>
+                <w:rFonts w:ascii="맑은 고딕" w:hAnsi="맑은 고딕" w:eastAsia="맑은 고딕"/>
+                <w:b w:val="0"/>
+                <w:color w:val="333333"/>
+                <w:sz w:val="18"/>
+                <w:highlight w:val="yellow"/>
+              </w:rPr>
+              <w:t>를</w:t>
+            </w:r>
+            <w:r>
+              <w:rPr>
+                <w:rFonts w:ascii="맑은 고딕" w:hAnsi="맑은 고딕" w:eastAsia="맑은 고딕"/>
+                <w:b w:val="0"/>
+                <w:color w:val="333333"/>
+                <w:sz w:val="18"/>
+              </w:rPr>
+              <w:t xml:space="preserve"> </w:t>
+            </w:r>
+            <w:r>
+              <w:rPr>
+                <w:rFonts w:ascii="맑은 고딕" w:hAnsi="맑은 고딕" w:eastAsia="맑은 고딕"/>
+                <w:b w:val="0"/>
+                <w:color w:val="333333"/>
+                <w:sz w:val="18"/>
+                <w:highlight w:val="yellow"/>
+              </w:rPr>
+              <w:t>공포</w:t>
+            </w:r>
+            <w:r>
+              <w:rPr>
+                <w:rFonts w:ascii="맑은 고딕" w:hAnsi="맑은 고딕" w:eastAsia="맑은 고딕"/>
+                <w:b w:val="0"/>
+                <w:color w:val="333333"/>
+                <w:sz w:val="18"/>
+              </w:rPr>
+              <w:t>하는 경우에는 제정·개</w:t>
+            </w:r>
+            <w:r>
+              <w:rPr>
+                <w:rFonts w:ascii="맑은 고딕" w:hAnsi="맑은 고딕" w:eastAsia="맑은 고딕"/>
+                <w:b w:val="0"/>
+                <w:color w:val="333333"/>
+                <w:sz w:val="18"/>
+                <w:highlight w:val="yellow"/>
+              </w:rPr>
+              <w:t>정·</w:t>
+            </w:r>
+            <w:r>
+              <w:rPr>
+                <w:rFonts w:ascii="맑은 고딕" w:hAnsi="맑은 고딕" w:eastAsia="맑은 고딕"/>
+                <w:b w:val="0"/>
+                <w:color w:val="333333"/>
+                <w:sz w:val="18"/>
+              </w:rPr>
+              <w:t>폐</w:t>
+            </w:r>
+            <w:r>
+              <w:rPr>
+                <w:rFonts w:ascii="맑은 고딕" w:hAnsi="맑은 고딕" w:eastAsia="맑은 고딕"/>
+                <w:b w:val="0"/>
+                <w:color w:val="333333"/>
+                <w:sz w:val="18"/>
+                <w:highlight w:val="yellow"/>
+              </w:rPr>
+              <w:t>지</w:t>
+            </w:r>
+            <w:r>
+              <w:rPr>
+                <w:rFonts w:ascii="맑은 고딕" w:hAnsi="맑은 고딕" w:eastAsia="맑은 고딕"/>
+                <w:b w:val="0"/>
+                <w:color w:val="333333"/>
+                <w:sz w:val="18"/>
+              </w:rPr>
+              <w:t>의 사유를 간략히 명시하여야 하며</w:t>
+            </w:r>
+            <w:r>
+              <w:rPr>
+                <w:rFonts w:ascii="맑은 고딕" w:hAnsi="맑은 고딕" w:eastAsia="맑은 고딕"/>
+                <w:b w:val="0"/>
+                <w:color w:val="333333"/>
+                <w:sz w:val="18"/>
+                <w:highlight w:val="yellow"/>
+              </w:rPr>
+              <w:t>,</w:t>
+            </w:r>
+            <w:r>
+              <w:rPr>
+                <w:rFonts w:ascii="맑은 고딕" w:hAnsi="맑은 고딕" w:eastAsia="맑은 고딕"/>
+                <w:b w:val="0"/>
+                <w:color w:val="333333"/>
+                <w:sz w:val="18"/>
+              </w:rPr>
+              <w:t xml:space="preserve"> 필요에 따라 다음 사항을 따로 통지할 수 있다. 1. 규정의 해설 2. 규정의 시행에 필요한 조치와 </w:t>
+            </w:r>
+            <w:r>
+              <w:rPr>
+                <w:rFonts w:ascii="맑은 고딕" w:hAnsi="맑은 고딕" w:eastAsia="맑은 고딕"/>
+                <w:b w:val="0"/>
+                <w:color w:val="333333"/>
+                <w:sz w:val="18"/>
+                <w:highlight w:val="yellow"/>
+              </w:rPr>
+              <w:t>그 밖의</w:t>
+            </w:r>
+            <w:r>
+              <w:rPr>
+                <w:rFonts w:ascii="맑은 고딕" w:hAnsi="맑은 고딕" w:eastAsia="맑은 고딕"/>
+                <w:b w:val="0"/>
+                <w:color w:val="333333"/>
+                <w:sz w:val="18"/>
+              </w:rPr>
+              <w:t xml:space="preserve"> 준비사항</w:t>
             </w:r>
           </w:p>
         </w:tc>
@@ -637,7 +1557,45 @@
                 <w:color w:val="333333"/>
                 <w:sz w:val="18"/>
               </w:rPr>
-              <w:t>제10조(효력발생일) 규정의 효력은 원칙적으로 시행일로부터 발생한다. 다만, 별도로 시행일을 정 하지 않은 경우에는 문서 공포일로부터 그 효력이 발생한다.</w:t>
+              <w:t xml:space="preserve">제10조(효력발생일) 규정의 효력은 원칙적으로 시행일로부터 발생한다. 다만, 별도로 시행일을 정 하지 </w:t>
+            </w:r>
+            <w:r>
+              <w:rPr>
+                <w:rFonts w:ascii="맑은 고딕" w:hAnsi="맑은 고딕" w:eastAsia="맑은 고딕"/>
+                <w:b w:val="0"/>
+                <w:color w:val="333333"/>
+                <w:sz w:val="18"/>
+                <w:highlight w:val="yellow"/>
+              </w:rPr>
+              <w:t>않은</w:t>
+            </w:r>
+            <w:r>
+              <w:rPr>
+                <w:rFonts w:ascii="맑은 고딕" w:hAnsi="맑은 고딕" w:eastAsia="맑은 고딕"/>
+                <w:b w:val="0"/>
+                <w:color w:val="333333"/>
+                <w:sz w:val="18"/>
+              </w:rPr>
+              <w:t xml:space="preserve"> 경우에는 문서 </w:t>
+            </w:r>
+            <w:r>
+              <w:rPr>
+                <w:rFonts w:ascii="맑은 고딕" w:hAnsi="맑은 고딕" w:eastAsia="맑은 고딕"/>
+                <w:b w:val="0"/>
+                <w:color w:val="333333"/>
+                <w:sz w:val="18"/>
+                <w:highlight w:val="yellow"/>
+              </w:rPr>
+              <w:t>공포</w:t>
+            </w:r>
+            <w:r>
+              <w:rPr>
+                <w:rFonts w:ascii="맑은 고딕" w:hAnsi="맑은 고딕" w:eastAsia="맑은 고딕"/>
+                <w:b w:val="0"/>
+                <w:color w:val="333333"/>
+                <w:sz w:val="18"/>
+              </w:rPr>
+              <w:t>일로부터 그 효력이 발생한다.</w:t>
             </w:r>
           </w:p>
         </w:tc>
@@ -699,7 +1657,45 @@
                 <w:color w:val="333333"/>
                 <w:sz w:val="18"/>
               </w:rPr>
-              <w:t>〈삭제〉</w:t>
+              <w:t xml:space="preserve">제10조의2(효력순위) ① 외규는 규정에 우선하여 효력을 가진다. ② 규정은 정관, 이사회규정, 이사회 부의대상 규정, 대표이사 전결규정, </w:t>
+            </w:r>
+            <w:r>
+              <w:rPr>
+                <w:rFonts w:ascii="맑은 고딕" w:hAnsi="맑은 고딕" w:eastAsia="맑은 고딕"/>
+                <w:b w:val="0"/>
+                <w:color w:val="333333"/>
+                <w:sz w:val="18"/>
+                <w:highlight w:val="yellow"/>
+              </w:rPr>
+              <w:t>그 밖의</w:t>
+            </w:r>
+            <w:r>
+              <w:rPr>
+                <w:rFonts w:ascii="맑은 고딕" w:hAnsi="맑은 고딕" w:eastAsia="맑은 고딕"/>
+                <w:b w:val="0"/>
+                <w:color w:val="333333"/>
+                <w:sz w:val="18"/>
+              </w:rPr>
+              <w:t xml:space="preserve"> 일반규정의 순위로 하위 규정을 구속하고, 상위규정에 저촉되는 하위규정의 조항은 효력을 상실한다. ③ 동일 순위의 규정 사이에서는 새로 제정되거나 개정된 규정에 저촉되는 내용은 특별한 정함이 없는 한 새로운 규정의 시행과 동시에 그 효력을 상실한다. ④ 지침은 규정에 저촉되지 </w:t>
+            </w:r>
+            <w:r>
+              <w:rPr>
+                <w:rFonts w:ascii="맑은 고딕" w:hAnsi="맑은 고딕" w:eastAsia="맑은 고딕"/>
+                <w:b w:val="0"/>
+                <w:color w:val="333333"/>
+                <w:sz w:val="18"/>
+                <w:highlight w:val="yellow"/>
+              </w:rPr>
+              <w:t>않</w:t>
+            </w:r>
+            <w:r>
+              <w:rPr>
+                <w:rFonts w:ascii="맑은 고딕" w:hAnsi="맑은 고딕" w:eastAsia="맑은 고딕"/>
+                <w:b w:val="0"/>
+                <w:color w:val="333333"/>
+                <w:sz w:val="18"/>
+              </w:rPr>
+              <w:t>는 범위 내에서 규정과 동일한 효력을 가진다. (2024. 09. 01. 본조 신설)</w:t>
             </w:r>
           </w:p>
         </w:tc>
@@ -719,7 +1715,7 @@
                 <w:color w:val="333333"/>
                 <w:sz w:val="16"/>
               </w:rPr>
-              <w:t>[경량화·정합성] 제5조와 중복 → 삭제(제5조로 통합)</w:t>
+              <w:t>[표현] 법제처 권고 표현 정비</w:t>
             </w:r>
           </w:p>
         </w:tc>
@@ -761,7 +1757,45 @@
                 <w:color w:val="333333"/>
                 <w:sz w:val="18"/>
               </w:rPr>
-              <w:t>제11조(원안의 보관) 규정의 제정·개정·폐지의 원안은 기안부서장이 보관한다.</w:t>
+              <w:t>제11조(원안의 보관) 규정의 제정·개</w:t>
+            </w:r>
+            <w:r>
+              <w:rPr>
+                <w:rFonts w:ascii="맑은 고딕" w:hAnsi="맑은 고딕" w:eastAsia="맑은 고딕"/>
+                <w:b w:val="0"/>
+                <w:color w:val="333333"/>
+                <w:sz w:val="18"/>
+                <w:highlight w:val="yellow"/>
+              </w:rPr>
+              <w:t>정·</w:t>
+            </w:r>
+            <w:r>
+              <w:rPr>
+                <w:rFonts w:ascii="맑은 고딕" w:hAnsi="맑은 고딕" w:eastAsia="맑은 고딕"/>
+                <w:b w:val="0"/>
+                <w:color w:val="333333"/>
+                <w:sz w:val="18"/>
+              </w:rPr>
+              <w:t>폐</w:t>
+            </w:r>
+            <w:r>
+              <w:rPr>
+                <w:rFonts w:ascii="맑은 고딕" w:hAnsi="맑은 고딕" w:eastAsia="맑은 고딕"/>
+                <w:b w:val="0"/>
+                <w:color w:val="333333"/>
+                <w:sz w:val="18"/>
+                <w:highlight w:val="yellow"/>
+              </w:rPr>
+              <w:t>지</w:t>
+            </w:r>
+            <w:r>
+              <w:rPr>
+                <w:rFonts w:ascii="맑은 고딕" w:hAnsi="맑은 고딕" w:eastAsia="맑은 고딕"/>
+                <w:b w:val="0"/>
+                <w:color w:val="333333"/>
+                <w:sz w:val="18"/>
+              </w:rPr>
+              <w:t>의 원안은 기안부서장이 보관한다.</w:t>
             </w:r>
           </w:p>
         </w:tc>
@@ -823,7 +1857,64 @@
                 <w:color w:val="333333"/>
                 <w:sz w:val="18"/>
               </w:rPr>
-              <w:t>제12조(규정의 주지) 규정이 공포된 때에는 각 부실점장은 규정의 제정·개정·폐지의 내용을 소속 직원 에게 철저히 주지시켜야 한다.</w:t>
+              <w:t xml:space="preserve">제12조(규정의 주지) 규정이 </w:t>
+            </w:r>
+            <w:r>
+              <w:rPr>
+                <w:rFonts w:ascii="맑은 고딕" w:hAnsi="맑은 고딕" w:eastAsia="맑은 고딕"/>
+                <w:b w:val="0"/>
+                <w:color w:val="333333"/>
+                <w:sz w:val="18"/>
+                <w:highlight w:val="yellow"/>
+              </w:rPr>
+              <w:t>공포</w:t>
+            </w:r>
+            <w:r>
+              <w:rPr>
+                <w:rFonts w:ascii="맑은 고딕" w:hAnsi="맑은 고딕" w:eastAsia="맑은 고딕"/>
+                <w:b w:val="0"/>
+                <w:color w:val="333333"/>
+                <w:sz w:val="18"/>
+              </w:rPr>
+              <w:t>된 때에는 각 부실점장은 규정의 제정·개</w:t>
+            </w:r>
+            <w:r>
+              <w:rPr>
+                <w:rFonts w:ascii="맑은 고딕" w:hAnsi="맑은 고딕" w:eastAsia="맑은 고딕"/>
+                <w:b w:val="0"/>
+                <w:color w:val="333333"/>
+                <w:sz w:val="18"/>
+                <w:highlight w:val="yellow"/>
+              </w:rPr>
+              <w:t>정·</w:t>
+            </w:r>
+            <w:r>
+              <w:rPr>
+                <w:rFonts w:ascii="맑은 고딕" w:hAnsi="맑은 고딕" w:eastAsia="맑은 고딕"/>
+                <w:b w:val="0"/>
+                <w:color w:val="333333"/>
+                <w:sz w:val="18"/>
+              </w:rPr>
+              <w:t>폐</w:t>
+            </w:r>
+            <w:r>
+              <w:rPr>
+                <w:rFonts w:ascii="맑은 고딕" w:hAnsi="맑은 고딕" w:eastAsia="맑은 고딕"/>
+                <w:b w:val="0"/>
+                <w:color w:val="333333"/>
+                <w:sz w:val="18"/>
+                <w:highlight w:val="yellow"/>
+              </w:rPr>
+              <w:t>지</w:t>
+            </w:r>
+            <w:r>
+              <w:rPr>
+                <w:rFonts w:ascii="맑은 고딕" w:hAnsi="맑은 고딕" w:eastAsia="맑은 고딕"/>
+                <w:b w:val="0"/>
+                <w:color w:val="333333"/>
+                <w:sz w:val="18"/>
+              </w:rPr>
+              <w:t>의 내용을 소속 직원 에게 철저히 주지시켜야 한다.</w:t>
             </w:r>
           </w:p>
         </w:tc>
@@ -885,7 +1976,26 @@
                 <w:color w:val="333333"/>
                 <w:sz w:val="18"/>
               </w:rPr>
-              <w:t>제13조(해석) 규정의 해석은 소관부서장이 한다. 다만, 소관부서의 해석에 이의가 있거나 다른 부 서와 관계 있는 규정에 관하여 부서간 해석이 서로 다른 경우에는 주무부서장의 해석에 따른다.</w:t>
+              <w:t xml:space="preserve">제13조(해석) 규정의 해석은 소관부서장이 한다. 다만, 소관부서의 해석에 이의가 있거나 다른 부 서와 관계 있는 규정에 관하여 부서간 해석이 서로 다른 경우에는 주무부서장의 해석에 </w:t>
+            </w:r>
+            <w:r>
+              <w:rPr>
+                <w:rFonts w:ascii="맑은 고딕" w:hAnsi="맑은 고딕" w:eastAsia="맑은 고딕"/>
+                <w:b w:val="0"/>
+                <w:color w:val="333333"/>
+                <w:sz w:val="18"/>
+                <w:highlight w:val="yellow"/>
+              </w:rPr>
+              <w:t>따른</w:t>
+            </w:r>
+            <w:r>
+              <w:rPr>
+                <w:rFonts w:ascii="맑은 고딕" w:hAnsi="맑은 고딕" w:eastAsia="맑은 고딕"/>
+                <w:b w:val="0"/>
+                <w:color w:val="333333"/>
+                <w:sz w:val="18"/>
+              </w:rPr>
+              <w:t>다.</w:t>
             </w:r>
           </w:p>
         </w:tc>
@@ -947,7 +2057,45 @@
                 <w:color w:val="333333"/>
                 <w:sz w:val="18"/>
               </w:rPr>
-              <w:t>제14조(규정운용에 대한 의견) ① 각 부실점장 또는 소관부서장은 다음의 경우에는 주무부서장에 게 문서로써 의견을 제출할 수 있다. 1. 규정의 내용에 의문점이 있고 개정의 필요가 있는 경우 2. 규정의 제정이 필요하다고 인정된 경우 ② 주무부서장은 규정전체의 체계유지 및 규정의 효율적 관리를 위하여 소관부서장에게 규정의 제정 또는 개정·폐지등 정비를 요구할 수 있다.</w:t>
+              <w:t>제14조(규정운용에 대한 의견) ① 각 부실점장 또는 소관부서장은 다음의 경우에는 주무부서장에 게 문서로써 의견을 제출할 수 있다. 1. 규정의 내용에 의문점이 있고 개정의 필요가 있는 경우 2. 규정의 제정이 필요하다고 인정된 경우 ② 주무부서장은 규정전체의 체계유지 및 규정의 효율적 관리를 위하여 소관부서장에게 규정의 제정 또는 개</w:t>
+            </w:r>
+            <w:r>
+              <w:rPr>
+                <w:rFonts w:ascii="맑은 고딕" w:hAnsi="맑은 고딕" w:eastAsia="맑은 고딕"/>
+                <w:b w:val="0"/>
+                <w:color w:val="333333"/>
+                <w:sz w:val="18"/>
+                <w:highlight w:val="yellow"/>
+              </w:rPr>
+              <w:t>정·</w:t>
+            </w:r>
+            <w:r>
+              <w:rPr>
+                <w:rFonts w:ascii="맑은 고딕" w:hAnsi="맑은 고딕" w:eastAsia="맑은 고딕"/>
+                <w:b w:val="0"/>
+                <w:color w:val="333333"/>
+                <w:sz w:val="18"/>
+              </w:rPr>
+              <w:t>폐</w:t>
+            </w:r>
+            <w:r>
+              <w:rPr>
+                <w:rFonts w:ascii="맑은 고딕" w:hAnsi="맑은 고딕" w:eastAsia="맑은 고딕"/>
+                <w:b w:val="0"/>
+                <w:color w:val="333333"/>
+                <w:sz w:val="18"/>
+                <w:highlight w:val="yellow"/>
+              </w:rPr>
+              <w:t>지</w:t>
+            </w:r>
+            <w:r>
+              <w:rPr>
+                <w:rFonts w:ascii="맑은 고딕" w:hAnsi="맑은 고딕" w:eastAsia="맑은 고딕"/>
+                <w:b w:val="0"/>
+                <w:color w:val="333333"/>
+                <w:sz w:val="18"/>
+              </w:rPr>
+              <w:t>등 정비를 요구할 수 있다.</w:t>
             </w:r>
           </w:p>
         </w:tc>
@@ -1005,11 +2153,11 @@
             <w:r>
               <w:rPr>
                 <w:rFonts w:ascii="맑은 고딕" w:hAnsi="맑은 고딕" w:eastAsia="맑은 고딕"/>
-                <w:b w:val="0"/>
-                <w:color w:val="333333"/>
-                <w:sz w:val="18"/>
-              </w:rPr>
-              <w:t>제15조(등재 및 열람) ① 주무부서장은 규정을 「사규관리시스템」에 등재하여 관리하며, 임직원은 사규관리시스템을 통하여 열람한다. ② 현행 규정의 세부사항은 『별표 제1호』의 사규목차에 따른다.</w:t>
+                <w:b/>
+                <w:color w:val="C00000"/>
+                <w:sz w:val="18"/>
+              </w:rPr>
+              <w:t>〈삭제〉</w:t>
             </w:r>
           </w:p>
         </w:tc>
@@ -1029,7 +2177,7 @@
                 <w:color w:val="333333"/>
                 <w:sz w:val="16"/>
               </w:rPr>
-              <w:t>[시스템·경량화] 전산시스템 등→사규관리시스템, 종이 ‘규정집 간행’ 완화, 조명 현행화</w:t>
+              <w:t>[경량화·시스템] ‘규정집 간행’ 불필요(사규관리시스템 검색·조회로 대체). 열람·정본은 신설 조항으로 흡수. ※별표 제1호 사규목차 참조 정리 [확인]</w:t>
             </w:r>
           </w:p>
         </w:tc>
@@ -1071,7 +2219,45 @@
                 <w:color w:val="333333"/>
                 <w:sz w:val="18"/>
               </w:rPr>
-              <w:t>제15조의2(규정의 취급) 규정 파일이나 규정의 전부 또는 일부 내용을 제3자에게 제공하거나 외부에 공개해서는 안 된다. 다만, 법령상 공시대상이거나 주무부서장이 필요하다고 인정하는 경우에는 그러하지 아니하다. (2024. 09. 01. 본조 신설) 제2장 규정</w:t>
+              <w:t>제15조의2(규정의 취급) 규정 파일이나 규정의 전부 또는 일부 내용을 제3자에게 제공하거나 외부에 공개</w:t>
+            </w:r>
+            <w:r>
+              <w:rPr>
+                <w:rFonts w:ascii="맑은 고딕" w:hAnsi="맑은 고딕" w:eastAsia="맑은 고딕"/>
+                <w:b w:val="0"/>
+                <w:color w:val="333333"/>
+                <w:sz w:val="18"/>
+                <w:highlight w:val="yellow"/>
+              </w:rPr>
+              <w:t>해</w:t>
+            </w:r>
+            <w:r>
+              <w:rPr>
+                <w:rFonts w:ascii="맑은 고딕" w:hAnsi="맑은 고딕" w:eastAsia="맑은 고딕"/>
+                <w:b w:val="0"/>
+                <w:color w:val="333333"/>
+                <w:sz w:val="18"/>
+              </w:rPr>
+              <w:t xml:space="preserve">서는 </w:t>
+            </w:r>
+            <w:r>
+              <w:rPr>
+                <w:rFonts w:ascii="맑은 고딕" w:hAnsi="맑은 고딕" w:eastAsia="맑은 고딕"/>
+                <w:b w:val="0"/>
+                <w:color w:val="333333"/>
+                <w:sz w:val="18"/>
+                <w:highlight w:val="yellow"/>
+              </w:rPr>
+              <w:t xml:space="preserve">안 </w:t>
+            </w:r>
+            <w:r>
+              <w:rPr>
+                <w:rFonts w:ascii="맑은 고딕" w:hAnsi="맑은 고딕" w:eastAsia="맑은 고딕"/>
+                <w:b w:val="0"/>
+                <w:color w:val="333333"/>
+                <w:sz w:val="18"/>
+              </w:rPr>
+              <w:t>된다. 다만, 법령상 공시대상이거나 주무부서장이 필요하다고 인정하는 경우에는 그러하지 아니하다. (2024. 09. 01. 본조 신설) 제2장 규정</w:t>
             </w:r>
           </w:p>
         </w:tc>
@@ -1133,7 +2319,45 @@
                 <w:color w:val="333333"/>
                 <w:sz w:val="18"/>
               </w:rPr>
-              <w:t>제16조(규정의 구분) ① 규정은 다음의 구분에 따라 제정하여야 한다. 1.「규정」은 회사의 경영·조직·관리 및 영업 등에 관한 기본적인 사항을 정하되, 그 형식은 규정명, 본칙, 부칙으로 구분하여 「별지서식」의 규정 작성형식과 같이 한다. (2024. 10. 24. 본호 개정) 2.「지침」은 규정의 시행에 관한 구체적인 사항, 규정을 보충하는 사항, 그 밖의 업무수행에 필요한 업무처리기준 및 절차에 관한 중요한 사항을 정한다. ② 법령 등의 외규를 시행하기 위하여 필요한 경우에는 그 내용에 따라 규정, 지침으로 정할 수 있다.</w:t>
+              <w:t xml:space="preserve">제16조(규정의 구분) ① 규정은 다음의 구분에 </w:t>
+            </w:r>
+            <w:r>
+              <w:rPr>
+                <w:rFonts w:ascii="맑은 고딕" w:hAnsi="맑은 고딕" w:eastAsia="맑은 고딕"/>
+                <w:b w:val="0"/>
+                <w:color w:val="333333"/>
+                <w:sz w:val="18"/>
+                <w:highlight w:val="yellow"/>
+              </w:rPr>
+              <w:t>따라</w:t>
+            </w:r>
+            <w:r>
+              <w:rPr>
+                <w:rFonts w:ascii="맑은 고딕" w:hAnsi="맑은 고딕" w:eastAsia="맑은 고딕"/>
+                <w:b w:val="0"/>
+                <w:color w:val="333333"/>
+                <w:sz w:val="18"/>
+              </w:rPr>
+              <w:t xml:space="preserve"> 제정하여야 한다. 1.「규정」은 회사의 경영·조직·관리 및 영업 등에 관한 기본적인 사항을 정하되, 그 형식은 규정명, 본칙, 부칙으로 구분하여 「별지서식」의 규정 작성형식과 같이 한다. (2024. 10. 24. 본호 개정) 2.「지침」은 규정의 시행에 관한 구체적인 사항, 규정을 보충하는 사항, </w:t>
+            </w:r>
+            <w:r>
+              <w:rPr>
+                <w:rFonts w:ascii="맑은 고딕" w:hAnsi="맑은 고딕" w:eastAsia="맑은 고딕"/>
+                <w:b w:val="0"/>
+                <w:color w:val="333333"/>
+                <w:sz w:val="18"/>
+                <w:highlight w:val="yellow"/>
+              </w:rPr>
+              <w:t>그 밖의</w:t>
+            </w:r>
+            <w:r>
+              <w:rPr>
+                <w:rFonts w:ascii="맑은 고딕" w:hAnsi="맑은 고딕" w:eastAsia="맑은 고딕"/>
+                <w:b w:val="0"/>
+                <w:color w:val="333333"/>
+                <w:sz w:val="18"/>
+              </w:rPr>
+              <w:t xml:space="preserve"> 업무수행에 필요한 업무처리기준 및 절차에 관한 중요한 사항을 정한다. ② 법령 등의 외규를 시행하기 위하여 필요한 경우에는 그 내용에 따라 규정, 지침으로 정할 수 있다.</w:t>
             </w:r>
           </w:p>
         </w:tc>
@@ -1195,7 +2419,64 @@
                 <w:color w:val="333333"/>
                 <w:sz w:val="18"/>
               </w:rPr>
-              <w:t>제17조(규정명) ① 규정에는 그 내용을 간명하게 표현하는 명칭을 붙인다. ② 규정화되어 등록되지 않은 사항은 규정, 세칙의 명칭을 사용해서는 안 된다.</w:t>
+              <w:t xml:space="preserve">제17조(규정명) ① 규정에는 그 내용을 간명하게 표현하는 명칭을 붙인다. ② 규정화되어 등록되지 </w:t>
+            </w:r>
+            <w:r>
+              <w:rPr>
+                <w:rFonts w:ascii="맑은 고딕" w:hAnsi="맑은 고딕" w:eastAsia="맑은 고딕"/>
+                <w:b w:val="0"/>
+                <w:color w:val="333333"/>
+                <w:sz w:val="18"/>
+                <w:highlight w:val="yellow"/>
+              </w:rPr>
+              <w:t>않은</w:t>
+            </w:r>
+            <w:r>
+              <w:rPr>
+                <w:rFonts w:ascii="맑은 고딕" w:hAnsi="맑은 고딕" w:eastAsia="맑은 고딕"/>
+                <w:b w:val="0"/>
+                <w:color w:val="333333"/>
+                <w:sz w:val="18"/>
+              </w:rPr>
+              <w:t xml:space="preserve"> 사항은 규정, 세칙의 명칭을 사용</w:t>
+            </w:r>
+            <w:r>
+              <w:rPr>
+                <w:rFonts w:ascii="맑은 고딕" w:hAnsi="맑은 고딕" w:eastAsia="맑은 고딕"/>
+                <w:b w:val="0"/>
+                <w:color w:val="333333"/>
+                <w:sz w:val="18"/>
+                <w:highlight w:val="yellow"/>
+              </w:rPr>
+              <w:t>해</w:t>
+            </w:r>
+            <w:r>
+              <w:rPr>
+                <w:rFonts w:ascii="맑은 고딕" w:hAnsi="맑은 고딕" w:eastAsia="맑은 고딕"/>
+                <w:b w:val="0"/>
+                <w:color w:val="333333"/>
+                <w:sz w:val="18"/>
+              </w:rPr>
+              <w:t xml:space="preserve">서는 </w:t>
+            </w:r>
+            <w:r>
+              <w:rPr>
+                <w:rFonts w:ascii="맑은 고딕" w:hAnsi="맑은 고딕" w:eastAsia="맑은 고딕"/>
+                <w:b w:val="0"/>
+                <w:color w:val="333333"/>
+                <w:sz w:val="18"/>
+                <w:highlight w:val="yellow"/>
+              </w:rPr>
+              <w:t xml:space="preserve">안 </w:t>
+            </w:r>
+            <w:r>
+              <w:rPr>
+                <w:rFonts w:ascii="맑은 고딕" w:hAnsi="맑은 고딕" w:eastAsia="맑은 고딕"/>
+                <w:b w:val="0"/>
+                <w:color w:val="333333"/>
+                <w:sz w:val="18"/>
+              </w:rPr>
+              <w:t>된다.</w:t>
             </w:r>
           </w:p>
         </w:tc>
@@ -1257,7 +2538,128 @@
                 <w:color w:val="333333"/>
                 <w:sz w:val="18"/>
               </w:rPr>
-              <w:t>제18조(본칙의 구성) ① 본칙은 「조」로 구성한다. ② 여러 조문으로 된 규정은 보통 「장」으로 나누며, 소분류가 더 필요할 때에는 절·관의 순으로 사용하고, 특히 조문이 많을 때에는 장의 분류 위에 「편」을 둔다. ③ 편·장·절·관에는 각각 일련번호와 제목을 붙인다. 다만, 장·절·관의 일련번호는 이들이 속하는 편·장·절이 바뀔 때마다 1부터 시작한다.</w:t>
+              <w:t>제18조(본칙의 구성) ① 본칙은</w:t>
+            </w:r>
+            <w:r>
+              <w:rPr>
+                <w:rFonts w:ascii="맑은 고딕" w:hAnsi="맑은 고딕" w:eastAsia="맑은 고딕"/>
+                <w:b w:val="0"/>
+                <w:color w:val="333333"/>
+                <w:sz w:val="18"/>
+                <w:highlight w:val="yellow"/>
+              </w:rPr>
+              <w:t xml:space="preserve"> </w:t>
+            </w:r>
+            <w:r>
+              <w:rPr>
+                <w:rFonts w:ascii="맑은 고딕" w:hAnsi="맑은 고딕" w:eastAsia="맑은 고딕"/>
+                <w:b w:val="0"/>
+                <w:color w:val="333333"/>
+                <w:sz w:val="18"/>
+              </w:rPr>
+              <w:t>「조」로 구성한다. ② 여러 조문으로 된 규정은 보통</w:t>
+            </w:r>
+            <w:r>
+              <w:rPr>
+                <w:rFonts w:ascii="맑은 고딕" w:hAnsi="맑은 고딕" w:eastAsia="맑은 고딕"/>
+                <w:b w:val="0"/>
+                <w:color w:val="333333"/>
+                <w:sz w:val="18"/>
+                <w:highlight w:val="yellow"/>
+              </w:rPr>
+              <w:t xml:space="preserve"> </w:t>
+            </w:r>
+            <w:r>
+              <w:rPr>
+                <w:rFonts w:ascii="맑은 고딕" w:hAnsi="맑은 고딕" w:eastAsia="맑은 고딕"/>
+                <w:b w:val="0"/>
+                <w:color w:val="333333"/>
+                <w:sz w:val="18"/>
+              </w:rPr>
+              <w:t>「장」으로 나누며, 소분류</w:t>
+            </w:r>
+            <w:r>
+              <w:rPr>
+                <w:rFonts w:ascii="맑은 고딕" w:hAnsi="맑은 고딕" w:eastAsia="맑은 고딕"/>
+                <w:b w:val="0"/>
+                <w:color w:val="333333"/>
+                <w:sz w:val="18"/>
+                <w:highlight w:val="yellow"/>
+              </w:rPr>
+              <w:t>가</w:t>
+            </w:r>
+            <w:r>
+              <w:rPr>
+                <w:rFonts w:ascii="맑은 고딕" w:hAnsi="맑은 고딕" w:eastAsia="맑은 고딕"/>
+                <w:b w:val="0"/>
+                <w:color w:val="333333"/>
+                <w:sz w:val="18"/>
+              </w:rPr>
+              <w:t xml:space="preserve"> 더 필요</w:t>
+            </w:r>
+            <w:r>
+              <w:rPr>
+                <w:rFonts w:ascii="맑은 고딕" w:hAnsi="맑은 고딕" w:eastAsia="맑은 고딕"/>
+                <w:b w:val="0"/>
+                <w:color w:val="333333"/>
+                <w:sz w:val="18"/>
+              </w:rPr>
+              <w:t>할 때에는 절·관</w:t>
+            </w:r>
+            <w:r>
+              <w:rPr>
+                <w:rFonts w:ascii="맑은 고딕" w:hAnsi="맑은 고딕" w:eastAsia="맑은 고딕"/>
+                <w:b w:val="0"/>
+                <w:color w:val="333333"/>
+                <w:sz w:val="18"/>
+              </w:rPr>
+              <w:t>의 순으로 사용하고, 특히 조문이 많을 때에는 장의 분류 위에</w:t>
+            </w:r>
+            <w:r>
+              <w:rPr>
+                <w:rFonts w:ascii="맑은 고딕" w:hAnsi="맑은 고딕" w:eastAsia="맑은 고딕"/>
+                <w:b w:val="0"/>
+                <w:color w:val="333333"/>
+                <w:sz w:val="18"/>
+                <w:highlight w:val="yellow"/>
+              </w:rPr>
+              <w:t xml:space="preserve"> </w:t>
+            </w:r>
+            <w:r>
+              <w:rPr>
+                <w:rFonts w:ascii="맑은 고딕" w:hAnsi="맑은 고딕" w:eastAsia="맑은 고딕"/>
+                <w:b w:val="0"/>
+                <w:color w:val="333333"/>
+                <w:sz w:val="18"/>
+              </w:rPr>
+              <w:t>「편」을 둔다. ③ 편·장·절·관</w:t>
+            </w:r>
+            <w:r>
+              <w:rPr>
+                <w:rFonts w:ascii="맑은 고딕" w:hAnsi="맑은 고딕" w:eastAsia="맑은 고딕"/>
+                <w:b w:val="0"/>
+                <w:color w:val="333333"/>
+                <w:sz w:val="18"/>
+              </w:rPr>
+              <w:t>에는 각각 일련번호와 제목을 붙인다. 다만, 장·절·관</w:t>
+            </w:r>
+            <w:r>
+              <w:rPr>
+                <w:rFonts w:ascii="맑은 고딕" w:hAnsi="맑은 고딕" w:eastAsia="맑은 고딕"/>
+                <w:b w:val="0"/>
+                <w:color w:val="333333"/>
+                <w:sz w:val="18"/>
+              </w:rPr>
+              <w:t>의 일련번호는 이들이 속하는 편·장·절</w:t>
+            </w:r>
+            <w:r>
+              <w:rPr>
+                <w:rFonts w:ascii="맑은 고딕" w:hAnsi="맑은 고딕" w:eastAsia="맑은 고딕"/>
+                <w:b w:val="0"/>
+                <w:color w:val="333333"/>
+                <w:sz w:val="18"/>
+              </w:rPr>
+              <w:t>이 바뀔 때마다 1부터 시작한다.</w:t>
             </w:r>
           </w:p>
         </w:tc>
@@ -1319,7 +2721,35 @@
                 <w:color w:val="333333"/>
                 <w:sz w:val="18"/>
               </w:rPr>
-              <w:t>제20조(조) ① 조에는 제1조부터 시작하는 일련번호를 붙이되 편·장·절·관이 바뀌더라도 그 번호순을 바꾸지 않는다. ② 조에는 조문의 내용을 요약한 조명을 소괄호 안에 표시한다.</w:t>
+              <w:t>제20조(조) ① 조에는 제1조부터 시작하는 일련번호를 붙이되 편·장·절·관</w:t>
+            </w:r>
+            <w:r>
+              <w:rPr>
+                <w:rFonts w:ascii="맑은 고딕" w:hAnsi="맑은 고딕" w:eastAsia="맑은 고딕"/>
+                <w:b w:val="0"/>
+                <w:color w:val="333333"/>
+                <w:sz w:val="18"/>
+              </w:rPr>
+              <w:t xml:space="preserve">이 바뀌더라도 그 번호순을 바꾸지 </w:t>
+            </w:r>
+            <w:r>
+              <w:rPr>
+                <w:rFonts w:ascii="맑은 고딕" w:hAnsi="맑은 고딕" w:eastAsia="맑은 고딕"/>
+                <w:b w:val="0"/>
+                <w:color w:val="333333"/>
+                <w:sz w:val="18"/>
+                <w:highlight w:val="yellow"/>
+              </w:rPr>
+              <w:t>않는</w:t>
+            </w:r>
+            <w:r>
+              <w:rPr>
+                <w:rFonts w:ascii="맑은 고딕" w:hAnsi="맑은 고딕" w:eastAsia="맑은 고딕"/>
+                <w:b w:val="0"/>
+                <w:color w:val="333333"/>
+                <w:sz w:val="18"/>
+              </w:rPr>
+              <w:t>다. ② 조에는 조문의 내용을 요약한 조명을 소괄호 안에 표시한다.</w:t>
             </w:r>
           </w:p>
         </w:tc>
@@ -1381,7 +2811,26 @@
                 <w:color w:val="333333"/>
                 <w:sz w:val="18"/>
               </w:rPr>
-              <w:t>제22조(전단, 후단) ① 조, 항의 중간에서 문장을 둘로 나눌 경우에는 앞에 있는 문장을「전단」, 뒤에 있는 문장을「후단」이라 한다. ② 후단의 문장이 “다만” 또는 “그러나”로 시작할 경우에는 이를「단서」, 전단을「본문」이라 하며, 단서는 본문에 계속하여 쓰되 행을 바꾸지 않은다. ③ 단서를 둘 경우에는 단서로서 그 조·항을 끝맺되 다음에 이어지는 호가 있을 때에는 예외로 한다.</w:t>
+              <w:t xml:space="preserve">제22조(전단, 후단) ① 조, 항의 중간에서 문장을 둘로 나눌 경우에는 앞에 있는 문장을「전단」, 뒤에 있는 문장을「후단」이라 한다. ② 후단의 문장이 “다만” 또는 “그러나”로 시작할 경우에는 이를「단서」, 전단을「본문」이라 하며, 단서는 본문에 계속하여 쓰되 행을 바꾸지 </w:t>
+            </w:r>
+            <w:r>
+              <w:rPr>
+                <w:rFonts w:ascii="맑은 고딕" w:hAnsi="맑은 고딕" w:eastAsia="맑은 고딕"/>
+                <w:b w:val="0"/>
+                <w:color w:val="333333"/>
+                <w:sz w:val="18"/>
+                <w:highlight w:val="yellow"/>
+              </w:rPr>
+              <w:t>않은</w:t>
+            </w:r>
+            <w:r>
+              <w:rPr>
+                <w:rFonts w:ascii="맑은 고딕" w:hAnsi="맑은 고딕" w:eastAsia="맑은 고딕"/>
+                <w:b w:val="0"/>
+                <w:color w:val="333333"/>
+                <w:sz w:val="18"/>
+              </w:rPr>
+              <w:t>다. ③ 단서를 둘 경우에는 단서로서 그 조·항을 끝맺되 다음에 이어지는 호가 있을 때에는 예외로 한다.</w:t>
             </w:r>
           </w:p>
         </w:tc>
@@ -1443,7 +2892,26 @@
                 <w:color w:val="333333"/>
                 <w:sz w:val="18"/>
               </w:rPr>
-              <w:t>제26조(부칙) ① 부칙에는 다음 사항을 규정한다. 1. 그 규정의 시행일에 관한 사항 2. 그 규정의 시행에 따르는 경과조치에 관한 사항 3. 그 밖의 부수사항 ② 부칙에는 본칙 조번호와 별개의 일련번호를 붙인다. 다만, 부칙이 간단한 내용을 규정하는 경우에는 “조”로 하지 아니하고 ①, ②, ③, . . . 의 일련번호로써 갈음할 수 있다. (2024. 09. 01. 본항 개정)</w:t>
+              <w:t xml:space="preserve">제26조(부칙) ① 부칙에는 다음 사항을 규정한다. 1. 그 규정의 시행일에 관한 사항 2. 그 규정의 시행에 따르는 경과조치에 관한 사항 3. </w:t>
+            </w:r>
+            <w:r>
+              <w:rPr>
+                <w:rFonts w:ascii="맑은 고딕" w:hAnsi="맑은 고딕" w:eastAsia="맑은 고딕"/>
+                <w:b w:val="0"/>
+                <w:color w:val="333333"/>
+                <w:sz w:val="18"/>
+                <w:highlight w:val="yellow"/>
+              </w:rPr>
+              <w:t>그 밖의</w:t>
+            </w:r>
+            <w:r>
+              <w:rPr>
+                <w:rFonts w:ascii="맑은 고딕" w:hAnsi="맑은 고딕" w:eastAsia="맑은 고딕"/>
+                <w:b w:val="0"/>
+                <w:color w:val="333333"/>
+                <w:sz w:val="18"/>
+              </w:rPr>
+              <w:t xml:space="preserve"> 부수사항 ② 부칙에는 본칙 조번호와 별개의 일련번호를 붙인다. 다만, 부칙이 간단한 내용을 규정하는 경우에는 “조”로 하지 아니하고 ①, ②, ③, . . . 의 일련번호로써 갈음할 수 있다. (2024. 09. 01. 본항 개정)</w:t>
             </w:r>
           </w:p>
         </w:tc>
@@ -1505,7 +2973,273 @@
                 <w:color w:val="333333"/>
                 <w:sz w:val="18"/>
               </w:rPr>
-              <w:t>제30조의2(개정 등 일자 및 내용의 표시) ① 규정이 제정, 개정, 전부개정 또는 폐지되었을 때에는 다음 각 호와 같이 시행일자, 조치일자, 내용 및 문서번호를 표시한다. 1. 규정명 바로 아래에 시행일자와 제정·개정·폐지일자를 두 개의 대괄호로 나누어 한 줄로 표시하되, 다음 각 목에 따른다. 가. 앞 대괄호에는 “시행”을 적고 그 뒤에 시행일자를 적는다. 나. 뒤 대괄호에는 해당 조치의 일자(제정일·개정일 또는 폐지일)를 적고, 이어서 문서번호를 적는다. 다. 문서번호는 “구분-연도-순번”의 형식으로 하며, 구분은 뒤 대괄호의 일자에 해당하는 제정·개정·폐지로, 연도는 4자리 서기연도로, 순번은 구분에 관계없이 그 해에 부여되는 사규 등록 일련번호(통산)로 한다. 라. 제정·개정·폐지 여부와 관계없이 앞 대괄호의 시행일자 표시는 생략하지 않은다. 마. 모든 일자는 “0000. 00. 00.” 형식으로 표기한다. 바. 표시형식 및 예시는 “[시행 0000. 00. 00.] [0000. 00. 00. 구분-0000-000]”로 하며, 예시는 “[시행 2026. 6. 1.] [2026. 6. 1. 개정-2026-016]”과 같다. 2. 개정작업 중 신설 또는 개정된 조문의 변경 부분에 대하여는 색깔 등으로 구별하여 표시할 있으나, 등록 및 시행문에는 색을 제거하고 검정으로 통일하며, 그 조의 문장 끝에 (0000. 00. 00. 본조 신설) 또는 (0000. 00. 00. 본조 개정)으로 표시한다. 3. 여러 항으로 이루어진 조의 모든 항이 일부 개정된 경우에는 그 조의 문장 끝에 [0000. 00. 00. 본조 개정]으로 표시 하며, 각 항에 대한 개정이력 표시는 생략한다. 4. 제2호의 내용은 항, 호 등의 경우에 준용한다. 5. 표·도면·서식(별표·별도·별지서식 포함)의 경우에도 제2호 부터 제4호를 준용하여 표시하되, 변경된 부분에 대하여 개정이력을 표시함이 어렵거나 적절하지 않은 경우 그 표시를 생략할 수 있다. ② 전부개정의 경우에는 다음 각 호와 같이 관리한다. 1. 제1항제1호에 따라 표시하되, 뒤 대괄호의 구분은 “전부개정”으로 한다. 2. 신설·개정된 조문의 변경 부분에 대하여는 개정이력을 별도로 표시하지 않은다. 다만, 전부개정 시 변경되지 않은 조문은 그 개정이력을 유지한다. (2026. 06. 02. 본조 개정)</w:t>
+              <w:t>제30조의2(개정 등 일자 및 내용의 표시) ① 규정이 제정, 개정, 전부개정 또는 폐지되었을 때에는 다음 각 호와 같이 시행일자, 조치일자, 내용 및 문서번호를 표시한다. 1. 규정명 바로 아래에 시행일자와 제정</w:t>
+            </w:r>
+            <w:r>
+              <w:rPr>
+                <w:rFonts w:ascii="맑은 고딕" w:hAnsi="맑은 고딕" w:eastAsia="맑은 고딕"/>
+                <w:b w:val="0"/>
+                <w:color w:val="333333"/>
+                <w:sz w:val="18"/>
+                <w:highlight w:val="yellow"/>
+              </w:rPr>
+              <w:t>·</w:t>
+            </w:r>
+            <w:r>
+              <w:rPr>
+                <w:rFonts w:ascii="맑은 고딕" w:hAnsi="맑은 고딕" w:eastAsia="맑은 고딕"/>
+                <w:b w:val="0"/>
+                <w:color w:val="333333"/>
+                <w:sz w:val="18"/>
+              </w:rPr>
+              <w:t>개정</w:t>
+            </w:r>
+            <w:r>
+              <w:rPr>
+                <w:rFonts w:ascii="맑은 고딕" w:hAnsi="맑은 고딕" w:eastAsia="맑은 고딕"/>
+                <w:b w:val="0"/>
+                <w:color w:val="333333"/>
+                <w:sz w:val="18"/>
+                <w:highlight w:val="yellow"/>
+              </w:rPr>
+              <w:t>·</w:t>
+            </w:r>
+            <w:r>
+              <w:rPr>
+                <w:rFonts w:ascii="맑은 고딕" w:hAnsi="맑은 고딕" w:eastAsia="맑은 고딕"/>
+                <w:b w:val="0"/>
+                <w:color w:val="333333"/>
+                <w:sz w:val="18"/>
+              </w:rPr>
+              <w:t>폐지일자를 두 개의 대괄호로 나누어 한 줄로 표시하되, 다음 각 목에 따른다. 가. 앞 대괄호에는 “시행”을 적고 그 뒤에 시행일자를 적는다. 나. 뒤 대괄호에는 해당 조치의 일자(제정일</w:t>
+            </w:r>
+            <w:r>
+              <w:rPr>
+                <w:rFonts w:ascii="맑은 고딕" w:hAnsi="맑은 고딕" w:eastAsia="맑은 고딕"/>
+                <w:b w:val="0"/>
+                <w:color w:val="333333"/>
+                <w:sz w:val="18"/>
+                <w:highlight w:val="yellow"/>
+              </w:rPr>
+              <w:t>·</w:t>
+            </w:r>
+            <w:r>
+              <w:rPr>
+                <w:rFonts w:ascii="맑은 고딕" w:hAnsi="맑은 고딕" w:eastAsia="맑은 고딕"/>
+                <w:b w:val="0"/>
+                <w:color w:val="333333"/>
+                <w:sz w:val="18"/>
+              </w:rPr>
+              <w:t>개정일 또는 폐지일)를 적고, 이어서 문서번호를 적는다. 다. 문서번호는 “구분-연도-순번”의 형식으로 하며, 구분은 뒤 대괄호의 일자에 해당하는 제정</w:t>
+            </w:r>
+            <w:r>
+              <w:rPr>
+                <w:rFonts w:ascii="맑은 고딕" w:hAnsi="맑은 고딕" w:eastAsia="맑은 고딕"/>
+                <w:b w:val="0"/>
+                <w:color w:val="333333"/>
+                <w:sz w:val="18"/>
+                <w:highlight w:val="yellow"/>
+              </w:rPr>
+              <w:t>·</w:t>
+            </w:r>
+            <w:r>
+              <w:rPr>
+                <w:rFonts w:ascii="맑은 고딕" w:hAnsi="맑은 고딕" w:eastAsia="맑은 고딕"/>
+                <w:b w:val="0"/>
+                <w:color w:val="333333"/>
+                <w:sz w:val="18"/>
+              </w:rPr>
+              <w:t>개정</w:t>
+            </w:r>
+            <w:r>
+              <w:rPr>
+                <w:rFonts w:ascii="맑은 고딕" w:hAnsi="맑은 고딕" w:eastAsia="맑은 고딕"/>
+                <w:b w:val="0"/>
+                <w:color w:val="333333"/>
+                <w:sz w:val="18"/>
+                <w:highlight w:val="yellow"/>
+              </w:rPr>
+              <w:t>·</w:t>
+            </w:r>
+            <w:r>
+              <w:rPr>
+                <w:rFonts w:ascii="맑은 고딕" w:hAnsi="맑은 고딕" w:eastAsia="맑은 고딕"/>
+                <w:b w:val="0"/>
+                <w:color w:val="333333"/>
+                <w:sz w:val="18"/>
+              </w:rPr>
+              <w:t>폐지로, 연도는 4자리 서기연도로, 순번은 구분에 관계없이 그 해에 부여되는 사규 등록 일련번호(통산)로 한다. 라. 제정</w:t>
+            </w:r>
+            <w:r>
+              <w:rPr>
+                <w:rFonts w:ascii="맑은 고딕" w:hAnsi="맑은 고딕" w:eastAsia="맑은 고딕"/>
+                <w:b w:val="0"/>
+                <w:color w:val="333333"/>
+                <w:sz w:val="18"/>
+                <w:highlight w:val="yellow"/>
+              </w:rPr>
+              <w:t>·</w:t>
+            </w:r>
+            <w:r>
+              <w:rPr>
+                <w:rFonts w:ascii="맑은 고딕" w:hAnsi="맑은 고딕" w:eastAsia="맑은 고딕"/>
+                <w:b w:val="0"/>
+                <w:color w:val="333333"/>
+                <w:sz w:val="18"/>
+              </w:rPr>
+              <w:t>개정</w:t>
+            </w:r>
+            <w:r>
+              <w:rPr>
+                <w:rFonts w:ascii="맑은 고딕" w:hAnsi="맑은 고딕" w:eastAsia="맑은 고딕"/>
+                <w:b w:val="0"/>
+                <w:color w:val="333333"/>
+                <w:sz w:val="18"/>
+                <w:highlight w:val="yellow"/>
+              </w:rPr>
+              <w:t>·</w:t>
+            </w:r>
+            <w:r>
+              <w:rPr>
+                <w:rFonts w:ascii="맑은 고딕" w:hAnsi="맑은 고딕" w:eastAsia="맑은 고딕"/>
+                <w:b w:val="0"/>
+                <w:color w:val="333333"/>
+                <w:sz w:val="18"/>
+              </w:rPr>
+              <w:t xml:space="preserve">폐지 여부와 관계없이 앞 대괄호의 시행일자 표시는 생략하지 </w:t>
+            </w:r>
+            <w:r>
+              <w:rPr>
+                <w:rFonts w:ascii="맑은 고딕" w:hAnsi="맑은 고딕" w:eastAsia="맑은 고딕"/>
+                <w:b w:val="0"/>
+                <w:color w:val="333333"/>
+                <w:sz w:val="18"/>
+                <w:highlight w:val="yellow"/>
+              </w:rPr>
+              <w:t>않은</w:t>
+            </w:r>
+            <w:r>
+              <w:rPr>
+                <w:rFonts w:ascii="맑은 고딕" w:hAnsi="맑은 고딕" w:eastAsia="맑은 고딕"/>
+                <w:b w:val="0"/>
+                <w:color w:val="333333"/>
+                <w:sz w:val="18"/>
+              </w:rPr>
+              <w:t>다. 마. 모든 일자는 “0000. 00. 00.” 형식으로 표기한다. 바. 표시형식 및 예시는 “[시행 0000. 00. 00.] [0000. 00. 00. 구분-0000-000]”로 하며, 예시는 “[시행 2026. 6. 1.] [2026. 6. 1. 개정-2026-016]”과 같다. 2. 개정작업 중 신설 또는 개정된 조문의 변경 부분에 대하여는 색깔 등으로 구별하여 표시할 있으나, 등록 및 시행문에는 색을 제거하고 검정으로 통일하며, 그 조의 문장 끝에 (0000. 00. 00. 본조 신설) 또는 (0000. 00. 00. 본조 개정)으로 표시한다. 3. 여러 항으로 이루어진 조의 모든 항이 일부 개정된 경우에는 그 조의 문장 끝에 [0000. 00. 00. 본조 개정]으로 표시 하며, 각 항에 대한 개정이력 표시는 생략한다. 4. 제2호의 내용은 항, 호 등의 경우에 준용한다. 5. 표</w:t>
+            </w:r>
+            <w:r>
+              <w:rPr>
+                <w:rFonts w:ascii="맑은 고딕" w:hAnsi="맑은 고딕" w:eastAsia="맑은 고딕"/>
+                <w:b w:val="0"/>
+                <w:color w:val="333333"/>
+                <w:sz w:val="18"/>
+                <w:highlight w:val="yellow"/>
+              </w:rPr>
+              <w:t>·</w:t>
+            </w:r>
+            <w:r>
+              <w:rPr>
+                <w:rFonts w:ascii="맑은 고딕" w:hAnsi="맑은 고딕" w:eastAsia="맑은 고딕"/>
+                <w:b w:val="0"/>
+                <w:color w:val="333333"/>
+                <w:sz w:val="18"/>
+              </w:rPr>
+              <w:t>도면</w:t>
+            </w:r>
+            <w:r>
+              <w:rPr>
+                <w:rFonts w:ascii="맑은 고딕" w:hAnsi="맑은 고딕" w:eastAsia="맑은 고딕"/>
+                <w:b w:val="0"/>
+                <w:color w:val="333333"/>
+                <w:sz w:val="18"/>
+                <w:highlight w:val="yellow"/>
+              </w:rPr>
+              <w:t>·</w:t>
+            </w:r>
+            <w:r>
+              <w:rPr>
+                <w:rFonts w:ascii="맑은 고딕" w:hAnsi="맑은 고딕" w:eastAsia="맑은 고딕"/>
+                <w:b w:val="0"/>
+                <w:color w:val="333333"/>
+                <w:sz w:val="18"/>
+              </w:rPr>
+              <w:t>서식(별표</w:t>
+            </w:r>
+            <w:r>
+              <w:rPr>
+                <w:rFonts w:ascii="맑은 고딕" w:hAnsi="맑은 고딕" w:eastAsia="맑은 고딕"/>
+                <w:b w:val="0"/>
+                <w:color w:val="333333"/>
+                <w:sz w:val="18"/>
+                <w:highlight w:val="yellow"/>
+              </w:rPr>
+              <w:t>·</w:t>
+            </w:r>
+            <w:r>
+              <w:rPr>
+                <w:rFonts w:ascii="맑은 고딕" w:hAnsi="맑은 고딕" w:eastAsia="맑은 고딕"/>
+                <w:b w:val="0"/>
+                <w:color w:val="333333"/>
+                <w:sz w:val="18"/>
+              </w:rPr>
+              <w:t>별도</w:t>
+            </w:r>
+            <w:r>
+              <w:rPr>
+                <w:rFonts w:ascii="맑은 고딕" w:hAnsi="맑은 고딕" w:eastAsia="맑은 고딕"/>
+                <w:b w:val="0"/>
+                <w:color w:val="333333"/>
+                <w:sz w:val="18"/>
+                <w:highlight w:val="yellow"/>
+              </w:rPr>
+              <w:t>·</w:t>
+            </w:r>
+            <w:r>
+              <w:rPr>
+                <w:rFonts w:ascii="맑은 고딕" w:hAnsi="맑은 고딕" w:eastAsia="맑은 고딕"/>
+                <w:b w:val="0"/>
+                <w:color w:val="333333"/>
+                <w:sz w:val="18"/>
+              </w:rPr>
+              <w:t>별지서식 포함)의 경우에도 제2호 부터 제4호를 준용하여 표시하되, 변경된 부분에 대하여 개정이력을 표시함이 어렵거나 적절하지 않은 경우 그 표시를 생략할 수 있다. ② 전부개정의 경우에는 다음 각 호와 같이 관리한다. 1. 제1항제1호에 따라 표시하되, 뒤 대괄호의 구분은 “전부개정”으로 한다. 2. 신설</w:t>
+            </w:r>
+            <w:r>
+              <w:rPr>
+                <w:rFonts w:ascii="맑은 고딕" w:hAnsi="맑은 고딕" w:eastAsia="맑은 고딕"/>
+                <w:b w:val="0"/>
+                <w:color w:val="333333"/>
+                <w:sz w:val="18"/>
+                <w:highlight w:val="yellow"/>
+              </w:rPr>
+              <w:t>·</w:t>
+            </w:r>
+            <w:r>
+              <w:rPr>
+                <w:rFonts w:ascii="맑은 고딕" w:hAnsi="맑은 고딕" w:eastAsia="맑은 고딕"/>
+                <w:b w:val="0"/>
+                <w:color w:val="333333"/>
+                <w:sz w:val="18"/>
+              </w:rPr>
+              <w:t xml:space="preserve">개정된 조문의 변경 부분에 대하여는 개정이력을 별도로 표시하지 </w:t>
+            </w:r>
+            <w:r>
+              <w:rPr>
+                <w:rFonts w:ascii="맑은 고딕" w:hAnsi="맑은 고딕" w:eastAsia="맑은 고딕"/>
+                <w:b w:val="0"/>
+                <w:color w:val="333333"/>
+                <w:sz w:val="18"/>
+                <w:highlight w:val="yellow"/>
+              </w:rPr>
+              <w:t>않은</w:t>
+            </w:r>
+            <w:r>
+              <w:rPr>
+                <w:rFonts w:ascii="맑은 고딕" w:hAnsi="맑은 고딕" w:eastAsia="맑은 고딕"/>
+                <w:b w:val="0"/>
+                <w:color w:val="333333"/>
+                <w:sz w:val="18"/>
+              </w:rPr>
+              <w:t>다. 다만, 전부개정 시 변경되지 않은 조문은 그 개정이력을 유지한다. (2026. 06. 02. 본조 개정)</w:t>
             </w:r>
           </w:p>
         </w:tc>
@@ -1567,7 +3301,26 @@
                 <w:color w:val="333333"/>
                 <w:sz w:val="18"/>
               </w:rPr>
-              <w:t>제31조의2(표현) ① 규정의 내용은 한글, 숫자, 부호 등을 사용하여 쉽고 간결하게 표현한다. 다만, 규정에 따라 특수한 문체나 표현방법, 전문용어, 외국어 등을 사용할 수 있다. ② 한글만으로는 이해하기 어렵거나 착오 또는 혼란을 일으킬 우려가 있는 경우에는 괄호 안에 한자, 영문자 등과 그 밖의 수식 등 필요한 부호를 함께 적을 수 있다. (2024. 09. 01. 본조 신설)</w:t>
+              <w:t xml:space="preserve">제31조의2(표현) ① 규정의 내용은 한글, 숫자, 부호 등을 사용하여 쉽고 간결하게 표현한다. 다만, 규정에 따라 특수한 문체나 표현방법, 전문용어, 외국어 등을 사용할 수 있다. ② 한글만으로는 이해하기 어렵거나 착오 또는 혼란을 일으킬 우려가 있는 경우에는 괄호 안에 한자, 영문자 등과 </w:t>
+            </w:r>
+            <w:r>
+              <w:rPr>
+                <w:rFonts w:ascii="맑은 고딕" w:hAnsi="맑은 고딕" w:eastAsia="맑은 고딕"/>
+                <w:b w:val="0"/>
+                <w:color w:val="333333"/>
+                <w:sz w:val="18"/>
+                <w:highlight w:val="yellow"/>
+              </w:rPr>
+              <w:t>그 밖의</w:t>
+            </w:r>
+            <w:r>
+              <w:rPr>
+                <w:rFonts w:ascii="맑은 고딕" w:hAnsi="맑은 고딕" w:eastAsia="맑은 고딕"/>
+                <w:b w:val="0"/>
+                <w:color w:val="333333"/>
+                <w:sz w:val="18"/>
+              </w:rPr>
+              <w:t xml:space="preserve"> 수식 등 필요한 부호를 함께 적을 수 있다. (2024. 09. 01. 본조 신설)</w:t>
             </w:r>
           </w:p>
         </w:tc>
@@ -1629,7 +3382,45 @@
                 <w:color w:val="333333"/>
                 <w:sz w:val="18"/>
               </w:rPr>
-              <w:t>제32조(정의) ① 용어의 개념을 광의 또는 협의로 한정할 필요가 있는 경우에는 처음으로 사용하는 때에 정의한다. 그러나 중요한 용어는 본칙의 처음부분에서 일괄하여 정의할 수 있다. ② 정의의 설명중에는 정의하고자 하는 것과 동일한 명칭 또는 동의어를 피하여야 하며, 비유적인 용어, 해석이 어려운 전문용어 및 여러가지 의미로 해석되는 용어를 사용해서는 안 된다.</w:t>
+              <w:t>제32조(정의) ① 용어의 개념을 광의 또는 협의로 한정할 필요가 있는 경우에는 처음으로 사용하는 때에 정의한다. 그러나 중요한 용어는 본칙의 처음부분에서 일괄하여 정의할 수 있다. ② 정의의 설명중에는 정의하고자 하는 것과 동일한 명칭 또는 동의어를 피하여야 하며, 비유적인 용어, 해석이 어려운 전문용어 및 여러가지 의미로 해석되는 용어를 사용</w:t>
+            </w:r>
+            <w:r>
+              <w:rPr>
+                <w:rFonts w:ascii="맑은 고딕" w:hAnsi="맑은 고딕" w:eastAsia="맑은 고딕"/>
+                <w:b w:val="0"/>
+                <w:color w:val="333333"/>
+                <w:sz w:val="18"/>
+                <w:highlight w:val="yellow"/>
+              </w:rPr>
+              <w:t>해</w:t>
+            </w:r>
+            <w:r>
+              <w:rPr>
+                <w:rFonts w:ascii="맑은 고딕" w:hAnsi="맑은 고딕" w:eastAsia="맑은 고딕"/>
+                <w:b w:val="0"/>
+                <w:color w:val="333333"/>
+                <w:sz w:val="18"/>
+              </w:rPr>
+              <w:t xml:space="preserve">서는 </w:t>
+            </w:r>
+            <w:r>
+              <w:rPr>
+                <w:rFonts w:ascii="맑은 고딕" w:hAnsi="맑은 고딕" w:eastAsia="맑은 고딕"/>
+                <w:b w:val="0"/>
+                <w:color w:val="333333"/>
+                <w:sz w:val="18"/>
+                <w:highlight w:val="yellow"/>
+              </w:rPr>
+              <w:t xml:space="preserve">안 </w:t>
+            </w:r>
+            <w:r>
+              <w:rPr>
+                <w:rFonts w:ascii="맑은 고딕" w:hAnsi="맑은 고딕" w:eastAsia="맑은 고딕"/>
+                <w:b w:val="0"/>
+                <w:color w:val="333333"/>
+                <w:sz w:val="18"/>
+              </w:rPr>
+              <w:t>된다.</w:t>
             </w:r>
           </w:p>
         </w:tc>
@@ -1691,7 +3482,45 @@
                 <w:color w:val="333333"/>
                 <w:sz w:val="18"/>
               </w:rPr>
-              <w:t>제34조(술어) ① 조문의 술어는 정확히 표현하여야 하며, 특히 당사자의 행위에 관하여는 원칙적 으로 다음과 같이 표현하여야 한다. 1. ···한다. (일반적 설명규정) 2. ···하여야 한다. (의무규정) 3. ···할 수 있다. (임의규정) 4. ···해서는 안 된다. ···할 수 없다.(금지규정) 5. ···(으)로 본다. (간주규정) ② 필요한 경우에는 술어 앞에 선택용어 (또는), 한정조건용어 (···경우에는, 때에는, 다만, ···에 불구하고, ···를 불문하고), 부사(원칙으로, 반드시)등을 붙여 술어의 의미를 보충한다.</w:t>
+              <w:t>제34조(술어) ① 조문의 술어는 정확히 표현하여야 하며, 특히 당사자의 행위에 관하여는 원칙적 으로 다음과 같이 표현하여야 한다. 1. ···한다. (일반적 설명규정) 2. ···하여야 한다. (의무규정) 3. ···할 수 있다. (임의규정) 4. ···</w:t>
+            </w:r>
+            <w:r>
+              <w:rPr>
+                <w:rFonts w:ascii="맑은 고딕" w:hAnsi="맑은 고딕" w:eastAsia="맑은 고딕"/>
+                <w:b w:val="0"/>
+                <w:color w:val="333333"/>
+                <w:sz w:val="18"/>
+                <w:highlight w:val="yellow"/>
+              </w:rPr>
+              <w:t>해</w:t>
+            </w:r>
+            <w:r>
+              <w:rPr>
+                <w:rFonts w:ascii="맑은 고딕" w:hAnsi="맑은 고딕" w:eastAsia="맑은 고딕"/>
+                <w:b w:val="0"/>
+                <w:color w:val="333333"/>
+                <w:sz w:val="18"/>
+              </w:rPr>
+              <w:t xml:space="preserve">서는 </w:t>
+            </w:r>
+            <w:r>
+              <w:rPr>
+                <w:rFonts w:ascii="맑은 고딕" w:hAnsi="맑은 고딕" w:eastAsia="맑은 고딕"/>
+                <w:b w:val="0"/>
+                <w:color w:val="333333"/>
+                <w:sz w:val="18"/>
+                <w:highlight w:val="yellow"/>
+              </w:rPr>
+              <w:t xml:space="preserve">안 </w:t>
+            </w:r>
+            <w:r>
+              <w:rPr>
+                <w:rFonts w:ascii="맑은 고딕" w:hAnsi="맑은 고딕" w:eastAsia="맑은 고딕"/>
+                <w:b w:val="0"/>
+                <w:color w:val="333333"/>
+                <w:sz w:val="18"/>
+              </w:rPr>
+              <w:t>된다. ···할 수 없다.(금지규정) 5. ···(으)로 본다. (간주규정) ② 필요한 경우에는 술어 앞에 선택용어 (또는), 한정조건용어 (···경우에는, 때에는, 다만, ···에 불구하고, ···를 불문하고), 부사(원칙으로, 반드시)등을 붙여 술어의 의미를 보충한다.</w:t>
             </w:r>
           </w:p>
         </w:tc>
@@ -1753,7 +3582,26 @@
                 <w:color w:val="333333"/>
                 <w:sz w:val="18"/>
               </w:rPr>
-              <w:t>제36조의2(구두점) 구두점은 다음 각 호와 같이 사용한다. 1. 하나의 문장이 끝나는 경우에는 마침표(.)를 찍는다. 2. 문자 중에서 말 또는 구절을 성질상의 분류나 대비 등으로 구분할 필요가 있는 경우에는 쉼표(,)를 찍는다. 3. 대등하거나 밀접한 관계에 있는 단어가 열거되어 있는 경우에는 단어 사이에 가운데 점(·)을 찍는다. 4. 용어 또는 부호 등을 구체적으로 설명하고자 할 경우에는 설명문 앞에 쌍점(:)을 찍는다. (2024. 09. 01. 본조 신설)</w:t>
+              <w:t>제36조의2(구두점) 구두점은 다음 각 호와 같이 사용한다. 1. 하나의 문장이 끝나는 경우에는 마침표(.)를 찍는다. 2. 문자 중에서 말 또는 구절을 성질상의 분류나 대비 등으로 구분할 필요가 있는 경우에는 쉼표(,)를 찍는다. 3. 대등하거나 밀접한 관계에 있는 단어가 열거되어 있는 경우에는 단어 사이에 가운데 점(</w:t>
+            </w:r>
+            <w:r>
+              <w:rPr>
+                <w:rFonts w:ascii="맑은 고딕" w:hAnsi="맑은 고딕" w:eastAsia="맑은 고딕"/>
+                <w:b w:val="0"/>
+                <w:color w:val="333333"/>
+                <w:sz w:val="18"/>
+                <w:highlight w:val="yellow"/>
+              </w:rPr>
+              <w:t>·</w:t>
+            </w:r>
+            <w:r>
+              <w:rPr>
+                <w:rFonts w:ascii="맑은 고딕" w:hAnsi="맑은 고딕" w:eastAsia="맑은 고딕"/>
+                <w:b w:val="0"/>
+                <w:color w:val="333333"/>
+                <w:sz w:val="18"/>
+              </w:rPr>
+              <w:t>)을 찍는다. 4. 용어 또는 부호 등을 구체적으로 설명하고자 할 경우에는 설명문 앞에 쌍점(:)을 찍는다. (2024. 09. 01. 본조 신설)</w:t>
             </w:r>
           </w:p>
         </w:tc>
@@ -1815,7 +3663,121 @@
                 <w:color w:val="333333"/>
                 <w:sz w:val="18"/>
               </w:rPr>
-              <w:t>제38조(제정·개정·폐지) ① 서식은 서식의 업무를 주관하는 소관부서에서 기안하여 서식업무 주무부서장의 합의를 받아 제정 또는 개정·폐지하여야 한다. ② 제1항의 경우 2개 이상의 부서에 관계되는 서식은 관계부서의 합의를 얻어야 한다. ③ 각 부실점장은 서식의 제정·개정·폐지가 필요하다고 인정할 때에는 소관부서의 장에게 그 의견을 제출할 수 있다.</w:t>
+              <w:t>제38조(제정·개</w:t>
+            </w:r>
+            <w:r>
+              <w:rPr>
+                <w:rFonts w:ascii="맑은 고딕" w:hAnsi="맑은 고딕" w:eastAsia="맑은 고딕"/>
+                <w:b w:val="0"/>
+                <w:color w:val="333333"/>
+                <w:sz w:val="18"/>
+                <w:highlight w:val="yellow"/>
+              </w:rPr>
+              <w:t>정·</w:t>
+            </w:r>
+            <w:r>
+              <w:rPr>
+                <w:rFonts w:ascii="맑은 고딕" w:hAnsi="맑은 고딕" w:eastAsia="맑은 고딕"/>
+                <w:b w:val="0"/>
+                <w:color w:val="333333"/>
+                <w:sz w:val="18"/>
+              </w:rPr>
+              <w:t>폐</w:t>
+            </w:r>
+            <w:r>
+              <w:rPr>
+                <w:rFonts w:ascii="맑은 고딕" w:hAnsi="맑은 고딕" w:eastAsia="맑은 고딕"/>
+                <w:b w:val="0"/>
+                <w:color w:val="333333"/>
+                <w:sz w:val="18"/>
+                <w:highlight w:val="yellow"/>
+              </w:rPr>
+              <w:t>지</w:t>
+            </w:r>
+            <w:r>
+              <w:rPr>
+                <w:rFonts w:ascii="맑은 고딕" w:hAnsi="맑은 고딕" w:eastAsia="맑은 고딕"/>
+                <w:b w:val="0"/>
+                <w:color w:val="333333"/>
+                <w:sz w:val="18"/>
+              </w:rPr>
+              <w:t>) ① 서식은 서식의 업무를 주관하는 소관부서에서 기안하여 서식업무 주무부서장의 합의를 받아 제정 또는 개</w:t>
+            </w:r>
+            <w:r>
+              <w:rPr>
+                <w:rFonts w:ascii="맑은 고딕" w:hAnsi="맑은 고딕" w:eastAsia="맑은 고딕"/>
+                <w:b w:val="0"/>
+                <w:color w:val="333333"/>
+                <w:sz w:val="18"/>
+                <w:highlight w:val="yellow"/>
+              </w:rPr>
+              <w:t>정·</w:t>
+            </w:r>
+            <w:r>
+              <w:rPr>
+                <w:rFonts w:ascii="맑은 고딕" w:hAnsi="맑은 고딕" w:eastAsia="맑은 고딕"/>
+                <w:b w:val="0"/>
+                <w:color w:val="333333"/>
+                <w:sz w:val="18"/>
+              </w:rPr>
+              <w:t>폐</w:t>
+            </w:r>
+            <w:r>
+              <w:rPr>
+                <w:rFonts w:ascii="맑은 고딕" w:hAnsi="맑은 고딕" w:eastAsia="맑은 고딕"/>
+                <w:b w:val="0"/>
+                <w:color w:val="333333"/>
+                <w:sz w:val="18"/>
+                <w:highlight w:val="yellow"/>
+              </w:rPr>
+              <w:t>지</w:t>
+            </w:r>
+            <w:r>
+              <w:rPr>
+                <w:rFonts w:ascii="맑은 고딕" w:hAnsi="맑은 고딕" w:eastAsia="맑은 고딕"/>
+                <w:b w:val="0"/>
+                <w:color w:val="333333"/>
+                <w:sz w:val="18"/>
+              </w:rPr>
+              <w:t>하여야 한다. ② 제1항의 경우 2개 이상의 부서에 관계되는 서식은 관계부서의 합의를 얻어야 한다. ③ 각 부실점장은 서식의 제정·개</w:t>
+            </w:r>
+            <w:r>
+              <w:rPr>
+                <w:rFonts w:ascii="맑은 고딕" w:hAnsi="맑은 고딕" w:eastAsia="맑은 고딕"/>
+                <w:b w:val="0"/>
+                <w:color w:val="333333"/>
+                <w:sz w:val="18"/>
+                <w:highlight w:val="yellow"/>
+              </w:rPr>
+              <w:t>정·</w:t>
+            </w:r>
+            <w:r>
+              <w:rPr>
+                <w:rFonts w:ascii="맑은 고딕" w:hAnsi="맑은 고딕" w:eastAsia="맑은 고딕"/>
+                <w:b w:val="0"/>
+                <w:color w:val="333333"/>
+                <w:sz w:val="18"/>
+              </w:rPr>
+              <w:t>폐</w:t>
+            </w:r>
+            <w:r>
+              <w:rPr>
+                <w:rFonts w:ascii="맑은 고딕" w:hAnsi="맑은 고딕" w:eastAsia="맑은 고딕"/>
+                <w:b w:val="0"/>
+                <w:color w:val="333333"/>
+                <w:sz w:val="18"/>
+                <w:highlight w:val="yellow"/>
+              </w:rPr>
+              <w:t>지</w:t>
+            </w:r>
+            <w:r>
+              <w:rPr>
+                <w:rFonts w:ascii="맑은 고딕" w:hAnsi="맑은 고딕" w:eastAsia="맑은 고딕"/>
+                <w:b w:val="0"/>
+                <w:color w:val="333333"/>
+                <w:sz w:val="18"/>
+              </w:rPr>
+              <w:t>가 필요하다고 인정할 때에는 소관부서의 장에게 그 의견을 제출할 수 있다.</w:t>
             </w:r>
           </w:p>
         </w:tc>
@@ -1877,7 +3839,83 @@
                 <w:color w:val="333333"/>
                 <w:sz w:val="18"/>
               </w:rPr>
-              <w:t>제40조(서식의 심사기준) 주무부서에서 서식의 제정·개정·폐지를 심사할 때에는 다음 사항을 기준으로 한다. 1. 그 서식에 따른 사무절차가 적합하고 실제로 필요한가 2. 기존 서식과 내용이 중복된 것이 아닌가 3. 서식의 기재내용과 형식이 완벽한가 4. 그 서식에 따라 사무능률의 향상을 기할 수 있는가</w:t>
+              <w:t>제40조(서식의 심사기준) 주무부서에서 서식의 제정·개</w:t>
+            </w:r>
+            <w:r>
+              <w:rPr>
+                <w:rFonts w:ascii="맑은 고딕" w:hAnsi="맑은 고딕" w:eastAsia="맑은 고딕"/>
+                <w:b w:val="0"/>
+                <w:color w:val="333333"/>
+                <w:sz w:val="18"/>
+                <w:highlight w:val="yellow"/>
+              </w:rPr>
+              <w:t>정·</w:t>
+            </w:r>
+            <w:r>
+              <w:rPr>
+                <w:rFonts w:ascii="맑은 고딕" w:hAnsi="맑은 고딕" w:eastAsia="맑은 고딕"/>
+                <w:b w:val="0"/>
+                <w:color w:val="333333"/>
+                <w:sz w:val="18"/>
+              </w:rPr>
+              <w:t>폐</w:t>
+            </w:r>
+            <w:r>
+              <w:rPr>
+                <w:rFonts w:ascii="맑은 고딕" w:hAnsi="맑은 고딕" w:eastAsia="맑은 고딕"/>
+                <w:b w:val="0"/>
+                <w:color w:val="333333"/>
+                <w:sz w:val="18"/>
+                <w:highlight w:val="yellow"/>
+              </w:rPr>
+              <w:t>지</w:t>
+            </w:r>
+            <w:r>
+              <w:rPr>
+                <w:rFonts w:ascii="맑은 고딕" w:hAnsi="맑은 고딕" w:eastAsia="맑은 고딕"/>
+                <w:b w:val="0"/>
+                <w:color w:val="333333"/>
+                <w:sz w:val="18"/>
+              </w:rPr>
+              <w:t xml:space="preserve">를 심사할 때에는 다음 사항을 기준으로 한다. 1. 그 서식에 </w:t>
+            </w:r>
+            <w:r>
+              <w:rPr>
+                <w:rFonts w:ascii="맑은 고딕" w:hAnsi="맑은 고딕" w:eastAsia="맑은 고딕"/>
+                <w:b w:val="0"/>
+                <w:color w:val="333333"/>
+                <w:sz w:val="18"/>
+                <w:highlight w:val="yellow"/>
+              </w:rPr>
+              <w:t>따른</w:t>
+            </w:r>
+            <w:r>
+              <w:rPr>
+                <w:rFonts w:ascii="맑은 고딕" w:hAnsi="맑은 고딕" w:eastAsia="맑은 고딕"/>
+                <w:b w:val="0"/>
+                <w:color w:val="333333"/>
+                <w:sz w:val="18"/>
+              </w:rPr>
+              <w:t xml:space="preserve"> 사무절차가 적합하고 실제로 필요한가 2. 기존 서식과 내용이 중복된 것이 아닌가 3. 서식의 기재내용과 형식이 완벽한가 4. 그 서식에 </w:t>
+            </w:r>
+            <w:r>
+              <w:rPr>
+                <w:rFonts w:ascii="맑은 고딕" w:hAnsi="맑은 고딕" w:eastAsia="맑은 고딕"/>
+                <w:b w:val="0"/>
+                <w:color w:val="333333"/>
+                <w:sz w:val="18"/>
+                <w:highlight w:val="yellow"/>
+              </w:rPr>
+              <w:t>따라</w:t>
+            </w:r>
+            <w:r>
+              <w:rPr>
+                <w:rFonts w:ascii="맑은 고딕" w:hAnsi="맑은 고딕" w:eastAsia="맑은 고딕"/>
+                <w:b w:val="0"/>
+                <w:color w:val="333333"/>
+                <w:sz w:val="18"/>
+              </w:rPr>
+              <w:t xml:space="preserve"> 사무능률의 향상을 기할 수 있는가</w:t>
             </w:r>
           </w:p>
         </w:tc>
@@ -1939,7 +3977,102 @@
                 <w:color w:val="333333"/>
                 <w:sz w:val="18"/>
               </w:rPr>
-              <w:t>제41조(등록) ① 서식의 제정·개정·폐지안이 결재되었을 때에는 소관부서장은 서식의 제정·개정·폐지문을 주무부서장에게 제출하여 서식등록을 하여야 한다. ② 주무부서는 전산시스템에 등록번호, 등록일자, 서식명칭, 소관부서 등을 입력하여 서식을 등록한다. ③ 소관부서는『인쇄서식』의 경우 제1,2항의 규정에 의해 등록된 서식의 견본 2매를 주무부서에 제출하여야 한다.</w:t>
+              <w:t>제41조(등록) ① 서식의 제정·개</w:t>
+            </w:r>
+            <w:r>
+              <w:rPr>
+                <w:rFonts w:ascii="맑은 고딕" w:hAnsi="맑은 고딕" w:eastAsia="맑은 고딕"/>
+                <w:b w:val="0"/>
+                <w:color w:val="333333"/>
+                <w:sz w:val="18"/>
+                <w:highlight w:val="yellow"/>
+              </w:rPr>
+              <w:t>정·</w:t>
+            </w:r>
+            <w:r>
+              <w:rPr>
+                <w:rFonts w:ascii="맑은 고딕" w:hAnsi="맑은 고딕" w:eastAsia="맑은 고딕"/>
+                <w:b w:val="0"/>
+                <w:color w:val="333333"/>
+                <w:sz w:val="18"/>
+              </w:rPr>
+              <w:t>폐</w:t>
+            </w:r>
+            <w:r>
+              <w:rPr>
+                <w:rFonts w:ascii="맑은 고딕" w:hAnsi="맑은 고딕" w:eastAsia="맑은 고딕"/>
+                <w:b w:val="0"/>
+                <w:color w:val="333333"/>
+                <w:sz w:val="18"/>
+                <w:highlight w:val="yellow"/>
+              </w:rPr>
+              <w:t>지</w:t>
+            </w:r>
+            <w:r>
+              <w:rPr>
+                <w:rFonts w:ascii="맑은 고딕" w:hAnsi="맑은 고딕" w:eastAsia="맑은 고딕"/>
+                <w:b w:val="0"/>
+                <w:color w:val="333333"/>
+                <w:sz w:val="18"/>
+              </w:rPr>
+              <w:t>안이 결재되었을 때에는 소관부서장은 서식의 제정·개</w:t>
+            </w:r>
+            <w:r>
+              <w:rPr>
+                <w:rFonts w:ascii="맑은 고딕" w:hAnsi="맑은 고딕" w:eastAsia="맑은 고딕"/>
+                <w:b w:val="0"/>
+                <w:color w:val="333333"/>
+                <w:sz w:val="18"/>
+                <w:highlight w:val="yellow"/>
+              </w:rPr>
+              <w:t>정·</w:t>
+            </w:r>
+            <w:r>
+              <w:rPr>
+                <w:rFonts w:ascii="맑은 고딕" w:hAnsi="맑은 고딕" w:eastAsia="맑은 고딕"/>
+                <w:b w:val="0"/>
+                <w:color w:val="333333"/>
+                <w:sz w:val="18"/>
+              </w:rPr>
+              <w:t>폐</w:t>
+            </w:r>
+            <w:r>
+              <w:rPr>
+                <w:rFonts w:ascii="맑은 고딕" w:hAnsi="맑은 고딕" w:eastAsia="맑은 고딕"/>
+                <w:b w:val="0"/>
+                <w:color w:val="333333"/>
+                <w:sz w:val="18"/>
+                <w:highlight w:val="yellow"/>
+              </w:rPr>
+              <w:t>지</w:t>
+            </w:r>
+            <w:r>
+              <w:rPr>
+                <w:rFonts w:ascii="맑은 고딕" w:hAnsi="맑은 고딕" w:eastAsia="맑은 고딕"/>
+                <w:b w:val="0"/>
+                <w:color w:val="333333"/>
+                <w:sz w:val="18"/>
+              </w:rPr>
+              <w:t>문을 주무부서장에게 제출하여 서식등록을 하여야 한다. ② 주무부서는 전산시스템에 등록번호, 등록일자, 서식명칭, 소관부서 등을 입력하여 서식을 등록한다. ③ 소관부서는『인쇄서식』의 경우 제1,2항의 규정에 의해 등록된 서식의 견</w:t>
+            </w:r>
+            <w:r>
+              <w:rPr>
+                <w:rFonts w:ascii="맑은 고딕" w:hAnsi="맑은 고딕" w:eastAsia="맑은 고딕"/>
+                <w:b w:val="0"/>
+                <w:color w:val="333333"/>
+                <w:sz w:val="18"/>
+                <w:highlight w:val="yellow"/>
+              </w:rPr>
+              <w:t>본</w:t>
+            </w:r>
+            <w:r>
+              <w:rPr>
+                <w:rFonts w:ascii="맑은 고딕" w:hAnsi="맑은 고딕" w:eastAsia="맑은 고딕"/>
+                <w:b w:val="0"/>
+                <w:color w:val="333333"/>
+                <w:sz w:val="18"/>
+              </w:rPr>
+              <w:t xml:space="preserve"> 2매를 주무부서에 제출하여야 한다.</w:t>
             </w:r>
           </w:p>
         </w:tc>
@@ -2001,7 +4134,45 @@
                 <w:color w:val="333333"/>
                 <w:sz w:val="18"/>
               </w:rPr>
-              <w:t>제45조(전산출력자료 관리) 각종 잔액장, 명세 등 전산시스템에 따라 일괄작성·처리·보존되는 전산출력자료의 관리에 관한 사항은 따로 정하는 바에 따른다.</w:t>
+              <w:t xml:space="preserve">제45조(전산출력자료 관리) 각종 잔액장, 명세 등 전산시스템에 </w:t>
+            </w:r>
+            <w:r>
+              <w:rPr>
+                <w:rFonts w:ascii="맑은 고딕" w:hAnsi="맑은 고딕" w:eastAsia="맑은 고딕"/>
+                <w:b w:val="0"/>
+                <w:color w:val="333333"/>
+                <w:sz w:val="18"/>
+                <w:highlight w:val="yellow"/>
+              </w:rPr>
+              <w:t>따라</w:t>
+            </w:r>
+            <w:r>
+              <w:rPr>
+                <w:rFonts w:ascii="맑은 고딕" w:hAnsi="맑은 고딕" w:eastAsia="맑은 고딕"/>
+                <w:b w:val="0"/>
+                <w:color w:val="333333"/>
+                <w:sz w:val="18"/>
+              </w:rPr>
+              <w:t xml:space="preserve"> 일괄작성·처리·보존되는 전산출력자료의 관리에 관한 사항은 따로 정하는 바에 </w:t>
+            </w:r>
+            <w:r>
+              <w:rPr>
+                <w:rFonts w:ascii="맑은 고딕" w:hAnsi="맑은 고딕" w:eastAsia="맑은 고딕"/>
+                <w:b w:val="0"/>
+                <w:color w:val="333333"/>
+                <w:sz w:val="18"/>
+                <w:highlight w:val="yellow"/>
+              </w:rPr>
+              <w:t>따른</w:t>
+            </w:r>
+            <w:r>
+              <w:rPr>
+                <w:rFonts w:ascii="맑은 고딕" w:hAnsi="맑은 고딕" w:eastAsia="맑은 고딕"/>
+                <w:b w:val="0"/>
+                <w:color w:val="333333"/>
+                <w:sz w:val="18"/>
+              </w:rPr>
+              <w:t>다.</w:t>
             </w:r>
           </w:p>
         </w:tc>
@@ -2063,7 +4234,26 @@
                 <w:color w:val="333333"/>
                 <w:sz w:val="18"/>
               </w:rPr>
-              <w:t>제2조(개정이력 표기방법에 관한 경과조치) 이 규정 시행 전에 새로운 표기방법으로 작성·정비된 규정은 이 규정에 따라 표기된 것으로 본다.</w:t>
+              <w:t>제2조(개정이력 표기방법에 관한 경과조치) 이 규정 시행 전에 새로운 표기방법으로 작성</w:t>
+            </w:r>
+            <w:r>
+              <w:rPr>
+                <w:rFonts w:ascii="맑은 고딕" w:hAnsi="맑은 고딕" w:eastAsia="맑은 고딕"/>
+                <w:b w:val="0"/>
+                <w:color w:val="333333"/>
+                <w:sz w:val="18"/>
+                <w:highlight w:val="yellow"/>
+              </w:rPr>
+              <w:t>·</w:t>
+            </w:r>
+            <w:r>
+              <w:rPr>
+                <w:rFonts w:ascii="맑은 고딕" w:hAnsi="맑은 고딕" w:eastAsia="맑은 고딕"/>
+                <w:b w:val="0"/>
+                <w:color w:val="333333"/>
+                <w:sz w:val="18"/>
+              </w:rPr>
+              <w:t>정비된 규정은 이 규정에 따라 표기된 것으로 본다.</w:t>
             </w:r>
           </w:p>
         </w:tc>
@@ -2124,8 +4314,9 @@
                 <w:b w:val="0"/>
                 <w:color w:val="333333"/>
                 <w:sz w:val="18"/>
-              </w:rPr>
-              <w:t>제○조(정본) 「사규관리시스템」에 등재된 사규를 정본(正本)으로 하며, 그 내용이 인쇄물 등 다른 사본과 다를 때에는 정본에 따른다.</w:t>
+                <w:highlight w:val="yellow"/>
+              </w:rPr>
+              <w:t>제○조(정본 및 열람) ① 「사규관리시스템」에 등재된 사규를 정본(正本)으로 하며, 그 내용이 인쇄물 등 다른 사본과 다를 때에는 정본에 따른다. ② 임직원은 사규관리시스템을 통하여 사규를 열람한다.</w:t>
             </w:r>
           </w:p>
         </w:tc>
@@ -2145,7 +4336,7 @@
                 <w:color w:val="333333"/>
                 <w:sz w:val="16"/>
               </w:rPr>
-              <w:t>[시스템·신설] ※정책 [확인]</w:t>
+              <w:t>[시스템·신설] 정본 채택(승인). 제15조 삭제분(열람) 흡수</w:t>
             </w:r>
           </w:p>
         </w:tc>

--- a/사규정비/사규관리규정_신구조문대비표_종합개정안.docx
+++ b/사규정비/사규관리규정_신구조문대비표_종합개정안.docx
@@ -111,7 +111,8 @@
           </w:tcPr>
           <w:p>
             <w:pPr>
-              <w:spacing w:after="40" w:line="276" w:lineRule="auto"/>
+              <w:spacing w:after="20" w:line="269" w:lineRule="auto"/>
+              <w:ind w:left="0"/>
             </w:pPr>
             <w:r/>
             <w:r>
@@ -121,7 +122,82 @@
                 <w:color w:val="333333"/>
                 <w:sz w:val="18"/>
               </w:rPr>
-              <w:t>제2조(용어의 정의) 이 규정에서 사용하는 용어의 정의는 다음과 같다. 1. “규정”이라 함은 계속적인 구속력을 가지는 규범으로서 조문형식으로 성문화된 것을 말한다. 2. “지침”이라 함은 “규정”이외에 계속적인 구속력을 가지는 규범으로서 조문형식으로 성문화 된 것을 말한다. 3. “외규”라 함은 계속적 구속력을 가지는 규범으로서 법령 또는 법령에 의하여 발하여진 명령, 규칙과 감독기관의 규정 또는 지침 등으로 성문화된 것을 말한다. (2024. 09. 01. 본호 개정) 4. “서식” 이라 함은 업무상 계속적으로 사용하는 보고서, 장부, 전표, 계약서류 기타 일정한 서식으로 인쇄 또는 등사한 모든 사무용지를 말한다. 5. “전부개정”이라 함은 외규의 제정 또는 개정 등으로 기존 조문의 3분의 2이상을 개정하거나 여러 차례 개정을 거듭한 결과 삭제된 조항 또는 추가된 조문이 많아 정비할 필요가 있는 경우의 규정 개정방식을 말한다. (2024. 09. 01. 본호 신설)</w:t>
+              <w:t>제2조(용어의 정의) 이 규정에서 사용하는 용어의 정의는 다음과 같다.</w:t>
+            </w:r>
+          </w:p>
+          <w:p>
+            <w:pPr>
+              <w:spacing w:after="20" w:line="269" w:lineRule="auto"/>
+              <w:ind w:left="454"/>
+            </w:pPr>
+            <w:r>
+              <w:rPr>
+                <w:rFonts w:ascii="맑은 고딕" w:hAnsi="맑은 고딕" w:eastAsia="맑은 고딕"/>
+                <w:b w:val="0"/>
+                <w:color w:val="333333"/>
+                <w:sz w:val="18"/>
+              </w:rPr>
+              <w:t>1. “규정”이라 함은 계속적인 구속력을 가지는 규범으로서 조문형식으로 성문화된 것을 말한다.</w:t>
+            </w:r>
+          </w:p>
+          <w:p>
+            <w:pPr>
+              <w:spacing w:after="20" w:line="269" w:lineRule="auto"/>
+              <w:ind w:left="454"/>
+            </w:pPr>
+            <w:r>
+              <w:rPr>
+                <w:rFonts w:ascii="맑은 고딕" w:hAnsi="맑은 고딕" w:eastAsia="맑은 고딕"/>
+                <w:b w:val="0"/>
+                <w:color w:val="333333"/>
+                <w:sz w:val="18"/>
+              </w:rPr>
+              <w:t>2. “지침”이라 함은 “규정”이외에 계속적인 구속력을 가지는 규범으로서 조문형식으로 성문화 된 것을 말한다.</w:t>
+            </w:r>
+          </w:p>
+          <w:p>
+            <w:pPr>
+              <w:spacing w:after="20" w:line="269" w:lineRule="auto"/>
+              <w:ind w:left="454"/>
+            </w:pPr>
+            <w:r>
+              <w:rPr>
+                <w:rFonts w:ascii="맑은 고딕" w:hAnsi="맑은 고딕" w:eastAsia="맑은 고딕"/>
+                <w:b w:val="0"/>
+                <w:color w:val="333333"/>
+                <w:sz w:val="18"/>
+              </w:rPr>
+              <w:t>3. “외규”라 함은 계속적 구속력을 가지는 규범으로서 법령 또는 법령에 의하여 발하여진 명령, 규칙과 감독기관의 규정 또는 지침 등으로 성문화된 것을 말한다. (2024. 09. 01. 본호 개정)</w:t>
+            </w:r>
+          </w:p>
+          <w:p>
+            <w:pPr>
+              <w:spacing w:after="20" w:line="269" w:lineRule="auto"/>
+              <w:ind w:left="454"/>
+            </w:pPr>
+            <w:r>
+              <w:rPr>
+                <w:rFonts w:ascii="맑은 고딕" w:hAnsi="맑은 고딕" w:eastAsia="맑은 고딕"/>
+                <w:b w:val="0"/>
+                <w:color w:val="333333"/>
+                <w:sz w:val="18"/>
+              </w:rPr>
+              <w:t>4. “서식” 이라 함은 업무상 계속적으로 사용하는 보고서, 장부, 전표, 계약서류 기타 일정한 서식으로 인쇄 또는 등사한 모든 사무용지를 말한다.</w:t>
+            </w:r>
+          </w:p>
+          <w:p>
+            <w:pPr>
+              <w:spacing w:after="20" w:line="269" w:lineRule="auto"/>
+              <w:ind w:left="454"/>
+            </w:pPr>
+            <w:r>
+              <w:rPr>
+                <w:rFonts w:ascii="맑은 고딕" w:hAnsi="맑은 고딕" w:eastAsia="맑은 고딕"/>
+                <w:b w:val="0"/>
+                <w:color w:val="333333"/>
+                <w:sz w:val="18"/>
+              </w:rPr>
+              <w:t>5. “전부개정”이라 함은 외규의 제정 또는 개정 등으로 기존 조문의 3분의 2이상을 개정하거나 여러 차례 개정을 거듭한 결과 삭제된 조항 또는 추가된 조문이 많아 정비할 필요가 있는 경우의 규정 개정방식을 말한다. (2024. 09. 01. 본호 신설)</w:t>
             </w:r>
           </w:p>
         </w:tc>
@@ -131,7 +207,8 @@
           </w:tcPr>
           <w:p>
             <w:pPr>
-              <w:spacing w:after="40" w:line="276" w:lineRule="auto"/>
+              <w:spacing w:after="20" w:line="269" w:lineRule="auto"/>
+              <w:ind w:left="0"/>
             </w:pPr>
             <w:r/>
             <w:r>
@@ -141,15 +218,29 @@
                 <w:color w:val="333333"/>
                 <w:sz w:val="18"/>
               </w:rPr>
-              <w:t>제2조(용어의 정의) 이 규정에서 사용하는 용어의 정의는 다음과 같다. 1. “규정”이</w:t>
-            </w:r>
-            <w:r>
-              <w:rPr>
-                <w:rFonts w:ascii="맑은 고딕" w:hAnsi="맑은 고딕" w:eastAsia="맑은 고딕"/>
-                <w:b w:val="0"/>
-                <w:color w:val="333333"/>
-                <w:sz w:val="18"/>
-                <w:highlight w:val="yellow"/>
+              <w:t>제2조(용어의 정의) 이 규정에서 사용하는 용어의 정의는 다음과 같다.</w:t>
+            </w:r>
+          </w:p>
+          <w:p>
+            <w:pPr>
+              <w:spacing w:after="20" w:line="269" w:lineRule="auto"/>
+              <w:ind w:left="454"/>
+            </w:pPr>
+            <w:r>
+              <w:rPr>
+                <w:rFonts w:ascii="맑은 고딕" w:hAnsi="맑은 고딕" w:eastAsia="맑은 고딕"/>
+                <w:b w:val="0"/>
+                <w:color w:val="333333"/>
+                <w:sz w:val="18"/>
+              </w:rPr>
+              <w:t>1. “규정”이</w:t>
+            </w:r>
+            <w:r>
+              <w:rPr>
+                <w:rFonts w:ascii="맑은 고딕" w:hAnsi="맑은 고딕" w:eastAsia="맑은 고딕"/>
+                <w:b w:val="0"/>
+                <w:color w:val="124AC8"/>
+                <w:sz w:val="18"/>
               </w:rPr>
               <w:t>란</w:t>
             </w:r>
@@ -160,15 +251,29 @@
                 <w:color w:val="333333"/>
                 <w:sz w:val="18"/>
               </w:rPr>
-              <w:t xml:space="preserve"> 계속적인 구속력을 가지는 규범으로서 조문형식으로 성문화된 것을 말한다. 2. “지침”이</w:t>
-            </w:r>
-            <w:r>
-              <w:rPr>
-                <w:rFonts w:ascii="맑은 고딕" w:hAnsi="맑은 고딕" w:eastAsia="맑은 고딕"/>
-                <w:b w:val="0"/>
-                <w:color w:val="333333"/>
-                <w:sz w:val="18"/>
-                <w:highlight w:val="yellow"/>
+              <w:t xml:space="preserve"> 계속적인 구속력을 가지는 규범으로서 조문형식으로 성문화된 것을 말한다.</w:t>
+            </w:r>
+          </w:p>
+          <w:p>
+            <w:pPr>
+              <w:spacing w:after="20" w:line="269" w:lineRule="auto"/>
+              <w:ind w:left="454"/>
+            </w:pPr>
+            <w:r>
+              <w:rPr>
+                <w:rFonts w:ascii="맑은 고딕" w:hAnsi="맑은 고딕" w:eastAsia="맑은 고딕"/>
+                <w:b w:val="0"/>
+                <w:color w:val="333333"/>
+                <w:sz w:val="18"/>
+              </w:rPr>
+              <w:t>2. “지침”이</w:t>
+            </w:r>
+            <w:r>
+              <w:rPr>
+                <w:rFonts w:ascii="맑은 고딕" w:hAnsi="맑은 고딕" w:eastAsia="맑은 고딕"/>
+                <w:b w:val="0"/>
+                <w:color w:val="124AC8"/>
+                <w:sz w:val="18"/>
               </w:rPr>
               <w:t>란</w:t>
             </w:r>
@@ -179,15 +284,29 @@
                 <w:color w:val="333333"/>
                 <w:sz w:val="18"/>
               </w:rPr>
-              <w:t xml:space="preserve"> “규정”이외에 계속적인 구속력을 가지는 규범으로서 조문형식으로 성문화 된 것을 말한다. 3. “외규”</w:t>
-            </w:r>
-            <w:r>
-              <w:rPr>
-                <w:rFonts w:ascii="맑은 고딕" w:hAnsi="맑은 고딕" w:eastAsia="맑은 고딕"/>
-                <w:b w:val="0"/>
-                <w:color w:val="333333"/>
-                <w:sz w:val="18"/>
-                <w:highlight w:val="yellow"/>
+              <w:t xml:space="preserve"> “규정”이외에 계속적인 구속력을 가지는 규범으로서 조문형식으로 성문화 된 것을 말한다.</w:t>
+            </w:r>
+          </w:p>
+          <w:p>
+            <w:pPr>
+              <w:spacing w:after="20" w:line="269" w:lineRule="auto"/>
+              <w:ind w:left="454"/>
+            </w:pPr>
+            <w:r>
+              <w:rPr>
+                <w:rFonts w:ascii="맑은 고딕" w:hAnsi="맑은 고딕" w:eastAsia="맑은 고딕"/>
+                <w:b w:val="0"/>
+                <w:color w:val="333333"/>
+                <w:sz w:val="18"/>
+              </w:rPr>
+              <w:t>3. “외규”</w:t>
+            </w:r>
+            <w:r>
+              <w:rPr>
+                <w:rFonts w:ascii="맑은 고딕" w:hAnsi="맑은 고딕" w:eastAsia="맑은 고딕"/>
+                <w:b w:val="0"/>
+                <w:color w:val="124AC8"/>
+                <w:sz w:val="18"/>
               </w:rPr>
               <w:t>란</w:t>
             </w:r>
@@ -204,9 +323,8 @@
               <w:rPr>
                 <w:rFonts w:ascii="맑은 고딕" w:hAnsi="맑은 고딕" w:eastAsia="맑은 고딕"/>
                 <w:b w:val="0"/>
-                <w:color w:val="333333"/>
-                <w:sz w:val="18"/>
-                <w:highlight w:val="yellow"/>
+                <w:color w:val="124AC8"/>
+                <w:sz w:val="18"/>
               </w:rPr>
               <w:t>따라</w:t>
             </w:r>
@@ -217,15 +335,29 @@
                 <w:color w:val="333333"/>
                 <w:sz w:val="18"/>
               </w:rPr>
-              <w:t xml:space="preserve"> 발하여진 명령, 규칙과 감독기관의 규정 또는 지침 등으로 성문화된 것을 말한다. (2024. 09. 01. 본호 개정) 4. “서식” 이</w:t>
-            </w:r>
-            <w:r>
-              <w:rPr>
-                <w:rFonts w:ascii="맑은 고딕" w:hAnsi="맑은 고딕" w:eastAsia="맑은 고딕"/>
-                <w:b w:val="0"/>
-                <w:color w:val="333333"/>
-                <w:sz w:val="18"/>
-                <w:highlight w:val="yellow"/>
+              <w:t xml:space="preserve"> 발하여진 명령, 규칙과 감독기관의 규정 또는 지침 등으로 성문화된 것을 말한다. (2024. 09. 01. 본호 개정)</w:t>
+            </w:r>
+          </w:p>
+          <w:p>
+            <w:pPr>
+              <w:spacing w:after="20" w:line="269" w:lineRule="auto"/>
+              <w:ind w:left="454"/>
+            </w:pPr>
+            <w:r>
+              <w:rPr>
+                <w:rFonts w:ascii="맑은 고딕" w:hAnsi="맑은 고딕" w:eastAsia="맑은 고딕"/>
+                <w:b w:val="0"/>
+                <w:color w:val="333333"/>
+                <w:sz w:val="18"/>
+              </w:rPr>
+              <w:t>4. “서식” 이</w:t>
+            </w:r>
+            <w:r>
+              <w:rPr>
+                <w:rFonts w:ascii="맑은 고딕" w:hAnsi="맑은 고딕" w:eastAsia="맑은 고딕"/>
+                <w:b w:val="0"/>
+                <w:color w:val="124AC8"/>
+                <w:sz w:val="18"/>
               </w:rPr>
               <w:t>란</w:t>
             </w:r>
@@ -242,9 +374,8 @@
               <w:rPr>
                 <w:rFonts w:ascii="맑은 고딕" w:hAnsi="맑은 고딕" w:eastAsia="맑은 고딕"/>
                 <w:b w:val="0"/>
-                <w:color w:val="333333"/>
-                <w:sz w:val="18"/>
-                <w:highlight w:val="yellow"/>
+                <w:color w:val="124AC8"/>
+                <w:sz w:val="18"/>
               </w:rPr>
               <w:t>그 밖의</w:t>
             </w:r>
@@ -261,9 +392,8 @@
               <w:rPr>
                 <w:rFonts w:ascii="맑은 고딕" w:hAnsi="맑은 고딕" w:eastAsia="맑은 고딕"/>
                 <w:b w:val="0"/>
-                <w:color w:val="333333"/>
-                <w:sz w:val="18"/>
-                <w:highlight w:val="yellow"/>
+                <w:color w:val="124AC8"/>
+                <w:sz w:val="18"/>
               </w:rPr>
               <w:t>복</w:t>
             </w:r>
@@ -274,15 +404,29 @@
                 <w:color w:val="333333"/>
                 <w:sz w:val="18"/>
               </w:rPr>
-              <w:t>사한 모든 사무용지를 말한다. 5. “전부개정”이</w:t>
-            </w:r>
-            <w:r>
-              <w:rPr>
-                <w:rFonts w:ascii="맑은 고딕" w:hAnsi="맑은 고딕" w:eastAsia="맑은 고딕"/>
-                <w:b w:val="0"/>
-                <w:color w:val="333333"/>
-                <w:sz w:val="18"/>
-                <w:highlight w:val="yellow"/>
+              <w:t>사한 모든 사무용지를 말한다.</w:t>
+            </w:r>
+          </w:p>
+          <w:p>
+            <w:pPr>
+              <w:spacing w:after="20" w:line="269" w:lineRule="auto"/>
+              <w:ind w:left="454"/>
+            </w:pPr>
+            <w:r>
+              <w:rPr>
+                <w:rFonts w:ascii="맑은 고딕" w:hAnsi="맑은 고딕" w:eastAsia="맑은 고딕"/>
+                <w:b w:val="0"/>
+                <w:color w:val="333333"/>
+                <w:sz w:val="18"/>
+              </w:rPr>
+              <w:t>5. “전부개정”이</w:t>
+            </w:r>
+            <w:r>
+              <w:rPr>
+                <w:rFonts w:ascii="맑은 고딕" w:hAnsi="맑은 고딕" w:eastAsia="맑은 고딕"/>
+                <w:b w:val="0"/>
+                <w:color w:val="124AC8"/>
+                <w:sz w:val="18"/>
               </w:rPr>
               <w:t>란</w:t>
             </w:r>
@@ -325,7 +469,8 @@
           </w:tcPr>
           <w:p>
             <w:pPr>
-              <w:spacing w:after="40" w:line="276" w:lineRule="auto"/>
+              <w:spacing w:after="20" w:line="269" w:lineRule="auto"/>
+              <w:ind w:left="0"/>
             </w:pPr>
             <w:r/>
             <w:r>
@@ -345,7 +490,8 @@
           </w:tcPr>
           <w:p>
             <w:pPr>
-              <w:spacing w:after="40" w:line="276" w:lineRule="auto"/>
+              <w:spacing w:after="20" w:line="269" w:lineRule="auto"/>
+              <w:ind w:left="0"/>
             </w:pPr>
             <w:r/>
             <w:r>
@@ -361,9 +507,8 @@
               <w:rPr>
                 <w:rFonts w:ascii="맑은 고딕" w:hAnsi="맑은 고딕" w:eastAsia="맑은 고딕"/>
                 <w:b w:val="0"/>
-                <w:color w:val="333333"/>
-                <w:sz w:val="18"/>
-                <w:highlight w:val="yellow"/>
+                <w:color w:val="124AC8"/>
+                <w:sz w:val="18"/>
               </w:rPr>
               <w:t>그 밖의</w:t>
             </w:r>
@@ -380,9 +525,8 @@
               <w:rPr>
                 <w:rFonts w:ascii="맑은 고딕" w:hAnsi="맑은 고딕" w:eastAsia="맑은 고딕"/>
                 <w:b w:val="0"/>
-                <w:color w:val="333333"/>
-                <w:sz w:val="18"/>
-                <w:highlight w:val="yellow"/>
+                <w:color w:val="124AC8"/>
+                <w:sz w:val="18"/>
               </w:rPr>
               <w:t>따를</w:t>
             </w:r>
@@ -425,7 +569,8 @@
           </w:tcPr>
           <w:p>
             <w:pPr>
-              <w:spacing w:after="40" w:line="276" w:lineRule="auto"/>
+              <w:spacing w:after="20" w:line="269" w:lineRule="auto"/>
+              <w:ind w:left="0"/>
             </w:pPr>
             <w:r/>
             <w:r>
@@ -435,7 +580,82 @@
                 <w:color w:val="333333"/>
                 <w:sz w:val="18"/>
               </w:rPr>
-              <w:t>제4조(규정화시 유의사항) 규정화시에는 다음 사항에 유의하여야 한다. 1. 계속성 : 규정사항에 관하여 상당기간 계속적 구속력을 가져야 한다. 2. 탄력성 : 규정사항은 객관적 사정변동등에 적응하여 운용할수 있도록 탄력성있게 규제하여야 한다. 3. 균형성 : 기존규정의 전체적 통일성과 질서에 차질이 생기지 않도록 신중히 검토하여 규제하여야 한다. 4. 적용성 : 규정할 구체적 사항이나 내용은 보편타당성이 유지될 수 있도록 하여야 한다. 5. 능률성 : 규정한 사항을 신속하고 용이하게 처리할 수 있도록 하여야 한다.</w:t>
+              <w:t>제4조(규정화시 유의사항) 규정화시에는 다음 사항에 유의하여야 한다.</w:t>
+            </w:r>
+          </w:p>
+          <w:p>
+            <w:pPr>
+              <w:spacing w:after="20" w:line="269" w:lineRule="auto"/>
+              <w:ind w:left="454"/>
+            </w:pPr>
+            <w:r>
+              <w:rPr>
+                <w:rFonts w:ascii="맑은 고딕" w:hAnsi="맑은 고딕" w:eastAsia="맑은 고딕"/>
+                <w:b w:val="0"/>
+                <w:color w:val="333333"/>
+                <w:sz w:val="18"/>
+              </w:rPr>
+              <w:t>1. 계속성 : 규정사항에 관하여 상당기간 계속적 구속력을 가져야 한다.</w:t>
+            </w:r>
+          </w:p>
+          <w:p>
+            <w:pPr>
+              <w:spacing w:after="20" w:line="269" w:lineRule="auto"/>
+              <w:ind w:left="454"/>
+            </w:pPr>
+            <w:r>
+              <w:rPr>
+                <w:rFonts w:ascii="맑은 고딕" w:hAnsi="맑은 고딕" w:eastAsia="맑은 고딕"/>
+                <w:b w:val="0"/>
+                <w:color w:val="333333"/>
+                <w:sz w:val="18"/>
+              </w:rPr>
+              <w:t>2. 탄력성 : 규정사항은 객관적 사정변동등에 적응하여 운용할수 있도록 탄력성있게 규제하여야 한다.</w:t>
+            </w:r>
+          </w:p>
+          <w:p>
+            <w:pPr>
+              <w:spacing w:after="20" w:line="269" w:lineRule="auto"/>
+              <w:ind w:left="454"/>
+            </w:pPr>
+            <w:r>
+              <w:rPr>
+                <w:rFonts w:ascii="맑은 고딕" w:hAnsi="맑은 고딕" w:eastAsia="맑은 고딕"/>
+                <w:b w:val="0"/>
+                <w:color w:val="333333"/>
+                <w:sz w:val="18"/>
+              </w:rPr>
+              <w:t>3. 균형성 : 기존규정의 전체적 통일성과 질서에 차질이 생기지 않도록 신중히 검토하여 규제하여야 한다.</w:t>
+            </w:r>
+          </w:p>
+          <w:p>
+            <w:pPr>
+              <w:spacing w:after="20" w:line="269" w:lineRule="auto"/>
+              <w:ind w:left="454"/>
+            </w:pPr>
+            <w:r>
+              <w:rPr>
+                <w:rFonts w:ascii="맑은 고딕" w:hAnsi="맑은 고딕" w:eastAsia="맑은 고딕"/>
+                <w:b w:val="0"/>
+                <w:color w:val="333333"/>
+                <w:sz w:val="18"/>
+              </w:rPr>
+              <w:t>4. 적용성 : 규정할 구체적 사항이나 내용은 보편타당성이 유지될 수 있도록 하여야 한다.</w:t>
+            </w:r>
+          </w:p>
+          <w:p>
+            <w:pPr>
+              <w:spacing w:after="20" w:line="269" w:lineRule="auto"/>
+              <w:ind w:left="454"/>
+            </w:pPr>
+            <w:r>
+              <w:rPr>
+                <w:rFonts w:ascii="맑은 고딕" w:hAnsi="맑은 고딕" w:eastAsia="맑은 고딕"/>
+                <w:b w:val="0"/>
+                <w:color w:val="333333"/>
+                <w:sz w:val="18"/>
+              </w:rPr>
+              <w:t>5. 능률성 : 규정한 사항을 신속하고 용이하게 처리할 수 있도록 하여야 한다.</w:t>
             </w:r>
           </w:p>
         </w:tc>
@@ -445,7 +665,8 @@
           </w:tcPr>
           <w:p>
             <w:pPr>
-              <w:spacing w:after="40" w:line="276" w:lineRule="auto"/>
+              <w:spacing w:after="20" w:line="269" w:lineRule="auto"/>
+              <w:ind w:left="0"/>
             </w:pPr>
             <w:r/>
             <w:r>
@@ -461,9 +682,8 @@
               <w:rPr>
                 <w:rFonts w:ascii="맑은 고딕" w:hAnsi="맑은 고딕" w:eastAsia="맑은 고딕"/>
                 <w:b w:val="0"/>
-                <w:color w:val="333333"/>
-                <w:sz w:val="18"/>
-                <w:highlight w:val="yellow"/>
+                <w:color w:val="124AC8"/>
+                <w:sz w:val="18"/>
               </w:rPr>
               <w:t xml:space="preserve"> </w:t>
             </w:r>
@@ -480,9 +700,8 @@
               <w:rPr>
                 <w:rFonts w:ascii="맑은 고딕" w:hAnsi="맑은 고딕" w:eastAsia="맑은 고딕"/>
                 <w:b w:val="0"/>
-                <w:color w:val="333333"/>
-                <w:sz w:val="18"/>
-                <w:highlight w:val="yellow"/>
+                <w:color w:val="124AC8"/>
+                <w:sz w:val="18"/>
               </w:rPr>
               <w:t xml:space="preserve"> </w:t>
             </w:r>
@@ -499,9 +718,8 @@
               <w:rPr>
                 <w:rFonts w:ascii="맑은 고딕" w:hAnsi="맑은 고딕" w:eastAsia="맑은 고딕"/>
                 <w:b w:val="0"/>
-                <w:color w:val="333333"/>
-                <w:sz w:val="18"/>
-                <w:highlight w:val="yellow"/>
+                <w:color w:val="124AC8"/>
+                <w:sz w:val="18"/>
               </w:rPr>
               <w:t>계속성·탄력성·균형성·적용성·능률성을</w:t>
             </w:r>
@@ -518,9 +736,8 @@
               <w:rPr>
                 <w:rFonts w:ascii="맑은 고딕" w:hAnsi="맑은 고딕" w:eastAsia="맑은 고딕"/>
                 <w:b w:val="0"/>
-                <w:color w:val="333333"/>
-                <w:sz w:val="18"/>
-                <w:highlight w:val="yellow"/>
+                <w:color w:val="124AC8"/>
+                <w:sz w:val="18"/>
               </w:rPr>
               <w:t>고려</w:t>
             </w:r>
@@ -563,7 +780,8 @@
           </w:tcPr>
           <w:p>
             <w:pPr>
-              <w:spacing w:after="40" w:line="276" w:lineRule="auto"/>
+              <w:spacing w:after="20" w:line="269" w:lineRule="auto"/>
+              <w:ind w:left="0"/>
             </w:pPr>
             <w:r/>
             <w:r>
@@ -573,7 +791,67 @@
                 <w:color w:val="333333"/>
                 <w:sz w:val="18"/>
               </w:rPr>
-              <w:t>제5조(규정의 효력순위) ① 외규는 규정에 우선하여 효력을 가진다. ② 규정은 정관, 이사회규정, 경영협의회규정, 직제규정, 기타 규정의 순위로 하위규정을 구속하고 상위규정에 저촉하는 하위규정의 조항은 그 효력을 상실한다. ③ 동일순위의 규정간에 있어서 기존규정의 조항이 새로 제정 또는 개정된 규정의 조항과 저촉하는 부분은 특별한 정함이 없는 한 새로운 규정의 시행과 동시에 그 효력을 잃는다. ④ 지침은 규정에 저촉하지 않는 범위 내에서 규정과 동일한 효력을 가진다.</w:t>
+              <w:t>제5조(규정의 효력순위)</w:t>
+            </w:r>
+          </w:p>
+          <w:p>
+            <w:pPr>
+              <w:spacing w:after="20" w:line="269" w:lineRule="auto"/>
+              <w:ind w:left="227"/>
+            </w:pPr>
+            <w:r>
+              <w:rPr>
+                <w:rFonts w:ascii="맑은 고딕" w:hAnsi="맑은 고딕" w:eastAsia="맑은 고딕"/>
+                <w:b w:val="0"/>
+                <w:color w:val="333333"/>
+                <w:sz w:val="18"/>
+              </w:rPr>
+              <w:t>① 외규는 규정에 우선하여 효력을 가진다.</w:t>
+            </w:r>
+          </w:p>
+          <w:p>
+            <w:pPr>
+              <w:spacing w:after="20" w:line="269" w:lineRule="auto"/>
+              <w:ind w:left="227"/>
+            </w:pPr>
+            <w:r>
+              <w:rPr>
+                <w:rFonts w:ascii="맑은 고딕" w:hAnsi="맑은 고딕" w:eastAsia="맑은 고딕"/>
+                <w:b w:val="0"/>
+                <w:color w:val="333333"/>
+                <w:sz w:val="18"/>
+              </w:rPr>
+              <w:t>② 규정은 정관, 이사회규정, 경영협의회규정, 직제규정, 기타 규정의 순위로 하위규정을 구속하고 상위규정에 저촉하는 하위규정의 조항은 그 효력을 상실한다.</w:t>
+            </w:r>
+          </w:p>
+          <w:p>
+            <w:pPr>
+              <w:spacing w:after="20" w:line="269" w:lineRule="auto"/>
+              <w:ind w:left="227"/>
+            </w:pPr>
+            <w:r>
+              <w:rPr>
+                <w:rFonts w:ascii="맑은 고딕" w:hAnsi="맑은 고딕" w:eastAsia="맑은 고딕"/>
+                <w:b w:val="0"/>
+                <w:color w:val="333333"/>
+                <w:sz w:val="18"/>
+              </w:rPr>
+              <w:t>③ 동일순위의 규정간에 있어서 기존규정의 조항이 새로 제정 또는 개정된 규정의 조항과 저촉하는 부분은 특별한 정함이 없는 한 새로운 규정의 시행과 동시에 그 효력을 잃는다.</w:t>
+            </w:r>
+          </w:p>
+          <w:p>
+            <w:pPr>
+              <w:spacing w:after="20" w:line="269" w:lineRule="auto"/>
+              <w:ind w:left="227"/>
+            </w:pPr>
+            <w:r>
+              <w:rPr>
+                <w:rFonts w:ascii="맑은 고딕" w:hAnsi="맑은 고딕" w:eastAsia="맑은 고딕"/>
+                <w:b w:val="0"/>
+                <w:color w:val="333333"/>
+                <w:sz w:val="18"/>
+              </w:rPr>
+              <w:t>④ 지침은 규정에 저촉하지 않는 범위 내에서 규정과 동일한 효력을 가진다.</w:t>
             </w:r>
           </w:p>
         </w:tc>
@@ -583,7 +861,8 @@
           </w:tcPr>
           <w:p>
             <w:pPr>
-              <w:spacing w:after="40" w:line="276" w:lineRule="auto"/>
+              <w:spacing w:after="20" w:line="269" w:lineRule="auto"/>
+              <w:ind w:left="0"/>
             </w:pPr>
             <w:r/>
             <w:r>
@@ -593,15 +872,44 @@
                 <w:color w:val="333333"/>
                 <w:sz w:val="18"/>
               </w:rPr>
-              <w:t xml:space="preserve">제5조(규정의 효력순위) ① 외규는 규정에 우선하여 효력을 가진다. ② 규정은 정관, 이사회규정, 경영협의회규정, 직제규정, </w:t>
-            </w:r>
-            <w:r>
-              <w:rPr>
-                <w:rFonts w:ascii="맑은 고딕" w:hAnsi="맑은 고딕" w:eastAsia="맑은 고딕"/>
-                <w:b w:val="0"/>
-                <w:color w:val="333333"/>
-                <w:sz w:val="18"/>
-                <w:highlight w:val="yellow"/>
+              <w:t>제5조(규정의 효력순위)</w:t>
+            </w:r>
+          </w:p>
+          <w:p>
+            <w:pPr>
+              <w:spacing w:after="20" w:line="269" w:lineRule="auto"/>
+              <w:ind w:left="227"/>
+            </w:pPr>
+            <w:r>
+              <w:rPr>
+                <w:rFonts w:ascii="맑은 고딕" w:hAnsi="맑은 고딕" w:eastAsia="맑은 고딕"/>
+                <w:b w:val="0"/>
+                <w:color w:val="333333"/>
+                <w:sz w:val="18"/>
+              </w:rPr>
+              <w:t>① 외규는 규정에 우선하여 효력을 가진다.</w:t>
+            </w:r>
+          </w:p>
+          <w:p>
+            <w:pPr>
+              <w:spacing w:after="20" w:line="269" w:lineRule="auto"/>
+              <w:ind w:left="227"/>
+            </w:pPr>
+            <w:r>
+              <w:rPr>
+                <w:rFonts w:ascii="맑은 고딕" w:hAnsi="맑은 고딕" w:eastAsia="맑은 고딕"/>
+                <w:b w:val="0"/>
+                <w:color w:val="333333"/>
+                <w:sz w:val="18"/>
+              </w:rPr>
+              <w:t xml:space="preserve">② 규정은 정관, 이사회규정, 경영협의회규정, 직제규정, </w:t>
+            </w:r>
+            <w:r>
+              <w:rPr>
+                <w:rFonts w:ascii="맑은 고딕" w:hAnsi="맑은 고딕" w:eastAsia="맑은 고딕"/>
+                <w:b w:val="0"/>
+                <w:color w:val="124AC8"/>
+                <w:sz w:val="18"/>
               </w:rPr>
               <w:t>그 밖의</w:t>
             </w:r>
@@ -612,7 +920,37 @@
                 <w:color w:val="333333"/>
                 <w:sz w:val="18"/>
               </w:rPr>
-              <w:t xml:space="preserve"> 규정의 순위로 하위규정을 구속하고 상위규정에 저촉하는 하위규정의 조항은 그 효력을 상실한다. ③ 동일순위의 규정간에 있어서 기존규정의 조항이 새로 제정 또는 개정된 규정의 조항과 저촉하는 부분은 특별한 정함이 없는 한 새로운 규정의 시행과 동시에 그 효력을 잃는다. ④ 지침은 규정에 저촉하지 않는 범위 내에서 규정과 동일한 효력을 가진다.</w:t>
+              <w:t xml:space="preserve"> 규정의 순위로 하위규정을 구속하고 상위규정에 저촉하는 하위규정의 조항은 그 효력을 상실한다.</w:t>
+            </w:r>
+          </w:p>
+          <w:p>
+            <w:pPr>
+              <w:spacing w:after="20" w:line="269" w:lineRule="auto"/>
+              <w:ind w:left="227"/>
+            </w:pPr>
+            <w:r>
+              <w:rPr>
+                <w:rFonts w:ascii="맑은 고딕" w:hAnsi="맑은 고딕" w:eastAsia="맑은 고딕"/>
+                <w:b w:val="0"/>
+                <w:color w:val="333333"/>
+                <w:sz w:val="18"/>
+              </w:rPr>
+              <w:t>③ 동일순위의 규정간에 있어서 기존규정의 조항이 새로 제정 또는 개정된 규정의 조항과 저촉하는 부분은 특별한 정함이 없는 한 새로운 규정의 시행과 동시에 그 효력을 잃는다.</w:t>
+            </w:r>
+          </w:p>
+          <w:p>
+            <w:pPr>
+              <w:spacing w:after="20" w:line="269" w:lineRule="auto"/>
+              <w:ind w:left="227"/>
+            </w:pPr>
+            <w:r>
+              <w:rPr>
+                <w:rFonts w:ascii="맑은 고딕" w:hAnsi="맑은 고딕" w:eastAsia="맑은 고딕"/>
+                <w:b w:val="0"/>
+                <w:color w:val="333333"/>
+                <w:sz w:val="18"/>
+              </w:rPr>
+              <w:t>④ 지침은 규정에 저촉하지 않는 범위 내에서 규정과 동일한 효력을 가진다.</w:t>
             </w:r>
           </w:p>
         </w:tc>
@@ -644,7 +982,8 @@
           </w:tcPr>
           <w:p>
             <w:pPr>
-              <w:spacing w:after="40" w:line="276" w:lineRule="auto"/>
+              <w:spacing w:after="20" w:line="269" w:lineRule="auto"/>
+              <w:ind w:left="0"/>
             </w:pPr>
             <w:r/>
             <w:r>
@@ -654,7 +993,37 @@
                 <w:color w:val="333333"/>
                 <w:sz w:val="18"/>
               </w:rPr>
-              <w:t>제6조(기안권자) ① 규정의 기안권자는 규정 담당 부서장(이하 “주무부서장” 이라 한다) 또는 당해 규정상의 업무를 담당하는 부서장(이하 “소관부서장”이라 한다)이 된다. 다만, 그 내용이 다른 부서의 업무와 관련되는 경우에는 그 부서의 합의를 거쳐야 한다. ② 규정별 소관부서는 『별표 제1호』와 같다.</w:t>
+              <w:t>제6조(기안권자)</w:t>
+            </w:r>
+          </w:p>
+          <w:p>
+            <w:pPr>
+              <w:spacing w:after="20" w:line="269" w:lineRule="auto"/>
+              <w:ind w:left="227"/>
+            </w:pPr>
+            <w:r>
+              <w:rPr>
+                <w:rFonts w:ascii="맑은 고딕" w:hAnsi="맑은 고딕" w:eastAsia="맑은 고딕"/>
+                <w:b w:val="0"/>
+                <w:color w:val="333333"/>
+                <w:sz w:val="18"/>
+              </w:rPr>
+              <w:t>① 규정의 기안권자는 규정 담당 부서장(이하 “주무부서장” 이라 한다) 또는 당해 규정상의 업무를 담당하는 부서장(이하 “소관부서장”이라 한다)이 된다. 다만, 그 내용이 다른 부서의 업무와 관련되는 경우에는 그 부서의 합의를 거쳐야 한다.</w:t>
+            </w:r>
+          </w:p>
+          <w:p>
+            <w:pPr>
+              <w:spacing w:after="20" w:line="269" w:lineRule="auto"/>
+              <w:ind w:left="227"/>
+            </w:pPr>
+            <w:r>
+              <w:rPr>
+                <w:rFonts w:ascii="맑은 고딕" w:hAnsi="맑은 고딕" w:eastAsia="맑은 고딕"/>
+                <w:b w:val="0"/>
+                <w:color w:val="333333"/>
+                <w:sz w:val="18"/>
+              </w:rPr>
+              <w:t>② 규정별 소관부서는 『별표 제1호』와 같다.</w:t>
             </w:r>
           </w:p>
         </w:tc>
@@ -664,7 +1033,8 @@
           </w:tcPr>
           <w:p>
             <w:pPr>
-              <w:spacing w:after="40" w:line="276" w:lineRule="auto"/>
+              <w:spacing w:after="20" w:line="269" w:lineRule="auto"/>
+              <w:ind w:left="0"/>
             </w:pPr>
             <w:r/>
             <w:r>
@@ -674,15 +1044,29 @@
                 <w:color w:val="333333"/>
                 <w:sz w:val="18"/>
               </w:rPr>
-              <w:t xml:space="preserve">제6조(기안권자) ① 규정의 기안권자는 규정 담당 부서장(이하 “주무부서장” 이라 한다) 또는 </w:t>
-            </w:r>
-            <w:r>
-              <w:rPr>
-                <w:rFonts w:ascii="맑은 고딕" w:hAnsi="맑은 고딕" w:eastAsia="맑은 고딕"/>
-                <w:b w:val="0"/>
-                <w:color w:val="333333"/>
-                <w:sz w:val="18"/>
-                <w:highlight w:val="yellow"/>
+              <w:t>제6조(기안권자)</w:t>
+            </w:r>
+          </w:p>
+          <w:p>
+            <w:pPr>
+              <w:spacing w:after="20" w:line="269" w:lineRule="auto"/>
+              <w:ind w:left="227"/>
+            </w:pPr>
+            <w:r>
+              <w:rPr>
+                <w:rFonts w:ascii="맑은 고딕" w:hAnsi="맑은 고딕" w:eastAsia="맑은 고딕"/>
+                <w:b w:val="0"/>
+                <w:color w:val="333333"/>
+                <w:sz w:val="18"/>
+              </w:rPr>
+              <w:t xml:space="preserve">① 규정의 기안권자는 규정 담당 부서장(이하 “주무부서장” 이라 한다) 또는 </w:t>
+            </w:r>
+            <w:r>
+              <w:rPr>
+                <w:rFonts w:ascii="맑은 고딕" w:hAnsi="맑은 고딕" w:eastAsia="맑은 고딕"/>
+                <w:b w:val="0"/>
+                <w:color w:val="124AC8"/>
+                <w:sz w:val="18"/>
               </w:rPr>
               <w:t>해</w:t>
             </w:r>
@@ -693,16 +1077,22 @@
                 <w:color w:val="333333"/>
                 <w:sz w:val="18"/>
               </w:rPr>
-              <w:t>당</w:t>
-            </w:r>
-            <w:r>
-              <w:rPr>
-                <w:rFonts w:ascii="맑은 고딕" w:hAnsi="맑은 고딕" w:eastAsia="맑은 고딕"/>
-                <w:b w:val="0"/>
-                <w:color w:val="333333"/>
-                <w:sz w:val="18"/>
-              </w:rPr>
-              <w:t xml:space="preserve"> 규정상의 업무를 담당하는 부서장(이하 “소관부서장”이라 한다)이 된다. 다만, 그 내용이 다른 부서의 업무와 관련되는 경우에는 그 부서의 합의를 거쳐야 한다. ② 규정별 소관부서는 『별표 제1호』와 같다.</w:t>
+              <w:t>당 규정상의 업무를 담당하는 부서장(이하 “소관부서장”이라 한다)이 된다. 다만, 그 내용이 다른 부서의 업무와 관련되는 경우에는 그 부서의 합의를 거쳐야 한다.</w:t>
+            </w:r>
+          </w:p>
+          <w:p>
+            <w:pPr>
+              <w:spacing w:after="20" w:line="269" w:lineRule="auto"/>
+              <w:ind w:left="227"/>
+            </w:pPr>
+            <w:r>
+              <w:rPr>
+                <w:rFonts w:ascii="맑은 고딕" w:hAnsi="맑은 고딕" w:eastAsia="맑은 고딕"/>
+                <w:b w:val="0"/>
+                <w:color w:val="333333"/>
+                <w:sz w:val="18"/>
+              </w:rPr>
+              <w:t>② 규정별 소관부서는 『별표 제1호』와 같다.</w:t>
             </w:r>
           </w:p>
         </w:tc>
@@ -734,7 +1124,8 @@
           </w:tcPr>
           <w:p>
             <w:pPr>
-              <w:spacing w:after="40" w:line="276" w:lineRule="auto"/>
+              <w:spacing w:after="20" w:line="269" w:lineRule="auto"/>
+              <w:ind w:left="0"/>
             </w:pPr>
             <w:r/>
             <w:r>
@@ -744,7 +1135,142 @@
                 <w:color w:val="333333"/>
                 <w:sz w:val="18"/>
               </w:rPr>
-              <w:t>제7조(규정의 합의) ① 규정의 기안권자는 제정·개폐하고자 하는 규정의 원안, 제정·개정 이유, 신·구 조문대비표 등을 작성하여 주무부서장에게 제출하여 합의를 받아야 한다. (2024. 09. 01. 본항 개정) ② 주무부서장은 규정의 원안에 대하여 다음 각 호의 사항을 심의한다. 1. 우리회사 경영방침과의 부합 여부 2. 법령 또는 다른 규정과의 저촉여부 3. 규정의 형식적 요건의 구비 여부 4. 기타 필요하다고 인정되는 사항 ③ 주무부서장은 제2항의 규정에 의하여 원안을 심의하고 수정을 요하는 사항이 있을 경우에는 소관부서장과 협의하여 수정한다. 다만, 처음의 뜻에서 벗어나지 아니하는 범위내의 자구의 수정, 체제의 정리 등은 협의 없이 할 수 있다. ④ 주무부서장의 심의를 마친 원안은 소관부서에 회송한다. 다만, 협의 조정되지 아니한 때에는 이견을 붙여 회송한다. ⑤ 합의된 규정안이 결재과정에서 수정되거나 시행할 수 없게된 경우에 소관부서장은 그 사유를 명시하여 즉시 주무부서장에게 통보하여야 한다.</w:t>
+              <w:t>제7조(규정의 합의)</w:t>
+            </w:r>
+          </w:p>
+          <w:p>
+            <w:pPr>
+              <w:spacing w:after="20" w:line="269" w:lineRule="auto"/>
+              <w:ind w:left="227"/>
+            </w:pPr>
+            <w:r>
+              <w:rPr>
+                <w:rFonts w:ascii="맑은 고딕" w:hAnsi="맑은 고딕" w:eastAsia="맑은 고딕"/>
+                <w:b w:val="0"/>
+                <w:color w:val="333333"/>
+                <w:sz w:val="18"/>
+              </w:rPr>
+              <w:t>① 규정의 기안권자는 제정·개폐하고자 하는 규정의 원안, 제정·개정 이유, 신·구 조문대비표 등을 작성하여 주무부서장에게 제출하여 합의를 받아야 한다. (2024. 09. 01. 본항 개정)</w:t>
+            </w:r>
+          </w:p>
+          <w:p>
+            <w:pPr>
+              <w:spacing w:after="20" w:line="269" w:lineRule="auto"/>
+              <w:ind w:left="227"/>
+            </w:pPr>
+            <w:r>
+              <w:rPr>
+                <w:rFonts w:ascii="맑은 고딕" w:hAnsi="맑은 고딕" w:eastAsia="맑은 고딕"/>
+                <w:b w:val="0"/>
+                <w:color w:val="333333"/>
+                <w:sz w:val="18"/>
+              </w:rPr>
+              <w:t>② 주무부서장은 규정의 원안에 대하여 다음 각 호의 사항을 심의한다.</w:t>
+            </w:r>
+          </w:p>
+          <w:p>
+            <w:pPr>
+              <w:spacing w:after="20" w:line="269" w:lineRule="auto"/>
+              <w:ind w:left="454"/>
+            </w:pPr>
+            <w:r>
+              <w:rPr>
+                <w:rFonts w:ascii="맑은 고딕" w:hAnsi="맑은 고딕" w:eastAsia="맑은 고딕"/>
+                <w:b w:val="0"/>
+                <w:color w:val="333333"/>
+                <w:sz w:val="18"/>
+              </w:rPr>
+              <w:t>1. 우리회사 경영방침과의 부합 여부</w:t>
+            </w:r>
+          </w:p>
+          <w:p>
+            <w:pPr>
+              <w:spacing w:after="20" w:line="269" w:lineRule="auto"/>
+              <w:ind w:left="454"/>
+            </w:pPr>
+            <w:r>
+              <w:rPr>
+                <w:rFonts w:ascii="맑은 고딕" w:hAnsi="맑은 고딕" w:eastAsia="맑은 고딕"/>
+                <w:b w:val="0"/>
+                <w:color w:val="333333"/>
+                <w:sz w:val="18"/>
+              </w:rPr>
+              <w:t>2. 법령 또는 다른 규정과의 저촉여부</w:t>
+            </w:r>
+          </w:p>
+          <w:p>
+            <w:pPr>
+              <w:spacing w:after="20" w:line="269" w:lineRule="auto"/>
+              <w:ind w:left="454"/>
+            </w:pPr>
+            <w:r>
+              <w:rPr>
+                <w:rFonts w:ascii="맑은 고딕" w:hAnsi="맑은 고딕" w:eastAsia="맑은 고딕"/>
+                <w:b w:val="0"/>
+                <w:color w:val="333333"/>
+                <w:sz w:val="18"/>
+              </w:rPr>
+              <w:t>3. 규정의 형식적 요건의 구비 여부</w:t>
+            </w:r>
+          </w:p>
+          <w:p>
+            <w:pPr>
+              <w:spacing w:after="20" w:line="269" w:lineRule="auto"/>
+              <w:ind w:left="454"/>
+            </w:pPr>
+            <w:r>
+              <w:rPr>
+                <w:rFonts w:ascii="맑은 고딕" w:hAnsi="맑은 고딕" w:eastAsia="맑은 고딕"/>
+                <w:b w:val="0"/>
+                <w:color w:val="333333"/>
+                <w:sz w:val="18"/>
+              </w:rPr>
+              <w:t>4. 기타 필요하다고 인정되는 사항</w:t>
+            </w:r>
+          </w:p>
+          <w:p>
+            <w:pPr>
+              <w:spacing w:after="20" w:line="269" w:lineRule="auto"/>
+              <w:ind w:left="227"/>
+            </w:pPr>
+            <w:r>
+              <w:rPr>
+                <w:rFonts w:ascii="맑은 고딕" w:hAnsi="맑은 고딕" w:eastAsia="맑은 고딕"/>
+                <w:b w:val="0"/>
+                <w:color w:val="333333"/>
+                <w:sz w:val="18"/>
+              </w:rPr>
+              <w:t>③ 주무부서장은 제2항의 규정에 의하여 원안을 심의하고 수정을 요하는 사항이 있을 경우에는 소관부서장과 협의하여 수정한다. 다만, 처음의 뜻에서 벗어나지 아니하는 범위내의 자구의 수정, 체제의 정리 등은 협의 없이 할 수 있다.</w:t>
+            </w:r>
+          </w:p>
+          <w:p>
+            <w:pPr>
+              <w:spacing w:after="20" w:line="269" w:lineRule="auto"/>
+              <w:ind w:left="227"/>
+            </w:pPr>
+            <w:r>
+              <w:rPr>
+                <w:rFonts w:ascii="맑은 고딕" w:hAnsi="맑은 고딕" w:eastAsia="맑은 고딕"/>
+                <w:b w:val="0"/>
+                <w:color w:val="333333"/>
+                <w:sz w:val="18"/>
+              </w:rPr>
+              <w:t>④ 주무부서장의 심의를 마친 원안은 소관부서에 회송한다. 다만, 협의 조정되지 아니한 때에는 이견을 붙여 회송한다.</w:t>
+            </w:r>
+          </w:p>
+          <w:p>
+            <w:pPr>
+              <w:spacing w:after="20" w:line="269" w:lineRule="auto"/>
+              <w:ind w:left="227"/>
+            </w:pPr>
+            <w:r>
+              <w:rPr>
+                <w:rFonts w:ascii="맑은 고딕" w:hAnsi="맑은 고딕" w:eastAsia="맑은 고딕"/>
+                <w:b w:val="0"/>
+                <w:color w:val="333333"/>
+                <w:sz w:val="18"/>
+              </w:rPr>
+              <w:t>⑤ 합의된 규정안이 결재과정에서 수정되거나 시행할 수 없게된 경우에 소관부서장은 그 사유를 명시하여 즉시 주무부서장에게 통보하여야 한다.</w:t>
             </w:r>
           </w:p>
         </w:tc>
@@ -754,7 +1280,8 @@
           </w:tcPr>
           <w:p>
             <w:pPr>
-              <w:spacing w:after="40" w:line="276" w:lineRule="auto"/>
+              <w:spacing w:after="20" w:line="269" w:lineRule="auto"/>
+              <w:ind w:left="0"/>
             </w:pPr>
             <w:r/>
             <w:r>
@@ -764,15 +1291,29 @@
                 <w:color w:val="333333"/>
                 <w:sz w:val="18"/>
               </w:rPr>
-              <w:t>제7조(규정의 합의) ① 규정의 기안권자는 제정·개</w:t>
-            </w:r>
-            <w:r>
-              <w:rPr>
-                <w:rFonts w:ascii="맑은 고딕" w:hAnsi="맑은 고딕" w:eastAsia="맑은 고딕"/>
-                <w:b w:val="0"/>
-                <w:color w:val="333333"/>
-                <w:sz w:val="18"/>
-                <w:highlight w:val="yellow"/>
+              <w:t>제7조(규정의 합의)</w:t>
+            </w:r>
+          </w:p>
+          <w:p>
+            <w:pPr>
+              <w:spacing w:after="20" w:line="269" w:lineRule="auto"/>
+              <w:ind w:left="227"/>
+            </w:pPr>
+            <w:r>
+              <w:rPr>
+                <w:rFonts w:ascii="맑은 고딕" w:hAnsi="맑은 고딕" w:eastAsia="맑은 고딕"/>
+                <w:b w:val="0"/>
+                <w:color w:val="333333"/>
+                <w:sz w:val="18"/>
+              </w:rPr>
+              <w:t>① 규정의 기안권자는 제정·개</w:t>
+            </w:r>
+            <w:r>
+              <w:rPr>
+                <w:rFonts w:ascii="맑은 고딕" w:hAnsi="맑은 고딕" w:eastAsia="맑은 고딕"/>
+                <w:b w:val="0"/>
+                <w:color w:val="124AC8"/>
+                <w:sz w:val="18"/>
               </w:rPr>
               <w:t>정·</w:t>
             </w:r>
@@ -789,9 +1330,8 @@
               <w:rPr>
                 <w:rFonts w:ascii="맑은 고딕" w:hAnsi="맑은 고딕" w:eastAsia="맑은 고딕"/>
                 <w:b w:val="0"/>
-                <w:color w:val="333333"/>
-                <w:sz w:val="18"/>
-                <w:highlight w:val="yellow"/>
+                <w:color w:val="124AC8"/>
+                <w:sz w:val="18"/>
               </w:rPr>
               <w:t>지</w:t>
             </w:r>
@@ -802,15 +1342,89 @@
                 <w:color w:val="333333"/>
                 <w:sz w:val="18"/>
               </w:rPr>
-              <w:t xml:space="preserve">하고자 하는 규정의 원안, 제정·개정 이유, 신·구 조문대비표 등을 작성하여 주무부서장에게 제출하여 합의를 받아야 한다. (2024. 09. 01. 본항 개정) ② 주무부서장은 규정의 원안에 대하여 다음 각 호의 사항을 심의한다. 1. 우리회사 경영방침과의 부합 여부 2. 법령 또는 다른 규정과의 저촉여부 3. 규정의 형식적 요건의 구비 여부 4. </w:t>
-            </w:r>
-            <w:r>
-              <w:rPr>
-                <w:rFonts w:ascii="맑은 고딕" w:hAnsi="맑은 고딕" w:eastAsia="맑은 고딕"/>
-                <w:b w:val="0"/>
-                <w:color w:val="333333"/>
-                <w:sz w:val="18"/>
-                <w:highlight w:val="yellow"/>
+              <w:t>하고자 하는 규정의 원안, 제정·개정 이유, 신·구 조문대비표 등을 작성하여 주무부서장에게 제출하여 합의를 받아야 한다. (2024. 09. 01. 본항 개정)</w:t>
+            </w:r>
+          </w:p>
+          <w:p>
+            <w:pPr>
+              <w:spacing w:after="20" w:line="269" w:lineRule="auto"/>
+              <w:ind w:left="227"/>
+            </w:pPr>
+            <w:r>
+              <w:rPr>
+                <w:rFonts w:ascii="맑은 고딕" w:hAnsi="맑은 고딕" w:eastAsia="맑은 고딕"/>
+                <w:b w:val="0"/>
+                <w:color w:val="333333"/>
+                <w:sz w:val="18"/>
+              </w:rPr>
+              <w:t>② 주무부서장은 규정의 원안에 대하여 다음 각 호의 사항을 심의한다.</w:t>
+            </w:r>
+          </w:p>
+          <w:p>
+            <w:pPr>
+              <w:spacing w:after="20" w:line="269" w:lineRule="auto"/>
+              <w:ind w:left="454"/>
+            </w:pPr>
+            <w:r>
+              <w:rPr>
+                <w:rFonts w:ascii="맑은 고딕" w:hAnsi="맑은 고딕" w:eastAsia="맑은 고딕"/>
+                <w:b w:val="0"/>
+                <w:color w:val="333333"/>
+                <w:sz w:val="18"/>
+              </w:rPr>
+              <w:t>1. 우리회사 경영방침과의 부합 여부</w:t>
+            </w:r>
+          </w:p>
+          <w:p>
+            <w:pPr>
+              <w:spacing w:after="20" w:line="269" w:lineRule="auto"/>
+              <w:ind w:left="454"/>
+            </w:pPr>
+            <w:r>
+              <w:rPr>
+                <w:rFonts w:ascii="맑은 고딕" w:hAnsi="맑은 고딕" w:eastAsia="맑은 고딕"/>
+                <w:b w:val="0"/>
+                <w:color w:val="333333"/>
+                <w:sz w:val="18"/>
+              </w:rPr>
+              <w:t>2. 법령 또는 다른 규정과의 저촉여부</w:t>
+            </w:r>
+          </w:p>
+          <w:p>
+            <w:pPr>
+              <w:spacing w:after="20" w:line="269" w:lineRule="auto"/>
+              <w:ind w:left="454"/>
+            </w:pPr>
+            <w:r>
+              <w:rPr>
+                <w:rFonts w:ascii="맑은 고딕" w:hAnsi="맑은 고딕" w:eastAsia="맑은 고딕"/>
+                <w:b w:val="0"/>
+                <w:color w:val="333333"/>
+                <w:sz w:val="18"/>
+              </w:rPr>
+              <w:t>3. 규정의 형식적 요건의 구비 여부</w:t>
+            </w:r>
+          </w:p>
+          <w:p>
+            <w:pPr>
+              <w:spacing w:after="20" w:line="269" w:lineRule="auto"/>
+              <w:ind w:left="454"/>
+            </w:pPr>
+            <w:r>
+              <w:rPr>
+                <w:rFonts w:ascii="맑은 고딕" w:hAnsi="맑은 고딕" w:eastAsia="맑은 고딕"/>
+                <w:b w:val="0"/>
+                <w:color w:val="333333"/>
+                <w:sz w:val="18"/>
+              </w:rPr>
+              <w:t xml:space="preserve">4. </w:t>
+            </w:r>
+            <w:r>
+              <w:rPr>
+                <w:rFonts w:ascii="맑은 고딕" w:hAnsi="맑은 고딕" w:eastAsia="맑은 고딕"/>
+                <w:b w:val="0"/>
+                <w:color w:val="124AC8"/>
+                <w:sz w:val="18"/>
               </w:rPr>
               <w:t>그 밖의</w:t>
             </w:r>
@@ -821,15 +1435,29 @@
                 <w:color w:val="333333"/>
                 <w:sz w:val="18"/>
               </w:rPr>
-              <w:t xml:space="preserve"> 필요하다고 인정되는 사항 ③ 주무부서장은 제2항의 규정에 </w:t>
-            </w:r>
-            <w:r>
-              <w:rPr>
-                <w:rFonts w:ascii="맑은 고딕" w:hAnsi="맑은 고딕" w:eastAsia="맑은 고딕"/>
-                <w:b w:val="0"/>
-                <w:color w:val="333333"/>
-                <w:sz w:val="18"/>
-                <w:highlight w:val="yellow"/>
+              <w:t xml:space="preserve"> 필요하다고 인정되는 사항</w:t>
+            </w:r>
+          </w:p>
+          <w:p>
+            <w:pPr>
+              <w:spacing w:after="20" w:line="269" w:lineRule="auto"/>
+              <w:ind w:left="227"/>
+            </w:pPr>
+            <w:r>
+              <w:rPr>
+                <w:rFonts w:ascii="맑은 고딕" w:hAnsi="맑은 고딕" w:eastAsia="맑은 고딕"/>
+                <w:b w:val="0"/>
+                <w:color w:val="333333"/>
+                <w:sz w:val="18"/>
+              </w:rPr>
+              <w:t xml:space="preserve">③ 주무부서장은 제2항의 규정에 </w:t>
+            </w:r>
+            <w:r>
+              <w:rPr>
+                <w:rFonts w:ascii="맑은 고딕" w:hAnsi="맑은 고딕" w:eastAsia="맑은 고딕"/>
+                <w:b w:val="0"/>
+                <w:color w:val="124AC8"/>
+                <w:sz w:val="18"/>
               </w:rPr>
               <w:t>따라</w:t>
             </w:r>
@@ -840,15 +1468,29 @@
                 <w:color w:val="333333"/>
                 <w:sz w:val="18"/>
               </w:rPr>
-              <w:t xml:space="preserve"> 원안을 심의하고 수정을 요하는 사항이 있을 경우에는 소관부서장과 협의하여 수정한다. 다만, 처음의 뜻에서 벗어나지 아니하는 범위내의 자구의 수정, 체제의 정리 등은 협의 없이 할 수 있다. ④ 주무부서장의 심의를 마친 원안은 소관부서에 </w:t>
-            </w:r>
-            <w:r>
-              <w:rPr>
-                <w:rFonts w:ascii="맑은 고딕" w:hAnsi="맑은 고딕" w:eastAsia="맑은 고딕"/>
-                <w:b w:val="0"/>
-                <w:color w:val="333333"/>
-                <w:sz w:val="18"/>
-                <w:highlight w:val="yellow"/>
+              <w:t xml:space="preserve"> 원안을 심의하고 수정을 요하는 사항이 있을 경우에는 소관부서장과 협의하여 수정한다. 다만, 처음의 뜻에서 벗어나지 아니하는 범위내의 자구의 수정, 체제의 정리 등은 협의 없이 할 수 있다.</w:t>
+            </w:r>
+          </w:p>
+          <w:p>
+            <w:pPr>
+              <w:spacing w:after="20" w:line="269" w:lineRule="auto"/>
+              <w:ind w:left="227"/>
+            </w:pPr>
+            <w:r>
+              <w:rPr>
+                <w:rFonts w:ascii="맑은 고딕" w:hAnsi="맑은 고딕" w:eastAsia="맑은 고딕"/>
+                <w:b w:val="0"/>
+                <w:color w:val="333333"/>
+                <w:sz w:val="18"/>
+              </w:rPr>
+              <w:t xml:space="preserve">④ 주무부서장의 심의를 마친 원안은 소관부서에 </w:t>
+            </w:r>
+            <w:r>
+              <w:rPr>
+                <w:rFonts w:ascii="맑은 고딕" w:hAnsi="맑은 고딕" w:eastAsia="맑은 고딕"/>
+                <w:b w:val="0"/>
+                <w:color w:val="124AC8"/>
+                <w:sz w:val="18"/>
               </w:rPr>
               <w:t>돌려보낸</w:t>
             </w:r>
@@ -865,9 +1507,8 @@
               <w:rPr>
                 <w:rFonts w:ascii="맑은 고딕" w:hAnsi="맑은 고딕" w:eastAsia="맑은 고딕"/>
                 <w:b w:val="0"/>
-                <w:color w:val="333333"/>
-                <w:sz w:val="18"/>
-                <w:highlight w:val="yellow"/>
+                <w:color w:val="124AC8"/>
+                <w:sz w:val="18"/>
               </w:rPr>
               <w:t>않은</w:t>
             </w:r>
@@ -884,9 +1525,8 @@
               <w:rPr>
                 <w:rFonts w:ascii="맑은 고딕" w:hAnsi="맑은 고딕" w:eastAsia="맑은 고딕"/>
                 <w:b w:val="0"/>
-                <w:color w:val="333333"/>
-                <w:sz w:val="18"/>
-                <w:highlight w:val="yellow"/>
+                <w:color w:val="124AC8"/>
+                <w:sz w:val="18"/>
               </w:rPr>
               <w:t>돌려보낸</w:t>
             </w:r>
@@ -897,7 +1537,22 @@
                 <w:color w:val="333333"/>
                 <w:sz w:val="18"/>
               </w:rPr>
-              <w:t>다. ⑤ 합의된 규정안이 결재과정에서 수정되거나 시행할 수 없게된 경우에 소관부서장은 그 사유를 명시하여 즉시 주무부서장에게 통보하여야 한다.</w:t>
+              <w:t>다.</w:t>
+            </w:r>
+          </w:p>
+          <w:p>
+            <w:pPr>
+              <w:spacing w:after="20" w:line="269" w:lineRule="auto"/>
+              <w:ind w:left="227"/>
+            </w:pPr>
+            <w:r>
+              <w:rPr>
+                <w:rFonts w:ascii="맑은 고딕" w:hAnsi="맑은 고딕" w:eastAsia="맑은 고딕"/>
+                <w:b w:val="0"/>
+                <w:color w:val="333333"/>
+                <w:sz w:val="18"/>
+              </w:rPr>
+              <w:t>⑤ 합의된 규정안이 결재과정에서 수정되거나 시행할 수 없게된 경우에 소관부서장은 그 사유를 명시하여 즉시 주무부서장에게 통보하여야 한다.</w:t>
             </w:r>
           </w:p>
         </w:tc>
@@ -929,7 +1584,8 @@
           </w:tcPr>
           <w:p>
             <w:pPr>
-              <w:spacing w:after="40" w:line="276" w:lineRule="auto"/>
+              <w:spacing w:after="20" w:line="269" w:lineRule="auto"/>
+              <w:ind w:left="0"/>
             </w:pPr>
             <w:r/>
             <w:r>
@@ -949,7 +1605,8 @@
           </w:tcPr>
           <w:p>
             <w:pPr>
-              <w:spacing w:after="40" w:line="276" w:lineRule="auto"/>
+              <w:spacing w:after="20" w:line="269" w:lineRule="auto"/>
+              <w:ind w:left="0"/>
             </w:pPr>
             <w:r/>
             <w:r>
@@ -965,9 +1622,8 @@
               <w:rPr>
                 <w:rFonts w:ascii="맑은 고딕" w:hAnsi="맑은 고딕" w:eastAsia="맑은 고딕"/>
                 <w:b w:val="0"/>
-                <w:color w:val="333333"/>
-                <w:sz w:val="18"/>
-                <w:highlight w:val="yellow"/>
+                <w:color w:val="124AC8"/>
+                <w:sz w:val="18"/>
               </w:rPr>
               <w:t>정·</w:t>
             </w:r>
@@ -984,9 +1640,8 @@
               <w:rPr>
                 <w:rFonts w:ascii="맑은 고딕" w:hAnsi="맑은 고딕" w:eastAsia="맑은 고딕"/>
                 <w:b w:val="0"/>
-                <w:color w:val="333333"/>
-                <w:sz w:val="18"/>
-                <w:highlight w:val="yellow"/>
+                <w:color w:val="124AC8"/>
+                <w:sz w:val="18"/>
               </w:rPr>
               <w:t>지</w:t>
             </w:r>
@@ -1003,9 +1658,8 @@
               <w:rPr>
                 <w:rFonts w:ascii="맑은 고딕" w:hAnsi="맑은 고딕" w:eastAsia="맑은 고딕"/>
                 <w:b w:val="0"/>
-                <w:color w:val="333333"/>
-                <w:sz w:val="18"/>
-                <w:highlight w:val="yellow"/>
+                <w:color w:val="124AC8"/>
+                <w:sz w:val="18"/>
               </w:rPr>
               <w:t>「사규</w:t>
             </w:r>
@@ -1022,9 +1676,8 @@
               <w:rPr>
                 <w:rFonts w:ascii="맑은 고딕" w:hAnsi="맑은 고딕" w:eastAsia="맑은 고딕"/>
                 <w:b w:val="0"/>
-                <w:color w:val="333333"/>
-                <w:sz w:val="18"/>
-                <w:highlight w:val="yellow"/>
+                <w:color w:val="124AC8"/>
+                <w:sz w:val="18"/>
               </w:rPr>
               <w:t>시스템」에</w:t>
             </w:r>
@@ -1041,9 +1694,8 @@
               <w:rPr>
                 <w:rFonts w:ascii="맑은 고딕" w:hAnsi="맑은 고딕" w:eastAsia="맑은 고딕"/>
                 <w:b w:val="0"/>
-                <w:color w:val="333333"/>
-                <w:sz w:val="18"/>
-                <w:highlight w:val="yellow"/>
+                <w:color w:val="124AC8"/>
+                <w:sz w:val="18"/>
               </w:rPr>
               <w:t>등록</w:t>
             </w:r>
@@ -1060,9 +1712,8 @@
               <w:rPr>
                 <w:rFonts w:ascii="맑은 고딕" w:hAnsi="맑은 고딕" w:eastAsia="맑은 고딕"/>
                 <w:b w:val="0"/>
-                <w:color w:val="333333"/>
-                <w:sz w:val="18"/>
-                <w:highlight w:val="yellow"/>
+                <w:color w:val="124AC8"/>
+                <w:sz w:val="18"/>
               </w:rPr>
               <w:t>며,</w:t>
             </w:r>
@@ -1079,9 +1730,8 @@
               <w:rPr>
                 <w:rFonts w:ascii="맑은 고딕" w:hAnsi="맑은 고딕" w:eastAsia="맑은 고딕"/>
                 <w:b w:val="0"/>
-                <w:color w:val="333333"/>
-                <w:sz w:val="18"/>
-                <w:highlight w:val="yellow"/>
+                <w:color w:val="124AC8"/>
+                <w:sz w:val="18"/>
               </w:rPr>
               <w:t>제30조의2</w:t>
             </w:r>
@@ -1098,9 +1748,8 @@
               <w:rPr>
                 <w:rFonts w:ascii="맑은 고딕" w:hAnsi="맑은 고딕" w:eastAsia="맑은 고딕"/>
                 <w:b w:val="0"/>
-                <w:color w:val="333333"/>
-                <w:sz w:val="18"/>
-                <w:highlight w:val="yellow"/>
+                <w:color w:val="124AC8"/>
+                <w:sz w:val="18"/>
               </w:rPr>
               <w:t>문서</w:t>
             </w:r>
@@ -1117,9 +1766,8 @@
               <w:rPr>
                 <w:rFonts w:ascii="맑은 고딕" w:hAnsi="맑은 고딕" w:eastAsia="맑은 고딕"/>
                 <w:b w:val="0"/>
-                <w:color w:val="333333"/>
-                <w:sz w:val="18"/>
-                <w:highlight w:val="yellow"/>
+                <w:color w:val="124AC8"/>
+                <w:sz w:val="18"/>
               </w:rPr>
               <w:t>(구분-연도-순번)</w:t>
             </w:r>
@@ -1136,9 +1784,8 @@
               <w:rPr>
                 <w:rFonts w:ascii="맑은 고딕" w:hAnsi="맑은 고딕" w:eastAsia="맑은 고딕"/>
                 <w:b w:val="0"/>
-                <w:color w:val="333333"/>
-                <w:sz w:val="18"/>
-                <w:highlight w:val="yellow"/>
+                <w:color w:val="124AC8"/>
+                <w:sz w:val="18"/>
               </w:rPr>
               <w:t>한다.</w:t>
             </w:r>
@@ -1155,9 +1802,8 @@
               <w:rPr>
                 <w:rFonts w:ascii="맑은 고딕" w:hAnsi="맑은 고딕" w:eastAsia="맑은 고딕"/>
                 <w:b w:val="0"/>
-                <w:color w:val="333333"/>
-                <w:sz w:val="18"/>
-                <w:highlight w:val="yellow"/>
+                <w:color w:val="124AC8"/>
+                <w:sz w:val="18"/>
               </w:rPr>
               <w:t xml:space="preserve">다만, </w:t>
             </w:r>
@@ -1168,16 +1814,7 @@
                 <w:color w:val="333333"/>
                 <w:sz w:val="18"/>
               </w:rPr>
-              <w:t>감독기관의 협의가 필요한 때에는 그 동의서 사본을 첨부</w:t>
-            </w:r>
-            <w:r>
-              <w:rPr>
-                <w:rFonts w:ascii="맑은 고딕" w:hAnsi="맑은 고딕" w:eastAsia="맑은 고딕"/>
-                <w:b w:val="0"/>
-                <w:color w:val="333333"/>
-                <w:sz w:val="18"/>
-              </w:rPr>
-              <w:t>한다.</w:t>
+              <w:t>감독기관의 협의가 필요한 때에는 그 동의서 사본을 첨부한다.</w:t>
             </w:r>
           </w:p>
         </w:tc>
@@ -1209,7 +1846,8 @@
           </w:tcPr>
           <w:p>
             <w:pPr>
-              <w:spacing w:after="40" w:line="276" w:lineRule="auto"/>
+              <w:spacing w:after="20" w:line="269" w:lineRule="auto"/>
+              <w:ind w:left="0"/>
             </w:pPr>
             <w:r/>
             <w:r>
@@ -1219,7 +1857,67 @@
                 <w:color w:val="333333"/>
                 <w:sz w:val="18"/>
               </w:rPr>
-              <w:t>제9조(시달절차) ① 주무부서장은 등록 필 규정을 규정은 대표이사 명의로, 지침은 전결권자 명의로서 시달한다. ② 규정을 시달하는 경우에는 제정·개폐의 사유를 간략히 명시하여야 하며 필요에 따라 다음 사항을 따로 통지할 수 있다. 1. 규정의 해설 2. 규정의 시행에 필요한 조치와 기타 준비사항</w:t>
+              <w:t>제9조(시달절차)</w:t>
+            </w:r>
+          </w:p>
+          <w:p>
+            <w:pPr>
+              <w:spacing w:after="20" w:line="269" w:lineRule="auto"/>
+              <w:ind w:left="227"/>
+            </w:pPr>
+            <w:r>
+              <w:rPr>
+                <w:rFonts w:ascii="맑은 고딕" w:hAnsi="맑은 고딕" w:eastAsia="맑은 고딕"/>
+                <w:b w:val="0"/>
+                <w:color w:val="333333"/>
+                <w:sz w:val="18"/>
+              </w:rPr>
+              <w:t>① 주무부서장은 등록 필 규정을 규정은 대표이사 명의로, 지침은 전결권자 명의로서 시달한다.</w:t>
+            </w:r>
+          </w:p>
+          <w:p>
+            <w:pPr>
+              <w:spacing w:after="20" w:line="269" w:lineRule="auto"/>
+              <w:ind w:left="227"/>
+            </w:pPr>
+            <w:r>
+              <w:rPr>
+                <w:rFonts w:ascii="맑은 고딕" w:hAnsi="맑은 고딕" w:eastAsia="맑은 고딕"/>
+                <w:b w:val="0"/>
+                <w:color w:val="333333"/>
+                <w:sz w:val="18"/>
+              </w:rPr>
+              <w:t>② 규정을 시달하는 경우에는 제정·개폐의 사유를 간략히 명시하여야 하며 필요에 따라 다음 사항을 따로 통지할 수 있다.</w:t>
+            </w:r>
+          </w:p>
+          <w:p>
+            <w:pPr>
+              <w:spacing w:after="20" w:line="269" w:lineRule="auto"/>
+              <w:ind w:left="454"/>
+            </w:pPr>
+            <w:r>
+              <w:rPr>
+                <w:rFonts w:ascii="맑은 고딕" w:hAnsi="맑은 고딕" w:eastAsia="맑은 고딕"/>
+                <w:b w:val="0"/>
+                <w:color w:val="333333"/>
+                <w:sz w:val="18"/>
+              </w:rPr>
+              <w:t>1. 규정의 해설</w:t>
+            </w:r>
+          </w:p>
+          <w:p>
+            <w:pPr>
+              <w:spacing w:after="20" w:line="269" w:lineRule="auto"/>
+              <w:ind w:left="454"/>
+            </w:pPr>
+            <w:r>
+              <w:rPr>
+                <w:rFonts w:ascii="맑은 고딕" w:hAnsi="맑은 고딕" w:eastAsia="맑은 고딕"/>
+                <w:b w:val="0"/>
+                <w:color w:val="333333"/>
+                <w:sz w:val="18"/>
+              </w:rPr>
+              <w:t>2. 규정의 시행에 필요한 조치와 기타 준비사항</w:t>
             </w:r>
           </w:p>
         </w:tc>
@@ -1229,7 +1927,8 @@
           </w:tcPr>
           <w:p>
             <w:pPr>
-              <w:spacing w:after="40" w:line="276" w:lineRule="auto"/>
+              <w:spacing w:after="20" w:line="269" w:lineRule="auto"/>
+              <w:ind w:left="0"/>
             </w:pPr>
             <w:r/>
             <w:r>
@@ -1245,9 +1944,8 @@
               <w:rPr>
                 <w:rFonts w:ascii="맑은 고딕" w:hAnsi="맑은 고딕" w:eastAsia="맑은 고딕"/>
                 <w:b w:val="0"/>
-                <w:color w:val="333333"/>
-                <w:sz w:val="18"/>
-                <w:highlight w:val="yellow"/>
+                <w:color w:val="124AC8"/>
+                <w:sz w:val="18"/>
               </w:rPr>
               <w:t xml:space="preserve">공포 </w:t>
             </w:r>
@@ -1258,15 +1956,29 @@
                 <w:color w:val="333333"/>
                 <w:sz w:val="18"/>
               </w:rPr>
-              <w:t>절차) ① 주무부서장은 등록</w:t>
-            </w:r>
-            <w:r>
-              <w:rPr>
-                <w:rFonts w:ascii="맑은 고딕" w:hAnsi="맑은 고딕" w:eastAsia="맑은 고딕"/>
-                <w:b w:val="0"/>
-                <w:color w:val="333333"/>
-                <w:sz w:val="18"/>
-                <w:highlight w:val="yellow"/>
+              <w:t>절차)</w:t>
+            </w:r>
+          </w:p>
+          <w:p>
+            <w:pPr>
+              <w:spacing w:after="20" w:line="269" w:lineRule="auto"/>
+              <w:ind w:left="227"/>
+            </w:pPr>
+            <w:r>
+              <w:rPr>
+                <w:rFonts w:ascii="맑은 고딕" w:hAnsi="맑은 고딕" w:eastAsia="맑은 고딕"/>
+                <w:b w:val="0"/>
+                <w:color w:val="333333"/>
+                <w:sz w:val="18"/>
+              </w:rPr>
+              <w:t>① 주무부서장은 등록</w:t>
+            </w:r>
+            <w:r>
+              <w:rPr>
+                <w:rFonts w:ascii="맑은 고딕" w:hAnsi="맑은 고딕" w:eastAsia="맑은 고딕"/>
+                <w:b w:val="0"/>
+                <w:color w:val="124AC8"/>
+                <w:sz w:val="18"/>
               </w:rPr>
               <w:t>을</w:t>
             </w:r>
@@ -1283,9 +1995,8 @@
               <w:rPr>
                 <w:rFonts w:ascii="맑은 고딕" w:hAnsi="맑은 고딕" w:eastAsia="맑은 고딕"/>
                 <w:b w:val="0"/>
-                <w:color w:val="333333"/>
-                <w:sz w:val="18"/>
-                <w:highlight w:val="yellow"/>
+                <w:color w:val="124AC8"/>
+                <w:sz w:val="18"/>
               </w:rPr>
               <w:t>마친</w:t>
             </w:r>
@@ -1302,9 +2013,8 @@
               <w:rPr>
                 <w:rFonts w:ascii="맑은 고딕" w:hAnsi="맑은 고딕" w:eastAsia="맑은 고딕"/>
                 <w:b w:val="0"/>
-                <w:color w:val="333333"/>
-                <w:sz w:val="18"/>
-                <w:highlight w:val="yellow"/>
+                <w:color w:val="124AC8"/>
+                <w:sz w:val="18"/>
               </w:rPr>
               <w:t>사</w:t>
             </w:r>
@@ -1321,9 +2031,8 @@
               <w:rPr>
                 <w:rFonts w:ascii="맑은 고딕" w:hAnsi="맑은 고딕" w:eastAsia="맑은 고딕"/>
                 <w:b w:val="0"/>
-                <w:color w:val="333333"/>
-                <w:sz w:val="18"/>
-                <w:highlight w:val="yellow"/>
+                <w:color w:val="124AC8"/>
+                <w:sz w:val="18"/>
               </w:rPr>
               <w:t>를,</w:t>
             </w:r>
@@ -1334,7 +2043,67 @@
                 <w:color w:val="333333"/>
                 <w:sz w:val="18"/>
               </w:rPr>
-              <w:t xml:space="preserve"> 규정은 대표이사 명의로, 지침은 전결권자 명의로</w:t>
+              <w:t xml:space="preserve"> 규정은 대표이사 명의로, 지침은 전결권자 명의로 </w:t>
+            </w:r>
+            <w:r>
+              <w:rPr>
+                <w:rFonts w:ascii="맑은 고딕" w:hAnsi="맑은 고딕" w:eastAsia="맑은 고딕"/>
+                <w:b w:val="0"/>
+                <w:color w:val="124AC8"/>
+                <w:sz w:val="18"/>
+              </w:rPr>
+              <w:t>공포</w:t>
+            </w:r>
+            <w:r>
+              <w:rPr>
+                <w:rFonts w:ascii="맑은 고딕" w:hAnsi="맑은 고딕" w:eastAsia="맑은 고딕"/>
+                <w:b w:val="0"/>
+                <w:color w:val="333333"/>
+                <w:sz w:val="18"/>
+              </w:rPr>
+              <w:t>한다.</w:t>
+            </w:r>
+          </w:p>
+          <w:p>
+            <w:pPr>
+              <w:spacing w:after="20" w:line="269" w:lineRule="auto"/>
+              <w:ind w:left="227"/>
+            </w:pPr>
+            <w:r>
+              <w:rPr>
+                <w:rFonts w:ascii="맑은 고딕" w:hAnsi="맑은 고딕" w:eastAsia="맑은 고딕"/>
+                <w:b w:val="0"/>
+                <w:color w:val="333333"/>
+                <w:sz w:val="18"/>
+              </w:rPr>
+              <w:t xml:space="preserve">② </w:t>
+            </w:r>
+            <w:r>
+              <w:rPr>
+                <w:rFonts w:ascii="맑은 고딕" w:hAnsi="맑은 고딕" w:eastAsia="맑은 고딕"/>
+                <w:b w:val="0"/>
+                <w:color w:val="124AC8"/>
+                <w:sz w:val="18"/>
+              </w:rPr>
+              <w:t>사</w:t>
+            </w:r>
+            <w:r>
+              <w:rPr>
+                <w:rFonts w:ascii="맑은 고딕" w:hAnsi="맑은 고딕" w:eastAsia="맑은 고딕"/>
+                <w:b w:val="0"/>
+                <w:color w:val="333333"/>
+                <w:sz w:val="18"/>
+              </w:rPr>
+              <w:t>규</w:t>
+            </w:r>
+            <w:r>
+              <w:rPr>
+                <w:rFonts w:ascii="맑은 고딕" w:hAnsi="맑은 고딕" w:eastAsia="맑은 고딕"/>
+                <w:b w:val="0"/>
+                <w:color w:val="124AC8"/>
+                <w:sz w:val="18"/>
+              </w:rPr>
+              <w:t>를</w:t>
             </w:r>
             <w:r>
               <w:rPr>
@@ -1349,9 +2118,8 @@
               <w:rPr>
                 <w:rFonts w:ascii="맑은 고딕" w:hAnsi="맑은 고딕" w:eastAsia="맑은 고딕"/>
                 <w:b w:val="0"/>
-                <w:color w:val="333333"/>
-                <w:sz w:val="18"/>
-                <w:highlight w:val="yellow"/>
+                <w:color w:val="124AC8"/>
+                <w:sz w:val="18"/>
               </w:rPr>
               <w:t>공포</w:t>
             </w:r>
@@ -1362,72 +2130,14 @@
                 <w:color w:val="333333"/>
                 <w:sz w:val="18"/>
               </w:rPr>
-              <w:t xml:space="preserve">한다. ② </w:t>
-            </w:r>
-            <w:r>
-              <w:rPr>
-                <w:rFonts w:ascii="맑은 고딕" w:hAnsi="맑은 고딕" w:eastAsia="맑은 고딕"/>
-                <w:b w:val="0"/>
-                <w:color w:val="333333"/>
-                <w:sz w:val="18"/>
-                <w:highlight w:val="yellow"/>
-              </w:rPr>
-              <w:t>사</w:t>
-            </w:r>
-            <w:r>
-              <w:rPr>
-                <w:rFonts w:ascii="맑은 고딕" w:hAnsi="맑은 고딕" w:eastAsia="맑은 고딕"/>
-                <w:b w:val="0"/>
-                <w:color w:val="333333"/>
-                <w:sz w:val="18"/>
-              </w:rPr>
-              <w:t>규</w:t>
-            </w:r>
-            <w:r>
-              <w:rPr>
-                <w:rFonts w:ascii="맑은 고딕" w:hAnsi="맑은 고딕" w:eastAsia="맑은 고딕"/>
-                <w:b w:val="0"/>
-                <w:color w:val="333333"/>
-                <w:sz w:val="18"/>
-                <w:highlight w:val="yellow"/>
-              </w:rPr>
-              <w:t>를</w:t>
-            </w:r>
-            <w:r>
-              <w:rPr>
-                <w:rFonts w:ascii="맑은 고딕" w:hAnsi="맑은 고딕" w:eastAsia="맑은 고딕"/>
-                <w:b w:val="0"/>
-                <w:color w:val="333333"/>
-                <w:sz w:val="18"/>
-              </w:rPr>
-              <w:t xml:space="preserve"> </w:t>
-            </w:r>
-            <w:r>
-              <w:rPr>
-                <w:rFonts w:ascii="맑은 고딕" w:hAnsi="맑은 고딕" w:eastAsia="맑은 고딕"/>
-                <w:b w:val="0"/>
-                <w:color w:val="333333"/>
-                <w:sz w:val="18"/>
-                <w:highlight w:val="yellow"/>
-              </w:rPr>
-              <w:t>공포</w:t>
-            </w:r>
-            <w:r>
-              <w:rPr>
-                <w:rFonts w:ascii="맑은 고딕" w:hAnsi="맑은 고딕" w:eastAsia="맑은 고딕"/>
-                <w:b w:val="0"/>
-                <w:color w:val="333333"/>
-                <w:sz w:val="18"/>
-              </w:rPr>
               <w:t>하는 경우에는 제정·개</w:t>
             </w:r>
             <w:r>
               <w:rPr>
                 <w:rFonts w:ascii="맑은 고딕" w:hAnsi="맑은 고딕" w:eastAsia="맑은 고딕"/>
                 <w:b w:val="0"/>
-                <w:color w:val="333333"/>
-                <w:sz w:val="18"/>
-                <w:highlight w:val="yellow"/>
+                <w:color w:val="124AC8"/>
+                <w:sz w:val="18"/>
               </w:rPr>
               <w:t>정·</w:t>
             </w:r>
@@ -1444,9 +2154,8 @@
               <w:rPr>
                 <w:rFonts w:ascii="맑은 고딕" w:hAnsi="맑은 고딕" w:eastAsia="맑은 고딕"/>
                 <w:b w:val="0"/>
-                <w:color w:val="333333"/>
-                <w:sz w:val="18"/>
-                <w:highlight w:val="yellow"/>
+                <w:color w:val="124AC8"/>
+                <w:sz w:val="18"/>
               </w:rPr>
               <w:t>지</w:t>
             </w:r>
@@ -1463,9 +2172,8 @@
               <w:rPr>
                 <w:rFonts w:ascii="맑은 고딕" w:hAnsi="맑은 고딕" w:eastAsia="맑은 고딕"/>
                 <w:b w:val="0"/>
-                <w:color w:val="333333"/>
-                <w:sz w:val="18"/>
-                <w:highlight w:val="yellow"/>
+                <w:color w:val="124AC8"/>
+                <w:sz w:val="18"/>
               </w:rPr>
               <w:t>,</w:t>
             </w:r>
@@ -1476,15 +2184,44 @@
                 <w:color w:val="333333"/>
                 <w:sz w:val="18"/>
               </w:rPr>
-              <w:t xml:space="preserve"> 필요에 따라 다음 사항을 따로 통지할 수 있다. 1. 규정의 해설 2. 규정의 시행에 필요한 조치와 </w:t>
-            </w:r>
-            <w:r>
-              <w:rPr>
-                <w:rFonts w:ascii="맑은 고딕" w:hAnsi="맑은 고딕" w:eastAsia="맑은 고딕"/>
-                <w:b w:val="0"/>
-                <w:color w:val="333333"/>
-                <w:sz w:val="18"/>
-                <w:highlight w:val="yellow"/>
+              <w:t xml:space="preserve"> 필요에 따라 다음 사항을 따로 통지할 수 있다.</w:t>
+            </w:r>
+          </w:p>
+          <w:p>
+            <w:pPr>
+              <w:spacing w:after="20" w:line="269" w:lineRule="auto"/>
+              <w:ind w:left="454"/>
+            </w:pPr>
+            <w:r>
+              <w:rPr>
+                <w:rFonts w:ascii="맑은 고딕" w:hAnsi="맑은 고딕" w:eastAsia="맑은 고딕"/>
+                <w:b w:val="0"/>
+                <w:color w:val="333333"/>
+                <w:sz w:val="18"/>
+              </w:rPr>
+              <w:t>1. 규정의 해설</w:t>
+            </w:r>
+          </w:p>
+          <w:p>
+            <w:pPr>
+              <w:spacing w:after="20" w:line="269" w:lineRule="auto"/>
+              <w:ind w:left="454"/>
+            </w:pPr>
+            <w:r>
+              <w:rPr>
+                <w:rFonts w:ascii="맑은 고딕" w:hAnsi="맑은 고딕" w:eastAsia="맑은 고딕"/>
+                <w:b w:val="0"/>
+                <w:color w:val="333333"/>
+                <w:sz w:val="18"/>
+              </w:rPr>
+              <w:t xml:space="preserve">2. 규정의 시행에 필요한 조치와 </w:t>
+            </w:r>
+            <w:r>
+              <w:rPr>
+                <w:rFonts w:ascii="맑은 고딕" w:hAnsi="맑은 고딕" w:eastAsia="맑은 고딕"/>
+                <w:b w:val="0"/>
+                <w:color w:val="124AC8"/>
+                <w:sz w:val="18"/>
               </w:rPr>
               <w:t>그 밖의</w:t>
             </w:r>
@@ -1527,7 +2264,8 @@
           </w:tcPr>
           <w:p>
             <w:pPr>
-              <w:spacing w:after="40" w:line="276" w:lineRule="auto"/>
+              <w:spacing w:after="20" w:line="269" w:lineRule="auto"/>
+              <w:ind w:left="0"/>
             </w:pPr>
             <w:r/>
             <w:r>
@@ -1547,7 +2285,8 @@
           </w:tcPr>
           <w:p>
             <w:pPr>
-              <w:spacing w:after="40" w:line="276" w:lineRule="auto"/>
+              <w:spacing w:after="20" w:line="269" w:lineRule="auto"/>
+              <w:ind w:left="0"/>
             </w:pPr>
             <w:r/>
             <w:r>
@@ -1563,9 +2302,8 @@
               <w:rPr>
                 <w:rFonts w:ascii="맑은 고딕" w:hAnsi="맑은 고딕" w:eastAsia="맑은 고딕"/>
                 <w:b w:val="0"/>
-                <w:color w:val="333333"/>
-                <w:sz w:val="18"/>
-                <w:highlight w:val="yellow"/>
+                <w:color w:val="124AC8"/>
+                <w:sz w:val="18"/>
               </w:rPr>
               <w:t>않은</w:t>
             </w:r>
@@ -1582,9 +2320,8 @@
               <w:rPr>
                 <w:rFonts w:ascii="맑은 고딕" w:hAnsi="맑은 고딕" w:eastAsia="맑은 고딕"/>
                 <w:b w:val="0"/>
-                <w:color w:val="333333"/>
-                <w:sz w:val="18"/>
-                <w:highlight w:val="yellow"/>
+                <w:color w:val="124AC8"/>
+                <w:sz w:val="18"/>
               </w:rPr>
               <w:t>공포</w:t>
             </w:r>
@@ -1627,7 +2364,8 @@
           </w:tcPr>
           <w:p>
             <w:pPr>
-              <w:spacing w:after="40" w:line="276" w:lineRule="auto"/>
+              <w:spacing w:after="20" w:line="269" w:lineRule="auto"/>
+              <w:ind w:left="0"/>
             </w:pPr>
             <w:r/>
             <w:r>
@@ -1637,7 +2375,67 @@
                 <w:color w:val="333333"/>
                 <w:sz w:val="18"/>
               </w:rPr>
-              <w:t>제10조의2(효력순위) ① 외규는 규정에 우선하여 효력을 가진다. ② 규정은 정관, 이사회규정, 이사회 부의대상 규정, 대표이사 전결규정, 기타 일반규정의 순위로 하위 규정을 구속하고, 상위규정에 저촉되는 하위규정의 조항은 효력을 상실한다. ③ 동일 순위의 규정 사이에서는 새로 제정되거나 개정된 규정에 저촉되는 내용은 특별한 정함이 없는 한 새로운 규정의 시행과 동시에 그 효력을 상실한다. ④ 지침은 규정에 저촉되지 아니하는 범위 내에서 규정과 동일한 효력을 가진다. (2024. 09. 01. 본조 신설)</w:t>
+              <w:t>제10조의2(효력순위)</w:t>
+            </w:r>
+          </w:p>
+          <w:p>
+            <w:pPr>
+              <w:spacing w:after="20" w:line="269" w:lineRule="auto"/>
+              <w:ind w:left="227"/>
+            </w:pPr>
+            <w:r>
+              <w:rPr>
+                <w:rFonts w:ascii="맑은 고딕" w:hAnsi="맑은 고딕" w:eastAsia="맑은 고딕"/>
+                <w:b w:val="0"/>
+                <w:color w:val="333333"/>
+                <w:sz w:val="18"/>
+              </w:rPr>
+              <w:t>① 외규는 규정에 우선하여 효력을 가진다.</w:t>
+            </w:r>
+          </w:p>
+          <w:p>
+            <w:pPr>
+              <w:spacing w:after="20" w:line="269" w:lineRule="auto"/>
+              <w:ind w:left="227"/>
+            </w:pPr>
+            <w:r>
+              <w:rPr>
+                <w:rFonts w:ascii="맑은 고딕" w:hAnsi="맑은 고딕" w:eastAsia="맑은 고딕"/>
+                <w:b w:val="0"/>
+                <w:color w:val="333333"/>
+                <w:sz w:val="18"/>
+              </w:rPr>
+              <w:t>② 규정은 정관, 이사회규정, 이사회 부의대상 규정, 대표이사 전결규정, 기타 일반규정의 순위로 하위 규정을 구속하고, 상위규정에 저촉되는 하위규정의 조항은 효력을 상실한다.</w:t>
+            </w:r>
+          </w:p>
+          <w:p>
+            <w:pPr>
+              <w:spacing w:after="20" w:line="269" w:lineRule="auto"/>
+              <w:ind w:left="227"/>
+            </w:pPr>
+            <w:r>
+              <w:rPr>
+                <w:rFonts w:ascii="맑은 고딕" w:hAnsi="맑은 고딕" w:eastAsia="맑은 고딕"/>
+                <w:b w:val="0"/>
+                <w:color w:val="333333"/>
+                <w:sz w:val="18"/>
+              </w:rPr>
+              <w:t>③ 동일 순위의 규정 사이에서는 새로 제정되거나 개정된 규정에 저촉되는 내용은 특별한 정함이 없는 한 새로운 규정의 시행과 동시에 그 효력을 상실한다.</w:t>
+            </w:r>
+          </w:p>
+          <w:p>
+            <w:pPr>
+              <w:spacing w:after="20" w:line="269" w:lineRule="auto"/>
+              <w:ind w:left="227"/>
+            </w:pPr>
+            <w:r>
+              <w:rPr>
+                <w:rFonts w:ascii="맑은 고딕" w:hAnsi="맑은 고딕" w:eastAsia="맑은 고딕"/>
+                <w:b w:val="0"/>
+                <w:color w:val="333333"/>
+                <w:sz w:val="18"/>
+              </w:rPr>
+              <w:t>④ 지침은 규정에 저촉되지 아니하는 범위 내에서 규정과 동일한 효력을 가진다. (2024. 09. 01. 본조 신설)</w:t>
             </w:r>
           </w:p>
         </w:tc>
@@ -1647,7 +2445,8 @@
           </w:tcPr>
           <w:p>
             <w:pPr>
-              <w:spacing w:after="40" w:line="276" w:lineRule="auto"/>
+              <w:spacing w:after="20" w:line="269" w:lineRule="auto"/>
+              <w:ind w:left="0"/>
             </w:pPr>
             <w:r/>
             <w:r>
@@ -1657,15 +2456,44 @@
                 <w:color w:val="333333"/>
                 <w:sz w:val="18"/>
               </w:rPr>
-              <w:t xml:space="preserve">제10조의2(효력순위) ① 외규는 규정에 우선하여 효력을 가진다. ② 규정은 정관, 이사회규정, 이사회 부의대상 규정, 대표이사 전결규정, </w:t>
-            </w:r>
-            <w:r>
-              <w:rPr>
-                <w:rFonts w:ascii="맑은 고딕" w:hAnsi="맑은 고딕" w:eastAsia="맑은 고딕"/>
-                <w:b w:val="0"/>
-                <w:color w:val="333333"/>
-                <w:sz w:val="18"/>
-                <w:highlight w:val="yellow"/>
+              <w:t>제10조의2(효력순위)</w:t>
+            </w:r>
+          </w:p>
+          <w:p>
+            <w:pPr>
+              <w:spacing w:after="20" w:line="269" w:lineRule="auto"/>
+              <w:ind w:left="227"/>
+            </w:pPr>
+            <w:r>
+              <w:rPr>
+                <w:rFonts w:ascii="맑은 고딕" w:hAnsi="맑은 고딕" w:eastAsia="맑은 고딕"/>
+                <w:b w:val="0"/>
+                <w:color w:val="333333"/>
+                <w:sz w:val="18"/>
+              </w:rPr>
+              <w:t>① 외규는 규정에 우선하여 효력을 가진다.</w:t>
+            </w:r>
+          </w:p>
+          <w:p>
+            <w:pPr>
+              <w:spacing w:after="20" w:line="269" w:lineRule="auto"/>
+              <w:ind w:left="227"/>
+            </w:pPr>
+            <w:r>
+              <w:rPr>
+                <w:rFonts w:ascii="맑은 고딕" w:hAnsi="맑은 고딕" w:eastAsia="맑은 고딕"/>
+                <w:b w:val="0"/>
+                <w:color w:val="333333"/>
+                <w:sz w:val="18"/>
+              </w:rPr>
+              <w:t xml:space="preserve">② 규정은 정관, 이사회규정, 이사회 부의대상 규정, 대표이사 전결규정, </w:t>
+            </w:r>
+            <w:r>
+              <w:rPr>
+                <w:rFonts w:ascii="맑은 고딕" w:hAnsi="맑은 고딕" w:eastAsia="맑은 고딕"/>
+                <w:b w:val="0"/>
+                <w:color w:val="124AC8"/>
+                <w:sz w:val="18"/>
               </w:rPr>
               <w:t>그 밖의</w:t>
             </w:r>
@@ -1676,15 +2504,44 @@
                 <w:color w:val="333333"/>
                 <w:sz w:val="18"/>
               </w:rPr>
-              <w:t xml:space="preserve"> 일반규정의 순위로 하위 규정을 구속하고, 상위규정에 저촉되는 하위규정의 조항은 효력을 상실한다. ③ 동일 순위의 규정 사이에서는 새로 제정되거나 개정된 규정에 저촉되는 내용은 특별한 정함이 없는 한 새로운 규정의 시행과 동시에 그 효력을 상실한다. ④ 지침은 규정에 저촉되지 </w:t>
-            </w:r>
-            <w:r>
-              <w:rPr>
-                <w:rFonts w:ascii="맑은 고딕" w:hAnsi="맑은 고딕" w:eastAsia="맑은 고딕"/>
-                <w:b w:val="0"/>
-                <w:color w:val="333333"/>
-                <w:sz w:val="18"/>
-                <w:highlight w:val="yellow"/>
+              <w:t xml:space="preserve"> 일반규정의 순위로 하위 규정을 구속하고, 상위규정에 저촉되는 하위규정의 조항은 효력을 상실한다.</w:t>
+            </w:r>
+          </w:p>
+          <w:p>
+            <w:pPr>
+              <w:spacing w:after="20" w:line="269" w:lineRule="auto"/>
+              <w:ind w:left="227"/>
+            </w:pPr>
+            <w:r>
+              <w:rPr>
+                <w:rFonts w:ascii="맑은 고딕" w:hAnsi="맑은 고딕" w:eastAsia="맑은 고딕"/>
+                <w:b w:val="0"/>
+                <w:color w:val="333333"/>
+                <w:sz w:val="18"/>
+              </w:rPr>
+              <w:t>③ 동일 순위의 규정 사이에서는 새로 제정되거나 개정된 규정에 저촉되는 내용은 특별한 정함이 없는 한 새로운 규정의 시행과 동시에 그 효력을 상실한다.</w:t>
+            </w:r>
+          </w:p>
+          <w:p>
+            <w:pPr>
+              <w:spacing w:after="20" w:line="269" w:lineRule="auto"/>
+              <w:ind w:left="227"/>
+            </w:pPr>
+            <w:r>
+              <w:rPr>
+                <w:rFonts w:ascii="맑은 고딕" w:hAnsi="맑은 고딕" w:eastAsia="맑은 고딕"/>
+                <w:b w:val="0"/>
+                <w:color w:val="333333"/>
+                <w:sz w:val="18"/>
+              </w:rPr>
+              <w:t xml:space="preserve">④ 지침은 규정에 저촉되지 </w:t>
+            </w:r>
+            <w:r>
+              <w:rPr>
+                <w:rFonts w:ascii="맑은 고딕" w:hAnsi="맑은 고딕" w:eastAsia="맑은 고딕"/>
+                <w:b w:val="0"/>
+                <w:color w:val="124AC8"/>
+                <w:sz w:val="18"/>
               </w:rPr>
               <w:t>않</w:t>
             </w:r>
@@ -1727,7 +2584,8 @@
           </w:tcPr>
           <w:p>
             <w:pPr>
-              <w:spacing w:after="40" w:line="276" w:lineRule="auto"/>
+              <w:spacing w:after="20" w:line="269" w:lineRule="auto"/>
+              <w:ind w:left="0"/>
             </w:pPr>
             <w:r/>
             <w:r>
@@ -1747,7 +2605,8 @@
           </w:tcPr>
           <w:p>
             <w:pPr>
-              <w:spacing w:after="40" w:line="276" w:lineRule="auto"/>
+              <w:spacing w:after="20" w:line="269" w:lineRule="auto"/>
+              <w:ind w:left="0"/>
             </w:pPr>
             <w:r/>
             <w:r>
@@ -1763,9 +2622,8 @@
               <w:rPr>
                 <w:rFonts w:ascii="맑은 고딕" w:hAnsi="맑은 고딕" w:eastAsia="맑은 고딕"/>
                 <w:b w:val="0"/>
-                <w:color w:val="333333"/>
-                <w:sz w:val="18"/>
-                <w:highlight w:val="yellow"/>
+                <w:color w:val="124AC8"/>
+                <w:sz w:val="18"/>
               </w:rPr>
               <w:t>정·</w:t>
             </w:r>
@@ -1782,9 +2640,8 @@
               <w:rPr>
                 <w:rFonts w:ascii="맑은 고딕" w:hAnsi="맑은 고딕" w:eastAsia="맑은 고딕"/>
                 <w:b w:val="0"/>
-                <w:color w:val="333333"/>
-                <w:sz w:val="18"/>
-                <w:highlight w:val="yellow"/>
+                <w:color w:val="124AC8"/>
+                <w:sz w:val="18"/>
               </w:rPr>
               <w:t>지</w:t>
             </w:r>
@@ -1827,7 +2684,8 @@
           </w:tcPr>
           <w:p>
             <w:pPr>
-              <w:spacing w:after="40" w:line="276" w:lineRule="auto"/>
+              <w:spacing w:after="20" w:line="269" w:lineRule="auto"/>
+              <w:ind w:left="0"/>
             </w:pPr>
             <w:r/>
             <w:r>
@@ -1847,7 +2705,8 @@
           </w:tcPr>
           <w:p>
             <w:pPr>
-              <w:spacing w:after="40" w:line="276" w:lineRule="auto"/>
+              <w:spacing w:after="20" w:line="269" w:lineRule="auto"/>
+              <w:ind w:left="0"/>
             </w:pPr>
             <w:r/>
             <w:r>
@@ -1863,9 +2722,8 @@
               <w:rPr>
                 <w:rFonts w:ascii="맑은 고딕" w:hAnsi="맑은 고딕" w:eastAsia="맑은 고딕"/>
                 <w:b w:val="0"/>
-                <w:color w:val="333333"/>
-                <w:sz w:val="18"/>
-                <w:highlight w:val="yellow"/>
+                <w:color w:val="124AC8"/>
+                <w:sz w:val="18"/>
               </w:rPr>
               <w:t>공포</w:t>
             </w:r>
@@ -1882,9 +2740,8 @@
               <w:rPr>
                 <w:rFonts w:ascii="맑은 고딕" w:hAnsi="맑은 고딕" w:eastAsia="맑은 고딕"/>
                 <w:b w:val="0"/>
-                <w:color w:val="333333"/>
-                <w:sz w:val="18"/>
-                <w:highlight w:val="yellow"/>
+                <w:color w:val="124AC8"/>
+                <w:sz w:val="18"/>
               </w:rPr>
               <w:t>정·</w:t>
             </w:r>
@@ -1901,9 +2758,8 @@
               <w:rPr>
                 <w:rFonts w:ascii="맑은 고딕" w:hAnsi="맑은 고딕" w:eastAsia="맑은 고딕"/>
                 <w:b w:val="0"/>
-                <w:color w:val="333333"/>
-                <w:sz w:val="18"/>
-                <w:highlight w:val="yellow"/>
+                <w:color w:val="124AC8"/>
+                <w:sz w:val="18"/>
               </w:rPr>
               <w:t>지</w:t>
             </w:r>
@@ -1946,7 +2802,8 @@
           </w:tcPr>
           <w:p>
             <w:pPr>
-              <w:spacing w:after="40" w:line="276" w:lineRule="auto"/>
+              <w:spacing w:after="20" w:line="269" w:lineRule="auto"/>
+              <w:ind w:left="0"/>
             </w:pPr>
             <w:r/>
             <w:r>
@@ -1966,7 +2823,8 @@
           </w:tcPr>
           <w:p>
             <w:pPr>
-              <w:spacing w:after="40" w:line="276" w:lineRule="auto"/>
+              <w:spacing w:after="20" w:line="269" w:lineRule="auto"/>
+              <w:ind w:left="0"/>
             </w:pPr>
             <w:r/>
             <w:r>
@@ -1982,9 +2840,8 @@
               <w:rPr>
                 <w:rFonts w:ascii="맑은 고딕" w:hAnsi="맑은 고딕" w:eastAsia="맑은 고딕"/>
                 <w:b w:val="0"/>
-                <w:color w:val="333333"/>
-                <w:sz w:val="18"/>
-                <w:highlight w:val="yellow"/>
+                <w:color w:val="124AC8"/>
+                <w:sz w:val="18"/>
               </w:rPr>
               <w:t>따른</w:t>
             </w:r>
@@ -2027,7 +2884,8 @@
           </w:tcPr>
           <w:p>
             <w:pPr>
-              <w:spacing w:after="40" w:line="276" w:lineRule="auto"/>
+              <w:spacing w:after="20" w:line="269" w:lineRule="auto"/>
+              <w:ind w:left="0"/>
             </w:pPr>
             <w:r/>
             <w:r>
@@ -2037,7 +2895,67 @@
                 <w:color w:val="333333"/>
                 <w:sz w:val="18"/>
               </w:rPr>
-              <w:t>제14조(규정운용에 대한 의견) ① 각 부실점장 또는 소관부서장은 다음의 경우에는 주무부서장에 게 문서로써 의견을 제출할 수 있다. 1. 규정의 내용에 의문점이 있고 개정의 필요가 있는 경우 2. 규정의 제정이 필요하다고 인정된 경우 ② 주무부서장은 규정전체의 체계유지 및 규정의 효율적 관리를 위하여 소관부서장에게 규정의 제정 또는 개폐등 정비를 요구할 수 있다.</w:t>
+              <w:t>제14조(규정운용에 대한 의견)</w:t>
+            </w:r>
+          </w:p>
+          <w:p>
+            <w:pPr>
+              <w:spacing w:after="20" w:line="269" w:lineRule="auto"/>
+              <w:ind w:left="227"/>
+            </w:pPr>
+            <w:r>
+              <w:rPr>
+                <w:rFonts w:ascii="맑은 고딕" w:hAnsi="맑은 고딕" w:eastAsia="맑은 고딕"/>
+                <w:b w:val="0"/>
+                <w:color w:val="333333"/>
+                <w:sz w:val="18"/>
+              </w:rPr>
+              <w:t>① 각 부실점장 또는 소관부서장은 다음의 경우에는 주무부서장에 게 문서로써 의견을 제출할 수 있다.</w:t>
+            </w:r>
+          </w:p>
+          <w:p>
+            <w:pPr>
+              <w:spacing w:after="20" w:line="269" w:lineRule="auto"/>
+              <w:ind w:left="454"/>
+            </w:pPr>
+            <w:r>
+              <w:rPr>
+                <w:rFonts w:ascii="맑은 고딕" w:hAnsi="맑은 고딕" w:eastAsia="맑은 고딕"/>
+                <w:b w:val="0"/>
+                <w:color w:val="333333"/>
+                <w:sz w:val="18"/>
+              </w:rPr>
+              <w:t>1. 규정의 내용에 의문점이 있고 개정의 필요가 있는 경우</w:t>
+            </w:r>
+          </w:p>
+          <w:p>
+            <w:pPr>
+              <w:spacing w:after="20" w:line="269" w:lineRule="auto"/>
+              <w:ind w:left="454"/>
+            </w:pPr>
+            <w:r>
+              <w:rPr>
+                <w:rFonts w:ascii="맑은 고딕" w:hAnsi="맑은 고딕" w:eastAsia="맑은 고딕"/>
+                <w:b w:val="0"/>
+                <w:color w:val="333333"/>
+                <w:sz w:val="18"/>
+              </w:rPr>
+              <w:t>2. 규정의 제정이 필요하다고 인정된 경우</w:t>
+            </w:r>
+          </w:p>
+          <w:p>
+            <w:pPr>
+              <w:spacing w:after="20" w:line="269" w:lineRule="auto"/>
+              <w:ind w:left="227"/>
+            </w:pPr>
+            <w:r>
+              <w:rPr>
+                <w:rFonts w:ascii="맑은 고딕" w:hAnsi="맑은 고딕" w:eastAsia="맑은 고딕"/>
+                <w:b w:val="0"/>
+                <w:color w:val="333333"/>
+                <w:sz w:val="18"/>
+              </w:rPr>
+              <w:t>② 주무부서장은 규정전체의 체계유지 및 규정의 효율적 관리를 위하여 소관부서장에게 규정의 제정 또는 개폐등 정비를 요구할 수 있다.</w:t>
             </w:r>
           </w:p>
         </w:tc>
@@ -2047,7 +2965,8 @@
           </w:tcPr>
           <w:p>
             <w:pPr>
-              <w:spacing w:after="40" w:line="276" w:lineRule="auto"/>
+              <w:spacing w:after="20" w:line="269" w:lineRule="auto"/>
+              <w:ind w:left="0"/>
             </w:pPr>
             <w:r/>
             <w:r>
@@ -2057,15 +2976,74 @@
                 <w:color w:val="333333"/>
                 <w:sz w:val="18"/>
               </w:rPr>
-              <w:t>제14조(규정운용에 대한 의견) ① 각 부실점장 또는 소관부서장은 다음의 경우에는 주무부서장에 게 문서로써 의견을 제출할 수 있다. 1. 규정의 내용에 의문점이 있고 개정의 필요가 있는 경우 2. 규정의 제정이 필요하다고 인정된 경우 ② 주무부서장은 규정전체의 체계유지 및 규정의 효율적 관리를 위하여 소관부서장에게 규정의 제정 또는 개</w:t>
-            </w:r>
-            <w:r>
-              <w:rPr>
-                <w:rFonts w:ascii="맑은 고딕" w:hAnsi="맑은 고딕" w:eastAsia="맑은 고딕"/>
-                <w:b w:val="0"/>
-                <w:color w:val="333333"/>
-                <w:sz w:val="18"/>
-                <w:highlight w:val="yellow"/>
+              <w:t>제14조(규정운용에 대한 의견)</w:t>
+            </w:r>
+          </w:p>
+          <w:p>
+            <w:pPr>
+              <w:spacing w:after="20" w:line="269" w:lineRule="auto"/>
+              <w:ind w:left="227"/>
+            </w:pPr>
+            <w:r>
+              <w:rPr>
+                <w:rFonts w:ascii="맑은 고딕" w:hAnsi="맑은 고딕" w:eastAsia="맑은 고딕"/>
+                <w:b w:val="0"/>
+                <w:color w:val="333333"/>
+                <w:sz w:val="18"/>
+              </w:rPr>
+              <w:t>① 각 부실점장 또는 소관부서장은 다음의 경우에는 주무부서장에 게 문서로써 의견을 제출할 수 있다.</w:t>
+            </w:r>
+          </w:p>
+          <w:p>
+            <w:pPr>
+              <w:spacing w:after="20" w:line="269" w:lineRule="auto"/>
+              <w:ind w:left="454"/>
+            </w:pPr>
+            <w:r>
+              <w:rPr>
+                <w:rFonts w:ascii="맑은 고딕" w:hAnsi="맑은 고딕" w:eastAsia="맑은 고딕"/>
+                <w:b w:val="0"/>
+                <w:color w:val="333333"/>
+                <w:sz w:val="18"/>
+              </w:rPr>
+              <w:t>1. 규정의 내용에 의문점이 있고 개정의 필요가 있는 경우</w:t>
+            </w:r>
+          </w:p>
+          <w:p>
+            <w:pPr>
+              <w:spacing w:after="20" w:line="269" w:lineRule="auto"/>
+              <w:ind w:left="454"/>
+            </w:pPr>
+            <w:r>
+              <w:rPr>
+                <w:rFonts w:ascii="맑은 고딕" w:hAnsi="맑은 고딕" w:eastAsia="맑은 고딕"/>
+                <w:b w:val="0"/>
+                <w:color w:val="333333"/>
+                <w:sz w:val="18"/>
+              </w:rPr>
+              <w:t>2. 규정의 제정이 필요하다고 인정된 경우</w:t>
+            </w:r>
+          </w:p>
+          <w:p>
+            <w:pPr>
+              <w:spacing w:after="20" w:line="269" w:lineRule="auto"/>
+              <w:ind w:left="227"/>
+            </w:pPr>
+            <w:r>
+              <w:rPr>
+                <w:rFonts w:ascii="맑은 고딕" w:hAnsi="맑은 고딕" w:eastAsia="맑은 고딕"/>
+                <w:b w:val="0"/>
+                <w:color w:val="333333"/>
+                <w:sz w:val="18"/>
+              </w:rPr>
+              <w:t>② 주무부서장은 규정전체의 체계유지 및 규정의 효율적 관리를 위하여 소관부서장에게 규정의 제정 또는 개</w:t>
+            </w:r>
+            <w:r>
+              <w:rPr>
+                <w:rFonts w:ascii="맑은 고딕" w:hAnsi="맑은 고딕" w:eastAsia="맑은 고딕"/>
+                <w:b w:val="0"/>
+                <w:color w:val="124AC8"/>
+                <w:sz w:val="18"/>
               </w:rPr>
               <w:t>정·</w:t>
             </w:r>
@@ -2082,9 +3060,8 @@
               <w:rPr>
                 <w:rFonts w:ascii="맑은 고딕" w:hAnsi="맑은 고딕" w:eastAsia="맑은 고딕"/>
                 <w:b w:val="0"/>
-                <w:color w:val="333333"/>
-                <w:sz w:val="18"/>
-                <w:highlight w:val="yellow"/>
+                <w:color w:val="124AC8"/>
+                <w:sz w:val="18"/>
               </w:rPr>
               <w:t>지</w:t>
             </w:r>
@@ -2127,7 +3104,8 @@
           </w:tcPr>
           <w:p>
             <w:pPr>
-              <w:spacing w:after="40" w:line="276" w:lineRule="auto"/>
+              <w:spacing w:after="20" w:line="269" w:lineRule="auto"/>
+              <w:ind w:left="0"/>
             </w:pPr>
             <w:r/>
             <w:r>
@@ -2137,7 +3115,37 @@
                 <w:color w:val="333333"/>
                 <w:sz w:val="18"/>
               </w:rPr>
-              <w:t>제15조(규정집 간행) ① 주무부서장은 규정을 전산시스템 등에 등재하여 관리하며 필요시 규정집을 간행한다. ② 규정집은 현행 규정만을 수록하며, 현행 규정 세부사항은 『별표 제1호』의 사규목차에 의한다. (2024. 10. 24. 본항 개정)</w:t>
+              <w:t>제15조(규정집 간행)</w:t>
+            </w:r>
+          </w:p>
+          <w:p>
+            <w:pPr>
+              <w:spacing w:after="20" w:line="269" w:lineRule="auto"/>
+              <w:ind w:left="227"/>
+            </w:pPr>
+            <w:r>
+              <w:rPr>
+                <w:rFonts w:ascii="맑은 고딕" w:hAnsi="맑은 고딕" w:eastAsia="맑은 고딕"/>
+                <w:b w:val="0"/>
+                <w:color w:val="333333"/>
+                <w:sz w:val="18"/>
+              </w:rPr>
+              <w:t>① 주무부서장은 규정을 전산시스템 등에 등재하여 관리하며 필요시 규정집을 간행한다.</w:t>
+            </w:r>
+          </w:p>
+          <w:p>
+            <w:pPr>
+              <w:spacing w:after="20" w:line="269" w:lineRule="auto"/>
+              <w:ind w:left="227"/>
+            </w:pPr>
+            <w:r>
+              <w:rPr>
+                <w:rFonts w:ascii="맑은 고딕" w:hAnsi="맑은 고딕" w:eastAsia="맑은 고딕"/>
+                <w:b w:val="0"/>
+                <w:color w:val="333333"/>
+                <w:sz w:val="18"/>
+              </w:rPr>
+              <w:t>② 규정집은 현행 규정만을 수록하며, 현행 규정 세부사항은 『별표 제1호』의 사규목차에 의한다. (2024. 10. 24. 본항 개정)</w:t>
             </w:r>
           </w:p>
         </w:tc>
@@ -2146,9 +3154,6 @@
             <w:tcW w:type="dxa" w:w="7257"/>
           </w:tcPr>
           <w:p>
-            <w:pPr>
-              <w:spacing w:after="40" w:line="276" w:lineRule="auto"/>
-            </w:pPr>
             <w:r/>
             <w:r>
               <w:rPr>
@@ -2189,7 +3194,8 @@
           </w:tcPr>
           <w:p>
             <w:pPr>
-              <w:spacing w:after="40" w:line="276" w:lineRule="auto"/>
+              <w:spacing w:after="20" w:line="269" w:lineRule="auto"/>
+              <w:ind w:left="0"/>
             </w:pPr>
             <w:r/>
             <w:r>
@@ -2209,7 +3215,8 @@
           </w:tcPr>
           <w:p>
             <w:pPr>
-              <w:spacing w:after="40" w:line="276" w:lineRule="auto"/>
+              <w:spacing w:after="20" w:line="269" w:lineRule="auto"/>
+              <w:ind w:left="0"/>
             </w:pPr>
             <w:r/>
             <w:r>
@@ -2225,9 +3232,8 @@
               <w:rPr>
                 <w:rFonts w:ascii="맑은 고딕" w:hAnsi="맑은 고딕" w:eastAsia="맑은 고딕"/>
                 <w:b w:val="0"/>
-                <w:color w:val="333333"/>
-                <w:sz w:val="18"/>
-                <w:highlight w:val="yellow"/>
+                <w:color w:val="124AC8"/>
+                <w:sz w:val="18"/>
               </w:rPr>
               <w:t>해</w:t>
             </w:r>
@@ -2244,9 +3250,8 @@
               <w:rPr>
                 <w:rFonts w:ascii="맑은 고딕" w:hAnsi="맑은 고딕" w:eastAsia="맑은 고딕"/>
                 <w:b w:val="0"/>
-                <w:color w:val="333333"/>
-                <w:sz w:val="18"/>
-                <w:highlight w:val="yellow"/>
+                <w:color w:val="124AC8"/>
+                <w:sz w:val="18"/>
               </w:rPr>
               <w:t xml:space="preserve">안 </w:t>
             </w:r>
@@ -2289,7 +3294,8 @@
           </w:tcPr>
           <w:p>
             <w:pPr>
-              <w:spacing w:after="40" w:line="276" w:lineRule="auto"/>
+              <w:spacing w:after="20" w:line="269" w:lineRule="auto"/>
+              <w:ind w:left="0"/>
             </w:pPr>
             <w:r/>
             <w:r>
@@ -2299,7 +3305,37 @@
                 <w:color w:val="333333"/>
                 <w:sz w:val="18"/>
               </w:rPr>
-              <w:t>제16조(규정의 구분) ① 규정은 다음의 구분에 의하여 제정하여야 한다. 1.「규정」은 회사의 경영·조직·관리 및 영업 등에 관한 기본적인 사항을 정하되, 그 형식은 규정명, 본칙, 부칙으로 구분하여 「별지서식」의 규정 작성형식과 같이 한다. (2024. 10. 24. 본호 개정) 2.「지침」은 규정의 시행에 관한 구체적인 사항, 규정을 보충하는 사항, 기타 업무수행에 필요한 업무처리기준 및 절차에 관한 중요한 사항을 정한다. ② 법령 등의 외규를 시행하기 위하여 필요한 경우에는 그 내용에 따라 규정, 지침으로 정할 수 있다.</w:t>
+              <w:t>제16조(규정의 구분)</w:t>
+            </w:r>
+          </w:p>
+          <w:p>
+            <w:pPr>
+              <w:spacing w:after="20" w:line="269" w:lineRule="auto"/>
+              <w:ind w:left="227"/>
+            </w:pPr>
+            <w:r>
+              <w:rPr>
+                <w:rFonts w:ascii="맑은 고딕" w:hAnsi="맑은 고딕" w:eastAsia="맑은 고딕"/>
+                <w:b w:val="0"/>
+                <w:color w:val="333333"/>
+                <w:sz w:val="18"/>
+              </w:rPr>
+              <w:t>① 규정은 다음의 구분에 의하여 제정하여야 한다. 1.「규정」은 회사의 경영·조직·관리 및 영업 등에 관한 기본적인 사항을 정하되, 그 형식은 규정명, 본칙, 부칙으로 구분하여 「별지서식」의 규정 작성형식과 같이 한다. (2024. 10. 24. 본호 개정) 2.「지침」은 규정의 시행에 관한 구체적인 사항, 규정을 보충하는 사항, 기타 업무수행에 필요한 업무처리기준 및 절차에 관한 중요한 사항을 정한다.</w:t>
+            </w:r>
+          </w:p>
+          <w:p>
+            <w:pPr>
+              <w:spacing w:after="20" w:line="269" w:lineRule="auto"/>
+              <w:ind w:left="227"/>
+            </w:pPr>
+            <w:r>
+              <w:rPr>
+                <w:rFonts w:ascii="맑은 고딕" w:hAnsi="맑은 고딕" w:eastAsia="맑은 고딕"/>
+                <w:b w:val="0"/>
+                <w:color w:val="333333"/>
+                <w:sz w:val="18"/>
+              </w:rPr>
+              <w:t>② 법령 등의 외규를 시행하기 위하여 필요한 경우에는 그 내용에 따라 규정, 지침으로 정할 수 있다.</w:t>
             </w:r>
           </w:p>
         </w:tc>
@@ -2309,7 +3345,8 @@
           </w:tcPr>
           <w:p>
             <w:pPr>
-              <w:spacing w:after="40" w:line="276" w:lineRule="auto"/>
+              <w:spacing w:after="20" w:line="269" w:lineRule="auto"/>
+              <w:ind w:left="0"/>
             </w:pPr>
             <w:r/>
             <w:r>
@@ -2319,15 +3356,29 @@
                 <w:color w:val="333333"/>
                 <w:sz w:val="18"/>
               </w:rPr>
-              <w:t xml:space="preserve">제16조(규정의 구분) ① 규정은 다음의 구분에 </w:t>
-            </w:r>
-            <w:r>
-              <w:rPr>
-                <w:rFonts w:ascii="맑은 고딕" w:hAnsi="맑은 고딕" w:eastAsia="맑은 고딕"/>
-                <w:b w:val="0"/>
-                <w:color w:val="333333"/>
-                <w:sz w:val="18"/>
-                <w:highlight w:val="yellow"/>
+              <w:t>제16조(규정의 구분)</w:t>
+            </w:r>
+          </w:p>
+          <w:p>
+            <w:pPr>
+              <w:spacing w:after="20" w:line="269" w:lineRule="auto"/>
+              <w:ind w:left="227"/>
+            </w:pPr>
+            <w:r>
+              <w:rPr>
+                <w:rFonts w:ascii="맑은 고딕" w:hAnsi="맑은 고딕" w:eastAsia="맑은 고딕"/>
+                <w:b w:val="0"/>
+                <w:color w:val="333333"/>
+                <w:sz w:val="18"/>
+              </w:rPr>
+              <w:t xml:space="preserve">① 규정은 다음의 구분에 </w:t>
+            </w:r>
+            <w:r>
+              <w:rPr>
+                <w:rFonts w:ascii="맑은 고딕" w:hAnsi="맑은 고딕" w:eastAsia="맑은 고딕"/>
+                <w:b w:val="0"/>
+                <w:color w:val="124AC8"/>
+                <w:sz w:val="18"/>
               </w:rPr>
               <w:t>따라</w:t>
             </w:r>
@@ -2344,9 +3395,8 @@
               <w:rPr>
                 <w:rFonts w:ascii="맑은 고딕" w:hAnsi="맑은 고딕" w:eastAsia="맑은 고딕"/>
                 <w:b w:val="0"/>
-                <w:color w:val="333333"/>
-                <w:sz w:val="18"/>
-                <w:highlight w:val="yellow"/>
+                <w:color w:val="124AC8"/>
+                <w:sz w:val="18"/>
               </w:rPr>
               <w:t>그 밖의</w:t>
             </w:r>
@@ -2357,7 +3407,22 @@
                 <w:color w:val="333333"/>
                 <w:sz w:val="18"/>
               </w:rPr>
-              <w:t xml:space="preserve"> 업무수행에 필요한 업무처리기준 및 절차에 관한 중요한 사항을 정한다. ② 법령 등의 외규를 시행하기 위하여 필요한 경우에는 그 내용에 따라 규정, 지침으로 정할 수 있다.</w:t>
+              <w:t xml:space="preserve"> 업무수행에 필요한 업무처리기준 및 절차에 관한 중요한 사항을 정한다.</w:t>
+            </w:r>
+          </w:p>
+          <w:p>
+            <w:pPr>
+              <w:spacing w:after="20" w:line="269" w:lineRule="auto"/>
+              <w:ind w:left="227"/>
+            </w:pPr>
+            <w:r>
+              <w:rPr>
+                <w:rFonts w:ascii="맑은 고딕" w:hAnsi="맑은 고딕" w:eastAsia="맑은 고딕"/>
+                <w:b w:val="0"/>
+                <w:color w:val="333333"/>
+                <w:sz w:val="18"/>
+              </w:rPr>
+              <w:t>② 법령 등의 외규를 시행하기 위하여 필요한 경우에는 그 내용에 따라 규정, 지침으로 정할 수 있다.</w:t>
             </w:r>
           </w:p>
         </w:tc>
@@ -2389,7 +3454,8 @@
           </w:tcPr>
           <w:p>
             <w:pPr>
-              <w:spacing w:after="40" w:line="276" w:lineRule="auto"/>
+              <w:spacing w:after="20" w:line="269" w:lineRule="auto"/>
+              <w:ind w:left="0"/>
             </w:pPr>
             <w:r/>
             <w:r>
@@ -2399,7 +3465,37 @@
                 <w:color w:val="333333"/>
                 <w:sz w:val="18"/>
               </w:rPr>
-              <w:t>제17조(규정명) ① 규정에는 그 내용을 간명하게 표현하는 명칭을 붙인다. ② 규정화되어 등록되지 아니한 사항은 규정, 세칙의 명칭을 사용하여서는 아니된다.</w:t>
+              <w:t>제17조(규정명)</w:t>
+            </w:r>
+          </w:p>
+          <w:p>
+            <w:pPr>
+              <w:spacing w:after="20" w:line="269" w:lineRule="auto"/>
+              <w:ind w:left="227"/>
+            </w:pPr>
+            <w:r>
+              <w:rPr>
+                <w:rFonts w:ascii="맑은 고딕" w:hAnsi="맑은 고딕" w:eastAsia="맑은 고딕"/>
+                <w:b w:val="0"/>
+                <w:color w:val="333333"/>
+                <w:sz w:val="18"/>
+              </w:rPr>
+              <w:t>① 규정에는 그 내용을 간명하게 표현하는 명칭을 붙인다.</w:t>
+            </w:r>
+          </w:p>
+          <w:p>
+            <w:pPr>
+              <w:spacing w:after="20" w:line="269" w:lineRule="auto"/>
+              <w:ind w:left="227"/>
+            </w:pPr>
+            <w:r>
+              <w:rPr>
+                <w:rFonts w:ascii="맑은 고딕" w:hAnsi="맑은 고딕" w:eastAsia="맑은 고딕"/>
+                <w:b w:val="0"/>
+                <w:color w:val="333333"/>
+                <w:sz w:val="18"/>
+              </w:rPr>
+              <w:t>② 규정화되어 등록되지 아니한 사항은 규정, 세칙의 명칭을 사용하여서는 아니된다.</w:t>
             </w:r>
           </w:p>
         </w:tc>
@@ -2409,7 +3505,8 @@
           </w:tcPr>
           <w:p>
             <w:pPr>
-              <w:spacing w:after="40" w:line="276" w:lineRule="auto"/>
+              <w:spacing w:after="20" w:line="269" w:lineRule="auto"/>
+              <w:ind w:left="0"/>
             </w:pPr>
             <w:r/>
             <w:r>
@@ -2419,15 +3516,44 @@
                 <w:color w:val="333333"/>
                 <w:sz w:val="18"/>
               </w:rPr>
-              <w:t xml:space="preserve">제17조(규정명) ① 규정에는 그 내용을 간명하게 표현하는 명칭을 붙인다. ② 규정화되어 등록되지 </w:t>
-            </w:r>
-            <w:r>
-              <w:rPr>
-                <w:rFonts w:ascii="맑은 고딕" w:hAnsi="맑은 고딕" w:eastAsia="맑은 고딕"/>
-                <w:b w:val="0"/>
-                <w:color w:val="333333"/>
-                <w:sz w:val="18"/>
-                <w:highlight w:val="yellow"/>
+              <w:t>제17조(규정명)</w:t>
+            </w:r>
+          </w:p>
+          <w:p>
+            <w:pPr>
+              <w:spacing w:after="20" w:line="269" w:lineRule="auto"/>
+              <w:ind w:left="227"/>
+            </w:pPr>
+            <w:r>
+              <w:rPr>
+                <w:rFonts w:ascii="맑은 고딕" w:hAnsi="맑은 고딕" w:eastAsia="맑은 고딕"/>
+                <w:b w:val="0"/>
+                <w:color w:val="333333"/>
+                <w:sz w:val="18"/>
+              </w:rPr>
+              <w:t>① 규정에는 그 내용을 간명하게 표현하는 명칭을 붙인다.</w:t>
+            </w:r>
+          </w:p>
+          <w:p>
+            <w:pPr>
+              <w:spacing w:after="20" w:line="269" w:lineRule="auto"/>
+              <w:ind w:left="227"/>
+            </w:pPr>
+            <w:r>
+              <w:rPr>
+                <w:rFonts w:ascii="맑은 고딕" w:hAnsi="맑은 고딕" w:eastAsia="맑은 고딕"/>
+                <w:b w:val="0"/>
+                <w:color w:val="333333"/>
+                <w:sz w:val="18"/>
+              </w:rPr>
+              <w:t xml:space="preserve">② 규정화되어 등록되지 </w:t>
+            </w:r>
+            <w:r>
+              <w:rPr>
+                <w:rFonts w:ascii="맑은 고딕" w:hAnsi="맑은 고딕" w:eastAsia="맑은 고딕"/>
+                <w:b w:val="0"/>
+                <w:color w:val="124AC8"/>
+                <w:sz w:val="18"/>
               </w:rPr>
               <w:t>않은</w:t>
             </w:r>
@@ -2444,9 +3570,8 @@
               <w:rPr>
                 <w:rFonts w:ascii="맑은 고딕" w:hAnsi="맑은 고딕" w:eastAsia="맑은 고딕"/>
                 <w:b w:val="0"/>
-                <w:color w:val="333333"/>
-                <w:sz w:val="18"/>
-                <w:highlight w:val="yellow"/>
+                <w:color w:val="124AC8"/>
+                <w:sz w:val="18"/>
               </w:rPr>
               <w:t>해</w:t>
             </w:r>
@@ -2463,9 +3588,8 @@
               <w:rPr>
                 <w:rFonts w:ascii="맑은 고딕" w:hAnsi="맑은 고딕" w:eastAsia="맑은 고딕"/>
                 <w:b w:val="0"/>
-                <w:color w:val="333333"/>
-                <w:sz w:val="18"/>
-                <w:highlight w:val="yellow"/>
+                <w:color w:val="124AC8"/>
+                <w:sz w:val="18"/>
               </w:rPr>
               <w:t xml:space="preserve">안 </w:t>
             </w:r>
@@ -2508,7 +3632,8 @@
           </w:tcPr>
           <w:p>
             <w:pPr>
-              <w:spacing w:after="40" w:line="276" w:lineRule="auto"/>
+              <w:spacing w:after="20" w:line="269" w:lineRule="auto"/>
+              <w:ind w:left="0"/>
             </w:pPr>
             <w:r/>
             <w:r>
@@ -2518,7 +3643,52 @@
                 <w:color w:val="333333"/>
                 <w:sz w:val="18"/>
               </w:rPr>
-              <w:t>제18조(본칙의 구성) ① 본칙은「조」로 구성한다. ② 여러 조문으로 된 규정은 보통「장」으로 나누며, 소분류를 더 필요로 할 때에는 절·관·목의 순으로 사용하고, 특히 조문이 많을 때에는 장의 분류 위에「편」을 둔다. ③ 편·장·절·관·목에는 각각 일련번호와 제목을 붙인다. 다만, 장·절·관·목의 일련번호는 이들이 속하는 편·장·절·관이 바뀔 때마다 1부터 시작한다. (2024. 09. 01. 본항 개정)</w:t>
+              <w:t>제18조(본칙의 구성)</w:t>
+            </w:r>
+          </w:p>
+          <w:p>
+            <w:pPr>
+              <w:spacing w:after="20" w:line="269" w:lineRule="auto"/>
+              <w:ind w:left="227"/>
+            </w:pPr>
+            <w:r>
+              <w:rPr>
+                <w:rFonts w:ascii="맑은 고딕" w:hAnsi="맑은 고딕" w:eastAsia="맑은 고딕"/>
+                <w:b w:val="0"/>
+                <w:color w:val="333333"/>
+                <w:sz w:val="18"/>
+              </w:rPr>
+              <w:t>① 본칙은「조」로 구성한다.</w:t>
+            </w:r>
+          </w:p>
+          <w:p>
+            <w:pPr>
+              <w:spacing w:after="20" w:line="269" w:lineRule="auto"/>
+              <w:ind w:left="227"/>
+            </w:pPr>
+            <w:r>
+              <w:rPr>
+                <w:rFonts w:ascii="맑은 고딕" w:hAnsi="맑은 고딕" w:eastAsia="맑은 고딕"/>
+                <w:b w:val="0"/>
+                <w:color w:val="333333"/>
+                <w:sz w:val="18"/>
+              </w:rPr>
+              <w:t>② 여러 조문으로 된 규정은 보통「장」으로 나누며, 소분류를 더 필요로 할 때에는 절·관·목의 순으로 사용하고, 특히 조문이 많을 때에는 장의 분류 위에「편」을 둔다.</w:t>
+            </w:r>
+          </w:p>
+          <w:p>
+            <w:pPr>
+              <w:spacing w:after="20" w:line="269" w:lineRule="auto"/>
+              <w:ind w:left="227"/>
+            </w:pPr>
+            <w:r>
+              <w:rPr>
+                <w:rFonts w:ascii="맑은 고딕" w:hAnsi="맑은 고딕" w:eastAsia="맑은 고딕"/>
+                <w:b w:val="0"/>
+                <w:color w:val="333333"/>
+                <w:sz w:val="18"/>
+              </w:rPr>
+              <w:t>③ 편·장·절·관·목에는 각각 일련번호와 제목을 붙인다. 다만, 장·절·관·목의 일련번호는 이들이 속하는 편·장·절·관이 바뀔 때마다 1부터 시작한다. (2024. 09. 01. 본항 개정)</w:t>
             </w:r>
           </w:p>
         </w:tc>
@@ -2528,7 +3698,8 @@
           </w:tcPr>
           <w:p>
             <w:pPr>
-              <w:spacing w:after="40" w:line="276" w:lineRule="auto"/>
+              <w:spacing w:after="20" w:line="269" w:lineRule="auto"/>
+              <w:ind w:left="0"/>
             </w:pPr>
             <w:r/>
             <w:r>
@@ -2538,15 +3709,29 @@
                 <w:color w:val="333333"/>
                 <w:sz w:val="18"/>
               </w:rPr>
-              <w:t>제18조(본칙의 구성) ① 본칙은</w:t>
-            </w:r>
-            <w:r>
-              <w:rPr>
-                <w:rFonts w:ascii="맑은 고딕" w:hAnsi="맑은 고딕" w:eastAsia="맑은 고딕"/>
-                <w:b w:val="0"/>
-                <w:color w:val="333333"/>
-                <w:sz w:val="18"/>
-                <w:highlight w:val="yellow"/>
+              <w:t>제18조(본칙의 구성)</w:t>
+            </w:r>
+          </w:p>
+          <w:p>
+            <w:pPr>
+              <w:spacing w:after="20" w:line="269" w:lineRule="auto"/>
+              <w:ind w:left="227"/>
+            </w:pPr>
+            <w:r>
+              <w:rPr>
+                <w:rFonts w:ascii="맑은 고딕" w:hAnsi="맑은 고딕" w:eastAsia="맑은 고딕"/>
+                <w:b w:val="0"/>
+                <w:color w:val="333333"/>
+                <w:sz w:val="18"/>
+              </w:rPr>
+              <w:t>① 본칙은</w:t>
+            </w:r>
+            <w:r>
+              <w:rPr>
+                <w:rFonts w:ascii="맑은 고딕" w:hAnsi="맑은 고딕" w:eastAsia="맑은 고딕"/>
+                <w:b w:val="0"/>
+                <w:color w:val="124AC8"/>
+                <w:sz w:val="18"/>
               </w:rPr>
               <w:t xml:space="preserve"> </w:t>
             </w:r>
@@ -2557,15 +3742,29 @@
                 <w:color w:val="333333"/>
                 <w:sz w:val="18"/>
               </w:rPr>
-              <w:t>「조」로 구성한다. ② 여러 조문으로 된 규정은 보통</w:t>
-            </w:r>
-            <w:r>
-              <w:rPr>
-                <w:rFonts w:ascii="맑은 고딕" w:hAnsi="맑은 고딕" w:eastAsia="맑은 고딕"/>
-                <w:b w:val="0"/>
-                <w:color w:val="333333"/>
-                <w:sz w:val="18"/>
-                <w:highlight w:val="yellow"/>
+              <w:t>「조」로 구성한다.</w:t>
+            </w:r>
+          </w:p>
+          <w:p>
+            <w:pPr>
+              <w:spacing w:after="20" w:line="269" w:lineRule="auto"/>
+              <w:ind w:left="227"/>
+            </w:pPr>
+            <w:r>
+              <w:rPr>
+                <w:rFonts w:ascii="맑은 고딕" w:hAnsi="맑은 고딕" w:eastAsia="맑은 고딕"/>
+                <w:b w:val="0"/>
+                <w:color w:val="333333"/>
+                <w:sz w:val="18"/>
+              </w:rPr>
+              <w:t>② 여러 조문으로 된 규정은 보통</w:t>
+            </w:r>
+            <w:r>
+              <w:rPr>
+                <w:rFonts w:ascii="맑은 고딕" w:hAnsi="맑은 고딕" w:eastAsia="맑은 고딕"/>
+                <w:b w:val="0"/>
+                <w:color w:val="124AC8"/>
+                <w:sz w:val="18"/>
               </w:rPr>
               <w:t xml:space="preserve"> </w:t>
             </w:r>
@@ -2582,9 +3781,8 @@
               <w:rPr>
                 <w:rFonts w:ascii="맑은 고딕" w:hAnsi="맑은 고딕" w:eastAsia="맑은 고딕"/>
                 <w:b w:val="0"/>
-                <w:color w:val="333333"/>
-                <w:sz w:val="18"/>
-                <w:highlight w:val="yellow"/>
+                <w:color w:val="124AC8"/>
+                <w:sz w:val="18"/>
               </w:rPr>
               <w:t>가</w:t>
             </w:r>
@@ -2595,33 +3793,14 @@
                 <w:color w:val="333333"/>
                 <w:sz w:val="18"/>
               </w:rPr>
-              <w:t xml:space="preserve"> 더 필요</w:t>
-            </w:r>
-            <w:r>
-              <w:rPr>
-                <w:rFonts w:ascii="맑은 고딕" w:hAnsi="맑은 고딕" w:eastAsia="맑은 고딕"/>
-                <w:b w:val="0"/>
-                <w:color w:val="333333"/>
-                <w:sz w:val="18"/>
-              </w:rPr>
-              <w:t>할 때에는 절·관</w:t>
-            </w:r>
-            <w:r>
-              <w:rPr>
-                <w:rFonts w:ascii="맑은 고딕" w:hAnsi="맑은 고딕" w:eastAsia="맑은 고딕"/>
-                <w:b w:val="0"/>
-                <w:color w:val="333333"/>
-                <w:sz w:val="18"/>
-              </w:rPr>
-              <w:t>의 순으로 사용하고, 특히 조문이 많을 때에는 장의 분류 위에</w:t>
-            </w:r>
-            <w:r>
-              <w:rPr>
-                <w:rFonts w:ascii="맑은 고딕" w:hAnsi="맑은 고딕" w:eastAsia="맑은 고딕"/>
-                <w:b w:val="0"/>
-                <w:color w:val="333333"/>
-                <w:sz w:val="18"/>
-                <w:highlight w:val="yellow"/>
+              <w:t xml:space="preserve"> 더 필요할 때에는 절·관의 순으로 사용하고, 특히 조문이 많을 때에는 장의 분류 위에</w:t>
+            </w:r>
+            <w:r>
+              <w:rPr>
+                <w:rFonts w:ascii="맑은 고딕" w:hAnsi="맑은 고딕" w:eastAsia="맑은 고딕"/>
+                <w:b w:val="0"/>
+                <w:color w:val="124AC8"/>
+                <w:sz w:val="18"/>
               </w:rPr>
               <w:t xml:space="preserve"> </w:t>
             </w:r>
@@ -2632,34 +3811,22 @@
                 <w:color w:val="333333"/>
                 <w:sz w:val="18"/>
               </w:rPr>
-              <w:t>「편」을 둔다. ③ 편·장·절·관</w:t>
-            </w:r>
-            <w:r>
-              <w:rPr>
-                <w:rFonts w:ascii="맑은 고딕" w:hAnsi="맑은 고딕" w:eastAsia="맑은 고딕"/>
-                <w:b w:val="0"/>
-                <w:color w:val="333333"/>
-                <w:sz w:val="18"/>
-              </w:rPr>
-              <w:t>에는 각각 일련번호와 제목을 붙인다. 다만, 장·절·관</w:t>
-            </w:r>
-            <w:r>
-              <w:rPr>
-                <w:rFonts w:ascii="맑은 고딕" w:hAnsi="맑은 고딕" w:eastAsia="맑은 고딕"/>
-                <w:b w:val="0"/>
-                <w:color w:val="333333"/>
-                <w:sz w:val="18"/>
-              </w:rPr>
-              <w:t>의 일련번호는 이들이 속하는 편·장·절</w:t>
-            </w:r>
-            <w:r>
-              <w:rPr>
-                <w:rFonts w:ascii="맑은 고딕" w:hAnsi="맑은 고딕" w:eastAsia="맑은 고딕"/>
-                <w:b w:val="0"/>
-                <w:color w:val="333333"/>
-                <w:sz w:val="18"/>
-              </w:rPr>
-              <w:t>이 바뀔 때마다 1부터 시작한다.</w:t>
+              <w:t>「편」을 둔다.</w:t>
+            </w:r>
+          </w:p>
+          <w:p>
+            <w:pPr>
+              <w:spacing w:after="20" w:line="269" w:lineRule="auto"/>
+              <w:ind w:left="227"/>
+            </w:pPr>
+            <w:r>
+              <w:rPr>
+                <w:rFonts w:ascii="맑은 고딕" w:hAnsi="맑은 고딕" w:eastAsia="맑은 고딕"/>
+                <w:b w:val="0"/>
+                <w:color w:val="333333"/>
+                <w:sz w:val="18"/>
+              </w:rPr>
+              <w:t>③ 편·장·절·관에는 각각 일련번호와 제목을 붙인다. 다만, 장·절·관의 일련번호는 이들이 속하는 편·장·절이 바뀔 때마다 1부터 시작한다.</w:t>
             </w:r>
           </w:p>
         </w:tc>
@@ -2691,7 +3858,8 @@
           </w:tcPr>
           <w:p>
             <w:pPr>
-              <w:spacing w:after="40" w:line="276" w:lineRule="auto"/>
+              <w:spacing w:after="20" w:line="269" w:lineRule="auto"/>
+              <w:ind w:left="0"/>
             </w:pPr>
             <w:r/>
             <w:r>
@@ -2701,7 +3869,37 @@
                 <w:color w:val="333333"/>
                 <w:sz w:val="18"/>
               </w:rPr>
-              <w:t>제20조(조) ① 조에는 제1조부터 시작하는 일련번호를 붙이되 편·장·절·관·목이 바뀌더라도 그 번호순을 바꾸지 아니한다. ② 조에는 조문의 내용을 요약한 조명을 소괄호 안에 표시한다.</w:t>
+              <w:t>제20조(조)</w:t>
+            </w:r>
+          </w:p>
+          <w:p>
+            <w:pPr>
+              <w:spacing w:after="20" w:line="269" w:lineRule="auto"/>
+              <w:ind w:left="227"/>
+            </w:pPr>
+            <w:r>
+              <w:rPr>
+                <w:rFonts w:ascii="맑은 고딕" w:hAnsi="맑은 고딕" w:eastAsia="맑은 고딕"/>
+                <w:b w:val="0"/>
+                <w:color w:val="333333"/>
+                <w:sz w:val="18"/>
+              </w:rPr>
+              <w:t>① 조에는 제1조부터 시작하는 일련번호를 붙이되 편·장·절·관·목이 바뀌더라도 그 번호순을 바꾸지 아니한다.</w:t>
+            </w:r>
+          </w:p>
+          <w:p>
+            <w:pPr>
+              <w:spacing w:after="20" w:line="269" w:lineRule="auto"/>
+              <w:ind w:left="227"/>
+            </w:pPr>
+            <w:r>
+              <w:rPr>
+                <w:rFonts w:ascii="맑은 고딕" w:hAnsi="맑은 고딕" w:eastAsia="맑은 고딕"/>
+                <w:b w:val="0"/>
+                <w:color w:val="333333"/>
+                <w:sz w:val="18"/>
+              </w:rPr>
+              <w:t>② 조에는 조문의 내용을 요약한 조명을 소괄호 안에 표시한다.</w:t>
             </w:r>
           </w:p>
         </w:tc>
@@ -2711,7 +3909,8 @@
           </w:tcPr>
           <w:p>
             <w:pPr>
-              <w:spacing w:after="40" w:line="276" w:lineRule="auto"/>
+              <w:spacing w:after="20" w:line="269" w:lineRule="auto"/>
+              <w:ind w:left="0"/>
             </w:pPr>
             <w:r/>
             <w:r>
@@ -2721,24 +3920,29 @@
                 <w:color w:val="333333"/>
                 <w:sz w:val="18"/>
               </w:rPr>
-              <w:t>제20조(조) ① 조에는 제1조부터 시작하는 일련번호를 붙이되 편·장·절·관</w:t>
-            </w:r>
-            <w:r>
-              <w:rPr>
-                <w:rFonts w:ascii="맑은 고딕" w:hAnsi="맑은 고딕" w:eastAsia="맑은 고딕"/>
-                <w:b w:val="0"/>
-                <w:color w:val="333333"/>
-                <w:sz w:val="18"/>
-              </w:rPr>
-              <w:t xml:space="preserve">이 바뀌더라도 그 번호순을 바꾸지 </w:t>
-            </w:r>
-            <w:r>
-              <w:rPr>
-                <w:rFonts w:ascii="맑은 고딕" w:hAnsi="맑은 고딕" w:eastAsia="맑은 고딕"/>
-                <w:b w:val="0"/>
-                <w:color w:val="333333"/>
-                <w:sz w:val="18"/>
-                <w:highlight w:val="yellow"/>
+              <w:t>제20조(조)</w:t>
+            </w:r>
+          </w:p>
+          <w:p>
+            <w:pPr>
+              <w:spacing w:after="20" w:line="269" w:lineRule="auto"/>
+              <w:ind w:left="227"/>
+            </w:pPr>
+            <w:r>
+              <w:rPr>
+                <w:rFonts w:ascii="맑은 고딕" w:hAnsi="맑은 고딕" w:eastAsia="맑은 고딕"/>
+                <w:b w:val="0"/>
+                <w:color w:val="333333"/>
+                <w:sz w:val="18"/>
+              </w:rPr>
+              <w:t xml:space="preserve">① 조에는 제1조부터 시작하는 일련번호를 붙이되 편·장·절·관이 바뀌더라도 그 번호순을 바꾸지 </w:t>
+            </w:r>
+            <w:r>
+              <w:rPr>
+                <w:rFonts w:ascii="맑은 고딕" w:hAnsi="맑은 고딕" w:eastAsia="맑은 고딕"/>
+                <w:b w:val="0"/>
+                <w:color w:val="124AC8"/>
+                <w:sz w:val="18"/>
               </w:rPr>
               <w:t>않는</w:t>
             </w:r>
@@ -2749,7 +3953,22 @@
                 <w:color w:val="333333"/>
                 <w:sz w:val="18"/>
               </w:rPr>
-              <w:t>다. ② 조에는 조문의 내용을 요약한 조명을 소괄호 안에 표시한다.</w:t>
+              <w:t>다.</w:t>
+            </w:r>
+          </w:p>
+          <w:p>
+            <w:pPr>
+              <w:spacing w:after="20" w:line="269" w:lineRule="auto"/>
+              <w:ind w:left="227"/>
+            </w:pPr>
+            <w:r>
+              <w:rPr>
+                <w:rFonts w:ascii="맑은 고딕" w:hAnsi="맑은 고딕" w:eastAsia="맑은 고딕"/>
+                <w:b w:val="0"/>
+                <w:color w:val="333333"/>
+                <w:sz w:val="18"/>
+              </w:rPr>
+              <w:t>② 조에는 조문의 내용을 요약한 조명을 소괄호 안에 표시한다.</w:t>
             </w:r>
           </w:p>
         </w:tc>
@@ -2781,7 +4000,8 @@
           </w:tcPr>
           <w:p>
             <w:pPr>
-              <w:spacing w:after="40" w:line="276" w:lineRule="auto"/>
+              <w:spacing w:after="20" w:line="269" w:lineRule="auto"/>
+              <w:ind w:left="0"/>
             </w:pPr>
             <w:r/>
             <w:r>
@@ -2791,7 +4011,52 @@
                 <w:color w:val="333333"/>
                 <w:sz w:val="18"/>
               </w:rPr>
-              <w:t>제22조(전단, 후단) ① 조, 항의 중간에서 문장을 둘로 나눌 경우에는 앞에 있는 문장을「전단」, 뒤에 있는 문장을「후단」이라 한다. ② 후단의 문장이 “다만” 또는 “그러나”로 시작할 경우에는 이를「단서」, 전단을「본문」이라 하며, 단서는 본문에 계속하여 쓰되 행을 바꾸지 아니한다. ③ 단서를 둘 경우에는 단서로서 그 조·항을 끝맺되 다음에 이어지는 호가 있을 때에는 예외로 한다.</w:t>
+              <w:t>제22조(전단, 후단)</w:t>
+            </w:r>
+          </w:p>
+          <w:p>
+            <w:pPr>
+              <w:spacing w:after="20" w:line="269" w:lineRule="auto"/>
+              <w:ind w:left="227"/>
+            </w:pPr>
+            <w:r>
+              <w:rPr>
+                <w:rFonts w:ascii="맑은 고딕" w:hAnsi="맑은 고딕" w:eastAsia="맑은 고딕"/>
+                <w:b w:val="0"/>
+                <w:color w:val="333333"/>
+                <w:sz w:val="18"/>
+              </w:rPr>
+              <w:t>① 조, 항의 중간에서 문장을 둘로 나눌 경우에는 앞에 있는 문장을「전단」, 뒤에 있는 문장을「후단」이라 한다.</w:t>
+            </w:r>
+          </w:p>
+          <w:p>
+            <w:pPr>
+              <w:spacing w:after="20" w:line="269" w:lineRule="auto"/>
+              <w:ind w:left="227"/>
+            </w:pPr>
+            <w:r>
+              <w:rPr>
+                <w:rFonts w:ascii="맑은 고딕" w:hAnsi="맑은 고딕" w:eastAsia="맑은 고딕"/>
+                <w:b w:val="0"/>
+                <w:color w:val="333333"/>
+                <w:sz w:val="18"/>
+              </w:rPr>
+              <w:t>② 후단의 문장이 “다만” 또는 “그러나”로 시작할 경우에는 이를「단서」, 전단을「본문」이라 하며, 단서는 본문에 계속하여 쓰되 행을 바꾸지 아니한다.</w:t>
+            </w:r>
+          </w:p>
+          <w:p>
+            <w:pPr>
+              <w:spacing w:after="20" w:line="269" w:lineRule="auto"/>
+              <w:ind w:left="227"/>
+            </w:pPr>
+            <w:r>
+              <w:rPr>
+                <w:rFonts w:ascii="맑은 고딕" w:hAnsi="맑은 고딕" w:eastAsia="맑은 고딕"/>
+                <w:b w:val="0"/>
+                <w:color w:val="333333"/>
+                <w:sz w:val="18"/>
+              </w:rPr>
+              <w:t>③ 단서를 둘 경우에는 단서로서 그 조·항을 끝맺되 다음에 이어지는 호가 있을 때에는 예외로 한다.</w:t>
             </w:r>
           </w:p>
         </w:tc>
@@ -2801,7 +4066,8 @@
           </w:tcPr>
           <w:p>
             <w:pPr>
-              <w:spacing w:after="40" w:line="276" w:lineRule="auto"/>
+              <w:spacing w:after="20" w:line="269" w:lineRule="auto"/>
+              <w:ind w:left="0"/>
             </w:pPr>
             <w:r/>
             <w:r>
@@ -2811,15 +4077,44 @@
                 <w:color w:val="333333"/>
                 <w:sz w:val="18"/>
               </w:rPr>
-              <w:t xml:space="preserve">제22조(전단, 후단) ① 조, 항의 중간에서 문장을 둘로 나눌 경우에는 앞에 있는 문장을「전단」, 뒤에 있는 문장을「후단」이라 한다. ② 후단의 문장이 “다만” 또는 “그러나”로 시작할 경우에는 이를「단서」, 전단을「본문」이라 하며, 단서는 본문에 계속하여 쓰되 행을 바꾸지 </w:t>
-            </w:r>
-            <w:r>
-              <w:rPr>
-                <w:rFonts w:ascii="맑은 고딕" w:hAnsi="맑은 고딕" w:eastAsia="맑은 고딕"/>
-                <w:b w:val="0"/>
-                <w:color w:val="333333"/>
-                <w:sz w:val="18"/>
-                <w:highlight w:val="yellow"/>
+              <w:t>제22조(전단, 후단)</w:t>
+            </w:r>
+          </w:p>
+          <w:p>
+            <w:pPr>
+              <w:spacing w:after="20" w:line="269" w:lineRule="auto"/>
+              <w:ind w:left="227"/>
+            </w:pPr>
+            <w:r>
+              <w:rPr>
+                <w:rFonts w:ascii="맑은 고딕" w:hAnsi="맑은 고딕" w:eastAsia="맑은 고딕"/>
+                <w:b w:val="0"/>
+                <w:color w:val="333333"/>
+                <w:sz w:val="18"/>
+              </w:rPr>
+              <w:t>① 조, 항의 중간에서 문장을 둘로 나눌 경우에는 앞에 있는 문장을「전단」, 뒤에 있는 문장을「후단」이라 한다.</w:t>
+            </w:r>
+          </w:p>
+          <w:p>
+            <w:pPr>
+              <w:spacing w:after="20" w:line="269" w:lineRule="auto"/>
+              <w:ind w:left="227"/>
+            </w:pPr>
+            <w:r>
+              <w:rPr>
+                <w:rFonts w:ascii="맑은 고딕" w:hAnsi="맑은 고딕" w:eastAsia="맑은 고딕"/>
+                <w:b w:val="0"/>
+                <w:color w:val="333333"/>
+                <w:sz w:val="18"/>
+              </w:rPr>
+              <w:t xml:space="preserve">② 후단의 문장이 “다만” 또는 “그러나”로 시작할 경우에는 이를「단서」, 전단을「본문」이라 하며, 단서는 본문에 계속하여 쓰되 행을 바꾸지 </w:t>
+            </w:r>
+            <w:r>
+              <w:rPr>
+                <w:rFonts w:ascii="맑은 고딕" w:hAnsi="맑은 고딕" w:eastAsia="맑은 고딕"/>
+                <w:b w:val="0"/>
+                <w:color w:val="124AC8"/>
+                <w:sz w:val="18"/>
               </w:rPr>
               <w:t>않은</w:t>
             </w:r>
@@ -2830,7 +4125,22 @@
                 <w:color w:val="333333"/>
                 <w:sz w:val="18"/>
               </w:rPr>
-              <w:t>다. ③ 단서를 둘 경우에는 단서로서 그 조·항을 끝맺되 다음에 이어지는 호가 있을 때에는 예외로 한다.</w:t>
+              <w:t>다.</w:t>
+            </w:r>
+          </w:p>
+          <w:p>
+            <w:pPr>
+              <w:spacing w:after="20" w:line="269" w:lineRule="auto"/>
+              <w:ind w:left="227"/>
+            </w:pPr>
+            <w:r>
+              <w:rPr>
+                <w:rFonts w:ascii="맑은 고딕" w:hAnsi="맑은 고딕" w:eastAsia="맑은 고딕"/>
+                <w:b w:val="0"/>
+                <w:color w:val="333333"/>
+                <w:sz w:val="18"/>
+              </w:rPr>
+              <w:t>③ 단서를 둘 경우에는 단서로서 그 조·항을 끝맺되 다음에 이어지는 호가 있을 때에는 예외로 한다.</w:t>
             </w:r>
           </w:p>
         </w:tc>
@@ -2862,7 +4172,8 @@
           </w:tcPr>
           <w:p>
             <w:pPr>
-              <w:spacing w:after="40" w:line="276" w:lineRule="auto"/>
+              <w:spacing w:after="20" w:line="269" w:lineRule="auto"/>
+              <w:ind w:left="0"/>
             </w:pPr>
             <w:r/>
             <w:r>
@@ -2872,7 +4183,127 @@
                 <w:color w:val="333333"/>
                 <w:sz w:val="18"/>
               </w:rPr>
-              <w:t>제26조(부칙) ① 부칙에는 다음 사항을 규정한다. 1. 그 규정의 시행일에 관한 사항 2. 그 규정의 시행에 따르는 경과조치에 관한 사항 3. 기타 부수사항 ② 부칙에는 본칙 조번호와 별개의 일련번호를 붙인다. 다만, 부칙이 간단한 내용을 규정하는 경우에는 “조”로 하지 아니하고 ①, ②, ③, . . . 의 일련번호로써 갈음할 수 있다. (2024. 09. 01. 본항 개정)</w:t>
+              <w:t>제26조(부칙)</w:t>
+            </w:r>
+          </w:p>
+          <w:p>
+            <w:pPr>
+              <w:spacing w:after="20" w:line="269" w:lineRule="auto"/>
+              <w:ind w:left="227"/>
+            </w:pPr>
+            <w:r>
+              <w:rPr>
+                <w:rFonts w:ascii="맑은 고딕" w:hAnsi="맑은 고딕" w:eastAsia="맑은 고딕"/>
+                <w:b w:val="0"/>
+                <w:color w:val="333333"/>
+                <w:sz w:val="18"/>
+              </w:rPr>
+              <w:t>① 부칙에는 다음 사항을 규정한다.</w:t>
+            </w:r>
+          </w:p>
+          <w:p>
+            <w:pPr>
+              <w:spacing w:after="20" w:line="269" w:lineRule="auto"/>
+              <w:ind w:left="454"/>
+            </w:pPr>
+            <w:r>
+              <w:rPr>
+                <w:rFonts w:ascii="맑은 고딕" w:hAnsi="맑은 고딕" w:eastAsia="맑은 고딕"/>
+                <w:b w:val="0"/>
+                <w:color w:val="333333"/>
+                <w:sz w:val="18"/>
+              </w:rPr>
+              <w:t>1. 그 규정의 시행일에 관한 사항</w:t>
+            </w:r>
+          </w:p>
+          <w:p>
+            <w:pPr>
+              <w:spacing w:after="20" w:line="269" w:lineRule="auto"/>
+              <w:ind w:left="454"/>
+            </w:pPr>
+            <w:r>
+              <w:rPr>
+                <w:rFonts w:ascii="맑은 고딕" w:hAnsi="맑은 고딕" w:eastAsia="맑은 고딕"/>
+                <w:b w:val="0"/>
+                <w:color w:val="333333"/>
+                <w:sz w:val="18"/>
+              </w:rPr>
+              <w:t>2. 그 규정의 시행에 따르는 경과조치에 관한 사항</w:t>
+            </w:r>
+          </w:p>
+          <w:p>
+            <w:pPr>
+              <w:spacing w:after="20" w:line="269" w:lineRule="auto"/>
+              <w:ind w:left="454"/>
+            </w:pPr>
+            <w:r>
+              <w:rPr>
+                <w:rFonts w:ascii="맑은 고딕" w:hAnsi="맑은 고딕" w:eastAsia="맑은 고딕"/>
+                <w:b w:val="0"/>
+                <w:color w:val="333333"/>
+                <w:sz w:val="18"/>
+              </w:rPr>
+              <w:t>3. 기타 부수사항</w:t>
+            </w:r>
+          </w:p>
+          <w:p>
+            <w:pPr>
+              <w:spacing w:after="20" w:line="269" w:lineRule="auto"/>
+              <w:ind w:left="227"/>
+            </w:pPr>
+            <w:r>
+              <w:rPr>
+                <w:rFonts w:ascii="맑은 고딕" w:hAnsi="맑은 고딕" w:eastAsia="맑은 고딕"/>
+                <w:b w:val="0"/>
+                <w:color w:val="333333"/>
+                <w:sz w:val="18"/>
+              </w:rPr>
+              <w:t>② 부칙에는 본칙 조번호와 별개의 일련번호를 붙인다. 다만, 부칙이 간단한 내용을 규정하는 경우에는 “조”로 하지 아니하고</w:t>
+            </w:r>
+          </w:p>
+          <w:p>
+            <w:pPr>
+              <w:spacing w:after="20" w:line="269" w:lineRule="auto"/>
+              <w:ind w:left="227"/>
+            </w:pPr>
+            <w:r>
+              <w:rPr>
+                <w:rFonts w:ascii="맑은 고딕" w:hAnsi="맑은 고딕" w:eastAsia="맑은 고딕"/>
+                <w:b w:val="0"/>
+                <w:color w:val="333333"/>
+                <w:sz w:val="18"/>
+              </w:rPr>
+              <w:t>①,</w:t>
+            </w:r>
+          </w:p>
+          <w:p>
+            <w:pPr>
+              <w:spacing w:after="20" w:line="269" w:lineRule="auto"/>
+              <w:ind w:left="227"/>
+            </w:pPr>
+            <w:r>
+              <w:rPr>
+                <w:rFonts w:ascii="맑은 고딕" w:hAnsi="맑은 고딕" w:eastAsia="맑은 고딕"/>
+                <w:b w:val="0"/>
+                <w:color w:val="333333"/>
+                <w:sz w:val="18"/>
+              </w:rPr>
+              <w:t>②,</w:t>
+            </w:r>
+          </w:p>
+          <w:p>
+            <w:pPr>
+              <w:spacing w:after="20" w:line="269" w:lineRule="auto"/>
+              <w:ind w:left="227"/>
+            </w:pPr>
+            <w:r>
+              <w:rPr>
+                <w:rFonts w:ascii="맑은 고딕" w:hAnsi="맑은 고딕" w:eastAsia="맑은 고딕"/>
+                <w:b w:val="0"/>
+                <w:color w:val="333333"/>
+                <w:sz w:val="18"/>
+              </w:rPr>
+              <w:t>③, . . . 의 일련번호로써 갈음할 수 있다. (2024. 09. 01. 본항 개정)</w:t>
             </w:r>
           </w:p>
         </w:tc>
@@ -2882,7 +4313,8 @@
           </w:tcPr>
           <w:p>
             <w:pPr>
-              <w:spacing w:after="40" w:line="276" w:lineRule="auto"/>
+              <w:spacing w:after="20" w:line="269" w:lineRule="auto"/>
+              <w:ind w:left="0"/>
             </w:pPr>
             <w:r/>
             <w:r>
@@ -2892,15 +4324,74 @@
                 <w:color w:val="333333"/>
                 <w:sz w:val="18"/>
               </w:rPr>
-              <w:t xml:space="preserve">제26조(부칙) ① 부칙에는 다음 사항을 규정한다. 1. 그 규정의 시행일에 관한 사항 2. 그 규정의 시행에 따르는 경과조치에 관한 사항 3. </w:t>
-            </w:r>
-            <w:r>
-              <w:rPr>
-                <w:rFonts w:ascii="맑은 고딕" w:hAnsi="맑은 고딕" w:eastAsia="맑은 고딕"/>
-                <w:b w:val="0"/>
-                <w:color w:val="333333"/>
-                <w:sz w:val="18"/>
-                <w:highlight w:val="yellow"/>
+              <w:t>제26조(부칙)</w:t>
+            </w:r>
+          </w:p>
+          <w:p>
+            <w:pPr>
+              <w:spacing w:after="20" w:line="269" w:lineRule="auto"/>
+              <w:ind w:left="227"/>
+            </w:pPr>
+            <w:r>
+              <w:rPr>
+                <w:rFonts w:ascii="맑은 고딕" w:hAnsi="맑은 고딕" w:eastAsia="맑은 고딕"/>
+                <w:b w:val="0"/>
+                <w:color w:val="333333"/>
+                <w:sz w:val="18"/>
+              </w:rPr>
+              <w:t>① 부칙에는 다음 사항을 규정한다.</w:t>
+            </w:r>
+          </w:p>
+          <w:p>
+            <w:pPr>
+              <w:spacing w:after="20" w:line="269" w:lineRule="auto"/>
+              <w:ind w:left="454"/>
+            </w:pPr>
+            <w:r>
+              <w:rPr>
+                <w:rFonts w:ascii="맑은 고딕" w:hAnsi="맑은 고딕" w:eastAsia="맑은 고딕"/>
+                <w:b w:val="0"/>
+                <w:color w:val="333333"/>
+                <w:sz w:val="18"/>
+              </w:rPr>
+              <w:t>1. 그 규정의 시행일에 관한 사항</w:t>
+            </w:r>
+          </w:p>
+          <w:p>
+            <w:pPr>
+              <w:spacing w:after="20" w:line="269" w:lineRule="auto"/>
+              <w:ind w:left="454"/>
+            </w:pPr>
+            <w:r>
+              <w:rPr>
+                <w:rFonts w:ascii="맑은 고딕" w:hAnsi="맑은 고딕" w:eastAsia="맑은 고딕"/>
+                <w:b w:val="0"/>
+                <w:color w:val="333333"/>
+                <w:sz w:val="18"/>
+              </w:rPr>
+              <w:t>2. 그 규정의 시행에 따르는 경과조치에 관한 사항</w:t>
+            </w:r>
+          </w:p>
+          <w:p>
+            <w:pPr>
+              <w:spacing w:after="20" w:line="269" w:lineRule="auto"/>
+              <w:ind w:left="454"/>
+            </w:pPr>
+            <w:r>
+              <w:rPr>
+                <w:rFonts w:ascii="맑은 고딕" w:hAnsi="맑은 고딕" w:eastAsia="맑은 고딕"/>
+                <w:b w:val="0"/>
+                <w:color w:val="333333"/>
+                <w:sz w:val="18"/>
+              </w:rPr>
+              <w:t xml:space="preserve">3. </w:t>
+            </w:r>
+            <w:r>
+              <w:rPr>
+                <w:rFonts w:ascii="맑은 고딕" w:hAnsi="맑은 고딕" w:eastAsia="맑은 고딕"/>
+                <w:b w:val="0"/>
+                <w:color w:val="124AC8"/>
+                <w:sz w:val="18"/>
               </w:rPr>
               <w:t>그 밖의</w:t>
             </w:r>
@@ -2911,7 +4402,67 @@
                 <w:color w:val="333333"/>
                 <w:sz w:val="18"/>
               </w:rPr>
-              <w:t xml:space="preserve"> 부수사항 ② 부칙에는 본칙 조번호와 별개의 일련번호를 붙인다. 다만, 부칙이 간단한 내용을 규정하는 경우에는 “조”로 하지 아니하고 ①, ②, ③, . . . 의 일련번호로써 갈음할 수 있다. (2024. 09. 01. 본항 개정)</w:t>
+              <w:t xml:space="preserve"> 부수사항</w:t>
+            </w:r>
+          </w:p>
+          <w:p>
+            <w:pPr>
+              <w:spacing w:after="20" w:line="269" w:lineRule="auto"/>
+              <w:ind w:left="227"/>
+            </w:pPr>
+            <w:r>
+              <w:rPr>
+                <w:rFonts w:ascii="맑은 고딕" w:hAnsi="맑은 고딕" w:eastAsia="맑은 고딕"/>
+                <w:b w:val="0"/>
+                <w:color w:val="333333"/>
+                <w:sz w:val="18"/>
+              </w:rPr>
+              <w:t>② 부칙에는 본칙 조번호와 별개의 일련번호를 붙인다. 다만, 부칙이 간단한 내용을 규정하는 경우에는 “조”로 하지 아니하고</w:t>
+            </w:r>
+          </w:p>
+          <w:p>
+            <w:pPr>
+              <w:spacing w:after="20" w:line="269" w:lineRule="auto"/>
+              <w:ind w:left="227"/>
+            </w:pPr>
+            <w:r>
+              <w:rPr>
+                <w:rFonts w:ascii="맑은 고딕" w:hAnsi="맑은 고딕" w:eastAsia="맑은 고딕"/>
+                <w:b w:val="0"/>
+                <w:color w:val="333333"/>
+                <w:sz w:val="18"/>
+              </w:rPr>
+              <w:t>①,</w:t>
+            </w:r>
+          </w:p>
+          <w:p>
+            <w:pPr>
+              <w:spacing w:after="20" w:line="269" w:lineRule="auto"/>
+              <w:ind w:left="227"/>
+            </w:pPr>
+            <w:r>
+              <w:rPr>
+                <w:rFonts w:ascii="맑은 고딕" w:hAnsi="맑은 고딕" w:eastAsia="맑은 고딕"/>
+                <w:b w:val="0"/>
+                <w:color w:val="333333"/>
+                <w:sz w:val="18"/>
+              </w:rPr>
+              <w:t>②,</w:t>
+            </w:r>
+          </w:p>
+          <w:p>
+            <w:pPr>
+              <w:spacing w:after="20" w:line="269" w:lineRule="auto"/>
+              <w:ind w:left="227"/>
+            </w:pPr>
+            <w:r>
+              <w:rPr>
+                <w:rFonts w:ascii="맑은 고딕" w:hAnsi="맑은 고딕" w:eastAsia="맑은 고딕"/>
+                <w:b w:val="0"/>
+                <w:color w:val="333333"/>
+                <w:sz w:val="18"/>
+              </w:rPr>
+              <w:t>③, . . . 의 일련번호로써 갈음할 수 있다. (2024. 09. 01. 본항 개정)</w:t>
             </w:r>
           </w:p>
         </w:tc>
@@ -2943,7 +4494,8 @@
           </w:tcPr>
           <w:p>
             <w:pPr>
-              <w:spacing w:after="40" w:line="276" w:lineRule="auto"/>
+              <w:spacing w:after="20" w:line="269" w:lineRule="auto"/>
+              <w:ind w:left="0"/>
             </w:pPr>
             <w:r/>
             <w:r>
@@ -2953,7 +4505,232 @@
                 <w:color w:val="333333"/>
                 <w:sz w:val="18"/>
               </w:rPr>
-              <w:t>제30조의2(개정 등 일자 및 내용의 표시) ① 규정이 제정, 개정, 전부개정 또는 폐지되었을 때에는 다음 각 호와 같이 시행일자, 조치일자, 내용 및 문서번호를 표시한다. 1. 규정명 바로 아래에 시행일자와 제정ㆍ개정ㆍ폐지일자를 두 개의 대괄호로 나누어 한 줄로 표시하되, 다음 각 목에 따른다. 가. 앞 대괄호에는 “시행”을 적고 그 뒤에 시행일자를 적는다. 나. 뒤 대괄호에는 해당 조치의 일자(제정일ㆍ개정일 또는 폐지일)를 적고, 이어서 문서번호를 적는다. 다. 문서번호는 “구분-연도-순번”의 형식으로 하며, 구분은 뒤 대괄호의 일자에 해당하는 제정ㆍ개정ㆍ폐지로, 연도는 4자리 서기연도로, 순번은 구분에 관계없이 그 해에 부여되는 사규 등록 일련번호(통산)로 한다. 라. 제정ㆍ개정ㆍ폐지 여부와 관계없이 앞 대괄호의 시행일자 표시는 생략하지 아니한다. 마. 모든 일자는 “0000. 00. 00.” 형식으로 표기한다. 바. 표시형식 및 예시는 “[시행 0000. 00. 00.] [0000. 00. 00. 구분-0000-000]”로 하며, 예시는 “[시행 2026. 6. 1.] [2026. 6. 1. 개정-2026-016]”과 같다. 2. 개정작업 중 신설 또는 개정된 조문의 변경 부분에 대하여는 색깔 등으로 구별하여 표시할 있으나, 등록 및 시행문에는 색을 제거하고 검정으로 통일하며, 그 조의 문장 끝에 (0000. 00. 00. 본조 신설) 또는 (0000. 00. 00. 본조 개정)으로 표시한다. 3. 여러 항으로 이루어진 조의 모든 항이 일부 개정된 경우에는 그 조의 문장 끝에 [0000. 00. 00. 본조 개정]으로 표시 하며, 각 항에 대한 개정이력 표시는 생략한다. 4. 제2호의 내용은 항, 호 등의 경우에 준용한다. 5. 표ㆍ도면ㆍ서식(별표ㆍ별도ㆍ별지서식 포함)의 경우에도 제2호 부터 제4호를 준용하여 표시하되, 변경된 부분에 대하여 개정이력을 표시함이 어렵거나 적절하지 않은 경우 그 표시를 생략할 수 있다. ② 전부개정의 경우에는 다음 각 호와 같이 관리한다. 1. 제1항제1호에 따라 표시하되, 뒤 대괄호의 구분은 “전부개정”으로 한다. 2. 신설ㆍ개정된 조문의 변경 부분에 대하여는 개정이력을 별도로 표시하지 아니한다. 다만, 전부개정 시 변경되지 않은 조문은 그 개정이력을 유지한다. (2026. 06. 02. 본조 개정)</w:t>
+              <w:t>제30조의2(개정 등 일자 및 내용의 표시)</w:t>
+            </w:r>
+          </w:p>
+          <w:p>
+            <w:pPr>
+              <w:spacing w:after="20" w:line="269" w:lineRule="auto"/>
+              <w:ind w:left="227"/>
+            </w:pPr>
+            <w:r>
+              <w:rPr>
+                <w:rFonts w:ascii="맑은 고딕" w:hAnsi="맑은 고딕" w:eastAsia="맑은 고딕"/>
+                <w:b w:val="0"/>
+                <w:color w:val="333333"/>
+                <w:sz w:val="18"/>
+              </w:rPr>
+              <w:t>① 규정이 제정, 개정, 전부개정 또는 폐지되었을 때에는 다음 각 호와 같이 시행일자, 조치일자, 내용 및 문서번호를 표시한다.</w:t>
+            </w:r>
+          </w:p>
+          <w:p>
+            <w:pPr>
+              <w:spacing w:after="20" w:line="269" w:lineRule="auto"/>
+              <w:ind w:left="454"/>
+            </w:pPr>
+            <w:r>
+              <w:rPr>
+                <w:rFonts w:ascii="맑은 고딕" w:hAnsi="맑은 고딕" w:eastAsia="맑은 고딕"/>
+                <w:b w:val="0"/>
+                <w:color w:val="333333"/>
+                <w:sz w:val="18"/>
+              </w:rPr>
+              <w:t>1. 규정명 바로 아래에 시행일자와 제정ㆍ개정ㆍ폐지일자를 두 개의 대괄호로 나누어 한 줄로 표시하되, 다음 각 목에 따른다.</w:t>
+            </w:r>
+          </w:p>
+          <w:p>
+            <w:pPr>
+              <w:spacing w:after="20" w:line="269" w:lineRule="auto"/>
+              <w:ind w:left="680"/>
+            </w:pPr>
+            <w:r>
+              <w:rPr>
+                <w:rFonts w:ascii="맑은 고딕" w:hAnsi="맑은 고딕" w:eastAsia="맑은 고딕"/>
+                <w:b w:val="0"/>
+                <w:color w:val="333333"/>
+                <w:sz w:val="18"/>
+              </w:rPr>
+              <w:t>가. 앞 대괄호에는 “시행”을 적고 그 뒤에 시행일자를 적는다.</w:t>
+            </w:r>
+          </w:p>
+          <w:p>
+            <w:pPr>
+              <w:spacing w:after="20" w:line="269" w:lineRule="auto"/>
+              <w:ind w:left="680"/>
+            </w:pPr>
+            <w:r>
+              <w:rPr>
+                <w:rFonts w:ascii="맑은 고딕" w:hAnsi="맑은 고딕" w:eastAsia="맑은 고딕"/>
+                <w:b w:val="0"/>
+                <w:color w:val="333333"/>
+                <w:sz w:val="18"/>
+              </w:rPr>
+              <w:t>나. 뒤 대괄호에는 해당 조치의 일자(제정일ㆍ개정일 또는 폐지일)를 적고, 이어서 문서번호를 적는다.</w:t>
+            </w:r>
+          </w:p>
+          <w:p>
+            <w:pPr>
+              <w:spacing w:after="20" w:line="269" w:lineRule="auto"/>
+              <w:ind w:left="680"/>
+            </w:pPr>
+            <w:r>
+              <w:rPr>
+                <w:rFonts w:ascii="맑은 고딕" w:hAnsi="맑은 고딕" w:eastAsia="맑은 고딕"/>
+                <w:b w:val="0"/>
+                <w:color w:val="333333"/>
+                <w:sz w:val="18"/>
+              </w:rPr>
+              <w:t>다. 문서번호는 “구분-연도-순번”의 형식으로 하며, 구분은 뒤 대괄호의 일자에 해당하는 제정ㆍ개정ㆍ폐지로, 연도는 4자리 서기연도로, 순번은 구분에 관계없이 그 해에 부여되는 사규 등록 일련번호(통산)로 한다.</w:t>
+            </w:r>
+          </w:p>
+          <w:p>
+            <w:pPr>
+              <w:spacing w:after="20" w:line="269" w:lineRule="auto"/>
+              <w:ind w:left="680"/>
+            </w:pPr>
+            <w:r>
+              <w:rPr>
+                <w:rFonts w:ascii="맑은 고딕" w:hAnsi="맑은 고딕" w:eastAsia="맑은 고딕"/>
+                <w:b w:val="0"/>
+                <w:color w:val="333333"/>
+                <w:sz w:val="18"/>
+              </w:rPr>
+              <w:t>라. 제정ㆍ개정ㆍ폐지 여부와 관계없이 앞 대괄호의 시행일자 표시는 생략하지 아니한다.</w:t>
+            </w:r>
+          </w:p>
+          <w:p>
+            <w:pPr>
+              <w:spacing w:after="20" w:line="269" w:lineRule="auto"/>
+              <w:ind w:left="680"/>
+            </w:pPr>
+            <w:r>
+              <w:rPr>
+                <w:rFonts w:ascii="맑은 고딕" w:hAnsi="맑은 고딕" w:eastAsia="맑은 고딕"/>
+                <w:b w:val="0"/>
+                <w:color w:val="333333"/>
+                <w:sz w:val="18"/>
+              </w:rPr>
+              <w:t>마. 모든 일자는 “0000. 00. 00.” 형식으로 표기한다.</w:t>
+            </w:r>
+          </w:p>
+          <w:p>
+            <w:pPr>
+              <w:spacing w:after="20" w:line="269" w:lineRule="auto"/>
+              <w:ind w:left="680"/>
+            </w:pPr>
+            <w:r>
+              <w:rPr>
+                <w:rFonts w:ascii="맑은 고딕" w:hAnsi="맑은 고딕" w:eastAsia="맑은 고딕"/>
+                <w:b w:val="0"/>
+                <w:color w:val="333333"/>
+                <w:sz w:val="18"/>
+              </w:rPr>
+              <w:t>바. 표시형식 및 예시는 “[시행 0000. 00. 00.] [0000. 00. 00. 구분-0000-000]”로 하며, 예시는 “[시행 2026. 6. 1.] [2026. 6. 1. 개정-2026-016]”과 같다.</w:t>
+            </w:r>
+          </w:p>
+          <w:p>
+            <w:pPr>
+              <w:spacing w:after="20" w:line="269" w:lineRule="auto"/>
+              <w:ind w:left="454"/>
+            </w:pPr>
+            <w:r>
+              <w:rPr>
+                <w:rFonts w:ascii="맑은 고딕" w:hAnsi="맑은 고딕" w:eastAsia="맑은 고딕"/>
+                <w:b w:val="0"/>
+                <w:color w:val="333333"/>
+                <w:sz w:val="18"/>
+              </w:rPr>
+              <w:t>2. 개정작업 중 신설 또는 개정된 조문의 변경 부분에 대하여는 색깔 등으로 구별하여 표시할 있으나, 등록 및 시행문에는 색을 제거하고 검정으로 통일하며, 그 조의 문장 끝에 (0000. 00. 00. 본조 신설) 또는 (0000. 00. 00. 본조 개정)으로 표시한다.</w:t>
+            </w:r>
+          </w:p>
+          <w:p>
+            <w:pPr>
+              <w:spacing w:after="20" w:line="269" w:lineRule="auto"/>
+              <w:ind w:left="454"/>
+            </w:pPr>
+            <w:r>
+              <w:rPr>
+                <w:rFonts w:ascii="맑은 고딕" w:hAnsi="맑은 고딕" w:eastAsia="맑은 고딕"/>
+                <w:b w:val="0"/>
+                <w:color w:val="333333"/>
+                <w:sz w:val="18"/>
+              </w:rPr>
+              <w:t>3. 여러 항으로 이루어진 조의 모든 항이 일부 개정된 경우에는 그 조의 문장 끝에 [0000. 00. 00. 본조 개정]으로 표시 하며, 각 항에 대한 개정이력 표시는 생략한다.</w:t>
+            </w:r>
+          </w:p>
+          <w:p>
+            <w:pPr>
+              <w:spacing w:after="20" w:line="269" w:lineRule="auto"/>
+              <w:ind w:left="454"/>
+            </w:pPr>
+            <w:r>
+              <w:rPr>
+                <w:rFonts w:ascii="맑은 고딕" w:hAnsi="맑은 고딕" w:eastAsia="맑은 고딕"/>
+                <w:b w:val="0"/>
+                <w:color w:val="333333"/>
+                <w:sz w:val="18"/>
+              </w:rPr>
+              <w:t>4. 제2호의 내용은 항, 호 등의 경우에 준용한다.</w:t>
+            </w:r>
+          </w:p>
+          <w:p>
+            <w:pPr>
+              <w:spacing w:after="20" w:line="269" w:lineRule="auto"/>
+              <w:ind w:left="454"/>
+            </w:pPr>
+            <w:r>
+              <w:rPr>
+                <w:rFonts w:ascii="맑은 고딕" w:hAnsi="맑은 고딕" w:eastAsia="맑은 고딕"/>
+                <w:b w:val="0"/>
+                <w:color w:val="333333"/>
+                <w:sz w:val="18"/>
+              </w:rPr>
+              <w:t>5. 표ㆍ도면ㆍ서식(별표ㆍ별도ㆍ별지서식 포함)의 경우에도 제2호 부터 제4호를 준용하여 표시하되, 변경된 부분에 대하여 개정이력을 표시함이 어렵거나 적절하지 않은 경우 그 표시를 생략할 수 있다.</w:t>
+            </w:r>
+          </w:p>
+          <w:p>
+            <w:pPr>
+              <w:spacing w:after="20" w:line="269" w:lineRule="auto"/>
+              <w:ind w:left="227"/>
+            </w:pPr>
+            <w:r>
+              <w:rPr>
+                <w:rFonts w:ascii="맑은 고딕" w:hAnsi="맑은 고딕" w:eastAsia="맑은 고딕"/>
+                <w:b w:val="0"/>
+                <w:color w:val="333333"/>
+                <w:sz w:val="18"/>
+              </w:rPr>
+              <w:t>② 전부개정의 경우에는 다음 각 호와 같이 관리한다.</w:t>
+            </w:r>
+          </w:p>
+          <w:p>
+            <w:pPr>
+              <w:spacing w:after="20" w:line="269" w:lineRule="auto"/>
+              <w:ind w:left="454"/>
+            </w:pPr>
+            <w:r>
+              <w:rPr>
+                <w:rFonts w:ascii="맑은 고딕" w:hAnsi="맑은 고딕" w:eastAsia="맑은 고딕"/>
+                <w:b w:val="0"/>
+                <w:color w:val="333333"/>
+                <w:sz w:val="18"/>
+              </w:rPr>
+              <w:t>1. 제1항제1호에 따라 표시하되, 뒤 대괄호의 구분은 “전부개정”으로 한다.</w:t>
+            </w:r>
+          </w:p>
+          <w:p>
+            <w:pPr>
+              <w:spacing w:after="20" w:line="269" w:lineRule="auto"/>
+              <w:ind w:left="454"/>
+            </w:pPr>
+            <w:r>
+              <w:rPr>
+                <w:rFonts w:ascii="맑은 고딕" w:hAnsi="맑은 고딕" w:eastAsia="맑은 고딕"/>
+                <w:b w:val="0"/>
+                <w:color w:val="333333"/>
+                <w:sz w:val="18"/>
+              </w:rPr>
+              <w:t>2. 신설ㆍ개정된 조문의 변경 부분에 대하여는 개정이력을 별도로 표시하지 아니한다. 다만, 전부개정 시 변경되지 않은 조문은 그 개정이력을 유지한다. (2026. 06. 02. 본조 개정)</w:t>
             </w:r>
           </w:p>
         </w:tc>
@@ -2963,7 +4740,8 @@
           </w:tcPr>
           <w:p>
             <w:pPr>
-              <w:spacing w:after="40" w:line="276" w:lineRule="auto"/>
+              <w:spacing w:after="20" w:line="269" w:lineRule="auto"/>
+              <w:ind w:left="0"/>
             </w:pPr>
             <w:r/>
             <w:r>
@@ -2973,15 +4751,44 @@
                 <w:color w:val="333333"/>
                 <w:sz w:val="18"/>
               </w:rPr>
-              <w:t>제30조의2(개정 등 일자 및 내용의 표시) ① 규정이 제정, 개정, 전부개정 또는 폐지되었을 때에는 다음 각 호와 같이 시행일자, 조치일자, 내용 및 문서번호를 표시한다. 1. 규정명 바로 아래에 시행일자와 제정</w:t>
-            </w:r>
-            <w:r>
-              <w:rPr>
-                <w:rFonts w:ascii="맑은 고딕" w:hAnsi="맑은 고딕" w:eastAsia="맑은 고딕"/>
-                <w:b w:val="0"/>
-                <w:color w:val="333333"/>
-                <w:sz w:val="18"/>
-                <w:highlight w:val="yellow"/>
+              <w:t>제30조의2(개정 등 일자 및 내용의 표시)</w:t>
+            </w:r>
+          </w:p>
+          <w:p>
+            <w:pPr>
+              <w:spacing w:after="20" w:line="269" w:lineRule="auto"/>
+              <w:ind w:left="227"/>
+            </w:pPr>
+            <w:r>
+              <w:rPr>
+                <w:rFonts w:ascii="맑은 고딕" w:hAnsi="맑은 고딕" w:eastAsia="맑은 고딕"/>
+                <w:b w:val="0"/>
+                <w:color w:val="333333"/>
+                <w:sz w:val="18"/>
+              </w:rPr>
+              <w:t>① 규정이 제정, 개정, 전부개정 또는 폐지되었을 때에는 다음 각 호와 같이 시행일자, 조치일자, 내용 및 문서번호를 표시한다.</w:t>
+            </w:r>
+          </w:p>
+          <w:p>
+            <w:pPr>
+              <w:spacing w:after="20" w:line="269" w:lineRule="auto"/>
+              <w:ind w:left="454"/>
+            </w:pPr>
+            <w:r>
+              <w:rPr>
+                <w:rFonts w:ascii="맑은 고딕" w:hAnsi="맑은 고딕" w:eastAsia="맑은 고딕"/>
+                <w:b w:val="0"/>
+                <w:color w:val="333333"/>
+                <w:sz w:val="18"/>
+              </w:rPr>
+              <w:t>1. 규정명 바로 아래에 시행일자와 제정</w:t>
+            </w:r>
+            <w:r>
+              <w:rPr>
+                <w:rFonts w:ascii="맑은 고딕" w:hAnsi="맑은 고딕" w:eastAsia="맑은 고딕"/>
+                <w:b w:val="0"/>
+                <w:color w:val="124AC8"/>
+                <w:sz w:val="18"/>
               </w:rPr>
               <w:t>·</w:t>
             </w:r>
@@ -2998,9 +4805,8 @@
               <w:rPr>
                 <w:rFonts w:ascii="맑은 고딕" w:hAnsi="맑은 고딕" w:eastAsia="맑은 고딕"/>
                 <w:b w:val="0"/>
-                <w:color w:val="333333"/>
-                <w:sz w:val="18"/>
-                <w:highlight w:val="yellow"/>
+                <w:color w:val="124AC8"/>
+                <w:sz w:val="18"/>
               </w:rPr>
               <w:t>·</w:t>
             </w:r>
@@ -3011,15 +4817,44 @@
                 <w:color w:val="333333"/>
                 <w:sz w:val="18"/>
               </w:rPr>
-              <w:t>폐지일자를 두 개의 대괄호로 나누어 한 줄로 표시하되, 다음 각 목에 따른다. 가. 앞 대괄호에는 “시행”을 적고 그 뒤에 시행일자를 적는다. 나. 뒤 대괄호에는 해당 조치의 일자(제정일</w:t>
-            </w:r>
-            <w:r>
-              <w:rPr>
-                <w:rFonts w:ascii="맑은 고딕" w:hAnsi="맑은 고딕" w:eastAsia="맑은 고딕"/>
-                <w:b w:val="0"/>
-                <w:color w:val="333333"/>
-                <w:sz w:val="18"/>
-                <w:highlight w:val="yellow"/>
+              <w:t>폐지일자를 두 개의 대괄호로 나누어 한 줄로 표시하되, 다음 각 목에 따른다.</w:t>
+            </w:r>
+          </w:p>
+          <w:p>
+            <w:pPr>
+              <w:spacing w:after="20" w:line="269" w:lineRule="auto"/>
+              <w:ind w:left="680"/>
+            </w:pPr>
+            <w:r>
+              <w:rPr>
+                <w:rFonts w:ascii="맑은 고딕" w:hAnsi="맑은 고딕" w:eastAsia="맑은 고딕"/>
+                <w:b w:val="0"/>
+                <w:color w:val="333333"/>
+                <w:sz w:val="18"/>
+              </w:rPr>
+              <w:t>가. 앞 대괄호에는 “시행”을 적고 그 뒤에 시행일자를 적는다.</w:t>
+            </w:r>
+          </w:p>
+          <w:p>
+            <w:pPr>
+              <w:spacing w:after="20" w:line="269" w:lineRule="auto"/>
+              <w:ind w:left="680"/>
+            </w:pPr>
+            <w:r>
+              <w:rPr>
+                <w:rFonts w:ascii="맑은 고딕" w:hAnsi="맑은 고딕" w:eastAsia="맑은 고딕"/>
+                <w:b w:val="0"/>
+                <w:color w:val="333333"/>
+                <w:sz w:val="18"/>
+              </w:rPr>
+              <w:t>나. 뒤 대괄호에는 해당 조치의 일자(제정일</w:t>
+            </w:r>
+            <w:r>
+              <w:rPr>
+                <w:rFonts w:ascii="맑은 고딕" w:hAnsi="맑은 고딕" w:eastAsia="맑은 고딕"/>
+                <w:b w:val="0"/>
+                <w:color w:val="124AC8"/>
+                <w:sz w:val="18"/>
               </w:rPr>
               <w:t>·</w:t>
             </w:r>
@@ -3030,15 +4865,29 @@
                 <w:color w:val="333333"/>
                 <w:sz w:val="18"/>
               </w:rPr>
-              <w:t>개정일 또는 폐지일)를 적고, 이어서 문서번호를 적는다. 다. 문서번호는 “구분-연도-순번”의 형식으로 하며, 구분은 뒤 대괄호의 일자에 해당하는 제정</w:t>
-            </w:r>
-            <w:r>
-              <w:rPr>
-                <w:rFonts w:ascii="맑은 고딕" w:hAnsi="맑은 고딕" w:eastAsia="맑은 고딕"/>
-                <w:b w:val="0"/>
-                <w:color w:val="333333"/>
-                <w:sz w:val="18"/>
-                <w:highlight w:val="yellow"/>
+              <w:t>개정일 또는 폐지일)를 적고, 이어서 문서번호를 적는다.</w:t>
+            </w:r>
+          </w:p>
+          <w:p>
+            <w:pPr>
+              <w:spacing w:after="20" w:line="269" w:lineRule="auto"/>
+              <w:ind w:left="680"/>
+            </w:pPr>
+            <w:r>
+              <w:rPr>
+                <w:rFonts w:ascii="맑은 고딕" w:hAnsi="맑은 고딕" w:eastAsia="맑은 고딕"/>
+                <w:b w:val="0"/>
+                <w:color w:val="333333"/>
+                <w:sz w:val="18"/>
+              </w:rPr>
+              <w:t>다. 문서번호는 “구분-연도-순번”의 형식으로 하며, 구분은 뒤 대괄호의 일자에 해당하는 제정</w:t>
+            </w:r>
+            <w:r>
+              <w:rPr>
+                <w:rFonts w:ascii="맑은 고딕" w:hAnsi="맑은 고딕" w:eastAsia="맑은 고딕"/>
+                <w:b w:val="0"/>
+                <w:color w:val="124AC8"/>
+                <w:sz w:val="18"/>
               </w:rPr>
               <w:t>·</w:t>
             </w:r>
@@ -3055,9 +4904,8 @@
               <w:rPr>
                 <w:rFonts w:ascii="맑은 고딕" w:hAnsi="맑은 고딕" w:eastAsia="맑은 고딕"/>
                 <w:b w:val="0"/>
-                <w:color w:val="333333"/>
-                <w:sz w:val="18"/>
-                <w:highlight w:val="yellow"/>
+                <w:color w:val="124AC8"/>
+                <w:sz w:val="18"/>
               </w:rPr>
               <w:t>·</w:t>
             </w:r>
@@ -3068,15 +4916,29 @@
                 <w:color w:val="333333"/>
                 <w:sz w:val="18"/>
               </w:rPr>
-              <w:t>폐지로, 연도는 4자리 서기연도로, 순번은 구분에 관계없이 그 해에 부여되는 사규 등록 일련번호(통산)로 한다. 라. 제정</w:t>
-            </w:r>
-            <w:r>
-              <w:rPr>
-                <w:rFonts w:ascii="맑은 고딕" w:hAnsi="맑은 고딕" w:eastAsia="맑은 고딕"/>
-                <w:b w:val="0"/>
-                <w:color w:val="333333"/>
-                <w:sz w:val="18"/>
-                <w:highlight w:val="yellow"/>
+              <w:t>폐지로, 연도는 4자리 서기연도로, 순번은 구분에 관계없이 그 해에 부여되는 사규 등록 일련번호(통산)로 한다.</w:t>
+            </w:r>
+          </w:p>
+          <w:p>
+            <w:pPr>
+              <w:spacing w:after="20" w:line="269" w:lineRule="auto"/>
+              <w:ind w:left="680"/>
+            </w:pPr>
+            <w:r>
+              <w:rPr>
+                <w:rFonts w:ascii="맑은 고딕" w:hAnsi="맑은 고딕" w:eastAsia="맑은 고딕"/>
+                <w:b w:val="0"/>
+                <w:color w:val="333333"/>
+                <w:sz w:val="18"/>
+              </w:rPr>
+              <w:t>라. 제정</w:t>
+            </w:r>
+            <w:r>
+              <w:rPr>
+                <w:rFonts w:ascii="맑은 고딕" w:hAnsi="맑은 고딕" w:eastAsia="맑은 고딕"/>
+                <w:b w:val="0"/>
+                <w:color w:val="124AC8"/>
+                <w:sz w:val="18"/>
               </w:rPr>
               <w:t>·</w:t>
             </w:r>
@@ -3093,9 +4955,8 @@
               <w:rPr>
                 <w:rFonts w:ascii="맑은 고딕" w:hAnsi="맑은 고딕" w:eastAsia="맑은 고딕"/>
                 <w:b w:val="0"/>
-                <w:color w:val="333333"/>
-                <w:sz w:val="18"/>
-                <w:highlight w:val="yellow"/>
+                <w:color w:val="124AC8"/>
+                <w:sz w:val="18"/>
               </w:rPr>
               <w:t>·</w:t>
             </w:r>
@@ -3112,9 +4973,8 @@
               <w:rPr>
                 <w:rFonts w:ascii="맑은 고딕" w:hAnsi="맑은 고딕" w:eastAsia="맑은 고딕"/>
                 <w:b w:val="0"/>
-                <w:color w:val="333333"/>
-                <w:sz w:val="18"/>
-                <w:highlight w:val="yellow"/>
+                <w:color w:val="124AC8"/>
+                <w:sz w:val="18"/>
               </w:rPr>
               <w:t>않은</w:t>
             </w:r>
@@ -3125,15 +4985,104 @@
                 <w:color w:val="333333"/>
                 <w:sz w:val="18"/>
               </w:rPr>
-              <w:t>다. 마. 모든 일자는 “0000. 00. 00.” 형식으로 표기한다. 바. 표시형식 및 예시는 “[시행 0000. 00. 00.] [0000. 00. 00. 구분-0000-000]”로 하며, 예시는 “[시행 2026. 6. 1.] [2026. 6. 1. 개정-2026-016]”과 같다. 2. 개정작업 중 신설 또는 개정된 조문의 변경 부분에 대하여는 색깔 등으로 구별하여 표시할 있으나, 등록 및 시행문에는 색을 제거하고 검정으로 통일하며, 그 조의 문장 끝에 (0000. 00. 00. 본조 신설) 또는 (0000. 00. 00. 본조 개정)으로 표시한다. 3. 여러 항으로 이루어진 조의 모든 항이 일부 개정된 경우에는 그 조의 문장 끝에 [0000. 00. 00. 본조 개정]으로 표시 하며, 각 항에 대한 개정이력 표시는 생략한다. 4. 제2호의 내용은 항, 호 등의 경우에 준용한다. 5. 표</w:t>
-            </w:r>
-            <w:r>
-              <w:rPr>
-                <w:rFonts w:ascii="맑은 고딕" w:hAnsi="맑은 고딕" w:eastAsia="맑은 고딕"/>
-                <w:b w:val="0"/>
-                <w:color w:val="333333"/>
-                <w:sz w:val="18"/>
-                <w:highlight w:val="yellow"/>
+              <w:t>다.</w:t>
+            </w:r>
+          </w:p>
+          <w:p>
+            <w:pPr>
+              <w:spacing w:after="20" w:line="269" w:lineRule="auto"/>
+              <w:ind w:left="680"/>
+            </w:pPr>
+            <w:r>
+              <w:rPr>
+                <w:rFonts w:ascii="맑은 고딕" w:hAnsi="맑은 고딕" w:eastAsia="맑은 고딕"/>
+                <w:b w:val="0"/>
+                <w:color w:val="333333"/>
+                <w:sz w:val="18"/>
+              </w:rPr>
+              <w:t>마. 모든 일자는 “0000. 00. 00.” 형식으로 표기한다.</w:t>
+            </w:r>
+          </w:p>
+          <w:p>
+            <w:pPr>
+              <w:spacing w:after="20" w:line="269" w:lineRule="auto"/>
+              <w:ind w:left="680"/>
+            </w:pPr>
+            <w:r>
+              <w:rPr>
+                <w:rFonts w:ascii="맑은 고딕" w:hAnsi="맑은 고딕" w:eastAsia="맑은 고딕"/>
+                <w:b w:val="0"/>
+                <w:color w:val="333333"/>
+                <w:sz w:val="18"/>
+              </w:rPr>
+              <w:t>바. 표시형식 및 예시는 “[시행 0000. 00. 00.] [0000. 00. 00. 구분-0000-000]”로 하며, 예시는 “[시행 2026. 6. 1.] [2026. 6. 1. 개정-2026-016]”과 같다.</w:t>
+            </w:r>
+          </w:p>
+          <w:p>
+            <w:pPr>
+              <w:spacing w:after="20" w:line="269" w:lineRule="auto"/>
+              <w:ind w:left="454"/>
+            </w:pPr>
+            <w:r>
+              <w:rPr>
+                <w:rFonts w:ascii="맑은 고딕" w:hAnsi="맑은 고딕" w:eastAsia="맑은 고딕"/>
+                <w:b w:val="0"/>
+                <w:color w:val="333333"/>
+                <w:sz w:val="18"/>
+              </w:rPr>
+              <w:t>2. 개정작업 중 신설 또는 개정된 조문의 변경 부분에 대하여는 색깔 등으로 구별하여 표시할 있으나, 등록 및 시행문에는 색을 제거하고 검정으로 통일하며, 그 조의 문장 끝에 (0000. 00. 00. 본조 신설) 또는 (0000. 00. 00. 본조 개정)으로 표시한다.</w:t>
+            </w:r>
+          </w:p>
+          <w:p>
+            <w:pPr>
+              <w:spacing w:after="20" w:line="269" w:lineRule="auto"/>
+              <w:ind w:left="454"/>
+            </w:pPr>
+            <w:r>
+              <w:rPr>
+                <w:rFonts w:ascii="맑은 고딕" w:hAnsi="맑은 고딕" w:eastAsia="맑은 고딕"/>
+                <w:b w:val="0"/>
+                <w:color w:val="333333"/>
+                <w:sz w:val="18"/>
+              </w:rPr>
+              <w:t>3. 여러 항으로 이루어진 조의 모든 항이 일부 개정된 경우에는 그 조의 문장 끝에 [0000. 00. 00. 본조 개정]으로 표시 하며, 각 항에 대한 개정이력 표시는 생략한다.</w:t>
+            </w:r>
+          </w:p>
+          <w:p>
+            <w:pPr>
+              <w:spacing w:after="20" w:line="269" w:lineRule="auto"/>
+              <w:ind w:left="454"/>
+            </w:pPr>
+            <w:r>
+              <w:rPr>
+                <w:rFonts w:ascii="맑은 고딕" w:hAnsi="맑은 고딕" w:eastAsia="맑은 고딕"/>
+                <w:b w:val="0"/>
+                <w:color w:val="333333"/>
+                <w:sz w:val="18"/>
+              </w:rPr>
+              <w:t>4. 제2호의 내용은 항, 호 등의 경우에 준용한다.</w:t>
+            </w:r>
+          </w:p>
+          <w:p>
+            <w:pPr>
+              <w:spacing w:after="20" w:line="269" w:lineRule="auto"/>
+              <w:ind w:left="454"/>
+            </w:pPr>
+            <w:r>
+              <w:rPr>
+                <w:rFonts w:ascii="맑은 고딕" w:hAnsi="맑은 고딕" w:eastAsia="맑은 고딕"/>
+                <w:b w:val="0"/>
+                <w:color w:val="333333"/>
+                <w:sz w:val="18"/>
+              </w:rPr>
+              <w:t>5. 표</w:t>
+            </w:r>
+            <w:r>
+              <w:rPr>
+                <w:rFonts w:ascii="맑은 고딕" w:hAnsi="맑은 고딕" w:eastAsia="맑은 고딕"/>
+                <w:b w:val="0"/>
+                <w:color w:val="124AC8"/>
+                <w:sz w:val="18"/>
               </w:rPr>
               <w:t>·</w:t>
             </w:r>
@@ -3150,9 +5099,8 @@
               <w:rPr>
                 <w:rFonts w:ascii="맑은 고딕" w:hAnsi="맑은 고딕" w:eastAsia="맑은 고딕"/>
                 <w:b w:val="0"/>
-                <w:color w:val="333333"/>
-                <w:sz w:val="18"/>
-                <w:highlight w:val="yellow"/>
+                <w:color w:val="124AC8"/>
+                <w:sz w:val="18"/>
               </w:rPr>
               <w:t>·</w:t>
             </w:r>
@@ -3169,9 +5117,8 @@
               <w:rPr>
                 <w:rFonts w:ascii="맑은 고딕" w:hAnsi="맑은 고딕" w:eastAsia="맑은 고딕"/>
                 <w:b w:val="0"/>
-                <w:color w:val="333333"/>
-                <w:sz w:val="18"/>
-                <w:highlight w:val="yellow"/>
+                <w:color w:val="124AC8"/>
+                <w:sz w:val="18"/>
               </w:rPr>
               <w:t>·</w:t>
             </w:r>
@@ -3188,9 +5135,8 @@
               <w:rPr>
                 <w:rFonts w:ascii="맑은 고딕" w:hAnsi="맑은 고딕" w:eastAsia="맑은 고딕"/>
                 <w:b w:val="0"/>
-                <w:color w:val="333333"/>
-                <w:sz w:val="18"/>
-                <w:highlight w:val="yellow"/>
+                <w:color w:val="124AC8"/>
+                <w:sz w:val="18"/>
               </w:rPr>
               <w:t>·</w:t>
             </w:r>
@@ -3201,15 +5147,59 @@
                 <w:color w:val="333333"/>
                 <w:sz w:val="18"/>
               </w:rPr>
-              <w:t>별지서식 포함)의 경우에도 제2호 부터 제4호를 준용하여 표시하되, 변경된 부분에 대하여 개정이력을 표시함이 어렵거나 적절하지 않은 경우 그 표시를 생략할 수 있다. ② 전부개정의 경우에는 다음 각 호와 같이 관리한다. 1. 제1항제1호에 따라 표시하되, 뒤 대괄호의 구분은 “전부개정”으로 한다. 2. 신설</w:t>
-            </w:r>
-            <w:r>
-              <w:rPr>
-                <w:rFonts w:ascii="맑은 고딕" w:hAnsi="맑은 고딕" w:eastAsia="맑은 고딕"/>
-                <w:b w:val="0"/>
-                <w:color w:val="333333"/>
-                <w:sz w:val="18"/>
-                <w:highlight w:val="yellow"/>
+              <w:t>별지서식 포함)의 경우에도 제2호 부터 제4호를 준용하여 표시하되, 변경된 부분에 대하여 개정이력을 표시함이 어렵거나 적절하지 않은 경우 그 표시를 생략할 수 있다.</w:t>
+            </w:r>
+          </w:p>
+          <w:p>
+            <w:pPr>
+              <w:spacing w:after="20" w:line="269" w:lineRule="auto"/>
+              <w:ind w:left="227"/>
+            </w:pPr>
+            <w:r>
+              <w:rPr>
+                <w:rFonts w:ascii="맑은 고딕" w:hAnsi="맑은 고딕" w:eastAsia="맑은 고딕"/>
+                <w:b w:val="0"/>
+                <w:color w:val="333333"/>
+                <w:sz w:val="18"/>
+              </w:rPr>
+              <w:t>② 전부개정의 경우에는 다음 각 호와 같이 관리한다.</w:t>
+            </w:r>
+          </w:p>
+          <w:p>
+            <w:pPr>
+              <w:spacing w:after="20" w:line="269" w:lineRule="auto"/>
+              <w:ind w:left="454"/>
+            </w:pPr>
+            <w:r>
+              <w:rPr>
+                <w:rFonts w:ascii="맑은 고딕" w:hAnsi="맑은 고딕" w:eastAsia="맑은 고딕"/>
+                <w:b w:val="0"/>
+                <w:color w:val="333333"/>
+                <w:sz w:val="18"/>
+              </w:rPr>
+              <w:t>1. 제1항제1호에 따라 표시하되, 뒤 대괄호의 구분은 “전부개정”으로 한다.</w:t>
+            </w:r>
+          </w:p>
+          <w:p>
+            <w:pPr>
+              <w:spacing w:after="20" w:line="269" w:lineRule="auto"/>
+              <w:ind w:left="454"/>
+            </w:pPr>
+            <w:r>
+              <w:rPr>
+                <w:rFonts w:ascii="맑은 고딕" w:hAnsi="맑은 고딕" w:eastAsia="맑은 고딕"/>
+                <w:b w:val="0"/>
+                <w:color w:val="333333"/>
+                <w:sz w:val="18"/>
+              </w:rPr>
+              <w:t>2. 신설</w:t>
+            </w:r>
+            <w:r>
+              <w:rPr>
+                <w:rFonts w:ascii="맑은 고딕" w:hAnsi="맑은 고딕" w:eastAsia="맑은 고딕"/>
+                <w:b w:val="0"/>
+                <w:color w:val="124AC8"/>
+                <w:sz w:val="18"/>
               </w:rPr>
               <w:t>·</w:t>
             </w:r>
@@ -3226,9 +5216,8 @@
               <w:rPr>
                 <w:rFonts w:ascii="맑은 고딕" w:hAnsi="맑은 고딕" w:eastAsia="맑은 고딕"/>
                 <w:b w:val="0"/>
-                <w:color w:val="333333"/>
-                <w:sz w:val="18"/>
-                <w:highlight w:val="yellow"/>
+                <w:color w:val="124AC8"/>
+                <w:sz w:val="18"/>
               </w:rPr>
               <w:t>않은</w:t>
             </w:r>
@@ -3271,7 +5260,8 @@
           </w:tcPr>
           <w:p>
             <w:pPr>
-              <w:spacing w:after="40" w:line="276" w:lineRule="auto"/>
+              <w:spacing w:after="20" w:line="269" w:lineRule="auto"/>
+              <w:ind w:left="0"/>
             </w:pPr>
             <w:r/>
             <w:r>
@@ -3281,7 +5271,37 @@
                 <w:color w:val="333333"/>
                 <w:sz w:val="18"/>
               </w:rPr>
-              <w:t>제31조의2(표현) ① 규정의 내용은 한글, 숫자, 부호 등을 사용하여 쉽고 간결하게 표현한다. 다만, 규정에 따라 특수한 문체나 표현방법, 전문용어, 외국어 등을 사용할 수 있다. ② 한글만으로는 이해하기 어렵거나 착오 또는 혼란을 일으킬 우려가 있는 경우에는 괄호 안에 한자, 영문자 등과 기타 수식 등 필요한 부호를 함께 적을 수 있다. (2024. 09. 01. 본조 신설)</w:t>
+              <w:t>제31조의2(표현)</w:t>
+            </w:r>
+          </w:p>
+          <w:p>
+            <w:pPr>
+              <w:spacing w:after="20" w:line="269" w:lineRule="auto"/>
+              <w:ind w:left="227"/>
+            </w:pPr>
+            <w:r>
+              <w:rPr>
+                <w:rFonts w:ascii="맑은 고딕" w:hAnsi="맑은 고딕" w:eastAsia="맑은 고딕"/>
+                <w:b w:val="0"/>
+                <w:color w:val="333333"/>
+                <w:sz w:val="18"/>
+              </w:rPr>
+              <w:t>① 규정의 내용은 한글, 숫자, 부호 등을 사용하여 쉽고 간결하게 표현한다. 다만, 규정에 따라 특수한 문체나 표현방법, 전문용어, 외국어 등을 사용할 수 있다.</w:t>
+            </w:r>
+          </w:p>
+          <w:p>
+            <w:pPr>
+              <w:spacing w:after="20" w:line="269" w:lineRule="auto"/>
+              <w:ind w:left="227"/>
+            </w:pPr>
+            <w:r>
+              <w:rPr>
+                <w:rFonts w:ascii="맑은 고딕" w:hAnsi="맑은 고딕" w:eastAsia="맑은 고딕"/>
+                <w:b w:val="0"/>
+                <w:color w:val="333333"/>
+                <w:sz w:val="18"/>
+              </w:rPr>
+              <w:t>② 한글만으로는 이해하기 어렵거나 착오 또는 혼란을 일으킬 우려가 있는 경우에는 괄호 안에 한자, 영문자 등과 기타 수식 등 필요한 부호를 함께 적을 수 있다. (2024. 09. 01. 본조 신설)</w:t>
             </w:r>
           </w:p>
         </w:tc>
@@ -3291,7 +5311,8 @@
           </w:tcPr>
           <w:p>
             <w:pPr>
-              <w:spacing w:after="40" w:line="276" w:lineRule="auto"/>
+              <w:spacing w:after="20" w:line="269" w:lineRule="auto"/>
+              <w:ind w:left="0"/>
             </w:pPr>
             <w:r/>
             <w:r>
@@ -3301,15 +5322,44 @@
                 <w:color w:val="333333"/>
                 <w:sz w:val="18"/>
               </w:rPr>
-              <w:t xml:space="preserve">제31조의2(표현) ① 규정의 내용은 한글, 숫자, 부호 등을 사용하여 쉽고 간결하게 표현한다. 다만, 규정에 따라 특수한 문체나 표현방법, 전문용어, 외국어 등을 사용할 수 있다. ② 한글만으로는 이해하기 어렵거나 착오 또는 혼란을 일으킬 우려가 있는 경우에는 괄호 안에 한자, 영문자 등과 </w:t>
-            </w:r>
-            <w:r>
-              <w:rPr>
-                <w:rFonts w:ascii="맑은 고딕" w:hAnsi="맑은 고딕" w:eastAsia="맑은 고딕"/>
-                <w:b w:val="0"/>
-                <w:color w:val="333333"/>
-                <w:sz w:val="18"/>
-                <w:highlight w:val="yellow"/>
+              <w:t>제31조의2(표현)</w:t>
+            </w:r>
+          </w:p>
+          <w:p>
+            <w:pPr>
+              <w:spacing w:after="20" w:line="269" w:lineRule="auto"/>
+              <w:ind w:left="227"/>
+            </w:pPr>
+            <w:r>
+              <w:rPr>
+                <w:rFonts w:ascii="맑은 고딕" w:hAnsi="맑은 고딕" w:eastAsia="맑은 고딕"/>
+                <w:b w:val="0"/>
+                <w:color w:val="333333"/>
+                <w:sz w:val="18"/>
+              </w:rPr>
+              <w:t>① 규정의 내용은 한글, 숫자, 부호 등을 사용하여 쉽고 간결하게 표현한다. 다만, 규정에 따라 특수한 문체나 표현방법, 전문용어, 외국어 등을 사용할 수 있다.</w:t>
+            </w:r>
+          </w:p>
+          <w:p>
+            <w:pPr>
+              <w:spacing w:after="20" w:line="269" w:lineRule="auto"/>
+              <w:ind w:left="227"/>
+            </w:pPr>
+            <w:r>
+              <w:rPr>
+                <w:rFonts w:ascii="맑은 고딕" w:hAnsi="맑은 고딕" w:eastAsia="맑은 고딕"/>
+                <w:b w:val="0"/>
+                <w:color w:val="333333"/>
+                <w:sz w:val="18"/>
+              </w:rPr>
+              <w:t xml:space="preserve">② 한글만으로는 이해하기 어렵거나 착오 또는 혼란을 일으킬 우려가 있는 경우에는 괄호 안에 한자, 영문자 등과 </w:t>
+            </w:r>
+            <w:r>
+              <w:rPr>
+                <w:rFonts w:ascii="맑은 고딕" w:hAnsi="맑은 고딕" w:eastAsia="맑은 고딕"/>
+                <w:b w:val="0"/>
+                <w:color w:val="124AC8"/>
+                <w:sz w:val="18"/>
               </w:rPr>
               <w:t>그 밖의</w:t>
             </w:r>
@@ -3352,7 +5402,8 @@
           </w:tcPr>
           <w:p>
             <w:pPr>
-              <w:spacing w:after="40" w:line="276" w:lineRule="auto"/>
+              <w:spacing w:after="20" w:line="269" w:lineRule="auto"/>
+              <w:ind w:left="0"/>
             </w:pPr>
             <w:r/>
             <w:r>
@@ -3362,7 +5413,37 @@
                 <w:color w:val="333333"/>
                 <w:sz w:val="18"/>
               </w:rPr>
-              <w:t>제32조(정의) ① 용어의 개념을 광의 또는 협의로 한정할 필요가 있는 경우에는 처음으로 사용하는 때에 정의한다. 그러나 중요한 용어는 본칙의 처음부분에서 일괄하여 정의할 수 있다. ② 정의의 설명중에는 정의하고자 하는 것과 동일한 명칭 또는 동의어를 피하여야 하며, 비유적인 용어, 해석이 어려운 전문용어 및 여러가지 의미로 해석되는 용어를 사용하여서는 아니된다.</w:t>
+              <w:t>제32조(정의)</w:t>
+            </w:r>
+          </w:p>
+          <w:p>
+            <w:pPr>
+              <w:spacing w:after="20" w:line="269" w:lineRule="auto"/>
+              <w:ind w:left="227"/>
+            </w:pPr>
+            <w:r>
+              <w:rPr>
+                <w:rFonts w:ascii="맑은 고딕" w:hAnsi="맑은 고딕" w:eastAsia="맑은 고딕"/>
+                <w:b w:val="0"/>
+                <w:color w:val="333333"/>
+                <w:sz w:val="18"/>
+              </w:rPr>
+              <w:t>① 용어의 개념을 광의 또는 협의로 한정할 필요가 있는 경우에는 처음으로 사용하는 때에 정의한다. 그러나 중요한 용어는 본칙의 처음부분에서 일괄하여 정의할 수 있다.</w:t>
+            </w:r>
+          </w:p>
+          <w:p>
+            <w:pPr>
+              <w:spacing w:after="20" w:line="269" w:lineRule="auto"/>
+              <w:ind w:left="227"/>
+            </w:pPr>
+            <w:r>
+              <w:rPr>
+                <w:rFonts w:ascii="맑은 고딕" w:hAnsi="맑은 고딕" w:eastAsia="맑은 고딕"/>
+                <w:b w:val="0"/>
+                <w:color w:val="333333"/>
+                <w:sz w:val="18"/>
+              </w:rPr>
+              <w:t>② 정의의 설명중에는 정의하고자 하는 것과 동일한 명칭 또는 동의어를 피하여야 하며, 비유적인 용어, 해석이 어려운 전문용어 및 여러가지 의미로 해석되는 용어를 사용하여서는 아니된다.</w:t>
             </w:r>
           </w:p>
         </w:tc>
@@ -3372,7 +5453,8 @@
           </w:tcPr>
           <w:p>
             <w:pPr>
-              <w:spacing w:after="40" w:line="276" w:lineRule="auto"/>
+              <w:spacing w:after="20" w:line="269" w:lineRule="auto"/>
+              <w:ind w:left="0"/>
             </w:pPr>
             <w:r/>
             <w:r>
@@ -3382,15 +5464,44 @@
                 <w:color w:val="333333"/>
                 <w:sz w:val="18"/>
               </w:rPr>
-              <w:t>제32조(정의) ① 용어의 개념을 광의 또는 협의로 한정할 필요가 있는 경우에는 처음으로 사용하는 때에 정의한다. 그러나 중요한 용어는 본칙의 처음부분에서 일괄하여 정의할 수 있다. ② 정의의 설명중에는 정의하고자 하는 것과 동일한 명칭 또는 동의어를 피하여야 하며, 비유적인 용어, 해석이 어려운 전문용어 및 여러가지 의미로 해석되는 용어를 사용</w:t>
-            </w:r>
-            <w:r>
-              <w:rPr>
-                <w:rFonts w:ascii="맑은 고딕" w:hAnsi="맑은 고딕" w:eastAsia="맑은 고딕"/>
-                <w:b w:val="0"/>
-                <w:color w:val="333333"/>
-                <w:sz w:val="18"/>
-                <w:highlight w:val="yellow"/>
+              <w:t>제32조(정의)</w:t>
+            </w:r>
+          </w:p>
+          <w:p>
+            <w:pPr>
+              <w:spacing w:after="20" w:line="269" w:lineRule="auto"/>
+              <w:ind w:left="227"/>
+            </w:pPr>
+            <w:r>
+              <w:rPr>
+                <w:rFonts w:ascii="맑은 고딕" w:hAnsi="맑은 고딕" w:eastAsia="맑은 고딕"/>
+                <w:b w:val="0"/>
+                <w:color w:val="333333"/>
+                <w:sz w:val="18"/>
+              </w:rPr>
+              <w:t>① 용어의 개념을 광의 또는 협의로 한정할 필요가 있는 경우에는 처음으로 사용하는 때에 정의한다. 그러나 중요한 용어는 본칙의 처음부분에서 일괄하여 정의할 수 있다.</w:t>
+            </w:r>
+          </w:p>
+          <w:p>
+            <w:pPr>
+              <w:spacing w:after="20" w:line="269" w:lineRule="auto"/>
+              <w:ind w:left="227"/>
+            </w:pPr>
+            <w:r>
+              <w:rPr>
+                <w:rFonts w:ascii="맑은 고딕" w:hAnsi="맑은 고딕" w:eastAsia="맑은 고딕"/>
+                <w:b w:val="0"/>
+                <w:color w:val="333333"/>
+                <w:sz w:val="18"/>
+              </w:rPr>
+              <w:t>② 정의의 설명중에는 정의하고자 하는 것과 동일한 명칭 또는 동의어를 피하여야 하며, 비유적인 용어, 해석이 어려운 전문용어 및 여러가지 의미로 해석되는 용어를 사용</w:t>
+            </w:r>
+            <w:r>
+              <w:rPr>
+                <w:rFonts w:ascii="맑은 고딕" w:hAnsi="맑은 고딕" w:eastAsia="맑은 고딕"/>
+                <w:b w:val="0"/>
+                <w:color w:val="124AC8"/>
+                <w:sz w:val="18"/>
               </w:rPr>
               <w:t>해</w:t>
             </w:r>
@@ -3407,9 +5518,8 @@
               <w:rPr>
                 <w:rFonts w:ascii="맑은 고딕" w:hAnsi="맑은 고딕" w:eastAsia="맑은 고딕"/>
                 <w:b w:val="0"/>
-                <w:color w:val="333333"/>
-                <w:sz w:val="18"/>
-                <w:highlight w:val="yellow"/>
+                <w:color w:val="124AC8"/>
+                <w:sz w:val="18"/>
               </w:rPr>
               <w:t xml:space="preserve">안 </w:t>
             </w:r>
@@ -3452,7 +5562,8 @@
           </w:tcPr>
           <w:p>
             <w:pPr>
-              <w:spacing w:after="40" w:line="276" w:lineRule="auto"/>
+              <w:spacing w:after="20" w:line="269" w:lineRule="auto"/>
+              <w:ind w:left="0"/>
             </w:pPr>
             <w:r/>
             <w:r>
@@ -3462,7 +5573,112 @@
                 <w:color w:val="333333"/>
                 <w:sz w:val="18"/>
               </w:rPr>
-              <w:t>제34조(술어) ① 조문의 술어는 정확히 표현하여야 하며, 특히 당사자의 행위에 관하여는 원칙적 으로 다음과 같이 표현하여야 한다. 1. ···한다. (일반적 설명규정) 2. ···하여야 한다. (의무규정) 3. ···할 수 있다. (임의규정) 4. ···하여서는 아니된다. ···할 수 없다.(금지규정) 5. ···(으)로 본다. (간주규정) ② 필요한 경우에는 술어 앞에 선택용어 (또는), 한정조건용어 (···경우에는, 때에는, 다만, ···에 불구하고, ···를 불문하고), 부사(원칙으로, 반드시)등을 붙여 술어의 의미를 보충한다.</w:t>
+              <w:t>제34조(술어)</w:t>
+            </w:r>
+          </w:p>
+          <w:p>
+            <w:pPr>
+              <w:spacing w:after="20" w:line="269" w:lineRule="auto"/>
+              <w:ind w:left="227"/>
+            </w:pPr>
+            <w:r>
+              <w:rPr>
+                <w:rFonts w:ascii="맑은 고딕" w:hAnsi="맑은 고딕" w:eastAsia="맑은 고딕"/>
+                <w:b w:val="0"/>
+                <w:color w:val="333333"/>
+                <w:sz w:val="18"/>
+              </w:rPr>
+              <w:t>① 조문의 술어는 정확히 표현하여야 하며, 특히 당사자의 행위에 관하여는 원칙적 으로 다음과 같이 표현하여야 한다.</w:t>
+            </w:r>
+          </w:p>
+          <w:p>
+            <w:pPr>
+              <w:spacing w:after="20" w:line="269" w:lineRule="auto"/>
+              <w:ind w:left="454"/>
+            </w:pPr>
+            <w:r>
+              <w:rPr>
+                <w:rFonts w:ascii="맑은 고딕" w:hAnsi="맑은 고딕" w:eastAsia="맑은 고딕"/>
+                <w:b w:val="0"/>
+                <w:color w:val="333333"/>
+                <w:sz w:val="18"/>
+              </w:rPr>
+              <w:t>1. ···한다. (일반적 설명규정)</w:t>
+            </w:r>
+          </w:p>
+          <w:p>
+            <w:pPr>
+              <w:spacing w:after="20" w:line="269" w:lineRule="auto"/>
+              <w:ind w:left="454"/>
+            </w:pPr>
+            <w:r>
+              <w:rPr>
+                <w:rFonts w:ascii="맑은 고딕" w:hAnsi="맑은 고딕" w:eastAsia="맑은 고딕"/>
+                <w:b w:val="0"/>
+                <w:color w:val="333333"/>
+                <w:sz w:val="18"/>
+              </w:rPr>
+              <w:t>2. ···하여야 한다. (의무규정)</w:t>
+            </w:r>
+          </w:p>
+          <w:p>
+            <w:pPr>
+              <w:spacing w:after="20" w:line="269" w:lineRule="auto"/>
+              <w:ind w:left="454"/>
+            </w:pPr>
+            <w:r>
+              <w:rPr>
+                <w:rFonts w:ascii="맑은 고딕" w:hAnsi="맑은 고딕" w:eastAsia="맑은 고딕"/>
+                <w:b w:val="0"/>
+                <w:color w:val="333333"/>
+                <w:sz w:val="18"/>
+              </w:rPr>
+              <w:t>3. ···할 수 있다. (임의규정)</w:t>
+            </w:r>
+          </w:p>
+          <w:p>
+            <w:pPr>
+              <w:spacing w:after="20" w:line="269" w:lineRule="auto"/>
+              <w:ind w:left="454"/>
+            </w:pPr>
+            <w:r>
+              <w:rPr>
+                <w:rFonts w:ascii="맑은 고딕" w:hAnsi="맑은 고딕" w:eastAsia="맑은 고딕"/>
+                <w:b w:val="0"/>
+                <w:color w:val="333333"/>
+                <w:sz w:val="18"/>
+              </w:rPr>
+              <w:t>4. ···하여서는 아니된다. ···할 수 없다.(금지규정)</w:t>
+            </w:r>
+          </w:p>
+          <w:p>
+            <w:pPr>
+              <w:spacing w:after="20" w:line="269" w:lineRule="auto"/>
+              <w:ind w:left="454"/>
+            </w:pPr>
+            <w:r>
+              <w:rPr>
+                <w:rFonts w:ascii="맑은 고딕" w:hAnsi="맑은 고딕" w:eastAsia="맑은 고딕"/>
+                <w:b w:val="0"/>
+                <w:color w:val="333333"/>
+                <w:sz w:val="18"/>
+              </w:rPr>
+              <w:t>5. ···(으)로 본다. (간주규정)</w:t>
+            </w:r>
+          </w:p>
+          <w:p>
+            <w:pPr>
+              <w:spacing w:after="20" w:line="269" w:lineRule="auto"/>
+              <w:ind w:left="227"/>
+            </w:pPr>
+            <w:r>
+              <w:rPr>
+                <w:rFonts w:ascii="맑은 고딕" w:hAnsi="맑은 고딕" w:eastAsia="맑은 고딕"/>
+                <w:b w:val="0"/>
+                <w:color w:val="333333"/>
+                <w:sz w:val="18"/>
+              </w:rPr>
+              <w:t>② 필요한 경우에는 술어 앞에 선택용어 (또는), 한정조건용어 (···경우에는, 때에는, 다만, ···에 불구하고, ···를 불문하고), 부사(원칙으로, 반드시)등을 붙여 술어의 의미를 보충한다.</w:t>
             </w:r>
           </w:p>
         </w:tc>
@@ -3472,7 +5688,8 @@
           </w:tcPr>
           <w:p>
             <w:pPr>
-              <w:spacing w:after="40" w:line="276" w:lineRule="auto"/>
+              <w:spacing w:after="20" w:line="269" w:lineRule="auto"/>
+              <w:ind w:left="0"/>
             </w:pPr>
             <w:r/>
             <w:r>
@@ -3482,15 +5699,89 @@
                 <w:color w:val="333333"/>
                 <w:sz w:val="18"/>
               </w:rPr>
-              <w:t>제34조(술어) ① 조문의 술어는 정확히 표현하여야 하며, 특히 당사자의 행위에 관하여는 원칙적 으로 다음과 같이 표현하여야 한다. 1. ···한다. (일반적 설명규정) 2. ···하여야 한다. (의무규정) 3. ···할 수 있다. (임의규정) 4. ···</w:t>
-            </w:r>
-            <w:r>
-              <w:rPr>
-                <w:rFonts w:ascii="맑은 고딕" w:hAnsi="맑은 고딕" w:eastAsia="맑은 고딕"/>
-                <w:b w:val="0"/>
-                <w:color w:val="333333"/>
-                <w:sz w:val="18"/>
-                <w:highlight w:val="yellow"/>
+              <w:t>제34조(술어)</w:t>
+            </w:r>
+          </w:p>
+          <w:p>
+            <w:pPr>
+              <w:spacing w:after="20" w:line="269" w:lineRule="auto"/>
+              <w:ind w:left="227"/>
+            </w:pPr>
+            <w:r>
+              <w:rPr>
+                <w:rFonts w:ascii="맑은 고딕" w:hAnsi="맑은 고딕" w:eastAsia="맑은 고딕"/>
+                <w:b w:val="0"/>
+                <w:color w:val="333333"/>
+                <w:sz w:val="18"/>
+              </w:rPr>
+              <w:t>① 조문의 술어는 정확히 표현하여야 하며, 특히 당사자의 행위에 관하여는 원칙적 으로 다음과 같이 표현하여야 한다.</w:t>
+            </w:r>
+          </w:p>
+          <w:p>
+            <w:pPr>
+              <w:spacing w:after="20" w:line="269" w:lineRule="auto"/>
+              <w:ind w:left="454"/>
+            </w:pPr>
+            <w:r>
+              <w:rPr>
+                <w:rFonts w:ascii="맑은 고딕" w:hAnsi="맑은 고딕" w:eastAsia="맑은 고딕"/>
+                <w:b w:val="0"/>
+                <w:color w:val="333333"/>
+                <w:sz w:val="18"/>
+              </w:rPr>
+              <w:t>1. ···한다. (일반적 설명규정)</w:t>
+            </w:r>
+          </w:p>
+          <w:p>
+            <w:pPr>
+              <w:spacing w:after="20" w:line="269" w:lineRule="auto"/>
+              <w:ind w:left="454"/>
+            </w:pPr>
+            <w:r>
+              <w:rPr>
+                <w:rFonts w:ascii="맑은 고딕" w:hAnsi="맑은 고딕" w:eastAsia="맑은 고딕"/>
+                <w:b w:val="0"/>
+                <w:color w:val="333333"/>
+                <w:sz w:val="18"/>
+              </w:rPr>
+              <w:t>2. ···하여야 한다. (의무규정)</w:t>
+            </w:r>
+          </w:p>
+          <w:p>
+            <w:pPr>
+              <w:spacing w:after="20" w:line="269" w:lineRule="auto"/>
+              <w:ind w:left="454"/>
+            </w:pPr>
+            <w:r>
+              <w:rPr>
+                <w:rFonts w:ascii="맑은 고딕" w:hAnsi="맑은 고딕" w:eastAsia="맑은 고딕"/>
+                <w:b w:val="0"/>
+                <w:color w:val="333333"/>
+                <w:sz w:val="18"/>
+              </w:rPr>
+              <w:t>3. ···할 수 있다. (임의규정)</w:t>
+            </w:r>
+          </w:p>
+          <w:p>
+            <w:pPr>
+              <w:spacing w:after="20" w:line="269" w:lineRule="auto"/>
+              <w:ind w:left="454"/>
+            </w:pPr>
+            <w:r>
+              <w:rPr>
+                <w:rFonts w:ascii="맑은 고딕" w:hAnsi="맑은 고딕" w:eastAsia="맑은 고딕"/>
+                <w:b w:val="0"/>
+                <w:color w:val="333333"/>
+                <w:sz w:val="18"/>
+              </w:rPr>
+              <w:t>4. ···</w:t>
+            </w:r>
+            <w:r>
+              <w:rPr>
+                <w:rFonts w:ascii="맑은 고딕" w:hAnsi="맑은 고딕" w:eastAsia="맑은 고딕"/>
+                <w:b w:val="0"/>
+                <w:color w:val="124AC8"/>
+                <w:sz w:val="18"/>
               </w:rPr>
               <w:t>해</w:t>
             </w:r>
@@ -3507,9 +5798,8 @@
               <w:rPr>
                 <w:rFonts w:ascii="맑은 고딕" w:hAnsi="맑은 고딕" w:eastAsia="맑은 고딕"/>
                 <w:b w:val="0"/>
-                <w:color w:val="333333"/>
-                <w:sz w:val="18"/>
-                <w:highlight w:val="yellow"/>
+                <w:color w:val="124AC8"/>
+                <w:sz w:val="18"/>
               </w:rPr>
               <w:t xml:space="preserve">안 </w:t>
             </w:r>
@@ -3520,7 +5810,37 @@
                 <w:color w:val="333333"/>
                 <w:sz w:val="18"/>
               </w:rPr>
-              <w:t>된다. ···할 수 없다.(금지규정) 5. ···(으)로 본다. (간주규정) ② 필요한 경우에는 술어 앞에 선택용어 (또는), 한정조건용어 (···경우에는, 때에는, 다만, ···에 불구하고, ···를 불문하고), 부사(원칙으로, 반드시)등을 붙여 술어의 의미를 보충한다.</w:t>
+              <w:t>된다. ···할 수 없다.(금지규정)</w:t>
+            </w:r>
+          </w:p>
+          <w:p>
+            <w:pPr>
+              <w:spacing w:after="20" w:line="269" w:lineRule="auto"/>
+              <w:ind w:left="454"/>
+            </w:pPr>
+            <w:r>
+              <w:rPr>
+                <w:rFonts w:ascii="맑은 고딕" w:hAnsi="맑은 고딕" w:eastAsia="맑은 고딕"/>
+                <w:b w:val="0"/>
+                <w:color w:val="333333"/>
+                <w:sz w:val="18"/>
+              </w:rPr>
+              <w:t>5. ···(으)로 본다. (간주규정)</w:t>
+            </w:r>
+          </w:p>
+          <w:p>
+            <w:pPr>
+              <w:spacing w:after="20" w:line="269" w:lineRule="auto"/>
+              <w:ind w:left="227"/>
+            </w:pPr>
+            <w:r>
+              <w:rPr>
+                <w:rFonts w:ascii="맑은 고딕" w:hAnsi="맑은 고딕" w:eastAsia="맑은 고딕"/>
+                <w:b w:val="0"/>
+                <w:color w:val="333333"/>
+                <w:sz w:val="18"/>
+              </w:rPr>
+              <w:t>② 필요한 경우에는 술어 앞에 선택용어 (또는), 한정조건용어 (···경우에는, 때에는, 다만, ···에 불구하고, ···를 불문하고), 부사(원칙으로, 반드시)등을 붙여 술어의 의미를 보충한다.</w:t>
             </w:r>
           </w:p>
         </w:tc>
@@ -3552,7 +5872,8 @@
           </w:tcPr>
           <w:p>
             <w:pPr>
-              <w:spacing w:after="40" w:line="276" w:lineRule="auto"/>
+              <w:spacing w:after="20" w:line="269" w:lineRule="auto"/>
+              <w:ind w:left="0"/>
             </w:pPr>
             <w:r/>
             <w:r>
@@ -3562,7 +5883,67 @@
                 <w:color w:val="333333"/>
                 <w:sz w:val="18"/>
               </w:rPr>
-              <w:t>제36조의2(구두점) 구두점은 다음 각 호와 같이 사용한다. 1. 하나의 문장이 끝나는 경우에는 마침표(.)를 찍는다. 2. 문자 중에서 말 또는 구절을 성질상의 분류나 대비 등으로 구분할 필요가 있는 경우에는 쉼표(,)를 찍는다. 3. 대등하거나 밀접한 관계에 있는 단어가 열거되어 있는 경우에는 단어 사이에 가운데 점(ㆍ)을 찍는다. 4. 용어 또는 부호 등을 구체적으로 설명하고자 할 경우에는 설명문 앞에 쌍점(:)을 찍는다. (2024. 09. 01. 본조 신설)</w:t>
+              <w:t>제36조의2(구두점) 구두점은 다음 각 호와 같이 사용한다.</w:t>
+            </w:r>
+          </w:p>
+          <w:p>
+            <w:pPr>
+              <w:spacing w:after="20" w:line="269" w:lineRule="auto"/>
+              <w:ind w:left="454"/>
+            </w:pPr>
+            <w:r>
+              <w:rPr>
+                <w:rFonts w:ascii="맑은 고딕" w:hAnsi="맑은 고딕" w:eastAsia="맑은 고딕"/>
+                <w:b w:val="0"/>
+                <w:color w:val="333333"/>
+                <w:sz w:val="18"/>
+              </w:rPr>
+              <w:t>1. 하나의 문장이 끝나는 경우에는 마침표(.)를 찍는다.</w:t>
+            </w:r>
+          </w:p>
+          <w:p>
+            <w:pPr>
+              <w:spacing w:after="20" w:line="269" w:lineRule="auto"/>
+              <w:ind w:left="454"/>
+            </w:pPr>
+            <w:r>
+              <w:rPr>
+                <w:rFonts w:ascii="맑은 고딕" w:hAnsi="맑은 고딕" w:eastAsia="맑은 고딕"/>
+                <w:b w:val="0"/>
+                <w:color w:val="333333"/>
+                <w:sz w:val="18"/>
+              </w:rPr>
+              <w:t>2. 문자 중에서 말 또는 구절을 성질상의 분류나 대비 등으로 구분할 필요가 있는 경우에는 쉼표(,)를 찍는다.</w:t>
+            </w:r>
+          </w:p>
+          <w:p>
+            <w:pPr>
+              <w:spacing w:after="20" w:line="269" w:lineRule="auto"/>
+              <w:ind w:left="454"/>
+            </w:pPr>
+            <w:r>
+              <w:rPr>
+                <w:rFonts w:ascii="맑은 고딕" w:hAnsi="맑은 고딕" w:eastAsia="맑은 고딕"/>
+                <w:b w:val="0"/>
+                <w:color w:val="333333"/>
+                <w:sz w:val="18"/>
+              </w:rPr>
+              <w:t>3. 대등하거나 밀접한 관계에 있는 단어가 열거되어 있는 경우에는 단어 사이에 가운데 점(ㆍ)을 찍는다.</w:t>
+            </w:r>
+          </w:p>
+          <w:p>
+            <w:pPr>
+              <w:spacing w:after="20" w:line="269" w:lineRule="auto"/>
+              <w:ind w:left="454"/>
+            </w:pPr>
+            <w:r>
+              <w:rPr>
+                <w:rFonts w:ascii="맑은 고딕" w:hAnsi="맑은 고딕" w:eastAsia="맑은 고딕"/>
+                <w:b w:val="0"/>
+                <w:color w:val="333333"/>
+                <w:sz w:val="18"/>
+              </w:rPr>
+              <w:t>4. 용어 또는 부호 등을 구체적으로 설명하고자 할 경우에는 설명문 앞에 쌍점(:)을 찍는다. (2024. 09. 01. 본조 신설)</w:t>
             </w:r>
           </w:p>
         </w:tc>
@@ -3572,7 +5953,8 @@
           </w:tcPr>
           <w:p>
             <w:pPr>
-              <w:spacing w:after="40" w:line="276" w:lineRule="auto"/>
+              <w:spacing w:after="20" w:line="269" w:lineRule="auto"/>
+              <w:ind w:left="0"/>
             </w:pPr>
             <w:r/>
             <w:r>
@@ -3582,15 +5964,59 @@
                 <w:color w:val="333333"/>
                 <w:sz w:val="18"/>
               </w:rPr>
-              <w:t>제36조의2(구두점) 구두점은 다음 각 호와 같이 사용한다. 1. 하나의 문장이 끝나는 경우에는 마침표(.)를 찍는다. 2. 문자 중에서 말 또는 구절을 성질상의 분류나 대비 등으로 구분할 필요가 있는 경우에는 쉼표(,)를 찍는다. 3. 대등하거나 밀접한 관계에 있는 단어가 열거되어 있는 경우에는 단어 사이에 가운데 점(</w:t>
-            </w:r>
-            <w:r>
-              <w:rPr>
-                <w:rFonts w:ascii="맑은 고딕" w:hAnsi="맑은 고딕" w:eastAsia="맑은 고딕"/>
-                <w:b w:val="0"/>
-                <w:color w:val="333333"/>
-                <w:sz w:val="18"/>
-                <w:highlight w:val="yellow"/>
+              <w:t>제36조의2(구두점) 구두점은 다음 각 호와 같이 사용한다.</w:t>
+            </w:r>
+          </w:p>
+          <w:p>
+            <w:pPr>
+              <w:spacing w:after="20" w:line="269" w:lineRule="auto"/>
+              <w:ind w:left="454"/>
+            </w:pPr>
+            <w:r>
+              <w:rPr>
+                <w:rFonts w:ascii="맑은 고딕" w:hAnsi="맑은 고딕" w:eastAsia="맑은 고딕"/>
+                <w:b w:val="0"/>
+                <w:color w:val="333333"/>
+                <w:sz w:val="18"/>
+              </w:rPr>
+              <w:t>1. 하나의 문장이 끝나는 경우에는 마침표(.)를 찍는다.</w:t>
+            </w:r>
+          </w:p>
+          <w:p>
+            <w:pPr>
+              <w:spacing w:after="20" w:line="269" w:lineRule="auto"/>
+              <w:ind w:left="454"/>
+            </w:pPr>
+            <w:r>
+              <w:rPr>
+                <w:rFonts w:ascii="맑은 고딕" w:hAnsi="맑은 고딕" w:eastAsia="맑은 고딕"/>
+                <w:b w:val="0"/>
+                <w:color w:val="333333"/>
+                <w:sz w:val="18"/>
+              </w:rPr>
+              <w:t>2. 문자 중에서 말 또는 구절을 성질상의 분류나 대비 등으로 구분할 필요가 있는 경우에는 쉼표(,)를 찍는다.</w:t>
+            </w:r>
+          </w:p>
+          <w:p>
+            <w:pPr>
+              <w:spacing w:after="20" w:line="269" w:lineRule="auto"/>
+              <w:ind w:left="454"/>
+            </w:pPr>
+            <w:r>
+              <w:rPr>
+                <w:rFonts w:ascii="맑은 고딕" w:hAnsi="맑은 고딕" w:eastAsia="맑은 고딕"/>
+                <w:b w:val="0"/>
+                <w:color w:val="333333"/>
+                <w:sz w:val="18"/>
+              </w:rPr>
+              <w:t>3. 대등하거나 밀접한 관계에 있는 단어가 열거되어 있는 경우에는 단어 사이에 가운데 점(</w:t>
+            </w:r>
+            <w:r>
+              <w:rPr>
+                <w:rFonts w:ascii="맑은 고딕" w:hAnsi="맑은 고딕" w:eastAsia="맑은 고딕"/>
+                <w:b w:val="0"/>
+                <w:color w:val="124AC8"/>
+                <w:sz w:val="18"/>
               </w:rPr>
               <w:t>·</w:t>
             </w:r>
@@ -3601,7 +6027,22 @@
                 <w:color w:val="333333"/>
                 <w:sz w:val="18"/>
               </w:rPr>
-              <w:t>)을 찍는다. 4. 용어 또는 부호 등을 구체적으로 설명하고자 할 경우에는 설명문 앞에 쌍점(:)을 찍는다. (2024. 09. 01. 본조 신설)</w:t>
+              <w:t>)을 찍는다.</w:t>
+            </w:r>
+          </w:p>
+          <w:p>
+            <w:pPr>
+              <w:spacing w:after="20" w:line="269" w:lineRule="auto"/>
+              <w:ind w:left="454"/>
+            </w:pPr>
+            <w:r>
+              <w:rPr>
+                <w:rFonts w:ascii="맑은 고딕" w:hAnsi="맑은 고딕" w:eastAsia="맑은 고딕"/>
+                <w:b w:val="0"/>
+                <w:color w:val="333333"/>
+                <w:sz w:val="18"/>
+              </w:rPr>
+              <w:t>4. 용어 또는 부호 등을 구체적으로 설명하고자 할 경우에는 설명문 앞에 쌍점(:)을 찍는다. (2024. 09. 01. 본조 신설)</w:t>
             </w:r>
           </w:p>
         </w:tc>
@@ -3633,7 +6074,8 @@
           </w:tcPr>
           <w:p>
             <w:pPr>
-              <w:spacing w:after="40" w:line="276" w:lineRule="auto"/>
+              <w:spacing w:after="20" w:line="269" w:lineRule="auto"/>
+              <w:ind w:left="0"/>
             </w:pPr>
             <w:r/>
             <w:r>
@@ -3643,7 +6085,52 @@
                 <w:color w:val="333333"/>
                 <w:sz w:val="18"/>
               </w:rPr>
-              <w:t>제38조(제정·개폐) ① 서식은 서식의 업무를 주관하는 소관부서에서 기안하여 서식업무 주무부서장의 합의를 받아 제정 또는 개폐하여야 한다. ② 제1항의 경우 2개 이상의 부서에 관계되는 서식은 관계부서의 합의를 얻어야 한다. ③ 각 부실점장은 서식의 제정·개폐가 필요하다고 인정할 때에는 소관부서의 장에게 그 의견을 제출할 수 있다.</w:t>
+              <w:t>제38조(제정·개폐)</w:t>
+            </w:r>
+          </w:p>
+          <w:p>
+            <w:pPr>
+              <w:spacing w:after="20" w:line="269" w:lineRule="auto"/>
+              <w:ind w:left="227"/>
+            </w:pPr>
+            <w:r>
+              <w:rPr>
+                <w:rFonts w:ascii="맑은 고딕" w:hAnsi="맑은 고딕" w:eastAsia="맑은 고딕"/>
+                <w:b w:val="0"/>
+                <w:color w:val="333333"/>
+                <w:sz w:val="18"/>
+              </w:rPr>
+              <w:t>① 서식은 서식의 업무를 주관하는 소관부서에서 기안하여 서식업무 주무부서장의 합의를 받아 제정 또는 개폐하여야 한다.</w:t>
+            </w:r>
+          </w:p>
+          <w:p>
+            <w:pPr>
+              <w:spacing w:after="20" w:line="269" w:lineRule="auto"/>
+              <w:ind w:left="227"/>
+            </w:pPr>
+            <w:r>
+              <w:rPr>
+                <w:rFonts w:ascii="맑은 고딕" w:hAnsi="맑은 고딕" w:eastAsia="맑은 고딕"/>
+                <w:b w:val="0"/>
+                <w:color w:val="333333"/>
+                <w:sz w:val="18"/>
+              </w:rPr>
+              <w:t>② 제1항의 경우 2개 이상의 부서에 관계되는 서식은 관계부서의 합의를 얻어야 한다.</w:t>
+            </w:r>
+          </w:p>
+          <w:p>
+            <w:pPr>
+              <w:spacing w:after="20" w:line="269" w:lineRule="auto"/>
+              <w:ind w:left="227"/>
+            </w:pPr>
+            <w:r>
+              <w:rPr>
+                <w:rFonts w:ascii="맑은 고딕" w:hAnsi="맑은 고딕" w:eastAsia="맑은 고딕"/>
+                <w:b w:val="0"/>
+                <w:color w:val="333333"/>
+                <w:sz w:val="18"/>
+              </w:rPr>
+              <w:t>③ 각 부실점장은 서식의 제정·개폐가 필요하다고 인정할 때에는 소관부서의 장에게 그 의견을 제출할 수 있다.</w:t>
             </w:r>
           </w:p>
         </w:tc>
@@ -3653,7 +6140,8 @@
           </w:tcPr>
           <w:p>
             <w:pPr>
-              <w:spacing w:after="40" w:line="276" w:lineRule="auto"/>
+              <w:spacing w:after="20" w:line="269" w:lineRule="auto"/>
+              <w:ind w:left="0"/>
             </w:pPr>
             <w:r/>
             <w:r>
@@ -3669,9 +6157,8 @@
               <w:rPr>
                 <w:rFonts w:ascii="맑은 고딕" w:hAnsi="맑은 고딕" w:eastAsia="맑은 고딕"/>
                 <w:b w:val="0"/>
-                <w:color w:val="333333"/>
-                <w:sz w:val="18"/>
-                <w:highlight w:val="yellow"/>
+                <w:color w:val="124AC8"/>
+                <w:sz w:val="18"/>
               </w:rPr>
               <w:t>정·</w:t>
             </w:r>
@@ -3688,9 +6175,8 @@
               <w:rPr>
                 <w:rFonts w:ascii="맑은 고딕" w:hAnsi="맑은 고딕" w:eastAsia="맑은 고딕"/>
                 <w:b w:val="0"/>
-                <w:color w:val="333333"/>
-                <w:sz w:val="18"/>
-                <w:highlight w:val="yellow"/>
+                <w:color w:val="124AC8"/>
+                <w:sz w:val="18"/>
               </w:rPr>
               <w:t>지</w:t>
             </w:r>
@@ -3701,15 +6187,29 @@
                 <w:color w:val="333333"/>
                 <w:sz w:val="18"/>
               </w:rPr>
-              <w:t>) ① 서식은 서식의 업무를 주관하는 소관부서에서 기안하여 서식업무 주무부서장의 합의를 받아 제정 또는 개</w:t>
-            </w:r>
-            <w:r>
-              <w:rPr>
-                <w:rFonts w:ascii="맑은 고딕" w:hAnsi="맑은 고딕" w:eastAsia="맑은 고딕"/>
-                <w:b w:val="0"/>
-                <w:color w:val="333333"/>
-                <w:sz w:val="18"/>
-                <w:highlight w:val="yellow"/>
+              <w:t>)</w:t>
+            </w:r>
+          </w:p>
+          <w:p>
+            <w:pPr>
+              <w:spacing w:after="20" w:line="269" w:lineRule="auto"/>
+              <w:ind w:left="227"/>
+            </w:pPr>
+            <w:r>
+              <w:rPr>
+                <w:rFonts w:ascii="맑은 고딕" w:hAnsi="맑은 고딕" w:eastAsia="맑은 고딕"/>
+                <w:b w:val="0"/>
+                <w:color w:val="333333"/>
+                <w:sz w:val="18"/>
+              </w:rPr>
+              <w:t>① 서식은 서식의 업무를 주관하는 소관부서에서 기안하여 서식업무 주무부서장의 합의를 받아 제정 또는 개</w:t>
+            </w:r>
+            <w:r>
+              <w:rPr>
+                <w:rFonts w:ascii="맑은 고딕" w:hAnsi="맑은 고딕" w:eastAsia="맑은 고딕"/>
+                <w:b w:val="0"/>
+                <w:color w:val="124AC8"/>
+                <w:sz w:val="18"/>
               </w:rPr>
               <w:t>정·</w:t>
             </w:r>
@@ -3726,9 +6226,8 @@
               <w:rPr>
                 <w:rFonts w:ascii="맑은 고딕" w:hAnsi="맑은 고딕" w:eastAsia="맑은 고딕"/>
                 <w:b w:val="0"/>
-                <w:color w:val="333333"/>
-                <w:sz w:val="18"/>
-                <w:highlight w:val="yellow"/>
+                <w:color w:val="124AC8"/>
+                <w:sz w:val="18"/>
               </w:rPr>
               <w:t>지</w:t>
             </w:r>
@@ -3739,15 +6238,44 @@
                 <w:color w:val="333333"/>
                 <w:sz w:val="18"/>
               </w:rPr>
-              <w:t>하여야 한다. ② 제1항의 경우 2개 이상의 부서에 관계되는 서식은 관계부서의 합의를 얻어야 한다. ③ 각 부실점장은 서식의 제정·개</w:t>
-            </w:r>
-            <w:r>
-              <w:rPr>
-                <w:rFonts w:ascii="맑은 고딕" w:hAnsi="맑은 고딕" w:eastAsia="맑은 고딕"/>
-                <w:b w:val="0"/>
-                <w:color w:val="333333"/>
-                <w:sz w:val="18"/>
-                <w:highlight w:val="yellow"/>
+              <w:t>하여야 한다.</w:t>
+            </w:r>
+          </w:p>
+          <w:p>
+            <w:pPr>
+              <w:spacing w:after="20" w:line="269" w:lineRule="auto"/>
+              <w:ind w:left="227"/>
+            </w:pPr>
+            <w:r>
+              <w:rPr>
+                <w:rFonts w:ascii="맑은 고딕" w:hAnsi="맑은 고딕" w:eastAsia="맑은 고딕"/>
+                <w:b w:val="0"/>
+                <w:color w:val="333333"/>
+                <w:sz w:val="18"/>
+              </w:rPr>
+              <w:t>② 제1항의 경우 2개 이상의 부서에 관계되는 서식은 관계부서의 합의를 얻어야 한다.</w:t>
+            </w:r>
+          </w:p>
+          <w:p>
+            <w:pPr>
+              <w:spacing w:after="20" w:line="269" w:lineRule="auto"/>
+              <w:ind w:left="227"/>
+            </w:pPr>
+            <w:r>
+              <w:rPr>
+                <w:rFonts w:ascii="맑은 고딕" w:hAnsi="맑은 고딕" w:eastAsia="맑은 고딕"/>
+                <w:b w:val="0"/>
+                <w:color w:val="333333"/>
+                <w:sz w:val="18"/>
+              </w:rPr>
+              <w:t>③ 각 부실점장은 서식의 제정·개</w:t>
+            </w:r>
+            <w:r>
+              <w:rPr>
+                <w:rFonts w:ascii="맑은 고딕" w:hAnsi="맑은 고딕" w:eastAsia="맑은 고딕"/>
+                <w:b w:val="0"/>
+                <w:color w:val="124AC8"/>
+                <w:sz w:val="18"/>
               </w:rPr>
               <w:t>정·</w:t>
             </w:r>
@@ -3764,9 +6292,8 @@
               <w:rPr>
                 <w:rFonts w:ascii="맑은 고딕" w:hAnsi="맑은 고딕" w:eastAsia="맑은 고딕"/>
                 <w:b w:val="0"/>
-                <w:color w:val="333333"/>
-                <w:sz w:val="18"/>
-                <w:highlight w:val="yellow"/>
+                <w:color w:val="124AC8"/>
+                <w:sz w:val="18"/>
               </w:rPr>
               <w:t>지</w:t>
             </w:r>
@@ -3809,7 +6336,8 @@
           </w:tcPr>
           <w:p>
             <w:pPr>
-              <w:spacing w:after="40" w:line="276" w:lineRule="auto"/>
+              <w:spacing w:after="20" w:line="269" w:lineRule="auto"/>
+              <w:ind w:left="0"/>
             </w:pPr>
             <w:r/>
             <w:r>
@@ -3819,7 +6347,67 @@
                 <w:color w:val="333333"/>
                 <w:sz w:val="18"/>
               </w:rPr>
-              <w:t>제40조(서식의 심사기준) 주무부서에서 서식의 제정·개폐를 심사할 때에는 다음 사항을 기준으로 한다. 1. 그 서식에 의한 사무절차가 적합하고 실제로 필요한가 2. 기존 서식과 내용이 중복된 것이 아닌가 3. 서식의 기재내용과 형식이 완벽한가 4. 그 서식에 의하여 사무능률의 향상을 기할 수 있는가</w:t>
+              <w:t>제40조(서식의 심사기준) 주무부서에서 서식의 제정·개폐를 심사할 때에는 다음 사항을 기준으로 한다.</w:t>
+            </w:r>
+          </w:p>
+          <w:p>
+            <w:pPr>
+              <w:spacing w:after="20" w:line="269" w:lineRule="auto"/>
+              <w:ind w:left="454"/>
+            </w:pPr>
+            <w:r>
+              <w:rPr>
+                <w:rFonts w:ascii="맑은 고딕" w:hAnsi="맑은 고딕" w:eastAsia="맑은 고딕"/>
+                <w:b w:val="0"/>
+                <w:color w:val="333333"/>
+                <w:sz w:val="18"/>
+              </w:rPr>
+              <w:t>1. 그 서식에 의한 사무절차가 적합하고 실제로 필요한가</w:t>
+            </w:r>
+          </w:p>
+          <w:p>
+            <w:pPr>
+              <w:spacing w:after="20" w:line="269" w:lineRule="auto"/>
+              <w:ind w:left="454"/>
+            </w:pPr>
+            <w:r>
+              <w:rPr>
+                <w:rFonts w:ascii="맑은 고딕" w:hAnsi="맑은 고딕" w:eastAsia="맑은 고딕"/>
+                <w:b w:val="0"/>
+                <w:color w:val="333333"/>
+                <w:sz w:val="18"/>
+              </w:rPr>
+              <w:t>2. 기존 서식과 내용이 중복된 것이 아닌가</w:t>
+            </w:r>
+          </w:p>
+          <w:p>
+            <w:pPr>
+              <w:spacing w:after="20" w:line="269" w:lineRule="auto"/>
+              <w:ind w:left="454"/>
+            </w:pPr>
+            <w:r>
+              <w:rPr>
+                <w:rFonts w:ascii="맑은 고딕" w:hAnsi="맑은 고딕" w:eastAsia="맑은 고딕"/>
+                <w:b w:val="0"/>
+                <w:color w:val="333333"/>
+                <w:sz w:val="18"/>
+              </w:rPr>
+              <w:t>3. 서식의 기재내용과 형식이 완벽한가</w:t>
+            </w:r>
+          </w:p>
+          <w:p>
+            <w:pPr>
+              <w:spacing w:after="20" w:line="269" w:lineRule="auto"/>
+              <w:ind w:left="454"/>
+            </w:pPr>
+            <w:r>
+              <w:rPr>
+                <w:rFonts w:ascii="맑은 고딕" w:hAnsi="맑은 고딕" w:eastAsia="맑은 고딕"/>
+                <w:b w:val="0"/>
+                <w:color w:val="333333"/>
+                <w:sz w:val="18"/>
+              </w:rPr>
+              <w:t>4. 그 서식에 의하여 사무능률의 향상을 기할 수 있는가</w:t>
             </w:r>
           </w:p>
         </w:tc>
@@ -3829,7 +6417,8 @@
           </w:tcPr>
           <w:p>
             <w:pPr>
-              <w:spacing w:after="40" w:line="276" w:lineRule="auto"/>
+              <w:spacing w:after="20" w:line="269" w:lineRule="auto"/>
+              <w:ind w:left="0"/>
             </w:pPr>
             <w:r/>
             <w:r>
@@ -3845,9 +6434,8 @@
               <w:rPr>
                 <w:rFonts w:ascii="맑은 고딕" w:hAnsi="맑은 고딕" w:eastAsia="맑은 고딕"/>
                 <w:b w:val="0"/>
-                <w:color w:val="333333"/>
-                <w:sz w:val="18"/>
-                <w:highlight w:val="yellow"/>
+                <w:color w:val="124AC8"/>
+                <w:sz w:val="18"/>
               </w:rPr>
               <w:t>정·</w:t>
             </w:r>
@@ -3864,9 +6452,8 @@
               <w:rPr>
                 <w:rFonts w:ascii="맑은 고딕" w:hAnsi="맑은 고딕" w:eastAsia="맑은 고딕"/>
                 <w:b w:val="0"/>
-                <w:color w:val="333333"/>
-                <w:sz w:val="18"/>
-                <w:highlight w:val="yellow"/>
+                <w:color w:val="124AC8"/>
+                <w:sz w:val="18"/>
               </w:rPr>
               <w:t>지</w:t>
             </w:r>
@@ -3877,15 +6464,29 @@
                 <w:color w:val="333333"/>
                 <w:sz w:val="18"/>
               </w:rPr>
-              <w:t xml:space="preserve">를 심사할 때에는 다음 사항을 기준으로 한다. 1. 그 서식에 </w:t>
-            </w:r>
-            <w:r>
-              <w:rPr>
-                <w:rFonts w:ascii="맑은 고딕" w:hAnsi="맑은 고딕" w:eastAsia="맑은 고딕"/>
-                <w:b w:val="0"/>
-                <w:color w:val="333333"/>
-                <w:sz w:val="18"/>
-                <w:highlight w:val="yellow"/>
+              <w:t>를 심사할 때에는 다음 사항을 기준으로 한다.</w:t>
+            </w:r>
+          </w:p>
+          <w:p>
+            <w:pPr>
+              <w:spacing w:after="20" w:line="269" w:lineRule="auto"/>
+              <w:ind w:left="454"/>
+            </w:pPr>
+            <w:r>
+              <w:rPr>
+                <w:rFonts w:ascii="맑은 고딕" w:hAnsi="맑은 고딕" w:eastAsia="맑은 고딕"/>
+                <w:b w:val="0"/>
+                <w:color w:val="333333"/>
+                <w:sz w:val="18"/>
+              </w:rPr>
+              <w:t xml:space="preserve">1. 그 서식에 </w:t>
+            </w:r>
+            <w:r>
+              <w:rPr>
+                <w:rFonts w:ascii="맑은 고딕" w:hAnsi="맑은 고딕" w:eastAsia="맑은 고딕"/>
+                <w:b w:val="0"/>
+                <w:color w:val="124AC8"/>
+                <w:sz w:val="18"/>
               </w:rPr>
               <w:t>따른</w:t>
             </w:r>
@@ -3896,15 +6497,59 @@
                 <w:color w:val="333333"/>
                 <w:sz w:val="18"/>
               </w:rPr>
-              <w:t xml:space="preserve"> 사무절차가 적합하고 실제로 필요한가 2. 기존 서식과 내용이 중복된 것이 아닌가 3. 서식의 기재내용과 형식이 완벽한가 4. 그 서식에 </w:t>
-            </w:r>
-            <w:r>
-              <w:rPr>
-                <w:rFonts w:ascii="맑은 고딕" w:hAnsi="맑은 고딕" w:eastAsia="맑은 고딕"/>
-                <w:b w:val="0"/>
-                <w:color w:val="333333"/>
-                <w:sz w:val="18"/>
-                <w:highlight w:val="yellow"/>
+              <w:t xml:space="preserve"> 사무절차가 적합하고 실제로 필요한가</w:t>
+            </w:r>
+          </w:p>
+          <w:p>
+            <w:pPr>
+              <w:spacing w:after="20" w:line="269" w:lineRule="auto"/>
+              <w:ind w:left="454"/>
+            </w:pPr>
+            <w:r>
+              <w:rPr>
+                <w:rFonts w:ascii="맑은 고딕" w:hAnsi="맑은 고딕" w:eastAsia="맑은 고딕"/>
+                <w:b w:val="0"/>
+                <w:color w:val="333333"/>
+                <w:sz w:val="18"/>
+              </w:rPr>
+              <w:t>2. 기존 서식과 내용이 중복된 것이 아닌가</w:t>
+            </w:r>
+          </w:p>
+          <w:p>
+            <w:pPr>
+              <w:spacing w:after="20" w:line="269" w:lineRule="auto"/>
+              <w:ind w:left="454"/>
+            </w:pPr>
+            <w:r>
+              <w:rPr>
+                <w:rFonts w:ascii="맑은 고딕" w:hAnsi="맑은 고딕" w:eastAsia="맑은 고딕"/>
+                <w:b w:val="0"/>
+                <w:color w:val="333333"/>
+                <w:sz w:val="18"/>
+              </w:rPr>
+              <w:t>3. 서식의 기재내용과 형식이 완벽한가</w:t>
+            </w:r>
+          </w:p>
+          <w:p>
+            <w:pPr>
+              <w:spacing w:after="20" w:line="269" w:lineRule="auto"/>
+              <w:ind w:left="454"/>
+            </w:pPr>
+            <w:r>
+              <w:rPr>
+                <w:rFonts w:ascii="맑은 고딕" w:hAnsi="맑은 고딕" w:eastAsia="맑은 고딕"/>
+                <w:b w:val="0"/>
+                <w:color w:val="333333"/>
+                <w:sz w:val="18"/>
+              </w:rPr>
+              <w:t xml:space="preserve">4. 그 서식에 </w:t>
+            </w:r>
+            <w:r>
+              <w:rPr>
+                <w:rFonts w:ascii="맑은 고딕" w:hAnsi="맑은 고딕" w:eastAsia="맑은 고딕"/>
+                <w:b w:val="0"/>
+                <w:color w:val="124AC8"/>
+                <w:sz w:val="18"/>
               </w:rPr>
               <w:t>따라</w:t>
             </w:r>
@@ -3947,7 +6592,8 @@
           </w:tcPr>
           <w:p>
             <w:pPr>
-              <w:spacing w:after="40" w:line="276" w:lineRule="auto"/>
+              <w:spacing w:after="20" w:line="269" w:lineRule="auto"/>
+              <w:ind w:left="0"/>
             </w:pPr>
             <w:r/>
             <w:r>
@@ -3957,7 +6603,52 @@
                 <w:color w:val="333333"/>
                 <w:sz w:val="18"/>
               </w:rPr>
-              <w:t>제41조(등록) ① 서식의 제정·개폐안이 결재되었을 때에는 소관부서장은 서식의 제정·개폐문을 주무부서장에게 제출하여 서식등록을 하여야 한다. ② 주무부서는 전산시스템에 등록번호, 등록일자, 서식명칭, 소관부서 등을 입력하여 서식을 등록한다. ③ 소관부서는『인쇄서식』의 경우 제1,2항의 규정에 의해 등록된 서식의 견양 2매를 주무부서에 제출하여야 한다.</w:t>
+              <w:t>제41조(등록)</w:t>
+            </w:r>
+          </w:p>
+          <w:p>
+            <w:pPr>
+              <w:spacing w:after="20" w:line="269" w:lineRule="auto"/>
+              <w:ind w:left="227"/>
+            </w:pPr>
+            <w:r>
+              <w:rPr>
+                <w:rFonts w:ascii="맑은 고딕" w:hAnsi="맑은 고딕" w:eastAsia="맑은 고딕"/>
+                <w:b w:val="0"/>
+                <w:color w:val="333333"/>
+                <w:sz w:val="18"/>
+              </w:rPr>
+              <w:t>① 서식의 제정·개폐안이 결재되었을 때에는 소관부서장은 서식의 제정·개폐문을 주무부서장에게 제출하여 서식등록을 하여야 한다.</w:t>
+            </w:r>
+          </w:p>
+          <w:p>
+            <w:pPr>
+              <w:spacing w:after="20" w:line="269" w:lineRule="auto"/>
+              <w:ind w:left="227"/>
+            </w:pPr>
+            <w:r>
+              <w:rPr>
+                <w:rFonts w:ascii="맑은 고딕" w:hAnsi="맑은 고딕" w:eastAsia="맑은 고딕"/>
+                <w:b w:val="0"/>
+                <w:color w:val="333333"/>
+                <w:sz w:val="18"/>
+              </w:rPr>
+              <w:t>② 주무부서는 전산시스템에 등록번호, 등록일자, 서식명칭, 소관부서 등을 입력하여 서식을 등록한다.</w:t>
+            </w:r>
+          </w:p>
+          <w:p>
+            <w:pPr>
+              <w:spacing w:after="20" w:line="269" w:lineRule="auto"/>
+              <w:ind w:left="227"/>
+            </w:pPr>
+            <w:r>
+              <w:rPr>
+                <w:rFonts w:ascii="맑은 고딕" w:hAnsi="맑은 고딕" w:eastAsia="맑은 고딕"/>
+                <w:b w:val="0"/>
+                <w:color w:val="333333"/>
+                <w:sz w:val="18"/>
+              </w:rPr>
+              <w:t>③ 소관부서는『인쇄서식』의 경우 제1,2항의 규정에 의해 등록된 서식의 견양 2매를 주무부서에 제출하여야 한다.</w:t>
             </w:r>
           </w:p>
         </w:tc>
@@ -3967,7 +6658,8 @@
           </w:tcPr>
           <w:p>
             <w:pPr>
-              <w:spacing w:after="40" w:line="276" w:lineRule="auto"/>
+              <w:spacing w:after="20" w:line="269" w:lineRule="auto"/>
+              <w:ind w:left="0"/>
             </w:pPr>
             <w:r/>
             <w:r>
@@ -3977,15 +6669,29 @@
                 <w:color w:val="333333"/>
                 <w:sz w:val="18"/>
               </w:rPr>
-              <w:t>제41조(등록) ① 서식의 제정·개</w:t>
-            </w:r>
-            <w:r>
-              <w:rPr>
-                <w:rFonts w:ascii="맑은 고딕" w:hAnsi="맑은 고딕" w:eastAsia="맑은 고딕"/>
-                <w:b w:val="0"/>
-                <w:color w:val="333333"/>
-                <w:sz w:val="18"/>
-                <w:highlight w:val="yellow"/>
+              <w:t>제41조(등록)</w:t>
+            </w:r>
+          </w:p>
+          <w:p>
+            <w:pPr>
+              <w:spacing w:after="20" w:line="269" w:lineRule="auto"/>
+              <w:ind w:left="227"/>
+            </w:pPr>
+            <w:r>
+              <w:rPr>
+                <w:rFonts w:ascii="맑은 고딕" w:hAnsi="맑은 고딕" w:eastAsia="맑은 고딕"/>
+                <w:b w:val="0"/>
+                <w:color w:val="333333"/>
+                <w:sz w:val="18"/>
+              </w:rPr>
+              <w:t>① 서식의 제정·개</w:t>
+            </w:r>
+            <w:r>
+              <w:rPr>
+                <w:rFonts w:ascii="맑은 고딕" w:hAnsi="맑은 고딕" w:eastAsia="맑은 고딕"/>
+                <w:b w:val="0"/>
+                <w:color w:val="124AC8"/>
+                <w:sz w:val="18"/>
               </w:rPr>
               <w:t>정·</w:t>
             </w:r>
@@ -4002,9 +6708,8 @@
               <w:rPr>
                 <w:rFonts w:ascii="맑은 고딕" w:hAnsi="맑은 고딕" w:eastAsia="맑은 고딕"/>
                 <w:b w:val="0"/>
-                <w:color w:val="333333"/>
-                <w:sz w:val="18"/>
-                <w:highlight w:val="yellow"/>
+                <w:color w:val="124AC8"/>
+                <w:sz w:val="18"/>
               </w:rPr>
               <w:t>지</w:t>
             </w:r>
@@ -4021,9 +6726,8 @@
               <w:rPr>
                 <w:rFonts w:ascii="맑은 고딕" w:hAnsi="맑은 고딕" w:eastAsia="맑은 고딕"/>
                 <w:b w:val="0"/>
-                <w:color w:val="333333"/>
-                <w:sz w:val="18"/>
-                <w:highlight w:val="yellow"/>
+                <w:color w:val="124AC8"/>
+                <w:sz w:val="18"/>
               </w:rPr>
               <w:t>정·</w:t>
             </w:r>
@@ -4040,9 +6744,8 @@
               <w:rPr>
                 <w:rFonts w:ascii="맑은 고딕" w:hAnsi="맑은 고딕" w:eastAsia="맑은 고딕"/>
                 <w:b w:val="0"/>
-                <w:color w:val="333333"/>
-                <w:sz w:val="18"/>
-                <w:highlight w:val="yellow"/>
+                <w:color w:val="124AC8"/>
+                <w:sz w:val="18"/>
               </w:rPr>
               <w:t>지</w:t>
             </w:r>
@@ -4053,15 +6756,44 @@
                 <w:color w:val="333333"/>
                 <w:sz w:val="18"/>
               </w:rPr>
-              <w:t>문을 주무부서장에게 제출하여 서식등록을 하여야 한다. ② 주무부서는 전산시스템에 등록번호, 등록일자, 서식명칭, 소관부서 등을 입력하여 서식을 등록한다. ③ 소관부서는『인쇄서식』의 경우 제1,2항의 규정에 의해 등록된 서식의 견</w:t>
-            </w:r>
-            <w:r>
-              <w:rPr>
-                <w:rFonts w:ascii="맑은 고딕" w:hAnsi="맑은 고딕" w:eastAsia="맑은 고딕"/>
-                <w:b w:val="0"/>
-                <w:color w:val="333333"/>
-                <w:sz w:val="18"/>
-                <w:highlight w:val="yellow"/>
+              <w:t>문을 주무부서장에게 제출하여 서식등록을 하여야 한다.</w:t>
+            </w:r>
+          </w:p>
+          <w:p>
+            <w:pPr>
+              <w:spacing w:after="20" w:line="269" w:lineRule="auto"/>
+              <w:ind w:left="227"/>
+            </w:pPr>
+            <w:r>
+              <w:rPr>
+                <w:rFonts w:ascii="맑은 고딕" w:hAnsi="맑은 고딕" w:eastAsia="맑은 고딕"/>
+                <w:b w:val="0"/>
+                <w:color w:val="333333"/>
+                <w:sz w:val="18"/>
+              </w:rPr>
+              <w:t>② 주무부서는 전산시스템에 등록번호, 등록일자, 서식명칭, 소관부서 등을 입력하여 서식을 등록한다.</w:t>
+            </w:r>
+          </w:p>
+          <w:p>
+            <w:pPr>
+              <w:spacing w:after="20" w:line="269" w:lineRule="auto"/>
+              <w:ind w:left="227"/>
+            </w:pPr>
+            <w:r>
+              <w:rPr>
+                <w:rFonts w:ascii="맑은 고딕" w:hAnsi="맑은 고딕" w:eastAsia="맑은 고딕"/>
+                <w:b w:val="0"/>
+                <w:color w:val="333333"/>
+                <w:sz w:val="18"/>
+              </w:rPr>
+              <w:t>③ 소관부서는『인쇄서식』의 경우 제1,2항의 규정에 의해 등록된 서식의 견</w:t>
+            </w:r>
+            <w:r>
+              <w:rPr>
+                <w:rFonts w:ascii="맑은 고딕" w:hAnsi="맑은 고딕" w:eastAsia="맑은 고딕"/>
+                <w:b w:val="0"/>
+                <w:color w:val="124AC8"/>
+                <w:sz w:val="18"/>
               </w:rPr>
               <w:t>본</w:t>
             </w:r>
@@ -4104,7 +6836,8 @@
           </w:tcPr>
           <w:p>
             <w:pPr>
-              <w:spacing w:after="40" w:line="276" w:lineRule="auto"/>
+              <w:spacing w:after="20" w:line="269" w:lineRule="auto"/>
+              <w:ind w:left="0"/>
             </w:pPr>
             <w:r/>
             <w:r>
@@ -4124,7 +6857,8 @@
           </w:tcPr>
           <w:p>
             <w:pPr>
-              <w:spacing w:after="40" w:line="276" w:lineRule="auto"/>
+              <w:spacing w:after="20" w:line="269" w:lineRule="auto"/>
+              <w:ind w:left="0"/>
             </w:pPr>
             <w:r/>
             <w:r>
@@ -4140,9 +6874,8 @@
               <w:rPr>
                 <w:rFonts w:ascii="맑은 고딕" w:hAnsi="맑은 고딕" w:eastAsia="맑은 고딕"/>
                 <w:b w:val="0"/>
-                <w:color w:val="333333"/>
-                <w:sz w:val="18"/>
-                <w:highlight w:val="yellow"/>
+                <w:color w:val="124AC8"/>
+                <w:sz w:val="18"/>
               </w:rPr>
               <w:t>따라</w:t>
             </w:r>
@@ -4159,9 +6892,8 @@
               <w:rPr>
                 <w:rFonts w:ascii="맑은 고딕" w:hAnsi="맑은 고딕" w:eastAsia="맑은 고딕"/>
                 <w:b w:val="0"/>
-                <w:color w:val="333333"/>
-                <w:sz w:val="18"/>
-                <w:highlight w:val="yellow"/>
+                <w:color w:val="124AC8"/>
+                <w:sz w:val="18"/>
               </w:rPr>
               <w:t>따른</w:t>
             </w:r>
@@ -4204,7 +6936,8 @@
           </w:tcPr>
           <w:p>
             <w:pPr>
-              <w:spacing w:after="40" w:line="276" w:lineRule="auto"/>
+              <w:spacing w:after="20" w:line="269" w:lineRule="auto"/>
+              <w:ind w:left="0"/>
             </w:pPr>
             <w:r/>
             <w:r>
@@ -4224,7 +6957,8 @@
           </w:tcPr>
           <w:p>
             <w:pPr>
-              <w:spacing w:after="40" w:line="276" w:lineRule="auto"/>
+              <w:spacing w:after="20" w:line="269" w:lineRule="auto"/>
+              <w:ind w:left="0"/>
             </w:pPr>
             <w:r/>
             <w:r>
@@ -4240,9 +6974,8 @@
               <w:rPr>
                 <w:rFonts w:ascii="맑은 고딕" w:hAnsi="맑은 고딕" w:eastAsia="맑은 고딕"/>
                 <w:b w:val="0"/>
-                <w:color w:val="333333"/>
-                <w:sz w:val="18"/>
-                <w:highlight w:val="yellow"/>
+                <w:color w:val="124AC8"/>
+                <w:sz w:val="18"/>
               </w:rPr>
               <w:t>·</w:t>
             </w:r>
@@ -4284,15 +7017,12 @@
             <w:tcW w:type="dxa" w:w="7257"/>
           </w:tcPr>
           <w:p>
-            <w:pPr>
-              <w:spacing w:after="40" w:line="276" w:lineRule="auto"/>
-            </w:pPr>
             <w:r/>
             <w:r>
               <w:rPr>
                 <w:rFonts w:ascii="맑은 고딕" w:hAnsi="맑은 고딕" w:eastAsia="맑은 고딕"/>
-                <w:b w:val="0"/>
-                <w:color w:val="333333"/>
+                <w:b/>
+                <w:color w:val="C00000"/>
                 <w:sz w:val="18"/>
               </w:rPr>
               <w:t>〈신설〉</w:t>
@@ -4305,18 +7035,48 @@
           </w:tcPr>
           <w:p>
             <w:pPr>
-              <w:spacing w:after="40" w:line="276" w:lineRule="auto"/>
+              <w:spacing w:after="20" w:line="269" w:lineRule="auto"/>
+              <w:ind w:left="0"/>
             </w:pPr>
             <w:r/>
             <w:r>
               <w:rPr>
                 <w:rFonts w:ascii="맑은 고딕" w:hAnsi="맑은 고딕" w:eastAsia="맑은 고딕"/>
                 <w:b w:val="0"/>
-                <w:color w:val="333333"/>
-                <w:sz w:val="18"/>
-                <w:highlight w:val="yellow"/>
-              </w:rPr>
-              <w:t>제○조(정본 및 열람) ① 「사규관리시스템」에 등재된 사규를 정본(正本)으로 하며, 그 내용이 인쇄물 등 다른 사본과 다를 때에는 정본에 따른다. ② 임직원은 사규관리시스템을 통하여 사규를 열람한다.</w:t>
+                <w:color w:val="124AC8"/>
+                <w:sz w:val="18"/>
+              </w:rPr>
+              <w:t>제○조(정본 및 열람)</w:t>
+            </w:r>
+          </w:p>
+          <w:p>
+            <w:pPr>
+              <w:spacing w:after="20" w:line="269" w:lineRule="auto"/>
+              <w:ind w:left="227"/>
+            </w:pPr>
+            <w:r>
+              <w:rPr>
+                <w:rFonts w:ascii="맑은 고딕" w:hAnsi="맑은 고딕" w:eastAsia="맑은 고딕"/>
+                <w:b w:val="0"/>
+                <w:color w:val="124AC8"/>
+                <w:sz w:val="18"/>
+              </w:rPr>
+              <w:t>① 「사규관리시스템」에 등재된 사규를 정본(正本)으로 하며, 그 내용이 인쇄물 등 다른 사본과 다를 때에는 정본에 따른다.</w:t>
+            </w:r>
+          </w:p>
+          <w:p>
+            <w:pPr>
+              <w:spacing w:after="20" w:line="269" w:lineRule="auto"/>
+              <w:ind w:left="227"/>
+            </w:pPr>
+            <w:r>
+              <w:rPr>
+                <w:rFonts w:ascii="맑은 고딕" w:hAnsi="맑은 고딕" w:eastAsia="맑은 고딕"/>
+                <w:b w:val="0"/>
+                <w:color w:val="124AC8"/>
+                <w:sz w:val="18"/>
+              </w:rPr>
+              <w:t>② 임직원은 사규관리시스템을 통하여 사규를 열람한다.</w:t>
             </w:r>
           </w:p>
         </w:tc>

--- a/사규정비/사규관리규정_신구조문대비표_종합개정안.docx
+++ b/사규정비/사규관리규정_신구조문대비표_종합개정안.docx
@@ -27,7 +27,7 @@
           <w:color w:val="888888"/>
           <w:sz w:val="16"/>
         </w:rPr>
-        <w:t>※ [표현]법제처 표현정비 · [정합성]논리·일관성 · [경량화]현대화 · [시스템]사규관리시스템 반영 · [확인]정책 결정 필요</w:t>
+        <w:t>※ [표현]법제처 표현정비 · [정합성]논리·일관성 · [경량화]현대화 · [시스템]사규관리시스템 반영 ｜ 변경·삭제 글자는 양쪽 칼럼에 파란색 표시</w:t>
       </w:r>
     </w:p>
     <w:tbl>
@@ -137,7 +137,25 @@
                 <w:color w:val="333333"/>
                 <w:sz w:val="18"/>
               </w:rPr>
-              <w:t>1. “규정”이라 함은 계속적인 구속력을 가지는 규범으로서 조문형식으로 성문화된 것을 말한다.</w:t>
+              <w:t>1. “규정”이</w:t>
+            </w:r>
+            <w:r>
+              <w:rPr>
+                <w:rFonts w:ascii="맑은 고딕" w:hAnsi="맑은 고딕" w:eastAsia="맑은 고딕"/>
+                <w:b w:val="0"/>
+                <w:color w:val="124AC8"/>
+                <w:sz w:val="18"/>
+              </w:rPr>
+              <w:t>라 함은</w:t>
+            </w:r>
+            <w:r>
+              <w:rPr>
+                <w:rFonts w:ascii="맑은 고딕" w:hAnsi="맑은 고딕" w:eastAsia="맑은 고딕"/>
+                <w:b w:val="0"/>
+                <w:color w:val="333333"/>
+                <w:sz w:val="18"/>
+              </w:rPr>
+              <w:t xml:space="preserve"> 계속적인 구속력을 가지는 규범으로서 조문형식으로 성문화된 것을 말한다.</w:t>
             </w:r>
           </w:p>
           <w:p>
@@ -152,7 +170,25 @@
                 <w:color w:val="333333"/>
                 <w:sz w:val="18"/>
               </w:rPr>
-              <w:t>2. “지침”이라 함은 “규정”이외에 계속적인 구속력을 가지는 규범으로서 조문형식으로 성문화 된 것을 말한다.</w:t>
+              <w:t>2. “지침”이</w:t>
+            </w:r>
+            <w:r>
+              <w:rPr>
+                <w:rFonts w:ascii="맑은 고딕" w:hAnsi="맑은 고딕" w:eastAsia="맑은 고딕"/>
+                <w:b w:val="0"/>
+                <w:color w:val="124AC8"/>
+                <w:sz w:val="18"/>
+              </w:rPr>
+              <w:t>라 함은</w:t>
+            </w:r>
+            <w:r>
+              <w:rPr>
+                <w:rFonts w:ascii="맑은 고딕" w:hAnsi="맑은 고딕" w:eastAsia="맑은 고딕"/>
+                <w:b w:val="0"/>
+                <w:color w:val="333333"/>
+                <w:sz w:val="18"/>
+              </w:rPr>
+              <w:t xml:space="preserve"> “규정”이외에 계속적인 구속력을 가지는 규범으로서 조문형식으로 성문화 된 것을 말한다.</w:t>
             </w:r>
           </w:p>
           <w:p>
@@ -167,7 +203,43 @@
                 <w:color w:val="333333"/>
                 <w:sz w:val="18"/>
               </w:rPr>
-              <w:t>3. “외규”라 함은 계속적 구속력을 가지는 규범으로서 법령 또는 법령에 의하여 발하여진 명령, 규칙과 감독기관의 규정 또는 지침 등으로 성문화된 것을 말한다. (2024. 09. 01. 본호 개정)</w:t>
+              <w:t>3. “외규”</w:t>
+            </w:r>
+            <w:r>
+              <w:rPr>
+                <w:rFonts w:ascii="맑은 고딕" w:hAnsi="맑은 고딕" w:eastAsia="맑은 고딕"/>
+                <w:b w:val="0"/>
+                <w:color w:val="124AC8"/>
+                <w:sz w:val="18"/>
+              </w:rPr>
+              <w:t>라 함은</w:t>
+            </w:r>
+            <w:r>
+              <w:rPr>
+                <w:rFonts w:ascii="맑은 고딕" w:hAnsi="맑은 고딕" w:eastAsia="맑은 고딕"/>
+                <w:b w:val="0"/>
+                <w:color w:val="333333"/>
+                <w:sz w:val="18"/>
+              </w:rPr>
+              <w:t xml:space="preserve"> 계속적 구속력을 가지는 규범으로서 법령 또는 법령에 </w:t>
+            </w:r>
+            <w:r>
+              <w:rPr>
+                <w:rFonts w:ascii="맑은 고딕" w:hAnsi="맑은 고딕" w:eastAsia="맑은 고딕"/>
+                <w:b w:val="0"/>
+                <w:color w:val="124AC8"/>
+                <w:sz w:val="18"/>
+              </w:rPr>
+              <w:t>의하여</w:t>
+            </w:r>
+            <w:r>
+              <w:rPr>
+                <w:rFonts w:ascii="맑은 고딕" w:hAnsi="맑은 고딕" w:eastAsia="맑은 고딕"/>
+                <w:b w:val="0"/>
+                <w:color w:val="333333"/>
+                <w:sz w:val="18"/>
+              </w:rPr>
+              <w:t xml:space="preserve"> 발하여진 명령, 규칙과 감독기관의 규정 또는 지침 등으로 성문화된 것을 말한다. (2024. 09. 01. 본호 개정)</w:t>
             </w:r>
           </w:p>
           <w:p>
@@ -182,7 +254,61 @@
                 <w:color w:val="333333"/>
                 <w:sz w:val="18"/>
               </w:rPr>
-              <w:t>4. “서식” 이라 함은 업무상 계속적으로 사용하는 보고서, 장부, 전표, 계약서류 기타 일정한 서식으로 인쇄 또는 등사한 모든 사무용지를 말한다.</w:t>
+              <w:t>4. “서식” 이</w:t>
+            </w:r>
+            <w:r>
+              <w:rPr>
+                <w:rFonts w:ascii="맑은 고딕" w:hAnsi="맑은 고딕" w:eastAsia="맑은 고딕"/>
+                <w:b w:val="0"/>
+                <w:color w:val="124AC8"/>
+                <w:sz w:val="18"/>
+              </w:rPr>
+              <w:t>라 함은</w:t>
+            </w:r>
+            <w:r>
+              <w:rPr>
+                <w:rFonts w:ascii="맑은 고딕" w:hAnsi="맑은 고딕" w:eastAsia="맑은 고딕"/>
+                <w:b w:val="0"/>
+                <w:color w:val="333333"/>
+                <w:sz w:val="18"/>
+              </w:rPr>
+              <w:t xml:space="preserve"> 업무상 계속적으로 사용하는 보고서, 장부, 전표, 계약서류 </w:t>
+            </w:r>
+            <w:r>
+              <w:rPr>
+                <w:rFonts w:ascii="맑은 고딕" w:hAnsi="맑은 고딕" w:eastAsia="맑은 고딕"/>
+                <w:b w:val="0"/>
+                <w:color w:val="124AC8"/>
+                <w:sz w:val="18"/>
+              </w:rPr>
+              <w:t>기타</w:t>
+            </w:r>
+            <w:r>
+              <w:rPr>
+                <w:rFonts w:ascii="맑은 고딕" w:hAnsi="맑은 고딕" w:eastAsia="맑은 고딕"/>
+                <w:b w:val="0"/>
+                <w:color w:val="333333"/>
+                <w:sz w:val="18"/>
+              </w:rPr>
+              <w:t xml:space="preserve"> 일정한 서식으로 인쇄 또는 </w:t>
+            </w:r>
+            <w:r>
+              <w:rPr>
+                <w:rFonts w:ascii="맑은 고딕" w:hAnsi="맑은 고딕" w:eastAsia="맑은 고딕"/>
+                <w:b w:val="0"/>
+                <w:color w:val="124AC8"/>
+                <w:sz w:val="18"/>
+              </w:rPr>
+              <w:t>등</w:t>
+            </w:r>
+            <w:r>
+              <w:rPr>
+                <w:rFonts w:ascii="맑은 고딕" w:hAnsi="맑은 고딕" w:eastAsia="맑은 고딕"/>
+                <w:b w:val="0"/>
+                <w:color w:val="333333"/>
+                <w:sz w:val="18"/>
+              </w:rPr>
+              <w:t>사한 모든 사무용지를 말한다.</w:t>
             </w:r>
           </w:p>
           <w:p>
@@ -197,7 +323,25 @@
                 <w:color w:val="333333"/>
                 <w:sz w:val="18"/>
               </w:rPr>
-              <w:t>5. “전부개정”이라 함은 외규의 제정 또는 개정 등으로 기존 조문의 3분의 2이상을 개정하거나 여러 차례 개정을 거듭한 결과 삭제된 조항 또는 추가된 조문이 많아 정비할 필요가 있는 경우의 규정 개정방식을 말한다. (2024. 09. 01. 본호 신설)</w:t>
+              <w:t>5. “전부개정”이</w:t>
+            </w:r>
+            <w:r>
+              <w:rPr>
+                <w:rFonts w:ascii="맑은 고딕" w:hAnsi="맑은 고딕" w:eastAsia="맑은 고딕"/>
+                <w:b w:val="0"/>
+                <w:color w:val="124AC8"/>
+                <w:sz w:val="18"/>
+              </w:rPr>
+              <w:t>라 함은</w:t>
+            </w:r>
+            <w:r>
+              <w:rPr>
+                <w:rFonts w:ascii="맑은 고딕" w:hAnsi="맑은 고딕" w:eastAsia="맑은 고딕"/>
+                <w:b w:val="0"/>
+                <w:color w:val="333333"/>
+                <w:sz w:val="18"/>
+              </w:rPr>
+              <w:t xml:space="preserve"> 외규의 제정 또는 개정 등으로 기존 조문의 3분의 2이상을 개정하거나 여러 차례 개정을 거듭한 결과 삭제된 조항 또는 추가된 조문이 많아 정비할 필요가 있는 경우의 규정 개정방식을 말한다. (2024. 09. 01. 본호 신설)</w:t>
             </w:r>
           </w:p>
         </w:tc>
@@ -480,7 +624,43 @@
                 <w:color w:val="333333"/>
                 <w:sz w:val="18"/>
               </w:rPr>
-              <w:t>제3조(규정화) 회사 업무수행상 계속적으로 구속력을 가지는 기준은 규정화함을 원칙으로 한다. 다만, 잠정적, 가변적인 사항이나 단순한 사무처리절차, 기타 규정화하기 곤란한 사항 등은 일반문서 등의 형식에 의할 수 있다.</w:t>
+              <w:t xml:space="preserve">제3조(규정화) 회사 업무수행상 계속적으로 구속력을 가지는 기준은 규정화함을 원칙으로 한다. 다만, 잠정적, 가변적인 사항이나 단순한 사무처리절차, </w:t>
+            </w:r>
+            <w:r>
+              <w:rPr>
+                <w:rFonts w:ascii="맑은 고딕" w:hAnsi="맑은 고딕" w:eastAsia="맑은 고딕"/>
+                <w:b w:val="0"/>
+                <w:color w:val="124AC8"/>
+                <w:sz w:val="18"/>
+              </w:rPr>
+              <w:t>기타</w:t>
+            </w:r>
+            <w:r>
+              <w:rPr>
+                <w:rFonts w:ascii="맑은 고딕" w:hAnsi="맑은 고딕" w:eastAsia="맑은 고딕"/>
+                <w:b w:val="0"/>
+                <w:color w:val="333333"/>
+                <w:sz w:val="18"/>
+              </w:rPr>
+              <w:t xml:space="preserve"> 규정화하기 곤란한 사항 등은 일반문서 등의 형식에 </w:t>
+            </w:r>
+            <w:r>
+              <w:rPr>
+                <w:rFonts w:ascii="맑은 고딕" w:hAnsi="맑은 고딕" w:eastAsia="맑은 고딕"/>
+                <w:b w:val="0"/>
+                <w:color w:val="124AC8"/>
+                <w:sz w:val="18"/>
+              </w:rPr>
+              <w:t>의할</w:t>
+            </w:r>
+            <w:r>
+              <w:rPr>
+                <w:rFonts w:ascii="맑은 고딕" w:hAnsi="맑은 고딕" w:eastAsia="맑은 고딕"/>
+                <w:b w:val="0"/>
+                <w:color w:val="333333"/>
+                <w:sz w:val="18"/>
+              </w:rPr>
+              <w:t xml:space="preserve"> 수 있다.</w:t>
             </w:r>
           </w:p>
         </w:tc>
@@ -580,7 +760,43 @@
                 <w:color w:val="333333"/>
                 <w:sz w:val="18"/>
               </w:rPr>
-              <w:t>제4조(규정화시 유의사항) 규정화시에는 다음 사항에 유의하여야 한다.</w:t>
+              <w:t xml:space="preserve">제4조(규정화시 유의사항) 규정화시에는 </w:t>
+            </w:r>
+            <w:r>
+              <w:rPr>
+                <w:rFonts w:ascii="맑은 고딕" w:hAnsi="맑은 고딕" w:eastAsia="맑은 고딕"/>
+                <w:b w:val="0"/>
+                <w:color w:val="124AC8"/>
+                <w:sz w:val="18"/>
+              </w:rPr>
+              <w:t>다음</w:t>
+            </w:r>
+            <w:r>
+              <w:rPr>
+                <w:rFonts w:ascii="맑은 고딕" w:hAnsi="맑은 고딕" w:eastAsia="맑은 고딕"/>
+                <w:b w:val="0"/>
+                <w:color w:val="333333"/>
+                <w:sz w:val="18"/>
+              </w:rPr>
+              <w:t xml:space="preserve"> </w:t>
+            </w:r>
+            <w:r>
+              <w:rPr>
+                <w:rFonts w:ascii="맑은 고딕" w:hAnsi="맑은 고딕" w:eastAsia="맑은 고딕"/>
+                <w:b w:val="0"/>
+                <w:color w:val="124AC8"/>
+                <w:sz w:val="18"/>
+              </w:rPr>
+              <w:t>사항에 유의</w:t>
+            </w:r>
+            <w:r>
+              <w:rPr>
+                <w:rFonts w:ascii="맑은 고딕" w:hAnsi="맑은 고딕" w:eastAsia="맑은 고딕"/>
+                <w:b w:val="0"/>
+                <w:color w:val="333333"/>
+                <w:sz w:val="18"/>
+              </w:rPr>
+              <w:t>하여야 한다.</w:t>
             </w:r>
           </w:p>
           <w:p>
@@ -592,7 +808,7 @@
               <w:rPr>
                 <w:rFonts w:ascii="맑은 고딕" w:hAnsi="맑은 고딕" w:eastAsia="맑은 고딕"/>
                 <w:b w:val="0"/>
-                <w:color w:val="333333"/>
+                <w:color w:val="124AC8"/>
                 <w:sz w:val="18"/>
               </w:rPr>
               <w:t>1. 계속성 : 규정사항에 관하여 상당기간 계속적 구속력을 가져야 한다.</w:t>
@@ -607,7 +823,7 @@
               <w:rPr>
                 <w:rFonts w:ascii="맑은 고딕" w:hAnsi="맑은 고딕" w:eastAsia="맑은 고딕"/>
                 <w:b w:val="0"/>
-                <w:color w:val="333333"/>
+                <w:color w:val="124AC8"/>
                 <w:sz w:val="18"/>
               </w:rPr>
               <w:t>2. 탄력성 : 규정사항은 객관적 사정변동등에 적응하여 운용할수 있도록 탄력성있게 규제하여야 한다.</w:t>
@@ -622,7 +838,7 @@
               <w:rPr>
                 <w:rFonts w:ascii="맑은 고딕" w:hAnsi="맑은 고딕" w:eastAsia="맑은 고딕"/>
                 <w:b w:val="0"/>
-                <w:color w:val="333333"/>
+                <w:color w:val="124AC8"/>
                 <w:sz w:val="18"/>
               </w:rPr>
               <w:t>3. 균형성 : 기존규정의 전체적 통일성과 질서에 차질이 생기지 않도록 신중히 검토하여 규제하여야 한다.</w:t>
@@ -637,7 +853,7 @@
               <w:rPr>
                 <w:rFonts w:ascii="맑은 고딕" w:hAnsi="맑은 고딕" w:eastAsia="맑은 고딕"/>
                 <w:b w:val="0"/>
-                <w:color w:val="333333"/>
+                <w:color w:val="124AC8"/>
                 <w:sz w:val="18"/>
               </w:rPr>
               <w:t>4. 적용성 : 규정할 구체적 사항이나 내용은 보편타당성이 유지될 수 있도록 하여야 한다.</w:t>
@@ -652,7 +868,7 @@
               <w:rPr>
                 <w:rFonts w:ascii="맑은 고딕" w:hAnsi="맑은 고딕" w:eastAsia="맑은 고딕"/>
                 <w:b w:val="0"/>
-                <w:color w:val="333333"/>
+                <w:color w:val="124AC8"/>
                 <w:sz w:val="18"/>
               </w:rPr>
               <w:t>5. 능률성 : 규정한 사항을 신속하고 용이하게 처리할 수 있도록 하여야 한다.</w:t>
@@ -821,7 +1037,25 @@
                 <w:color w:val="333333"/>
                 <w:sz w:val="18"/>
               </w:rPr>
-              <w:t>② 규정은 정관, 이사회규정, 경영협의회규정, 직제규정, 기타 규정의 순위로 하위규정을 구속하고 상위규정에 저촉하는 하위규정의 조항은 그 효력을 상실한다.</w:t>
+              <w:t xml:space="preserve">② 규정은 정관, 이사회규정, 경영협의회규정, 직제규정, </w:t>
+            </w:r>
+            <w:r>
+              <w:rPr>
+                <w:rFonts w:ascii="맑은 고딕" w:hAnsi="맑은 고딕" w:eastAsia="맑은 고딕"/>
+                <w:b w:val="0"/>
+                <w:color w:val="124AC8"/>
+                <w:sz w:val="18"/>
+              </w:rPr>
+              <w:t>기타</w:t>
+            </w:r>
+            <w:r>
+              <w:rPr>
+                <w:rFonts w:ascii="맑은 고딕" w:hAnsi="맑은 고딕" w:eastAsia="맑은 고딕"/>
+                <w:b w:val="0"/>
+                <w:color w:val="333333"/>
+                <w:sz w:val="18"/>
+              </w:rPr>
+              <w:t xml:space="preserve"> 규정의 순위로 하위규정을 구속하고 상위규정에 저촉하는 하위규정의 조항은 그 효력을 상실한다.</w:t>
             </w:r>
           </w:p>
           <w:p>
@@ -1008,7 +1242,25 @@
                 <w:color w:val="333333"/>
                 <w:sz w:val="18"/>
               </w:rPr>
-              <w:t>① 규정의 기안권자는 규정 담당 부서장(이하 “주무부서장” 이라 한다) 또는 당해 규정상의 업무를 담당하는 부서장(이하 “소관부서장”이라 한다)이 된다. 다만, 그 내용이 다른 부서의 업무와 관련되는 경우에는 그 부서의 합의를 거쳐야 한다.</w:t>
+              <w:t>① 규정의 기안권자는 규정 담당 부서장(이하 “주무부서장” 이라 한다) 또는 당</w:t>
+            </w:r>
+            <w:r>
+              <w:rPr>
+                <w:rFonts w:ascii="맑은 고딕" w:hAnsi="맑은 고딕" w:eastAsia="맑은 고딕"/>
+                <w:b w:val="0"/>
+                <w:color w:val="124AC8"/>
+                <w:sz w:val="18"/>
+              </w:rPr>
+              <w:t>해</w:t>
+            </w:r>
+            <w:r>
+              <w:rPr>
+                <w:rFonts w:ascii="맑은 고딕" w:hAnsi="맑은 고딕" w:eastAsia="맑은 고딕"/>
+                <w:b w:val="0"/>
+                <w:color w:val="333333"/>
+                <w:sz w:val="18"/>
+              </w:rPr>
+              <w:t xml:space="preserve"> 규정상의 업무를 담당하는 부서장(이하 “소관부서장”이라 한다)이 된다. 다만, 그 내용이 다른 부서의 업무와 관련되는 경우에는 그 부서의 합의를 거쳐야 한다.</w:t>
             </w:r>
           </w:p>
           <w:p>
@@ -1225,7 +1477,25 @@
                 <w:color w:val="333333"/>
                 <w:sz w:val="18"/>
               </w:rPr>
-              <w:t>4. 기타 필요하다고 인정되는 사항</w:t>
+              <w:t xml:space="preserve">4. </w:t>
+            </w:r>
+            <w:r>
+              <w:rPr>
+                <w:rFonts w:ascii="맑은 고딕" w:hAnsi="맑은 고딕" w:eastAsia="맑은 고딕"/>
+                <w:b w:val="0"/>
+                <w:color w:val="124AC8"/>
+                <w:sz w:val="18"/>
+              </w:rPr>
+              <w:t>기타</w:t>
+            </w:r>
+            <w:r>
+              <w:rPr>
+                <w:rFonts w:ascii="맑은 고딕" w:hAnsi="맑은 고딕" w:eastAsia="맑은 고딕"/>
+                <w:b w:val="0"/>
+                <w:color w:val="333333"/>
+                <w:sz w:val="18"/>
+              </w:rPr>
+              <w:t xml:space="preserve"> 필요하다고 인정되는 사항</w:t>
             </w:r>
           </w:p>
           <w:p>
@@ -1240,7 +1510,25 @@
                 <w:color w:val="333333"/>
                 <w:sz w:val="18"/>
               </w:rPr>
-              <w:t>③ 주무부서장은 제2항의 규정에 의하여 원안을 심의하고 수정을 요하는 사항이 있을 경우에는 소관부서장과 협의하여 수정한다. 다만, 처음의 뜻에서 벗어나지 아니하는 범위내의 자구의 수정, 체제의 정리 등은 협의 없이 할 수 있다.</w:t>
+              <w:t xml:space="preserve">③ 주무부서장은 제2항의 규정에 </w:t>
+            </w:r>
+            <w:r>
+              <w:rPr>
+                <w:rFonts w:ascii="맑은 고딕" w:hAnsi="맑은 고딕" w:eastAsia="맑은 고딕"/>
+                <w:b w:val="0"/>
+                <w:color w:val="124AC8"/>
+                <w:sz w:val="18"/>
+              </w:rPr>
+              <w:t>의하여</w:t>
+            </w:r>
+            <w:r>
+              <w:rPr>
+                <w:rFonts w:ascii="맑은 고딕" w:hAnsi="맑은 고딕" w:eastAsia="맑은 고딕"/>
+                <w:b w:val="0"/>
+                <w:color w:val="333333"/>
+                <w:sz w:val="18"/>
+              </w:rPr>
+              <w:t xml:space="preserve"> 원안을 심의하고 수정을 요하는 사항이 있을 경우에는 소관부서장과 협의하여 수정한다. 다만, 처음의 뜻에서 벗어나지 아니하는 범위내의 자구의 수정, 체제의 정리 등은 협의 없이 할 수 있다.</w:t>
             </w:r>
           </w:p>
           <w:p>
@@ -1255,7 +1543,61 @@
                 <w:color w:val="333333"/>
                 <w:sz w:val="18"/>
               </w:rPr>
-              <w:t>④ 주무부서장의 심의를 마친 원안은 소관부서에 회송한다. 다만, 협의 조정되지 아니한 때에는 이견을 붙여 회송한다.</w:t>
+              <w:t xml:space="preserve">④ 주무부서장의 심의를 마친 원안은 소관부서에 </w:t>
+            </w:r>
+            <w:r>
+              <w:rPr>
+                <w:rFonts w:ascii="맑은 고딕" w:hAnsi="맑은 고딕" w:eastAsia="맑은 고딕"/>
+                <w:b w:val="0"/>
+                <w:color w:val="124AC8"/>
+                <w:sz w:val="18"/>
+              </w:rPr>
+              <w:t>회송한</w:t>
+            </w:r>
+            <w:r>
+              <w:rPr>
+                <w:rFonts w:ascii="맑은 고딕" w:hAnsi="맑은 고딕" w:eastAsia="맑은 고딕"/>
+                <w:b w:val="0"/>
+                <w:color w:val="333333"/>
+                <w:sz w:val="18"/>
+              </w:rPr>
+              <w:t xml:space="preserve">다. 다만, 협의 조정되지 </w:t>
+            </w:r>
+            <w:r>
+              <w:rPr>
+                <w:rFonts w:ascii="맑은 고딕" w:hAnsi="맑은 고딕" w:eastAsia="맑은 고딕"/>
+                <w:b w:val="0"/>
+                <w:color w:val="124AC8"/>
+                <w:sz w:val="18"/>
+              </w:rPr>
+              <w:t>아니한</w:t>
+            </w:r>
+            <w:r>
+              <w:rPr>
+                <w:rFonts w:ascii="맑은 고딕" w:hAnsi="맑은 고딕" w:eastAsia="맑은 고딕"/>
+                <w:b w:val="0"/>
+                <w:color w:val="333333"/>
+                <w:sz w:val="18"/>
+              </w:rPr>
+              <w:t xml:space="preserve"> 때에는 이견을 붙여 </w:t>
+            </w:r>
+            <w:r>
+              <w:rPr>
+                <w:rFonts w:ascii="맑은 고딕" w:hAnsi="맑은 고딕" w:eastAsia="맑은 고딕"/>
+                <w:b w:val="0"/>
+                <w:color w:val="124AC8"/>
+                <w:sz w:val="18"/>
+              </w:rPr>
+              <w:t>회송한</w:t>
+            </w:r>
+            <w:r>
+              <w:rPr>
+                <w:rFonts w:ascii="맑은 고딕" w:hAnsi="맑은 고딕" w:eastAsia="맑은 고딕"/>
+                <w:b w:val="0"/>
+                <w:color w:val="333333"/>
+                <w:sz w:val="18"/>
+              </w:rPr>
+              <w:t>다.</w:t>
             </w:r>
           </w:p>
           <w:p>
@@ -1595,7 +1937,169 @@
                 <w:color w:val="333333"/>
                 <w:sz w:val="18"/>
               </w:rPr>
-              <w:t>제8조(등록) 규정의 제정·개폐안이 결재되었을 때에는 주무부서장은 문서관리규정이 정하는 바에 따라 규정등록번호를 부여하여 규정등록(감독기관의 협의가 필요한 때에는 그 동의서 사본을 첨부)을 하여야 한다.</w:t>
+              <w:t xml:space="preserve">제8조(등록) 규정의 제정·개폐안이 결재되었을 때에는 주무부서장은 </w:t>
+            </w:r>
+            <w:r>
+              <w:rPr>
+                <w:rFonts w:ascii="맑은 고딕" w:hAnsi="맑은 고딕" w:eastAsia="맑은 고딕"/>
+                <w:b w:val="0"/>
+                <w:color w:val="124AC8"/>
+                <w:sz w:val="18"/>
+              </w:rPr>
+              <w:t>문서</w:t>
+            </w:r>
+            <w:r>
+              <w:rPr>
+                <w:rFonts w:ascii="맑은 고딕" w:hAnsi="맑은 고딕" w:eastAsia="맑은 고딕"/>
+                <w:b w:val="0"/>
+                <w:color w:val="333333"/>
+                <w:sz w:val="18"/>
+              </w:rPr>
+              <w:t>관리</w:t>
+            </w:r>
+            <w:r>
+              <w:rPr>
+                <w:rFonts w:ascii="맑은 고딕" w:hAnsi="맑은 고딕" w:eastAsia="맑은 고딕"/>
+                <w:b w:val="0"/>
+                <w:color w:val="124AC8"/>
+                <w:sz w:val="18"/>
+              </w:rPr>
+              <w:t>규정이</w:t>
+            </w:r>
+            <w:r>
+              <w:rPr>
+                <w:rFonts w:ascii="맑은 고딕" w:hAnsi="맑은 고딕" w:eastAsia="맑은 고딕"/>
+                <w:b w:val="0"/>
+                <w:color w:val="333333"/>
+                <w:sz w:val="18"/>
+              </w:rPr>
+              <w:t xml:space="preserve"> </w:t>
+            </w:r>
+            <w:r>
+              <w:rPr>
+                <w:rFonts w:ascii="맑은 고딕" w:hAnsi="맑은 고딕" w:eastAsia="맑은 고딕"/>
+                <w:b w:val="0"/>
+                <w:color w:val="124AC8"/>
+                <w:sz w:val="18"/>
+              </w:rPr>
+              <w:t>정</w:t>
+            </w:r>
+            <w:r>
+              <w:rPr>
+                <w:rFonts w:ascii="맑은 고딕" w:hAnsi="맑은 고딕" w:eastAsia="맑은 고딕"/>
+                <w:b w:val="0"/>
+                <w:color w:val="333333"/>
+                <w:sz w:val="18"/>
+              </w:rPr>
+              <w:t>하</w:t>
+            </w:r>
+            <w:r>
+              <w:rPr>
+                <w:rFonts w:ascii="맑은 고딕" w:hAnsi="맑은 고딕" w:eastAsia="맑은 고딕"/>
+                <w:b w:val="0"/>
+                <w:color w:val="124AC8"/>
+                <w:sz w:val="18"/>
+              </w:rPr>
+              <w:t>는</w:t>
+            </w:r>
+            <w:r>
+              <w:rPr>
+                <w:rFonts w:ascii="맑은 고딕" w:hAnsi="맑은 고딕" w:eastAsia="맑은 고딕"/>
+                <w:b w:val="0"/>
+                <w:color w:val="333333"/>
+                <w:sz w:val="18"/>
+              </w:rPr>
+              <w:t xml:space="preserve"> </w:t>
+            </w:r>
+            <w:r>
+              <w:rPr>
+                <w:rFonts w:ascii="맑은 고딕" w:hAnsi="맑은 고딕" w:eastAsia="맑은 고딕"/>
+                <w:b w:val="0"/>
+                <w:color w:val="124AC8"/>
+                <w:sz w:val="18"/>
+              </w:rPr>
+              <w:t>바</w:t>
+            </w:r>
+            <w:r>
+              <w:rPr>
+                <w:rFonts w:ascii="맑은 고딕" w:hAnsi="맑은 고딕" w:eastAsia="맑은 고딕"/>
+                <w:b w:val="0"/>
+                <w:color w:val="333333"/>
+                <w:sz w:val="18"/>
+              </w:rPr>
+              <w:t xml:space="preserve">에 따라 </w:t>
+            </w:r>
+            <w:r>
+              <w:rPr>
+                <w:rFonts w:ascii="맑은 고딕" w:hAnsi="맑은 고딕" w:eastAsia="맑은 고딕"/>
+                <w:b w:val="0"/>
+                <w:color w:val="124AC8"/>
+                <w:sz w:val="18"/>
+              </w:rPr>
+              <w:t>규정등록</w:t>
+            </w:r>
+            <w:r>
+              <w:rPr>
+                <w:rFonts w:ascii="맑은 고딕" w:hAnsi="맑은 고딕" w:eastAsia="맑은 고딕"/>
+                <w:b w:val="0"/>
+                <w:color w:val="333333"/>
+                <w:sz w:val="18"/>
+              </w:rPr>
+              <w:t>번호를 부여</w:t>
+            </w:r>
+            <w:r>
+              <w:rPr>
+                <w:rFonts w:ascii="맑은 고딕" w:hAnsi="맑은 고딕" w:eastAsia="맑은 고딕"/>
+                <w:b w:val="0"/>
+                <w:color w:val="124AC8"/>
+                <w:sz w:val="18"/>
+              </w:rPr>
+              <w:t>하여</w:t>
+            </w:r>
+            <w:r>
+              <w:rPr>
+                <w:rFonts w:ascii="맑은 고딕" w:hAnsi="맑은 고딕" w:eastAsia="맑은 고딕"/>
+                <w:b w:val="0"/>
+                <w:color w:val="333333"/>
+                <w:sz w:val="18"/>
+              </w:rPr>
+              <w:t xml:space="preserve"> </w:t>
+            </w:r>
+            <w:r>
+              <w:rPr>
+                <w:rFonts w:ascii="맑은 고딕" w:hAnsi="맑은 고딕" w:eastAsia="맑은 고딕"/>
+                <w:b w:val="0"/>
+                <w:color w:val="124AC8"/>
+                <w:sz w:val="18"/>
+              </w:rPr>
+              <w:t>규정등록(</w:t>
+            </w:r>
+            <w:r>
+              <w:rPr>
+                <w:rFonts w:ascii="맑은 고딕" w:hAnsi="맑은 고딕" w:eastAsia="맑은 고딕"/>
+                <w:b w:val="0"/>
+                <w:color w:val="333333"/>
+                <w:sz w:val="18"/>
+              </w:rPr>
+              <w:t>감독기관의 협의가 필요한 때에는 그 동의서 사본을 첨부</w:t>
+            </w:r>
+            <w:r>
+              <w:rPr>
+                <w:rFonts w:ascii="맑은 고딕" w:hAnsi="맑은 고딕" w:eastAsia="맑은 고딕"/>
+                <w:b w:val="0"/>
+                <w:color w:val="124AC8"/>
+                <w:sz w:val="18"/>
+              </w:rPr>
+              <w:t xml:space="preserve">)을 하여야 </w:t>
+            </w:r>
+            <w:r>
+              <w:rPr>
+                <w:rFonts w:ascii="맑은 고딕" w:hAnsi="맑은 고딕" w:eastAsia="맑은 고딕"/>
+                <w:b w:val="0"/>
+                <w:color w:val="333333"/>
+                <w:sz w:val="18"/>
+              </w:rPr>
+              <w:t>한다.</w:t>
             </w:r>
           </w:p>
         </w:tc>
@@ -1857,7 +2361,25 @@
                 <w:color w:val="333333"/>
                 <w:sz w:val="18"/>
               </w:rPr>
-              <w:t>제9조(시달절차)</w:t>
+              <w:t>제9조(</w:t>
+            </w:r>
+            <w:r>
+              <w:rPr>
+                <w:rFonts w:ascii="맑은 고딕" w:hAnsi="맑은 고딕" w:eastAsia="맑은 고딕"/>
+                <w:b w:val="0"/>
+                <w:color w:val="124AC8"/>
+                <w:sz w:val="18"/>
+              </w:rPr>
+              <w:t>시달</w:t>
+            </w:r>
+            <w:r>
+              <w:rPr>
+                <w:rFonts w:ascii="맑은 고딕" w:hAnsi="맑은 고딕" w:eastAsia="맑은 고딕"/>
+                <w:b w:val="0"/>
+                <w:color w:val="333333"/>
+                <w:sz w:val="18"/>
+              </w:rPr>
+              <w:t>절차)</w:t>
             </w:r>
           </w:p>
           <w:p>
@@ -1872,7 +2394,79 @@
                 <w:color w:val="333333"/>
                 <w:sz w:val="18"/>
               </w:rPr>
-              <w:t>① 주무부서장은 등록 필 규정을 규정은 대표이사 명의로, 지침은 전결권자 명의로서 시달한다.</w:t>
+              <w:t xml:space="preserve">① 주무부서장은 등록 </w:t>
+            </w:r>
+            <w:r>
+              <w:rPr>
+                <w:rFonts w:ascii="맑은 고딕" w:hAnsi="맑은 고딕" w:eastAsia="맑은 고딕"/>
+                <w:b w:val="0"/>
+                <w:color w:val="124AC8"/>
+                <w:sz w:val="18"/>
+              </w:rPr>
+              <w:t>필</w:t>
+            </w:r>
+            <w:r>
+              <w:rPr>
+                <w:rFonts w:ascii="맑은 고딕" w:hAnsi="맑은 고딕" w:eastAsia="맑은 고딕"/>
+                <w:b w:val="0"/>
+                <w:color w:val="333333"/>
+                <w:sz w:val="18"/>
+              </w:rPr>
+              <w:t xml:space="preserve"> 규</w:t>
+            </w:r>
+            <w:r>
+              <w:rPr>
+                <w:rFonts w:ascii="맑은 고딕" w:hAnsi="맑은 고딕" w:eastAsia="맑은 고딕"/>
+                <w:b w:val="0"/>
+                <w:color w:val="124AC8"/>
+                <w:sz w:val="18"/>
+              </w:rPr>
+              <w:t>정을</w:t>
+            </w:r>
+            <w:r>
+              <w:rPr>
+                <w:rFonts w:ascii="맑은 고딕" w:hAnsi="맑은 고딕" w:eastAsia="맑은 고딕"/>
+                <w:b w:val="0"/>
+                <w:color w:val="333333"/>
+                <w:sz w:val="18"/>
+              </w:rPr>
+              <w:t xml:space="preserve"> 규정은 대표이사 명의로, 지침은 전결권자 명의로</w:t>
+            </w:r>
+            <w:r>
+              <w:rPr>
+                <w:rFonts w:ascii="맑은 고딕" w:hAnsi="맑은 고딕" w:eastAsia="맑은 고딕"/>
+                <w:b w:val="0"/>
+                <w:color w:val="124AC8"/>
+                <w:sz w:val="18"/>
+              </w:rPr>
+              <w:t>서</w:t>
+            </w:r>
+            <w:r>
+              <w:rPr>
+                <w:rFonts w:ascii="맑은 고딕" w:hAnsi="맑은 고딕" w:eastAsia="맑은 고딕"/>
+                <w:b w:val="0"/>
+                <w:color w:val="333333"/>
+                <w:sz w:val="18"/>
+              </w:rPr>
+              <w:t xml:space="preserve"> </w:t>
+            </w:r>
+            <w:r>
+              <w:rPr>
+                <w:rFonts w:ascii="맑은 고딕" w:hAnsi="맑은 고딕" w:eastAsia="맑은 고딕"/>
+                <w:b w:val="0"/>
+                <w:color w:val="124AC8"/>
+                <w:sz w:val="18"/>
+              </w:rPr>
+              <w:t>시달</w:t>
+            </w:r>
+            <w:r>
+              <w:rPr>
+                <w:rFonts w:ascii="맑은 고딕" w:hAnsi="맑은 고딕" w:eastAsia="맑은 고딕"/>
+                <w:b w:val="0"/>
+                <w:color w:val="333333"/>
+                <w:sz w:val="18"/>
+              </w:rPr>
+              <w:t>한다.</w:t>
             </w:r>
           </w:p>
           <w:p>
@@ -1887,7 +2481,43 @@
                 <w:color w:val="333333"/>
                 <w:sz w:val="18"/>
               </w:rPr>
-              <w:t>② 규정을 시달하는 경우에는 제정·개폐의 사유를 간략히 명시하여야 하며 필요에 따라 다음 사항을 따로 통지할 수 있다.</w:t>
+              <w:t>② 규</w:t>
+            </w:r>
+            <w:r>
+              <w:rPr>
+                <w:rFonts w:ascii="맑은 고딕" w:hAnsi="맑은 고딕" w:eastAsia="맑은 고딕"/>
+                <w:b w:val="0"/>
+                <w:color w:val="124AC8"/>
+                <w:sz w:val="18"/>
+              </w:rPr>
+              <w:t>정을</w:t>
+            </w:r>
+            <w:r>
+              <w:rPr>
+                <w:rFonts w:ascii="맑은 고딕" w:hAnsi="맑은 고딕" w:eastAsia="맑은 고딕"/>
+                <w:b w:val="0"/>
+                <w:color w:val="333333"/>
+                <w:sz w:val="18"/>
+              </w:rPr>
+              <w:t xml:space="preserve"> </w:t>
+            </w:r>
+            <w:r>
+              <w:rPr>
+                <w:rFonts w:ascii="맑은 고딕" w:hAnsi="맑은 고딕" w:eastAsia="맑은 고딕"/>
+                <w:b w:val="0"/>
+                <w:color w:val="124AC8"/>
+                <w:sz w:val="18"/>
+              </w:rPr>
+              <w:t>시달</w:t>
+            </w:r>
+            <w:r>
+              <w:rPr>
+                <w:rFonts w:ascii="맑은 고딕" w:hAnsi="맑은 고딕" w:eastAsia="맑은 고딕"/>
+                <w:b w:val="0"/>
+                <w:color w:val="333333"/>
+                <w:sz w:val="18"/>
+              </w:rPr>
+              <w:t>하는 경우에는 제정·개폐의 사유를 간략히 명시하여야 하며 필요에 따라 다음 사항을 따로 통지할 수 있다.</w:t>
             </w:r>
           </w:p>
           <w:p>
@@ -1917,7 +2547,25 @@
                 <w:color w:val="333333"/>
                 <w:sz w:val="18"/>
               </w:rPr>
-              <w:t>2. 규정의 시행에 필요한 조치와 기타 준비사항</w:t>
+              <w:t xml:space="preserve">2. 규정의 시행에 필요한 조치와 </w:t>
+            </w:r>
+            <w:r>
+              <w:rPr>
+                <w:rFonts w:ascii="맑은 고딕" w:hAnsi="맑은 고딕" w:eastAsia="맑은 고딕"/>
+                <w:b w:val="0"/>
+                <w:color w:val="124AC8"/>
+                <w:sz w:val="18"/>
+              </w:rPr>
+              <w:t>기타</w:t>
+            </w:r>
+            <w:r>
+              <w:rPr>
+                <w:rFonts w:ascii="맑은 고딕" w:hAnsi="맑은 고딕" w:eastAsia="맑은 고딕"/>
+                <w:b w:val="0"/>
+                <w:color w:val="333333"/>
+                <w:sz w:val="18"/>
+              </w:rPr>
+              <w:t xml:space="preserve"> 준비사항</w:t>
             </w:r>
           </w:p>
         </w:tc>
@@ -2275,7 +2923,43 @@
                 <w:color w:val="333333"/>
                 <w:sz w:val="18"/>
               </w:rPr>
-              <w:t>제10조(효력발생일) 규정의 효력은 원칙적으로 시행일로부터 발생한다. 다만, 별도로 시행일을 정 하지 아니한 경우에는 문서 시달일로부터 그 효력이 발생한다.</w:t>
+              <w:t xml:space="preserve">제10조(효력발생일) 규정의 효력은 원칙적으로 시행일로부터 발생한다. 다만, 별도로 시행일을 정 하지 </w:t>
+            </w:r>
+            <w:r>
+              <w:rPr>
+                <w:rFonts w:ascii="맑은 고딕" w:hAnsi="맑은 고딕" w:eastAsia="맑은 고딕"/>
+                <w:b w:val="0"/>
+                <w:color w:val="124AC8"/>
+                <w:sz w:val="18"/>
+              </w:rPr>
+              <w:t>아니한</w:t>
+            </w:r>
+            <w:r>
+              <w:rPr>
+                <w:rFonts w:ascii="맑은 고딕" w:hAnsi="맑은 고딕" w:eastAsia="맑은 고딕"/>
+                <w:b w:val="0"/>
+                <w:color w:val="333333"/>
+                <w:sz w:val="18"/>
+              </w:rPr>
+              <w:t xml:space="preserve"> 경우에는 문서 </w:t>
+            </w:r>
+            <w:r>
+              <w:rPr>
+                <w:rFonts w:ascii="맑은 고딕" w:hAnsi="맑은 고딕" w:eastAsia="맑은 고딕"/>
+                <w:b w:val="0"/>
+                <w:color w:val="124AC8"/>
+                <w:sz w:val="18"/>
+              </w:rPr>
+              <w:t>시달</w:t>
+            </w:r>
+            <w:r>
+              <w:rPr>
+                <w:rFonts w:ascii="맑은 고딕" w:hAnsi="맑은 고딕" w:eastAsia="맑은 고딕"/>
+                <w:b w:val="0"/>
+                <w:color w:val="333333"/>
+                <w:sz w:val="18"/>
+              </w:rPr>
+              <w:t>일로부터 그 효력이 발생한다.</w:t>
             </w:r>
           </w:p>
         </w:tc>
@@ -2405,7 +3089,25 @@
                 <w:color w:val="333333"/>
                 <w:sz w:val="18"/>
               </w:rPr>
-              <w:t>② 규정은 정관, 이사회규정, 이사회 부의대상 규정, 대표이사 전결규정, 기타 일반규정의 순위로 하위 규정을 구속하고, 상위규정에 저촉되는 하위규정의 조항은 효력을 상실한다.</w:t>
+              <w:t xml:space="preserve">② 규정은 정관, 이사회규정, 이사회 부의대상 규정, 대표이사 전결규정, </w:t>
+            </w:r>
+            <w:r>
+              <w:rPr>
+                <w:rFonts w:ascii="맑은 고딕" w:hAnsi="맑은 고딕" w:eastAsia="맑은 고딕"/>
+                <w:b w:val="0"/>
+                <w:color w:val="124AC8"/>
+                <w:sz w:val="18"/>
+              </w:rPr>
+              <w:t>기타</w:t>
+            </w:r>
+            <w:r>
+              <w:rPr>
+                <w:rFonts w:ascii="맑은 고딕" w:hAnsi="맑은 고딕" w:eastAsia="맑은 고딕"/>
+                <w:b w:val="0"/>
+                <w:color w:val="333333"/>
+                <w:sz w:val="18"/>
+              </w:rPr>
+              <w:t xml:space="preserve"> 일반규정의 순위로 하위 규정을 구속하고, 상위규정에 저촉되는 하위규정의 조항은 효력을 상실한다.</w:t>
             </w:r>
           </w:p>
           <w:p>
@@ -2435,7 +3137,25 @@
                 <w:color w:val="333333"/>
                 <w:sz w:val="18"/>
               </w:rPr>
-              <w:t>④ 지침은 규정에 저촉되지 아니하는 범위 내에서 규정과 동일한 효력을 가진다. (2024. 09. 01. 본조 신설)</w:t>
+              <w:t xml:space="preserve">④ 지침은 규정에 저촉되지 </w:t>
+            </w:r>
+            <w:r>
+              <w:rPr>
+                <w:rFonts w:ascii="맑은 고딕" w:hAnsi="맑은 고딕" w:eastAsia="맑은 고딕"/>
+                <w:b w:val="0"/>
+                <w:color w:val="124AC8"/>
+                <w:sz w:val="18"/>
+              </w:rPr>
+              <w:t>아니하</w:t>
+            </w:r>
+            <w:r>
+              <w:rPr>
+                <w:rFonts w:ascii="맑은 고딕" w:hAnsi="맑은 고딕" w:eastAsia="맑은 고딕"/>
+                <w:b w:val="0"/>
+                <w:color w:val="333333"/>
+                <w:sz w:val="18"/>
+              </w:rPr>
+              <w:t>는 범위 내에서 규정과 동일한 효력을 가진다. (2024. 09. 01. 본조 신설)</w:t>
             </w:r>
           </w:p>
         </w:tc>
@@ -2695,7 +3415,25 @@
                 <w:color w:val="333333"/>
                 <w:sz w:val="18"/>
               </w:rPr>
-              <w:t>제12조(규정의 주지) 규정이 시달된 때에는 각 부실점장은 규정의 제정·개폐의 내용을 소속 직원 에게 철저히 주지시켜야 한다.</w:t>
+              <w:t xml:space="preserve">제12조(규정의 주지) 규정이 </w:t>
+            </w:r>
+            <w:r>
+              <w:rPr>
+                <w:rFonts w:ascii="맑은 고딕" w:hAnsi="맑은 고딕" w:eastAsia="맑은 고딕"/>
+                <w:b w:val="0"/>
+                <w:color w:val="124AC8"/>
+                <w:sz w:val="18"/>
+              </w:rPr>
+              <w:t>시달</w:t>
+            </w:r>
+            <w:r>
+              <w:rPr>
+                <w:rFonts w:ascii="맑은 고딕" w:hAnsi="맑은 고딕" w:eastAsia="맑은 고딕"/>
+                <w:b w:val="0"/>
+                <w:color w:val="333333"/>
+                <w:sz w:val="18"/>
+              </w:rPr>
+              <w:t>된 때에는 각 부실점장은 규정의 제정·개폐의 내용을 소속 직원 에게 철저히 주지시켜야 한다.</w:t>
             </w:r>
           </w:p>
         </w:tc>
@@ -2813,7 +3551,25 @@
                 <w:color w:val="333333"/>
                 <w:sz w:val="18"/>
               </w:rPr>
-              <w:t>제13조(해석) 규정의 해석은 소관부서장이 한다. 다만, 소관부서의 해석에 이의가 있거나 다른 부 서와 관계 있는 규정에 관하여 부서간 해석이 서로 다른 경우에는 주무부서장의 해석에 의한다.</w:t>
+              <w:t xml:space="preserve">제13조(해석) 규정의 해석은 소관부서장이 한다. 다만, 소관부서의 해석에 이의가 있거나 다른 부 서와 관계 있는 규정에 관하여 부서간 해석이 서로 다른 경우에는 주무부서장의 해석에 </w:t>
+            </w:r>
+            <w:r>
+              <w:rPr>
+                <w:rFonts w:ascii="맑은 고딕" w:hAnsi="맑은 고딕" w:eastAsia="맑은 고딕"/>
+                <w:b w:val="0"/>
+                <w:color w:val="124AC8"/>
+                <w:sz w:val="18"/>
+              </w:rPr>
+              <w:t>의한</w:t>
+            </w:r>
+            <w:r>
+              <w:rPr>
+                <w:rFonts w:ascii="맑은 고딕" w:hAnsi="맑은 고딕" w:eastAsia="맑은 고딕"/>
+                <w:b w:val="0"/>
+                <w:color w:val="333333"/>
+                <w:sz w:val="18"/>
+              </w:rPr>
+              <w:t>다.</w:t>
             </w:r>
           </w:p>
         </w:tc>
@@ -3112,7 +3868,7 @@
               <w:rPr>
                 <w:rFonts w:ascii="맑은 고딕" w:hAnsi="맑은 고딕" w:eastAsia="맑은 고딕"/>
                 <w:b w:val="0"/>
-                <w:color w:val="333333"/>
+                <w:color w:val="124AC8"/>
                 <w:sz w:val="18"/>
               </w:rPr>
               <w:t>제15조(규정집 간행)</w:t>
@@ -3127,7 +3883,7 @@
               <w:rPr>
                 <w:rFonts w:ascii="맑은 고딕" w:hAnsi="맑은 고딕" w:eastAsia="맑은 고딕"/>
                 <w:b w:val="0"/>
-                <w:color w:val="333333"/>
+                <w:color w:val="124AC8"/>
                 <w:sz w:val="18"/>
               </w:rPr>
               <w:t>① 주무부서장은 규정을 전산시스템 등에 등재하여 관리하며 필요시 규정집을 간행한다.</w:t>
@@ -3142,7 +3898,7 @@
               <w:rPr>
                 <w:rFonts w:ascii="맑은 고딕" w:hAnsi="맑은 고딕" w:eastAsia="맑은 고딕"/>
                 <w:b w:val="0"/>
-                <w:color w:val="333333"/>
+                <w:color w:val="124AC8"/>
                 <w:sz w:val="18"/>
               </w:rPr>
               <w:t>② 규정집은 현행 규정만을 수록하며, 현행 규정 세부사항은 『별표 제1호』의 사규목차에 의한다. (2024. 10. 24. 본항 개정)</w:t>
@@ -3182,7 +3938,7 @@
                 <w:color w:val="333333"/>
                 <w:sz w:val="16"/>
               </w:rPr>
-              <w:t>[경량화·시스템] ‘규정집 간행’ 불필요(사규관리시스템 검색·조회로 대체). 열람·정본은 신설 조항으로 흡수. ※별표 제1호 사규목차 참조 정리 [확인]</w:t>
+              <w:t>[경량화·시스템] ‘규정집 간행’ 불필요(시스템 검색·조회로 대체). 열람·정본은 신설 조항으로 흡수. 별표 제1호(소관부서)는 제6조②에서 유지(고아 참조 없음)</w:t>
             </w:r>
           </w:p>
         </w:tc>
@@ -3205,7 +3961,43 @@
                 <w:color w:val="333333"/>
                 <w:sz w:val="18"/>
               </w:rPr>
-              <w:t>제15조의2(규정의 취급) 규정 파일이나 규정의 전부 또는 일부 내용을 제3자에게 제공하거나 외부에 공개하여서는 아니된다. 다만, 법령상 공시대상이거나 주무부서장이 필요하다고 인정하는 경우에는 그러하지 아니하다. (2024. 09. 01. 본조 신설) 제2장 규정</w:t>
+              <w:t>제15조의2(규정의 취급) 규정 파일이나 규정의 전부 또는 일부 내용을 제3자에게 제공하거나 외부에 공개</w:t>
+            </w:r>
+            <w:r>
+              <w:rPr>
+                <w:rFonts w:ascii="맑은 고딕" w:hAnsi="맑은 고딕" w:eastAsia="맑은 고딕"/>
+                <w:b w:val="0"/>
+                <w:color w:val="124AC8"/>
+                <w:sz w:val="18"/>
+              </w:rPr>
+              <w:t>하여</w:t>
+            </w:r>
+            <w:r>
+              <w:rPr>
+                <w:rFonts w:ascii="맑은 고딕" w:hAnsi="맑은 고딕" w:eastAsia="맑은 고딕"/>
+                <w:b w:val="0"/>
+                <w:color w:val="333333"/>
+                <w:sz w:val="18"/>
+              </w:rPr>
+              <w:t xml:space="preserve">서는 </w:t>
+            </w:r>
+            <w:r>
+              <w:rPr>
+                <w:rFonts w:ascii="맑은 고딕" w:hAnsi="맑은 고딕" w:eastAsia="맑은 고딕"/>
+                <w:b w:val="0"/>
+                <w:color w:val="124AC8"/>
+                <w:sz w:val="18"/>
+              </w:rPr>
+              <w:t>아니</w:t>
+            </w:r>
+            <w:r>
+              <w:rPr>
+                <w:rFonts w:ascii="맑은 고딕" w:hAnsi="맑은 고딕" w:eastAsia="맑은 고딕"/>
+                <w:b w:val="0"/>
+                <w:color w:val="333333"/>
+                <w:sz w:val="18"/>
+              </w:rPr>
+              <w:t>된다. 다만, 법령상 공시대상이거나 주무부서장이 필요하다고 인정하는 경우에는 그러하지 아니하다. (2024. 09. 01. 본조 신설) 제2장 규정</w:t>
             </w:r>
           </w:p>
         </w:tc>
@@ -3320,7 +4112,43 @@
                 <w:color w:val="333333"/>
                 <w:sz w:val="18"/>
               </w:rPr>
-              <w:t>① 규정은 다음의 구분에 의하여 제정하여야 한다. 1.「규정」은 회사의 경영·조직·관리 및 영업 등에 관한 기본적인 사항을 정하되, 그 형식은 규정명, 본칙, 부칙으로 구분하여 「별지서식」의 규정 작성형식과 같이 한다. (2024. 10. 24. 본호 개정) 2.「지침」은 규정의 시행에 관한 구체적인 사항, 규정을 보충하는 사항, 기타 업무수행에 필요한 업무처리기준 및 절차에 관한 중요한 사항을 정한다.</w:t>
+              <w:t xml:space="preserve">① 규정은 다음의 구분에 </w:t>
+            </w:r>
+            <w:r>
+              <w:rPr>
+                <w:rFonts w:ascii="맑은 고딕" w:hAnsi="맑은 고딕" w:eastAsia="맑은 고딕"/>
+                <w:b w:val="0"/>
+                <w:color w:val="124AC8"/>
+                <w:sz w:val="18"/>
+              </w:rPr>
+              <w:t>의하여</w:t>
+            </w:r>
+            <w:r>
+              <w:rPr>
+                <w:rFonts w:ascii="맑은 고딕" w:hAnsi="맑은 고딕" w:eastAsia="맑은 고딕"/>
+                <w:b w:val="0"/>
+                <w:color w:val="333333"/>
+                <w:sz w:val="18"/>
+              </w:rPr>
+              <w:t xml:space="preserve"> 제정하여야 한다. 1.「규정」은 회사의 경영·조직·관리 및 영업 등에 관한 기본적인 사항을 정하되, 그 형식은 규정명, 본칙, 부칙으로 구분하여 「별지서식」의 규정 작성형식과 같이 한다. (2024. 10. 24. 본호 개정) 2.「지침」은 규정의 시행에 관한 구체적인 사항, 규정을 보충하는 사항, </w:t>
+            </w:r>
+            <w:r>
+              <w:rPr>
+                <w:rFonts w:ascii="맑은 고딕" w:hAnsi="맑은 고딕" w:eastAsia="맑은 고딕"/>
+                <w:b w:val="0"/>
+                <w:color w:val="124AC8"/>
+                <w:sz w:val="18"/>
+              </w:rPr>
+              <w:t>기타</w:t>
+            </w:r>
+            <w:r>
+              <w:rPr>
+                <w:rFonts w:ascii="맑은 고딕" w:hAnsi="맑은 고딕" w:eastAsia="맑은 고딕"/>
+                <w:b w:val="0"/>
+                <w:color w:val="333333"/>
+                <w:sz w:val="18"/>
+              </w:rPr>
+              <w:t xml:space="preserve"> 업무수행에 필요한 업무처리기준 및 절차에 관한 중요한 사항을 정한다.</w:t>
             </w:r>
           </w:p>
           <w:p>
@@ -3495,7 +4323,61 @@
                 <w:color w:val="333333"/>
                 <w:sz w:val="18"/>
               </w:rPr>
-              <w:t>② 규정화되어 등록되지 아니한 사항은 규정, 세칙의 명칭을 사용하여서는 아니된다.</w:t>
+              <w:t xml:space="preserve">② 규정화되어 등록되지 </w:t>
+            </w:r>
+            <w:r>
+              <w:rPr>
+                <w:rFonts w:ascii="맑은 고딕" w:hAnsi="맑은 고딕" w:eastAsia="맑은 고딕"/>
+                <w:b w:val="0"/>
+                <w:color w:val="124AC8"/>
+                <w:sz w:val="18"/>
+              </w:rPr>
+              <w:t>아니한</w:t>
+            </w:r>
+            <w:r>
+              <w:rPr>
+                <w:rFonts w:ascii="맑은 고딕" w:hAnsi="맑은 고딕" w:eastAsia="맑은 고딕"/>
+                <w:b w:val="0"/>
+                <w:color w:val="333333"/>
+                <w:sz w:val="18"/>
+              </w:rPr>
+              <w:t xml:space="preserve"> 사항은 규정, 세칙의 명칭을 사용</w:t>
+            </w:r>
+            <w:r>
+              <w:rPr>
+                <w:rFonts w:ascii="맑은 고딕" w:hAnsi="맑은 고딕" w:eastAsia="맑은 고딕"/>
+                <w:b w:val="0"/>
+                <w:color w:val="124AC8"/>
+                <w:sz w:val="18"/>
+              </w:rPr>
+              <w:t>하여</w:t>
+            </w:r>
+            <w:r>
+              <w:rPr>
+                <w:rFonts w:ascii="맑은 고딕" w:hAnsi="맑은 고딕" w:eastAsia="맑은 고딕"/>
+                <w:b w:val="0"/>
+                <w:color w:val="333333"/>
+                <w:sz w:val="18"/>
+              </w:rPr>
+              <w:t xml:space="preserve">서는 </w:t>
+            </w:r>
+            <w:r>
+              <w:rPr>
+                <w:rFonts w:ascii="맑은 고딕" w:hAnsi="맑은 고딕" w:eastAsia="맑은 고딕"/>
+                <w:b w:val="0"/>
+                <w:color w:val="124AC8"/>
+                <w:sz w:val="18"/>
+              </w:rPr>
+              <w:t>아니</w:t>
+            </w:r>
+            <w:r>
+              <w:rPr>
+                <w:rFonts w:ascii="맑은 고딕" w:hAnsi="맑은 고딕" w:eastAsia="맑은 고딕"/>
+                <w:b w:val="0"/>
+                <w:color w:val="333333"/>
+                <w:sz w:val="18"/>
+              </w:rPr>
+              <w:t>된다.</w:t>
             </w:r>
           </w:p>
         </w:tc>
@@ -3673,7 +4555,61 @@
                 <w:color w:val="333333"/>
                 <w:sz w:val="18"/>
               </w:rPr>
-              <w:t>② 여러 조문으로 된 규정은 보통「장」으로 나누며, 소분류를 더 필요로 할 때에는 절·관·목의 순으로 사용하고, 특히 조문이 많을 때에는 장의 분류 위에「편」을 둔다.</w:t>
+              <w:t>② 여러 조문으로 된 규정은 보통「장」으로 나누며, 소분류</w:t>
+            </w:r>
+            <w:r>
+              <w:rPr>
+                <w:rFonts w:ascii="맑은 고딕" w:hAnsi="맑은 고딕" w:eastAsia="맑은 고딕"/>
+                <w:b w:val="0"/>
+                <w:color w:val="124AC8"/>
+                <w:sz w:val="18"/>
+              </w:rPr>
+              <w:t>를</w:t>
+            </w:r>
+            <w:r>
+              <w:rPr>
+                <w:rFonts w:ascii="맑은 고딕" w:hAnsi="맑은 고딕" w:eastAsia="맑은 고딕"/>
+                <w:b w:val="0"/>
+                <w:color w:val="333333"/>
+                <w:sz w:val="18"/>
+              </w:rPr>
+              <w:t xml:space="preserve"> 더 필요</w:t>
+            </w:r>
+            <w:r>
+              <w:rPr>
+                <w:rFonts w:ascii="맑은 고딕" w:hAnsi="맑은 고딕" w:eastAsia="맑은 고딕"/>
+                <w:b w:val="0"/>
+                <w:color w:val="124AC8"/>
+                <w:sz w:val="18"/>
+              </w:rPr>
+              <w:t xml:space="preserve">로 </w:t>
+            </w:r>
+            <w:r>
+              <w:rPr>
+                <w:rFonts w:ascii="맑은 고딕" w:hAnsi="맑은 고딕" w:eastAsia="맑은 고딕"/>
+                <w:b w:val="0"/>
+                <w:color w:val="333333"/>
+                <w:sz w:val="18"/>
+              </w:rPr>
+              <w:t>할 때에는 절·관</w:t>
+            </w:r>
+            <w:r>
+              <w:rPr>
+                <w:rFonts w:ascii="맑은 고딕" w:hAnsi="맑은 고딕" w:eastAsia="맑은 고딕"/>
+                <w:b w:val="0"/>
+                <w:color w:val="124AC8"/>
+                <w:sz w:val="18"/>
+              </w:rPr>
+              <w:t>·목</w:t>
+            </w:r>
+            <w:r>
+              <w:rPr>
+                <w:rFonts w:ascii="맑은 고딕" w:hAnsi="맑은 고딕" w:eastAsia="맑은 고딕"/>
+                <w:b w:val="0"/>
+                <w:color w:val="333333"/>
+                <w:sz w:val="18"/>
+              </w:rPr>
+              <w:t>의 순으로 사용하고, 특히 조문이 많을 때에는 장의 분류 위에「편」을 둔다.</w:t>
             </w:r>
           </w:p>
           <w:p>
@@ -3688,7 +4624,70 @@
                 <w:color w:val="333333"/>
                 <w:sz w:val="18"/>
               </w:rPr>
-              <w:t>③ 편·장·절·관·목에는 각각 일련번호와 제목을 붙인다. 다만, 장·절·관·목의 일련번호는 이들이 속하는 편·장·절·관이 바뀔 때마다 1부터 시작한다. (2024. 09. 01. 본항 개정)</w:t>
+              <w:t>③ 편·장·절·관</w:t>
+            </w:r>
+            <w:r>
+              <w:rPr>
+                <w:rFonts w:ascii="맑은 고딕" w:hAnsi="맑은 고딕" w:eastAsia="맑은 고딕"/>
+                <w:b w:val="0"/>
+                <w:color w:val="124AC8"/>
+                <w:sz w:val="18"/>
+              </w:rPr>
+              <w:t>·목</w:t>
+            </w:r>
+            <w:r>
+              <w:rPr>
+                <w:rFonts w:ascii="맑은 고딕" w:hAnsi="맑은 고딕" w:eastAsia="맑은 고딕"/>
+                <w:b w:val="0"/>
+                <w:color w:val="333333"/>
+                <w:sz w:val="18"/>
+              </w:rPr>
+              <w:t>에는 각각 일련번호와 제목을 붙인다. 다만, 장·절·관</w:t>
+            </w:r>
+            <w:r>
+              <w:rPr>
+                <w:rFonts w:ascii="맑은 고딕" w:hAnsi="맑은 고딕" w:eastAsia="맑은 고딕"/>
+                <w:b w:val="0"/>
+                <w:color w:val="124AC8"/>
+                <w:sz w:val="18"/>
+              </w:rPr>
+              <w:t>·목</w:t>
+            </w:r>
+            <w:r>
+              <w:rPr>
+                <w:rFonts w:ascii="맑은 고딕" w:hAnsi="맑은 고딕" w:eastAsia="맑은 고딕"/>
+                <w:b w:val="0"/>
+                <w:color w:val="333333"/>
+                <w:sz w:val="18"/>
+              </w:rPr>
+              <w:t>의 일련번호는 이들이 속하는 편·장·절</w:t>
+            </w:r>
+            <w:r>
+              <w:rPr>
+                <w:rFonts w:ascii="맑은 고딕" w:hAnsi="맑은 고딕" w:eastAsia="맑은 고딕"/>
+                <w:b w:val="0"/>
+                <w:color w:val="124AC8"/>
+                <w:sz w:val="18"/>
+              </w:rPr>
+              <w:t>·관</w:t>
+            </w:r>
+            <w:r>
+              <w:rPr>
+                <w:rFonts w:ascii="맑은 고딕" w:hAnsi="맑은 고딕" w:eastAsia="맑은 고딕"/>
+                <w:b w:val="0"/>
+                <w:color w:val="333333"/>
+                <w:sz w:val="18"/>
+              </w:rPr>
+              <w:t>이 바뀔 때마다 1부터 시작한다.</w:t>
+            </w:r>
+            <w:r>
+              <w:rPr>
+                <w:rFonts w:ascii="맑은 고딕" w:hAnsi="맑은 고딕" w:eastAsia="맑은 고딕"/>
+                <w:b w:val="0"/>
+                <w:color w:val="124AC8"/>
+                <w:sz w:val="18"/>
+              </w:rPr>
+              <w:t xml:space="preserve"> (2024. 09. 01. 본항 개정)</w:t>
             </w:r>
           </w:p>
         </w:tc>
@@ -3884,7 +4883,43 @@
                 <w:color w:val="333333"/>
                 <w:sz w:val="18"/>
               </w:rPr>
-              <w:t>① 조에는 제1조부터 시작하는 일련번호를 붙이되 편·장·절·관·목이 바뀌더라도 그 번호순을 바꾸지 아니한다.</w:t>
+              <w:t>① 조에는 제1조부터 시작하는 일련번호를 붙이되 편·장·절·관</w:t>
+            </w:r>
+            <w:r>
+              <w:rPr>
+                <w:rFonts w:ascii="맑은 고딕" w:hAnsi="맑은 고딕" w:eastAsia="맑은 고딕"/>
+                <w:b w:val="0"/>
+                <w:color w:val="124AC8"/>
+                <w:sz w:val="18"/>
+              </w:rPr>
+              <w:t>·목</w:t>
+            </w:r>
+            <w:r>
+              <w:rPr>
+                <w:rFonts w:ascii="맑은 고딕" w:hAnsi="맑은 고딕" w:eastAsia="맑은 고딕"/>
+                <w:b w:val="0"/>
+                <w:color w:val="333333"/>
+                <w:sz w:val="18"/>
+              </w:rPr>
+              <w:t xml:space="preserve">이 바뀌더라도 그 번호순을 바꾸지 </w:t>
+            </w:r>
+            <w:r>
+              <w:rPr>
+                <w:rFonts w:ascii="맑은 고딕" w:hAnsi="맑은 고딕" w:eastAsia="맑은 고딕"/>
+                <w:b w:val="0"/>
+                <w:color w:val="124AC8"/>
+                <w:sz w:val="18"/>
+              </w:rPr>
+              <w:t>아니한</w:t>
+            </w:r>
+            <w:r>
+              <w:rPr>
+                <w:rFonts w:ascii="맑은 고딕" w:hAnsi="맑은 고딕" w:eastAsia="맑은 고딕"/>
+                <w:b w:val="0"/>
+                <w:color w:val="333333"/>
+                <w:sz w:val="18"/>
+              </w:rPr>
+              <w:t>다.</w:t>
             </w:r>
           </w:p>
           <w:p>
@@ -4041,7 +5076,25 @@
                 <w:color w:val="333333"/>
                 <w:sz w:val="18"/>
               </w:rPr>
-              <w:t>② 후단의 문장이 “다만” 또는 “그러나”로 시작할 경우에는 이를「단서」, 전단을「본문」이라 하며, 단서는 본문에 계속하여 쓰되 행을 바꾸지 아니한다.</w:t>
+              <w:t xml:space="preserve">② 후단의 문장이 “다만” 또는 “그러나”로 시작할 경우에는 이를「단서」, 전단을「본문」이라 하며, 단서는 본문에 계속하여 쓰되 행을 바꾸지 </w:t>
+            </w:r>
+            <w:r>
+              <w:rPr>
+                <w:rFonts w:ascii="맑은 고딕" w:hAnsi="맑은 고딕" w:eastAsia="맑은 고딕"/>
+                <w:b w:val="0"/>
+                <w:color w:val="124AC8"/>
+                <w:sz w:val="18"/>
+              </w:rPr>
+              <w:t>아니한</w:t>
+            </w:r>
+            <w:r>
+              <w:rPr>
+                <w:rFonts w:ascii="맑은 고딕" w:hAnsi="맑은 고딕" w:eastAsia="맑은 고딕"/>
+                <w:b w:val="0"/>
+                <w:color w:val="333333"/>
+                <w:sz w:val="18"/>
+              </w:rPr>
+              <w:t>다.</w:t>
             </w:r>
           </w:p>
           <w:p>
@@ -4243,7 +5296,25 @@
                 <w:color w:val="333333"/>
                 <w:sz w:val="18"/>
               </w:rPr>
-              <w:t>3. 기타 부수사항</w:t>
+              <w:t xml:space="preserve">3. </w:t>
+            </w:r>
+            <w:r>
+              <w:rPr>
+                <w:rFonts w:ascii="맑은 고딕" w:hAnsi="맑은 고딕" w:eastAsia="맑은 고딕"/>
+                <w:b w:val="0"/>
+                <w:color w:val="124AC8"/>
+                <w:sz w:val="18"/>
+              </w:rPr>
+              <w:t>기타</w:t>
+            </w:r>
+            <w:r>
+              <w:rPr>
+                <w:rFonts w:ascii="맑은 고딕" w:hAnsi="맑은 고딕" w:eastAsia="맑은 고딕"/>
+                <w:b w:val="0"/>
+                <w:color w:val="333333"/>
+                <w:sz w:val="18"/>
+              </w:rPr>
+              <w:t xml:space="preserve"> 부수사항</w:t>
             </w:r>
           </w:p>
           <w:p>
@@ -4535,7 +5606,43 @@
                 <w:color w:val="333333"/>
                 <w:sz w:val="18"/>
               </w:rPr>
-              <w:t>1. 규정명 바로 아래에 시행일자와 제정ㆍ개정ㆍ폐지일자를 두 개의 대괄호로 나누어 한 줄로 표시하되, 다음 각 목에 따른다.</w:t>
+              <w:t>1. 규정명 바로 아래에 시행일자와 제정</w:t>
+            </w:r>
+            <w:r>
+              <w:rPr>
+                <w:rFonts w:ascii="맑은 고딕" w:hAnsi="맑은 고딕" w:eastAsia="맑은 고딕"/>
+                <w:b w:val="0"/>
+                <w:color w:val="124AC8"/>
+                <w:sz w:val="18"/>
+              </w:rPr>
+              <w:t>ㆍ</w:t>
+            </w:r>
+            <w:r>
+              <w:rPr>
+                <w:rFonts w:ascii="맑은 고딕" w:hAnsi="맑은 고딕" w:eastAsia="맑은 고딕"/>
+                <w:b w:val="0"/>
+                <w:color w:val="333333"/>
+                <w:sz w:val="18"/>
+              </w:rPr>
+              <w:t>개정</w:t>
+            </w:r>
+            <w:r>
+              <w:rPr>
+                <w:rFonts w:ascii="맑은 고딕" w:hAnsi="맑은 고딕" w:eastAsia="맑은 고딕"/>
+                <w:b w:val="0"/>
+                <w:color w:val="124AC8"/>
+                <w:sz w:val="18"/>
+              </w:rPr>
+              <w:t>ㆍ</w:t>
+            </w:r>
+            <w:r>
+              <w:rPr>
+                <w:rFonts w:ascii="맑은 고딕" w:hAnsi="맑은 고딕" w:eastAsia="맑은 고딕"/>
+                <w:b w:val="0"/>
+                <w:color w:val="333333"/>
+                <w:sz w:val="18"/>
+              </w:rPr>
+              <w:t>폐지일자를 두 개의 대괄호로 나누어 한 줄로 표시하되, 다음 각 목에 따른다.</w:t>
             </w:r>
           </w:p>
           <w:p>
@@ -4565,7 +5672,25 @@
                 <w:color w:val="333333"/>
                 <w:sz w:val="18"/>
               </w:rPr>
-              <w:t>나. 뒤 대괄호에는 해당 조치의 일자(제정일ㆍ개정일 또는 폐지일)를 적고, 이어서 문서번호를 적는다.</w:t>
+              <w:t>나. 뒤 대괄호에는 해당 조치의 일자(제정일</w:t>
+            </w:r>
+            <w:r>
+              <w:rPr>
+                <w:rFonts w:ascii="맑은 고딕" w:hAnsi="맑은 고딕" w:eastAsia="맑은 고딕"/>
+                <w:b w:val="0"/>
+                <w:color w:val="124AC8"/>
+                <w:sz w:val="18"/>
+              </w:rPr>
+              <w:t>ㆍ</w:t>
+            </w:r>
+            <w:r>
+              <w:rPr>
+                <w:rFonts w:ascii="맑은 고딕" w:hAnsi="맑은 고딕" w:eastAsia="맑은 고딕"/>
+                <w:b w:val="0"/>
+                <w:color w:val="333333"/>
+                <w:sz w:val="18"/>
+              </w:rPr>
+              <w:t>개정일 또는 폐지일)를 적고, 이어서 문서번호를 적는다.</w:t>
             </w:r>
           </w:p>
           <w:p>
@@ -4580,7 +5705,43 @@
                 <w:color w:val="333333"/>
                 <w:sz w:val="18"/>
               </w:rPr>
-              <w:t>다. 문서번호는 “구분-연도-순번”의 형식으로 하며, 구분은 뒤 대괄호의 일자에 해당하는 제정ㆍ개정ㆍ폐지로, 연도는 4자리 서기연도로, 순번은 구분에 관계없이 그 해에 부여되는 사규 등록 일련번호(통산)로 한다.</w:t>
+              <w:t>다. 문서번호는 “구분-연도-순번”의 형식으로 하며, 구분은 뒤 대괄호의 일자에 해당하는 제정</w:t>
+            </w:r>
+            <w:r>
+              <w:rPr>
+                <w:rFonts w:ascii="맑은 고딕" w:hAnsi="맑은 고딕" w:eastAsia="맑은 고딕"/>
+                <w:b w:val="0"/>
+                <w:color w:val="124AC8"/>
+                <w:sz w:val="18"/>
+              </w:rPr>
+              <w:t>ㆍ</w:t>
+            </w:r>
+            <w:r>
+              <w:rPr>
+                <w:rFonts w:ascii="맑은 고딕" w:hAnsi="맑은 고딕" w:eastAsia="맑은 고딕"/>
+                <w:b w:val="0"/>
+                <w:color w:val="333333"/>
+                <w:sz w:val="18"/>
+              </w:rPr>
+              <w:t>개정</w:t>
+            </w:r>
+            <w:r>
+              <w:rPr>
+                <w:rFonts w:ascii="맑은 고딕" w:hAnsi="맑은 고딕" w:eastAsia="맑은 고딕"/>
+                <w:b w:val="0"/>
+                <w:color w:val="124AC8"/>
+                <w:sz w:val="18"/>
+              </w:rPr>
+              <w:t>ㆍ</w:t>
+            </w:r>
+            <w:r>
+              <w:rPr>
+                <w:rFonts w:ascii="맑은 고딕" w:hAnsi="맑은 고딕" w:eastAsia="맑은 고딕"/>
+                <w:b w:val="0"/>
+                <w:color w:val="333333"/>
+                <w:sz w:val="18"/>
+              </w:rPr>
+              <w:t>폐지로, 연도는 4자리 서기연도로, 순번은 구분에 관계없이 그 해에 부여되는 사규 등록 일련번호(통산)로 한다.</w:t>
             </w:r>
           </w:p>
           <w:p>
@@ -4595,7 +5756,61 @@
                 <w:color w:val="333333"/>
                 <w:sz w:val="18"/>
               </w:rPr>
-              <w:t>라. 제정ㆍ개정ㆍ폐지 여부와 관계없이 앞 대괄호의 시행일자 표시는 생략하지 아니한다.</w:t>
+              <w:t>라. 제정</w:t>
+            </w:r>
+            <w:r>
+              <w:rPr>
+                <w:rFonts w:ascii="맑은 고딕" w:hAnsi="맑은 고딕" w:eastAsia="맑은 고딕"/>
+                <w:b w:val="0"/>
+                <w:color w:val="124AC8"/>
+                <w:sz w:val="18"/>
+              </w:rPr>
+              <w:t>ㆍ</w:t>
+            </w:r>
+            <w:r>
+              <w:rPr>
+                <w:rFonts w:ascii="맑은 고딕" w:hAnsi="맑은 고딕" w:eastAsia="맑은 고딕"/>
+                <w:b w:val="0"/>
+                <w:color w:val="333333"/>
+                <w:sz w:val="18"/>
+              </w:rPr>
+              <w:t>개정</w:t>
+            </w:r>
+            <w:r>
+              <w:rPr>
+                <w:rFonts w:ascii="맑은 고딕" w:hAnsi="맑은 고딕" w:eastAsia="맑은 고딕"/>
+                <w:b w:val="0"/>
+                <w:color w:val="124AC8"/>
+                <w:sz w:val="18"/>
+              </w:rPr>
+              <w:t>ㆍ</w:t>
+            </w:r>
+            <w:r>
+              <w:rPr>
+                <w:rFonts w:ascii="맑은 고딕" w:hAnsi="맑은 고딕" w:eastAsia="맑은 고딕"/>
+                <w:b w:val="0"/>
+                <w:color w:val="333333"/>
+                <w:sz w:val="18"/>
+              </w:rPr>
+              <w:t xml:space="preserve">폐지 여부와 관계없이 앞 대괄호의 시행일자 표시는 생략하지 </w:t>
+            </w:r>
+            <w:r>
+              <w:rPr>
+                <w:rFonts w:ascii="맑은 고딕" w:hAnsi="맑은 고딕" w:eastAsia="맑은 고딕"/>
+                <w:b w:val="0"/>
+                <w:color w:val="124AC8"/>
+                <w:sz w:val="18"/>
+              </w:rPr>
+              <w:t>아니한</w:t>
+            </w:r>
+            <w:r>
+              <w:rPr>
+                <w:rFonts w:ascii="맑은 고딕" w:hAnsi="맑은 고딕" w:eastAsia="맑은 고딕"/>
+                <w:b w:val="0"/>
+                <w:color w:val="333333"/>
+                <w:sz w:val="18"/>
+              </w:rPr>
+              <w:t>다.</w:t>
             </w:r>
           </w:p>
           <w:p>
@@ -4685,7 +5900,79 @@
                 <w:color w:val="333333"/>
                 <w:sz w:val="18"/>
               </w:rPr>
-              <w:t>5. 표ㆍ도면ㆍ서식(별표ㆍ별도ㆍ별지서식 포함)의 경우에도 제2호 부터 제4호를 준용하여 표시하되, 변경된 부분에 대하여 개정이력을 표시함이 어렵거나 적절하지 않은 경우 그 표시를 생략할 수 있다.</w:t>
+              <w:t>5. 표</w:t>
+            </w:r>
+            <w:r>
+              <w:rPr>
+                <w:rFonts w:ascii="맑은 고딕" w:hAnsi="맑은 고딕" w:eastAsia="맑은 고딕"/>
+                <w:b w:val="0"/>
+                <w:color w:val="124AC8"/>
+                <w:sz w:val="18"/>
+              </w:rPr>
+              <w:t>ㆍ</w:t>
+            </w:r>
+            <w:r>
+              <w:rPr>
+                <w:rFonts w:ascii="맑은 고딕" w:hAnsi="맑은 고딕" w:eastAsia="맑은 고딕"/>
+                <w:b w:val="0"/>
+                <w:color w:val="333333"/>
+                <w:sz w:val="18"/>
+              </w:rPr>
+              <w:t>도면</w:t>
+            </w:r>
+            <w:r>
+              <w:rPr>
+                <w:rFonts w:ascii="맑은 고딕" w:hAnsi="맑은 고딕" w:eastAsia="맑은 고딕"/>
+                <w:b w:val="0"/>
+                <w:color w:val="124AC8"/>
+                <w:sz w:val="18"/>
+              </w:rPr>
+              <w:t>ㆍ</w:t>
+            </w:r>
+            <w:r>
+              <w:rPr>
+                <w:rFonts w:ascii="맑은 고딕" w:hAnsi="맑은 고딕" w:eastAsia="맑은 고딕"/>
+                <w:b w:val="0"/>
+                <w:color w:val="333333"/>
+                <w:sz w:val="18"/>
+              </w:rPr>
+              <w:t>서식(별표</w:t>
+            </w:r>
+            <w:r>
+              <w:rPr>
+                <w:rFonts w:ascii="맑은 고딕" w:hAnsi="맑은 고딕" w:eastAsia="맑은 고딕"/>
+                <w:b w:val="0"/>
+                <w:color w:val="124AC8"/>
+                <w:sz w:val="18"/>
+              </w:rPr>
+              <w:t>ㆍ</w:t>
+            </w:r>
+            <w:r>
+              <w:rPr>
+                <w:rFonts w:ascii="맑은 고딕" w:hAnsi="맑은 고딕" w:eastAsia="맑은 고딕"/>
+                <w:b w:val="0"/>
+                <w:color w:val="333333"/>
+                <w:sz w:val="18"/>
+              </w:rPr>
+              <w:t>별도</w:t>
+            </w:r>
+            <w:r>
+              <w:rPr>
+                <w:rFonts w:ascii="맑은 고딕" w:hAnsi="맑은 고딕" w:eastAsia="맑은 고딕"/>
+                <w:b w:val="0"/>
+                <w:color w:val="124AC8"/>
+                <w:sz w:val="18"/>
+              </w:rPr>
+              <w:t>ㆍ</w:t>
+            </w:r>
+            <w:r>
+              <w:rPr>
+                <w:rFonts w:ascii="맑은 고딕" w:hAnsi="맑은 고딕" w:eastAsia="맑은 고딕"/>
+                <w:b w:val="0"/>
+                <w:color w:val="333333"/>
+                <w:sz w:val="18"/>
+              </w:rPr>
+              <w:t>별지서식 포함)의 경우에도 제2호 부터 제4호를 준용하여 표시하되, 변경된 부분에 대하여 개정이력을 표시함이 어렵거나 적절하지 않은 경우 그 표시를 생략할 수 있다.</w:t>
             </w:r>
           </w:p>
           <w:p>
@@ -4730,7 +6017,43 @@
                 <w:color w:val="333333"/>
                 <w:sz w:val="18"/>
               </w:rPr>
-              <w:t>2. 신설ㆍ개정된 조문의 변경 부분에 대하여는 개정이력을 별도로 표시하지 아니한다. 다만, 전부개정 시 변경되지 않은 조문은 그 개정이력을 유지한다. (2026. 06. 02. 본조 개정)</w:t>
+              <w:t>2. 신설</w:t>
+            </w:r>
+            <w:r>
+              <w:rPr>
+                <w:rFonts w:ascii="맑은 고딕" w:hAnsi="맑은 고딕" w:eastAsia="맑은 고딕"/>
+                <w:b w:val="0"/>
+                <w:color w:val="124AC8"/>
+                <w:sz w:val="18"/>
+              </w:rPr>
+              <w:t>ㆍ</w:t>
+            </w:r>
+            <w:r>
+              <w:rPr>
+                <w:rFonts w:ascii="맑은 고딕" w:hAnsi="맑은 고딕" w:eastAsia="맑은 고딕"/>
+                <w:b w:val="0"/>
+                <w:color w:val="333333"/>
+                <w:sz w:val="18"/>
+              </w:rPr>
+              <w:t xml:space="preserve">개정된 조문의 변경 부분에 대하여는 개정이력을 별도로 표시하지 </w:t>
+            </w:r>
+            <w:r>
+              <w:rPr>
+                <w:rFonts w:ascii="맑은 고딕" w:hAnsi="맑은 고딕" w:eastAsia="맑은 고딕"/>
+                <w:b w:val="0"/>
+                <w:color w:val="124AC8"/>
+                <w:sz w:val="18"/>
+              </w:rPr>
+              <w:t>아니한</w:t>
+            </w:r>
+            <w:r>
+              <w:rPr>
+                <w:rFonts w:ascii="맑은 고딕" w:hAnsi="맑은 고딕" w:eastAsia="맑은 고딕"/>
+                <w:b w:val="0"/>
+                <w:color w:val="333333"/>
+                <w:sz w:val="18"/>
+              </w:rPr>
+              <w:t>다. 다만, 전부개정 시 변경되지 않은 조문은 그 개정이력을 유지한다. (2026. 06. 02. 본조 개정)</w:t>
             </w:r>
           </w:p>
         </w:tc>
@@ -5301,7 +6624,25 @@
                 <w:color w:val="333333"/>
                 <w:sz w:val="18"/>
               </w:rPr>
-              <w:t>② 한글만으로는 이해하기 어렵거나 착오 또는 혼란을 일으킬 우려가 있는 경우에는 괄호 안에 한자, 영문자 등과 기타 수식 등 필요한 부호를 함께 적을 수 있다. (2024. 09. 01. 본조 신설)</w:t>
+              <w:t xml:space="preserve">② 한글만으로는 이해하기 어렵거나 착오 또는 혼란을 일으킬 우려가 있는 경우에는 괄호 안에 한자, 영문자 등과 </w:t>
+            </w:r>
+            <w:r>
+              <w:rPr>
+                <w:rFonts w:ascii="맑은 고딕" w:hAnsi="맑은 고딕" w:eastAsia="맑은 고딕"/>
+                <w:b w:val="0"/>
+                <w:color w:val="124AC8"/>
+                <w:sz w:val="18"/>
+              </w:rPr>
+              <w:t>기타</w:t>
+            </w:r>
+            <w:r>
+              <w:rPr>
+                <w:rFonts w:ascii="맑은 고딕" w:hAnsi="맑은 고딕" w:eastAsia="맑은 고딕"/>
+                <w:b w:val="0"/>
+                <w:color w:val="333333"/>
+                <w:sz w:val="18"/>
+              </w:rPr>
+              <w:t xml:space="preserve"> 수식 등 필요한 부호를 함께 적을 수 있다. (2024. 09. 01. 본조 신설)</w:t>
             </w:r>
           </w:p>
         </w:tc>
@@ -5443,7 +6784,43 @@
                 <w:color w:val="333333"/>
                 <w:sz w:val="18"/>
               </w:rPr>
-              <w:t>② 정의의 설명중에는 정의하고자 하는 것과 동일한 명칭 또는 동의어를 피하여야 하며, 비유적인 용어, 해석이 어려운 전문용어 및 여러가지 의미로 해석되는 용어를 사용하여서는 아니된다.</w:t>
+              <w:t>② 정의의 설명중에는 정의하고자 하는 것과 동일한 명칭 또는 동의어를 피하여야 하며, 비유적인 용어, 해석이 어려운 전문용어 및 여러가지 의미로 해석되는 용어를 사용</w:t>
+            </w:r>
+            <w:r>
+              <w:rPr>
+                <w:rFonts w:ascii="맑은 고딕" w:hAnsi="맑은 고딕" w:eastAsia="맑은 고딕"/>
+                <w:b w:val="0"/>
+                <w:color w:val="124AC8"/>
+                <w:sz w:val="18"/>
+              </w:rPr>
+              <w:t>하여</w:t>
+            </w:r>
+            <w:r>
+              <w:rPr>
+                <w:rFonts w:ascii="맑은 고딕" w:hAnsi="맑은 고딕" w:eastAsia="맑은 고딕"/>
+                <w:b w:val="0"/>
+                <w:color w:val="333333"/>
+                <w:sz w:val="18"/>
+              </w:rPr>
+              <w:t xml:space="preserve">서는 </w:t>
+            </w:r>
+            <w:r>
+              <w:rPr>
+                <w:rFonts w:ascii="맑은 고딕" w:hAnsi="맑은 고딕" w:eastAsia="맑은 고딕"/>
+                <w:b w:val="0"/>
+                <w:color w:val="124AC8"/>
+                <w:sz w:val="18"/>
+              </w:rPr>
+              <w:t>아니</w:t>
+            </w:r>
+            <w:r>
+              <w:rPr>
+                <w:rFonts w:ascii="맑은 고딕" w:hAnsi="맑은 고딕" w:eastAsia="맑은 고딕"/>
+                <w:b w:val="0"/>
+                <w:color w:val="333333"/>
+                <w:sz w:val="18"/>
+              </w:rPr>
+              <w:t>된다.</w:t>
             </w:r>
           </w:p>
         </w:tc>
@@ -5648,7 +7025,43 @@
                 <w:color w:val="333333"/>
                 <w:sz w:val="18"/>
               </w:rPr>
-              <w:t>4. ···하여서는 아니된다. ···할 수 없다.(금지규정)</w:t>
+              <w:t>4. ···</w:t>
+            </w:r>
+            <w:r>
+              <w:rPr>
+                <w:rFonts w:ascii="맑은 고딕" w:hAnsi="맑은 고딕" w:eastAsia="맑은 고딕"/>
+                <w:b w:val="0"/>
+                <w:color w:val="124AC8"/>
+                <w:sz w:val="18"/>
+              </w:rPr>
+              <w:t>하여</w:t>
+            </w:r>
+            <w:r>
+              <w:rPr>
+                <w:rFonts w:ascii="맑은 고딕" w:hAnsi="맑은 고딕" w:eastAsia="맑은 고딕"/>
+                <w:b w:val="0"/>
+                <w:color w:val="333333"/>
+                <w:sz w:val="18"/>
+              </w:rPr>
+              <w:t xml:space="preserve">서는 </w:t>
+            </w:r>
+            <w:r>
+              <w:rPr>
+                <w:rFonts w:ascii="맑은 고딕" w:hAnsi="맑은 고딕" w:eastAsia="맑은 고딕"/>
+                <w:b w:val="0"/>
+                <w:color w:val="124AC8"/>
+                <w:sz w:val="18"/>
+              </w:rPr>
+              <w:t>아니</w:t>
+            </w:r>
+            <w:r>
+              <w:rPr>
+                <w:rFonts w:ascii="맑은 고딕" w:hAnsi="맑은 고딕" w:eastAsia="맑은 고딕"/>
+                <w:b w:val="0"/>
+                <w:color w:val="333333"/>
+                <w:sz w:val="18"/>
+              </w:rPr>
+              <w:t>된다. ···할 수 없다.(금지규정)</w:t>
             </w:r>
           </w:p>
           <w:p>
@@ -5928,7 +7341,25 @@
                 <w:color w:val="333333"/>
                 <w:sz w:val="18"/>
               </w:rPr>
-              <w:t>3. 대등하거나 밀접한 관계에 있는 단어가 열거되어 있는 경우에는 단어 사이에 가운데 점(ㆍ)을 찍는다.</w:t>
+              <w:t>3. 대등하거나 밀접한 관계에 있는 단어가 열거되어 있는 경우에는 단어 사이에 가운데 점(</w:t>
+            </w:r>
+            <w:r>
+              <w:rPr>
+                <w:rFonts w:ascii="맑은 고딕" w:hAnsi="맑은 고딕" w:eastAsia="맑은 고딕"/>
+                <w:b w:val="0"/>
+                <w:color w:val="124AC8"/>
+                <w:sz w:val="18"/>
+              </w:rPr>
+              <w:t>ㆍ</w:t>
+            </w:r>
+            <w:r>
+              <w:rPr>
+                <w:rFonts w:ascii="맑은 고딕" w:hAnsi="맑은 고딕" w:eastAsia="맑은 고딕"/>
+                <w:b w:val="0"/>
+                <w:color w:val="333333"/>
+                <w:sz w:val="18"/>
+              </w:rPr>
+              <w:t>)을 찍는다.</w:t>
             </w:r>
           </w:p>
           <w:p>
@@ -6362,7 +7793,25 @@
                 <w:color w:val="333333"/>
                 <w:sz w:val="18"/>
               </w:rPr>
-              <w:t>1. 그 서식에 의한 사무절차가 적합하고 실제로 필요한가</w:t>
+              <w:t xml:space="preserve">1. 그 서식에 </w:t>
+            </w:r>
+            <w:r>
+              <w:rPr>
+                <w:rFonts w:ascii="맑은 고딕" w:hAnsi="맑은 고딕" w:eastAsia="맑은 고딕"/>
+                <w:b w:val="0"/>
+                <w:color w:val="124AC8"/>
+                <w:sz w:val="18"/>
+              </w:rPr>
+              <w:t>의한</w:t>
+            </w:r>
+            <w:r>
+              <w:rPr>
+                <w:rFonts w:ascii="맑은 고딕" w:hAnsi="맑은 고딕" w:eastAsia="맑은 고딕"/>
+                <w:b w:val="0"/>
+                <w:color w:val="333333"/>
+                <w:sz w:val="18"/>
+              </w:rPr>
+              <w:t xml:space="preserve"> 사무절차가 적합하고 실제로 필요한가</w:t>
             </w:r>
           </w:p>
           <w:p>
@@ -6407,7 +7856,25 @@
                 <w:color w:val="333333"/>
                 <w:sz w:val="18"/>
               </w:rPr>
-              <w:t>4. 그 서식에 의하여 사무능률의 향상을 기할 수 있는가</w:t>
+              <w:t xml:space="preserve">4. 그 서식에 </w:t>
+            </w:r>
+            <w:r>
+              <w:rPr>
+                <w:rFonts w:ascii="맑은 고딕" w:hAnsi="맑은 고딕" w:eastAsia="맑은 고딕"/>
+                <w:b w:val="0"/>
+                <w:color w:val="124AC8"/>
+                <w:sz w:val="18"/>
+              </w:rPr>
+              <w:t>의하여</w:t>
+            </w:r>
+            <w:r>
+              <w:rPr>
+                <w:rFonts w:ascii="맑은 고딕" w:hAnsi="맑은 고딕" w:eastAsia="맑은 고딕"/>
+                <w:b w:val="0"/>
+                <w:color w:val="333333"/>
+                <w:sz w:val="18"/>
+              </w:rPr>
+              <w:t xml:space="preserve"> 사무능률의 향상을 기할 수 있는가</w:t>
             </w:r>
           </w:p>
         </w:tc>
@@ -6648,7 +8115,25 @@
                 <w:color w:val="333333"/>
                 <w:sz w:val="18"/>
               </w:rPr>
-              <w:t>③ 소관부서는『인쇄서식』의 경우 제1,2항의 규정에 의해 등록된 서식의 견양 2매를 주무부서에 제출하여야 한다.</w:t>
+              <w:t>③ 소관부서는『인쇄서식』의 경우 제1,2항의 규정에 의해 등록된 서식의 견</w:t>
+            </w:r>
+            <w:r>
+              <w:rPr>
+                <w:rFonts w:ascii="맑은 고딕" w:hAnsi="맑은 고딕" w:eastAsia="맑은 고딕"/>
+                <w:b w:val="0"/>
+                <w:color w:val="124AC8"/>
+                <w:sz w:val="18"/>
+              </w:rPr>
+              <w:t>양</w:t>
+            </w:r>
+            <w:r>
+              <w:rPr>
+                <w:rFonts w:ascii="맑은 고딕" w:hAnsi="맑은 고딕" w:eastAsia="맑은 고딕"/>
+                <w:b w:val="0"/>
+                <w:color w:val="333333"/>
+                <w:sz w:val="18"/>
+              </w:rPr>
+              <w:t xml:space="preserve"> 2매를 주무부서에 제출하여야 한다.</w:t>
             </w:r>
           </w:p>
         </w:tc>
@@ -6847,7 +8332,43 @@
                 <w:color w:val="333333"/>
                 <w:sz w:val="18"/>
               </w:rPr>
-              <w:t>제45조(전산출력자료 관리) 각종 잔액장, 명세 등 전산시스템에 의하여 일괄작성·처리·보존되는 전산출력자료의 관리에 관한 사항은 따로 정하는 바에 의한다.</w:t>
+              <w:t xml:space="preserve">제45조(전산출력자료 관리) 각종 잔액장, 명세 등 전산시스템에 </w:t>
+            </w:r>
+            <w:r>
+              <w:rPr>
+                <w:rFonts w:ascii="맑은 고딕" w:hAnsi="맑은 고딕" w:eastAsia="맑은 고딕"/>
+                <w:b w:val="0"/>
+                <w:color w:val="124AC8"/>
+                <w:sz w:val="18"/>
+              </w:rPr>
+              <w:t>의하여</w:t>
+            </w:r>
+            <w:r>
+              <w:rPr>
+                <w:rFonts w:ascii="맑은 고딕" w:hAnsi="맑은 고딕" w:eastAsia="맑은 고딕"/>
+                <w:b w:val="0"/>
+                <w:color w:val="333333"/>
+                <w:sz w:val="18"/>
+              </w:rPr>
+              <w:t xml:space="preserve"> 일괄작성·처리·보존되는 전산출력자료의 관리에 관한 사항은 따로 정하는 바에 </w:t>
+            </w:r>
+            <w:r>
+              <w:rPr>
+                <w:rFonts w:ascii="맑은 고딕" w:hAnsi="맑은 고딕" w:eastAsia="맑은 고딕"/>
+                <w:b w:val="0"/>
+                <w:color w:val="124AC8"/>
+                <w:sz w:val="18"/>
+              </w:rPr>
+              <w:t>의한</w:t>
+            </w:r>
+            <w:r>
+              <w:rPr>
+                <w:rFonts w:ascii="맑은 고딕" w:hAnsi="맑은 고딕" w:eastAsia="맑은 고딕"/>
+                <w:b w:val="0"/>
+                <w:color w:val="333333"/>
+                <w:sz w:val="18"/>
+              </w:rPr>
+              <w:t>다.</w:t>
             </w:r>
           </w:p>
         </w:tc>
@@ -6947,7 +8468,25 @@
                 <w:color w:val="333333"/>
                 <w:sz w:val="18"/>
               </w:rPr>
-              <w:t>제2조(개정이력 표기방법에 관한 경과조치) 이 규정 시행 전에 새로운 표기방법으로 작성ㆍ정비된 규정은 이 규정에 따라 표기된 것으로 본다.</w:t>
+              <w:t>제2조(개정이력 표기방법에 관한 경과조치) 이 규정 시행 전에 새로운 표기방법으로 작성</w:t>
+            </w:r>
+            <w:r>
+              <w:rPr>
+                <w:rFonts w:ascii="맑은 고딕" w:hAnsi="맑은 고딕" w:eastAsia="맑은 고딕"/>
+                <w:b w:val="0"/>
+                <w:color w:val="124AC8"/>
+                <w:sz w:val="18"/>
+              </w:rPr>
+              <w:t>ㆍ</w:t>
+            </w:r>
+            <w:r>
+              <w:rPr>
+                <w:rFonts w:ascii="맑은 고딕" w:hAnsi="맑은 고딕" w:eastAsia="맑은 고딕"/>
+                <w:b w:val="0"/>
+                <w:color w:val="333333"/>
+                <w:sz w:val="18"/>
+              </w:rPr>
+              <w:t>정비된 규정은 이 규정에 따라 표기된 것으로 본다.</w:t>
             </w:r>
           </w:p>
         </w:tc>

--- a/사규정비/사규관리규정_신구조문대비표_종합개정안.docx
+++ b/사규정비/사규관리규정_신구조문대비표_종합개정안.docx
@@ -760,43 +760,7 @@
                 <w:color w:val="333333"/>
                 <w:sz w:val="18"/>
               </w:rPr>
-              <w:t xml:space="preserve">제4조(규정화시 유의사항) 규정화시에는 </w:t>
-            </w:r>
-            <w:r>
-              <w:rPr>
-                <w:rFonts w:ascii="맑은 고딕" w:hAnsi="맑은 고딕" w:eastAsia="맑은 고딕"/>
-                <w:b w:val="0"/>
-                <w:color w:val="124AC8"/>
-                <w:sz w:val="18"/>
-              </w:rPr>
-              <w:t>다음</w:t>
-            </w:r>
-            <w:r>
-              <w:rPr>
-                <w:rFonts w:ascii="맑은 고딕" w:hAnsi="맑은 고딕" w:eastAsia="맑은 고딕"/>
-                <w:b w:val="0"/>
-                <w:color w:val="333333"/>
-                <w:sz w:val="18"/>
-              </w:rPr>
-              <w:t xml:space="preserve"> </w:t>
-            </w:r>
-            <w:r>
-              <w:rPr>
-                <w:rFonts w:ascii="맑은 고딕" w:hAnsi="맑은 고딕" w:eastAsia="맑은 고딕"/>
-                <w:b w:val="0"/>
-                <w:color w:val="124AC8"/>
-                <w:sz w:val="18"/>
-              </w:rPr>
-              <w:t>사항에 유의</w:t>
-            </w:r>
-            <w:r>
-              <w:rPr>
-                <w:rFonts w:ascii="맑은 고딕" w:hAnsi="맑은 고딕" w:eastAsia="맑은 고딕"/>
-                <w:b w:val="0"/>
-                <w:color w:val="333333"/>
-                <w:sz w:val="18"/>
-              </w:rPr>
-              <w:t>하여야 한다.</w:t>
+              <w:t>제4조(규정화시 유의사항) 규정화시에는 다음 사항에 유의하여야 한다.</w:t>
             </w:r>
           </w:p>
           <w:p>
@@ -808,10 +772,100 @@
               <w:rPr>
                 <w:rFonts w:ascii="맑은 고딕" w:hAnsi="맑은 고딕" w:eastAsia="맑은 고딕"/>
                 <w:b w:val="0"/>
+                <w:color w:val="333333"/>
+                <w:sz w:val="18"/>
+              </w:rPr>
+              <w:t xml:space="preserve">1. 계속성 : </w:t>
+            </w:r>
+            <w:r>
+              <w:rPr>
+                <w:rFonts w:ascii="맑은 고딕" w:hAnsi="맑은 고딕" w:eastAsia="맑은 고딕"/>
+                <w:b w:val="0"/>
                 <w:color w:val="124AC8"/>
                 <w:sz w:val="18"/>
               </w:rPr>
-              <w:t>1. 계속성 : 규정사항에 관하여 상당기간 계속적 구속력을 가져야 한다.</w:t>
+              <w:t>규</w:t>
+            </w:r>
+            <w:r>
+              <w:rPr>
+                <w:rFonts w:ascii="맑은 고딕" w:hAnsi="맑은 고딕" w:eastAsia="맑은 고딕"/>
+                <w:b w:val="0"/>
+                <w:color w:val="333333"/>
+                <w:sz w:val="18"/>
+              </w:rPr>
+              <w:t>정사항</w:t>
+            </w:r>
+            <w:r>
+              <w:rPr>
+                <w:rFonts w:ascii="맑은 고딕" w:hAnsi="맑은 고딕" w:eastAsia="맑은 고딕"/>
+                <w:b w:val="0"/>
+                <w:color w:val="124AC8"/>
+                <w:sz w:val="18"/>
+              </w:rPr>
+              <w:t>에</w:t>
+            </w:r>
+            <w:r>
+              <w:rPr>
+                <w:rFonts w:ascii="맑은 고딕" w:hAnsi="맑은 고딕" w:eastAsia="맑은 고딕"/>
+                <w:b w:val="0"/>
+                <w:color w:val="333333"/>
+                <w:sz w:val="18"/>
+              </w:rPr>
+              <w:t xml:space="preserve"> </w:t>
+            </w:r>
+            <w:r>
+              <w:rPr>
+                <w:rFonts w:ascii="맑은 고딕" w:hAnsi="맑은 고딕" w:eastAsia="맑은 고딕"/>
+                <w:b w:val="0"/>
+                <w:color w:val="124AC8"/>
+                <w:sz w:val="18"/>
+              </w:rPr>
+              <w:t>관하여</w:t>
+            </w:r>
+            <w:r>
+              <w:rPr>
+                <w:rFonts w:ascii="맑은 고딕" w:hAnsi="맑은 고딕" w:eastAsia="맑은 고딕"/>
+                <w:b w:val="0"/>
+                <w:color w:val="333333"/>
+                <w:sz w:val="18"/>
+              </w:rPr>
+              <w:t xml:space="preserve"> 상당기간 계속적 </w:t>
+            </w:r>
+            <w:r>
+              <w:rPr>
+                <w:rFonts w:ascii="맑은 고딕" w:hAnsi="맑은 고딕" w:eastAsia="맑은 고딕"/>
+                <w:b w:val="0"/>
+                <w:color w:val="124AC8"/>
+                <w:sz w:val="18"/>
+              </w:rPr>
+              <w:t>구속력</w:t>
+            </w:r>
+            <w:r>
+              <w:rPr>
+                <w:rFonts w:ascii="맑은 고딕" w:hAnsi="맑은 고딕" w:eastAsia="맑은 고딕"/>
+                <w:b w:val="0"/>
+                <w:color w:val="333333"/>
+                <w:sz w:val="18"/>
+              </w:rPr>
+              <w:t xml:space="preserve">을 </w:t>
+            </w:r>
+            <w:r>
+              <w:rPr>
+                <w:rFonts w:ascii="맑은 고딕" w:hAnsi="맑은 고딕" w:eastAsia="맑은 고딕"/>
+                <w:b w:val="0"/>
+                <w:color w:val="124AC8"/>
+                <w:sz w:val="18"/>
+              </w:rPr>
+              <w:t xml:space="preserve">가져야 </w:t>
+            </w:r>
+            <w:r>
+              <w:rPr>
+                <w:rFonts w:ascii="맑은 고딕" w:hAnsi="맑은 고딕" w:eastAsia="맑은 고딕"/>
+                <w:b w:val="0"/>
+                <w:color w:val="333333"/>
+                <w:sz w:val="18"/>
+              </w:rPr>
+              <w:t>한다.</w:t>
             </w:r>
           </w:p>
           <w:p>
@@ -823,10 +877,118 @@
               <w:rPr>
                 <w:rFonts w:ascii="맑은 고딕" w:hAnsi="맑은 고딕" w:eastAsia="맑은 고딕"/>
                 <w:b w:val="0"/>
+                <w:color w:val="333333"/>
+                <w:sz w:val="18"/>
+              </w:rPr>
+              <w:t xml:space="preserve">2. 탄력성 : </w:t>
+            </w:r>
+            <w:r>
+              <w:rPr>
+                <w:rFonts w:ascii="맑은 고딕" w:hAnsi="맑은 고딕" w:eastAsia="맑은 고딕"/>
+                <w:b w:val="0"/>
                 <w:color w:val="124AC8"/>
                 <w:sz w:val="18"/>
               </w:rPr>
-              <w:t>2. 탄력성 : 규정사항은 객관적 사정변동등에 적응하여 운용할수 있도록 탄력성있게 규제하여야 한다.</w:t>
+              <w:t>규정사항은</w:t>
+            </w:r>
+            <w:r>
+              <w:rPr>
+                <w:rFonts w:ascii="맑은 고딕" w:hAnsi="맑은 고딕" w:eastAsia="맑은 고딕"/>
+                <w:b w:val="0"/>
+                <w:color w:val="333333"/>
+                <w:sz w:val="18"/>
+              </w:rPr>
+              <w:t xml:space="preserve"> </w:t>
+            </w:r>
+            <w:r>
+              <w:rPr>
+                <w:rFonts w:ascii="맑은 고딕" w:hAnsi="맑은 고딕" w:eastAsia="맑은 고딕"/>
+                <w:b w:val="0"/>
+                <w:color w:val="124AC8"/>
+                <w:sz w:val="18"/>
+              </w:rPr>
+              <w:t>객관적 사정</w:t>
+            </w:r>
+            <w:r>
+              <w:rPr>
+                <w:rFonts w:ascii="맑은 고딕" w:hAnsi="맑은 고딕" w:eastAsia="맑은 고딕"/>
+                <w:b w:val="0"/>
+                <w:color w:val="333333"/>
+                <w:sz w:val="18"/>
+              </w:rPr>
+              <w:t>변</w:t>
+            </w:r>
+            <w:r>
+              <w:rPr>
+                <w:rFonts w:ascii="맑은 고딕" w:hAnsi="맑은 고딕" w:eastAsia="맑은 고딕"/>
+                <w:b w:val="0"/>
+                <w:color w:val="124AC8"/>
+                <w:sz w:val="18"/>
+              </w:rPr>
+              <w:t>동등</w:t>
+            </w:r>
+            <w:r>
+              <w:rPr>
+                <w:rFonts w:ascii="맑은 고딕" w:hAnsi="맑은 고딕" w:eastAsia="맑은 고딕"/>
+                <w:b w:val="0"/>
+                <w:color w:val="333333"/>
+                <w:sz w:val="18"/>
+              </w:rPr>
+              <w:t xml:space="preserve">에 </w:t>
+            </w:r>
+            <w:r>
+              <w:rPr>
+                <w:rFonts w:ascii="맑은 고딕" w:hAnsi="맑은 고딕" w:eastAsia="맑은 고딕"/>
+                <w:b w:val="0"/>
+                <w:color w:val="124AC8"/>
+                <w:sz w:val="18"/>
+              </w:rPr>
+              <w:t>적응하여</w:t>
+            </w:r>
+            <w:r>
+              <w:rPr>
+                <w:rFonts w:ascii="맑은 고딕" w:hAnsi="맑은 고딕" w:eastAsia="맑은 고딕"/>
+                <w:b w:val="0"/>
+                <w:color w:val="333333"/>
+                <w:sz w:val="18"/>
+              </w:rPr>
+              <w:t xml:space="preserve"> 운용할수 있도록 </w:t>
+            </w:r>
+            <w:r>
+              <w:rPr>
+                <w:rFonts w:ascii="맑은 고딕" w:hAnsi="맑은 고딕" w:eastAsia="맑은 고딕"/>
+                <w:b w:val="0"/>
+                <w:color w:val="124AC8"/>
+                <w:sz w:val="18"/>
+              </w:rPr>
+              <w:t>탄력성있</w:t>
+            </w:r>
+            <w:r>
+              <w:rPr>
+                <w:rFonts w:ascii="맑은 고딕" w:hAnsi="맑은 고딕" w:eastAsia="맑은 고딕"/>
+                <w:b w:val="0"/>
+                <w:color w:val="333333"/>
+                <w:sz w:val="18"/>
+              </w:rPr>
+              <w:t xml:space="preserve">게 </w:t>
+            </w:r>
+            <w:r>
+              <w:rPr>
+                <w:rFonts w:ascii="맑은 고딕" w:hAnsi="맑은 고딕" w:eastAsia="맑은 고딕"/>
+                <w:b w:val="0"/>
+                <w:color w:val="124AC8"/>
+                <w:sz w:val="18"/>
+              </w:rPr>
+              <w:t>규제하여야</w:t>
+            </w:r>
+            <w:r>
+              <w:rPr>
+                <w:rFonts w:ascii="맑은 고딕" w:hAnsi="맑은 고딕" w:eastAsia="맑은 고딕"/>
+                <w:b w:val="0"/>
+                <w:color w:val="333333"/>
+                <w:sz w:val="18"/>
+              </w:rPr>
+              <w:t xml:space="preserve"> 한다.</w:t>
             </w:r>
           </w:p>
           <w:p>
@@ -838,10 +1000,100 @@
               <w:rPr>
                 <w:rFonts w:ascii="맑은 고딕" w:hAnsi="맑은 고딕" w:eastAsia="맑은 고딕"/>
                 <w:b w:val="0"/>
+                <w:color w:val="333333"/>
+                <w:sz w:val="18"/>
+              </w:rPr>
+              <w:t>3. 균형성 : 기존규정</w:t>
+            </w:r>
+            <w:r>
+              <w:rPr>
+                <w:rFonts w:ascii="맑은 고딕" w:hAnsi="맑은 고딕" w:eastAsia="맑은 고딕"/>
+                <w:b w:val="0"/>
                 <w:color w:val="124AC8"/>
                 <w:sz w:val="18"/>
               </w:rPr>
-              <w:t>3. 균형성 : 기존규정의 전체적 통일성과 질서에 차질이 생기지 않도록 신중히 검토하여 규제하여야 한다.</w:t>
+              <w:t>의</w:t>
+            </w:r>
+            <w:r>
+              <w:rPr>
+                <w:rFonts w:ascii="맑은 고딕" w:hAnsi="맑은 고딕" w:eastAsia="맑은 고딕"/>
+                <w:b w:val="0"/>
+                <w:color w:val="333333"/>
+                <w:sz w:val="18"/>
+              </w:rPr>
+              <w:t xml:space="preserve"> 전체</w:t>
+            </w:r>
+            <w:r>
+              <w:rPr>
+                <w:rFonts w:ascii="맑은 고딕" w:hAnsi="맑은 고딕" w:eastAsia="맑은 고딕"/>
+                <w:b w:val="0"/>
+                <w:color w:val="124AC8"/>
+                <w:sz w:val="18"/>
+              </w:rPr>
+              <w:t>적</w:t>
+            </w:r>
+            <w:r>
+              <w:rPr>
+                <w:rFonts w:ascii="맑은 고딕" w:hAnsi="맑은 고딕" w:eastAsia="맑은 고딕"/>
+                <w:b w:val="0"/>
+                <w:color w:val="333333"/>
+                <w:sz w:val="18"/>
+              </w:rPr>
+              <w:t xml:space="preserve"> 통일성</w:t>
+            </w:r>
+            <w:r>
+              <w:rPr>
+                <w:rFonts w:ascii="맑은 고딕" w:hAnsi="맑은 고딕" w:eastAsia="맑은 고딕"/>
+                <w:b w:val="0"/>
+                <w:color w:val="124AC8"/>
+                <w:sz w:val="18"/>
+              </w:rPr>
+              <w:t>과</w:t>
+            </w:r>
+            <w:r>
+              <w:rPr>
+                <w:rFonts w:ascii="맑은 고딕" w:hAnsi="맑은 고딕" w:eastAsia="맑은 고딕"/>
+                <w:b w:val="0"/>
+                <w:color w:val="333333"/>
+                <w:sz w:val="18"/>
+              </w:rPr>
+              <w:t xml:space="preserve"> </w:t>
+            </w:r>
+            <w:r>
+              <w:rPr>
+                <w:rFonts w:ascii="맑은 고딕" w:hAnsi="맑은 고딕" w:eastAsia="맑은 고딕"/>
+                <w:b w:val="0"/>
+                <w:color w:val="124AC8"/>
+                <w:sz w:val="18"/>
+              </w:rPr>
+              <w:t>질서에 차질이 생기</w:t>
+            </w:r>
+            <w:r>
+              <w:rPr>
+                <w:rFonts w:ascii="맑은 고딕" w:hAnsi="맑은 고딕" w:eastAsia="맑은 고딕"/>
+                <w:b w:val="0"/>
+                <w:color w:val="333333"/>
+                <w:sz w:val="18"/>
+              </w:rPr>
+              <w:t>지</w:t>
+            </w:r>
+            <w:r>
+              <w:rPr>
+                <w:rFonts w:ascii="맑은 고딕" w:hAnsi="맑은 고딕" w:eastAsia="맑은 고딕"/>
+                <w:b w:val="0"/>
+                <w:color w:val="124AC8"/>
+                <w:sz w:val="18"/>
+              </w:rPr>
+              <w:t xml:space="preserve"> 않도록 신중히 검토하여 규제하여야 </w:t>
+            </w:r>
+            <w:r>
+              <w:rPr>
+                <w:rFonts w:ascii="맑은 고딕" w:hAnsi="맑은 고딕" w:eastAsia="맑은 고딕"/>
+                <w:b w:val="0"/>
+                <w:color w:val="333333"/>
+                <w:sz w:val="18"/>
+              </w:rPr>
+              <w:t>한다.</w:t>
             </w:r>
           </w:p>
           <w:p>
@@ -853,10 +1105,172 @@
               <w:rPr>
                 <w:rFonts w:ascii="맑은 고딕" w:hAnsi="맑은 고딕" w:eastAsia="맑은 고딕"/>
                 <w:b w:val="0"/>
+                <w:color w:val="333333"/>
+                <w:sz w:val="18"/>
+              </w:rPr>
+              <w:t xml:space="preserve">4. 적용성 : </w:t>
+            </w:r>
+            <w:r>
+              <w:rPr>
+                <w:rFonts w:ascii="맑은 고딕" w:hAnsi="맑은 고딕" w:eastAsia="맑은 고딕"/>
+                <w:b w:val="0"/>
                 <w:color w:val="124AC8"/>
                 <w:sz w:val="18"/>
               </w:rPr>
-              <w:t>4. 적용성 : 규정할 구체적 사항이나 내용은 보편타당성이 유지될 수 있도록 하여야 한다.</w:t>
+              <w:t>규</w:t>
+            </w:r>
+            <w:r>
+              <w:rPr>
+                <w:rFonts w:ascii="맑은 고딕" w:hAnsi="맑은 고딕" w:eastAsia="맑은 고딕"/>
+                <w:b w:val="0"/>
+                <w:color w:val="333333"/>
+                <w:sz w:val="18"/>
+              </w:rPr>
+              <w:t>정</w:t>
+            </w:r>
+            <w:r>
+              <w:rPr>
+                <w:rFonts w:ascii="맑은 고딕" w:hAnsi="맑은 고딕" w:eastAsia="맑은 고딕"/>
+                <w:b w:val="0"/>
+                <w:color w:val="124AC8"/>
+                <w:sz w:val="18"/>
+              </w:rPr>
+              <w:t>할</w:t>
+            </w:r>
+            <w:r>
+              <w:rPr>
+                <w:rFonts w:ascii="맑은 고딕" w:hAnsi="맑은 고딕" w:eastAsia="맑은 고딕"/>
+                <w:b w:val="0"/>
+                <w:color w:val="333333"/>
+                <w:sz w:val="18"/>
+              </w:rPr>
+              <w:t xml:space="preserve"> </w:t>
+            </w:r>
+            <w:r>
+              <w:rPr>
+                <w:rFonts w:ascii="맑은 고딕" w:hAnsi="맑은 고딕" w:eastAsia="맑은 고딕"/>
+                <w:b w:val="0"/>
+                <w:color w:val="124AC8"/>
+                <w:sz w:val="18"/>
+              </w:rPr>
+              <w:t>구체적</w:t>
+            </w:r>
+            <w:r>
+              <w:rPr>
+                <w:rFonts w:ascii="맑은 고딕" w:hAnsi="맑은 고딕" w:eastAsia="맑은 고딕"/>
+                <w:b w:val="0"/>
+                <w:color w:val="333333"/>
+                <w:sz w:val="18"/>
+              </w:rPr>
+              <w:t xml:space="preserve"> </w:t>
+            </w:r>
+            <w:r>
+              <w:rPr>
+                <w:rFonts w:ascii="맑은 고딕" w:hAnsi="맑은 고딕" w:eastAsia="맑은 고딕"/>
+                <w:b w:val="0"/>
+                <w:color w:val="124AC8"/>
+                <w:sz w:val="18"/>
+              </w:rPr>
+              <w:t>사항이나</w:t>
+            </w:r>
+            <w:r>
+              <w:rPr>
+                <w:rFonts w:ascii="맑은 고딕" w:hAnsi="맑은 고딕" w:eastAsia="맑은 고딕"/>
+                <w:b w:val="0"/>
+                <w:color w:val="333333"/>
+                <w:sz w:val="18"/>
+              </w:rPr>
+              <w:t xml:space="preserve"> </w:t>
+            </w:r>
+            <w:r>
+              <w:rPr>
+                <w:rFonts w:ascii="맑은 고딕" w:hAnsi="맑은 고딕" w:eastAsia="맑은 고딕"/>
+                <w:b w:val="0"/>
+                <w:color w:val="124AC8"/>
+                <w:sz w:val="18"/>
+              </w:rPr>
+              <w:t>내용은</w:t>
+            </w:r>
+            <w:r>
+              <w:rPr>
+                <w:rFonts w:ascii="맑은 고딕" w:hAnsi="맑은 고딕" w:eastAsia="맑은 고딕"/>
+                <w:b w:val="0"/>
+                <w:color w:val="333333"/>
+                <w:sz w:val="18"/>
+              </w:rPr>
+              <w:t xml:space="preserve"> 보편</w:t>
+            </w:r>
+            <w:r>
+              <w:rPr>
+                <w:rFonts w:ascii="맑은 고딕" w:hAnsi="맑은 고딕" w:eastAsia="맑은 고딕"/>
+                <w:b w:val="0"/>
+                <w:color w:val="124AC8"/>
+                <w:sz w:val="18"/>
+              </w:rPr>
+              <w:t>타당성이</w:t>
+            </w:r>
+            <w:r>
+              <w:rPr>
+                <w:rFonts w:ascii="맑은 고딕" w:hAnsi="맑은 고딕" w:eastAsia="맑은 고딕"/>
+                <w:b w:val="0"/>
+                <w:color w:val="333333"/>
+                <w:sz w:val="18"/>
+              </w:rPr>
+              <w:t xml:space="preserve"> </w:t>
+            </w:r>
+            <w:r>
+              <w:rPr>
+                <w:rFonts w:ascii="맑은 고딕" w:hAnsi="맑은 고딕" w:eastAsia="맑은 고딕"/>
+                <w:b w:val="0"/>
+                <w:color w:val="124AC8"/>
+                <w:sz w:val="18"/>
+              </w:rPr>
+              <w:t>유지될</w:t>
+            </w:r>
+            <w:r>
+              <w:rPr>
+                <w:rFonts w:ascii="맑은 고딕" w:hAnsi="맑은 고딕" w:eastAsia="맑은 고딕"/>
+                <w:b w:val="0"/>
+                <w:color w:val="333333"/>
+                <w:sz w:val="18"/>
+              </w:rPr>
+              <w:t xml:space="preserve"> 수 있</w:t>
+            </w:r>
+            <w:r>
+              <w:rPr>
+                <w:rFonts w:ascii="맑은 고딕" w:hAnsi="맑은 고딕" w:eastAsia="맑은 고딕"/>
+                <w:b w:val="0"/>
+                <w:color w:val="124AC8"/>
+                <w:sz w:val="18"/>
+              </w:rPr>
+              <w:t>도록</w:t>
+            </w:r>
+            <w:r>
+              <w:rPr>
+                <w:rFonts w:ascii="맑은 고딕" w:hAnsi="맑은 고딕" w:eastAsia="맑은 고딕"/>
+                <w:b w:val="0"/>
+                <w:color w:val="333333"/>
+                <w:sz w:val="18"/>
+              </w:rPr>
+              <w:t xml:space="preserve"> </w:t>
+            </w:r>
+            <w:r>
+              <w:rPr>
+                <w:rFonts w:ascii="맑은 고딕" w:hAnsi="맑은 고딕" w:eastAsia="맑은 고딕"/>
+                <w:b w:val="0"/>
+                <w:color w:val="124AC8"/>
+                <w:sz w:val="18"/>
+              </w:rPr>
+              <w:t xml:space="preserve">하여야 </w:t>
+            </w:r>
+            <w:r>
+              <w:rPr>
+                <w:rFonts w:ascii="맑은 고딕" w:hAnsi="맑은 고딕" w:eastAsia="맑은 고딕"/>
+                <w:b w:val="0"/>
+                <w:color w:val="333333"/>
+                <w:sz w:val="18"/>
+              </w:rPr>
+              <w:t>한다.</w:t>
             </w:r>
           </w:p>
           <w:p>
@@ -868,10 +1282,82 @@
               <w:rPr>
                 <w:rFonts w:ascii="맑은 고딕" w:hAnsi="맑은 고딕" w:eastAsia="맑은 고딕"/>
                 <w:b w:val="0"/>
+                <w:color w:val="333333"/>
+                <w:sz w:val="18"/>
+              </w:rPr>
+              <w:t xml:space="preserve">5. 능률성 : </w:t>
+            </w:r>
+            <w:r>
+              <w:rPr>
+                <w:rFonts w:ascii="맑은 고딕" w:hAnsi="맑은 고딕" w:eastAsia="맑은 고딕"/>
+                <w:b w:val="0"/>
                 <w:color w:val="124AC8"/>
                 <w:sz w:val="18"/>
               </w:rPr>
-              <w:t>5. 능률성 : 규정한 사항을 신속하고 용이하게 처리할 수 있도록 하여야 한다.</w:t>
+              <w:t>규</w:t>
+            </w:r>
+            <w:r>
+              <w:rPr>
+                <w:rFonts w:ascii="맑은 고딕" w:hAnsi="맑은 고딕" w:eastAsia="맑은 고딕"/>
+                <w:b w:val="0"/>
+                <w:color w:val="333333"/>
+                <w:sz w:val="18"/>
+              </w:rPr>
+              <w:t xml:space="preserve">정한 </w:t>
+            </w:r>
+            <w:r>
+              <w:rPr>
+                <w:rFonts w:ascii="맑은 고딕" w:hAnsi="맑은 고딕" w:eastAsia="맑은 고딕"/>
+                <w:b w:val="0"/>
+                <w:color w:val="124AC8"/>
+                <w:sz w:val="18"/>
+              </w:rPr>
+              <w:t>사항</w:t>
+            </w:r>
+            <w:r>
+              <w:rPr>
+                <w:rFonts w:ascii="맑은 고딕" w:hAnsi="맑은 고딕" w:eastAsia="맑은 고딕"/>
+                <w:b w:val="0"/>
+                <w:color w:val="333333"/>
+                <w:sz w:val="18"/>
+              </w:rPr>
+              <w:t xml:space="preserve">을 신속하고 </w:t>
+            </w:r>
+            <w:r>
+              <w:rPr>
+                <w:rFonts w:ascii="맑은 고딕" w:hAnsi="맑은 고딕" w:eastAsia="맑은 고딕"/>
+                <w:b w:val="0"/>
+                <w:color w:val="124AC8"/>
+                <w:sz w:val="18"/>
+              </w:rPr>
+              <w:t>용이하</w:t>
+            </w:r>
+            <w:r>
+              <w:rPr>
+                <w:rFonts w:ascii="맑은 고딕" w:hAnsi="맑은 고딕" w:eastAsia="맑은 고딕"/>
+                <w:b w:val="0"/>
+                <w:color w:val="333333"/>
+                <w:sz w:val="18"/>
+              </w:rPr>
+              <w:t xml:space="preserve">게 처리할 수 있도록 </w:t>
+            </w:r>
+            <w:r>
+              <w:rPr>
+                <w:rFonts w:ascii="맑은 고딕" w:hAnsi="맑은 고딕" w:eastAsia="맑은 고딕"/>
+                <w:b w:val="0"/>
+                <w:color w:val="124AC8"/>
+                <w:sz w:val="18"/>
+              </w:rPr>
+              <w:t xml:space="preserve">하여야 </w:t>
+            </w:r>
+            <w:r>
+              <w:rPr>
+                <w:rFonts w:ascii="맑은 고딕" w:hAnsi="맑은 고딕" w:eastAsia="맑은 고딕"/>
+                <w:b w:val="0"/>
+                <w:color w:val="333333"/>
+                <w:sz w:val="18"/>
+              </w:rPr>
+              <w:t>한다.</w:t>
             </w:r>
           </w:p>
         </w:tc>
@@ -928,7 +1414,22 @@
                 <w:color w:val="333333"/>
                 <w:sz w:val="18"/>
               </w:rPr>
-              <w:t xml:space="preserve">시에는 </w:t>
+              <w:t>시에는 다음 사항에 유의하여야 한다.</w:t>
+            </w:r>
+          </w:p>
+          <w:p>
+            <w:pPr>
+              <w:spacing w:after="20" w:line="269" w:lineRule="auto"/>
+              <w:ind w:left="454"/>
+            </w:pPr>
+            <w:r>
+              <w:rPr>
+                <w:rFonts w:ascii="맑은 고딕" w:hAnsi="맑은 고딕" w:eastAsia="맑은 고딕"/>
+                <w:b w:val="0"/>
+                <w:color w:val="333333"/>
+                <w:sz w:val="18"/>
+              </w:rPr>
+              <w:t xml:space="preserve">1. 계속성 : </w:t>
             </w:r>
             <w:r>
               <w:rPr>
@@ -937,7 +1438,43 @@
                 <w:color w:val="124AC8"/>
                 <w:sz w:val="18"/>
               </w:rPr>
-              <w:t>계속성·탄력성·균형성·적용성·능률성을</w:t>
+              <w:t>일시적·잠</w:t>
+            </w:r>
+            <w:r>
+              <w:rPr>
+                <w:rFonts w:ascii="맑은 고딕" w:hAnsi="맑은 고딕" w:eastAsia="맑은 고딕"/>
+                <w:b w:val="0"/>
+                <w:color w:val="333333"/>
+                <w:sz w:val="18"/>
+              </w:rPr>
+              <w:t>정</w:t>
+            </w:r>
+            <w:r>
+              <w:rPr>
+                <w:rFonts w:ascii="맑은 고딕" w:hAnsi="맑은 고딕" w:eastAsia="맑은 고딕"/>
+                <w:b w:val="0"/>
+                <w:color w:val="124AC8"/>
+                <w:sz w:val="18"/>
+              </w:rPr>
+              <w:t xml:space="preserve">적 </w:t>
+            </w:r>
+            <w:r>
+              <w:rPr>
+                <w:rFonts w:ascii="맑은 고딕" w:hAnsi="맑은 고딕" w:eastAsia="맑은 고딕"/>
+                <w:b w:val="0"/>
+                <w:color w:val="333333"/>
+                <w:sz w:val="18"/>
+              </w:rPr>
+              <w:t>사항</w:t>
+            </w:r>
+            <w:r>
+              <w:rPr>
+                <w:rFonts w:ascii="맑은 고딕" w:hAnsi="맑은 고딕" w:eastAsia="맑은 고딕"/>
+                <w:b w:val="0"/>
+                <w:color w:val="124AC8"/>
+                <w:sz w:val="18"/>
+              </w:rPr>
+              <w:t>이</w:t>
             </w:r>
             <w:r>
               <w:rPr>
@@ -955,16 +1492,562 @@
                 <w:color w:val="124AC8"/>
                 <w:sz w:val="18"/>
               </w:rPr>
-              <w:t>고려</w:t>
-            </w:r>
-            <w:r>
-              <w:rPr>
-                <w:rFonts w:ascii="맑은 고딕" w:hAnsi="맑은 고딕" w:eastAsia="맑은 고딕"/>
-                <w:b w:val="0"/>
-                <w:color w:val="333333"/>
-                <w:sz w:val="18"/>
-              </w:rPr>
-              <w:t>하여야 한다.</w:t>
+              <w:t>아니라</w:t>
+            </w:r>
+            <w:r>
+              <w:rPr>
+                <w:rFonts w:ascii="맑은 고딕" w:hAnsi="맑은 고딕" w:eastAsia="맑은 고딕"/>
+                <w:b w:val="0"/>
+                <w:color w:val="333333"/>
+                <w:sz w:val="18"/>
+              </w:rPr>
+              <w:t xml:space="preserve"> 상당</w:t>
+            </w:r>
+            <w:r>
+              <w:rPr>
+                <w:rFonts w:ascii="맑은 고딕" w:hAnsi="맑은 고딕" w:eastAsia="맑은 고딕"/>
+                <w:b w:val="0"/>
+                <w:color w:val="124AC8"/>
+                <w:sz w:val="18"/>
+              </w:rPr>
+              <w:t xml:space="preserve"> </w:t>
+            </w:r>
+            <w:r>
+              <w:rPr>
+                <w:rFonts w:ascii="맑은 고딕" w:hAnsi="맑은 고딕" w:eastAsia="맑은 고딕"/>
+                <w:b w:val="0"/>
+                <w:color w:val="333333"/>
+                <w:sz w:val="18"/>
+              </w:rPr>
+              <w:t>기간 계속</w:t>
+            </w:r>
+            <w:r>
+              <w:rPr>
+                <w:rFonts w:ascii="맑은 고딕" w:hAnsi="맑은 고딕" w:eastAsia="맑은 고딕"/>
+                <w:b w:val="0"/>
+                <w:color w:val="124AC8"/>
+                <w:sz w:val="18"/>
+              </w:rPr>
+              <w:t xml:space="preserve"> </w:t>
+            </w:r>
+            <w:r>
+              <w:rPr>
+                <w:rFonts w:ascii="맑은 고딕" w:hAnsi="맑은 고딕" w:eastAsia="맑은 고딕"/>
+                <w:b w:val="0"/>
+                <w:color w:val="333333"/>
+                <w:sz w:val="18"/>
+              </w:rPr>
+              <w:t>적</w:t>
+            </w:r>
+            <w:r>
+              <w:rPr>
+                <w:rFonts w:ascii="맑은 고딕" w:hAnsi="맑은 고딕" w:eastAsia="맑은 고딕"/>
+                <w:b w:val="0"/>
+                <w:color w:val="124AC8"/>
+                <w:sz w:val="18"/>
+              </w:rPr>
+              <w:t>용될</w:t>
+            </w:r>
+            <w:r>
+              <w:rPr>
+                <w:rFonts w:ascii="맑은 고딕" w:hAnsi="맑은 고딕" w:eastAsia="맑은 고딕"/>
+                <w:b w:val="0"/>
+                <w:color w:val="333333"/>
+                <w:sz w:val="18"/>
+              </w:rPr>
+              <w:t xml:space="preserve"> </w:t>
+            </w:r>
+            <w:r>
+              <w:rPr>
+                <w:rFonts w:ascii="맑은 고딕" w:hAnsi="맑은 고딕" w:eastAsia="맑은 고딕"/>
+                <w:b w:val="0"/>
+                <w:color w:val="124AC8"/>
+                <w:sz w:val="18"/>
+              </w:rPr>
+              <w:t>내용</w:t>
+            </w:r>
+            <w:r>
+              <w:rPr>
+                <w:rFonts w:ascii="맑은 고딕" w:hAnsi="맑은 고딕" w:eastAsia="맑은 고딕"/>
+                <w:b w:val="0"/>
+                <w:color w:val="333333"/>
+                <w:sz w:val="18"/>
+              </w:rPr>
+              <w:t xml:space="preserve">을 </w:t>
+            </w:r>
+            <w:r>
+              <w:rPr>
+                <w:rFonts w:ascii="맑은 고딕" w:hAnsi="맑은 고딕" w:eastAsia="맑은 고딕"/>
+                <w:b w:val="0"/>
+                <w:color w:val="124AC8"/>
+                <w:sz w:val="18"/>
+              </w:rPr>
+              <w:t>정</w:t>
+            </w:r>
+            <w:r>
+              <w:rPr>
+                <w:rFonts w:ascii="맑은 고딕" w:hAnsi="맑은 고딕" w:eastAsia="맑은 고딕"/>
+                <w:b w:val="0"/>
+                <w:color w:val="333333"/>
+                <w:sz w:val="18"/>
+              </w:rPr>
+              <w:t>한다.</w:t>
+            </w:r>
+          </w:p>
+          <w:p>
+            <w:pPr>
+              <w:spacing w:after="20" w:line="269" w:lineRule="auto"/>
+              <w:ind w:left="454"/>
+            </w:pPr>
+            <w:r>
+              <w:rPr>
+                <w:rFonts w:ascii="맑은 고딕" w:hAnsi="맑은 고딕" w:eastAsia="맑은 고딕"/>
+                <w:b w:val="0"/>
+                <w:color w:val="333333"/>
+                <w:sz w:val="18"/>
+              </w:rPr>
+              <w:t xml:space="preserve">2. 탄력성 : </w:t>
+            </w:r>
+            <w:r>
+              <w:rPr>
+                <w:rFonts w:ascii="맑은 고딕" w:hAnsi="맑은 고딕" w:eastAsia="맑은 고딕"/>
+                <w:b w:val="0"/>
+                <w:color w:val="124AC8"/>
+                <w:sz w:val="18"/>
+              </w:rPr>
+              <w:t>상황</w:t>
+            </w:r>
+            <w:r>
+              <w:rPr>
+                <w:rFonts w:ascii="맑은 고딕" w:hAnsi="맑은 고딕" w:eastAsia="맑은 고딕"/>
+                <w:b w:val="0"/>
+                <w:color w:val="333333"/>
+                <w:sz w:val="18"/>
+              </w:rPr>
+              <w:t xml:space="preserve"> 변</w:t>
+            </w:r>
+            <w:r>
+              <w:rPr>
+                <w:rFonts w:ascii="맑은 고딕" w:hAnsi="맑은 고딕" w:eastAsia="맑은 고딕"/>
+                <w:b w:val="0"/>
+                <w:color w:val="124AC8"/>
+                <w:sz w:val="18"/>
+              </w:rPr>
+              <w:t>화</w:t>
+            </w:r>
+            <w:r>
+              <w:rPr>
+                <w:rFonts w:ascii="맑은 고딕" w:hAnsi="맑은 고딕" w:eastAsia="맑은 고딕"/>
+                <w:b w:val="0"/>
+                <w:color w:val="333333"/>
+                <w:sz w:val="18"/>
+              </w:rPr>
+              <w:t xml:space="preserve">에 </w:t>
+            </w:r>
+            <w:r>
+              <w:rPr>
+                <w:rFonts w:ascii="맑은 고딕" w:hAnsi="맑은 고딕" w:eastAsia="맑은 고딕"/>
+                <w:b w:val="0"/>
+                <w:color w:val="124AC8"/>
+                <w:sz w:val="18"/>
+              </w:rPr>
+              <w:t>맞추어</w:t>
+            </w:r>
+            <w:r>
+              <w:rPr>
+                <w:rFonts w:ascii="맑은 고딕" w:hAnsi="맑은 고딕" w:eastAsia="맑은 고딕"/>
+                <w:b w:val="0"/>
+                <w:color w:val="333333"/>
+                <w:sz w:val="18"/>
+              </w:rPr>
+              <w:t xml:space="preserve"> 운용할</w:t>
+            </w:r>
+            <w:r>
+              <w:rPr>
+                <w:rFonts w:ascii="맑은 고딕" w:hAnsi="맑은 고딕" w:eastAsia="맑은 고딕"/>
+                <w:b w:val="0"/>
+                <w:color w:val="124AC8"/>
+                <w:sz w:val="18"/>
+              </w:rPr>
+              <w:t xml:space="preserve"> </w:t>
+            </w:r>
+            <w:r>
+              <w:rPr>
+                <w:rFonts w:ascii="맑은 고딕" w:hAnsi="맑은 고딕" w:eastAsia="맑은 고딕"/>
+                <w:b w:val="0"/>
+                <w:color w:val="333333"/>
+                <w:sz w:val="18"/>
+              </w:rPr>
+              <w:t xml:space="preserve">수 있도록 </w:t>
+            </w:r>
+            <w:r>
+              <w:rPr>
+                <w:rFonts w:ascii="맑은 고딕" w:hAnsi="맑은 고딕" w:eastAsia="맑은 고딕"/>
+                <w:b w:val="0"/>
+                <w:color w:val="124AC8"/>
+                <w:sz w:val="18"/>
+              </w:rPr>
+              <w:t>지나치</w:t>
+            </w:r>
+            <w:r>
+              <w:rPr>
+                <w:rFonts w:ascii="맑은 고딕" w:hAnsi="맑은 고딕" w:eastAsia="맑은 고딕"/>
+                <w:b w:val="0"/>
+                <w:color w:val="333333"/>
+                <w:sz w:val="18"/>
+              </w:rPr>
+              <w:t xml:space="preserve">게 </w:t>
+            </w:r>
+            <w:r>
+              <w:rPr>
+                <w:rFonts w:ascii="맑은 고딕" w:hAnsi="맑은 고딕" w:eastAsia="맑은 고딕"/>
+                <w:b w:val="0"/>
+                <w:color w:val="124AC8"/>
+                <w:sz w:val="18"/>
+              </w:rPr>
+              <w:t>경직되지</w:t>
+            </w:r>
+            <w:r>
+              <w:rPr>
+                <w:rFonts w:ascii="맑은 고딕" w:hAnsi="맑은 고딕" w:eastAsia="맑은 고딕"/>
+                <w:b w:val="0"/>
+                <w:color w:val="333333"/>
+                <w:sz w:val="18"/>
+              </w:rPr>
+              <w:t xml:space="preserve"> </w:t>
+            </w:r>
+            <w:r>
+              <w:rPr>
+                <w:rFonts w:ascii="맑은 고딕" w:hAnsi="맑은 고딕" w:eastAsia="맑은 고딕"/>
+                <w:b w:val="0"/>
+                <w:color w:val="124AC8"/>
+                <w:sz w:val="18"/>
+              </w:rPr>
+              <w:t>않게 정</w:t>
+            </w:r>
+            <w:r>
+              <w:rPr>
+                <w:rFonts w:ascii="맑은 고딕" w:hAnsi="맑은 고딕" w:eastAsia="맑은 고딕"/>
+                <w:b w:val="0"/>
+                <w:color w:val="333333"/>
+                <w:sz w:val="18"/>
+              </w:rPr>
+              <w:t>한다.</w:t>
+            </w:r>
+          </w:p>
+          <w:p>
+            <w:pPr>
+              <w:spacing w:after="20" w:line="269" w:lineRule="auto"/>
+              <w:ind w:left="454"/>
+            </w:pPr>
+            <w:r>
+              <w:rPr>
+                <w:rFonts w:ascii="맑은 고딕" w:hAnsi="맑은 고딕" w:eastAsia="맑은 고딕"/>
+                <w:b w:val="0"/>
+                <w:color w:val="333333"/>
+                <w:sz w:val="18"/>
+              </w:rPr>
+              <w:t>3. 균형성 : 기존</w:t>
+            </w:r>
+            <w:r>
+              <w:rPr>
+                <w:rFonts w:ascii="맑은 고딕" w:hAnsi="맑은 고딕" w:eastAsia="맑은 고딕"/>
+                <w:b w:val="0"/>
+                <w:color w:val="124AC8"/>
+                <w:sz w:val="18"/>
+              </w:rPr>
+              <w:t xml:space="preserve"> </w:t>
+            </w:r>
+            <w:r>
+              <w:rPr>
+                <w:rFonts w:ascii="맑은 고딕" w:hAnsi="맑은 고딕" w:eastAsia="맑은 고딕"/>
+                <w:b w:val="0"/>
+                <w:color w:val="333333"/>
+                <w:sz w:val="18"/>
+              </w:rPr>
+              <w:t>규정</w:t>
+            </w:r>
+            <w:r>
+              <w:rPr>
+                <w:rFonts w:ascii="맑은 고딕" w:hAnsi="맑은 고딕" w:eastAsia="맑은 고딕"/>
+                <w:b w:val="0"/>
+                <w:color w:val="124AC8"/>
+                <w:sz w:val="18"/>
+              </w:rPr>
+              <w:t>과 충돌하거나 중복되지 않고</w:t>
+            </w:r>
+            <w:r>
+              <w:rPr>
+                <w:rFonts w:ascii="맑은 고딕" w:hAnsi="맑은 고딕" w:eastAsia="맑은 고딕"/>
+                <w:b w:val="0"/>
+                <w:color w:val="333333"/>
+                <w:sz w:val="18"/>
+              </w:rPr>
+              <w:t xml:space="preserve"> 전체</w:t>
+            </w:r>
+            <w:r>
+              <w:rPr>
+                <w:rFonts w:ascii="맑은 고딕" w:hAnsi="맑은 고딕" w:eastAsia="맑은 고딕"/>
+                <w:b w:val="0"/>
+                <w:color w:val="124AC8"/>
+                <w:sz w:val="18"/>
+              </w:rPr>
+              <w:t xml:space="preserve"> 체계의</w:t>
+            </w:r>
+            <w:r>
+              <w:rPr>
+                <w:rFonts w:ascii="맑은 고딕" w:hAnsi="맑은 고딕" w:eastAsia="맑은 고딕"/>
+                <w:b w:val="0"/>
+                <w:color w:val="333333"/>
+                <w:sz w:val="18"/>
+              </w:rPr>
+              <w:t xml:space="preserve"> 통일성</w:t>
+            </w:r>
+            <w:r>
+              <w:rPr>
+                <w:rFonts w:ascii="맑은 고딕" w:hAnsi="맑은 고딕" w:eastAsia="맑은 고딕"/>
+                <w:b w:val="0"/>
+                <w:color w:val="124AC8"/>
+                <w:sz w:val="18"/>
+              </w:rPr>
+              <w:t>을</w:t>
+            </w:r>
+            <w:r>
+              <w:rPr>
+                <w:rFonts w:ascii="맑은 고딕" w:hAnsi="맑은 고딕" w:eastAsia="맑은 고딕"/>
+                <w:b w:val="0"/>
+                <w:color w:val="333333"/>
+                <w:sz w:val="18"/>
+              </w:rPr>
+              <w:t xml:space="preserve"> </w:t>
+            </w:r>
+            <w:r>
+              <w:rPr>
+                <w:rFonts w:ascii="맑은 고딕" w:hAnsi="맑은 고딕" w:eastAsia="맑은 고딕"/>
+                <w:b w:val="0"/>
+                <w:color w:val="124AC8"/>
+                <w:sz w:val="18"/>
+              </w:rPr>
+              <w:t>유</w:t>
+            </w:r>
+            <w:r>
+              <w:rPr>
+                <w:rFonts w:ascii="맑은 고딕" w:hAnsi="맑은 고딕" w:eastAsia="맑은 고딕"/>
+                <w:b w:val="0"/>
+                <w:color w:val="333333"/>
+                <w:sz w:val="18"/>
+              </w:rPr>
+              <w:t>지한다.</w:t>
+            </w:r>
+          </w:p>
+          <w:p>
+            <w:pPr>
+              <w:spacing w:after="20" w:line="269" w:lineRule="auto"/>
+              <w:ind w:left="454"/>
+            </w:pPr>
+            <w:r>
+              <w:rPr>
+                <w:rFonts w:ascii="맑은 고딕" w:hAnsi="맑은 고딕" w:eastAsia="맑은 고딕"/>
+                <w:b w:val="0"/>
+                <w:color w:val="333333"/>
+                <w:sz w:val="18"/>
+              </w:rPr>
+              <w:t xml:space="preserve">4. 적용성 : </w:t>
+            </w:r>
+            <w:r>
+              <w:rPr>
+                <w:rFonts w:ascii="맑은 고딕" w:hAnsi="맑은 고딕" w:eastAsia="맑은 고딕"/>
+                <w:b w:val="0"/>
+                <w:color w:val="124AC8"/>
+                <w:sz w:val="18"/>
+              </w:rPr>
+              <w:t>특</w:t>
+            </w:r>
+            <w:r>
+              <w:rPr>
+                <w:rFonts w:ascii="맑은 고딕" w:hAnsi="맑은 고딕" w:eastAsia="맑은 고딕"/>
+                <w:b w:val="0"/>
+                <w:color w:val="333333"/>
+                <w:sz w:val="18"/>
+              </w:rPr>
+              <w:t xml:space="preserve">정 </w:t>
+            </w:r>
+            <w:r>
+              <w:rPr>
+                <w:rFonts w:ascii="맑은 고딕" w:hAnsi="맑은 고딕" w:eastAsia="맑은 고딕"/>
+                <w:b w:val="0"/>
+                <w:color w:val="124AC8"/>
+                <w:sz w:val="18"/>
+              </w:rPr>
+              <w:t>경우에만</w:t>
+            </w:r>
+            <w:r>
+              <w:rPr>
+                <w:rFonts w:ascii="맑은 고딕" w:hAnsi="맑은 고딕" w:eastAsia="맑은 고딕"/>
+                <w:b w:val="0"/>
+                <w:color w:val="333333"/>
+                <w:sz w:val="18"/>
+              </w:rPr>
+              <w:t xml:space="preserve"> </w:t>
+            </w:r>
+            <w:r>
+              <w:rPr>
+                <w:rFonts w:ascii="맑은 고딕" w:hAnsi="맑은 고딕" w:eastAsia="맑은 고딕"/>
+                <w:b w:val="0"/>
+                <w:color w:val="124AC8"/>
+                <w:sz w:val="18"/>
+              </w:rPr>
+              <w:t>맞지</w:t>
+            </w:r>
+            <w:r>
+              <w:rPr>
+                <w:rFonts w:ascii="맑은 고딕" w:hAnsi="맑은 고딕" w:eastAsia="맑은 고딕"/>
+                <w:b w:val="0"/>
+                <w:color w:val="333333"/>
+                <w:sz w:val="18"/>
+              </w:rPr>
+              <w:t xml:space="preserve"> </w:t>
+            </w:r>
+            <w:r>
+              <w:rPr>
+                <w:rFonts w:ascii="맑은 고딕" w:hAnsi="맑은 고딕" w:eastAsia="맑은 고딕"/>
+                <w:b w:val="0"/>
+                <w:color w:val="124AC8"/>
+                <w:sz w:val="18"/>
+              </w:rPr>
+              <w:t>않도록</w:t>
+            </w:r>
+            <w:r>
+              <w:rPr>
+                <w:rFonts w:ascii="맑은 고딕" w:hAnsi="맑은 고딕" w:eastAsia="맑은 고딕"/>
+                <w:b w:val="0"/>
+                <w:color w:val="333333"/>
+                <w:sz w:val="18"/>
+              </w:rPr>
+              <w:t xml:space="preserve"> 보편</w:t>
+            </w:r>
+            <w:r>
+              <w:rPr>
+                <w:rFonts w:ascii="맑은 고딕" w:hAnsi="맑은 고딕" w:eastAsia="맑은 고딕"/>
+                <w:b w:val="0"/>
+                <w:color w:val="124AC8"/>
+                <w:sz w:val="18"/>
+              </w:rPr>
+              <w:t>적으로</w:t>
+            </w:r>
+            <w:r>
+              <w:rPr>
+                <w:rFonts w:ascii="맑은 고딕" w:hAnsi="맑은 고딕" w:eastAsia="맑은 고딕"/>
+                <w:b w:val="0"/>
+                <w:color w:val="333333"/>
+                <w:sz w:val="18"/>
+              </w:rPr>
+              <w:t xml:space="preserve"> </w:t>
+            </w:r>
+            <w:r>
+              <w:rPr>
+                <w:rFonts w:ascii="맑은 고딕" w:hAnsi="맑은 고딕" w:eastAsia="맑은 고딕"/>
+                <w:b w:val="0"/>
+                <w:color w:val="124AC8"/>
+                <w:sz w:val="18"/>
+              </w:rPr>
+              <w:t>적용할</w:t>
+            </w:r>
+            <w:r>
+              <w:rPr>
+                <w:rFonts w:ascii="맑은 고딕" w:hAnsi="맑은 고딕" w:eastAsia="맑은 고딕"/>
+                <w:b w:val="0"/>
+                <w:color w:val="333333"/>
+                <w:sz w:val="18"/>
+              </w:rPr>
+              <w:t xml:space="preserve"> 수 있</w:t>
+            </w:r>
+            <w:r>
+              <w:rPr>
+                <w:rFonts w:ascii="맑은 고딕" w:hAnsi="맑은 고딕" w:eastAsia="맑은 고딕"/>
+                <w:b w:val="0"/>
+                <w:color w:val="124AC8"/>
+                <w:sz w:val="18"/>
+              </w:rPr>
+              <w:t>게</w:t>
+            </w:r>
+            <w:r>
+              <w:rPr>
+                <w:rFonts w:ascii="맑은 고딕" w:hAnsi="맑은 고딕" w:eastAsia="맑은 고딕"/>
+                <w:b w:val="0"/>
+                <w:color w:val="333333"/>
+                <w:sz w:val="18"/>
+              </w:rPr>
+              <w:t xml:space="preserve"> </w:t>
+            </w:r>
+            <w:r>
+              <w:rPr>
+                <w:rFonts w:ascii="맑은 고딕" w:hAnsi="맑은 고딕" w:eastAsia="맑은 고딕"/>
+                <w:b w:val="0"/>
+                <w:color w:val="124AC8"/>
+                <w:sz w:val="18"/>
+              </w:rPr>
+              <w:t>정</w:t>
+            </w:r>
+            <w:r>
+              <w:rPr>
+                <w:rFonts w:ascii="맑은 고딕" w:hAnsi="맑은 고딕" w:eastAsia="맑은 고딕"/>
+                <w:b w:val="0"/>
+                <w:color w:val="333333"/>
+                <w:sz w:val="18"/>
+              </w:rPr>
+              <w:t>한다.</w:t>
+            </w:r>
+          </w:p>
+          <w:p>
+            <w:pPr>
+              <w:spacing w:after="20" w:line="269" w:lineRule="auto"/>
+              <w:ind w:left="454"/>
+            </w:pPr>
+            <w:r>
+              <w:rPr>
+                <w:rFonts w:ascii="맑은 고딕" w:hAnsi="맑은 고딕" w:eastAsia="맑은 고딕"/>
+                <w:b w:val="0"/>
+                <w:color w:val="333333"/>
+                <w:sz w:val="18"/>
+              </w:rPr>
+              <w:t xml:space="preserve">5. 능률성 : 정한 </w:t>
+            </w:r>
+            <w:r>
+              <w:rPr>
+                <w:rFonts w:ascii="맑은 고딕" w:hAnsi="맑은 고딕" w:eastAsia="맑은 고딕"/>
+                <w:b w:val="0"/>
+                <w:color w:val="124AC8"/>
+                <w:sz w:val="18"/>
+              </w:rPr>
+              <w:t>내용</w:t>
+            </w:r>
+            <w:r>
+              <w:rPr>
+                <w:rFonts w:ascii="맑은 고딕" w:hAnsi="맑은 고딕" w:eastAsia="맑은 고딕"/>
+                <w:b w:val="0"/>
+                <w:color w:val="333333"/>
+                <w:sz w:val="18"/>
+              </w:rPr>
+              <w:t xml:space="preserve">을 신속하고 </w:t>
+            </w:r>
+            <w:r>
+              <w:rPr>
+                <w:rFonts w:ascii="맑은 고딕" w:hAnsi="맑은 고딕" w:eastAsia="맑은 고딕"/>
+                <w:b w:val="0"/>
+                <w:color w:val="124AC8"/>
+                <w:sz w:val="18"/>
+              </w:rPr>
+              <w:t>쉽</w:t>
+            </w:r>
+            <w:r>
+              <w:rPr>
+                <w:rFonts w:ascii="맑은 고딕" w:hAnsi="맑은 고딕" w:eastAsia="맑은 고딕"/>
+                <w:b w:val="0"/>
+                <w:color w:val="333333"/>
+                <w:sz w:val="18"/>
+              </w:rPr>
+              <w:t>게 처리할 수 있도록 한다.</w:t>
             </w:r>
           </w:p>
         </w:tc>
@@ -984,7 +2067,7 @@
                 <w:color w:val="333333"/>
                 <w:sz w:val="16"/>
               </w:rPr>
-              <w:t>[경량화] 5개 호의 추상 설명을 1개 문장으로 축약</w:t>
+              <w:t>[현대화·표현] 5개 호 설명을 삭제하지 않고 쉬운 말로 명확화(난해어 정비)</w:t>
             </w:r>
           </w:p>
         </w:tc>

--- a/사규정비/사규관리규정_신구조문대비표_종합개정안.docx
+++ b/사규정비/사규관리규정_신구조문대비표_종합개정안.docx
@@ -2325,7 +2325,7 @@
                 <w:color w:val="333333"/>
                 <w:sz w:val="18"/>
               </w:rPr>
-              <w:t>① 규정의 기안권자는 규정 담당 부서장(이하 “주무부서장” 이라 한다) 또는 당</w:t>
+              <w:t xml:space="preserve">① 규정의 기안권자는 </w:t>
             </w:r>
             <w:r>
               <w:rPr>
@@ -2334,16 +2334,268 @@
                 <w:color w:val="124AC8"/>
                 <w:sz w:val="18"/>
               </w:rPr>
-              <w:t>해</w:t>
-            </w:r>
-            <w:r>
-              <w:rPr>
-                <w:rFonts w:ascii="맑은 고딕" w:hAnsi="맑은 고딕" w:eastAsia="맑은 고딕"/>
-                <w:b w:val="0"/>
-                <w:color w:val="333333"/>
-                <w:sz w:val="18"/>
-              </w:rPr>
-              <w:t xml:space="preserve"> 규정상의 업무를 담당하는 부서장(이하 “소관부서장”이라 한다)이 된다. 다만, 그 내용이 다른 부서의 업무와 관련되는 경우에는 그 부서의 합의를 거쳐야 한다.</w:t>
+              <w:t xml:space="preserve">규정 담당 </w:t>
+            </w:r>
+            <w:r>
+              <w:rPr>
+                <w:rFonts w:ascii="맑은 고딕" w:hAnsi="맑은 고딕" w:eastAsia="맑은 고딕"/>
+                <w:b w:val="0"/>
+                <w:color w:val="333333"/>
+                <w:sz w:val="18"/>
+              </w:rPr>
+              <w:t>부서장</w:t>
+            </w:r>
+            <w:r>
+              <w:rPr>
+                <w:rFonts w:ascii="맑은 고딕" w:hAnsi="맑은 고딕" w:eastAsia="맑은 고딕"/>
+                <w:b w:val="0"/>
+                <w:color w:val="124AC8"/>
+                <w:sz w:val="18"/>
+              </w:rPr>
+              <w:t>(이</w:t>
+            </w:r>
+            <w:r>
+              <w:rPr>
+                <w:rFonts w:ascii="맑은 고딕" w:hAnsi="맑은 고딕" w:eastAsia="맑은 고딕"/>
+                <w:b w:val="0"/>
+                <w:color w:val="333333"/>
+                <w:sz w:val="18"/>
+              </w:rPr>
+              <w:t>하 “주무부서장”</w:t>
+            </w:r>
+            <w:r>
+              <w:rPr>
+                <w:rFonts w:ascii="맑은 고딕" w:hAnsi="맑은 고딕" w:eastAsia="맑은 고딕"/>
+                <w:b w:val="0"/>
+                <w:color w:val="124AC8"/>
+                <w:sz w:val="18"/>
+              </w:rPr>
+              <w:t xml:space="preserve"> </w:t>
+            </w:r>
+            <w:r>
+              <w:rPr>
+                <w:rFonts w:ascii="맑은 고딕" w:hAnsi="맑은 고딕" w:eastAsia="맑은 고딕"/>
+                <w:b w:val="0"/>
+                <w:color w:val="333333"/>
+                <w:sz w:val="18"/>
+              </w:rPr>
+              <w:t>이</w:t>
+            </w:r>
+            <w:r>
+              <w:rPr>
+                <w:rFonts w:ascii="맑은 고딕" w:hAnsi="맑은 고딕" w:eastAsia="맑은 고딕"/>
+                <w:b w:val="0"/>
+                <w:color w:val="124AC8"/>
+                <w:sz w:val="18"/>
+              </w:rPr>
+              <w:t>라 한다) 또는 당해</w:t>
+            </w:r>
+            <w:r>
+              <w:rPr>
+                <w:rFonts w:ascii="맑은 고딕" w:hAnsi="맑은 고딕" w:eastAsia="맑은 고딕"/>
+                <w:b w:val="0"/>
+                <w:color w:val="333333"/>
+                <w:sz w:val="18"/>
+              </w:rPr>
+              <w:t xml:space="preserve"> 규정</w:t>
+            </w:r>
+            <w:r>
+              <w:rPr>
+                <w:rFonts w:ascii="맑은 고딕" w:hAnsi="맑은 고딕" w:eastAsia="맑은 고딕"/>
+                <w:b w:val="0"/>
+                <w:color w:val="124AC8"/>
+                <w:sz w:val="18"/>
+              </w:rPr>
+              <w:t>상</w:t>
+            </w:r>
+            <w:r>
+              <w:rPr>
+                <w:rFonts w:ascii="맑은 고딕" w:hAnsi="맑은 고딕" w:eastAsia="맑은 고딕"/>
+                <w:b w:val="0"/>
+                <w:color w:val="333333"/>
+                <w:sz w:val="18"/>
+              </w:rPr>
+              <w:t>의 업무를 담당하는 부서장</w:t>
+            </w:r>
+            <w:r>
+              <w:rPr>
+                <w:rFonts w:ascii="맑은 고딕" w:hAnsi="맑은 고딕" w:eastAsia="맑은 고딕"/>
+                <w:b w:val="0"/>
+                <w:color w:val="124AC8"/>
+                <w:sz w:val="18"/>
+              </w:rPr>
+              <w:t>(이하</w:t>
+            </w:r>
+            <w:r>
+              <w:rPr>
+                <w:rFonts w:ascii="맑은 고딕" w:hAnsi="맑은 고딕" w:eastAsia="맑은 고딕"/>
+                <w:b w:val="0"/>
+                <w:color w:val="333333"/>
+                <w:sz w:val="18"/>
+              </w:rPr>
+              <w:t xml:space="preserve"> </w:t>
+            </w:r>
+            <w:r>
+              <w:rPr>
+                <w:rFonts w:ascii="맑은 고딕" w:hAnsi="맑은 고딕" w:eastAsia="맑은 고딕"/>
+                <w:b w:val="0"/>
+                <w:color w:val="124AC8"/>
+                <w:sz w:val="18"/>
+              </w:rPr>
+              <w:t>“</w:t>
+            </w:r>
+            <w:r>
+              <w:rPr>
+                <w:rFonts w:ascii="맑은 고딕" w:hAnsi="맑은 고딕" w:eastAsia="맑은 고딕"/>
+                <w:b w:val="0"/>
+                <w:color w:val="333333"/>
+                <w:sz w:val="18"/>
+              </w:rPr>
+              <w:t>소관부서</w:t>
+            </w:r>
+            <w:r>
+              <w:rPr>
+                <w:rFonts w:ascii="맑은 고딕" w:hAnsi="맑은 고딕" w:eastAsia="맑은 고딕"/>
+                <w:b w:val="0"/>
+                <w:color w:val="124AC8"/>
+                <w:sz w:val="18"/>
+              </w:rPr>
+              <w:t>장”이라</w:t>
+            </w:r>
+            <w:r>
+              <w:rPr>
+                <w:rFonts w:ascii="맑은 고딕" w:hAnsi="맑은 고딕" w:eastAsia="맑은 고딕"/>
+                <w:b w:val="0"/>
+                <w:color w:val="333333"/>
+                <w:sz w:val="18"/>
+              </w:rPr>
+              <w:t xml:space="preserve"> </w:t>
+            </w:r>
+            <w:r>
+              <w:rPr>
+                <w:rFonts w:ascii="맑은 고딕" w:hAnsi="맑은 고딕" w:eastAsia="맑은 고딕"/>
+                <w:b w:val="0"/>
+                <w:color w:val="124AC8"/>
+                <w:sz w:val="18"/>
+              </w:rPr>
+              <w:t>한다)이</w:t>
+            </w:r>
+            <w:r>
+              <w:rPr>
+                <w:rFonts w:ascii="맑은 고딕" w:hAnsi="맑은 고딕" w:eastAsia="맑은 고딕"/>
+                <w:b w:val="0"/>
+                <w:color w:val="333333"/>
+                <w:sz w:val="18"/>
+              </w:rPr>
+              <w:t xml:space="preserve"> </w:t>
+            </w:r>
+            <w:r>
+              <w:rPr>
+                <w:rFonts w:ascii="맑은 고딕" w:hAnsi="맑은 고딕" w:eastAsia="맑은 고딕"/>
+                <w:b w:val="0"/>
+                <w:color w:val="124AC8"/>
+                <w:sz w:val="18"/>
+              </w:rPr>
+              <w:t>된</w:t>
+            </w:r>
+            <w:r>
+              <w:rPr>
+                <w:rFonts w:ascii="맑은 고딕" w:hAnsi="맑은 고딕" w:eastAsia="맑은 고딕"/>
+                <w:b w:val="0"/>
+                <w:color w:val="333333"/>
+                <w:sz w:val="18"/>
+              </w:rPr>
+              <w:t xml:space="preserve">다. </w:t>
+            </w:r>
+            <w:r>
+              <w:rPr>
+                <w:rFonts w:ascii="맑은 고딕" w:hAnsi="맑은 고딕" w:eastAsia="맑은 고딕"/>
+                <w:b w:val="0"/>
+                <w:color w:val="124AC8"/>
+                <w:sz w:val="18"/>
+              </w:rPr>
+              <w:t>다만,</w:t>
+            </w:r>
+            <w:r>
+              <w:rPr>
+                <w:rFonts w:ascii="맑은 고딕" w:hAnsi="맑은 고딕" w:eastAsia="맑은 고딕"/>
+                <w:b w:val="0"/>
+                <w:color w:val="333333"/>
+                <w:sz w:val="18"/>
+              </w:rPr>
+              <w:t xml:space="preserve"> </w:t>
+            </w:r>
+            <w:r>
+              <w:rPr>
+                <w:rFonts w:ascii="맑은 고딕" w:hAnsi="맑은 고딕" w:eastAsia="맑은 고딕"/>
+                <w:b w:val="0"/>
+                <w:color w:val="124AC8"/>
+                <w:sz w:val="18"/>
+              </w:rPr>
+              <w:t>그</w:t>
+            </w:r>
+            <w:r>
+              <w:rPr>
+                <w:rFonts w:ascii="맑은 고딕" w:hAnsi="맑은 고딕" w:eastAsia="맑은 고딕"/>
+                <w:b w:val="0"/>
+                <w:color w:val="333333"/>
+                <w:sz w:val="18"/>
+              </w:rPr>
+              <w:t xml:space="preserve"> </w:t>
+            </w:r>
+            <w:r>
+              <w:rPr>
+                <w:rFonts w:ascii="맑은 고딕" w:hAnsi="맑은 고딕" w:eastAsia="맑은 고딕"/>
+                <w:b w:val="0"/>
+                <w:color w:val="124AC8"/>
+                <w:sz w:val="18"/>
+              </w:rPr>
+              <w:t>내용</w:t>
+            </w:r>
+            <w:r>
+              <w:rPr>
+                <w:rFonts w:ascii="맑은 고딕" w:hAnsi="맑은 고딕" w:eastAsia="맑은 고딕"/>
+                <w:b w:val="0"/>
+                <w:color w:val="333333"/>
+                <w:sz w:val="18"/>
+              </w:rPr>
+              <w:t>이 다른 부서의 업무와 관련되는 경우에는 그 부서</w:t>
+            </w:r>
+            <w:r>
+              <w:rPr>
+                <w:rFonts w:ascii="맑은 고딕" w:hAnsi="맑은 고딕" w:eastAsia="맑은 고딕"/>
+                <w:b w:val="0"/>
+                <w:color w:val="124AC8"/>
+                <w:sz w:val="18"/>
+              </w:rPr>
+              <w:t>의</w:t>
+            </w:r>
+            <w:r>
+              <w:rPr>
+                <w:rFonts w:ascii="맑은 고딕" w:hAnsi="맑은 고딕" w:eastAsia="맑은 고딕"/>
+                <w:b w:val="0"/>
+                <w:color w:val="333333"/>
+                <w:sz w:val="18"/>
+              </w:rPr>
+              <w:t xml:space="preserve"> 합의</w:t>
+            </w:r>
+            <w:r>
+              <w:rPr>
+                <w:rFonts w:ascii="맑은 고딕" w:hAnsi="맑은 고딕" w:eastAsia="맑은 고딕"/>
+                <w:b w:val="0"/>
+                <w:color w:val="124AC8"/>
+                <w:sz w:val="18"/>
+              </w:rPr>
+              <w:t>를 거쳐</w:t>
+            </w:r>
+            <w:r>
+              <w:rPr>
+                <w:rFonts w:ascii="맑은 고딕" w:hAnsi="맑은 고딕" w:eastAsia="맑은 고딕"/>
+                <w:b w:val="0"/>
+                <w:color w:val="333333"/>
+                <w:sz w:val="18"/>
+              </w:rPr>
+              <w:t>야 한다.</w:t>
             </w:r>
           </w:p>
           <w:p>
@@ -2355,7 +2607,7 @@
               <w:rPr>
                 <w:rFonts w:ascii="맑은 고딕" w:hAnsi="맑은 고딕" w:eastAsia="맑은 고딕"/>
                 <w:b w:val="0"/>
-                <w:color w:val="333333"/>
+                <w:color w:val="124AC8"/>
                 <w:sz w:val="18"/>
               </w:rPr>
               <w:t>② 규정별 소관부서는 『별표 제1호』와 같다.</w:t>
@@ -2394,7 +2646,7 @@
                 <w:color w:val="333333"/>
                 <w:sz w:val="18"/>
               </w:rPr>
-              <w:t xml:space="preserve">① 규정의 기안권자는 규정 담당 부서장(이하 “주무부서장” 이라 한다) 또는 </w:t>
+              <w:t xml:space="preserve">① 규정의 기안권자는 </w:t>
             </w:r>
             <w:r>
               <w:rPr>
@@ -2403,16 +2655,163 @@
                 <w:color w:val="124AC8"/>
                 <w:sz w:val="18"/>
               </w:rPr>
-              <w:t>해</w:t>
-            </w:r>
-            <w:r>
-              <w:rPr>
-                <w:rFonts w:ascii="맑은 고딕" w:hAnsi="맑은 고딕" w:eastAsia="맑은 고딕"/>
-                <w:b w:val="0"/>
-                <w:color w:val="333333"/>
-                <w:sz w:val="18"/>
-              </w:rPr>
-              <w:t>당 규정상의 업무를 담당하는 부서장(이하 “소관부서장”이라 한다)이 된다. 다만, 그 내용이 다른 부서의 업무와 관련되는 경우에는 그 부서의 합의를 거쳐야 한다.</w:t>
+              <w:t>주무</w:t>
+            </w:r>
+            <w:r>
+              <w:rPr>
+                <w:rFonts w:ascii="맑은 고딕" w:hAnsi="맑은 고딕" w:eastAsia="맑은 고딕"/>
+                <w:b w:val="0"/>
+                <w:color w:val="333333"/>
+                <w:sz w:val="18"/>
+              </w:rPr>
+              <w:t>부서장</w:t>
+            </w:r>
+            <w:r>
+              <w:rPr>
+                <w:rFonts w:ascii="맑은 고딕" w:hAnsi="맑은 고딕" w:eastAsia="맑은 고딕"/>
+                <w:b w:val="0"/>
+                <w:color w:val="124AC8"/>
+                <w:sz w:val="18"/>
+              </w:rPr>
+              <w:t xml:space="preserve"> 또는 소관부서장으로 </w:t>
+            </w:r>
+            <w:r>
+              <w:rPr>
+                <w:rFonts w:ascii="맑은 고딕" w:hAnsi="맑은 고딕" w:eastAsia="맑은 고딕"/>
+                <w:b w:val="0"/>
+                <w:color w:val="333333"/>
+                <w:sz w:val="18"/>
+              </w:rPr>
+              <w:t>하</w:t>
+            </w:r>
+            <w:r>
+              <w:rPr>
+                <w:rFonts w:ascii="맑은 고딕" w:hAnsi="맑은 고딕" w:eastAsia="맑은 고딕"/>
+                <w:b w:val="0"/>
+                <w:color w:val="124AC8"/>
+                <w:sz w:val="18"/>
+              </w:rPr>
+              <w:t>며, 각 용어의 뜻은 다음과 같다.</w:t>
+            </w:r>
+          </w:p>
+          <w:p>
+            <w:pPr>
+              <w:spacing w:after="20" w:line="269" w:lineRule="auto"/>
+              <w:ind w:left="454"/>
+            </w:pPr>
+            <w:r>
+              <w:rPr>
+                <w:rFonts w:ascii="맑은 고딕" w:hAnsi="맑은 고딕" w:eastAsia="맑은 고딕"/>
+                <w:b w:val="0"/>
+                <w:color w:val="124AC8"/>
+                <w:sz w:val="18"/>
+              </w:rPr>
+              <w:t>1.</w:t>
+            </w:r>
+            <w:r>
+              <w:rPr>
+                <w:rFonts w:ascii="맑은 고딕" w:hAnsi="맑은 고딕" w:eastAsia="맑은 고딕"/>
+                <w:b w:val="0"/>
+                <w:color w:val="333333"/>
+                <w:sz w:val="18"/>
+              </w:rPr>
+              <w:t xml:space="preserve"> “주무부서장”이</w:t>
+            </w:r>
+            <w:r>
+              <w:rPr>
+                <w:rFonts w:ascii="맑은 고딕" w:hAnsi="맑은 고딕" w:eastAsia="맑은 고딕"/>
+                <w:b w:val="0"/>
+                <w:color w:val="124AC8"/>
+                <w:sz w:val="18"/>
+              </w:rPr>
+              <w:t>란</w:t>
+            </w:r>
+            <w:r>
+              <w:rPr>
+                <w:rFonts w:ascii="맑은 고딕" w:hAnsi="맑은 고딕" w:eastAsia="맑은 고딕"/>
+                <w:b w:val="0"/>
+                <w:color w:val="333333"/>
+                <w:sz w:val="18"/>
+              </w:rPr>
+              <w:t xml:space="preserve"> 규정</w:t>
+            </w:r>
+            <w:r>
+              <w:rPr>
+                <w:rFonts w:ascii="맑은 고딕" w:hAnsi="맑은 고딕" w:eastAsia="맑은 고딕"/>
+                <w:b w:val="0"/>
+                <w:color w:val="124AC8"/>
+                <w:sz w:val="18"/>
+              </w:rPr>
+              <w:t>을 담당하는 부서의 장을 말한다.</w:t>
+            </w:r>
+          </w:p>
+          <w:p>
+            <w:pPr>
+              <w:spacing w:after="20" w:line="269" w:lineRule="auto"/>
+              <w:ind w:left="454"/>
+            </w:pPr>
+            <w:r>
+              <w:rPr>
+                <w:rFonts w:ascii="맑은 고딕" w:hAnsi="맑은 고딕" w:eastAsia="맑은 고딕"/>
+                <w:b w:val="0"/>
+                <w:color w:val="124AC8"/>
+                <w:sz w:val="18"/>
+              </w:rPr>
+              <w:t>2. “소관부서장”이란 해당 규정</w:t>
+            </w:r>
+            <w:r>
+              <w:rPr>
+                <w:rFonts w:ascii="맑은 고딕" w:hAnsi="맑은 고딕" w:eastAsia="맑은 고딕"/>
+                <w:b w:val="0"/>
+                <w:color w:val="333333"/>
+                <w:sz w:val="18"/>
+              </w:rPr>
+              <w:t>의 업무를 담당하는 부서</w:t>
+            </w:r>
+            <w:r>
+              <w:rPr>
+                <w:rFonts w:ascii="맑은 고딕" w:hAnsi="맑은 고딕" w:eastAsia="맑은 고딕"/>
+                <w:b w:val="0"/>
+                <w:color w:val="124AC8"/>
+                <w:sz w:val="18"/>
+              </w:rPr>
+              <w:t xml:space="preserve">의 </w:t>
+            </w:r>
+            <w:r>
+              <w:rPr>
+                <w:rFonts w:ascii="맑은 고딕" w:hAnsi="맑은 고딕" w:eastAsia="맑은 고딕"/>
+                <w:b w:val="0"/>
+                <w:color w:val="333333"/>
+                <w:sz w:val="18"/>
+              </w:rPr>
+              <w:t>장</w:t>
+            </w:r>
+            <w:r>
+              <w:rPr>
+                <w:rFonts w:ascii="맑은 고딕" w:hAnsi="맑은 고딕" w:eastAsia="맑은 고딕"/>
+                <w:b w:val="0"/>
+                <w:color w:val="124AC8"/>
+                <w:sz w:val="18"/>
+              </w:rPr>
+              <w:t>을</w:t>
+            </w:r>
+            <w:r>
+              <w:rPr>
+                <w:rFonts w:ascii="맑은 고딕" w:hAnsi="맑은 고딕" w:eastAsia="맑은 고딕"/>
+                <w:b w:val="0"/>
+                <w:color w:val="333333"/>
+                <w:sz w:val="18"/>
+              </w:rPr>
+              <w:t xml:space="preserve"> </w:t>
+            </w:r>
+            <w:r>
+              <w:rPr>
+                <w:rFonts w:ascii="맑은 고딕" w:hAnsi="맑은 고딕" w:eastAsia="맑은 고딕"/>
+                <w:b w:val="0"/>
+                <w:color w:val="124AC8"/>
+                <w:sz w:val="18"/>
+              </w:rPr>
+              <w:t>말한다.</w:t>
             </w:r>
           </w:p>
           <w:p>
@@ -2424,10 +2823,169 @@
               <w:rPr>
                 <w:rFonts w:ascii="맑은 고딕" w:hAnsi="맑은 고딕" w:eastAsia="맑은 고딕"/>
                 <w:b w:val="0"/>
-                <w:color w:val="333333"/>
-                <w:sz w:val="18"/>
-              </w:rPr>
-              <w:t>② 규정별 소관부서는 『별표 제1호』와 같다.</w:t>
+                <w:color w:val="124AC8"/>
+                <w:sz w:val="18"/>
+              </w:rPr>
+              <w:t xml:space="preserve">② 규정별 </w:t>
+            </w:r>
+            <w:r>
+              <w:rPr>
+                <w:rFonts w:ascii="맑은 고딕" w:hAnsi="맑은 고딕" w:eastAsia="맑은 고딕"/>
+                <w:b w:val="0"/>
+                <w:color w:val="333333"/>
+                <w:sz w:val="18"/>
+              </w:rPr>
+              <w:t>소관부서</w:t>
+            </w:r>
+            <w:r>
+              <w:rPr>
+                <w:rFonts w:ascii="맑은 고딕" w:hAnsi="맑은 고딕" w:eastAsia="맑은 고딕"/>
+                <w:b w:val="0"/>
+                <w:color w:val="124AC8"/>
+                <w:sz w:val="18"/>
+              </w:rPr>
+              <w:t>는</w:t>
+            </w:r>
+            <w:r>
+              <w:rPr>
+                <w:rFonts w:ascii="맑은 고딕" w:hAnsi="맑은 고딕" w:eastAsia="맑은 고딕"/>
+                <w:b w:val="0"/>
+                <w:color w:val="333333"/>
+                <w:sz w:val="18"/>
+              </w:rPr>
+              <w:t xml:space="preserve"> </w:t>
+            </w:r>
+            <w:r>
+              <w:rPr>
+                <w:rFonts w:ascii="맑은 고딕" w:hAnsi="맑은 고딕" w:eastAsia="맑은 고딕"/>
+                <w:b w:val="0"/>
+                <w:color w:val="124AC8"/>
+                <w:sz w:val="18"/>
+              </w:rPr>
+              <w:t>「별표</w:t>
+            </w:r>
+            <w:r>
+              <w:rPr>
+                <w:rFonts w:ascii="맑은 고딕" w:hAnsi="맑은 고딕" w:eastAsia="맑은 고딕"/>
+                <w:b w:val="0"/>
+                <w:color w:val="333333"/>
+                <w:sz w:val="18"/>
+              </w:rPr>
+              <w:t xml:space="preserve"> </w:t>
+            </w:r>
+            <w:r>
+              <w:rPr>
+                <w:rFonts w:ascii="맑은 고딕" w:hAnsi="맑은 고딕" w:eastAsia="맑은 고딕"/>
+                <w:b w:val="0"/>
+                <w:color w:val="124AC8"/>
+                <w:sz w:val="18"/>
+              </w:rPr>
+              <w:t>제1호」와 같</w:t>
+            </w:r>
+            <w:r>
+              <w:rPr>
+                <w:rFonts w:ascii="맑은 고딕" w:hAnsi="맑은 고딕" w:eastAsia="맑은 고딕"/>
+                <w:b w:val="0"/>
+                <w:color w:val="333333"/>
+                <w:sz w:val="18"/>
+              </w:rPr>
+              <w:t>다.</w:t>
+            </w:r>
+          </w:p>
+          <w:p>
+            <w:pPr>
+              <w:spacing w:after="20" w:line="269" w:lineRule="auto"/>
+              <w:ind w:left="227"/>
+            </w:pPr>
+            <w:r>
+              <w:rPr>
+                <w:rFonts w:ascii="맑은 고딕" w:hAnsi="맑은 고딕" w:eastAsia="맑은 고딕"/>
+                <w:b w:val="0"/>
+                <w:color w:val="124AC8"/>
+                <w:sz w:val="18"/>
+              </w:rPr>
+              <w:t>③</w:t>
+            </w:r>
+            <w:r>
+              <w:rPr>
+                <w:rFonts w:ascii="맑은 고딕" w:hAnsi="맑은 고딕" w:eastAsia="맑은 고딕"/>
+                <w:b w:val="0"/>
+                <w:color w:val="333333"/>
+                <w:sz w:val="18"/>
+              </w:rPr>
+              <w:t xml:space="preserve"> </w:t>
+            </w:r>
+            <w:r>
+              <w:rPr>
+                <w:rFonts w:ascii="맑은 고딕" w:hAnsi="맑은 고딕" w:eastAsia="맑은 고딕"/>
+                <w:b w:val="0"/>
+                <w:color w:val="124AC8"/>
+                <w:sz w:val="18"/>
+              </w:rPr>
+              <w:t>기안하려는</w:t>
+            </w:r>
+            <w:r>
+              <w:rPr>
+                <w:rFonts w:ascii="맑은 고딕" w:hAnsi="맑은 고딕" w:eastAsia="맑은 고딕"/>
+                <w:b w:val="0"/>
+                <w:color w:val="333333"/>
+                <w:sz w:val="18"/>
+              </w:rPr>
+              <w:t xml:space="preserve"> </w:t>
+            </w:r>
+            <w:r>
+              <w:rPr>
+                <w:rFonts w:ascii="맑은 고딕" w:hAnsi="맑은 고딕" w:eastAsia="맑은 고딕"/>
+                <w:b w:val="0"/>
+                <w:color w:val="124AC8"/>
+                <w:sz w:val="18"/>
+              </w:rPr>
+              <w:t>규정</w:t>
+            </w:r>
+            <w:r>
+              <w:rPr>
+                <w:rFonts w:ascii="맑은 고딕" w:hAnsi="맑은 고딕" w:eastAsia="맑은 고딕"/>
+                <w:b w:val="0"/>
+                <w:color w:val="333333"/>
+                <w:sz w:val="18"/>
+              </w:rPr>
+              <w:t>이 다른 부서의 업무와 관련되는 경우에는 그 부서</w:t>
+            </w:r>
+            <w:r>
+              <w:rPr>
+                <w:rFonts w:ascii="맑은 고딕" w:hAnsi="맑은 고딕" w:eastAsia="맑은 고딕"/>
+                <w:b w:val="0"/>
+                <w:color w:val="124AC8"/>
+                <w:sz w:val="18"/>
+              </w:rPr>
+              <w:t>와</w:t>
+            </w:r>
+            <w:r>
+              <w:rPr>
+                <w:rFonts w:ascii="맑은 고딕" w:hAnsi="맑은 고딕" w:eastAsia="맑은 고딕"/>
+                <w:b w:val="0"/>
+                <w:color w:val="333333"/>
+                <w:sz w:val="18"/>
+              </w:rPr>
+              <w:t xml:space="preserve"> 합의</w:t>
+            </w:r>
+            <w:r>
+              <w:rPr>
+                <w:rFonts w:ascii="맑은 고딕" w:hAnsi="맑은 고딕" w:eastAsia="맑은 고딕"/>
+                <w:b w:val="0"/>
+                <w:color w:val="124AC8"/>
+                <w:sz w:val="18"/>
+              </w:rPr>
+              <w:t>하여</w:t>
+            </w:r>
+            <w:r>
+              <w:rPr>
+                <w:rFonts w:ascii="맑은 고딕" w:hAnsi="맑은 고딕" w:eastAsia="맑은 고딕"/>
+                <w:b w:val="0"/>
+                <w:color w:val="333333"/>
+                <w:sz w:val="18"/>
+              </w:rPr>
+              <w:t>야 한다.</w:t>
             </w:r>
           </w:p>
         </w:tc>
@@ -2447,7 +3005,7 @@
                 <w:color w:val="333333"/>
                 <w:sz w:val="16"/>
               </w:rPr>
-              <w:t>[표현] 법제처 권고 표현 정비</w:t>
+              <w:t>[가독성·표현] 문장 속 인라인 정의를 호로 분리 + 단서(합의)를 독립 항으로 → 한 번에 읽히게, 당해→해당</w:t>
             </w:r>
           </w:p>
         </w:tc>

--- a/사규정비/사규관리규정_신구조문대비표_종합개정안.docx
+++ b/사규정비/사규관리규정_신구조문대비표_종합개정안.docx
@@ -3043,7 +3043,142 @@
                 <w:color w:val="333333"/>
                 <w:sz w:val="18"/>
               </w:rPr>
-              <w:t>① 규정의 기안권자는 제정·개폐하고자 하는 규정의 원안, 제정·개정 이유, 신·구 조문대비표 등을 작성하여 주무부서장에게 제출하여 합의를 받아야 한다. (2024. 09. 01. 본항 개정)</w:t>
+              <w:t xml:space="preserve">① 규정의 기안권자는 </w:t>
+            </w:r>
+            <w:r>
+              <w:rPr>
+                <w:rFonts w:ascii="맑은 고딕" w:hAnsi="맑은 고딕" w:eastAsia="맑은 고딕"/>
+                <w:b w:val="0"/>
+                <w:color w:val="124AC8"/>
+                <w:sz w:val="18"/>
+              </w:rPr>
+              <w:t>제정·개폐하고자</w:t>
+            </w:r>
+            <w:r>
+              <w:rPr>
+                <w:rFonts w:ascii="맑은 고딕" w:hAnsi="맑은 고딕" w:eastAsia="맑은 고딕"/>
+                <w:b w:val="0"/>
+                <w:color w:val="333333"/>
+                <w:sz w:val="18"/>
+              </w:rPr>
+              <w:t xml:space="preserve"> </w:t>
+            </w:r>
+            <w:r>
+              <w:rPr>
+                <w:rFonts w:ascii="맑은 고딕" w:hAnsi="맑은 고딕" w:eastAsia="맑은 고딕"/>
+                <w:b w:val="0"/>
+                <w:color w:val="124AC8"/>
+                <w:sz w:val="18"/>
+              </w:rPr>
+              <w:t>하는</w:t>
+            </w:r>
+            <w:r>
+              <w:rPr>
+                <w:rFonts w:ascii="맑은 고딕" w:hAnsi="맑은 고딕" w:eastAsia="맑은 고딕"/>
+                <w:b w:val="0"/>
+                <w:color w:val="333333"/>
+                <w:sz w:val="18"/>
+              </w:rPr>
+              <w:t xml:space="preserve"> </w:t>
+            </w:r>
+            <w:r>
+              <w:rPr>
+                <w:rFonts w:ascii="맑은 고딕" w:hAnsi="맑은 고딕" w:eastAsia="맑은 고딕"/>
+                <w:b w:val="0"/>
+                <w:color w:val="124AC8"/>
+                <w:sz w:val="18"/>
+              </w:rPr>
+              <w:t>규정</w:t>
+            </w:r>
+            <w:r>
+              <w:rPr>
+                <w:rFonts w:ascii="맑은 고딕" w:hAnsi="맑은 고딕" w:eastAsia="맑은 고딕"/>
+                <w:b w:val="0"/>
+                <w:color w:val="333333"/>
+                <w:sz w:val="18"/>
+              </w:rPr>
+              <w:t xml:space="preserve">의 </w:t>
+            </w:r>
+            <w:r>
+              <w:rPr>
+                <w:rFonts w:ascii="맑은 고딕" w:hAnsi="맑은 고딕" w:eastAsia="맑은 고딕"/>
+                <w:b w:val="0"/>
+                <w:color w:val="124AC8"/>
+                <w:sz w:val="18"/>
+              </w:rPr>
+              <w:t>원안, 제정·개정 이유, 신·구 조문대비표 등을</w:t>
+            </w:r>
+            <w:r>
+              <w:rPr>
+                <w:rFonts w:ascii="맑은 고딕" w:hAnsi="맑은 고딕" w:eastAsia="맑은 고딕"/>
+                <w:b w:val="0"/>
+                <w:color w:val="333333"/>
+                <w:sz w:val="18"/>
+              </w:rPr>
+              <w:t xml:space="preserve"> 작성하여 주무부서장에게 제출하</w:t>
+            </w:r>
+            <w:r>
+              <w:rPr>
+                <w:rFonts w:ascii="맑은 고딕" w:hAnsi="맑은 고딕" w:eastAsia="맑은 고딕"/>
+                <w:b w:val="0"/>
+                <w:color w:val="124AC8"/>
+                <w:sz w:val="18"/>
+              </w:rPr>
+              <w:t>여</w:t>
+            </w:r>
+            <w:r>
+              <w:rPr>
+                <w:rFonts w:ascii="맑은 고딕" w:hAnsi="맑은 고딕" w:eastAsia="맑은 고딕"/>
+                <w:b w:val="0"/>
+                <w:color w:val="333333"/>
+                <w:sz w:val="18"/>
+              </w:rPr>
+              <w:t xml:space="preserve"> 합의를 받아야 한다. </w:t>
+            </w:r>
+            <w:r>
+              <w:rPr>
+                <w:rFonts w:ascii="맑은 고딕" w:hAnsi="맑은 고딕" w:eastAsia="맑은 고딕"/>
+                <w:b w:val="0"/>
+                <w:color w:val="124AC8"/>
+                <w:sz w:val="18"/>
+              </w:rPr>
+              <w:t>(2024. 09. 0</w:t>
+            </w:r>
+            <w:r>
+              <w:rPr>
+                <w:rFonts w:ascii="맑은 고딕" w:hAnsi="맑은 고딕" w:eastAsia="맑은 고딕"/>
+                <w:b w:val="0"/>
+                <w:color w:val="333333"/>
+                <w:sz w:val="18"/>
+              </w:rPr>
+              <w:t xml:space="preserve">1. </w:t>
+            </w:r>
+            <w:r>
+              <w:rPr>
+                <w:rFonts w:ascii="맑은 고딕" w:hAnsi="맑은 고딕" w:eastAsia="맑은 고딕"/>
+                <w:b w:val="0"/>
+                <w:color w:val="124AC8"/>
+                <w:sz w:val="18"/>
+              </w:rPr>
+              <w:t>본항</w:t>
+            </w:r>
+            <w:r>
+              <w:rPr>
+                <w:rFonts w:ascii="맑은 고딕" w:hAnsi="맑은 고딕" w:eastAsia="맑은 고딕"/>
+                <w:b w:val="0"/>
+                <w:color w:val="333333"/>
+                <w:sz w:val="18"/>
+              </w:rPr>
+              <w:t xml:space="preserve"> 개정</w:t>
+            </w:r>
+            <w:r>
+              <w:rPr>
+                <w:rFonts w:ascii="맑은 고딕" w:hAnsi="맑은 고딕" w:eastAsia="맑은 고딕"/>
+                <w:b w:val="0"/>
+                <w:color w:val="124AC8"/>
+                <w:sz w:val="18"/>
+              </w:rPr>
+              <w:t>)</w:t>
             </w:r>
           </w:p>
           <w:p>
@@ -3073,7 +3208,25 @@
                 <w:color w:val="333333"/>
                 <w:sz w:val="18"/>
               </w:rPr>
-              <w:t>1. 우리회사 경영방침과의 부합 여부</w:t>
+              <w:t xml:space="preserve">1. </w:t>
+            </w:r>
+            <w:r>
+              <w:rPr>
+                <w:rFonts w:ascii="맑은 고딕" w:hAnsi="맑은 고딕" w:eastAsia="맑은 고딕"/>
+                <w:b w:val="0"/>
+                <w:color w:val="124AC8"/>
+                <w:sz w:val="18"/>
+              </w:rPr>
+              <w:t>우리</w:t>
+            </w:r>
+            <w:r>
+              <w:rPr>
+                <w:rFonts w:ascii="맑은 고딕" w:hAnsi="맑은 고딕" w:eastAsia="맑은 고딕"/>
+                <w:b w:val="0"/>
+                <w:color w:val="333333"/>
+                <w:sz w:val="18"/>
+              </w:rPr>
+              <w:t>회사 경영방침과의 부합 여부</w:t>
             </w:r>
           </w:p>
           <w:p>
@@ -3103,7 +3256,25 @@
                 <w:color w:val="333333"/>
                 <w:sz w:val="18"/>
               </w:rPr>
-              <w:t>3. 규정의 형식적 요건의 구비 여부</w:t>
+              <w:t>3. 규정의 형식적 요건</w:t>
+            </w:r>
+            <w:r>
+              <w:rPr>
+                <w:rFonts w:ascii="맑은 고딕" w:hAnsi="맑은 고딕" w:eastAsia="맑은 고딕"/>
+                <w:b w:val="0"/>
+                <w:color w:val="124AC8"/>
+                <w:sz w:val="18"/>
+              </w:rPr>
+              <w:t>의</w:t>
+            </w:r>
+            <w:r>
+              <w:rPr>
+                <w:rFonts w:ascii="맑은 고딕" w:hAnsi="맑은 고딕" w:eastAsia="맑은 고딕"/>
+                <w:b w:val="0"/>
+                <w:color w:val="333333"/>
+                <w:sz w:val="18"/>
+              </w:rPr>
+              <w:t xml:space="preserve"> 구비 여부</w:t>
             </w:r>
           </w:p>
           <w:p>
@@ -3151,7 +3322,25 @@
                 <w:color w:val="333333"/>
                 <w:sz w:val="18"/>
               </w:rPr>
-              <w:t xml:space="preserve">③ 주무부서장은 제2항의 규정에 </w:t>
+              <w:t>③ 주무부서장은 제2항</w:t>
+            </w:r>
+            <w:r>
+              <w:rPr>
+                <w:rFonts w:ascii="맑은 고딕" w:hAnsi="맑은 고딕" w:eastAsia="맑은 고딕"/>
+                <w:b w:val="0"/>
+                <w:color w:val="124AC8"/>
+                <w:sz w:val="18"/>
+              </w:rPr>
+              <w:t>의 규정</w:t>
+            </w:r>
+            <w:r>
+              <w:rPr>
+                <w:rFonts w:ascii="맑은 고딕" w:hAnsi="맑은 고딕" w:eastAsia="맑은 고딕"/>
+                <w:b w:val="0"/>
+                <w:color w:val="333333"/>
+                <w:sz w:val="18"/>
+              </w:rPr>
+              <w:t xml:space="preserve">에 </w:t>
             </w:r>
             <w:r>
               <w:rPr>
@@ -3169,7 +3358,133 @@
                 <w:color w:val="333333"/>
                 <w:sz w:val="18"/>
               </w:rPr>
-              <w:t xml:space="preserve"> 원안을 심의하고 수정을 요하는 사항이 있을 경우에는 소관부서장과 협의하여 수정한다. 다만, 처음의 뜻에서 벗어나지 아니하는 범위내의 자구의 수정, 체제의 정리 등은 협의 없이 할 수 있다.</w:t>
+              <w:t xml:space="preserve"> 원안을 심의하고 수정</w:t>
+            </w:r>
+            <w:r>
+              <w:rPr>
+                <w:rFonts w:ascii="맑은 고딕" w:hAnsi="맑은 고딕" w:eastAsia="맑은 고딕"/>
+                <w:b w:val="0"/>
+                <w:color w:val="124AC8"/>
+                <w:sz w:val="18"/>
+              </w:rPr>
+              <w:t>을 요하는</w:t>
+            </w:r>
+            <w:r>
+              <w:rPr>
+                <w:rFonts w:ascii="맑은 고딕" w:hAnsi="맑은 고딕" w:eastAsia="맑은 고딕"/>
+                <w:b w:val="0"/>
+                <w:color w:val="333333"/>
+                <w:sz w:val="18"/>
+              </w:rPr>
+              <w:t xml:space="preserve"> 사항이 있</w:t>
+            </w:r>
+            <w:r>
+              <w:rPr>
+                <w:rFonts w:ascii="맑은 고딕" w:hAnsi="맑은 고딕" w:eastAsia="맑은 고딕"/>
+                <w:b w:val="0"/>
+                <w:color w:val="124AC8"/>
+                <w:sz w:val="18"/>
+              </w:rPr>
+              <w:t>을 경우에는</w:t>
+            </w:r>
+            <w:r>
+              <w:rPr>
+                <w:rFonts w:ascii="맑은 고딕" w:hAnsi="맑은 고딕" w:eastAsia="맑은 고딕"/>
+                <w:b w:val="0"/>
+                <w:color w:val="333333"/>
+                <w:sz w:val="18"/>
+              </w:rPr>
+              <w:t xml:space="preserve"> 소관부서장과 협의하여 수정한다. 다만, 처음의 </w:t>
+            </w:r>
+            <w:r>
+              <w:rPr>
+                <w:rFonts w:ascii="맑은 고딕" w:hAnsi="맑은 고딕" w:eastAsia="맑은 고딕"/>
+                <w:b w:val="0"/>
+                <w:color w:val="124AC8"/>
+                <w:sz w:val="18"/>
+              </w:rPr>
+              <w:t>뜻</w:t>
+            </w:r>
+            <w:r>
+              <w:rPr>
+                <w:rFonts w:ascii="맑은 고딕" w:hAnsi="맑은 고딕" w:eastAsia="맑은 고딕"/>
+                <w:b w:val="0"/>
+                <w:color w:val="333333"/>
+                <w:sz w:val="18"/>
+              </w:rPr>
+              <w:t xml:space="preserve">에서 벗어나지 </w:t>
+            </w:r>
+            <w:r>
+              <w:rPr>
+                <w:rFonts w:ascii="맑은 고딕" w:hAnsi="맑은 고딕" w:eastAsia="맑은 고딕"/>
+                <w:b w:val="0"/>
+                <w:color w:val="124AC8"/>
+                <w:sz w:val="18"/>
+              </w:rPr>
+              <w:t>아니하</w:t>
+            </w:r>
+            <w:r>
+              <w:rPr>
+                <w:rFonts w:ascii="맑은 고딕" w:hAnsi="맑은 고딕" w:eastAsia="맑은 고딕"/>
+                <w:b w:val="0"/>
+                <w:color w:val="333333"/>
+                <w:sz w:val="18"/>
+              </w:rPr>
+              <w:t>는 범위</w:t>
+            </w:r>
+            <w:r>
+              <w:rPr>
+                <w:rFonts w:ascii="맑은 고딕" w:hAnsi="맑은 고딕" w:eastAsia="맑은 고딕"/>
+                <w:b w:val="0"/>
+                <w:color w:val="124AC8"/>
+                <w:sz w:val="18"/>
+              </w:rPr>
+              <w:t>내</w:t>
+            </w:r>
+            <w:r>
+              <w:rPr>
+                <w:rFonts w:ascii="맑은 고딕" w:hAnsi="맑은 고딕" w:eastAsia="맑은 고딕"/>
+                <w:b w:val="0"/>
+                <w:color w:val="333333"/>
+                <w:sz w:val="18"/>
+              </w:rPr>
+              <w:t>의 자구</w:t>
+            </w:r>
+            <w:r>
+              <w:rPr>
+                <w:rFonts w:ascii="맑은 고딕" w:hAnsi="맑은 고딕" w:eastAsia="맑은 고딕"/>
+                <w:b w:val="0"/>
+                <w:color w:val="124AC8"/>
+                <w:sz w:val="18"/>
+              </w:rPr>
+              <w:t>의</w:t>
+            </w:r>
+            <w:r>
+              <w:rPr>
+                <w:rFonts w:ascii="맑은 고딕" w:hAnsi="맑은 고딕" w:eastAsia="맑은 고딕"/>
+                <w:b w:val="0"/>
+                <w:color w:val="333333"/>
+                <w:sz w:val="18"/>
+              </w:rPr>
+              <w:t xml:space="preserve"> 수정, 체</w:t>
+            </w:r>
+            <w:r>
+              <w:rPr>
+                <w:rFonts w:ascii="맑은 고딕" w:hAnsi="맑은 고딕" w:eastAsia="맑은 고딕"/>
+                <w:b w:val="0"/>
+                <w:color w:val="124AC8"/>
+                <w:sz w:val="18"/>
+              </w:rPr>
+              <w:t>제의</w:t>
+            </w:r>
+            <w:r>
+              <w:rPr>
+                <w:rFonts w:ascii="맑은 고딕" w:hAnsi="맑은 고딕" w:eastAsia="맑은 고딕"/>
+                <w:b w:val="0"/>
+                <w:color w:val="333333"/>
+                <w:sz w:val="18"/>
+              </w:rPr>
+              <w:t xml:space="preserve"> 정리 등은 협의 없이 할 수 있다.</w:t>
             </w:r>
           </w:p>
           <w:p>
@@ -3202,7 +3517,25 @@
                 <w:color w:val="333333"/>
                 <w:sz w:val="18"/>
               </w:rPr>
-              <w:t xml:space="preserve">다. 다만, 협의 조정되지 </w:t>
+              <w:t>다. 다만, 협의</w:t>
+            </w:r>
+            <w:r>
+              <w:rPr>
+                <w:rFonts w:ascii="맑은 고딕" w:hAnsi="맑은 고딕" w:eastAsia="맑은 고딕"/>
+                <w:b w:val="0"/>
+                <w:color w:val="124AC8"/>
+                <w:sz w:val="18"/>
+              </w:rPr>
+              <w:t xml:space="preserve"> </w:t>
+            </w:r>
+            <w:r>
+              <w:rPr>
+                <w:rFonts w:ascii="맑은 고딕" w:hAnsi="맑은 고딕" w:eastAsia="맑은 고딕"/>
+                <w:b w:val="0"/>
+                <w:color w:val="333333"/>
+                <w:sz w:val="18"/>
+              </w:rPr>
+              <w:t xml:space="preserve">조정되지 </w:t>
             </w:r>
             <w:r>
               <w:rPr>
@@ -3220,7 +3553,43 @@
                 <w:color w:val="333333"/>
                 <w:sz w:val="18"/>
               </w:rPr>
-              <w:t xml:space="preserve"> 때에는 이견을 붙여 </w:t>
+              <w:t xml:space="preserve"> </w:t>
+            </w:r>
+            <w:r>
+              <w:rPr>
+                <w:rFonts w:ascii="맑은 고딕" w:hAnsi="맑은 고딕" w:eastAsia="맑은 고딕"/>
+                <w:b w:val="0"/>
+                <w:color w:val="124AC8"/>
+                <w:sz w:val="18"/>
+              </w:rPr>
+              <w:t>때</w:t>
+            </w:r>
+            <w:r>
+              <w:rPr>
+                <w:rFonts w:ascii="맑은 고딕" w:hAnsi="맑은 고딕" w:eastAsia="맑은 고딕"/>
+                <w:b w:val="0"/>
+                <w:color w:val="333333"/>
+                <w:sz w:val="18"/>
+              </w:rPr>
+              <w:t xml:space="preserve">에는 </w:t>
+            </w:r>
+            <w:r>
+              <w:rPr>
+                <w:rFonts w:ascii="맑은 고딕" w:hAnsi="맑은 고딕" w:eastAsia="맑은 고딕"/>
+                <w:b w:val="0"/>
+                <w:color w:val="124AC8"/>
+                <w:sz w:val="18"/>
+              </w:rPr>
+              <w:t>이</w:t>
+            </w:r>
+            <w:r>
+              <w:rPr>
+                <w:rFonts w:ascii="맑은 고딕" w:hAnsi="맑은 고딕" w:eastAsia="맑은 고딕"/>
+                <w:b w:val="0"/>
+                <w:color w:val="333333"/>
+                <w:sz w:val="18"/>
+              </w:rPr>
+              <w:t xml:space="preserve">견을 붙여 </w:t>
             </w:r>
             <w:r>
               <w:rPr>
@@ -3253,7 +3622,25 @@
                 <w:color w:val="333333"/>
                 <w:sz w:val="18"/>
               </w:rPr>
-              <w:t>⑤ 합의된 규정안이 결재과정에서 수정되거나 시행할 수 없게된 경우에 소관부서장은 그 사유를 명시하여 즉시 주무부서장에게 통보하여야 한다.</w:t>
+              <w:t>⑤ 합의된 규정안이 결재과정에서 수정되거나 시행할 수 없게된 경우</w:t>
+            </w:r>
+            <w:r>
+              <w:rPr>
+                <w:rFonts w:ascii="맑은 고딕" w:hAnsi="맑은 고딕" w:eastAsia="맑은 고딕"/>
+                <w:b w:val="0"/>
+                <w:color w:val="124AC8"/>
+                <w:sz w:val="18"/>
+              </w:rPr>
+              <w:t>에</w:t>
+            </w:r>
+            <w:r>
+              <w:rPr>
+                <w:rFonts w:ascii="맑은 고딕" w:hAnsi="맑은 고딕" w:eastAsia="맑은 고딕"/>
+                <w:b w:val="0"/>
+                <w:color w:val="333333"/>
+                <w:sz w:val="18"/>
+              </w:rPr>
+              <w:t xml:space="preserve"> 소관부서장은 그 사유를 명시하여 즉시 주무부서장에게 통보하여야 한다.</w:t>
             </w:r>
           </w:p>
         </w:tc>
@@ -3289,43 +3676,187 @@
                 <w:color w:val="333333"/>
                 <w:sz w:val="18"/>
               </w:rPr>
-              <w:t>① 규정의 기안권자는 제정·개</w:t>
-            </w:r>
-            <w:r>
-              <w:rPr>
-                <w:rFonts w:ascii="맑은 고딕" w:hAnsi="맑은 고딕" w:eastAsia="맑은 고딕"/>
-                <w:b w:val="0"/>
-                <w:color w:val="124AC8"/>
-                <w:sz w:val="18"/>
-              </w:rPr>
-              <w:t>정·</w:t>
-            </w:r>
-            <w:r>
-              <w:rPr>
-                <w:rFonts w:ascii="맑은 고딕" w:hAnsi="맑은 고딕" w:eastAsia="맑은 고딕"/>
-                <w:b w:val="0"/>
-                <w:color w:val="333333"/>
-                <w:sz w:val="18"/>
-              </w:rPr>
-              <w:t>폐</w:t>
-            </w:r>
-            <w:r>
-              <w:rPr>
-                <w:rFonts w:ascii="맑은 고딕" w:hAnsi="맑은 고딕" w:eastAsia="맑은 고딕"/>
-                <w:b w:val="0"/>
-                <w:color w:val="124AC8"/>
-                <w:sz w:val="18"/>
-              </w:rPr>
-              <w:t>지</w:t>
-            </w:r>
-            <w:r>
-              <w:rPr>
-                <w:rFonts w:ascii="맑은 고딕" w:hAnsi="맑은 고딕" w:eastAsia="맑은 고딕"/>
-                <w:b w:val="0"/>
-                <w:color w:val="333333"/>
-                <w:sz w:val="18"/>
-              </w:rPr>
-              <w:t>하고자 하는 규정의 원안, 제정·개정 이유, 신·구 조문대비표 등을 작성하여 주무부서장에게 제출하여 합의를 받아야 한다. (2024. 09. 01. 본항 개정)</w:t>
+              <w:t xml:space="preserve">① 규정의 기안권자는 </w:t>
+            </w:r>
+            <w:r>
+              <w:rPr>
+                <w:rFonts w:ascii="맑은 고딕" w:hAnsi="맑은 고딕" w:eastAsia="맑은 고딕"/>
+                <w:b w:val="0"/>
+                <w:color w:val="124AC8"/>
+                <w:sz w:val="18"/>
+              </w:rPr>
+              <w:t>다음</w:t>
+            </w:r>
+            <w:r>
+              <w:rPr>
+                <w:rFonts w:ascii="맑은 고딕" w:hAnsi="맑은 고딕" w:eastAsia="맑은 고딕"/>
+                <w:b w:val="0"/>
+                <w:color w:val="333333"/>
+                <w:sz w:val="18"/>
+              </w:rPr>
+              <w:t xml:space="preserve"> </w:t>
+            </w:r>
+            <w:r>
+              <w:rPr>
+                <w:rFonts w:ascii="맑은 고딕" w:hAnsi="맑은 고딕" w:eastAsia="맑은 고딕"/>
+                <w:b w:val="0"/>
+                <w:color w:val="124AC8"/>
+                <w:sz w:val="18"/>
+              </w:rPr>
+              <w:t>각</w:t>
+            </w:r>
+            <w:r>
+              <w:rPr>
+                <w:rFonts w:ascii="맑은 고딕" w:hAnsi="맑은 고딕" w:eastAsia="맑은 고딕"/>
+                <w:b w:val="0"/>
+                <w:color w:val="333333"/>
+                <w:sz w:val="18"/>
+              </w:rPr>
+              <w:t xml:space="preserve"> </w:t>
+            </w:r>
+            <w:r>
+              <w:rPr>
+                <w:rFonts w:ascii="맑은 고딕" w:hAnsi="맑은 고딕" w:eastAsia="맑은 고딕"/>
+                <w:b w:val="0"/>
+                <w:color w:val="124AC8"/>
+                <w:sz w:val="18"/>
+              </w:rPr>
+              <w:t>호</w:t>
+            </w:r>
+            <w:r>
+              <w:rPr>
+                <w:rFonts w:ascii="맑은 고딕" w:hAnsi="맑은 고딕" w:eastAsia="맑은 고딕"/>
+                <w:b w:val="0"/>
+                <w:color w:val="333333"/>
+                <w:sz w:val="18"/>
+              </w:rPr>
+              <w:t xml:space="preserve">의 </w:t>
+            </w:r>
+            <w:r>
+              <w:rPr>
+                <w:rFonts w:ascii="맑은 고딕" w:hAnsi="맑은 고딕" w:eastAsia="맑은 고딕"/>
+                <w:b w:val="0"/>
+                <w:color w:val="124AC8"/>
+                <w:sz w:val="18"/>
+              </w:rPr>
+              <w:t>서류를</w:t>
+            </w:r>
+            <w:r>
+              <w:rPr>
+                <w:rFonts w:ascii="맑은 고딕" w:hAnsi="맑은 고딕" w:eastAsia="맑은 고딕"/>
+                <w:b w:val="0"/>
+                <w:color w:val="333333"/>
+                <w:sz w:val="18"/>
+              </w:rPr>
+              <w:t xml:space="preserve"> 작성하여 주무부서장에게 제출하</w:t>
+            </w:r>
+            <w:r>
+              <w:rPr>
+                <w:rFonts w:ascii="맑은 고딕" w:hAnsi="맑은 고딕" w:eastAsia="맑은 고딕"/>
+                <w:b w:val="0"/>
+                <w:color w:val="124AC8"/>
+                <w:sz w:val="18"/>
+              </w:rPr>
+              <w:t>고</w:t>
+            </w:r>
+            <w:r>
+              <w:rPr>
+                <w:rFonts w:ascii="맑은 고딕" w:hAnsi="맑은 고딕" w:eastAsia="맑은 고딕"/>
+                <w:b w:val="0"/>
+                <w:color w:val="333333"/>
+                <w:sz w:val="18"/>
+              </w:rPr>
+              <w:t xml:space="preserve"> 합의를 받아야 한다.</w:t>
+            </w:r>
+          </w:p>
+          <w:p>
+            <w:pPr>
+              <w:spacing w:after="20" w:line="269" w:lineRule="auto"/>
+              <w:ind w:left="454"/>
+            </w:pPr>
+            <w:r>
+              <w:rPr>
+                <w:rFonts w:ascii="맑은 고딕" w:hAnsi="맑은 고딕" w:eastAsia="맑은 고딕"/>
+                <w:b w:val="0"/>
+                <w:color w:val="333333"/>
+                <w:sz w:val="18"/>
+              </w:rPr>
+              <w:t xml:space="preserve">1. </w:t>
+            </w:r>
+            <w:r>
+              <w:rPr>
+                <w:rFonts w:ascii="맑은 고딕" w:hAnsi="맑은 고딕" w:eastAsia="맑은 고딕"/>
+                <w:b w:val="0"/>
+                <w:color w:val="124AC8"/>
+                <w:sz w:val="18"/>
+              </w:rPr>
+              <w:t>규정</w:t>
+            </w:r>
+            <w:r>
+              <w:rPr>
+                <w:rFonts w:ascii="맑은 고딕" w:hAnsi="맑은 고딕" w:eastAsia="맑은 고딕"/>
+                <w:b w:val="0"/>
+                <w:color w:val="333333"/>
+                <w:sz w:val="18"/>
+              </w:rPr>
+              <w:t xml:space="preserve"> </w:t>
+            </w:r>
+            <w:r>
+              <w:rPr>
+                <w:rFonts w:ascii="맑은 고딕" w:hAnsi="맑은 고딕" w:eastAsia="맑은 고딕"/>
+                <w:b w:val="0"/>
+                <w:color w:val="124AC8"/>
+                <w:sz w:val="18"/>
+              </w:rPr>
+              <w:t>원안</w:t>
+            </w:r>
+          </w:p>
+          <w:p>
+            <w:pPr>
+              <w:spacing w:after="20" w:line="269" w:lineRule="auto"/>
+              <w:ind w:left="454"/>
+            </w:pPr>
+            <w:r>
+              <w:rPr>
+                <w:rFonts w:ascii="맑은 고딕" w:hAnsi="맑은 고딕" w:eastAsia="맑은 고딕"/>
+                <w:b w:val="0"/>
+                <w:color w:val="124AC8"/>
+                <w:sz w:val="18"/>
+              </w:rPr>
+              <w:t>2. 제정·</w:t>
+            </w:r>
+            <w:r>
+              <w:rPr>
+                <w:rFonts w:ascii="맑은 고딕" w:hAnsi="맑은 고딕" w:eastAsia="맑은 고딕"/>
+                <w:b w:val="0"/>
+                <w:color w:val="333333"/>
+                <w:sz w:val="18"/>
+              </w:rPr>
+              <w:t>개정</w:t>
+            </w:r>
+            <w:r>
+              <w:rPr>
+                <w:rFonts w:ascii="맑은 고딕" w:hAnsi="맑은 고딕" w:eastAsia="맑은 고딕"/>
+                <w:b w:val="0"/>
+                <w:color w:val="124AC8"/>
+                <w:sz w:val="18"/>
+              </w:rPr>
+              <w:t>·폐지 이유</w:t>
+            </w:r>
+          </w:p>
+          <w:p>
+            <w:pPr>
+              <w:spacing w:after="20" w:line="269" w:lineRule="auto"/>
+              <w:ind w:left="454"/>
+            </w:pPr>
+            <w:r>
+              <w:rPr>
+                <w:rFonts w:ascii="맑은 고딕" w:hAnsi="맑은 고딕" w:eastAsia="맑은 고딕"/>
+                <w:b w:val="0"/>
+                <w:color w:val="124AC8"/>
+                <w:sz w:val="18"/>
+              </w:rPr>
+              <w:t>3. 신·구 조문대비표</w:t>
             </w:r>
           </w:p>
           <w:p>
@@ -3355,7 +3886,7 @@
                 <w:color w:val="333333"/>
                 <w:sz w:val="18"/>
               </w:rPr>
-              <w:t>1. 우리회사 경영방침과의 부합 여부</w:t>
+              <w:t>1. 회사 경영방침과의 부합 여부</w:t>
             </w:r>
           </w:p>
           <w:p>
@@ -3370,7 +3901,25 @@
                 <w:color w:val="333333"/>
                 <w:sz w:val="18"/>
               </w:rPr>
-              <w:t>2. 법령 또는 다른 규정과의 저촉여부</w:t>
+              <w:t>2. 법령 또는 다른 규정과의 저촉</w:t>
+            </w:r>
+            <w:r>
+              <w:rPr>
+                <w:rFonts w:ascii="맑은 고딕" w:hAnsi="맑은 고딕" w:eastAsia="맑은 고딕"/>
+                <w:b w:val="0"/>
+                <w:color w:val="124AC8"/>
+                <w:sz w:val="18"/>
+              </w:rPr>
+              <w:t xml:space="preserve"> </w:t>
+            </w:r>
+            <w:r>
+              <w:rPr>
+                <w:rFonts w:ascii="맑은 고딕" w:hAnsi="맑은 고딕" w:eastAsia="맑은 고딕"/>
+                <w:b w:val="0"/>
+                <w:color w:val="333333"/>
+                <w:sz w:val="18"/>
+              </w:rPr>
+              <w:t>여부</w:t>
             </w:r>
           </w:p>
           <w:p>
@@ -3385,7 +3934,7 @@
                 <w:color w:val="333333"/>
                 <w:sz w:val="18"/>
               </w:rPr>
-              <w:t>3. 규정의 형식적 요건의 구비 여부</w:t>
+              <w:t>3. 규정의 형식적 요건 구비 여부</w:t>
             </w:r>
           </w:p>
           <w:p>
@@ -3409,7 +3958,7 @@
                 <w:color w:val="124AC8"/>
                 <w:sz w:val="18"/>
               </w:rPr>
-              <w:t>그 밖의</w:t>
+              <w:t>그 밖에</w:t>
             </w:r>
             <w:r>
               <w:rPr>
@@ -3433,7 +3982,7 @@
                 <w:color w:val="333333"/>
                 <w:sz w:val="18"/>
               </w:rPr>
-              <w:t xml:space="preserve">③ 주무부서장은 제2항의 규정에 </w:t>
+              <w:t xml:space="preserve">③ 주무부서장은 제2항에 </w:t>
             </w:r>
             <w:r>
               <w:rPr>
@@ -3451,7 +4000,97 @@
                 <w:color w:val="333333"/>
                 <w:sz w:val="18"/>
               </w:rPr>
-              <w:t xml:space="preserve"> 원안을 심의하고 수정을 요하는 사항이 있을 경우에는 소관부서장과 협의하여 수정한다. 다만, 처음의 뜻에서 벗어나지 아니하는 범위내의 자구의 수정, 체제의 정리 등은 협의 없이 할 수 있다.</w:t>
+              <w:t xml:space="preserve"> 원안을 심의하고 수정</w:t>
+            </w:r>
+            <w:r>
+              <w:rPr>
+                <w:rFonts w:ascii="맑은 고딕" w:hAnsi="맑은 고딕" w:eastAsia="맑은 고딕"/>
+                <w:b w:val="0"/>
+                <w:color w:val="124AC8"/>
+                <w:sz w:val="18"/>
+              </w:rPr>
+              <w:t>할</w:t>
+            </w:r>
+            <w:r>
+              <w:rPr>
+                <w:rFonts w:ascii="맑은 고딕" w:hAnsi="맑은 고딕" w:eastAsia="맑은 고딕"/>
+                <w:b w:val="0"/>
+                <w:color w:val="333333"/>
+                <w:sz w:val="18"/>
+              </w:rPr>
+              <w:t xml:space="preserve"> 사항이 있</w:t>
+            </w:r>
+            <w:r>
+              <w:rPr>
+                <w:rFonts w:ascii="맑은 고딕" w:hAnsi="맑은 고딕" w:eastAsia="맑은 고딕"/>
+                <w:b w:val="0"/>
+                <w:color w:val="124AC8"/>
+                <w:sz w:val="18"/>
+              </w:rPr>
+              <w:t>으면</w:t>
+            </w:r>
+            <w:r>
+              <w:rPr>
+                <w:rFonts w:ascii="맑은 고딕" w:hAnsi="맑은 고딕" w:eastAsia="맑은 고딕"/>
+                <w:b w:val="0"/>
+                <w:color w:val="333333"/>
+                <w:sz w:val="18"/>
+              </w:rPr>
+              <w:t xml:space="preserve"> 소관부서장과 협의하여 수정한다. 다만, 처음의 </w:t>
+            </w:r>
+            <w:r>
+              <w:rPr>
+                <w:rFonts w:ascii="맑은 고딕" w:hAnsi="맑은 고딕" w:eastAsia="맑은 고딕"/>
+                <w:b w:val="0"/>
+                <w:color w:val="124AC8"/>
+                <w:sz w:val="18"/>
+              </w:rPr>
+              <w:t>취지</w:t>
+            </w:r>
+            <w:r>
+              <w:rPr>
+                <w:rFonts w:ascii="맑은 고딕" w:hAnsi="맑은 고딕" w:eastAsia="맑은 고딕"/>
+                <w:b w:val="0"/>
+                <w:color w:val="333333"/>
+                <w:sz w:val="18"/>
+              </w:rPr>
+              <w:t xml:space="preserve">에서 벗어나지 </w:t>
+            </w:r>
+            <w:r>
+              <w:rPr>
+                <w:rFonts w:ascii="맑은 고딕" w:hAnsi="맑은 고딕" w:eastAsia="맑은 고딕"/>
+                <w:b w:val="0"/>
+                <w:color w:val="124AC8"/>
+                <w:sz w:val="18"/>
+              </w:rPr>
+              <w:t>않</w:t>
+            </w:r>
+            <w:r>
+              <w:rPr>
+                <w:rFonts w:ascii="맑은 고딕" w:hAnsi="맑은 고딕" w:eastAsia="맑은 고딕"/>
+                <w:b w:val="0"/>
+                <w:color w:val="333333"/>
+                <w:sz w:val="18"/>
+              </w:rPr>
+              <w:t>는 범위의 자구 수정, 체</w:t>
+            </w:r>
+            <w:r>
+              <w:rPr>
+                <w:rFonts w:ascii="맑은 고딕" w:hAnsi="맑은 고딕" w:eastAsia="맑은 고딕"/>
+                <w:b w:val="0"/>
+                <w:color w:val="124AC8"/>
+                <w:sz w:val="18"/>
+              </w:rPr>
+              <w:t>계</w:t>
+            </w:r>
+            <w:r>
+              <w:rPr>
+                <w:rFonts w:ascii="맑은 고딕" w:hAnsi="맑은 고딕" w:eastAsia="맑은 고딕"/>
+                <w:b w:val="0"/>
+                <w:color w:val="333333"/>
+                <w:sz w:val="18"/>
+              </w:rPr>
+              <w:t xml:space="preserve"> 정리 등은 협의 없이 할 수 있다.</w:t>
             </w:r>
           </w:p>
           <w:p>
@@ -3484,7 +4123,25 @@
                 <w:color w:val="333333"/>
                 <w:sz w:val="18"/>
               </w:rPr>
-              <w:t xml:space="preserve">다. 다만, 협의 조정되지 </w:t>
+              <w:t>다. 다만, 협의</w:t>
+            </w:r>
+            <w:r>
+              <w:rPr>
+                <w:rFonts w:ascii="맑은 고딕" w:hAnsi="맑은 고딕" w:eastAsia="맑은 고딕"/>
+                <w:b w:val="0"/>
+                <w:color w:val="124AC8"/>
+                <w:sz w:val="18"/>
+              </w:rPr>
+              <w:t>·</w:t>
+            </w:r>
+            <w:r>
+              <w:rPr>
+                <w:rFonts w:ascii="맑은 고딕" w:hAnsi="맑은 고딕" w:eastAsia="맑은 고딕"/>
+                <w:b w:val="0"/>
+                <w:color w:val="333333"/>
+                <w:sz w:val="18"/>
+              </w:rPr>
+              <w:t xml:space="preserve">조정되지 </w:t>
             </w:r>
             <w:r>
               <w:rPr>
@@ -3502,7 +4159,43 @@
                 <w:color w:val="333333"/>
                 <w:sz w:val="18"/>
               </w:rPr>
-              <w:t xml:space="preserve"> 때에는 이견을 붙여 </w:t>
+              <w:t xml:space="preserve"> </w:t>
+            </w:r>
+            <w:r>
+              <w:rPr>
+                <w:rFonts w:ascii="맑은 고딕" w:hAnsi="맑은 고딕" w:eastAsia="맑은 고딕"/>
+                <w:b w:val="0"/>
+                <w:color w:val="124AC8"/>
+                <w:sz w:val="18"/>
+              </w:rPr>
+              <w:t>경우</w:t>
+            </w:r>
+            <w:r>
+              <w:rPr>
+                <w:rFonts w:ascii="맑은 고딕" w:hAnsi="맑은 고딕" w:eastAsia="맑은 고딕"/>
+                <w:b w:val="0"/>
+                <w:color w:val="333333"/>
+                <w:sz w:val="18"/>
+              </w:rPr>
+              <w:t xml:space="preserve">에는 </w:t>
+            </w:r>
+            <w:r>
+              <w:rPr>
+                <w:rFonts w:ascii="맑은 고딕" w:hAnsi="맑은 고딕" w:eastAsia="맑은 고딕"/>
+                <w:b w:val="0"/>
+                <w:color w:val="124AC8"/>
+                <w:sz w:val="18"/>
+              </w:rPr>
+              <w:t>다른 의</w:t>
+            </w:r>
+            <w:r>
+              <w:rPr>
+                <w:rFonts w:ascii="맑은 고딕" w:hAnsi="맑은 고딕" w:eastAsia="맑은 고딕"/>
+                <w:b w:val="0"/>
+                <w:color w:val="333333"/>
+                <w:sz w:val="18"/>
+              </w:rPr>
+              <w:t xml:space="preserve">견을 붙여 </w:t>
             </w:r>
             <w:r>
               <w:rPr>
@@ -3535,7 +4228,61 @@
                 <w:color w:val="333333"/>
                 <w:sz w:val="18"/>
               </w:rPr>
-              <w:t>⑤ 합의된 규정안이 결재과정에서 수정되거나 시행할 수 없게된 경우에 소관부서장은 그 사유를 명시하여 즉시 주무부서장에게 통보하여야 한다.</w:t>
+              <w:t>⑤ 합의된 규정안이 결재</w:t>
+            </w:r>
+            <w:r>
+              <w:rPr>
+                <w:rFonts w:ascii="맑은 고딕" w:hAnsi="맑은 고딕" w:eastAsia="맑은 고딕"/>
+                <w:b w:val="0"/>
+                <w:color w:val="124AC8"/>
+                <w:sz w:val="18"/>
+              </w:rPr>
+              <w:t xml:space="preserve"> </w:t>
+            </w:r>
+            <w:r>
+              <w:rPr>
+                <w:rFonts w:ascii="맑은 고딕" w:hAnsi="맑은 고딕" w:eastAsia="맑은 고딕"/>
+                <w:b w:val="0"/>
+                <w:color w:val="333333"/>
+                <w:sz w:val="18"/>
+              </w:rPr>
+              <w:t>과정에서 수정되거나 시행할 수 없게</w:t>
+            </w:r>
+            <w:r>
+              <w:rPr>
+                <w:rFonts w:ascii="맑은 고딕" w:hAnsi="맑은 고딕" w:eastAsia="맑은 고딕"/>
+                <w:b w:val="0"/>
+                <w:color w:val="124AC8"/>
+                <w:sz w:val="18"/>
+              </w:rPr>
+              <w:t xml:space="preserve"> </w:t>
+            </w:r>
+            <w:r>
+              <w:rPr>
+                <w:rFonts w:ascii="맑은 고딕" w:hAnsi="맑은 고딕" w:eastAsia="맑은 고딕"/>
+                <w:b w:val="0"/>
+                <w:color w:val="333333"/>
+                <w:sz w:val="18"/>
+              </w:rPr>
+              <w:t>된 경우</w:t>
+            </w:r>
+            <w:r>
+              <w:rPr>
+                <w:rFonts w:ascii="맑은 고딕" w:hAnsi="맑은 고딕" w:eastAsia="맑은 고딕"/>
+                <w:b w:val="0"/>
+                <w:color w:val="124AC8"/>
+                <w:sz w:val="18"/>
+              </w:rPr>
+              <w:t>,</w:t>
+            </w:r>
+            <w:r>
+              <w:rPr>
+                <w:rFonts w:ascii="맑은 고딕" w:hAnsi="맑은 고딕" w:eastAsia="맑은 고딕"/>
+                <w:b w:val="0"/>
+                <w:color w:val="333333"/>
+                <w:sz w:val="18"/>
+              </w:rPr>
+              <w:t xml:space="preserve"> 소관부서장은 그 사유를 명시하여 즉시 주무부서장에게 통보하여야 한다.</w:t>
             </w:r>
           </w:p>
         </w:tc>
@@ -3555,7 +4302,7 @@
                 <w:color w:val="333333"/>
                 <w:sz w:val="16"/>
               </w:rPr>
-              <w:t>[표현] 법제처 권고 표현 정비</w:t>
+              <w:t>[가독성·표현] ① 제출서류를 호로 나열, 긴 문장 분할·단서 분리, 표현 정비(개폐→제정·개정·폐지·회송→돌려보내다·기타→그 밖에·의하여→따라)</w:t>
             </w:r>
           </w:p>
         </w:tc>
@@ -6855,6 +7602,952 @@
                 <w:sz w:val="16"/>
               </w:rPr>
               <w:t>[표현] 법제처 권고 표현 정비</w:t>
+            </w:r>
+          </w:p>
+        </w:tc>
+      </w:tr>
+      <w:tr>
+        <w:tc>
+          <w:tcPr>
+            <w:tcW w:type="dxa" w:w="7257"/>
+          </w:tcPr>
+          <w:p>
+            <w:pPr>
+              <w:spacing w:after="20" w:line="269" w:lineRule="auto"/>
+              <w:ind w:left="0"/>
+            </w:pPr>
+            <w:r/>
+            <w:r>
+              <w:rPr>
+                <w:rFonts w:ascii="맑은 고딕" w:hAnsi="맑은 고딕" w:eastAsia="맑은 고딕"/>
+                <w:b w:val="0"/>
+                <w:color w:val="333333"/>
+                <w:sz w:val="18"/>
+              </w:rPr>
+              <w:t>제25조(규정의 인용)</w:t>
+            </w:r>
+          </w:p>
+          <w:p>
+            <w:pPr>
+              <w:spacing w:after="20" w:line="269" w:lineRule="auto"/>
+              <w:ind w:left="227"/>
+            </w:pPr>
+            <w:r>
+              <w:rPr>
+                <w:rFonts w:ascii="맑은 고딕" w:hAnsi="맑은 고딕" w:eastAsia="맑은 고딕"/>
+                <w:b w:val="0"/>
+                <w:color w:val="333333"/>
+                <w:sz w:val="18"/>
+              </w:rPr>
+              <w:t>① 조문</w:t>
+            </w:r>
+            <w:r>
+              <w:rPr>
+                <w:rFonts w:ascii="맑은 고딕" w:hAnsi="맑은 고딕" w:eastAsia="맑은 고딕"/>
+                <w:b w:val="0"/>
+                <w:color w:val="124AC8"/>
+                <w:sz w:val="18"/>
+              </w:rPr>
+              <w:t>중</w:t>
+            </w:r>
+            <w:r>
+              <w:rPr>
+                <w:rFonts w:ascii="맑은 고딕" w:hAnsi="맑은 고딕" w:eastAsia="맑은 고딕"/>
+                <w:b w:val="0"/>
+                <w:color w:val="333333"/>
+                <w:sz w:val="18"/>
+              </w:rPr>
+              <w:t>에 다른 규정을 인용</w:t>
+            </w:r>
+            <w:r>
+              <w:rPr>
+                <w:rFonts w:ascii="맑은 고딕" w:hAnsi="맑은 고딕" w:eastAsia="맑은 고딕"/>
+                <w:b w:val="0"/>
+                <w:color w:val="124AC8"/>
+                <w:sz w:val="18"/>
+              </w:rPr>
+              <w:t>하고자</w:t>
+            </w:r>
+            <w:r>
+              <w:rPr>
+                <w:rFonts w:ascii="맑은 고딕" w:hAnsi="맑은 고딕" w:eastAsia="맑은 고딕"/>
+                <w:b w:val="0"/>
+                <w:color w:val="333333"/>
+                <w:sz w:val="18"/>
+              </w:rPr>
+              <w:t xml:space="preserve"> </w:t>
+            </w:r>
+            <w:r>
+              <w:rPr>
+                <w:rFonts w:ascii="맑은 고딕" w:hAnsi="맑은 고딕" w:eastAsia="맑은 고딕"/>
+                <w:b w:val="0"/>
+                <w:color w:val="124AC8"/>
+                <w:sz w:val="18"/>
+              </w:rPr>
+              <w:t>하는 경우</w:t>
+            </w:r>
+            <w:r>
+              <w:rPr>
+                <w:rFonts w:ascii="맑은 고딕" w:hAnsi="맑은 고딕" w:eastAsia="맑은 고딕"/>
+                <w:b w:val="0"/>
+                <w:color w:val="333333"/>
+                <w:sz w:val="18"/>
+              </w:rPr>
+              <w:t>에는 그 규정의 명칭</w:t>
+            </w:r>
+            <w:r>
+              <w:rPr>
+                <w:rFonts w:ascii="맑은 고딕" w:hAnsi="맑은 고딕" w:eastAsia="맑은 고딕"/>
+                <w:b w:val="0"/>
+                <w:color w:val="124AC8"/>
+                <w:sz w:val="18"/>
+              </w:rPr>
+              <w:t>,</w:t>
+            </w:r>
+            <w:r>
+              <w:rPr>
+                <w:rFonts w:ascii="맑은 고딕" w:hAnsi="맑은 고딕" w:eastAsia="맑은 고딕"/>
+                <w:b w:val="0"/>
+                <w:color w:val="333333"/>
+                <w:sz w:val="18"/>
+              </w:rPr>
+              <w:t xml:space="preserve"> 조번호</w:t>
+            </w:r>
+            <w:r>
+              <w:rPr>
+                <w:rFonts w:ascii="맑은 고딕" w:hAnsi="맑은 고딕" w:eastAsia="맑은 고딕"/>
+                <w:b w:val="0"/>
+                <w:color w:val="124AC8"/>
+                <w:sz w:val="18"/>
+              </w:rPr>
+              <w:t xml:space="preserve"> 및 </w:t>
+            </w:r>
+            <w:r>
+              <w:rPr>
+                <w:rFonts w:ascii="맑은 고딕" w:hAnsi="맑은 고딕" w:eastAsia="맑은 고딕"/>
+                <w:b w:val="0"/>
+                <w:color w:val="333333"/>
+                <w:sz w:val="18"/>
+              </w:rPr>
+              <w:t>조제목</w:t>
+            </w:r>
+            <w:r>
+              <w:rPr>
+                <w:rFonts w:ascii="맑은 고딕" w:hAnsi="맑은 고딕" w:eastAsia="맑은 고딕"/>
+                <w:b w:val="0"/>
+                <w:color w:val="124AC8"/>
+                <w:sz w:val="18"/>
+              </w:rPr>
+              <w:t>과</w:t>
+            </w:r>
+            <w:r>
+              <w:rPr>
+                <w:rFonts w:ascii="맑은 고딕" w:hAnsi="맑은 고딕" w:eastAsia="맑은 고딕"/>
+                <w:b w:val="0"/>
+                <w:color w:val="333333"/>
+                <w:sz w:val="18"/>
+              </w:rPr>
+              <w:t xml:space="preserve"> 관련 항·호를 </w:t>
+            </w:r>
+            <w:r>
+              <w:rPr>
+                <w:rFonts w:ascii="맑은 고딕" w:hAnsi="맑은 고딕" w:eastAsia="맑은 고딕"/>
+                <w:b w:val="0"/>
+                <w:color w:val="124AC8"/>
+                <w:sz w:val="18"/>
+              </w:rPr>
+              <w:t>인용하고</w:t>
+            </w:r>
+            <w:r>
+              <w:rPr>
+                <w:rFonts w:ascii="맑은 고딕" w:hAnsi="맑은 고딕" w:eastAsia="맑은 고딕"/>
+                <w:b w:val="0"/>
+                <w:color w:val="333333"/>
+                <w:sz w:val="18"/>
+              </w:rPr>
+              <w:t xml:space="preserve">, </w:t>
+            </w:r>
+            <w:r>
+              <w:rPr>
+                <w:rFonts w:ascii="맑은 고딕" w:hAnsi="맑은 고딕" w:eastAsia="맑은 고딕"/>
+                <w:b w:val="0"/>
+                <w:color w:val="124AC8"/>
+                <w:sz w:val="18"/>
+              </w:rPr>
+              <w:t>동일</w:t>
+            </w:r>
+            <w:r>
+              <w:rPr>
+                <w:rFonts w:ascii="맑은 고딕" w:hAnsi="맑은 고딕" w:eastAsia="맑은 고딕"/>
+                <w:b w:val="0"/>
+                <w:color w:val="333333"/>
+                <w:sz w:val="18"/>
+              </w:rPr>
+              <w:t>규정에서 인용</w:t>
+            </w:r>
+            <w:r>
+              <w:rPr>
+                <w:rFonts w:ascii="맑은 고딕" w:hAnsi="맑은 고딕" w:eastAsia="맑은 고딕"/>
+                <w:b w:val="0"/>
+                <w:color w:val="124AC8"/>
+                <w:sz w:val="18"/>
+              </w:rPr>
+              <w:t>하는</w:t>
+            </w:r>
+            <w:r>
+              <w:rPr>
+                <w:rFonts w:ascii="맑은 고딕" w:hAnsi="맑은 고딕" w:eastAsia="맑은 고딕"/>
+                <w:b w:val="0"/>
+                <w:color w:val="333333"/>
+                <w:sz w:val="18"/>
+              </w:rPr>
+              <w:t xml:space="preserve"> </w:t>
+            </w:r>
+            <w:r>
+              <w:rPr>
+                <w:rFonts w:ascii="맑은 고딕" w:hAnsi="맑은 고딕" w:eastAsia="맑은 고딕"/>
+                <w:b w:val="0"/>
+                <w:color w:val="124AC8"/>
+                <w:sz w:val="18"/>
+              </w:rPr>
+              <w:t>경우</w:t>
+            </w:r>
+            <w:r>
+              <w:rPr>
+                <w:rFonts w:ascii="맑은 고딕" w:hAnsi="맑은 고딕" w:eastAsia="맑은 고딕"/>
+                <w:b w:val="0"/>
+                <w:color w:val="333333"/>
+                <w:sz w:val="18"/>
+              </w:rPr>
+              <w:t>에는 조번호</w:t>
+            </w:r>
+            <w:r>
+              <w:rPr>
+                <w:rFonts w:ascii="맑은 고딕" w:hAnsi="맑은 고딕" w:eastAsia="맑은 고딕"/>
+                <w:b w:val="0"/>
+                <w:color w:val="124AC8"/>
+                <w:sz w:val="18"/>
+              </w:rPr>
+              <w:t xml:space="preserve"> 및 </w:t>
+            </w:r>
+            <w:r>
+              <w:rPr>
+                <w:rFonts w:ascii="맑은 고딕" w:hAnsi="맑은 고딕" w:eastAsia="맑은 고딕"/>
+                <w:b w:val="0"/>
+                <w:color w:val="333333"/>
+                <w:sz w:val="18"/>
+              </w:rPr>
+              <w:t>조제목</w:t>
+            </w:r>
+            <w:r>
+              <w:rPr>
+                <w:rFonts w:ascii="맑은 고딕" w:hAnsi="맑은 고딕" w:eastAsia="맑은 고딕"/>
+                <w:b w:val="0"/>
+                <w:color w:val="124AC8"/>
+                <w:sz w:val="18"/>
+              </w:rPr>
+              <w:t>과</w:t>
+            </w:r>
+            <w:r>
+              <w:rPr>
+                <w:rFonts w:ascii="맑은 고딕" w:hAnsi="맑은 고딕" w:eastAsia="맑은 고딕"/>
+                <w:b w:val="0"/>
+                <w:color w:val="333333"/>
+                <w:sz w:val="18"/>
+              </w:rPr>
+              <w:t xml:space="preserve"> 관련 항·호</w:t>
+            </w:r>
+            <w:r>
+              <w:rPr>
+                <w:rFonts w:ascii="맑은 고딕" w:hAnsi="맑은 고딕" w:eastAsia="맑은 고딕"/>
+                <w:b w:val="0"/>
+                <w:color w:val="124AC8"/>
+                <w:sz w:val="18"/>
+              </w:rPr>
+              <w:t>를</w:t>
+            </w:r>
+            <w:r>
+              <w:rPr>
+                <w:rFonts w:ascii="맑은 고딕" w:hAnsi="맑은 고딕" w:eastAsia="맑은 고딕"/>
+                <w:b w:val="0"/>
+                <w:color w:val="333333"/>
+                <w:sz w:val="18"/>
+              </w:rPr>
+              <w:t xml:space="preserve"> </w:t>
+            </w:r>
+            <w:r>
+              <w:rPr>
+                <w:rFonts w:ascii="맑은 고딕" w:hAnsi="맑은 고딕" w:eastAsia="맑은 고딕"/>
+                <w:b w:val="0"/>
+                <w:color w:val="124AC8"/>
+                <w:sz w:val="18"/>
+              </w:rPr>
+              <w:t>인용한</w:t>
+            </w:r>
+            <w:r>
+              <w:rPr>
+                <w:rFonts w:ascii="맑은 고딕" w:hAnsi="맑은 고딕" w:eastAsia="맑은 고딕"/>
+                <w:b w:val="0"/>
+                <w:color w:val="333333"/>
+                <w:sz w:val="18"/>
+              </w:rPr>
+              <w:t>다.</w:t>
+            </w:r>
+          </w:p>
+          <w:p>
+            <w:pPr>
+              <w:spacing w:after="20" w:line="269" w:lineRule="auto"/>
+              <w:ind w:left="227"/>
+            </w:pPr>
+            <w:r>
+              <w:rPr>
+                <w:rFonts w:ascii="맑은 고딕" w:hAnsi="맑은 고딕" w:eastAsia="맑은 고딕"/>
+                <w:b w:val="0"/>
+                <w:color w:val="333333"/>
+                <w:sz w:val="18"/>
+              </w:rPr>
+              <w:t>② 여러 조문을 동시에 인용</w:t>
+            </w:r>
+            <w:r>
+              <w:rPr>
+                <w:rFonts w:ascii="맑은 고딕" w:hAnsi="맑은 고딕" w:eastAsia="맑은 고딕"/>
+                <w:b w:val="0"/>
+                <w:color w:val="124AC8"/>
+                <w:sz w:val="18"/>
+              </w:rPr>
+              <w:t>하는</w:t>
+            </w:r>
+            <w:r>
+              <w:rPr>
+                <w:rFonts w:ascii="맑은 고딕" w:hAnsi="맑은 고딕" w:eastAsia="맑은 고딕"/>
+                <w:b w:val="0"/>
+                <w:color w:val="333333"/>
+                <w:sz w:val="18"/>
+              </w:rPr>
+              <w:t xml:space="preserve"> </w:t>
+            </w:r>
+            <w:r>
+              <w:rPr>
+                <w:rFonts w:ascii="맑은 고딕" w:hAnsi="맑은 고딕" w:eastAsia="맑은 고딕"/>
+                <w:b w:val="0"/>
+                <w:color w:val="124AC8"/>
+                <w:sz w:val="18"/>
+              </w:rPr>
+              <w:t>경우</w:t>
+            </w:r>
+            <w:r>
+              <w:rPr>
+                <w:rFonts w:ascii="맑은 고딕" w:hAnsi="맑은 고딕" w:eastAsia="맑은 고딕"/>
+                <w:b w:val="0"/>
+                <w:color w:val="333333"/>
+                <w:sz w:val="18"/>
+              </w:rPr>
+              <w:t>에는 “제○조</w:t>
+            </w:r>
+            <w:r>
+              <w:rPr>
+                <w:rFonts w:ascii="맑은 고딕" w:hAnsi="맑은 고딕" w:eastAsia="맑은 고딕"/>
+                <w:b w:val="0"/>
+                <w:color w:val="124AC8"/>
+                <w:sz w:val="18"/>
+              </w:rPr>
+              <w:t xml:space="preserve"> </w:t>
+            </w:r>
+            <w:r>
+              <w:rPr>
+                <w:rFonts w:ascii="맑은 고딕" w:hAnsi="맑은 고딕" w:eastAsia="맑은 고딕"/>
+                <w:b w:val="0"/>
+                <w:color w:val="333333"/>
+                <w:sz w:val="18"/>
+              </w:rPr>
+              <w:t>부터 제○조”</w:t>
+            </w:r>
+            <w:r>
+              <w:rPr>
+                <w:rFonts w:ascii="맑은 고딕" w:hAnsi="맑은 고딕" w:eastAsia="맑은 고딕"/>
+                <w:b w:val="0"/>
+                <w:color w:val="124AC8"/>
+                <w:sz w:val="18"/>
+              </w:rPr>
+              <w:t>라</w:t>
+            </w:r>
+            <w:r>
+              <w:rPr>
+                <w:rFonts w:ascii="맑은 고딕" w:hAnsi="맑은 고딕" w:eastAsia="맑은 고딕"/>
+                <w:b w:val="0"/>
+                <w:color w:val="333333"/>
+                <w:sz w:val="18"/>
+              </w:rPr>
+              <w:t xml:space="preserve"> </w:t>
+            </w:r>
+            <w:r>
+              <w:rPr>
+                <w:rFonts w:ascii="맑은 고딕" w:hAnsi="맑은 고딕" w:eastAsia="맑은 고딕"/>
+                <w:b w:val="0"/>
+                <w:color w:val="124AC8"/>
+                <w:sz w:val="18"/>
+              </w:rPr>
+              <w:t>한</w:t>
+            </w:r>
+            <w:r>
+              <w:rPr>
+                <w:rFonts w:ascii="맑은 고딕" w:hAnsi="맑은 고딕" w:eastAsia="맑은 고딕"/>
+                <w:b w:val="0"/>
+                <w:color w:val="333333"/>
+                <w:sz w:val="18"/>
+              </w:rPr>
+              <w:t>다.</w:t>
+            </w:r>
+            <w:r>
+              <w:rPr>
+                <w:rFonts w:ascii="맑은 고딕" w:hAnsi="맑은 고딕" w:eastAsia="맑은 고딕"/>
+                <w:b w:val="0"/>
+                <w:color w:val="124AC8"/>
+                <w:sz w:val="18"/>
+              </w:rPr>
+              <w:t xml:space="preserve"> (2024. 09. 01. 본항 개정)</w:t>
+            </w:r>
+          </w:p>
+          <w:p>
+            <w:pPr>
+              <w:spacing w:after="20" w:line="269" w:lineRule="auto"/>
+              <w:ind w:left="227"/>
+            </w:pPr>
+            <w:r>
+              <w:rPr>
+                <w:rFonts w:ascii="맑은 고딕" w:hAnsi="맑은 고딕" w:eastAsia="맑은 고딕"/>
+                <w:b w:val="0"/>
+                <w:color w:val="333333"/>
+                <w:sz w:val="18"/>
+              </w:rPr>
+              <w:t>③ 제2항</w:t>
+            </w:r>
+            <w:r>
+              <w:rPr>
+                <w:rFonts w:ascii="맑은 고딕" w:hAnsi="맑은 고딕" w:eastAsia="맑은 고딕"/>
+                <w:b w:val="0"/>
+                <w:color w:val="124AC8"/>
+                <w:sz w:val="18"/>
+              </w:rPr>
+              <w:t>의 내용</w:t>
+            </w:r>
+            <w:r>
+              <w:rPr>
+                <w:rFonts w:ascii="맑은 고딕" w:hAnsi="맑은 고딕" w:eastAsia="맑은 고딕"/>
+                <w:b w:val="0"/>
+                <w:color w:val="333333"/>
+                <w:sz w:val="18"/>
+              </w:rPr>
+              <w:t>은 항·호 등</w:t>
+            </w:r>
+            <w:r>
+              <w:rPr>
+                <w:rFonts w:ascii="맑은 고딕" w:hAnsi="맑은 고딕" w:eastAsia="맑은 고딕"/>
+                <w:b w:val="0"/>
+                <w:color w:val="124AC8"/>
+                <w:sz w:val="18"/>
+              </w:rPr>
+              <w:t>의</w:t>
+            </w:r>
+            <w:r>
+              <w:rPr>
+                <w:rFonts w:ascii="맑은 고딕" w:hAnsi="맑은 고딕" w:eastAsia="맑은 고딕"/>
+                <w:b w:val="0"/>
+                <w:color w:val="333333"/>
+                <w:sz w:val="18"/>
+              </w:rPr>
+              <w:t xml:space="preserve"> 경우에 준용한다.</w:t>
+            </w:r>
+            <w:r>
+              <w:rPr>
+                <w:rFonts w:ascii="맑은 고딕" w:hAnsi="맑은 고딕" w:eastAsia="맑은 고딕"/>
+                <w:b w:val="0"/>
+                <w:color w:val="124AC8"/>
+                <w:sz w:val="18"/>
+              </w:rPr>
+              <w:t xml:space="preserve"> (2024. 09. 01. 본항 신설)</w:t>
+            </w:r>
+          </w:p>
+        </w:tc>
+        <w:tc>
+          <w:tcPr>
+            <w:tcW w:type="dxa" w:w="7257"/>
+          </w:tcPr>
+          <w:p>
+            <w:pPr>
+              <w:spacing w:after="20" w:line="269" w:lineRule="auto"/>
+              <w:ind w:left="0"/>
+            </w:pPr>
+            <w:r/>
+            <w:r>
+              <w:rPr>
+                <w:rFonts w:ascii="맑은 고딕" w:hAnsi="맑은 고딕" w:eastAsia="맑은 고딕"/>
+                <w:b w:val="0"/>
+                <w:color w:val="333333"/>
+                <w:sz w:val="18"/>
+              </w:rPr>
+              <w:t>제25조(규정의 인용)</w:t>
+            </w:r>
+          </w:p>
+          <w:p>
+            <w:pPr>
+              <w:spacing w:after="20" w:line="269" w:lineRule="auto"/>
+              <w:ind w:left="227"/>
+            </w:pPr>
+            <w:r>
+              <w:rPr>
+                <w:rFonts w:ascii="맑은 고딕" w:hAnsi="맑은 고딕" w:eastAsia="맑은 고딕"/>
+                <w:b w:val="0"/>
+                <w:color w:val="333333"/>
+                <w:sz w:val="18"/>
+              </w:rPr>
+              <w:t>① 조문에</w:t>
+            </w:r>
+            <w:r>
+              <w:rPr>
+                <w:rFonts w:ascii="맑은 고딕" w:hAnsi="맑은 고딕" w:eastAsia="맑은 고딕"/>
+                <w:b w:val="0"/>
+                <w:color w:val="124AC8"/>
+                <w:sz w:val="18"/>
+              </w:rPr>
+              <w:t>서</w:t>
+            </w:r>
+            <w:r>
+              <w:rPr>
+                <w:rFonts w:ascii="맑은 고딕" w:hAnsi="맑은 고딕" w:eastAsia="맑은 고딕"/>
+                <w:b w:val="0"/>
+                <w:color w:val="333333"/>
+                <w:sz w:val="18"/>
+              </w:rPr>
+              <w:t xml:space="preserve"> 다른 규정을 인용</w:t>
+            </w:r>
+            <w:r>
+              <w:rPr>
+                <w:rFonts w:ascii="맑은 고딕" w:hAnsi="맑은 고딕" w:eastAsia="맑은 고딕"/>
+                <w:b w:val="0"/>
+                <w:color w:val="124AC8"/>
+                <w:sz w:val="18"/>
+              </w:rPr>
+              <w:t>할</w:t>
+            </w:r>
+            <w:r>
+              <w:rPr>
+                <w:rFonts w:ascii="맑은 고딕" w:hAnsi="맑은 고딕" w:eastAsia="맑은 고딕"/>
+                <w:b w:val="0"/>
+                <w:color w:val="333333"/>
+                <w:sz w:val="18"/>
+              </w:rPr>
+              <w:t xml:space="preserve"> </w:t>
+            </w:r>
+            <w:r>
+              <w:rPr>
+                <w:rFonts w:ascii="맑은 고딕" w:hAnsi="맑은 고딕" w:eastAsia="맑은 고딕"/>
+                <w:b w:val="0"/>
+                <w:color w:val="124AC8"/>
+                <w:sz w:val="18"/>
+              </w:rPr>
+              <w:t>때</w:t>
+            </w:r>
+            <w:r>
+              <w:rPr>
+                <w:rFonts w:ascii="맑은 고딕" w:hAnsi="맑은 고딕" w:eastAsia="맑은 고딕"/>
+                <w:b w:val="0"/>
+                <w:color w:val="333333"/>
+                <w:sz w:val="18"/>
+              </w:rPr>
+              <w:t>에는 그 규정의 명칭</w:t>
+            </w:r>
+            <w:r>
+              <w:rPr>
+                <w:rFonts w:ascii="맑은 고딕" w:hAnsi="맑은 고딕" w:eastAsia="맑은 고딕"/>
+                <w:b w:val="0"/>
+                <w:color w:val="124AC8"/>
+                <w:sz w:val="18"/>
+              </w:rPr>
+              <w:t>과</w:t>
+            </w:r>
+            <w:r>
+              <w:rPr>
+                <w:rFonts w:ascii="맑은 고딕" w:hAnsi="맑은 고딕" w:eastAsia="맑은 고딕"/>
+                <w:b w:val="0"/>
+                <w:color w:val="333333"/>
+                <w:sz w:val="18"/>
+              </w:rPr>
+              <w:t xml:space="preserve"> 조번호</w:t>
+            </w:r>
+            <w:r>
+              <w:rPr>
+                <w:rFonts w:ascii="맑은 고딕" w:hAnsi="맑은 고딕" w:eastAsia="맑은 고딕"/>
+                <w:b w:val="0"/>
+                <w:color w:val="124AC8"/>
+                <w:sz w:val="18"/>
+              </w:rPr>
+              <w:t>·</w:t>
+            </w:r>
+            <w:r>
+              <w:rPr>
+                <w:rFonts w:ascii="맑은 고딕" w:hAnsi="맑은 고딕" w:eastAsia="맑은 고딕"/>
+                <w:b w:val="0"/>
+                <w:color w:val="333333"/>
+                <w:sz w:val="18"/>
+              </w:rPr>
+              <w:t>조제목</w:t>
+            </w:r>
+            <w:r>
+              <w:rPr>
+                <w:rFonts w:ascii="맑은 고딕" w:hAnsi="맑은 고딕" w:eastAsia="맑은 고딕"/>
+                <w:b w:val="0"/>
+                <w:color w:val="124AC8"/>
+                <w:sz w:val="18"/>
+              </w:rPr>
+              <w:t xml:space="preserve"> 및</w:t>
+            </w:r>
+            <w:r>
+              <w:rPr>
+                <w:rFonts w:ascii="맑은 고딕" w:hAnsi="맑은 고딕" w:eastAsia="맑은 고딕"/>
+                <w:b w:val="0"/>
+                <w:color w:val="333333"/>
+                <w:sz w:val="18"/>
+              </w:rPr>
+              <w:t xml:space="preserve"> 관련 항·호를 </w:t>
+            </w:r>
+            <w:r>
+              <w:rPr>
+                <w:rFonts w:ascii="맑은 고딕" w:hAnsi="맑은 고딕" w:eastAsia="맑은 고딕"/>
+                <w:b w:val="0"/>
+                <w:color w:val="124AC8"/>
+                <w:sz w:val="18"/>
+              </w:rPr>
+              <w:t>함께 적는다. 다만</w:t>
+            </w:r>
+            <w:r>
+              <w:rPr>
+                <w:rFonts w:ascii="맑은 고딕" w:hAnsi="맑은 고딕" w:eastAsia="맑은 고딕"/>
+                <w:b w:val="0"/>
+                <w:color w:val="333333"/>
+                <w:sz w:val="18"/>
+              </w:rPr>
+              <w:t xml:space="preserve">, </w:t>
+            </w:r>
+            <w:r>
+              <w:rPr>
+                <w:rFonts w:ascii="맑은 고딕" w:hAnsi="맑은 고딕" w:eastAsia="맑은 고딕"/>
+                <w:b w:val="0"/>
+                <w:color w:val="124AC8"/>
+                <w:sz w:val="18"/>
+              </w:rPr>
+              <w:t xml:space="preserve">같은 </w:t>
+            </w:r>
+            <w:r>
+              <w:rPr>
+                <w:rFonts w:ascii="맑은 고딕" w:hAnsi="맑은 고딕" w:eastAsia="맑은 고딕"/>
+                <w:b w:val="0"/>
+                <w:color w:val="333333"/>
+                <w:sz w:val="18"/>
+              </w:rPr>
+              <w:t>규정</w:t>
+            </w:r>
+            <w:r>
+              <w:rPr>
+                <w:rFonts w:ascii="맑은 고딕" w:hAnsi="맑은 고딕" w:eastAsia="맑은 고딕"/>
+                <w:b w:val="0"/>
+                <w:color w:val="124AC8"/>
+                <w:sz w:val="18"/>
+              </w:rPr>
+              <w:t xml:space="preserve"> 안</w:t>
+            </w:r>
+            <w:r>
+              <w:rPr>
+                <w:rFonts w:ascii="맑은 고딕" w:hAnsi="맑은 고딕" w:eastAsia="맑은 고딕"/>
+                <w:b w:val="0"/>
+                <w:color w:val="333333"/>
+                <w:sz w:val="18"/>
+              </w:rPr>
+              <w:t>에서 인용</w:t>
+            </w:r>
+            <w:r>
+              <w:rPr>
+                <w:rFonts w:ascii="맑은 고딕" w:hAnsi="맑은 고딕" w:eastAsia="맑은 고딕"/>
+                <w:b w:val="0"/>
+                <w:color w:val="124AC8"/>
+                <w:sz w:val="18"/>
+              </w:rPr>
+              <w:t>할</w:t>
+            </w:r>
+            <w:r>
+              <w:rPr>
+                <w:rFonts w:ascii="맑은 고딕" w:hAnsi="맑은 고딕" w:eastAsia="맑은 고딕"/>
+                <w:b w:val="0"/>
+                <w:color w:val="333333"/>
+                <w:sz w:val="18"/>
+              </w:rPr>
+              <w:t xml:space="preserve"> </w:t>
+            </w:r>
+            <w:r>
+              <w:rPr>
+                <w:rFonts w:ascii="맑은 고딕" w:hAnsi="맑은 고딕" w:eastAsia="맑은 고딕"/>
+                <w:b w:val="0"/>
+                <w:color w:val="124AC8"/>
+                <w:sz w:val="18"/>
+              </w:rPr>
+              <w:t>때</w:t>
+            </w:r>
+            <w:r>
+              <w:rPr>
+                <w:rFonts w:ascii="맑은 고딕" w:hAnsi="맑은 고딕" w:eastAsia="맑은 고딕"/>
+                <w:b w:val="0"/>
+                <w:color w:val="333333"/>
+                <w:sz w:val="18"/>
+              </w:rPr>
+              <w:t>에는 조번호</w:t>
+            </w:r>
+            <w:r>
+              <w:rPr>
+                <w:rFonts w:ascii="맑은 고딕" w:hAnsi="맑은 고딕" w:eastAsia="맑은 고딕"/>
+                <w:b w:val="0"/>
+                <w:color w:val="124AC8"/>
+                <w:sz w:val="18"/>
+              </w:rPr>
+              <w:t>·</w:t>
+            </w:r>
+            <w:r>
+              <w:rPr>
+                <w:rFonts w:ascii="맑은 고딕" w:hAnsi="맑은 고딕" w:eastAsia="맑은 고딕"/>
+                <w:b w:val="0"/>
+                <w:color w:val="333333"/>
+                <w:sz w:val="18"/>
+              </w:rPr>
+              <w:t>조제목</w:t>
+            </w:r>
+            <w:r>
+              <w:rPr>
+                <w:rFonts w:ascii="맑은 고딕" w:hAnsi="맑은 고딕" w:eastAsia="맑은 고딕"/>
+                <w:b w:val="0"/>
+                <w:color w:val="124AC8"/>
+                <w:sz w:val="18"/>
+              </w:rPr>
+              <w:t xml:space="preserve"> 및</w:t>
+            </w:r>
+            <w:r>
+              <w:rPr>
+                <w:rFonts w:ascii="맑은 고딕" w:hAnsi="맑은 고딕" w:eastAsia="맑은 고딕"/>
+                <w:b w:val="0"/>
+                <w:color w:val="333333"/>
+                <w:sz w:val="18"/>
+              </w:rPr>
+              <w:t xml:space="preserve"> 관련 항·호</w:t>
+            </w:r>
+            <w:r>
+              <w:rPr>
+                <w:rFonts w:ascii="맑은 고딕" w:hAnsi="맑은 고딕" w:eastAsia="맑은 고딕"/>
+                <w:b w:val="0"/>
+                <w:color w:val="124AC8"/>
+                <w:sz w:val="18"/>
+              </w:rPr>
+              <w:t>만</w:t>
+            </w:r>
+            <w:r>
+              <w:rPr>
+                <w:rFonts w:ascii="맑은 고딕" w:hAnsi="맑은 고딕" w:eastAsia="맑은 고딕"/>
+                <w:b w:val="0"/>
+                <w:color w:val="333333"/>
+                <w:sz w:val="18"/>
+              </w:rPr>
+              <w:t xml:space="preserve"> </w:t>
+            </w:r>
+            <w:r>
+              <w:rPr>
+                <w:rFonts w:ascii="맑은 고딕" w:hAnsi="맑은 고딕" w:eastAsia="맑은 고딕"/>
+                <w:b w:val="0"/>
+                <w:color w:val="124AC8"/>
+                <w:sz w:val="18"/>
+              </w:rPr>
+              <w:t>적는</w:t>
+            </w:r>
+            <w:r>
+              <w:rPr>
+                <w:rFonts w:ascii="맑은 고딕" w:hAnsi="맑은 고딕" w:eastAsia="맑은 고딕"/>
+                <w:b w:val="0"/>
+                <w:color w:val="333333"/>
+                <w:sz w:val="18"/>
+              </w:rPr>
+              <w:t>다.</w:t>
+            </w:r>
+          </w:p>
+          <w:p>
+            <w:pPr>
+              <w:spacing w:after="20" w:line="269" w:lineRule="auto"/>
+              <w:ind w:left="227"/>
+            </w:pPr>
+            <w:r>
+              <w:rPr>
+                <w:rFonts w:ascii="맑은 고딕" w:hAnsi="맑은 고딕" w:eastAsia="맑은 고딕"/>
+                <w:b w:val="0"/>
+                <w:color w:val="333333"/>
+                <w:sz w:val="18"/>
+              </w:rPr>
+              <w:t>② 여러 조문을 동시에 인용</w:t>
+            </w:r>
+            <w:r>
+              <w:rPr>
+                <w:rFonts w:ascii="맑은 고딕" w:hAnsi="맑은 고딕" w:eastAsia="맑은 고딕"/>
+                <w:b w:val="0"/>
+                <w:color w:val="124AC8"/>
+                <w:sz w:val="18"/>
+              </w:rPr>
+              <w:t>할</w:t>
+            </w:r>
+            <w:r>
+              <w:rPr>
+                <w:rFonts w:ascii="맑은 고딕" w:hAnsi="맑은 고딕" w:eastAsia="맑은 고딕"/>
+                <w:b w:val="0"/>
+                <w:color w:val="333333"/>
+                <w:sz w:val="18"/>
+              </w:rPr>
+              <w:t xml:space="preserve"> </w:t>
+            </w:r>
+            <w:r>
+              <w:rPr>
+                <w:rFonts w:ascii="맑은 고딕" w:hAnsi="맑은 고딕" w:eastAsia="맑은 고딕"/>
+                <w:b w:val="0"/>
+                <w:color w:val="124AC8"/>
+                <w:sz w:val="18"/>
+              </w:rPr>
+              <w:t>때</w:t>
+            </w:r>
+            <w:r>
+              <w:rPr>
+                <w:rFonts w:ascii="맑은 고딕" w:hAnsi="맑은 고딕" w:eastAsia="맑은 고딕"/>
+                <w:b w:val="0"/>
+                <w:color w:val="333333"/>
+                <w:sz w:val="18"/>
+              </w:rPr>
+              <w:t>에는 “제○조부터 제○조</w:t>
+            </w:r>
+            <w:r>
+              <w:rPr>
+                <w:rFonts w:ascii="맑은 고딕" w:hAnsi="맑은 고딕" w:eastAsia="맑은 고딕"/>
+                <w:b w:val="0"/>
+                <w:color w:val="124AC8"/>
+                <w:sz w:val="18"/>
+              </w:rPr>
+              <w:t>까지</w:t>
+            </w:r>
+            <w:r>
+              <w:rPr>
+                <w:rFonts w:ascii="맑은 고딕" w:hAnsi="맑은 고딕" w:eastAsia="맑은 고딕"/>
+                <w:b w:val="0"/>
+                <w:color w:val="333333"/>
+                <w:sz w:val="18"/>
+              </w:rPr>
+              <w:t>”</w:t>
+            </w:r>
+            <w:r>
+              <w:rPr>
+                <w:rFonts w:ascii="맑은 고딕" w:hAnsi="맑은 고딕" w:eastAsia="맑은 고딕"/>
+                <w:b w:val="0"/>
+                <w:color w:val="124AC8"/>
+                <w:sz w:val="18"/>
+              </w:rPr>
+              <w:t>로</w:t>
+            </w:r>
+            <w:r>
+              <w:rPr>
+                <w:rFonts w:ascii="맑은 고딕" w:hAnsi="맑은 고딕" w:eastAsia="맑은 고딕"/>
+                <w:b w:val="0"/>
+                <w:color w:val="333333"/>
+                <w:sz w:val="18"/>
+              </w:rPr>
+              <w:t xml:space="preserve"> </w:t>
+            </w:r>
+            <w:r>
+              <w:rPr>
+                <w:rFonts w:ascii="맑은 고딕" w:hAnsi="맑은 고딕" w:eastAsia="맑은 고딕"/>
+                <w:b w:val="0"/>
+                <w:color w:val="124AC8"/>
+                <w:sz w:val="18"/>
+              </w:rPr>
+              <w:t>적는</w:t>
+            </w:r>
+            <w:r>
+              <w:rPr>
+                <w:rFonts w:ascii="맑은 고딕" w:hAnsi="맑은 고딕" w:eastAsia="맑은 고딕"/>
+                <w:b w:val="0"/>
+                <w:color w:val="333333"/>
+                <w:sz w:val="18"/>
+              </w:rPr>
+              <w:t>다.</w:t>
+            </w:r>
+          </w:p>
+          <w:p>
+            <w:pPr>
+              <w:spacing w:after="20" w:line="269" w:lineRule="auto"/>
+              <w:ind w:left="227"/>
+            </w:pPr>
+            <w:r>
+              <w:rPr>
+                <w:rFonts w:ascii="맑은 고딕" w:hAnsi="맑은 고딕" w:eastAsia="맑은 고딕"/>
+                <w:b w:val="0"/>
+                <w:color w:val="333333"/>
+                <w:sz w:val="18"/>
+              </w:rPr>
+              <w:t>③ 제2항은 항·호 등</w:t>
+            </w:r>
+            <w:r>
+              <w:rPr>
+                <w:rFonts w:ascii="맑은 고딕" w:hAnsi="맑은 고딕" w:eastAsia="맑은 고딕"/>
+                <w:b w:val="0"/>
+                <w:color w:val="124AC8"/>
+                <w:sz w:val="18"/>
+              </w:rPr>
+              <w:t>을 인용하는</w:t>
+            </w:r>
+            <w:r>
+              <w:rPr>
+                <w:rFonts w:ascii="맑은 고딕" w:hAnsi="맑은 고딕" w:eastAsia="맑은 고딕"/>
+                <w:b w:val="0"/>
+                <w:color w:val="333333"/>
+                <w:sz w:val="18"/>
+              </w:rPr>
+              <w:t xml:space="preserve"> 경우에</w:t>
+            </w:r>
+            <w:r>
+              <w:rPr>
+                <w:rFonts w:ascii="맑은 고딕" w:hAnsi="맑은 고딕" w:eastAsia="맑은 고딕"/>
+                <w:b w:val="0"/>
+                <w:color w:val="124AC8"/>
+                <w:sz w:val="18"/>
+              </w:rPr>
+              <w:t>도</w:t>
+            </w:r>
+            <w:r>
+              <w:rPr>
+                <w:rFonts w:ascii="맑은 고딕" w:hAnsi="맑은 고딕" w:eastAsia="맑은 고딕"/>
+                <w:b w:val="0"/>
+                <w:color w:val="333333"/>
+                <w:sz w:val="18"/>
+              </w:rPr>
+              <w:t xml:space="preserve"> 준용한다.</w:t>
+            </w:r>
+          </w:p>
+        </w:tc>
+        <w:tc>
+          <w:tcPr>
+            <w:tcW w:type="dxa" w:w="3402"/>
+          </w:tcPr>
+          <w:p>
+            <w:pPr>
+              <w:spacing w:after="40" w:line="276" w:lineRule="auto"/>
+            </w:pPr>
+            <w:r/>
+            <w:r>
+              <w:rPr>
+                <w:rFonts w:ascii="맑은 고딕" w:hAnsi="맑은 고딕" w:eastAsia="맑은 고딕"/>
+                <w:b w:val="0"/>
+                <w:color w:val="333333"/>
+                <w:sz w:val="16"/>
+              </w:rPr>
+              <w:t>[가독성·표현] ①을 본문·단서로 분할, ‘제○조 부터’→‘제○조부터 제○조까지’</w:t>
             </w:r>
           </w:p>
         </w:tc>

--- a/사규정비/사규관리규정_신구조문대비표_종합개정안.docx
+++ b/사규정비/사규관리규정_신구조문대비표_종합개정안.docx
@@ -11181,85 +11181,61 @@
                 <w:color w:val="333333"/>
                 <w:sz w:val="18"/>
               </w:rPr>
-              <w:t>제36조의2(구두점) 구두점은 다음 각 호와 같이 사용한다.</w:t>
-            </w:r>
-          </w:p>
-          <w:p>
-            <w:pPr>
-              <w:spacing w:after="20" w:line="269" w:lineRule="auto"/>
-              <w:ind w:left="454"/>
-            </w:pPr>
-            <w:r>
-              <w:rPr>
-                <w:rFonts w:ascii="맑은 고딕" w:hAnsi="맑은 고딕" w:eastAsia="맑은 고딕"/>
-                <w:b w:val="0"/>
-                <w:color w:val="333333"/>
-                <w:sz w:val="18"/>
-              </w:rPr>
-              <w:t>1. 하나의 문장이 끝나는 경우에는 마침표(.)를 찍는다.</w:t>
-            </w:r>
-          </w:p>
-          <w:p>
-            <w:pPr>
-              <w:spacing w:after="20" w:line="269" w:lineRule="auto"/>
-              <w:ind w:left="454"/>
-            </w:pPr>
-            <w:r>
-              <w:rPr>
-                <w:rFonts w:ascii="맑은 고딕" w:hAnsi="맑은 고딕" w:eastAsia="맑은 고딕"/>
-                <w:b w:val="0"/>
-                <w:color w:val="333333"/>
-                <w:sz w:val="18"/>
-              </w:rPr>
-              <w:t>2. 문자 중에서 말 또는 구절을 성질상의 분류나 대비 등으로 구분할 필요가 있는 경우에는 쉼표(,)를 찍는다.</w:t>
-            </w:r>
-          </w:p>
-          <w:p>
-            <w:pPr>
-              <w:spacing w:after="20" w:line="269" w:lineRule="auto"/>
-              <w:ind w:left="454"/>
-            </w:pPr>
-            <w:r>
-              <w:rPr>
-                <w:rFonts w:ascii="맑은 고딕" w:hAnsi="맑은 고딕" w:eastAsia="맑은 고딕"/>
-                <w:b w:val="0"/>
-                <w:color w:val="333333"/>
-                <w:sz w:val="18"/>
-              </w:rPr>
-              <w:t>3. 대등하거나 밀접한 관계에 있는 단어가 열거되어 있는 경우에는 단어 사이에 가운데 점(</w:t>
-            </w:r>
-            <w:r>
-              <w:rPr>
-                <w:rFonts w:ascii="맑은 고딕" w:hAnsi="맑은 고딕" w:eastAsia="맑은 고딕"/>
-                <w:b w:val="0"/>
-                <w:color w:val="124AC8"/>
-                <w:sz w:val="18"/>
-              </w:rPr>
-              <w:t>ㆍ</w:t>
-            </w:r>
-            <w:r>
-              <w:rPr>
-                <w:rFonts w:ascii="맑은 고딕" w:hAnsi="맑은 고딕" w:eastAsia="맑은 고딕"/>
-                <w:b w:val="0"/>
-                <w:color w:val="333333"/>
-                <w:sz w:val="18"/>
-              </w:rPr>
-              <w:t>)을 찍는다.</w:t>
-            </w:r>
-          </w:p>
-          <w:p>
-            <w:pPr>
-              <w:spacing w:after="20" w:line="269" w:lineRule="auto"/>
-              <w:ind w:left="454"/>
-            </w:pPr>
-            <w:r>
-              <w:rPr>
-                <w:rFonts w:ascii="맑은 고딕" w:hAnsi="맑은 고딕" w:eastAsia="맑은 고딕"/>
-                <w:b w:val="0"/>
-                <w:color w:val="333333"/>
-                <w:sz w:val="18"/>
-              </w:rPr>
-              <w:t>4. 용어 또는 부호 등을 구체적으로 설명하고자 할 경우에는 설명문 앞에 쌍점(:)을 찍는다. (2024. 09. 01. 본조 신설)</w:t>
+              <w:t>제35조(숫자) 규정</w:t>
+            </w:r>
+            <w:r>
+              <w:rPr>
+                <w:rFonts w:ascii="맑은 고딕" w:hAnsi="맑은 고딕" w:eastAsia="맑은 고딕"/>
+                <w:b w:val="0"/>
+                <w:color w:val="124AC8"/>
+                <w:sz w:val="18"/>
+              </w:rPr>
+              <w:t>중</w:t>
+            </w:r>
+            <w:r>
+              <w:rPr>
+                <w:rFonts w:ascii="맑은 고딕" w:hAnsi="맑은 고딕" w:eastAsia="맑은 고딕"/>
+                <w:b w:val="0"/>
+                <w:color w:val="333333"/>
+                <w:sz w:val="18"/>
+              </w:rPr>
+              <w:t>의 숫자는 아라비아 숫자</w:t>
+            </w:r>
+            <w:r>
+              <w:rPr>
+                <w:rFonts w:ascii="맑은 고딕" w:hAnsi="맑은 고딕" w:eastAsia="맑은 고딕"/>
+                <w:b w:val="0"/>
+                <w:color w:val="124AC8"/>
+                <w:sz w:val="18"/>
+              </w:rPr>
+              <w:t>를</w:t>
+            </w:r>
+            <w:r>
+              <w:rPr>
+                <w:rFonts w:ascii="맑은 고딕" w:hAnsi="맑은 고딕" w:eastAsia="맑은 고딕"/>
+                <w:b w:val="0"/>
+                <w:color w:val="333333"/>
+                <w:sz w:val="18"/>
+              </w:rPr>
+              <w:t xml:space="preserve"> </w:t>
+            </w:r>
+            <w:r>
+              <w:rPr>
+                <w:rFonts w:ascii="맑은 고딕" w:hAnsi="맑은 고딕" w:eastAsia="맑은 고딕"/>
+                <w:b w:val="0"/>
+                <w:color w:val="124AC8"/>
+                <w:sz w:val="18"/>
+              </w:rPr>
+              <w:t>사용</w:t>
+            </w:r>
+            <w:r>
+              <w:rPr>
+                <w:rFonts w:ascii="맑은 고딕" w:hAnsi="맑은 고딕" w:eastAsia="맑은 고딕"/>
+                <w:b w:val="0"/>
+                <w:color w:val="333333"/>
+                <w:sz w:val="18"/>
+              </w:rPr>
+              <w:t>한다.</w:t>
             </w:r>
           </w:p>
         </w:tc>
@@ -11280,85 +11256,43 @@
                 <w:color w:val="333333"/>
                 <w:sz w:val="18"/>
               </w:rPr>
-              <w:t>제36조의2(구두점) 구두점은 다음 각 호와 같이 사용한다.</w:t>
-            </w:r>
-          </w:p>
-          <w:p>
-            <w:pPr>
-              <w:spacing w:after="20" w:line="269" w:lineRule="auto"/>
-              <w:ind w:left="454"/>
-            </w:pPr>
-            <w:r>
-              <w:rPr>
-                <w:rFonts w:ascii="맑은 고딕" w:hAnsi="맑은 고딕" w:eastAsia="맑은 고딕"/>
-                <w:b w:val="0"/>
-                <w:color w:val="333333"/>
-                <w:sz w:val="18"/>
-              </w:rPr>
-              <w:t>1. 하나의 문장이 끝나는 경우에는 마침표(.)를 찍는다.</w:t>
-            </w:r>
-          </w:p>
-          <w:p>
-            <w:pPr>
-              <w:spacing w:after="20" w:line="269" w:lineRule="auto"/>
-              <w:ind w:left="454"/>
-            </w:pPr>
-            <w:r>
-              <w:rPr>
-                <w:rFonts w:ascii="맑은 고딕" w:hAnsi="맑은 고딕" w:eastAsia="맑은 고딕"/>
-                <w:b w:val="0"/>
-                <w:color w:val="333333"/>
-                <w:sz w:val="18"/>
-              </w:rPr>
-              <w:t>2. 문자 중에서 말 또는 구절을 성질상의 분류나 대비 등으로 구분할 필요가 있는 경우에는 쉼표(,)를 찍는다.</w:t>
-            </w:r>
-          </w:p>
-          <w:p>
-            <w:pPr>
-              <w:spacing w:after="20" w:line="269" w:lineRule="auto"/>
-              <w:ind w:left="454"/>
-            </w:pPr>
-            <w:r>
-              <w:rPr>
-                <w:rFonts w:ascii="맑은 고딕" w:hAnsi="맑은 고딕" w:eastAsia="맑은 고딕"/>
-                <w:b w:val="0"/>
-                <w:color w:val="333333"/>
-                <w:sz w:val="18"/>
-              </w:rPr>
-              <w:t>3. 대등하거나 밀접한 관계에 있는 단어가 열거되어 있는 경우에는 단어 사이에 가운데 점(</w:t>
-            </w:r>
-            <w:r>
-              <w:rPr>
-                <w:rFonts w:ascii="맑은 고딕" w:hAnsi="맑은 고딕" w:eastAsia="맑은 고딕"/>
-                <w:b w:val="0"/>
-                <w:color w:val="124AC8"/>
-                <w:sz w:val="18"/>
-              </w:rPr>
-              <w:t>·</w:t>
-            </w:r>
-            <w:r>
-              <w:rPr>
-                <w:rFonts w:ascii="맑은 고딕" w:hAnsi="맑은 고딕" w:eastAsia="맑은 고딕"/>
-                <w:b w:val="0"/>
-                <w:color w:val="333333"/>
-                <w:sz w:val="18"/>
-              </w:rPr>
-              <w:t>)을 찍는다.</w:t>
-            </w:r>
-          </w:p>
-          <w:p>
-            <w:pPr>
-              <w:spacing w:after="20" w:line="269" w:lineRule="auto"/>
-              <w:ind w:left="454"/>
-            </w:pPr>
-            <w:r>
-              <w:rPr>
-                <w:rFonts w:ascii="맑은 고딕" w:hAnsi="맑은 고딕" w:eastAsia="맑은 고딕"/>
-                <w:b w:val="0"/>
-                <w:color w:val="333333"/>
-                <w:sz w:val="18"/>
-              </w:rPr>
-              <w:t>4. 용어 또는 부호 등을 구체적으로 설명하고자 할 경우에는 설명문 앞에 쌍점(:)을 찍는다. (2024. 09. 01. 본조 신설)</w:t>
+              <w:t>제35조(숫자) 규정의 숫자는 아라비아 숫자</w:t>
+            </w:r>
+            <w:r>
+              <w:rPr>
+                <w:rFonts w:ascii="맑은 고딕" w:hAnsi="맑은 고딕" w:eastAsia="맑은 고딕"/>
+                <w:b w:val="0"/>
+                <w:color w:val="124AC8"/>
+                <w:sz w:val="18"/>
+              </w:rPr>
+              <w:t>로</w:t>
+            </w:r>
+            <w:r>
+              <w:rPr>
+                <w:rFonts w:ascii="맑은 고딕" w:hAnsi="맑은 고딕" w:eastAsia="맑은 고딕"/>
+                <w:b w:val="0"/>
+                <w:color w:val="333333"/>
+                <w:sz w:val="18"/>
+              </w:rPr>
+              <w:t xml:space="preserve"> </w:t>
+            </w:r>
+            <w:r>
+              <w:rPr>
+                <w:rFonts w:ascii="맑은 고딕" w:hAnsi="맑은 고딕" w:eastAsia="맑은 고딕"/>
+                <w:b w:val="0"/>
+                <w:color w:val="124AC8"/>
+                <w:sz w:val="18"/>
+              </w:rPr>
+              <w:t>표기</w:t>
+            </w:r>
+            <w:r>
+              <w:rPr>
+                <w:rFonts w:ascii="맑은 고딕" w:hAnsi="맑은 고딕" w:eastAsia="맑은 고딕"/>
+                <w:b w:val="0"/>
+                <w:color w:val="333333"/>
+                <w:sz w:val="18"/>
+              </w:rPr>
+              <w:t>한다.</w:t>
             </w:r>
           </w:p>
         </w:tc>
@@ -11378,7 +11312,1182 @@
                 <w:color w:val="333333"/>
                 <w:sz w:val="16"/>
               </w:rPr>
-              <w:t>[표현] 법제처 권고 표현 정비</w:t>
+              <w:t>[가독성·표현] ‘규정중의’→‘규정의’, ‘사용한다’→‘표기한다’</w:t>
+            </w:r>
+          </w:p>
+        </w:tc>
+      </w:tr>
+      <w:tr>
+        <w:tc>
+          <w:tcPr>
+            <w:tcW w:type="dxa" w:w="7257"/>
+          </w:tcPr>
+          <w:p>
+            <w:pPr>
+              <w:spacing w:after="20" w:line="269" w:lineRule="auto"/>
+              <w:ind w:left="0"/>
+            </w:pPr>
+            <w:r/>
+            <w:r>
+              <w:rPr>
+                <w:rFonts w:ascii="맑은 고딕" w:hAnsi="맑은 고딕" w:eastAsia="맑은 고딕"/>
+                <w:b w:val="0"/>
+                <w:color w:val="333333"/>
+                <w:sz w:val="18"/>
+              </w:rPr>
+              <w:t>제36조(괄호) 규정</w:t>
+            </w:r>
+            <w:r>
+              <w:rPr>
+                <w:rFonts w:ascii="맑은 고딕" w:hAnsi="맑은 고딕" w:eastAsia="맑은 고딕"/>
+                <w:b w:val="0"/>
+                <w:color w:val="124AC8"/>
+                <w:sz w:val="18"/>
+              </w:rPr>
+              <w:t>중의</w:t>
+            </w:r>
+            <w:r>
+              <w:rPr>
+                <w:rFonts w:ascii="맑은 고딕" w:hAnsi="맑은 고딕" w:eastAsia="맑은 고딕"/>
+                <w:b w:val="0"/>
+                <w:color w:val="333333"/>
+                <w:sz w:val="18"/>
+              </w:rPr>
+              <w:t xml:space="preserve"> 괄호는 다음</w:t>
+            </w:r>
+            <w:r>
+              <w:rPr>
+                <w:rFonts w:ascii="맑은 고딕" w:hAnsi="맑은 고딕" w:eastAsia="맑은 고딕"/>
+                <w:b w:val="0"/>
+                <w:color w:val="124AC8"/>
+                <w:sz w:val="18"/>
+              </w:rPr>
+              <w:t>과</w:t>
+            </w:r>
+            <w:r>
+              <w:rPr>
+                <w:rFonts w:ascii="맑은 고딕" w:hAnsi="맑은 고딕" w:eastAsia="맑은 고딕"/>
+                <w:b w:val="0"/>
+                <w:color w:val="333333"/>
+                <w:sz w:val="18"/>
+              </w:rPr>
+              <w:t xml:space="preserve"> 같이 사용한다.</w:t>
+            </w:r>
+          </w:p>
+          <w:p>
+            <w:pPr>
+              <w:spacing w:after="20" w:line="269" w:lineRule="auto"/>
+              <w:ind w:left="454"/>
+            </w:pPr>
+            <w:r>
+              <w:rPr>
+                <w:rFonts w:ascii="맑은 고딕" w:hAnsi="맑은 고딕" w:eastAsia="맑은 고딕"/>
+                <w:b w:val="0"/>
+                <w:color w:val="333333"/>
+                <w:sz w:val="18"/>
+              </w:rPr>
+              <w:t>1. ( )</w:t>
+            </w:r>
+            <w:r>
+              <w:rPr>
+                <w:rFonts w:ascii="맑은 고딕" w:hAnsi="맑은 고딕" w:eastAsia="맑은 고딕"/>
+                <w:b w:val="0"/>
+                <w:color w:val="124AC8"/>
+                <w:sz w:val="18"/>
+              </w:rPr>
+              <w:t>원괄호는</w:t>
+            </w:r>
+            <w:r>
+              <w:rPr>
+                <w:rFonts w:ascii="맑은 고딕" w:hAnsi="맑은 고딕" w:eastAsia="맑은 고딕"/>
+                <w:b w:val="0"/>
+                <w:color w:val="333333"/>
+                <w:sz w:val="18"/>
+              </w:rPr>
+              <w:t xml:space="preserve"> 주석적</w:t>
+            </w:r>
+            <w:r>
+              <w:rPr>
+                <w:rFonts w:ascii="맑은 고딕" w:hAnsi="맑은 고딕" w:eastAsia="맑은 고딕"/>
+                <w:b w:val="0"/>
+                <w:color w:val="124AC8"/>
+                <w:sz w:val="18"/>
+              </w:rPr>
+              <w:t>인</w:t>
+            </w:r>
+            <w:r>
+              <w:rPr>
+                <w:rFonts w:ascii="맑은 고딕" w:hAnsi="맑은 고딕" w:eastAsia="맑은 고딕"/>
+                <w:b w:val="0"/>
+                <w:color w:val="333333"/>
+                <w:sz w:val="18"/>
+              </w:rPr>
+              <w:t xml:space="preserve"> 설명, 조의 제목, 주, 보기 등</w:t>
+            </w:r>
+            <w:r>
+              <w:rPr>
+                <w:rFonts w:ascii="맑은 고딕" w:hAnsi="맑은 고딕" w:eastAsia="맑은 고딕"/>
+                <w:b w:val="0"/>
+                <w:color w:val="124AC8"/>
+                <w:sz w:val="18"/>
+              </w:rPr>
+              <w:t>의 경우</w:t>
+            </w:r>
+            <w:r>
+              <w:rPr>
+                <w:rFonts w:ascii="맑은 고딕" w:hAnsi="맑은 고딕" w:eastAsia="맑은 고딕"/>
+                <w:b w:val="0"/>
+                <w:color w:val="333333"/>
+                <w:sz w:val="18"/>
+              </w:rPr>
+              <w:t>에 사용한다.</w:t>
+            </w:r>
+          </w:p>
+          <w:p>
+            <w:pPr>
+              <w:spacing w:after="20" w:line="269" w:lineRule="auto"/>
+              <w:ind w:left="454"/>
+            </w:pPr>
+            <w:r>
+              <w:rPr>
+                <w:rFonts w:ascii="맑은 고딕" w:hAnsi="맑은 고딕" w:eastAsia="맑은 고딕"/>
+                <w:b w:val="0"/>
+                <w:color w:val="333333"/>
+                <w:sz w:val="18"/>
+              </w:rPr>
+              <w:t xml:space="preserve">2. </w:t>
+            </w:r>
+            <w:r>
+              <w:rPr>
+                <w:rFonts w:ascii="맑은 고딕" w:hAnsi="맑은 고딕" w:eastAsia="맑은 고딕"/>
+                <w:b w:val="0"/>
+                <w:color w:val="124AC8"/>
+                <w:sz w:val="18"/>
+              </w:rPr>
+              <w:t>「</w:t>
+            </w:r>
+            <w:r>
+              <w:rPr>
+                <w:rFonts w:ascii="맑은 고딕" w:hAnsi="맑은 고딕" w:eastAsia="맑은 고딕"/>
+                <w:b w:val="0"/>
+                <w:color w:val="333333"/>
+                <w:sz w:val="18"/>
+              </w:rPr>
+              <w:t xml:space="preserve"> </w:t>
+            </w:r>
+            <w:r>
+              <w:rPr>
+                <w:rFonts w:ascii="맑은 고딕" w:hAnsi="맑은 고딕" w:eastAsia="맑은 고딕"/>
+                <w:b w:val="0"/>
+                <w:color w:val="124AC8"/>
+                <w:sz w:val="18"/>
+              </w:rPr>
+              <w:t>」각괄호는</w:t>
+            </w:r>
+            <w:r>
+              <w:rPr>
+                <w:rFonts w:ascii="맑은 고딕" w:hAnsi="맑은 고딕" w:eastAsia="맑은 고딕"/>
+                <w:b w:val="0"/>
+                <w:color w:val="333333"/>
+                <w:sz w:val="18"/>
+              </w:rPr>
+              <w:t xml:space="preserve"> 정의하</w:t>
+            </w:r>
+            <w:r>
+              <w:rPr>
+                <w:rFonts w:ascii="맑은 고딕" w:hAnsi="맑은 고딕" w:eastAsia="맑은 고딕"/>
+                <w:b w:val="0"/>
+                <w:color w:val="124AC8"/>
+                <w:sz w:val="18"/>
+              </w:rPr>
+              <w:t>는</w:t>
+            </w:r>
+            <w:r>
+              <w:rPr>
+                <w:rFonts w:ascii="맑은 고딕" w:hAnsi="맑은 고딕" w:eastAsia="맑은 고딕"/>
+                <w:b w:val="0"/>
+                <w:color w:val="333333"/>
+                <w:sz w:val="18"/>
+              </w:rPr>
+              <w:t xml:space="preserve"> </w:t>
+            </w:r>
+            <w:r>
+              <w:rPr>
+                <w:rFonts w:ascii="맑은 고딕" w:hAnsi="맑은 고딕" w:eastAsia="맑은 고딕"/>
+                <w:b w:val="0"/>
+                <w:color w:val="124AC8"/>
+                <w:sz w:val="18"/>
+              </w:rPr>
+              <w:t>자</w:t>
+            </w:r>
+            <w:r>
+              <w:rPr>
+                <w:rFonts w:ascii="맑은 고딕" w:hAnsi="맑은 고딕" w:eastAsia="맑은 고딕"/>
+                <w:b w:val="0"/>
+                <w:color w:val="333333"/>
+                <w:sz w:val="18"/>
+              </w:rPr>
+              <w:t>구</w:t>
+            </w:r>
+            <w:r>
+              <w:rPr>
+                <w:rFonts w:ascii="맑은 고딕" w:hAnsi="맑은 고딕" w:eastAsia="맑은 고딕"/>
+                <w:b w:val="0"/>
+                <w:color w:val="124AC8"/>
+                <w:sz w:val="18"/>
+              </w:rPr>
+              <w:t>의</w:t>
+            </w:r>
+            <w:r>
+              <w:rPr>
+                <w:rFonts w:ascii="맑은 고딕" w:hAnsi="맑은 고딕" w:eastAsia="맑은 고딕"/>
+                <w:b w:val="0"/>
+                <w:color w:val="333333"/>
+                <w:sz w:val="18"/>
+              </w:rPr>
+              <w:t xml:space="preserve"> </w:t>
+            </w:r>
+            <w:r>
+              <w:rPr>
+                <w:rFonts w:ascii="맑은 고딕" w:hAnsi="맑은 고딕" w:eastAsia="맑은 고딕"/>
+                <w:b w:val="0"/>
+                <w:color w:val="124AC8"/>
+                <w:sz w:val="18"/>
+              </w:rPr>
+              <w:t>부분을</w:t>
+            </w:r>
+            <w:r>
+              <w:rPr>
+                <w:rFonts w:ascii="맑은 고딕" w:hAnsi="맑은 고딕" w:eastAsia="맑은 고딕"/>
+                <w:b w:val="0"/>
+                <w:color w:val="333333"/>
+                <w:sz w:val="18"/>
+              </w:rPr>
+              <w:t xml:space="preserve"> </w:t>
+            </w:r>
+            <w:r>
+              <w:rPr>
+                <w:rFonts w:ascii="맑은 고딕" w:hAnsi="맑은 고딕" w:eastAsia="맑은 고딕"/>
+                <w:b w:val="0"/>
+                <w:color w:val="124AC8"/>
+                <w:sz w:val="18"/>
+              </w:rPr>
+              <w:t>명백히 표시하는 경우에</w:t>
+            </w:r>
+            <w:r>
+              <w:rPr>
+                <w:rFonts w:ascii="맑은 고딕" w:hAnsi="맑은 고딕" w:eastAsia="맑은 고딕"/>
+                <w:b w:val="0"/>
+                <w:color w:val="333333"/>
+                <w:sz w:val="18"/>
+              </w:rPr>
+              <w:t xml:space="preserve"> 사용한다.</w:t>
+            </w:r>
+          </w:p>
+        </w:tc>
+        <w:tc>
+          <w:tcPr>
+            <w:tcW w:type="dxa" w:w="7257"/>
+          </w:tcPr>
+          <w:p>
+            <w:pPr>
+              <w:spacing w:after="20" w:line="269" w:lineRule="auto"/>
+              <w:ind w:left="0"/>
+            </w:pPr>
+            <w:r/>
+            <w:r>
+              <w:rPr>
+                <w:rFonts w:ascii="맑은 고딕" w:hAnsi="맑은 고딕" w:eastAsia="맑은 고딕"/>
+                <w:b w:val="0"/>
+                <w:color w:val="333333"/>
+                <w:sz w:val="18"/>
+              </w:rPr>
+              <w:t>제36조(괄호</w:t>
+            </w:r>
+            <w:r>
+              <w:rPr>
+                <w:rFonts w:ascii="맑은 고딕" w:hAnsi="맑은 고딕" w:eastAsia="맑은 고딕"/>
+                <w:b w:val="0"/>
+                <w:color w:val="124AC8"/>
+                <w:sz w:val="18"/>
+              </w:rPr>
+              <w:t xml:space="preserve"> 등 부호</w:t>
+            </w:r>
+            <w:r>
+              <w:rPr>
+                <w:rFonts w:ascii="맑은 고딕" w:hAnsi="맑은 고딕" w:eastAsia="맑은 고딕"/>
+                <w:b w:val="0"/>
+                <w:color w:val="333333"/>
+                <w:sz w:val="18"/>
+              </w:rPr>
+              <w:t>) 규정</w:t>
+            </w:r>
+            <w:r>
+              <w:rPr>
+                <w:rFonts w:ascii="맑은 고딕" w:hAnsi="맑은 고딕" w:eastAsia="맑은 고딕"/>
+                <w:b w:val="0"/>
+                <w:color w:val="124AC8"/>
+                <w:sz w:val="18"/>
+              </w:rPr>
+              <w:t>에서</w:t>
+            </w:r>
+            <w:r>
+              <w:rPr>
+                <w:rFonts w:ascii="맑은 고딕" w:hAnsi="맑은 고딕" w:eastAsia="맑은 고딕"/>
+                <w:b w:val="0"/>
+                <w:color w:val="333333"/>
+                <w:sz w:val="18"/>
+              </w:rPr>
+              <w:t xml:space="preserve"> 괄</w:t>
+            </w:r>
+            <w:r>
+              <w:rPr>
+                <w:rFonts w:ascii="맑은 고딕" w:hAnsi="맑은 고딕" w:eastAsia="맑은 고딕"/>
+                <w:b w:val="0"/>
+                <w:color w:val="124AC8"/>
+                <w:sz w:val="18"/>
+              </w:rPr>
+              <w:t>호 등 부</w:t>
+            </w:r>
+            <w:r>
+              <w:rPr>
+                <w:rFonts w:ascii="맑은 고딕" w:hAnsi="맑은 고딕" w:eastAsia="맑은 고딕"/>
+                <w:b w:val="0"/>
+                <w:color w:val="333333"/>
+                <w:sz w:val="18"/>
+              </w:rPr>
+              <w:t>호는 다음</w:t>
+            </w:r>
+            <w:r>
+              <w:rPr>
+                <w:rFonts w:ascii="맑은 고딕" w:hAnsi="맑은 고딕" w:eastAsia="맑은 고딕"/>
+                <w:b w:val="0"/>
+                <w:color w:val="124AC8"/>
+                <w:sz w:val="18"/>
+              </w:rPr>
+              <w:t xml:space="preserve"> 각 호와</w:t>
+            </w:r>
+            <w:r>
+              <w:rPr>
+                <w:rFonts w:ascii="맑은 고딕" w:hAnsi="맑은 고딕" w:eastAsia="맑은 고딕"/>
+                <w:b w:val="0"/>
+                <w:color w:val="333333"/>
+                <w:sz w:val="18"/>
+              </w:rPr>
+              <w:t xml:space="preserve"> 같이 사용한다.</w:t>
+            </w:r>
+          </w:p>
+          <w:p>
+            <w:pPr>
+              <w:spacing w:after="20" w:line="269" w:lineRule="auto"/>
+              <w:ind w:left="454"/>
+            </w:pPr>
+            <w:r>
+              <w:rPr>
+                <w:rFonts w:ascii="맑은 고딕" w:hAnsi="맑은 고딕" w:eastAsia="맑은 고딕"/>
+                <w:b w:val="0"/>
+                <w:color w:val="333333"/>
+                <w:sz w:val="18"/>
+              </w:rPr>
+              <w:t xml:space="preserve">1. </w:t>
+            </w:r>
+            <w:r>
+              <w:rPr>
+                <w:rFonts w:ascii="맑은 고딕" w:hAnsi="맑은 고딕" w:eastAsia="맑은 고딕"/>
+                <w:b w:val="0"/>
+                <w:color w:val="124AC8"/>
+                <w:sz w:val="18"/>
+              </w:rPr>
+              <w:t xml:space="preserve">소괄호 </w:t>
+            </w:r>
+            <w:r>
+              <w:rPr>
+                <w:rFonts w:ascii="맑은 고딕" w:hAnsi="맑은 고딕" w:eastAsia="맑은 고딕"/>
+                <w:b w:val="0"/>
+                <w:color w:val="333333"/>
+                <w:sz w:val="18"/>
+              </w:rPr>
+              <w:t>( )</w:t>
+            </w:r>
+            <w:r>
+              <w:rPr>
+                <w:rFonts w:ascii="맑은 고딕" w:hAnsi="맑은 고딕" w:eastAsia="맑은 고딕"/>
+                <w:b w:val="0"/>
+                <w:color w:val="124AC8"/>
+                <w:sz w:val="18"/>
+              </w:rPr>
+              <w:t xml:space="preserve"> :</w:t>
+            </w:r>
+            <w:r>
+              <w:rPr>
+                <w:rFonts w:ascii="맑은 고딕" w:hAnsi="맑은 고딕" w:eastAsia="맑은 고딕"/>
+                <w:b w:val="0"/>
+                <w:color w:val="333333"/>
+                <w:sz w:val="18"/>
+              </w:rPr>
+              <w:t xml:space="preserve"> 주석적 설명, 조의 제목, 주, 보기 등에 사용한다.</w:t>
+            </w:r>
+          </w:p>
+          <w:p>
+            <w:pPr>
+              <w:spacing w:after="20" w:line="269" w:lineRule="auto"/>
+              <w:ind w:left="454"/>
+            </w:pPr>
+            <w:r>
+              <w:rPr>
+                <w:rFonts w:ascii="맑은 고딕" w:hAnsi="맑은 고딕" w:eastAsia="맑은 고딕"/>
+                <w:b w:val="0"/>
+                <w:color w:val="333333"/>
+                <w:sz w:val="18"/>
+              </w:rPr>
+              <w:t xml:space="preserve">2. </w:t>
+            </w:r>
+            <w:r>
+              <w:rPr>
+                <w:rFonts w:ascii="맑은 고딕" w:hAnsi="맑은 고딕" w:eastAsia="맑은 고딕"/>
+                <w:b w:val="0"/>
+                <w:color w:val="124AC8"/>
+                <w:sz w:val="18"/>
+              </w:rPr>
+              <w:t>큰따옴표</w:t>
+            </w:r>
+            <w:r>
+              <w:rPr>
+                <w:rFonts w:ascii="맑은 고딕" w:hAnsi="맑은 고딕" w:eastAsia="맑은 고딕"/>
+                <w:b w:val="0"/>
+                <w:color w:val="333333"/>
+                <w:sz w:val="18"/>
+              </w:rPr>
+              <w:t xml:space="preserve"> </w:t>
+            </w:r>
+            <w:r>
+              <w:rPr>
+                <w:rFonts w:ascii="맑은 고딕" w:hAnsi="맑은 고딕" w:eastAsia="맑은 고딕"/>
+                <w:b w:val="0"/>
+                <w:color w:val="124AC8"/>
+                <w:sz w:val="18"/>
+              </w:rPr>
+              <w:t>“ ” : 용어를</w:t>
+            </w:r>
+            <w:r>
+              <w:rPr>
+                <w:rFonts w:ascii="맑은 고딕" w:hAnsi="맑은 고딕" w:eastAsia="맑은 고딕"/>
+                <w:b w:val="0"/>
+                <w:color w:val="333333"/>
+                <w:sz w:val="18"/>
+              </w:rPr>
+              <w:t xml:space="preserve"> 정의하</w:t>
+            </w:r>
+            <w:r>
+              <w:rPr>
+                <w:rFonts w:ascii="맑은 고딕" w:hAnsi="맑은 고딕" w:eastAsia="맑은 고딕"/>
+                <w:b w:val="0"/>
+                <w:color w:val="124AC8"/>
+                <w:sz w:val="18"/>
+              </w:rPr>
+              <w:t>거나</w:t>
+            </w:r>
+            <w:r>
+              <w:rPr>
+                <w:rFonts w:ascii="맑은 고딕" w:hAnsi="맑은 고딕" w:eastAsia="맑은 고딕"/>
+                <w:b w:val="0"/>
+                <w:color w:val="333333"/>
+                <w:sz w:val="18"/>
+              </w:rPr>
+              <w:t xml:space="preserve"> </w:t>
+            </w:r>
+            <w:r>
+              <w:rPr>
+                <w:rFonts w:ascii="맑은 고딕" w:hAnsi="맑은 고딕" w:eastAsia="맑은 고딕"/>
+                <w:b w:val="0"/>
+                <w:color w:val="124AC8"/>
+                <w:sz w:val="18"/>
+              </w:rPr>
+              <w:t>특정 문</w:t>
+            </w:r>
+            <w:r>
+              <w:rPr>
+                <w:rFonts w:ascii="맑은 고딕" w:hAnsi="맑은 고딕" w:eastAsia="맑은 고딕"/>
+                <w:b w:val="0"/>
+                <w:color w:val="333333"/>
+                <w:sz w:val="18"/>
+              </w:rPr>
+              <w:t>구</w:t>
+            </w:r>
+            <w:r>
+              <w:rPr>
+                <w:rFonts w:ascii="맑은 고딕" w:hAnsi="맑은 고딕" w:eastAsia="맑은 고딕"/>
+                <w:b w:val="0"/>
+                <w:color w:val="124AC8"/>
+                <w:sz w:val="18"/>
+              </w:rPr>
+              <w:t>를</w:t>
+            </w:r>
+            <w:r>
+              <w:rPr>
+                <w:rFonts w:ascii="맑은 고딕" w:hAnsi="맑은 고딕" w:eastAsia="맑은 고딕"/>
+                <w:b w:val="0"/>
+                <w:color w:val="333333"/>
+                <w:sz w:val="18"/>
+              </w:rPr>
+              <w:t xml:space="preserve"> </w:t>
+            </w:r>
+            <w:r>
+              <w:rPr>
+                <w:rFonts w:ascii="맑은 고딕" w:hAnsi="맑은 고딕" w:eastAsia="맑은 고딕"/>
+                <w:b w:val="0"/>
+                <w:color w:val="124AC8"/>
+                <w:sz w:val="18"/>
+              </w:rPr>
+              <w:t>인용할</w:t>
+            </w:r>
+            <w:r>
+              <w:rPr>
+                <w:rFonts w:ascii="맑은 고딕" w:hAnsi="맑은 고딕" w:eastAsia="맑은 고딕"/>
+                <w:b w:val="0"/>
+                <w:color w:val="333333"/>
+                <w:sz w:val="18"/>
+              </w:rPr>
+              <w:t xml:space="preserve"> </w:t>
+            </w:r>
+            <w:r>
+              <w:rPr>
+                <w:rFonts w:ascii="맑은 고딕" w:hAnsi="맑은 고딕" w:eastAsia="맑은 고딕"/>
+                <w:b w:val="0"/>
+                <w:color w:val="124AC8"/>
+                <w:sz w:val="18"/>
+              </w:rPr>
+              <w:t>때</w:t>
+            </w:r>
+            <w:r>
+              <w:rPr>
+                <w:rFonts w:ascii="맑은 고딕" w:hAnsi="맑은 고딕" w:eastAsia="맑은 고딕"/>
+                <w:b w:val="0"/>
+                <w:color w:val="333333"/>
+                <w:sz w:val="18"/>
+              </w:rPr>
+              <w:t xml:space="preserve"> 사용한다.</w:t>
+            </w:r>
+          </w:p>
+          <w:p>
+            <w:pPr>
+              <w:spacing w:after="20" w:line="269" w:lineRule="auto"/>
+              <w:ind w:left="454"/>
+            </w:pPr>
+            <w:r>
+              <w:rPr>
+                <w:rFonts w:ascii="맑은 고딕" w:hAnsi="맑은 고딕" w:eastAsia="맑은 고딕"/>
+                <w:b w:val="0"/>
+                <w:color w:val="124AC8"/>
+                <w:sz w:val="18"/>
+              </w:rPr>
+              <w:t>3. 홑낫표 「 」 : 규정·지침·서식 등 사규의 명칭을 표시할 때 사용한다.</w:t>
+            </w:r>
+          </w:p>
+          <w:p>
+            <w:pPr>
+              <w:spacing w:after="20" w:line="269" w:lineRule="auto"/>
+              <w:ind w:left="454"/>
+            </w:pPr>
+            <w:r>
+              <w:rPr>
+                <w:rFonts w:ascii="맑은 고딕" w:hAnsi="맑은 고딕" w:eastAsia="맑은 고딕"/>
+                <w:b w:val="0"/>
+                <w:color w:val="124AC8"/>
+                <w:sz w:val="18"/>
+              </w:rPr>
+              <w:t>4. 겹낫표 『 』 : 별표·별지서식·별도 등 부속 문서를 표시할 때 사용한다.</w:t>
+            </w:r>
+          </w:p>
+        </w:tc>
+        <w:tc>
+          <w:tcPr>
+            <w:tcW w:type="dxa" w:w="3402"/>
+          </w:tcPr>
+          <w:p>
+            <w:pPr>
+              <w:spacing w:after="40" w:line="276" w:lineRule="auto"/>
+            </w:pPr>
+            <w:r/>
+            <w:r>
+              <w:rPr>
+                <w:rFonts w:ascii="맑은 고딕" w:hAnsi="맑은 고딕" w:eastAsia="맑은 고딕"/>
+                <w:b w:val="0"/>
+                <w:color w:val="333333"/>
+                <w:sz w:val="16"/>
+              </w:rPr>
+              <w:t>[정합성·표현] ‘원괄호/각괄호’(틀린 명칭)→‘소괄호/낫표’ 정정 + 실제 쓰는 큰따옴표·겹낫표 규칙 추가(부호 사용 일관성)</w:t>
+            </w:r>
+          </w:p>
+        </w:tc>
+      </w:tr>
+      <w:tr>
+        <w:tc>
+          <w:tcPr>
+            <w:tcW w:type="dxa" w:w="7257"/>
+          </w:tcPr>
+          <w:p>
+            <w:pPr>
+              <w:spacing w:after="20" w:line="269" w:lineRule="auto"/>
+              <w:ind w:left="0"/>
+            </w:pPr>
+            <w:r/>
+            <w:r>
+              <w:rPr>
+                <w:rFonts w:ascii="맑은 고딕" w:hAnsi="맑은 고딕" w:eastAsia="맑은 고딕"/>
+                <w:b w:val="0"/>
+                <w:color w:val="333333"/>
+                <w:sz w:val="18"/>
+              </w:rPr>
+              <w:t>제36조의2(구두점) 구두점은 다음 각 호와 같이 사용한다.</w:t>
+            </w:r>
+          </w:p>
+          <w:p>
+            <w:pPr>
+              <w:spacing w:after="20" w:line="269" w:lineRule="auto"/>
+              <w:ind w:left="454"/>
+            </w:pPr>
+            <w:r>
+              <w:rPr>
+                <w:rFonts w:ascii="맑은 고딕" w:hAnsi="맑은 고딕" w:eastAsia="맑은 고딕"/>
+                <w:b w:val="0"/>
+                <w:color w:val="333333"/>
+                <w:sz w:val="18"/>
+              </w:rPr>
+              <w:t>1. 하나의 문장이 끝나는 경우에는 마침표(.)를 찍는다.</w:t>
+            </w:r>
+          </w:p>
+          <w:p>
+            <w:pPr>
+              <w:spacing w:after="20" w:line="269" w:lineRule="auto"/>
+              <w:ind w:left="454"/>
+            </w:pPr>
+            <w:r>
+              <w:rPr>
+                <w:rFonts w:ascii="맑은 고딕" w:hAnsi="맑은 고딕" w:eastAsia="맑은 고딕"/>
+                <w:b w:val="0"/>
+                <w:color w:val="333333"/>
+                <w:sz w:val="18"/>
+              </w:rPr>
+              <w:t>2. 문</w:t>
+            </w:r>
+            <w:r>
+              <w:rPr>
+                <w:rFonts w:ascii="맑은 고딕" w:hAnsi="맑은 고딕" w:eastAsia="맑은 고딕"/>
+                <w:b w:val="0"/>
+                <w:color w:val="124AC8"/>
+                <w:sz w:val="18"/>
+              </w:rPr>
+              <w:t>자 중</w:t>
+            </w:r>
+            <w:r>
+              <w:rPr>
+                <w:rFonts w:ascii="맑은 고딕" w:hAnsi="맑은 고딕" w:eastAsia="맑은 고딕"/>
+                <w:b w:val="0"/>
+                <w:color w:val="333333"/>
+                <w:sz w:val="18"/>
+              </w:rPr>
+              <w:t>에서 말</w:t>
+            </w:r>
+            <w:r>
+              <w:rPr>
+                <w:rFonts w:ascii="맑은 고딕" w:hAnsi="맑은 고딕" w:eastAsia="맑은 고딕"/>
+                <w:b w:val="0"/>
+                <w:color w:val="124AC8"/>
+                <w:sz w:val="18"/>
+              </w:rPr>
+              <w:t xml:space="preserve"> 또는</w:t>
+            </w:r>
+            <w:r>
+              <w:rPr>
+                <w:rFonts w:ascii="맑은 고딕" w:hAnsi="맑은 고딕" w:eastAsia="맑은 고딕"/>
+                <w:b w:val="0"/>
+                <w:color w:val="333333"/>
+                <w:sz w:val="18"/>
+              </w:rPr>
+              <w:t xml:space="preserve"> 구절을 </w:t>
+            </w:r>
+            <w:r>
+              <w:rPr>
+                <w:rFonts w:ascii="맑은 고딕" w:hAnsi="맑은 고딕" w:eastAsia="맑은 고딕"/>
+                <w:b w:val="0"/>
+                <w:color w:val="124AC8"/>
+                <w:sz w:val="18"/>
+              </w:rPr>
+              <w:t xml:space="preserve">성질상의 </w:t>
+            </w:r>
+            <w:r>
+              <w:rPr>
+                <w:rFonts w:ascii="맑은 고딕" w:hAnsi="맑은 고딕" w:eastAsia="맑은 고딕"/>
+                <w:b w:val="0"/>
+                <w:color w:val="333333"/>
+                <w:sz w:val="18"/>
+              </w:rPr>
+              <w:t>분류나 대비</w:t>
+            </w:r>
+            <w:r>
+              <w:rPr>
+                <w:rFonts w:ascii="맑은 고딕" w:hAnsi="맑은 고딕" w:eastAsia="맑은 고딕"/>
+                <w:b w:val="0"/>
+                <w:color w:val="124AC8"/>
+                <w:sz w:val="18"/>
+              </w:rPr>
+              <w:t xml:space="preserve"> 등으로</w:t>
+            </w:r>
+            <w:r>
+              <w:rPr>
+                <w:rFonts w:ascii="맑은 고딕" w:hAnsi="맑은 고딕" w:eastAsia="맑은 고딕"/>
+                <w:b w:val="0"/>
+                <w:color w:val="333333"/>
+                <w:sz w:val="18"/>
+              </w:rPr>
+              <w:t xml:space="preserve"> 구분할 필요가 있는 경우에는 쉼표(,)를 찍는다.</w:t>
+            </w:r>
+          </w:p>
+          <w:p>
+            <w:pPr>
+              <w:spacing w:after="20" w:line="269" w:lineRule="auto"/>
+              <w:ind w:left="454"/>
+            </w:pPr>
+            <w:r>
+              <w:rPr>
+                <w:rFonts w:ascii="맑은 고딕" w:hAnsi="맑은 고딕" w:eastAsia="맑은 고딕"/>
+                <w:b w:val="0"/>
+                <w:color w:val="333333"/>
+                <w:sz w:val="18"/>
+              </w:rPr>
+              <w:t>3. 대등하거나 밀접한 관계</w:t>
+            </w:r>
+            <w:r>
+              <w:rPr>
+                <w:rFonts w:ascii="맑은 고딕" w:hAnsi="맑은 고딕" w:eastAsia="맑은 고딕"/>
+                <w:b w:val="0"/>
+                <w:color w:val="124AC8"/>
+                <w:sz w:val="18"/>
+              </w:rPr>
+              <w:t>에 있는</w:t>
+            </w:r>
+            <w:r>
+              <w:rPr>
+                <w:rFonts w:ascii="맑은 고딕" w:hAnsi="맑은 고딕" w:eastAsia="맑은 고딕"/>
+                <w:b w:val="0"/>
+                <w:color w:val="333333"/>
+                <w:sz w:val="18"/>
+              </w:rPr>
+              <w:t xml:space="preserve"> 단어</w:t>
+            </w:r>
+            <w:r>
+              <w:rPr>
+                <w:rFonts w:ascii="맑은 고딕" w:hAnsi="맑은 고딕" w:eastAsia="맑은 고딕"/>
+                <w:b w:val="0"/>
+                <w:color w:val="124AC8"/>
+                <w:sz w:val="18"/>
+              </w:rPr>
+              <w:t>가</w:t>
+            </w:r>
+            <w:r>
+              <w:rPr>
+                <w:rFonts w:ascii="맑은 고딕" w:hAnsi="맑은 고딕" w:eastAsia="맑은 고딕"/>
+                <w:b w:val="0"/>
+                <w:color w:val="333333"/>
+                <w:sz w:val="18"/>
+              </w:rPr>
+              <w:t xml:space="preserve"> 열거</w:t>
+            </w:r>
+            <w:r>
+              <w:rPr>
+                <w:rFonts w:ascii="맑은 고딕" w:hAnsi="맑은 고딕" w:eastAsia="맑은 고딕"/>
+                <w:b w:val="0"/>
+                <w:color w:val="124AC8"/>
+                <w:sz w:val="18"/>
+              </w:rPr>
+              <w:t>되어 있</w:t>
+            </w:r>
+            <w:r>
+              <w:rPr>
+                <w:rFonts w:ascii="맑은 고딕" w:hAnsi="맑은 고딕" w:eastAsia="맑은 고딕"/>
+                <w:b w:val="0"/>
+                <w:color w:val="333333"/>
+                <w:sz w:val="18"/>
+              </w:rPr>
+              <w:t>는 경우에는 단어 사이에 가운</w:t>
+            </w:r>
+            <w:r>
+              <w:rPr>
+                <w:rFonts w:ascii="맑은 고딕" w:hAnsi="맑은 고딕" w:eastAsia="맑은 고딕"/>
+                <w:b w:val="0"/>
+                <w:color w:val="124AC8"/>
+                <w:sz w:val="18"/>
+              </w:rPr>
+              <w:t xml:space="preserve">데 </w:t>
+            </w:r>
+            <w:r>
+              <w:rPr>
+                <w:rFonts w:ascii="맑은 고딕" w:hAnsi="맑은 고딕" w:eastAsia="맑은 고딕"/>
+                <w:b w:val="0"/>
+                <w:color w:val="333333"/>
+                <w:sz w:val="18"/>
+              </w:rPr>
+              <w:t>점(</w:t>
+            </w:r>
+            <w:r>
+              <w:rPr>
+                <w:rFonts w:ascii="맑은 고딕" w:hAnsi="맑은 고딕" w:eastAsia="맑은 고딕"/>
+                <w:b w:val="0"/>
+                <w:color w:val="124AC8"/>
+                <w:sz w:val="18"/>
+              </w:rPr>
+              <w:t>ㆍ</w:t>
+            </w:r>
+            <w:r>
+              <w:rPr>
+                <w:rFonts w:ascii="맑은 고딕" w:hAnsi="맑은 고딕" w:eastAsia="맑은 고딕"/>
+                <w:b w:val="0"/>
+                <w:color w:val="333333"/>
+                <w:sz w:val="18"/>
+              </w:rPr>
+              <w:t>)을 찍는다.</w:t>
+            </w:r>
+          </w:p>
+          <w:p>
+            <w:pPr>
+              <w:spacing w:after="20" w:line="269" w:lineRule="auto"/>
+              <w:ind w:left="454"/>
+            </w:pPr>
+            <w:r>
+              <w:rPr>
+                <w:rFonts w:ascii="맑은 고딕" w:hAnsi="맑은 고딕" w:eastAsia="맑은 고딕"/>
+                <w:b w:val="0"/>
+                <w:color w:val="333333"/>
+                <w:sz w:val="18"/>
+              </w:rPr>
+              <w:t>4. 용어</w:t>
+            </w:r>
+            <w:r>
+              <w:rPr>
+                <w:rFonts w:ascii="맑은 고딕" w:hAnsi="맑은 고딕" w:eastAsia="맑은 고딕"/>
+                <w:b w:val="0"/>
+                <w:color w:val="124AC8"/>
+                <w:sz w:val="18"/>
+              </w:rPr>
+              <w:t xml:space="preserve"> 또는</w:t>
+            </w:r>
+            <w:r>
+              <w:rPr>
+                <w:rFonts w:ascii="맑은 고딕" w:hAnsi="맑은 고딕" w:eastAsia="맑은 고딕"/>
+                <w:b w:val="0"/>
+                <w:color w:val="333333"/>
+                <w:sz w:val="18"/>
+              </w:rPr>
+              <w:t xml:space="preserve"> 부호 등을 구체적으로 설명</w:t>
+            </w:r>
+            <w:r>
+              <w:rPr>
+                <w:rFonts w:ascii="맑은 고딕" w:hAnsi="맑은 고딕" w:eastAsia="맑은 고딕"/>
+                <w:b w:val="0"/>
+                <w:color w:val="124AC8"/>
+                <w:sz w:val="18"/>
+              </w:rPr>
+              <w:t xml:space="preserve">하고자 </w:t>
+            </w:r>
+            <w:r>
+              <w:rPr>
+                <w:rFonts w:ascii="맑은 고딕" w:hAnsi="맑은 고딕" w:eastAsia="맑은 고딕"/>
+                <w:b w:val="0"/>
+                <w:color w:val="333333"/>
+                <w:sz w:val="18"/>
+              </w:rPr>
+              <w:t>할 경우에는 설명문 앞에 쌍점(:)을 찍는다.</w:t>
+            </w:r>
+            <w:r>
+              <w:rPr>
+                <w:rFonts w:ascii="맑은 고딕" w:hAnsi="맑은 고딕" w:eastAsia="맑은 고딕"/>
+                <w:b w:val="0"/>
+                <w:color w:val="124AC8"/>
+                <w:sz w:val="18"/>
+              </w:rPr>
+              <w:t xml:space="preserve"> (2024. 09. 01. 본조 신설)</w:t>
+            </w:r>
+          </w:p>
+        </w:tc>
+        <w:tc>
+          <w:tcPr>
+            <w:tcW w:type="dxa" w:w="7257"/>
+          </w:tcPr>
+          <w:p>
+            <w:pPr>
+              <w:spacing w:after="20" w:line="269" w:lineRule="auto"/>
+              <w:ind w:left="0"/>
+            </w:pPr>
+            <w:r/>
+            <w:r>
+              <w:rPr>
+                <w:rFonts w:ascii="맑은 고딕" w:hAnsi="맑은 고딕" w:eastAsia="맑은 고딕"/>
+                <w:b w:val="0"/>
+                <w:color w:val="333333"/>
+                <w:sz w:val="18"/>
+              </w:rPr>
+              <w:t>제36조의2(구두점) 구두점은 다음 각 호와 같이 사용한다.</w:t>
+            </w:r>
+          </w:p>
+          <w:p>
+            <w:pPr>
+              <w:spacing w:after="20" w:line="269" w:lineRule="auto"/>
+              <w:ind w:left="454"/>
+            </w:pPr>
+            <w:r>
+              <w:rPr>
+                <w:rFonts w:ascii="맑은 고딕" w:hAnsi="맑은 고딕" w:eastAsia="맑은 고딕"/>
+                <w:b w:val="0"/>
+                <w:color w:val="333333"/>
+                <w:sz w:val="18"/>
+              </w:rPr>
+              <w:t>1. 하나의 문장이 끝나는 경우에는 마침표(.)를 찍는다.</w:t>
+            </w:r>
+          </w:p>
+          <w:p>
+            <w:pPr>
+              <w:spacing w:after="20" w:line="269" w:lineRule="auto"/>
+              <w:ind w:left="454"/>
+            </w:pPr>
+            <w:r>
+              <w:rPr>
+                <w:rFonts w:ascii="맑은 고딕" w:hAnsi="맑은 고딕" w:eastAsia="맑은 고딕"/>
+                <w:b w:val="0"/>
+                <w:color w:val="333333"/>
+                <w:sz w:val="18"/>
+              </w:rPr>
+              <w:t>2. 문</w:t>
+            </w:r>
+            <w:r>
+              <w:rPr>
+                <w:rFonts w:ascii="맑은 고딕" w:hAnsi="맑은 고딕" w:eastAsia="맑은 고딕"/>
+                <w:b w:val="0"/>
+                <w:color w:val="124AC8"/>
+                <w:sz w:val="18"/>
+              </w:rPr>
+              <w:t>장</w:t>
+            </w:r>
+            <w:r>
+              <w:rPr>
+                <w:rFonts w:ascii="맑은 고딕" w:hAnsi="맑은 고딕" w:eastAsia="맑은 고딕"/>
+                <w:b w:val="0"/>
+                <w:color w:val="333333"/>
+                <w:sz w:val="18"/>
+              </w:rPr>
+              <w:t>에서 말</w:t>
+            </w:r>
+            <w:r>
+              <w:rPr>
+                <w:rFonts w:ascii="맑은 고딕" w:hAnsi="맑은 고딕" w:eastAsia="맑은 고딕"/>
+                <w:b w:val="0"/>
+                <w:color w:val="124AC8"/>
+                <w:sz w:val="18"/>
+              </w:rPr>
+              <w:t>이나</w:t>
+            </w:r>
+            <w:r>
+              <w:rPr>
+                <w:rFonts w:ascii="맑은 고딕" w:hAnsi="맑은 고딕" w:eastAsia="맑은 고딕"/>
+                <w:b w:val="0"/>
+                <w:color w:val="333333"/>
+                <w:sz w:val="18"/>
+              </w:rPr>
+              <w:t xml:space="preserve"> 구절을 분류</w:t>
+            </w:r>
+            <w:r>
+              <w:rPr>
+                <w:rFonts w:ascii="맑은 고딕" w:hAnsi="맑은 고딕" w:eastAsia="맑은 고딕"/>
+                <w:b w:val="0"/>
+                <w:color w:val="124AC8"/>
+                <w:sz w:val="18"/>
+              </w:rPr>
+              <w:t>하거</w:t>
+            </w:r>
+            <w:r>
+              <w:rPr>
+                <w:rFonts w:ascii="맑은 고딕" w:hAnsi="맑은 고딕" w:eastAsia="맑은 고딕"/>
+                <w:b w:val="0"/>
+                <w:color w:val="333333"/>
+                <w:sz w:val="18"/>
+              </w:rPr>
+              <w:t>나 대비</w:t>
+            </w:r>
+            <w:r>
+              <w:rPr>
+                <w:rFonts w:ascii="맑은 고딕" w:hAnsi="맑은 고딕" w:eastAsia="맑은 고딕"/>
+                <w:b w:val="0"/>
+                <w:color w:val="124AC8"/>
+                <w:sz w:val="18"/>
+              </w:rPr>
+              <w:t>하여</w:t>
+            </w:r>
+            <w:r>
+              <w:rPr>
+                <w:rFonts w:ascii="맑은 고딕" w:hAnsi="맑은 고딕" w:eastAsia="맑은 고딕"/>
+                <w:b w:val="0"/>
+                <w:color w:val="333333"/>
+                <w:sz w:val="18"/>
+              </w:rPr>
+              <w:t xml:space="preserve"> 구분할 필요가 있는 경우에는 쉼표(,)를 찍는다.</w:t>
+            </w:r>
+          </w:p>
+          <w:p>
+            <w:pPr>
+              <w:spacing w:after="20" w:line="269" w:lineRule="auto"/>
+              <w:ind w:left="454"/>
+            </w:pPr>
+            <w:r>
+              <w:rPr>
+                <w:rFonts w:ascii="맑은 고딕" w:hAnsi="맑은 고딕" w:eastAsia="맑은 고딕"/>
+                <w:b w:val="0"/>
+                <w:color w:val="333333"/>
+                <w:sz w:val="18"/>
+              </w:rPr>
+              <w:t>3. 대등하거나 밀접한 관계</w:t>
+            </w:r>
+            <w:r>
+              <w:rPr>
+                <w:rFonts w:ascii="맑은 고딕" w:hAnsi="맑은 고딕" w:eastAsia="맑은 고딕"/>
+                <w:b w:val="0"/>
+                <w:color w:val="124AC8"/>
+                <w:sz w:val="18"/>
+              </w:rPr>
+              <w:t>의</w:t>
+            </w:r>
+            <w:r>
+              <w:rPr>
+                <w:rFonts w:ascii="맑은 고딕" w:hAnsi="맑은 고딕" w:eastAsia="맑은 고딕"/>
+                <w:b w:val="0"/>
+                <w:color w:val="333333"/>
+                <w:sz w:val="18"/>
+              </w:rPr>
+              <w:t xml:space="preserve"> 단어</w:t>
+            </w:r>
+            <w:r>
+              <w:rPr>
+                <w:rFonts w:ascii="맑은 고딕" w:hAnsi="맑은 고딕" w:eastAsia="맑은 고딕"/>
+                <w:b w:val="0"/>
+                <w:color w:val="124AC8"/>
+                <w:sz w:val="18"/>
+              </w:rPr>
+              <w:t>를</w:t>
+            </w:r>
+            <w:r>
+              <w:rPr>
+                <w:rFonts w:ascii="맑은 고딕" w:hAnsi="맑은 고딕" w:eastAsia="맑은 고딕"/>
+                <w:b w:val="0"/>
+                <w:color w:val="333333"/>
+                <w:sz w:val="18"/>
+              </w:rPr>
+              <w:t xml:space="preserve"> 열거</w:t>
+            </w:r>
+            <w:r>
+              <w:rPr>
+                <w:rFonts w:ascii="맑은 고딕" w:hAnsi="맑은 고딕" w:eastAsia="맑은 고딕"/>
+                <w:b w:val="0"/>
+                <w:color w:val="124AC8"/>
+                <w:sz w:val="18"/>
+              </w:rPr>
+              <w:t>하</w:t>
+            </w:r>
+            <w:r>
+              <w:rPr>
+                <w:rFonts w:ascii="맑은 고딕" w:hAnsi="맑은 고딕" w:eastAsia="맑은 고딕"/>
+                <w:b w:val="0"/>
+                <w:color w:val="333333"/>
+                <w:sz w:val="18"/>
+              </w:rPr>
+              <w:t>는 경우에는 단어 사이에 가운</w:t>
+            </w:r>
+            <w:r>
+              <w:rPr>
+                <w:rFonts w:ascii="맑은 고딕" w:hAnsi="맑은 고딕" w:eastAsia="맑은 고딕"/>
+                <w:b w:val="0"/>
+                <w:color w:val="124AC8"/>
+                <w:sz w:val="18"/>
+              </w:rPr>
+              <w:t>뎃</w:t>
+            </w:r>
+            <w:r>
+              <w:rPr>
+                <w:rFonts w:ascii="맑은 고딕" w:hAnsi="맑은 고딕" w:eastAsia="맑은 고딕"/>
+                <w:b w:val="0"/>
+                <w:color w:val="333333"/>
+                <w:sz w:val="18"/>
+              </w:rPr>
+              <w:t>점(</w:t>
+            </w:r>
+            <w:r>
+              <w:rPr>
+                <w:rFonts w:ascii="맑은 고딕" w:hAnsi="맑은 고딕" w:eastAsia="맑은 고딕"/>
+                <w:b w:val="0"/>
+                <w:color w:val="124AC8"/>
+                <w:sz w:val="18"/>
+              </w:rPr>
+              <w:t>·</w:t>
+            </w:r>
+            <w:r>
+              <w:rPr>
+                <w:rFonts w:ascii="맑은 고딕" w:hAnsi="맑은 고딕" w:eastAsia="맑은 고딕"/>
+                <w:b w:val="0"/>
+                <w:color w:val="333333"/>
+                <w:sz w:val="18"/>
+              </w:rPr>
+              <w:t>)을 찍는다.</w:t>
+            </w:r>
+          </w:p>
+          <w:p>
+            <w:pPr>
+              <w:spacing w:after="20" w:line="269" w:lineRule="auto"/>
+              <w:ind w:left="454"/>
+            </w:pPr>
+            <w:r>
+              <w:rPr>
+                <w:rFonts w:ascii="맑은 고딕" w:hAnsi="맑은 고딕" w:eastAsia="맑은 고딕"/>
+                <w:b w:val="0"/>
+                <w:color w:val="333333"/>
+                <w:sz w:val="18"/>
+              </w:rPr>
+              <w:t>4. 용어</w:t>
+            </w:r>
+            <w:r>
+              <w:rPr>
+                <w:rFonts w:ascii="맑은 고딕" w:hAnsi="맑은 고딕" w:eastAsia="맑은 고딕"/>
+                <w:b w:val="0"/>
+                <w:color w:val="124AC8"/>
+                <w:sz w:val="18"/>
+              </w:rPr>
+              <w:t>나</w:t>
+            </w:r>
+            <w:r>
+              <w:rPr>
+                <w:rFonts w:ascii="맑은 고딕" w:hAnsi="맑은 고딕" w:eastAsia="맑은 고딕"/>
+                <w:b w:val="0"/>
+                <w:color w:val="333333"/>
+                <w:sz w:val="18"/>
+              </w:rPr>
+              <w:t xml:space="preserve"> 부호 등을 구체적으로 설명할 경우에는 설명문 앞에 쌍점(:)을 찍는다.</w:t>
+            </w:r>
+          </w:p>
+        </w:tc>
+        <w:tc>
+          <w:tcPr>
+            <w:tcW w:type="dxa" w:w="3402"/>
+          </w:tcPr>
+          <w:p>
+            <w:pPr>
+              <w:spacing w:after="40" w:line="276" w:lineRule="auto"/>
+            </w:pPr>
+            <w:r/>
+            <w:r>
+              <w:rPr>
+                <w:rFonts w:ascii="맑은 고딕" w:hAnsi="맑은 고딕" w:eastAsia="맑은 고딕"/>
+                <w:b w:val="0"/>
+                <w:color w:val="333333"/>
+                <w:sz w:val="16"/>
+              </w:rPr>
+              <w:t>[표현] ‘가운데 점(ㆍ)’→‘가운뎃점(·)’, ‘문자 중에서’→‘문장에서’ 정리</w:t>
             </w:r>
           </w:p>
         </w:tc>

--- a/사규정비/사규관리규정_신구조문대비표_종합개정안.docx
+++ b/사규정비/사규관리규정_신구조문대비표_종합개정안.docx
@@ -633,13 +633,22 @@
                 <w:color w:val="333333"/>
                 <w:sz w:val="18"/>
               </w:rPr>
-              <w:t>4. “서식”</w:t>
-            </w:r>
-            <w:r>
-              <w:rPr>
-                <w:rFonts w:ascii="맑은 고딕" w:hAnsi="맑은 고딕" w:eastAsia="맑은 고딕"/>
-                <w:b w:val="0"/>
-                <w:color w:val="124AC8"/>
+              <w:t xml:space="preserve">4. “서식” </w:t>
+            </w:r>
+            <w:r>
+              <w:rPr>
+                <w:rFonts w:ascii="맑은 고딕" w:hAnsi="맑은 고딕" w:eastAsia="맑은 고딕"/>
+                <w:b w:val="0"/>
+                <w:color w:val="124AC8"/>
+                <w:sz w:val="18"/>
+              </w:rPr>
+              <w:t>이라</w:t>
+            </w:r>
+            <w:r>
+              <w:rPr>
+                <w:rFonts w:ascii="맑은 고딕" w:hAnsi="맑은 고딕" w:eastAsia="맑은 고딕"/>
+                <w:b w:val="0"/>
+                <w:color w:val="333333"/>
                 <w:sz w:val="18"/>
               </w:rPr>
               <w:t xml:space="preserve"> </w:t>
@@ -648,118 +657,55 @@
               <w:rPr>
                 <w:rFonts w:ascii="맑은 고딕" w:hAnsi="맑은 고딕" w:eastAsia="맑은 고딕"/>
                 <w:b w:val="0"/>
-                <w:color w:val="333333"/>
-                <w:sz w:val="18"/>
-              </w:rPr>
-              <w:t>이</w:t>
-            </w:r>
-            <w:r>
-              <w:rPr>
-                <w:rFonts w:ascii="맑은 고딕" w:hAnsi="맑은 고딕" w:eastAsia="맑은 고딕"/>
-                <w:b w:val="0"/>
-                <w:color w:val="124AC8"/>
-                <w:sz w:val="18"/>
-              </w:rPr>
-              <w:t>라 함은</w:t>
-            </w:r>
-            <w:r>
-              <w:rPr>
-                <w:rFonts w:ascii="맑은 고딕" w:hAnsi="맑은 고딕" w:eastAsia="맑은 고딕"/>
-                <w:b w:val="0"/>
-                <w:color w:val="333333"/>
-                <w:sz w:val="18"/>
-              </w:rPr>
-              <w:t xml:space="preserve"> 업무상 계속</w:t>
-            </w:r>
-            <w:r>
-              <w:rPr>
-                <w:rFonts w:ascii="맑은 고딕" w:hAnsi="맑은 고딕" w:eastAsia="맑은 고딕"/>
-                <w:b w:val="0"/>
-                <w:color w:val="124AC8"/>
-                <w:sz w:val="18"/>
-              </w:rPr>
-              <w:t>적으로</w:t>
-            </w:r>
-            <w:r>
-              <w:rPr>
-                <w:rFonts w:ascii="맑은 고딕" w:hAnsi="맑은 고딕" w:eastAsia="맑은 고딕"/>
-                <w:b w:val="0"/>
-                <w:color w:val="333333"/>
-                <w:sz w:val="18"/>
-              </w:rPr>
-              <w:t xml:space="preserve"> 사용하는 보고서</w:t>
-            </w:r>
-            <w:r>
-              <w:rPr>
-                <w:rFonts w:ascii="맑은 고딕" w:hAnsi="맑은 고딕" w:eastAsia="맑은 고딕"/>
-                <w:b w:val="0"/>
-                <w:color w:val="124AC8"/>
-                <w:sz w:val="18"/>
-              </w:rPr>
-              <w:t xml:space="preserve">, </w:t>
-            </w:r>
-            <w:r>
-              <w:rPr>
-                <w:rFonts w:ascii="맑은 고딕" w:hAnsi="맑은 고딕" w:eastAsia="맑은 고딕"/>
-                <w:b w:val="0"/>
-                <w:color w:val="333333"/>
-                <w:sz w:val="18"/>
-              </w:rPr>
-              <w:t>장부</w:t>
-            </w:r>
-            <w:r>
-              <w:rPr>
-                <w:rFonts w:ascii="맑은 고딕" w:hAnsi="맑은 고딕" w:eastAsia="맑은 고딕"/>
-                <w:b w:val="0"/>
-                <w:color w:val="124AC8"/>
-                <w:sz w:val="18"/>
-              </w:rPr>
-              <w:t xml:space="preserve">, </w:t>
-            </w:r>
-            <w:r>
-              <w:rPr>
-                <w:rFonts w:ascii="맑은 고딕" w:hAnsi="맑은 고딕" w:eastAsia="맑은 고딕"/>
-                <w:b w:val="0"/>
-                <w:color w:val="333333"/>
-                <w:sz w:val="18"/>
-              </w:rPr>
-              <w:t>전표</w:t>
-            </w:r>
-            <w:r>
-              <w:rPr>
-                <w:rFonts w:ascii="맑은 고딕" w:hAnsi="맑은 고딕" w:eastAsia="맑은 고딕"/>
-                <w:b w:val="0"/>
-                <w:color w:val="124AC8"/>
-                <w:sz w:val="18"/>
-              </w:rPr>
-              <w:t xml:space="preserve">, </w:t>
-            </w:r>
-            <w:r>
-              <w:rPr>
-                <w:rFonts w:ascii="맑은 고딕" w:hAnsi="맑은 고딕" w:eastAsia="맑은 고딕"/>
-                <w:b w:val="0"/>
-                <w:color w:val="333333"/>
-                <w:sz w:val="18"/>
-              </w:rPr>
-              <w:t xml:space="preserve">계약서류 </w:t>
-            </w:r>
-            <w:r>
-              <w:rPr>
-                <w:rFonts w:ascii="맑은 고딕" w:hAnsi="맑은 고딕" w:eastAsia="맑은 고딕"/>
-                <w:b w:val="0"/>
-                <w:color w:val="124AC8"/>
-                <w:sz w:val="18"/>
-              </w:rPr>
-              <w:t>기타</w:t>
-            </w:r>
-            <w:r>
-              <w:rPr>
-                <w:rFonts w:ascii="맑은 고딕" w:hAnsi="맑은 고딕" w:eastAsia="맑은 고딕"/>
-                <w:b w:val="0"/>
-                <w:color w:val="333333"/>
-                <w:sz w:val="18"/>
-              </w:rPr>
-              <w:t xml:space="preserve"> 일정한 </w:t>
+                <w:color w:val="124AC8"/>
+                <w:sz w:val="18"/>
+              </w:rPr>
+              <w:t>함은</w:t>
+            </w:r>
+            <w:r>
+              <w:rPr>
+                <w:rFonts w:ascii="맑은 고딕" w:hAnsi="맑은 고딕" w:eastAsia="맑은 고딕"/>
+                <w:b w:val="0"/>
+                <w:color w:val="333333"/>
+                <w:sz w:val="18"/>
+              </w:rPr>
+              <w:t xml:space="preserve"> 업무</w:t>
+            </w:r>
+            <w:r>
+              <w:rPr>
+                <w:rFonts w:ascii="맑은 고딕" w:hAnsi="맑은 고딕" w:eastAsia="맑은 고딕"/>
+                <w:b w:val="0"/>
+                <w:color w:val="124AC8"/>
+                <w:sz w:val="18"/>
+              </w:rPr>
+              <w:t>상 계속적으로</w:t>
+            </w:r>
+            <w:r>
+              <w:rPr>
+                <w:rFonts w:ascii="맑은 고딕" w:hAnsi="맑은 고딕" w:eastAsia="맑은 고딕"/>
+                <w:b w:val="0"/>
+                <w:color w:val="333333"/>
+                <w:sz w:val="18"/>
+              </w:rPr>
+              <w:t xml:space="preserve"> 사용하는 </w:t>
+            </w:r>
+            <w:r>
+              <w:rPr>
+                <w:rFonts w:ascii="맑은 고딕" w:hAnsi="맑은 고딕" w:eastAsia="맑은 고딕"/>
+                <w:b w:val="0"/>
+                <w:color w:val="124AC8"/>
+                <w:sz w:val="18"/>
+              </w:rPr>
+              <w:t xml:space="preserve">보고서, 장부, 전표, 계약서류 기타 </w:t>
+            </w:r>
+            <w:r>
+              <w:rPr>
+                <w:rFonts w:ascii="맑은 고딕" w:hAnsi="맑은 고딕" w:eastAsia="맑은 고딕"/>
+                <w:b w:val="0"/>
+                <w:color w:val="333333"/>
+                <w:sz w:val="18"/>
+              </w:rPr>
+              <w:t xml:space="preserve">일정한 </w:t>
             </w:r>
             <w:r>
               <w:rPr>
@@ -786,16 +732,16 @@
                 <w:color w:val="124AC8"/>
                 <w:sz w:val="18"/>
               </w:rPr>
-              <w:t>으로 인쇄 또는 등사한 모든</w:t>
-            </w:r>
-            <w:r>
-              <w:rPr>
-                <w:rFonts w:ascii="맑은 고딕" w:hAnsi="맑은 고딕" w:eastAsia="맑은 고딕"/>
-                <w:b w:val="0"/>
-                <w:color w:val="333333"/>
-                <w:sz w:val="18"/>
-              </w:rPr>
-              <w:t xml:space="preserve"> 사무용지를 말한다.</w:t>
+              <w:t>으로 인쇄 또는 등사한 모든 사무용지를</w:t>
+            </w:r>
+            <w:r>
+              <w:rPr>
+                <w:rFonts w:ascii="맑은 고딕" w:hAnsi="맑은 고딕" w:eastAsia="맑은 고딕"/>
+                <w:b w:val="0"/>
+                <w:color w:val="333333"/>
+                <w:sz w:val="18"/>
+              </w:rPr>
+              <w:t xml:space="preserve"> 말한다.</w:t>
             </w:r>
           </w:p>
           <w:p>
@@ -1116,97 +1062,79 @@
                 <w:color w:val="333333"/>
                 <w:sz w:val="18"/>
               </w:rPr>
-              <w:t>4. “서식”이</w:t>
-            </w:r>
-            <w:r>
-              <w:rPr>
-                <w:rFonts w:ascii="맑은 고딕" w:hAnsi="맑은 고딕" w:eastAsia="맑은 고딕"/>
-                <w:b w:val="0"/>
-                <w:color w:val="124AC8"/>
-                <w:sz w:val="18"/>
-              </w:rPr>
-              <w:t>란</w:t>
-            </w:r>
-            <w:r>
-              <w:rPr>
-                <w:rFonts w:ascii="맑은 고딕" w:hAnsi="맑은 고딕" w:eastAsia="맑은 고딕"/>
-                <w:b w:val="0"/>
-                <w:color w:val="333333"/>
-                <w:sz w:val="18"/>
-              </w:rPr>
-              <w:t xml:space="preserve"> 업무상 계속 사용하는 보고서</w:t>
-            </w:r>
-            <w:r>
-              <w:rPr>
-                <w:rFonts w:ascii="맑은 고딕" w:hAnsi="맑은 고딕" w:eastAsia="맑은 고딕"/>
-                <w:b w:val="0"/>
-                <w:color w:val="124AC8"/>
-                <w:sz w:val="18"/>
-              </w:rPr>
-              <w:t>·</w:t>
-            </w:r>
-            <w:r>
-              <w:rPr>
-                <w:rFonts w:ascii="맑은 고딕" w:hAnsi="맑은 고딕" w:eastAsia="맑은 고딕"/>
-                <w:b w:val="0"/>
-                <w:color w:val="333333"/>
-                <w:sz w:val="18"/>
-              </w:rPr>
-              <w:t>장부</w:t>
-            </w:r>
-            <w:r>
-              <w:rPr>
-                <w:rFonts w:ascii="맑은 고딕" w:hAnsi="맑은 고딕" w:eastAsia="맑은 고딕"/>
-                <w:b w:val="0"/>
-                <w:color w:val="124AC8"/>
-                <w:sz w:val="18"/>
-              </w:rPr>
-              <w:t>·</w:t>
-            </w:r>
-            <w:r>
-              <w:rPr>
-                <w:rFonts w:ascii="맑은 고딕" w:hAnsi="맑은 고딕" w:eastAsia="맑은 고딕"/>
-                <w:b w:val="0"/>
-                <w:color w:val="333333"/>
-                <w:sz w:val="18"/>
-              </w:rPr>
-              <w:t>전표</w:t>
-            </w:r>
-            <w:r>
-              <w:rPr>
-                <w:rFonts w:ascii="맑은 고딕" w:hAnsi="맑은 고딕" w:eastAsia="맑은 고딕"/>
-                <w:b w:val="0"/>
-                <w:color w:val="124AC8"/>
-                <w:sz w:val="18"/>
-              </w:rPr>
-              <w:t>·</w:t>
-            </w:r>
-            <w:r>
-              <w:rPr>
-                <w:rFonts w:ascii="맑은 고딕" w:hAnsi="맑은 고딕" w:eastAsia="맑은 고딕"/>
-                <w:b w:val="0"/>
-                <w:color w:val="333333"/>
-                <w:sz w:val="18"/>
-              </w:rPr>
-              <w:t xml:space="preserve">계약서류 </w:t>
-            </w:r>
-            <w:r>
-              <w:rPr>
-                <w:rFonts w:ascii="맑은 고딕" w:hAnsi="맑은 고딕" w:eastAsia="맑은 고딕"/>
-                <w:b w:val="0"/>
-                <w:color w:val="124AC8"/>
-                <w:sz w:val="18"/>
-              </w:rPr>
-              <w:t>등</w:t>
-            </w:r>
-            <w:r>
-              <w:rPr>
-                <w:rFonts w:ascii="맑은 고딕" w:hAnsi="맑은 고딕" w:eastAsia="맑은 고딕"/>
-                <w:b w:val="0"/>
-                <w:color w:val="333333"/>
-                <w:sz w:val="18"/>
-              </w:rPr>
-              <w:t xml:space="preserve"> 일정한 </w:t>
+              <w:t>4. “서식”</w:t>
+            </w:r>
+            <w:r>
+              <w:rPr>
+                <w:rFonts w:ascii="맑은 고딕" w:hAnsi="맑은 고딕" w:eastAsia="맑은 고딕"/>
+                <w:b w:val="0"/>
+                <w:color w:val="124AC8"/>
+                <w:sz w:val="18"/>
+              </w:rPr>
+              <w:t>이란</w:t>
+            </w:r>
+            <w:r>
+              <w:rPr>
+                <w:rFonts w:ascii="맑은 고딕" w:hAnsi="맑은 고딕" w:eastAsia="맑은 고딕"/>
+                <w:b w:val="0"/>
+                <w:color w:val="333333"/>
+                <w:sz w:val="18"/>
+              </w:rPr>
+              <w:t xml:space="preserve"> </w:t>
+            </w:r>
+            <w:r>
+              <w:rPr>
+                <w:rFonts w:ascii="맑은 고딕" w:hAnsi="맑은 고딕" w:eastAsia="맑은 고딕"/>
+                <w:b w:val="0"/>
+                <w:color w:val="124AC8"/>
+                <w:sz w:val="18"/>
+              </w:rPr>
+              <w:t>규정·지침에</w:t>
+            </w:r>
+            <w:r>
+              <w:rPr>
+                <w:rFonts w:ascii="맑은 고딕" w:hAnsi="맑은 고딕" w:eastAsia="맑은 고딕"/>
+                <w:b w:val="0"/>
+                <w:color w:val="333333"/>
+                <w:sz w:val="18"/>
+              </w:rPr>
+              <w:t xml:space="preserve"> </w:t>
+            </w:r>
+            <w:r>
+              <w:rPr>
+                <w:rFonts w:ascii="맑은 고딕" w:hAnsi="맑은 고딕" w:eastAsia="맑은 고딕"/>
+                <w:b w:val="0"/>
+                <w:color w:val="124AC8"/>
+                <w:sz w:val="18"/>
+              </w:rPr>
+              <w:t>딸려</w:t>
+            </w:r>
+            <w:r>
+              <w:rPr>
+                <w:rFonts w:ascii="맑은 고딕" w:hAnsi="맑은 고딕" w:eastAsia="맑은 고딕"/>
+                <w:b w:val="0"/>
+                <w:color w:val="333333"/>
+                <w:sz w:val="18"/>
+              </w:rPr>
+              <w:t xml:space="preserve"> 업무</w:t>
+            </w:r>
+            <w:r>
+              <w:rPr>
+                <w:rFonts w:ascii="맑은 고딕" w:hAnsi="맑은 고딕" w:eastAsia="맑은 고딕"/>
+                <w:b w:val="0"/>
+                <w:color w:val="124AC8"/>
+                <w:sz w:val="18"/>
+              </w:rPr>
+              <w:t>에</w:t>
+            </w:r>
+            <w:r>
+              <w:rPr>
+                <w:rFonts w:ascii="맑은 고딕" w:hAnsi="맑은 고딕" w:eastAsia="맑은 고딕"/>
+                <w:b w:val="0"/>
+                <w:color w:val="333333"/>
+                <w:sz w:val="18"/>
+              </w:rPr>
+              <w:t xml:space="preserve"> 사용하는 일정한 </w:t>
             </w:r>
             <w:r>
               <w:rPr>
@@ -1233,16 +1161,16 @@
                 <w:color w:val="124AC8"/>
                 <w:sz w:val="18"/>
               </w:rPr>
-              <w:t>의</w:t>
-            </w:r>
-            <w:r>
-              <w:rPr>
-                <w:rFonts w:ascii="맑은 고딕" w:hAnsi="맑은 고딕" w:eastAsia="맑은 고딕"/>
-                <w:b w:val="0"/>
-                <w:color w:val="333333"/>
-                <w:sz w:val="18"/>
-              </w:rPr>
-              <w:t xml:space="preserve"> 사무용지를 말한다.</w:t>
+              <w:t>을</w:t>
+            </w:r>
+            <w:r>
+              <w:rPr>
+                <w:rFonts w:ascii="맑은 고딕" w:hAnsi="맑은 고딕" w:eastAsia="맑은 고딕"/>
+                <w:b w:val="0"/>
+                <w:color w:val="333333"/>
+                <w:sz w:val="18"/>
+              </w:rPr>
+              <w:t xml:space="preserve"> 말한다.</w:t>
             </w:r>
           </w:p>
           <w:p>
@@ -1367,7 +1295,7 @@
                 <w:color w:val="333333"/>
                 <w:sz w:val="16"/>
               </w:rPr>
-              <w:t>[가독성·정합성] ★‘지침’ 순환정의(‘규정 이외에’)→시행·보충 기능으로 적극 정의, ‘외규’ 발하여진→발령된, ~라 함은→~란, 성문화 풀어쓰기</w:t>
+              <w:t>[가독성·정합성] ★‘지침’ 순환정의→적극 정의, ‘외규’ 발하여진→발령된, ★‘서식’ 정의를 독립 업무서식(보고서·전표=문서관리규정 소관)→사규에 딸린 양식으로 정정, ~라 함은→~란</w:t>
             </w:r>
           </w:p>
         </w:tc>
@@ -15303,7 +15231,7 @@
               <w:rPr>
                 <w:rFonts w:ascii="맑은 고딕" w:hAnsi="맑은 고딕" w:eastAsia="맑은 고딕"/>
                 <w:b w:val="0"/>
-                <w:color w:val="333333"/>
+                <w:color w:val="124AC8"/>
                 <w:sz w:val="18"/>
               </w:rPr>
               <w:t>제38조(제정·개폐)</w:t>
@@ -15318,7 +15246,7 @@
               <w:rPr>
                 <w:rFonts w:ascii="맑은 고딕" w:hAnsi="맑은 고딕" w:eastAsia="맑은 고딕"/>
                 <w:b w:val="0"/>
-                <w:color w:val="333333"/>
+                <w:color w:val="124AC8"/>
                 <w:sz w:val="18"/>
               </w:rPr>
               <w:t>① 서식은 서식의 업무를 주관하는 소관부서에서 기안하여 서식업무 주무부서장의 합의를 받아 제정 또는 개폐하여야 한다.</w:t>
@@ -15333,7 +15261,7 @@
               <w:rPr>
                 <w:rFonts w:ascii="맑은 고딕" w:hAnsi="맑은 고딕" w:eastAsia="맑은 고딕"/>
                 <w:b w:val="0"/>
-                <w:color w:val="333333"/>
+                <w:color w:val="124AC8"/>
                 <w:sz w:val="18"/>
               </w:rPr>
               <w:t>② 제1항의 경우 2개 이상의 부서에 관계되는 서식은 관계부서의 합의를 얻어야 한다.</w:t>
@@ -15348,7 +15276,7 @@
               <w:rPr>
                 <w:rFonts w:ascii="맑은 고딕" w:hAnsi="맑은 고딕" w:eastAsia="맑은 고딕"/>
                 <w:b w:val="0"/>
-                <w:color w:val="333333"/>
+                <w:color w:val="124AC8"/>
                 <w:sz w:val="18"/>
               </w:rPr>
               <w:t>③ 각 부실점장은 서식의 제정·개폐가 필요하다고 인정할 때에는 소관부서의 장에게 그 의견을 제출할 수 있다.</w:t>
@@ -15360,172 +15288,15 @@
             <w:tcW w:type="dxa" w:w="7257"/>
           </w:tcPr>
           <w:p>
-            <w:pPr>
-              <w:spacing w:after="20" w:line="269" w:lineRule="auto"/>
-              <w:ind w:left="0"/>
-            </w:pPr>
             <w:r/>
             <w:r>
               <w:rPr>
                 <w:rFonts w:ascii="맑은 고딕" w:hAnsi="맑은 고딕" w:eastAsia="맑은 고딕"/>
-                <w:b w:val="0"/>
-                <w:color w:val="333333"/>
-                <w:sz w:val="18"/>
-              </w:rPr>
-              <w:t>제38조(제정·개</w:t>
-            </w:r>
-            <w:r>
-              <w:rPr>
-                <w:rFonts w:ascii="맑은 고딕" w:hAnsi="맑은 고딕" w:eastAsia="맑은 고딕"/>
-                <w:b w:val="0"/>
-                <w:color w:val="124AC8"/>
-                <w:sz w:val="18"/>
-              </w:rPr>
-              <w:t>정·</w:t>
-            </w:r>
-            <w:r>
-              <w:rPr>
-                <w:rFonts w:ascii="맑은 고딕" w:hAnsi="맑은 고딕" w:eastAsia="맑은 고딕"/>
-                <w:b w:val="0"/>
-                <w:color w:val="333333"/>
-                <w:sz w:val="18"/>
-              </w:rPr>
-              <w:t>폐</w:t>
-            </w:r>
-            <w:r>
-              <w:rPr>
-                <w:rFonts w:ascii="맑은 고딕" w:hAnsi="맑은 고딕" w:eastAsia="맑은 고딕"/>
-                <w:b w:val="0"/>
-                <w:color w:val="124AC8"/>
-                <w:sz w:val="18"/>
-              </w:rPr>
-              <w:t>지</w:t>
-            </w:r>
-            <w:r>
-              <w:rPr>
-                <w:rFonts w:ascii="맑은 고딕" w:hAnsi="맑은 고딕" w:eastAsia="맑은 고딕"/>
-                <w:b w:val="0"/>
-                <w:color w:val="333333"/>
-                <w:sz w:val="18"/>
-              </w:rPr>
-              <w:t>)</w:t>
-            </w:r>
-          </w:p>
-          <w:p>
-            <w:pPr>
-              <w:spacing w:after="20" w:line="269" w:lineRule="auto"/>
-              <w:ind w:left="227"/>
-            </w:pPr>
-            <w:r>
-              <w:rPr>
-                <w:rFonts w:ascii="맑은 고딕" w:hAnsi="맑은 고딕" w:eastAsia="맑은 고딕"/>
-                <w:b w:val="0"/>
-                <w:color w:val="333333"/>
-                <w:sz w:val="18"/>
-              </w:rPr>
-              <w:t>① 서식은 서식의 업무를 주관하는 소관부서에서 기안하여 서식업무 주무부서장의 합의를 받아 제정 또는 개</w:t>
-            </w:r>
-            <w:r>
-              <w:rPr>
-                <w:rFonts w:ascii="맑은 고딕" w:hAnsi="맑은 고딕" w:eastAsia="맑은 고딕"/>
-                <w:b w:val="0"/>
-                <w:color w:val="124AC8"/>
-                <w:sz w:val="18"/>
-              </w:rPr>
-              <w:t>정·</w:t>
-            </w:r>
-            <w:r>
-              <w:rPr>
-                <w:rFonts w:ascii="맑은 고딕" w:hAnsi="맑은 고딕" w:eastAsia="맑은 고딕"/>
-                <w:b w:val="0"/>
-                <w:color w:val="333333"/>
-                <w:sz w:val="18"/>
-              </w:rPr>
-              <w:t>폐</w:t>
-            </w:r>
-            <w:r>
-              <w:rPr>
-                <w:rFonts w:ascii="맑은 고딕" w:hAnsi="맑은 고딕" w:eastAsia="맑은 고딕"/>
-                <w:b w:val="0"/>
-                <w:color w:val="124AC8"/>
-                <w:sz w:val="18"/>
-              </w:rPr>
-              <w:t>지</w:t>
-            </w:r>
-            <w:r>
-              <w:rPr>
-                <w:rFonts w:ascii="맑은 고딕" w:hAnsi="맑은 고딕" w:eastAsia="맑은 고딕"/>
-                <w:b w:val="0"/>
-                <w:color w:val="333333"/>
-                <w:sz w:val="18"/>
-              </w:rPr>
-              <w:t>하여야 한다.</w:t>
-            </w:r>
-          </w:p>
-          <w:p>
-            <w:pPr>
-              <w:spacing w:after="20" w:line="269" w:lineRule="auto"/>
-              <w:ind w:left="227"/>
-            </w:pPr>
-            <w:r>
-              <w:rPr>
-                <w:rFonts w:ascii="맑은 고딕" w:hAnsi="맑은 고딕" w:eastAsia="맑은 고딕"/>
-                <w:b w:val="0"/>
-                <w:color w:val="333333"/>
-                <w:sz w:val="18"/>
-              </w:rPr>
-              <w:t>② 제1항의 경우 2개 이상의 부서에 관계되는 서식은 관계부서의 합의를 얻어야 한다.</w:t>
-            </w:r>
-          </w:p>
-          <w:p>
-            <w:pPr>
-              <w:spacing w:after="20" w:line="269" w:lineRule="auto"/>
-              <w:ind w:left="227"/>
-            </w:pPr>
-            <w:r>
-              <w:rPr>
-                <w:rFonts w:ascii="맑은 고딕" w:hAnsi="맑은 고딕" w:eastAsia="맑은 고딕"/>
-                <w:b w:val="0"/>
-                <w:color w:val="333333"/>
-                <w:sz w:val="18"/>
-              </w:rPr>
-              <w:t>③ 각 부실점장은 서식의 제정·개</w:t>
-            </w:r>
-            <w:r>
-              <w:rPr>
-                <w:rFonts w:ascii="맑은 고딕" w:hAnsi="맑은 고딕" w:eastAsia="맑은 고딕"/>
-                <w:b w:val="0"/>
-                <w:color w:val="124AC8"/>
-                <w:sz w:val="18"/>
-              </w:rPr>
-              <w:t>정·</w:t>
-            </w:r>
-            <w:r>
-              <w:rPr>
-                <w:rFonts w:ascii="맑은 고딕" w:hAnsi="맑은 고딕" w:eastAsia="맑은 고딕"/>
-                <w:b w:val="0"/>
-                <w:color w:val="333333"/>
-                <w:sz w:val="18"/>
-              </w:rPr>
-              <w:t>폐</w:t>
-            </w:r>
-            <w:r>
-              <w:rPr>
-                <w:rFonts w:ascii="맑은 고딕" w:hAnsi="맑은 고딕" w:eastAsia="맑은 고딕"/>
-                <w:b w:val="0"/>
-                <w:color w:val="124AC8"/>
-                <w:sz w:val="18"/>
-              </w:rPr>
-              <w:t>지</w:t>
-            </w:r>
-            <w:r>
-              <w:rPr>
-                <w:rFonts w:ascii="맑은 고딕" w:hAnsi="맑은 고딕" w:eastAsia="맑은 고딕"/>
-                <w:b w:val="0"/>
-                <w:color w:val="333333"/>
-                <w:sz w:val="18"/>
-              </w:rPr>
-              <w:t>가 필요하다고 인정할 때에는 소관부서의 장에게 그 의견을 제출할 수 있다.</w:t>
+                <w:b/>
+                <w:color w:val="C00000"/>
+                <w:sz w:val="18"/>
+              </w:rPr>
+              <w:t>〈삭제〉</w:t>
             </w:r>
           </w:p>
         </w:tc>
@@ -15545,7 +15316,7 @@
                 <w:color w:val="333333"/>
                 <w:sz w:val="16"/>
               </w:rPr>
-              <w:t>[표현] 법제처 권고 표현 정비</w:t>
+              <w:t>[삭제: 범위] 독립 업무서식(보고서·전표 등)은 문서관리규정 소관 → 제3장 서식 운용(제38~44조) 일괄 삭제</w:t>
             </w:r>
           </w:p>
         </w:tc>
@@ -15565,118 +15336,10 @@
               <w:rPr>
                 <w:rFonts w:ascii="맑은 고딕" w:hAnsi="맑은 고딕" w:eastAsia="맑은 고딕"/>
                 <w:b w:val="0"/>
-                <w:color w:val="333333"/>
-                <w:sz w:val="18"/>
-              </w:rPr>
-              <w:t xml:space="preserve">제39조(서식운용 구분) 서식은 </w:t>
-            </w:r>
-            <w:r>
-              <w:rPr>
-                <w:rFonts w:ascii="맑은 고딕" w:hAnsi="맑은 고딕" w:eastAsia="맑은 고딕"/>
-                <w:b w:val="0"/>
-                <w:color w:val="124AC8"/>
-                <w:sz w:val="18"/>
-              </w:rPr>
-              <w:t>사용빈도, 경제성등을 고려하여 인쇄물</w:t>
-            </w:r>
-            <w:r>
-              <w:rPr>
-                <w:rFonts w:ascii="맑은 고딕" w:hAnsi="맑은 고딕" w:eastAsia="맑은 고딕"/>
-                <w:b w:val="0"/>
-                <w:color w:val="333333"/>
-                <w:sz w:val="18"/>
-              </w:rPr>
-              <w:t>로</w:t>
-            </w:r>
-            <w:r>
-              <w:rPr>
-                <w:rFonts w:ascii="맑은 고딕" w:hAnsi="맑은 고딕" w:eastAsia="맑은 고딕"/>
-                <w:b w:val="0"/>
-                <w:color w:val="124AC8"/>
-                <w:sz w:val="18"/>
-              </w:rPr>
-              <w:t xml:space="preserve"> 조제·배부하는 『인쇄서식』과</w:t>
-            </w:r>
-            <w:r>
-              <w:rPr>
-                <w:rFonts w:ascii="맑은 고딕" w:hAnsi="맑은 고딕" w:eastAsia="맑은 고딕"/>
-                <w:b w:val="0"/>
-                <w:color w:val="333333"/>
-                <w:sz w:val="18"/>
-              </w:rPr>
-              <w:t xml:space="preserve"> 전산시스템에서 </w:t>
-            </w:r>
-            <w:r>
-              <w:rPr>
-                <w:rFonts w:ascii="맑은 고딕" w:hAnsi="맑은 고딕" w:eastAsia="맑은 고딕"/>
-                <w:b w:val="0"/>
-                <w:color w:val="124AC8"/>
-                <w:sz w:val="18"/>
-              </w:rPr>
-              <w:t>추출·</w:t>
-            </w:r>
-            <w:r>
-              <w:rPr>
-                <w:rFonts w:ascii="맑은 고딕" w:hAnsi="맑은 고딕" w:eastAsia="맑은 고딕"/>
-                <w:b w:val="0"/>
-                <w:color w:val="333333"/>
-                <w:sz w:val="18"/>
-              </w:rPr>
-              <w:t xml:space="preserve">사용하는 </w:t>
-            </w:r>
-            <w:r>
-              <w:rPr>
-                <w:rFonts w:ascii="맑은 고딕" w:hAnsi="맑은 고딕" w:eastAsia="맑은 고딕"/>
-                <w:b w:val="0"/>
-                <w:color w:val="124AC8"/>
-                <w:sz w:val="18"/>
-              </w:rPr>
-              <w:t>『</w:t>
-            </w:r>
-            <w:r>
-              <w:rPr>
-                <w:rFonts w:ascii="맑은 고딕" w:hAnsi="맑은 고딕" w:eastAsia="맑은 고딕"/>
-                <w:b w:val="0"/>
-                <w:color w:val="333333"/>
-                <w:sz w:val="18"/>
-              </w:rPr>
-              <w:t>전산서식</w:t>
-            </w:r>
-            <w:r>
-              <w:rPr>
-                <w:rFonts w:ascii="맑은 고딕" w:hAnsi="맑은 고딕" w:eastAsia="맑은 고딕"/>
-                <w:b w:val="0"/>
-                <w:color w:val="124AC8"/>
-                <w:sz w:val="18"/>
-              </w:rPr>
-              <w:t>』</w:t>
-            </w:r>
-            <w:r>
-              <w:rPr>
-                <w:rFonts w:ascii="맑은 고딕" w:hAnsi="맑은 고딕" w:eastAsia="맑은 고딕"/>
-                <w:b w:val="0"/>
-                <w:color w:val="333333"/>
-                <w:sz w:val="18"/>
-              </w:rPr>
-              <w:t>으로</w:t>
-            </w:r>
-            <w:r>
-              <w:rPr>
-                <w:rFonts w:ascii="맑은 고딕" w:hAnsi="맑은 고딕" w:eastAsia="맑은 고딕"/>
-                <w:b w:val="0"/>
-                <w:color w:val="124AC8"/>
-                <w:sz w:val="18"/>
-              </w:rPr>
-              <w:t xml:space="preserve"> 구분</w:t>
-            </w:r>
-            <w:r>
-              <w:rPr>
-                <w:rFonts w:ascii="맑은 고딕" w:hAnsi="맑은 고딕" w:eastAsia="맑은 고딕"/>
-                <w:b w:val="0"/>
-                <w:color w:val="333333"/>
-                <w:sz w:val="18"/>
-              </w:rPr>
-              <w:t xml:space="preserve"> 운용한다.</w:t>
+                <w:color w:val="124AC8"/>
+                <w:sz w:val="18"/>
+              </w:rPr>
+              <w:t>제39조(서식운용 구분) 서식은 사용빈도, 경제성등을 고려하여 인쇄물로 조제·배부하는 『인쇄서식』과 전산시스템에서 추출·사용하는 『전산서식』으로 구분 운용한다.</w:t>
             </w:r>
           </w:p>
         </w:tc>
@@ -15685,112 +15348,15 @@
             <w:tcW w:type="dxa" w:w="7257"/>
           </w:tcPr>
           <w:p>
-            <w:pPr>
-              <w:spacing w:after="20" w:line="269" w:lineRule="auto"/>
-              <w:ind w:left="0"/>
-            </w:pPr>
             <w:r/>
             <w:r>
               <w:rPr>
                 <w:rFonts w:ascii="맑은 고딕" w:hAnsi="맑은 고딕" w:eastAsia="맑은 고딕"/>
-                <w:b w:val="0"/>
-                <w:color w:val="333333"/>
-                <w:sz w:val="18"/>
-              </w:rPr>
-              <w:t>제39조(서식운용 구분)</w:t>
-            </w:r>
-          </w:p>
-          <w:p>
-            <w:pPr>
-              <w:spacing w:after="20" w:line="269" w:lineRule="auto"/>
-              <w:ind w:left="227"/>
-            </w:pPr>
-            <w:r>
-              <w:rPr>
-                <w:rFonts w:ascii="맑은 고딕" w:hAnsi="맑은 고딕" w:eastAsia="맑은 고딕"/>
-                <w:b w:val="0"/>
-                <w:color w:val="124AC8"/>
-                <w:sz w:val="18"/>
-              </w:rPr>
-              <w:t xml:space="preserve">① </w:t>
-            </w:r>
-            <w:r>
-              <w:rPr>
-                <w:rFonts w:ascii="맑은 고딕" w:hAnsi="맑은 고딕" w:eastAsia="맑은 고딕"/>
-                <w:b w:val="0"/>
-                <w:color w:val="333333"/>
-                <w:sz w:val="18"/>
-              </w:rPr>
-              <w:t xml:space="preserve">서식은 </w:t>
-            </w:r>
-            <w:r>
-              <w:rPr>
-                <w:rFonts w:ascii="맑은 고딕" w:hAnsi="맑은 고딕" w:eastAsia="맑은 고딕"/>
-                <w:b w:val="0"/>
-                <w:color w:val="124AC8"/>
-                <w:sz w:val="18"/>
-              </w:rPr>
-              <w:t>원칙적으</w:t>
-            </w:r>
-            <w:r>
-              <w:rPr>
-                <w:rFonts w:ascii="맑은 고딕" w:hAnsi="맑은 고딕" w:eastAsia="맑은 고딕"/>
-                <w:b w:val="0"/>
-                <w:color w:val="333333"/>
-                <w:sz w:val="18"/>
-              </w:rPr>
-              <w:t xml:space="preserve">로 전산시스템에서 사용하는 </w:t>
-            </w:r>
-            <w:r>
-              <w:rPr>
-                <w:rFonts w:ascii="맑은 고딕" w:hAnsi="맑은 고딕" w:eastAsia="맑은 고딕"/>
-                <w:b w:val="0"/>
-                <w:color w:val="124AC8"/>
-                <w:sz w:val="18"/>
-              </w:rPr>
-              <w:t>「</w:t>
-            </w:r>
-            <w:r>
-              <w:rPr>
-                <w:rFonts w:ascii="맑은 고딕" w:hAnsi="맑은 고딕" w:eastAsia="맑은 고딕"/>
-                <w:b w:val="0"/>
-                <w:color w:val="333333"/>
-                <w:sz w:val="18"/>
-              </w:rPr>
-              <w:t>전산서식</w:t>
-            </w:r>
-            <w:r>
-              <w:rPr>
-                <w:rFonts w:ascii="맑은 고딕" w:hAnsi="맑은 고딕" w:eastAsia="맑은 고딕"/>
-                <w:b w:val="0"/>
-                <w:color w:val="124AC8"/>
-                <w:sz w:val="18"/>
-              </w:rPr>
-              <w:t>」</w:t>
-            </w:r>
-            <w:r>
-              <w:rPr>
-                <w:rFonts w:ascii="맑은 고딕" w:hAnsi="맑은 고딕" w:eastAsia="맑은 고딕"/>
-                <w:b w:val="0"/>
-                <w:color w:val="333333"/>
-                <w:sz w:val="18"/>
-              </w:rPr>
-              <w:t>으로 운용한다.</w:t>
-            </w:r>
-          </w:p>
-          <w:p>
-            <w:pPr>
-              <w:spacing w:after="20" w:line="269" w:lineRule="auto"/>
-              <w:ind w:left="227"/>
-            </w:pPr>
-            <w:r>
-              <w:rPr>
-                <w:rFonts w:ascii="맑은 고딕" w:hAnsi="맑은 고딕" w:eastAsia="맑은 고딕"/>
-                <w:b w:val="0"/>
-                <w:color w:val="124AC8"/>
-                <w:sz w:val="18"/>
-              </w:rPr>
-              <w:t>② 인쇄물로 만들어 배부할 필요가 있는 경우에는 「인쇄서식」으로 운용할 수 있다.</w:t>
+                <w:b/>
+                <w:color w:val="C00000"/>
+                <w:sz w:val="18"/>
+              </w:rPr>
+              <w:t>〈삭제〉</w:t>
             </w:r>
           </w:p>
         </w:tc>
@@ -15810,7 +15376,7 @@
                 <w:color w:val="333333"/>
                 <w:sz w:val="16"/>
               </w:rPr>
-              <w:t>[현대화] 전산서식 원칙·인쇄서식 예외로 재편(과거 인쇄 중심 → 전산 중심)</w:t>
+              <w:t>[삭제: 범위] 독립 업무서식(보고서·전표 등)은 문서관리규정 소관 → 제3장 서식 운용(제38~44조) 일괄 삭제</w:t>
             </w:r>
           </w:p>
         </w:tc>
@@ -15830,64 +15396,10 @@
               <w:rPr>
                 <w:rFonts w:ascii="맑은 고딕" w:hAnsi="맑은 고딕" w:eastAsia="맑은 고딕"/>
                 <w:b w:val="0"/>
-                <w:color w:val="333333"/>
-                <w:sz w:val="18"/>
-              </w:rPr>
-              <w:t>제40조(서식의 심사기준) 주무부서</w:t>
-            </w:r>
-            <w:r>
-              <w:rPr>
-                <w:rFonts w:ascii="맑은 고딕" w:hAnsi="맑은 고딕" w:eastAsia="맑은 고딕"/>
-                <w:b w:val="0"/>
-                <w:color w:val="124AC8"/>
-                <w:sz w:val="18"/>
-              </w:rPr>
-              <w:t>에서</w:t>
-            </w:r>
-            <w:r>
-              <w:rPr>
-                <w:rFonts w:ascii="맑은 고딕" w:hAnsi="맑은 고딕" w:eastAsia="맑은 고딕"/>
-                <w:b w:val="0"/>
-                <w:color w:val="333333"/>
-                <w:sz w:val="18"/>
-              </w:rPr>
-              <w:t xml:space="preserve"> 서식의 제정·개폐를 심사할 때</w:t>
-            </w:r>
-            <w:r>
-              <w:rPr>
-                <w:rFonts w:ascii="맑은 고딕" w:hAnsi="맑은 고딕" w:eastAsia="맑은 고딕"/>
-                <w:b w:val="0"/>
-                <w:color w:val="124AC8"/>
-                <w:sz w:val="18"/>
-              </w:rPr>
-              <w:t>에는</w:t>
-            </w:r>
-            <w:r>
-              <w:rPr>
-                <w:rFonts w:ascii="맑은 고딕" w:hAnsi="맑은 고딕" w:eastAsia="맑은 고딕"/>
-                <w:b w:val="0"/>
-                <w:color w:val="333333"/>
-                <w:sz w:val="18"/>
-              </w:rPr>
-              <w:t xml:space="preserve"> 다음 </w:t>
-            </w:r>
-            <w:r>
-              <w:rPr>
-                <w:rFonts w:ascii="맑은 고딕" w:hAnsi="맑은 고딕" w:eastAsia="맑은 고딕"/>
-                <w:b w:val="0"/>
-                <w:color w:val="124AC8"/>
-                <w:sz w:val="18"/>
-              </w:rPr>
-              <w:t>사항을</w:t>
-            </w:r>
-            <w:r>
-              <w:rPr>
-                <w:rFonts w:ascii="맑은 고딕" w:hAnsi="맑은 고딕" w:eastAsia="맑은 고딕"/>
-                <w:b w:val="0"/>
-                <w:color w:val="333333"/>
-                <w:sz w:val="18"/>
-              </w:rPr>
-              <w:t xml:space="preserve"> 기준으로 한다.</w:t>
+                <w:color w:val="124AC8"/>
+                <w:sz w:val="18"/>
+              </w:rPr>
+              <w:t>제40조(서식의 심사기준) 주무부서에서 서식의 제정·개폐를 심사할 때에는 다음 사항을 기준으로 한다.</w:t>
             </w:r>
           </w:p>
           <w:p>
@@ -15899,37 +15411,10 @@
               <w:rPr>
                 <w:rFonts w:ascii="맑은 고딕" w:hAnsi="맑은 고딕" w:eastAsia="맑은 고딕"/>
                 <w:b w:val="0"/>
-                <w:color w:val="333333"/>
-                <w:sz w:val="18"/>
-              </w:rPr>
-              <w:t xml:space="preserve">1. 그 서식에 </w:t>
-            </w:r>
-            <w:r>
-              <w:rPr>
-                <w:rFonts w:ascii="맑은 고딕" w:hAnsi="맑은 고딕" w:eastAsia="맑은 고딕"/>
-                <w:b w:val="0"/>
-                <w:color w:val="124AC8"/>
-                <w:sz w:val="18"/>
-              </w:rPr>
-              <w:t>의한</w:t>
-            </w:r>
-            <w:r>
-              <w:rPr>
-                <w:rFonts w:ascii="맑은 고딕" w:hAnsi="맑은 고딕" w:eastAsia="맑은 고딕"/>
-                <w:b w:val="0"/>
-                <w:color w:val="333333"/>
-                <w:sz w:val="18"/>
-              </w:rPr>
-              <w:t xml:space="preserve"> 사무절차가 적합하고 실제로 필요한</w:t>
-            </w:r>
-            <w:r>
-              <w:rPr>
-                <w:rFonts w:ascii="맑은 고딕" w:hAnsi="맑은 고딕" w:eastAsia="맑은 고딕"/>
-                <w:b w:val="0"/>
-                <w:color w:val="124AC8"/>
-                <w:sz w:val="18"/>
-              </w:rPr>
-              <w:t>가</w:t>
+                <w:color w:val="124AC8"/>
+                <w:sz w:val="18"/>
+              </w:rPr>
+              <w:t>1. 그 서식에 의한 사무절차가 적합하고 실제로 필요한가</w:t>
             </w:r>
           </w:p>
           <w:p>
@@ -15941,37 +15426,10 @@
               <w:rPr>
                 <w:rFonts w:ascii="맑은 고딕" w:hAnsi="맑은 고딕" w:eastAsia="맑은 고딕"/>
                 <w:b w:val="0"/>
-                <w:color w:val="333333"/>
-                <w:sz w:val="18"/>
-              </w:rPr>
-              <w:t>2. 기존 서식과 내용이 중복</w:t>
-            </w:r>
-            <w:r>
-              <w:rPr>
-                <w:rFonts w:ascii="맑은 고딕" w:hAnsi="맑은 고딕" w:eastAsia="맑은 고딕"/>
-                <w:b w:val="0"/>
-                <w:color w:val="124AC8"/>
-                <w:sz w:val="18"/>
-              </w:rPr>
-              <w:t>된</w:t>
-            </w:r>
-            <w:r>
-              <w:rPr>
-                <w:rFonts w:ascii="맑은 고딕" w:hAnsi="맑은 고딕" w:eastAsia="맑은 고딕"/>
-                <w:b w:val="0"/>
-                <w:color w:val="333333"/>
-                <w:sz w:val="18"/>
-              </w:rPr>
-              <w:t xml:space="preserve"> </w:t>
-            </w:r>
-            <w:r>
-              <w:rPr>
-                <w:rFonts w:ascii="맑은 고딕" w:hAnsi="맑은 고딕" w:eastAsia="맑은 고딕"/>
-                <w:b w:val="0"/>
-                <w:color w:val="124AC8"/>
-                <w:sz w:val="18"/>
-              </w:rPr>
-              <w:t>것이 아닌가</w:t>
+                <w:color w:val="124AC8"/>
+                <w:sz w:val="18"/>
+              </w:rPr>
+              <w:t>2. 기존 서식과 내용이 중복된 것이 아닌가</w:t>
             </w:r>
           </w:p>
           <w:p>
@@ -15983,37 +15441,10 @@
               <w:rPr>
                 <w:rFonts w:ascii="맑은 고딕" w:hAnsi="맑은 고딕" w:eastAsia="맑은 고딕"/>
                 <w:b w:val="0"/>
-                <w:color w:val="333333"/>
-                <w:sz w:val="18"/>
-              </w:rPr>
-              <w:t xml:space="preserve">3. 서식의 기재내용과 형식이 </w:t>
-            </w:r>
-            <w:r>
-              <w:rPr>
-                <w:rFonts w:ascii="맑은 고딕" w:hAnsi="맑은 고딕" w:eastAsia="맑은 고딕"/>
-                <w:b w:val="0"/>
-                <w:color w:val="124AC8"/>
-                <w:sz w:val="18"/>
-              </w:rPr>
-              <w:t>완벽</w:t>
-            </w:r>
-            <w:r>
-              <w:rPr>
-                <w:rFonts w:ascii="맑은 고딕" w:hAnsi="맑은 고딕" w:eastAsia="맑은 고딕"/>
-                <w:b w:val="0"/>
-                <w:color w:val="333333"/>
-                <w:sz w:val="18"/>
-              </w:rPr>
-              <w:t>한</w:t>
-            </w:r>
-            <w:r>
-              <w:rPr>
-                <w:rFonts w:ascii="맑은 고딕" w:hAnsi="맑은 고딕" w:eastAsia="맑은 고딕"/>
-                <w:b w:val="0"/>
-                <w:color w:val="124AC8"/>
-                <w:sz w:val="18"/>
-              </w:rPr>
-              <w:t>가</w:t>
+                <w:color w:val="124AC8"/>
+                <w:sz w:val="18"/>
+              </w:rPr>
+              <w:t>3. 서식의 기재내용과 형식이 완벽한가</w:t>
             </w:r>
           </w:p>
           <w:p>
@@ -16025,109 +15456,10 @@
               <w:rPr>
                 <w:rFonts w:ascii="맑은 고딕" w:hAnsi="맑은 고딕" w:eastAsia="맑은 고딕"/>
                 <w:b w:val="0"/>
-                <w:color w:val="333333"/>
-                <w:sz w:val="18"/>
-              </w:rPr>
-              <w:t>4. 그 서식</w:t>
-            </w:r>
-            <w:r>
-              <w:rPr>
-                <w:rFonts w:ascii="맑은 고딕" w:hAnsi="맑은 고딕" w:eastAsia="맑은 고딕"/>
-                <w:b w:val="0"/>
-                <w:color w:val="124AC8"/>
-                <w:sz w:val="18"/>
-              </w:rPr>
-              <w:t>에</w:t>
-            </w:r>
-            <w:r>
-              <w:rPr>
-                <w:rFonts w:ascii="맑은 고딕" w:hAnsi="맑은 고딕" w:eastAsia="맑은 고딕"/>
-                <w:b w:val="0"/>
-                <w:color w:val="333333"/>
-                <w:sz w:val="18"/>
-              </w:rPr>
-              <w:t xml:space="preserve"> </w:t>
-            </w:r>
-            <w:r>
-              <w:rPr>
-                <w:rFonts w:ascii="맑은 고딕" w:hAnsi="맑은 고딕" w:eastAsia="맑은 고딕"/>
-                <w:b w:val="0"/>
-                <w:color w:val="124AC8"/>
-                <w:sz w:val="18"/>
-              </w:rPr>
-              <w:t>의하여</w:t>
-            </w:r>
-            <w:r>
-              <w:rPr>
-                <w:rFonts w:ascii="맑은 고딕" w:hAnsi="맑은 고딕" w:eastAsia="맑은 고딕"/>
-                <w:b w:val="0"/>
-                <w:color w:val="333333"/>
-                <w:sz w:val="18"/>
-              </w:rPr>
-              <w:t xml:space="preserve"> </w:t>
-            </w:r>
-            <w:r>
-              <w:rPr>
-                <w:rFonts w:ascii="맑은 고딕" w:hAnsi="맑은 고딕" w:eastAsia="맑은 고딕"/>
-                <w:b w:val="0"/>
-                <w:color w:val="124AC8"/>
-                <w:sz w:val="18"/>
-              </w:rPr>
-              <w:t>사무</w:t>
-            </w:r>
-            <w:r>
-              <w:rPr>
-                <w:rFonts w:ascii="맑은 고딕" w:hAnsi="맑은 고딕" w:eastAsia="맑은 고딕"/>
-                <w:b w:val="0"/>
-                <w:color w:val="333333"/>
-                <w:sz w:val="18"/>
-              </w:rPr>
-              <w:t>능률</w:t>
-            </w:r>
-            <w:r>
-              <w:rPr>
-                <w:rFonts w:ascii="맑은 고딕" w:hAnsi="맑은 고딕" w:eastAsia="맑은 고딕"/>
-                <w:b w:val="0"/>
-                <w:color w:val="124AC8"/>
-                <w:sz w:val="18"/>
-              </w:rPr>
-              <w:t>의 향상</w:t>
-            </w:r>
-            <w:r>
-              <w:rPr>
-                <w:rFonts w:ascii="맑은 고딕" w:hAnsi="맑은 고딕" w:eastAsia="맑은 고딕"/>
-                <w:b w:val="0"/>
-                <w:color w:val="333333"/>
-                <w:sz w:val="18"/>
-              </w:rPr>
-              <w:t xml:space="preserve">을 </w:t>
-            </w:r>
-            <w:r>
-              <w:rPr>
-                <w:rFonts w:ascii="맑은 고딕" w:hAnsi="맑은 고딕" w:eastAsia="맑은 고딕"/>
-                <w:b w:val="0"/>
-                <w:color w:val="124AC8"/>
-                <w:sz w:val="18"/>
-              </w:rPr>
-              <w:t>기할</w:t>
-            </w:r>
-            <w:r>
-              <w:rPr>
-                <w:rFonts w:ascii="맑은 고딕" w:hAnsi="맑은 고딕" w:eastAsia="맑은 고딕"/>
-                <w:b w:val="0"/>
-                <w:color w:val="333333"/>
-                <w:sz w:val="18"/>
-              </w:rPr>
-              <w:t xml:space="preserve"> 수 있는</w:t>
-            </w:r>
-            <w:r>
-              <w:rPr>
-                <w:rFonts w:ascii="맑은 고딕" w:hAnsi="맑은 고딕" w:eastAsia="맑은 고딕"/>
-                <w:b w:val="0"/>
-                <w:color w:val="124AC8"/>
-                <w:sz w:val="18"/>
-              </w:rPr>
-              <w:t>가</w:t>
+                <w:color w:val="124AC8"/>
+                <w:sz w:val="18"/>
+              </w:rPr>
+              <w:t>4. 그 서식에 의하여 사무능률의 향상을 기할 수 있는가</w:t>
             </w:r>
           </w:p>
         </w:tc>
@@ -16136,295 +15468,15 @@
             <w:tcW w:type="dxa" w:w="7257"/>
           </w:tcPr>
           <w:p>
-            <w:pPr>
-              <w:spacing w:after="20" w:line="269" w:lineRule="auto"/>
-              <w:ind w:left="0"/>
-            </w:pPr>
             <w:r/>
             <w:r>
               <w:rPr>
                 <w:rFonts w:ascii="맑은 고딕" w:hAnsi="맑은 고딕" w:eastAsia="맑은 고딕"/>
-                <w:b w:val="0"/>
-                <w:color w:val="333333"/>
-                <w:sz w:val="18"/>
-              </w:rPr>
-              <w:t>제40조(서식의 심사기준) 주무부서</w:t>
-            </w:r>
-            <w:r>
-              <w:rPr>
-                <w:rFonts w:ascii="맑은 고딕" w:hAnsi="맑은 고딕" w:eastAsia="맑은 고딕"/>
-                <w:b w:val="0"/>
-                <w:color w:val="124AC8"/>
-                <w:sz w:val="18"/>
-              </w:rPr>
-              <w:t>는</w:t>
-            </w:r>
-            <w:r>
-              <w:rPr>
-                <w:rFonts w:ascii="맑은 고딕" w:hAnsi="맑은 고딕" w:eastAsia="맑은 고딕"/>
-                <w:b w:val="0"/>
-                <w:color w:val="333333"/>
-                <w:sz w:val="18"/>
-              </w:rPr>
-              <w:t xml:space="preserve"> 서식의 제정·개</w:t>
-            </w:r>
-            <w:r>
-              <w:rPr>
-                <w:rFonts w:ascii="맑은 고딕" w:hAnsi="맑은 고딕" w:eastAsia="맑은 고딕"/>
-                <w:b w:val="0"/>
-                <w:color w:val="124AC8"/>
-                <w:sz w:val="18"/>
-              </w:rPr>
-              <w:t>정·</w:t>
-            </w:r>
-            <w:r>
-              <w:rPr>
-                <w:rFonts w:ascii="맑은 고딕" w:hAnsi="맑은 고딕" w:eastAsia="맑은 고딕"/>
-                <w:b w:val="0"/>
-                <w:color w:val="333333"/>
-                <w:sz w:val="18"/>
-              </w:rPr>
-              <w:t>폐</w:t>
-            </w:r>
-            <w:r>
-              <w:rPr>
-                <w:rFonts w:ascii="맑은 고딕" w:hAnsi="맑은 고딕" w:eastAsia="맑은 고딕"/>
-                <w:b w:val="0"/>
-                <w:color w:val="124AC8"/>
-                <w:sz w:val="18"/>
-              </w:rPr>
-              <w:t>지</w:t>
-            </w:r>
-            <w:r>
-              <w:rPr>
-                <w:rFonts w:ascii="맑은 고딕" w:hAnsi="맑은 고딕" w:eastAsia="맑은 고딕"/>
-                <w:b w:val="0"/>
-                <w:color w:val="333333"/>
-                <w:sz w:val="18"/>
-              </w:rPr>
-              <w:t xml:space="preserve">를 심사할 때 다음 </w:t>
-            </w:r>
-            <w:r>
-              <w:rPr>
-                <w:rFonts w:ascii="맑은 고딕" w:hAnsi="맑은 고딕" w:eastAsia="맑은 고딕"/>
-                <w:b w:val="0"/>
-                <w:color w:val="124AC8"/>
-                <w:sz w:val="18"/>
-              </w:rPr>
-              <w:t>각 호를</w:t>
-            </w:r>
-            <w:r>
-              <w:rPr>
-                <w:rFonts w:ascii="맑은 고딕" w:hAnsi="맑은 고딕" w:eastAsia="맑은 고딕"/>
-                <w:b w:val="0"/>
-                <w:color w:val="333333"/>
-                <w:sz w:val="18"/>
-              </w:rPr>
-              <w:t xml:space="preserve"> 기준으로 한다.</w:t>
-            </w:r>
-          </w:p>
-          <w:p>
-            <w:pPr>
-              <w:spacing w:after="20" w:line="269" w:lineRule="auto"/>
-              <w:ind w:left="454"/>
-            </w:pPr>
-            <w:r>
-              <w:rPr>
-                <w:rFonts w:ascii="맑은 고딕" w:hAnsi="맑은 고딕" w:eastAsia="맑은 고딕"/>
-                <w:b w:val="0"/>
-                <w:color w:val="333333"/>
-                <w:sz w:val="18"/>
-              </w:rPr>
-              <w:t xml:space="preserve">1. 그 서식에 </w:t>
-            </w:r>
-            <w:r>
-              <w:rPr>
-                <w:rFonts w:ascii="맑은 고딕" w:hAnsi="맑은 고딕" w:eastAsia="맑은 고딕"/>
-                <w:b w:val="0"/>
-                <w:color w:val="124AC8"/>
-                <w:sz w:val="18"/>
-              </w:rPr>
-              <w:t>따른</w:t>
-            </w:r>
-            <w:r>
-              <w:rPr>
-                <w:rFonts w:ascii="맑은 고딕" w:hAnsi="맑은 고딕" w:eastAsia="맑은 고딕"/>
-                <w:b w:val="0"/>
-                <w:color w:val="333333"/>
-                <w:sz w:val="18"/>
-              </w:rPr>
-              <w:t xml:space="preserve"> 사무절차가 적합하고 실제로 필요한</w:t>
-            </w:r>
-            <w:r>
-              <w:rPr>
-                <w:rFonts w:ascii="맑은 고딕" w:hAnsi="맑은 고딕" w:eastAsia="맑은 고딕"/>
-                <w:b w:val="0"/>
-                <w:color w:val="124AC8"/>
-                <w:sz w:val="18"/>
-              </w:rPr>
-              <w:t>지</w:t>
-            </w:r>
-          </w:p>
-          <w:p>
-            <w:pPr>
-              <w:spacing w:after="20" w:line="269" w:lineRule="auto"/>
-              <w:ind w:left="454"/>
-            </w:pPr>
-            <w:r>
-              <w:rPr>
-                <w:rFonts w:ascii="맑은 고딕" w:hAnsi="맑은 고딕" w:eastAsia="맑은 고딕"/>
-                <w:b w:val="0"/>
-                <w:color w:val="333333"/>
-                <w:sz w:val="18"/>
-              </w:rPr>
-              <w:t>2. 기존 서식과 내용이 중복</w:t>
-            </w:r>
-            <w:r>
-              <w:rPr>
-                <w:rFonts w:ascii="맑은 고딕" w:hAnsi="맑은 고딕" w:eastAsia="맑은 고딕"/>
-                <w:b w:val="0"/>
-                <w:color w:val="124AC8"/>
-                <w:sz w:val="18"/>
-              </w:rPr>
-              <w:t>되지</w:t>
-            </w:r>
-            <w:r>
-              <w:rPr>
-                <w:rFonts w:ascii="맑은 고딕" w:hAnsi="맑은 고딕" w:eastAsia="맑은 고딕"/>
-                <w:b w:val="0"/>
-                <w:color w:val="333333"/>
-                <w:sz w:val="18"/>
-              </w:rPr>
-              <w:t xml:space="preserve"> </w:t>
-            </w:r>
-            <w:r>
-              <w:rPr>
-                <w:rFonts w:ascii="맑은 고딕" w:hAnsi="맑은 고딕" w:eastAsia="맑은 고딕"/>
-                <w:b w:val="0"/>
-                <w:color w:val="124AC8"/>
-                <w:sz w:val="18"/>
-              </w:rPr>
-              <w:t>않는지</w:t>
-            </w:r>
-          </w:p>
-          <w:p>
-            <w:pPr>
-              <w:spacing w:after="20" w:line="269" w:lineRule="auto"/>
-              <w:ind w:left="454"/>
-            </w:pPr>
-            <w:r>
-              <w:rPr>
-                <w:rFonts w:ascii="맑은 고딕" w:hAnsi="맑은 고딕" w:eastAsia="맑은 고딕"/>
-                <w:b w:val="0"/>
-                <w:color w:val="333333"/>
-                <w:sz w:val="18"/>
-              </w:rPr>
-              <w:t xml:space="preserve">3. 서식의 기재내용과 형식이 </w:t>
-            </w:r>
-            <w:r>
-              <w:rPr>
-                <w:rFonts w:ascii="맑은 고딕" w:hAnsi="맑은 고딕" w:eastAsia="맑은 고딕"/>
-                <w:b w:val="0"/>
-                <w:color w:val="124AC8"/>
-                <w:sz w:val="18"/>
-              </w:rPr>
-              <w:t>적절</w:t>
-            </w:r>
-            <w:r>
-              <w:rPr>
-                <w:rFonts w:ascii="맑은 고딕" w:hAnsi="맑은 고딕" w:eastAsia="맑은 고딕"/>
-                <w:b w:val="0"/>
-                <w:color w:val="333333"/>
-                <w:sz w:val="18"/>
-              </w:rPr>
-              <w:t>한</w:t>
-            </w:r>
-            <w:r>
-              <w:rPr>
-                <w:rFonts w:ascii="맑은 고딕" w:hAnsi="맑은 고딕" w:eastAsia="맑은 고딕"/>
-                <w:b w:val="0"/>
-                <w:color w:val="124AC8"/>
-                <w:sz w:val="18"/>
-              </w:rPr>
-              <w:t>지</w:t>
-            </w:r>
-          </w:p>
-          <w:p>
-            <w:pPr>
-              <w:spacing w:after="20" w:line="269" w:lineRule="auto"/>
-              <w:ind w:left="454"/>
-            </w:pPr>
-            <w:r>
-              <w:rPr>
-                <w:rFonts w:ascii="맑은 고딕" w:hAnsi="맑은 고딕" w:eastAsia="맑은 고딕"/>
-                <w:b w:val="0"/>
-                <w:color w:val="333333"/>
-                <w:sz w:val="18"/>
-              </w:rPr>
-              <w:t>4. 그 서식</w:t>
-            </w:r>
-            <w:r>
-              <w:rPr>
-                <w:rFonts w:ascii="맑은 고딕" w:hAnsi="맑은 고딕" w:eastAsia="맑은 고딕"/>
-                <w:b w:val="0"/>
-                <w:color w:val="124AC8"/>
-                <w:sz w:val="18"/>
-              </w:rPr>
-              <w:t>으로</w:t>
-            </w:r>
-            <w:r>
-              <w:rPr>
-                <w:rFonts w:ascii="맑은 고딕" w:hAnsi="맑은 고딕" w:eastAsia="맑은 고딕"/>
-                <w:b w:val="0"/>
-                <w:color w:val="333333"/>
-                <w:sz w:val="18"/>
-              </w:rPr>
-              <w:t xml:space="preserve"> </w:t>
-            </w:r>
-            <w:r>
-              <w:rPr>
-                <w:rFonts w:ascii="맑은 고딕" w:hAnsi="맑은 고딕" w:eastAsia="맑은 고딕"/>
-                <w:b w:val="0"/>
-                <w:color w:val="124AC8"/>
-                <w:sz w:val="18"/>
-              </w:rPr>
-              <w:t>업무</w:t>
-            </w:r>
-            <w:r>
-              <w:rPr>
-                <w:rFonts w:ascii="맑은 고딕" w:hAnsi="맑은 고딕" w:eastAsia="맑은 고딕"/>
-                <w:b w:val="0"/>
-                <w:color w:val="333333"/>
-                <w:sz w:val="18"/>
-              </w:rPr>
-              <w:t xml:space="preserve"> 능률을 </w:t>
-            </w:r>
-            <w:r>
-              <w:rPr>
-                <w:rFonts w:ascii="맑은 고딕" w:hAnsi="맑은 고딕" w:eastAsia="맑은 고딕"/>
-                <w:b w:val="0"/>
-                <w:color w:val="124AC8"/>
-                <w:sz w:val="18"/>
-              </w:rPr>
-              <w:t>높일</w:t>
-            </w:r>
-            <w:r>
-              <w:rPr>
-                <w:rFonts w:ascii="맑은 고딕" w:hAnsi="맑은 고딕" w:eastAsia="맑은 고딕"/>
-                <w:b w:val="0"/>
-                <w:color w:val="333333"/>
-                <w:sz w:val="18"/>
-              </w:rPr>
-              <w:t xml:space="preserve"> 수 있는</w:t>
-            </w:r>
-            <w:r>
-              <w:rPr>
-                <w:rFonts w:ascii="맑은 고딕" w:hAnsi="맑은 고딕" w:eastAsia="맑은 고딕"/>
-                <w:b w:val="0"/>
-                <w:color w:val="124AC8"/>
-                <w:sz w:val="18"/>
-              </w:rPr>
-              <w:t>지</w:t>
+                <w:b/>
+                <w:color w:val="C00000"/>
+                <w:sz w:val="18"/>
+              </w:rPr>
+              <w:t>〈삭제〉</w:t>
             </w:r>
           </w:p>
         </w:tc>
@@ -16444,7 +15496,7 @@
                 <w:color w:val="333333"/>
                 <w:sz w:val="16"/>
               </w:rPr>
-              <w:t>[가독성·표현] 의문형 기준 ‘~한지’ 통일, ‘완벽’→‘적절’, ‘사무능률 향상을 기할’→‘업무 능률을 높일’, 의하여→따라, 개폐→제정·개정·폐지</w:t>
+              <w:t>[삭제: 범위] 독립 업무서식(보고서·전표 등)은 문서관리규정 소관 → 제3장 서식 운용(제38~44조) 일괄 삭제</w:t>
             </w:r>
           </w:p>
         </w:tc>
@@ -16464,7 +15516,7 @@
               <w:rPr>
                 <w:rFonts w:ascii="맑은 고딕" w:hAnsi="맑은 고딕" w:eastAsia="맑은 고딕"/>
                 <w:b w:val="0"/>
-                <w:color w:val="333333"/>
+                <w:color w:val="124AC8"/>
                 <w:sz w:val="18"/>
               </w:rPr>
               <w:t>제41조(등록)</w:t>
@@ -16479,28 +15531,10 @@
               <w:rPr>
                 <w:rFonts w:ascii="맑은 고딕" w:hAnsi="맑은 고딕" w:eastAsia="맑은 고딕"/>
                 <w:b w:val="0"/>
-                <w:color w:val="333333"/>
-                <w:sz w:val="18"/>
-              </w:rPr>
-              <w:t xml:space="preserve">① 서식의 제정·개폐안이 결재되었을 때에는 소관부서장은 </w:t>
-            </w:r>
-            <w:r>
-              <w:rPr>
-                <w:rFonts w:ascii="맑은 고딕" w:hAnsi="맑은 고딕" w:eastAsia="맑은 고딕"/>
-                <w:b w:val="0"/>
-                <w:color w:val="124AC8"/>
-                <w:sz w:val="18"/>
-              </w:rPr>
-              <w:t>서식의</w:t>
-            </w:r>
-            <w:r>
-              <w:rPr>
-                <w:rFonts w:ascii="맑은 고딕" w:hAnsi="맑은 고딕" w:eastAsia="맑은 고딕"/>
-                <w:b w:val="0"/>
-                <w:color w:val="333333"/>
-                <w:sz w:val="18"/>
-              </w:rPr>
-              <w:t xml:space="preserve"> 제정·개폐문을 주무부서장에게 제출하여 서식등록을 하여야 한다.</w:t>
+                <w:color w:val="124AC8"/>
+                <w:sz w:val="18"/>
+              </w:rPr>
+              <w:t>① 서식의 제정·개폐안이 결재되었을 때에는 소관부서장은 서식의 제정·개폐문을 주무부서장에게 제출하여 서식등록을 하여야 한다.</w:t>
             </w:r>
           </w:p>
           <w:p>
@@ -16512,82 +15546,10 @@
               <w:rPr>
                 <w:rFonts w:ascii="맑은 고딕" w:hAnsi="맑은 고딕" w:eastAsia="맑은 고딕"/>
                 <w:b w:val="0"/>
-                <w:color w:val="333333"/>
-                <w:sz w:val="18"/>
-              </w:rPr>
-              <w:t xml:space="preserve">② 주무부서는 </w:t>
-            </w:r>
-            <w:r>
-              <w:rPr>
-                <w:rFonts w:ascii="맑은 고딕" w:hAnsi="맑은 고딕" w:eastAsia="맑은 고딕"/>
-                <w:b w:val="0"/>
-                <w:color w:val="124AC8"/>
-                <w:sz w:val="18"/>
-              </w:rPr>
-              <w:t>전산</w:t>
-            </w:r>
-            <w:r>
-              <w:rPr>
-                <w:rFonts w:ascii="맑은 고딕" w:hAnsi="맑은 고딕" w:eastAsia="맑은 고딕"/>
-                <w:b w:val="0"/>
-                <w:color w:val="333333"/>
-                <w:sz w:val="18"/>
-              </w:rPr>
-              <w:t>시스템에 등록번호</w:t>
-            </w:r>
-            <w:r>
-              <w:rPr>
-                <w:rFonts w:ascii="맑은 고딕" w:hAnsi="맑은 고딕" w:eastAsia="맑은 고딕"/>
-                <w:b w:val="0"/>
-                <w:color w:val="124AC8"/>
-                <w:sz w:val="18"/>
-              </w:rPr>
-              <w:t xml:space="preserve">, </w:t>
-            </w:r>
-            <w:r>
-              <w:rPr>
-                <w:rFonts w:ascii="맑은 고딕" w:hAnsi="맑은 고딕" w:eastAsia="맑은 고딕"/>
-                <w:b w:val="0"/>
-                <w:color w:val="333333"/>
-                <w:sz w:val="18"/>
-              </w:rPr>
-              <w:t>등록일자</w:t>
-            </w:r>
-            <w:r>
-              <w:rPr>
-                <w:rFonts w:ascii="맑은 고딕" w:hAnsi="맑은 고딕" w:eastAsia="맑은 고딕"/>
-                <w:b w:val="0"/>
-                <w:color w:val="124AC8"/>
-                <w:sz w:val="18"/>
-              </w:rPr>
-              <w:t xml:space="preserve">, </w:t>
-            </w:r>
-            <w:r>
-              <w:rPr>
-                <w:rFonts w:ascii="맑은 고딕" w:hAnsi="맑은 고딕" w:eastAsia="맑은 고딕"/>
-                <w:b w:val="0"/>
-                <w:color w:val="333333"/>
-                <w:sz w:val="18"/>
-              </w:rPr>
-              <w:t>서식명칭</w:t>
-            </w:r>
-            <w:r>
-              <w:rPr>
-                <w:rFonts w:ascii="맑은 고딕" w:hAnsi="맑은 고딕" w:eastAsia="맑은 고딕"/>
-                <w:b w:val="0"/>
-                <w:color w:val="124AC8"/>
-                <w:sz w:val="18"/>
-              </w:rPr>
-              <w:t xml:space="preserve">, </w:t>
-            </w:r>
-            <w:r>
-              <w:rPr>
-                <w:rFonts w:ascii="맑은 고딕" w:hAnsi="맑은 고딕" w:eastAsia="맑은 고딕"/>
-                <w:b w:val="0"/>
-                <w:color w:val="333333"/>
-                <w:sz w:val="18"/>
-              </w:rPr>
-              <w:t>소관부서 등을 입력하여 서식을 등록한다.</w:t>
+                <w:color w:val="124AC8"/>
+                <w:sz w:val="18"/>
+              </w:rPr>
+              <w:t>② 주무부서는 전산시스템에 등록번호, 등록일자, 서식명칭, 소관부서 등을 입력하여 서식을 등록한다.</w:t>
             </w:r>
           </w:p>
           <w:p>
@@ -16611,229 +15573,15 @@
             <w:tcW w:type="dxa" w:w="7257"/>
           </w:tcPr>
           <w:p>
-            <w:pPr>
-              <w:spacing w:after="20" w:line="269" w:lineRule="auto"/>
-              <w:ind w:left="0"/>
-            </w:pPr>
             <w:r/>
             <w:r>
               <w:rPr>
                 <w:rFonts w:ascii="맑은 고딕" w:hAnsi="맑은 고딕" w:eastAsia="맑은 고딕"/>
-                <w:b w:val="0"/>
-                <w:color w:val="333333"/>
-                <w:sz w:val="18"/>
-              </w:rPr>
-              <w:t>제41조(등록)</w:t>
-            </w:r>
-          </w:p>
-          <w:p>
-            <w:pPr>
-              <w:spacing w:after="20" w:line="269" w:lineRule="auto"/>
-              <w:ind w:left="227"/>
-            </w:pPr>
-            <w:r>
-              <w:rPr>
-                <w:rFonts w:ascii="맑은 고딕" w:hAnsi="맑은 고딕" w:eastAsia="맑은 고딕"/>
-                <w:b w:val="0"/>
-                <w:color w:val="333333"/>
-                <w:sz w:val="18"/>
-              </w:rPr>
-              <w:t>① 서식의 제정·개</w:t>
-            </w:r>
-            <w:r>
-              <w:rPr>
-                <w:rFonts w:ascii="맑은 고딕" w:hAnsi="맑은 고딕" w:eastAsia="맑은 고딕"/>
-                <w:b w:val="0"/>
-                <w:color w:val="124AC8"/>
-                <w:sz w:val="18"/>
-              </w:rPr>
-              <w:t>정·</w:t>
-            </w:r>
-            <w:r>
-              <w:rPr>
-                <w:rFonts w:ascii="맑은 고딕" w:hAnsi="맑은 고딕" w:eastAsia="맑은 고딕"/>
-                <w:b w:val="0"/>
-                <w:color w:val="333333"/>
-                <w:sz w:val="18"/>
-              </w:rPr>
-              <w:t>폐</w:t>
-            </w:r>
-            <w:r>
-              <w:rPr>
-                <w:rFonts w:ascii="맑은 고딕" w:hAnsi="맑은 고딕" w:eastAsia="맑은 고딕"/>
-                <w:b w:val="0"/>
-                <w:color w:val="124AC8"/>
-                <w:sz w:val="18"/>
-              </w:rPr>
-              <w:t>지</w:t>
-            </w:r>
-            <w:r>
-              <w:rPr>
-                <w:rFonts w:ascii="맑은 고딕" w:hAnsi="맑은 고딕" w:eastAsia="맑은 고딕"/>
-                <w:b w:val="0"/>
-                <w:color w:val="333333"/>
-                <w:sz w:val="18"/>
-              </w:rPr>
-              <w:t xml:space="preserve">안이 결재되었을 때에는 소관부서장은 </w:t>
-            </w:r>
-            <w:r>
-              <w:rPr>
-                <w:rFonts w:ascii="맑은 고딕" w:hAnsi="맑은 고딕" w:eastAsia="맑은 고딕"/>
-                <w:b w:val="0"/>
-                <w:color w:val="124AC8"/>
-                <w:sz w:val="18"/>
-              </w:rPr>
-              <w:t>그</w:t>
-            </w:r>
-            <w:r>
-              <w:rPr>
-                <w:rFonts w:ascii="맑은 고딕" w:hAnsi="맑은 고딕" w:eastAsia="맑은 고딕"/>
-                <w:b w:val="0"/>
-                <w:color w:val="333333"/>
-                <w:sz w:val="18"/>
-              </w:rPr>
-              <w:t xml:space="preserve"> 제정·개</w:t>
-            </w:r>
-            <w:r>
-              <w:rPr>
-                <w:rFonts w:ascii="맑은 고딕" w:hAnsi="맑은 고딕" w:eastAsia="맑은 고딕"/>
-                <w:b w:val="0"/>
-                <w:color w:val="124AC8"/>
-                <w:sz w:val="18"/>
-              </w:rPr>
-              <w:t>정·</w:t>
-            </w:r>
-            <w:r>
-              <w:rPr>
-                <w:rFonts w:ascii="맑은 고딕" w:hAnsi="맑은 고딕" w:eastAsia="맑은 고딕"/>
-                <w:b w:val="0"/>
-                <w:color w:val="333333"/>
-                <w:sz w:val="18"/>
-              </w:rPr>
-              <w:t>폐</w:t>
-            </w:r>
-            <w:r>
-              <w:rPr>
-                <w:rFonts w:ascii="맑은 고딕" w:hAnsi="맑은 고딕" w:eastAsia="맑은 고딕"/>
-                <w:b w:val="0"/>
-                <w:color w:val="124AC8"/>
-                <w:sz w:val="18"/>
-              </w:rPr>
-              <w:t>지</w:t>
-            </w:r>
-            <w:r>
-              <w:rPr>
-                <w:rFonts w:ascii="맑은 고딕" w:hAnsi="맑은 고딕" w:eastAsia="맑은 고딕"/>
-                <w:b w:val="0"/>
-                <w:color w:val="333333"/>
-                <w:sz w:val="18"/>
-              </w:rPr>
-              <w:t>문을 주무부서장에게 제출하여 서식등록을 하여야 한다.</w:t>
-            </w:r>
-          </w:p>
-          <w:p>
-            <w:pPr>
-              <w:spacing w:after="20" w:line="269" w:lineRule="auto"/>
-              <w:ind w:left="227"/>
-            </w:pPr>
-            <w:r>
-              <w:rPr>
-                <w:rFonts w:ascii="맑은 고딕" w:hAnsi="맑은 고딕" w:eastAsia="맑은 고딕"/>
-                <w:b w:val="0"/>
-                <w:color w:val="333333"/>
-                <w:sz w:val="18"/>
-              </w:rPr>
-              <w:t xml:space="preserve">② 주무부서는 </w:t>
-            </w:r>
-            <w:r>
-              <w:rPr>
-                <w:rFonts w:ascii="맑은 고딕" w:hAnsi="맑은 고딕" w:eastAsia="맑은 고딕"/>
-                <w:b w:val="0"/>
-                <w:color w:val="124AC8"/>
-                <w:sz w:val="18"/>
-              </w:rPr>
-              <w:t>「사규관리</w:t>
-            </w:r>
-            <w:r>
-              <w:rPr>
-                <w:rFonts w:ascii="맑은 고딕" w:hAnsi="맑은 고딕" w:eastAsia="맑은 고딕"/>
-                <w:b w:val="0"/>
-                <w:color w:val="333333"/>
-                <w:sz w:val="18"/>
-              </w:rPr>
-              <w:t>시스템</w:t>
-            </w:r>
-            <w:r>
-              <w:rPr>
-                <w:rFonts w:ascii="맑은 고딕" w:hAnsi="맑은 고딕" w:eastAsia="맑은 고딕"/>
-                <w:b w:val="0"/>
-                <w:color w:val="124AC8"/>
-                <w:sz w:val="18"/>
-              </w:rPr>
-              <w:t>」</w:t>
-            </w:r>
-            <w:r>
-              <w:rPr>
-                <w:rFonts w:ascii="맑은 고딕" w:hAnsi="맑은 고딕" w:eastAsia="맑은 고딕"/>
-                <w:b w:val="0"/>
-                <w:color w:val="333333"/>
-                <w:sz w:val="18"/>
-              </w:rPr>
-              <w:t>에 등록번호</w:t>
-            </w:r>
-            <w:r>
-              <w:rPr>
-                <w:rFonts w:ascii="맑은 고딕" w:hAnsi="맑은 고딕" w:eastAsia="맑은 고딕"/>
-                <w:b w:val="0"/>
-                <w:color w:val="124AC8"/>
-                <w:sz w:val="18"/>
-              </w:rPr>
-              <w:t>·</w:t>
-            </w:r>
-            <w:r>
-              <w:rPr>
-                <w:rFonts w:ascii="맑은 고딕" w:hAnsi="맑은 고딕" w:eastAsia="맑은 고딕"/>
-                <w:b w:val="0"/>
-                <w:color w:val="333333"/>
-                <w:sz w:val="18"/>
-              </w:rPr>
-              <w:t>등록일자</w:t>
-            </w:r>
-            <w:r>
-              <w:rPr>
-                <w:rFonts w:ascii="맑은 고딕" w:hAnsi="맑은 고딕" w:eastAsia="맑은 고딕"/>
-                <w:b w:val="0"/>
-                <w:color w:val="124AC8"/>
-                <w:sz w:val="18"/>
-              </w:rPr>
-              <w:t>·</w:t>
-            </w:r>
-            <w:r>
-              <w:rPr>
-                <w:rFonts w:ascii="맑은 고딕" w:hAnsi="맑은 고딕" w:eastAsia="맑은 고딕"/>
-                <w:b w:val="0"/>
-                <w:color w:val="333333"/>
-                <w:sz w:val="18"/>
-              </w:rPr>
-              <w:t>서식명칭</w:t>
-            </w:r>
-            <w:r>
-              <w:rPr>
-                <w:rFonts w:ascii="맑은 고딕" w:hAnsi="맑은 고딕" w:eastAsia="맑은 고딕"/>
-                <w:b w:val="0"/>
-                <w:color w:val="124AC8"/>
-                <w:sz w:val="18"/>
-              </w:rPr>
-              <w:t>·</w:t>
-            </w:r>
-            <w:r>
-              <w:rPr>
-                <w:rFonts w:ascii="맑은 고딕" w:hAnsi="맑은 고딕" w:eastAsia="맑은 고딕"/>
-                <w:b w:val="0"/>
-                <w:color w:val="333333"/>
-                <w:sz w:val="18"/>
-              </w:rPr>
-              <w:t>소관부서 등을 입력하여 서식을 등록한다.</w:t>
+                <w:b/>
+                <w:color w:val="C00000"/>
+                <w:sz w:val="18"/>
+              </w:rPr>
+              <w:t>〈삭제〉</w:t>
             </w:r>
           </w:p>
         </w:tc>
@@ -16853,7 +15601,7 @@
                 <w:color w:val="333333"/>
                 <w:sz w:val="16"/>
               </w:rPr>
-              <w:t>[현대화·경량화] ③ 인쇄서식 견본 2부 종이 제출(구시대) 삭제, ‘전산시스템’→「사규관리시스템」, 개폐→제정·개정·폐지</w:t>
+              <w:t>[삭제: 범위] 독립 업무서식(보고서·전표 등)은 문서관리규정 소관 → 제3장 서식 운용(제38~44조) 일괄 삭제</w:t>
             </w:r>
           </w:p>
         </w:tc>
@@ -16873,7 +15621,7 @@
               <w:rPr>
                 <w:rFonts w:ascii="맑은 고딕" w:hAnsi="맑은 고딕" w:eastAsia="맑은 고딕"/>
                 <w:b w:val="0"/>
-                <w:color w:val="333333"/>
+                <w:color w:val="124AC8"/>
                 <w:sz w:val="18"/>
               </w:rPr>
               <w:t>제42조(등록서식의 표시)</w:t>
@@ -16888,109 +15636,10 @@
               <w:rPr>
                 <w:rFonts w:ascii="맑은 고딕" w:hAnsi="맑은 고딕" w:eastAsia="맑은 고딕"/>
                 <w:b w:val="0"/>
-                <w:color w:val="333333"/>
-                <w:sz w:val="18"/>
-              </w:rPr>
-              <w:t xml:space="preserve">① 서식을 등록한 때에는 그 서식의 </w:t>
-            </w:r>
-            <w:r>
-              <w:rPr>
-                <w:rFonts w:ascii="맑은 고딕" w:hAnsi="맑은 고딕" w:eastAsia="맑은 고딕"/>
-                <w:b w:val="0"/>
-                <w:color w:val="124AC8"/>
-                <w:sz w:val="18"/>
-              </w:rPr>
-              <w:t>좌측</w:t>
-            </w:r>
-            <w:r>
-              <w:rPr>
-                <w:rFonts w:ascii="맑은 고딕" w:hAnsi="맑은 고딕" w:eastAsia="맑은 고딕"/>
-                <w:b w:val="0"/>
-                <w:color w:val="333333"/>
-                <w:sz w:val="18"/>
-              </w:rPr>
-              <w:t xml:space="preserve"> </w:t>
-            </w:r>
-            <w:r>
-              <w:rPr>
-                <w:rFonts w:ascii="맑은 고딕" w:hAnsi="맑은 고딕" w:eastAsia="맑은 고딕"/>
-                <w:b w:val="0"/>
-                <w:color w:val="124AC8"/>
-                <w:sz w:val="18"/>
-              </w:rPr>
-              <w:t>하단</w:t>
-            </w:r>
-            <w:r>
-              <w:rPr>
-                <w:rFonts w:ascii="맑은 고딕" w:hAnsi="맑은 고딕" w:eastAsia="맑은 고딕"/>
-                <w:b w:val="0"/>
-                <w:color w:val="333333"/>
-                <w:sz w:val="18"/>
-              </w:rPr>
-              <w:t>에 등록번호</w:t>
-            </w:r>
-            <w:r>
-              <w:rPr>
-                <w:rFonts w:ascii="맑은 고딕" w:hAnsi="맑은 고딕" w:eastAsia="맑은 고딕"/>
-                <w:b w:val="0"/>
-                <w:color w:val="124AC8"/>
-                <w:sz w:val="18"/>
-              </w:rPr>
-              <w:t>,</w:t>
-            </w:r>
-            <w:r>
-              <w:rPr>
-                <w:rFonts w:ascii="맑은 고딕" w:hAnsi="맑은 고딕" w:eastAsia="맑은 고딕"/>
-                <w:b w:val="0"/>
-                <w:color w:val="333333"/>
-                <w:sz w:val="18"/>
-              </w:rPr>
-              <w:t xml:space="preserve"> 조제</w:t>
-            </w:r>
-            <w:r>
-              <w:rPr>
-                <w:rFonts w:ascii="맑은 고딕" w:hAnsi="맑은 고딕" w:eastAsia="맑은 고딕"/>
-                <w:b w:val="0"/>
-                <w:color w:val="124AC8"/>
-                <w:sz w:val="18"/>
-              </w:rPr>
-              <w:t>년월을 표시하여야 한다. 단, 『전산서식』은 조제년월 대신에 등록년</w:t>
-            </w:r>
-            <w:r>
-              <w:rPr>
-                <w:rFonts w:ascii="맑은 고딕" w:hAnsi="맑은 고딕" w:eastAsia="맑은 고딕"/>
-                <w:b w:val="0"/>
-                <w:color w:val="333333"/>
-                <w:sz w:val="18"/>
-              </w:rPr>
-              <w:t xml:space="preserve">월을 표시한다. </w:t>
-            </w:r>
-            <w:r>
-              <w:rPr>
-                <w:rFonts w:ascii="맑은 고딕" w:hAnsi="맑은 고딕" w:eastAsia="맑은 고딕"/>
-                <w:b w:val="0"/>
-                <w:color w:val="124AC8"/>
-                <w:sz w:val="18"/>
-              </w:rPr>
-              <w:t>(2024</w:t>
-            </w:r>
-            <w:r>
-              <w:rPr>
-                <w:rFonts w:ascii="맑은 고딕" w:hAnsi="맑은 고딕" w:eastAsia="맑은 고딕"/>
-                <w:b w:val="0"/>
-                <w:color w:val="333333"/>
-                <w:sz w:val="18"/>
-              </w:rPr>
-              <w:t>.</w:t>
-            </w:r>
-            <w:r>
-              <w:rPr>
-                <w:rFonts w:ascii="맑은 고딕" w:hAnsi="맑은 고딕" w:eastAsia="맑은 고딕"/>
-                <w:b w:val="0"/>
-                <w:color w:val="124AC8"/>
-                <w:sz w:val="18"/>
-              </w:rPr>
-              <w:t xml:space="preserve"> 09. 01. 본항 개정)</w:t>
+                <w:color w:val="124AC8"/>
+                <w:sz w:val="18"/>
+              </w:rPr>
+              <w:t>① 서식을 등록한 때에는 그 서식의 좌측 하단에 등록번호, 조제년월을 표시하여야 한다. 단, 『전산서식』은 조제년월 대신에 등록년월을 표시한다. (2024. 09. 01. 본항 개정)</w:t>
             </w:r>
           </w:p>
           <w:p>
@@ -17002,64 +15651,10 @@
               <w:rPr>
                 <w:rFonts w:ascii="맑은 고딕" w:hAnsi="맑은 고딕" w:eastAsia="맑은 고딕"/>
                 <w:b w:val="0"/>
-                <w:color w:val="333333"/>
-                <w:sz w:val="18"/>
-              </w:rPr>
-              <w:t xml:space="preserve">② 서식의 </w:t>
-            </w:r>
-            <w:r>
-              <w:rPr>
-                <w:rFonts w:ascii="맑은 고딕" w:hAnsi="맑은 고딕" w:eastAsia="맑은 고딕"/>
-                <w:b w:val="0"/>
-                <w:color w:val="124AC8"/>
-                <w:sz w:val="18"/>
-              </w:rPr>
-              <w:t>우측하단</w:t>
-            </w:r>
-            <w:r>
-              <w:rPr>
-                <w:rFonts w:ascii="맑은 고딕" w:hAnsi="맑은 고딕" w:eastAsia="맑은 고딕"/>
-                <w:b w:val="0"/>
-                <w:color w:val="333333"/>
-                <w:sz w:val="18"/>
-              </w:rPr>
-              <w:t>에 “</w:t>
-            </w:r>
-            <w:r>
-              <w:rPr>
-                <w:rFonts w:ascii="맑은 고딕" w:hAnsi="맑은 고딕" w:eastAsia="맑은 고딕"/>
-                <w:b w:val="0"/>
-                <w:color w:val="124AC8"/>
-                <w:sz w:val="18"/>
-              </w:rPr>
-              <w:t xml:space="preserve"> </w:t>
-            </w:r>
-            <w:r>
-              <w:rPr>
-                <w:rFonts w:ascii="맑은 고딕" w:hAnsi="맑은 고딕" w:eastAsia="맑은 고딕"/>
-                <w:b w:val="0"/>
-                <w:color w:val="333333"/>
-                <w:sz w:val="18"/>
-              </w:rPr>
-              <w:t>KB신용정보(주)</w:t>
-            </w:r>
-            <w:r>
-              <w:rPr>
-                <w:rFonts w:ascii="맑은 고딕" w:hAnsi="맑은 고딕" w:eastAsia="맑은 고딕"/>
-                <w:b w:val="0"/>
-                <w:color w:val="124AC8"/>
-                <w:sz w:val="18"/>
-              </w:rPr>
-              <w:t xml:space="preserve"> “이라</w:t>
-            </w:r>
-            <w:r>
-              <w:rPr>
-                <w:rFonts w:ascii="맑은 고딕" w:hAnsi="맑은 고딕" w:eastAsia="맑은 고딕"/>
-                <w:b w:val="0"/>
-                <w:color w:val="333333"/>
-                <w:sz w:val="18"/>
-              </w:rPr>
-              <w:t xml:space="preserve"> 표시한다.</w:t>
+                <w:color w:val="124AC8"/>
+                <w:sz w:val="18"/>
+              </w:rPr>
+              <w:t>② 서식의 우측하단에 “ KB신용정보(주) “이라 표시한다.</w:t>
             </w:r>
           </w:p>
         </w:tc>
@@ -17068,175 +15663,15 @@
             <w:tcW w:type="dxa" w:w="7257"/>
           </w:tcPr>
           <w:p>
-            <w:pPr>
-              <w:spacing w:after="20" w:line="269" w:lineRule="auto"/>
-              <w:ind w:left="0"/>
-            </w:pPr>
             <w:r/>
             <w:r>
               <w:rPr>
                 <w:rFonts w:ascii="맑은 고딕" w:hAnsi="맑은 고딕" w:eastAsia="맑은 고딕"/>
-                <w:b w:val="0"/>
-                <w:color w:val="333333"/>
-                <w:sz w:val="18"/>
-              </w:rPr>
-              <w:t>제42조(등록서식의 표시)</w:t>
-            </w:r>
-          </w:p>
-          <w:p>
-            <w:pPr>
-              <w:spacing w:after="20" w:line="269" w:lineRule="auto"/>
-              <w:ind w:left="227"/>
-            </w:pPr>
-            <w:r>
-              <w:rPr>
-                <w:rFonts w:ascii="맑은 고딕" w:hAnsi="맑은 고딕" w:eastAsia="맑은 고딕"/>
-                <w:b w:val="0"/>
-                <w:color w:val="333333"/>
-                <w:sz w:val="18"/>
-              </w:rPr>
-              <w:t xml:space="preserve">① 서식을 등록한 때에는 그 서식의 </w:t>
-            </w:r>
-            <w:r>
-              <w:rPr>
-                <w:rFonts w:ascii="맑은 고딕" w:hAnsi="맑은 고딕" w:eastAsia="맑은 고딕"/>
-                <w:b w:val="0"/>
-                <w:color w:val="124AC8"/>
-                <w:sz w:val="18"/>
-              </w:rPr>
-              <w:t>왼쪽</w:t>
-            </w:r>
-            <w:r>
-              <w:rPr>
-                <w:rFonts w:ascii="맑은 고딕" w:hAnsi="맑은 고딕" w:eastAsia="맑은 고딕"/>
-                <w:b w:val="0"/>
-                <w:color w:val="333333"/>
-                <w:sz w:val="18"/>
-              </w:rPr>
-              <w:t xml:space="preserve"> </w:t>
-            </w:r>
-            <w:r>
-              <w:rPr>
-                <w:rFonts w:ascii="맑은 고딕" w:hAnsi="맑은 고딕" w:eastAsia="맑은 고딕"/>
-                <w:b w:val="0"/>
-                <w:color w:val="124AC8"/>
-                <w:sz w:val="18"/>
-              </w:rPr>
-              <w:t>아래</w:t>
-            </w:r>
-            <w:r>
-              <w:rPr>
-                <w:rFonts w:ascii="맑은 고딕" w:hAnsi="맑은 고딕" w:eastAsia="맑은 고딕"/>
-                <w:b w:val="0"/>
-                <w:color w:val="333333"/>
-                <w:sz w:val="18"/>
-              </w:rPr>
-              <w:t>에 등록번호</w:t>
-            </w:r>
-            <w:r>
-              <w:rPr>
-                <w:rFonts w:ascii="맑은 고딕" w:hAnsi="맑은 고딕" w:eastAsia="맑은 고딕"/>
-                <w:b w:val="0"/>
-                <w:color w:val="124AC8"/>
-                <w:sz w:val="18"/>
-              </w:rPr>
-              <w:t>와</w:t>
-            </w:r>
-            <w:r>
-              <w:rPr>
-                <w:rFonts w:ascii="맑은 고딕" w:hAnsi="맑은 고딕" w:eastAsia="맑은 고딕"/>
-                <w:b w:val="0"/>
-                <w:color w:val="333333"/>
-                <w:sz w:val="18"/>
-              </w:rPr>
-              <w:t xml:space="preserve"> 조제</w:t>
-            </w:r>
-            <w:r>
-              <w:rPr>
-                <w:rFonts w:ascii="맑은 고딕" w:hAnsi="맑은 고딕" w:eastAsia="맑은 고딕"/>
-                <w:b w:val="0"/>
-                <w:color w:val="124AC8"/>
-                <w:sz w:val="18"/>
-              </w:rPr>
-              <w:t>연</w:t>
-            </w:r>
-            <w:r>
-              <w:rPr>
-                <w:rFonts w:ascii="맑은 고딕" w:hAnsi="맑은 고딕" w:eastAsia="맑은 고딕"/>
-                <w:b w:val="0"/>
-                <w:color w:val="333333"/>
-                <w:sz w:val="18"/>
-              </w:rPr>
-              <w:t xml:space="preserve">월을 표시한다. </w:t>
-            </w:r>
-            <w:r>
-              <w:rPr>
-                <w:rFonts w:ascii="맑은 고딕" w:hAnsi="맑은 고딕" w:eastAsia="맑은 고딕"/>
-                <w:b w:val="0"/>
-                <w:color w:val="124AC8"/>
-                <w:sz w:val="18"/>
-              </w:rPr>
-              <w:t>다만, 「전산서식」은 조제연월 대신 등록연월을 표시한다</w:t>
-            </w:r>
-            <w:r>
-              <w:rPr>
-                <w:rFonts w:ascii="맑은 고딕" w:hAnsi="맑은 고딕" w:eastAsia="맑은 고딕"/>
-                <w:b w:val="0"/>
-                <w:color w:val="333333"/>
-                <w:sz w:val="18"/>
-              </w:rPr>
-              <w:t>.</w:t>
-            </w:r>
-          </w:p>
-          <w:p>
-            <w:pPr>
-              <w:spacing w:after="20" w:line="269" w:lineRule="auto"/>
-              <w:ind w:left="227"/>
-            </w:pPr>
-            <w:r>
-              <w:rPr>
-                <w:rFonts w:ascii="맑은 고딕" w:hAnsi="맑은 고딕" w:eastAsia="맑은 고딕"/>
-                <w:b w:val="0"/>
-                <w:color w:val="333333"/>
-                <w:sz w:val="18"/>
-              </w:rPr>
-              <w:t xml:space="preserve">② 서식의 </w:t>
-            </w:r>
-            <w:r>
-              <w:rPr>
-                <w:rFonts w:ascii="맑은 고딕" w:hAnsi="맑은 고딕" w:eastAsia="맑은 고딕"/>
-                <w:b w:val="0"/>
-                <w:color w:val="124AC8"/>
-                <w:sz w:val="18"/>
-              </w:rPr>
-              <w:t>오른쪽 아래</w:t>
-            </w:r>
-            <w:r>
-              <w:rPr>
-                <w:rFonts w:ascii="맑은 고딕" w:hAnsi="맑은 고딕" w:eastAsia="맑은 고딕"/>
-                <w:b w:val="0"/>
-                <w:color w:val="333333"/>
-                <w:sz w:val="18"/>
-              </w:rPr>
-              <w:t>에 “KB신용정보(주)</w:t>
-            </w:r>
-            <w:r>
-              <w:rPr>
-                <w:rFonts w:ascii="맑은 고딕" w:hAnsi="맑은 고딕" w:eastAsia="맑은 고딕"/>
-                <w:b w:val="0"/>
-                <w:color w:val="124AC8"/>
-                <w:sz w:val="18"/>
-              </w:rPr>
-              <w:t>”를</w:t>
-            </w:r>
-            <w:r>
-              <w:rPr>
-                <w:rFonts w:ascii="맑은 고딕" w:hAnsi="맑은 고딕" w:eastAsia="맑은 고딕"/>
-                <w:b w:val="0"/>
-                <w:color w:val="333333"/>
-                <w:sz w:val="18"/>
-              </w:rPr>
-              <w:t xml:space="preserve"> 표시한다.</w:t>
+                <w:b/>
+                <w:color w:val="C00000"/>
+                <w:sz w:val="18"/>
+              </w:rPr>
+              <w:t>〈삭제〉</w:t>
             </w:r>
           </w:p>
         </w:tc>
@@ -17256,7 +15691,7 @@
                 <w:color w:val="333333"/>
                 <w:sz w:val="16"/>
               </w:rPr>
-              <w:t>[가독성·표현] ‘좌측 하단/우측하단’→‘왼쪽 아래/오른쪽 아래’, ‘년월’→‘연월’</w:t>
+              <w:t>[삭제: 범위] 독립 업무서식(보고서·전표 등)은 문서관리규정 소관 → 제3장 서식 운용(제38~44조) 일괄 삭제</w:t>
             </w:r>
           </w:p>
         </w:tc>
@@ -17276,7 +15711,7 @@
               <w:rPr>
                 <w:rFonts w:ascii="맑은 고딕" w:hAnsi="맑은 고딕" w:eastAsia="맑은 고딕"/>
                 <w:b w:val="0"/>
-                <w:color w:val="333333"/>
+                <w:color w:val="124AC8"/>
                 <w:sz w:val="18"/>
               </w:rPr>
               <w:t>제43조(서식의 인쇄)</w:t>
@@ -17291,64 +15726,10 @@
               <w:rPr>
                 <w:rFonts w:ascii="맑은 고딕" w:hAnsi="맑은 고딕" w:eastAsia="맑은 고딕"/>
                 <w:b w:val="0"/>
-                <w:color w:val="333333"/>
-                <w:sz w:val="18"/>
-              </w:rPr>
-              <w:t xml:space="preserve">① 등록된 인쇄서식은 </w:t>
-            </w:r>
-            <w:r>
-              <w:rPr>
-                <w:rFonts w:ascii="맑은 고딕" w:hAnsi="맑은 고딕" w:eastAsia="맑은 고딕"/>
-                <w:b w:val="0"/>
-                <w:color w:val="124AC8"/>
-                <w:sz w:val="18"/>
-              </w:rPr>
-              <w:t xml:space="preserve">일정한 </w:t>
-            </w:r>
-            <w:r>
-              <w:rPr>
-                <w:rFonts w:ascii="맑은 고딕" w:hAnsi="맑은 고딕" w:eastAsia="맑은 고딕"/>
-                <w:b w:val="0"/>
-                <w:color w:val="333333"/>
-                <w:sz w:val="18"/>
-              </w:rPr>
-              <w:t>단기간</w:t>
-            </w:r>
-            <w:r>
-              <w:rPr>
-                <w:rFonts w:ascii="맑은 고딕" w:hAnsi="맑은 고딕" w:eastAsia="맑은 고딕"/>
-                <w:b w:val="0"/>
-                <w:color w:val="124AC8"/>
-                <w:sz w:val="18"/>
-              </w:rPr>
-              <w:t>에 한하여</w:t>
-            </w:r>
-            <w:r>
-              <w:rPr>
-                <w:rFonts w:ascii="맑은 고딕" w:hAnsi="맑은 고딕" w:eastAsia="맑은 고딕"/>
-                <w:b w:val="0"/>
-                <w:color w:val="333333"/>
-                <w:sz w:val="18"/>
-              </w:rPr>
-              <w:t xml:space="preserve"> 사용하는 </w:t>
-            </w:r>
-            <w:r>
-              <w:rPr>
-                <w:rFonts w:ascii="맑은 고딕" w:hAnsi="맑은 고딕" w:eastAsia="맑은 고딕"/>
-                <w:b w:val="0"/>
-                <w:color w:val="124AC8"/>
-                <w:sz w:val="18"/>
-              </w:rPr>
-              <w:t>것을</w:t>
-            </w:r>
-            <w:r>
-              <w:rPr>
-                <w:rFonts w:ascii="맑은 고딕" w:hAnsi="맑은 고딕" w:eastAsia="맑은 고딕"/>
-                <w:b w:val="0"/>
-                <w:color w:val="333333"/>
-                <w:sz w:val="18"/>
-              </w:rPr>
-              <w:t xml:space="preserve"> 제외하고는 한꺼번에 인쇄하여 사용부점에 배부함을 원칙으로 한다.</w:t>
+                <w:color w:val="124AC8"/>
+                <w:sz w:val="18"/>
+              </w:rPr>
+              <w:t>① 등록된 인쇄서식은 일정한 단기간에 한하여 사용하는 것을 제외하고는 한꺼번에 인쇄하여 사용부점에 배부함을 원칙으로 한다.</w:t>
             </w:r>
           </w:p>
           <w:p>
@@ -17360,82 +15741,10 @@
               <w:rPr>
                 <w:rFonts w:ascii="맑은 고딕" w:hAnsi="맑은 고딕" w:eastAsia="맑은 고딕"/>
                 <w:b w:val="0"/>
-                <w:color w:val="333333"/>
-                <w:sz w:val="18"/>
-              </w:rPr>
-              <w:t xml:space="preserve">② 용도품 담당부서는 </w:t>
-            </w:r>
-            <w:r>
-              <w:rPr>
-                <w:rFonts w:ascii="맑은 고딕" w:hAnsi="맑은 고딕" w:eastAsia="맑은 고딕"/>
-                <w:b w:val="0"/>
-                <w:color w:val="124AC8"/>
-                <w:sz w:val="18"/>
-              </w:rPr>
-              <w:t xml:space="preserve">수시로 </w:t>
-            </w:r>
-            <w:r>
-              <w:rPr>
-                <w:rFonts w:ascii="맑은 고딕" w:hAnsi="맑은 고딕" w:eastAsia="맑은 고딕"/>
-                <w:b w:val="0"/>
-                <w:color w:val="333333"/>
-                <w:sz w:val="18"/>
-              </w:rPr>
-              <w:t xml:space="preserve">서식재고량을 조사하고 경제성 </w:t>
-            </w:r>
-            <w:r>
-              <w:rPr>
-                <w:rFonts w:ascii="맑은 고딕" w:hAnsi="맑은 고딕" w:eastAsia="맑은 고딕"/>
-                <w:b w:val="0"/>
-                <w:color w:val="124AC8"/>
-                <w:sz w:val="18"/>
-              </w:rPr>
-              <w:t>및 소</w:t>
-            </w:r>
-            <w:r>
-              <w:rPr>
-                <w:rFonts w:ascii="맑은 고딕" w:hAnsi="맑은 고딕" w:eastAsia="맑은 고딕"/>
-                <w:b w:val="0"/>
-                <w:color w:val="333333"/>
-                <w:sz w:val="18"/>
-              </w:rPr>
-              <w:t xml:space="preserve">요량을 고려하여 </w:t>
-            </w:r>
-            <w:r>
-              <w:rPr>
-                <w:rFonts w:ascii="맑은 고딕" w:hAnsi="맑은 고딕" w:eastAsia="맑은 고딕"/>
-                <w:b w:val="0"/>
-                <w:color w:val="124AC8"/>
-                <w:sz w:val="18"/>
-              </w:rPr>
-              <w:t xml:space="preserve">서식을 </w:t>
-            </w:r>
-            <w:r>
-              <w:rPr>
-                <w:rFonts w:ascii="맑은 고딕" w:hAnsi="맑은 고딕" w:eastAsia="맑은 고딕"/>
-                <w:b w:val="0"/>
-                <w:color w:val="333333"/>
-                <w:sz w:val="18"/>
-              </w:rPr>
-              <w:t>인쇄</w:t>
-            </w:r>
-            <w:r>
-              <w:rPr>
-                <w:rFonts w:ascii="맑은 고딕" w:hAnsi="맑은 고딕" w:eastAsia="맑은 고딕"/>
-                <w:b w:val="0"/>
-                <w:color w:val="124AC8"/>
-                <w:sz w:val="18"/>
-              </w:rPr>
-              <w:t xml:space="preserve">하여 </w:t>
-            </w:r>
-            <w:r>
-              <w:rPr>
-                <w:rFonts w:ascii="맑은 고딕" w:hAnsi="맑은 고딕" w:eastAsia="맑은 고딕"/>
-                <w:b w:val="0"/>
-                <w:color w:val="333333"/>
-                <w:sz w:val="18"/>
-              </w:rPr>
-              <w:t>발주한다.</w:t>
+                <w:color w:val="124AC8"/>
+                <w:sz w:val="18"/>
+              </w:rPr>
+              <w:t>② 용도품 담당부서는 수시로 서식재고량을 조사하고 경제성 및 소요량을 고려하여 서식을 인쇄하여 발주한다.</w:t>
             </w:r>
           </w:p>
         </w:tc>
@@ -17444,193 +15753,15 @@
             <w:tcW w:type="dxa" w:w="7257"/>
           </w:tcPr>
           <w:p>
-            <w:pPr>
-              <w:spacing w:after="20" w:line="269" w:lineRule="auto"/>
-              <w:ind w:left="0"/>
-            </w:pPr>
             <w:r/>
             <w:r>
               <w:rPr>
                 <w:rFonts w:ascii="맑은 고딕" w:hAnsi="맑은 고딕" w:eastAsia="맑은 고딕"/>
-                <w:b w:val="0"/>
-                <w:color w:val="333333"/>
-                <w:sz w:val="18"/>
-              </w:rPr>
-              <w:t>제43조(서식의 인쇄)</w:t>
-            </w:r>
-          </w:p>
-          <w:p>
-            <w:pPr>
-              <w:spacing w:after="20" w:line="269" w:lineRule="auto"/>
-              <w:ind w:left="227"/>
-            </w:pPr>
-            <w:r>
-              <w:rPr>
-                <w:rFonts w:ascii="맑은 고딕" w:hAnsi="맑은 고딕" w:eastAsia="맑은 고딕"/>
-                <w:b w:val="0"/>
-                <w:color w:val="333333"/>
-                <w:sz w:val="18"/>
-              </w:rPr>
-              <w:t>① 등록된 인쇄서식은 단기간</w:t>
-            </w:r>
-            <w:r>
-              <w:rPr>
-                <w:rFonts w:ascii="맑은 고딕" w:hAnsi="맑은 고딕" w:eastAsia="맑은 고딕"/>
-                <w:b w:val="0"/>
-                <w:color w:val="124AC8"/>
-                <w:sz w:val="18"/>
-              </w:rPr>
-              <w:t>만</w:t>
-            </w:r>
-            <w:r>
-              <w:rPr>
-                <w:rFonts w:ascii="맑은 고딕" w:hAnsi="맑은 고딕" w:eastAsia="맑은 고딕"/>
-                <w:b w:val="0"/>
-                <w:color w:val="333333"/>
-                <w:sz w:val="18"/>
-              </w:rPr>
-              <w:t xml:space="preserve"> 사용하는 </w:t>
-            </w:r>
-            <w:r>
-              <w:rPr>
-                <w:rFonts w:ascii="맑은 고딕" w:hAnsi="맑은 고딕" w:eastAsia="맑은 고딕"/>
-                <w:b w:val="0"/>
-                <w:color w:val="124AC8"/>
-                <w:sz w:val="18"/>
-              </w:rPr>
-              <w:t>경우를</w:t>
-            </w:r>
-            <w:r>
-              <w:rPr>
-                <w:rFonts w:ascii="맑은 고딕" w:hAnsi="맑은 고딕" w:eastAsia="맑은 고딕"/>
-                <w:b w:val="0"/>
-                <w:color w:val="333333"/>
-                <w:sz w:val="18"/>
-              </w:rPr>
-              <w:t xml:space="preserve"> 제외하고는 한꺼번에 인쇄하여 사용</w:t>
-            </w:r>
-            <w:r>
-              <w:rPr>
-                <w:rFonts w:ascii="맑은 고딕" w:hAnsi="맑은 고딕" w:eastAsia="맑은 고딕"/>
-                <w:b w:val="0"/>
-                <w:color w:val="124AC8"/>
-                <w:sz w:val="18"/>
-              </w:rPr>
-              <w:t xml:space="preserve"> </w:t>
-            </w:r>
-            <w:r>
-              <w:rPr>
-                <w:rFonts w:ascii="맑은 고딕" w:hAnsi="맑은 고딕" w:eastAsia="맑은 고딕"/>
-                <w:b w:val="0"/>
-                <w:color w:val="333333"/>
-                <w:sz w:val="18"/>
-              </w:rPr>
-              <w:t>부점에 배부함을 원칙으로 한다.</w:t>
-            </w:r>
-          </w:p>
-          <w:p>
-            <w:pPr>
-              <w:spacing w:after="20" w:line="269" w:lineRule="auto"/>
-              <w:ind w:left="227"/>
-            </w:pPr>
-            <w:r>
-              <w:rPr>
-                <w:rFonts w:ascii="맑은 고딕" w:hAnsi="맑은 고딕" w:eastAsia="맑은 고딕"/>
-                <w:b w:val="0"/>
-                <w:color w:val="333333"/>
-                <w:sz w:val="18"/>
-              </w:rPr>
-              <w:t>② 용도품 담당부서는 서식</w:t>
-            </w:r>
-            <w:r>
-              <w:rPr>
-                <w:rFonts w:ascii="맑은 고딕" w:hAnsi="맑은 고딕" w:eastAsia="맑은 고딕"/>
-                <w:b w:val="0"/>
-                <w:color w:val="124AC8"/>
-                <w:sz w:val="18"/>
-              </w:rPr>
-              <w:t xml:space="preserve"> </w:t>
-            </w:r>
-            <w:r>
-              <w:rPr>
-                <w:rFonts w:ascii="맑은 고딕" w:hAnsi="맑은 고딕" w:eastAsia="맑은 고딕"/>
-                <w:b w:val="0"/>
-                <w:color w:val="333333"/>
-                <w:sz w:val="18"/>
-              </w:rPr>
-              <w:t>재고량을</w:t>
-            </w:r>
-            <w:r>
-              <w:rPr>
-                <w:rFonts w:ascii="맑은 고딕" w:hAnsi="맑은 고딕" w:eastAsia="맑은 고딕"/>
-                <w:b w:val="0"/>
-                <w:color w:val="124AC8"/>
-                <w:sz w:val="18"/>
-              </w:rPr>
-              <w:t xml:space="preserve"> 수시로</w:t>
-            </w:r>
-            <w:r>
-              <w:rPr>
-                <w:rFonts w:ascii="맑은 고딕" w:hAnsi="맑은 고딕" w:eastAsia="맑은 고딕"/>
-                <w:b w:val="0"/>
-                <w:color w:val="333333"/>
-                <w:sz w:val="18"/>
-              </w:rPr>
-              <w:t xml:space="preserve"> 조사하고 경제성</w:t>
-            </w:r>
-            <w:r>
-              <w:rPr>
-                <w:rFonts w:ascii="맑은 고딕" w:hAnsi="맑은 고딕" w:eastAsia="맑은 고딕"/>
-                <w:b w:val="0"/>
-                <w:color w:val="124AC8"/>
-                <w:sz w:val="18"/>
-              </w:rPr>
-              <w:t>과</w:t>
-            </w:r>
-            <w:r>
-              <w:rPr>
-                <w:rFonts w:ascii="맑은 고딕" w:hAnsi="맑은 고딕" w:eastAsia="맑은 고딕"/>
-                <w:b w:val="0"/>
-                <w:color w:val="333333"/>
-                <w:sz w:val="18"/>
-              </w:rPr>
-              <w:t xml:space="preserve"> </w:t>
-            </w:r>
-            <w:r>
-              <w:rPr>
-                <w:rFonts w:ascii="맑은 고딕" w:hAnsi="맑은 고딕" w:eastAsia="맑은 고딕"/>
-                <w:b w:val="0"/>
-                <w:color w:val="124AC8"/>
-                <w:sz w:val="18"/>
-              </w:rPr>
-              <w:t>필</w:t>
-            </w:r>
-            <w:r>
-              <w:rPr>
-                <w:rFonts w:ascii="맑은 고딕" w:hAnsi="맑은 고딕" w:eastAsia="맑은 고딕"/>
-                <w:b w:val="0"/>
-                <w:color w:val="333333"/>
-                <w:sz w:val="18"/>
-              </w:rPr>
-              <w:t>요량을 고려하여 인쇄</w:t>
-            </w:r>
-            <w:r>
-              <w:rPr>
-                <w:rFonts w:ascii="맑은 고딕" w:hAnsi="맑은 고딕" w:eastAsia="맑은 고딕"/>
-                <w:b w:val="0"/>
-                <w:color w:val="124AC8"/>
-                <w:sz w:val="18"/>
-              </w:rPr>
-              <w:t>·</w:t>
-            </w:r>
-            <w:r>
-              <w:rPr>
-                <w:rFonts w:ascii="맑은 고딕" w:hAnsi="맑은 고딕" w:eastAsia="맑은 고딕"/>
-                <w:b w:val="0"/>
-                <w:color w:val="333333"/>
-                <w:sz w:val="18"/>
-              </w:rPr>
-              <w:t>발주한다.</w:t>
+                <w:b/>
+                <w:color w:val="C00000"/>
+                <w:sz w:val="18"/>
+              </w:rPr>
+              <w:t>〈삭제〉</w:t>
             </w:r>
           </w:p>
         </w:tc>
@@ -17650,7 +15781,7 @@
                 <w:color w:val="333333"/>
                 <w:sz w:val="16"/>
               </w:rPr>
-              <w:t>[가독성·표현] 문장 정리, ‘소요량’→‘필요량’</w:t>
+              <w:t>[삭제: 범위] 독립 업무서식(보고서·전표 등)은 문서관리규정 소관 → 제3장 서식 운용(제38~44조) 일괄 삭제</w:t>
             </w:r>
           </w:p>
         </w:tc>
@@ -17670,7 +15801,7 @@
               <w:rPr>
                 <w:rFonts w:ascii="맑은 고딕" w:hAnsi="맑은 고딕" w:eastAsia="맑은 고딕"/>
                 <w:b w:val="0"/>
-                <w:color w:val="333333"/>
+                <w:color w:val="124AC8"/>
                 <w:sz w:val="18"/>
               </w:rPr>
               <w:t>제44조(전산서식의 운용)</w:t>
@@ -17685,64 +15816,10 @@
               <w:rPr>
                 <w:rFonts w:ascii="맑은 고딕" w:hAnsi="맑은 고딕" w:eastAsia="맑은 고딕"/>
                 <w:b w:val="0"/>
-                <w:color w:val="333333"/>
-                <w:sz w:val="18"/>
-              </w:rPr>
-              <w:t xml:space="preserve">① </w:t>
-            </w:r>
-            <w:r>
-              <w:rPr>
-                <w:rFonts w:ascii="맑은 고딕" w:hAnsi="맑은 고딕" w:eastAsia="맑은 고딕"/>
-                <w:b w:val="0"/>
-                <w:color w:val="124AC8"/>
-                <w:sz w:val="18"/>
-              </w:rPr>
-              <w:t>『</w:t>
-            </w:r>
-            <w:r>
-              <w:rPr>
-                <w:rFonts w:ascii="맑은 고딕" w:hAnsi="맑은 고딕" w:eastAsia="맑은 고딕"/>
-                <w:b w:val="0"/>
-                <w:color w:val="333333"/>
-                <w:sz w:val="18"/>
-              </w:rPr>
-              <w:t>전산서식</w:t>
-            </w:r>
-            <w:r>
-              <w:rPr>
-                <w:rFonts w:ascii="맑은 고딕" w:hAnsi="맑은 고딕" w:eastAsia="맑은 고딕"/>
-                <w:b w:val="0"/>
-                <w:color w:val="124AC8"/>
-                <w:sz w:val="18"/>
-              </w:rPr>
-              <w:t>』</w:t>
-            </w:r>
-            <w:r>
-              <w:rPr>
-                <w:rFonts w:ascii="맑은 고딕" w:hAnsi="맑은 고딕" w:eastAsia="맑은 고딕"/>
-                <w:b w:val="0"/>
-                <w:color w:val="333333"/>
-                <w:sz w:val="18"/>
-              </w:rPr>
-              <w:t xml:space="preserve">은 </w:t>
-            </w:r>
-            <w:r>
-              <w:rPr>
-                <w:rFonts w:ascii="맑은 고딕" w:hAnsi="맑은 고딕" w:eastAsia="맑은 고딕"/>
-                <w:b w:val="0"/>
-                <w:color w:val="124AC8"/>
-                <w:sz w:val="18"/>
-              </w:rPr>
-              <w:t>전산</w:t>
-            </w:r>
-            <w:r>
-              <w:rPr>
-                <w:rFonts w:ascii="맑은 고딕" w:hAnsi="맑은 고딕" w:eastAsia="맑은 고딕"/>
-                <w:b w:val="0"/>
-                <w:color w:val="333333"/>
-                <w:sz w:val="18"/>
-              </w:rPr>
-              <w:t>시스템 등을 이용하여 각 부점에 전송·활용한다.</w:t>
+                <w:color w:val="124AC8"/>
+                <w:sz w:val="18"/>
+              </w:rPr>
+              <w:t>① 『전산서식』은 전산시스템 등을 이용하여 각 부점에 전송·활용한다.</w:t>
             </w:r>
           </w:p>
           <w:p>
@@ -17754,82 +15831,10 @@
               <w:rPr>
                 <w:rFonts w:ascii="맑은 고딕" w:hAnsi="맑은 고딕" w:eastAsia="맑은 고딕"/>
                 <w:b w:val="0"/>
-                <w:color w:val="333333"/>
-                <w:sz w:val="18"/>
-              </w:rPr>
-              <w:t xml:space="preserve">② </w:t>
-            </w:r>
-            <w:r>
-              <w:rPr>
-                <w:rFonts w:ascii="맑은 고딕" w:hAnsi="맑은 고딕" w:eastAsia="맑은 고딕"/>
-                <w:b w:val="0"/>
-                <w:color w:val="124AC8"/>
-                <w:sz w:val="18"/>
-              </w:rPr>
-              <w:t>『</w:t>
-            </w:r>
-            <w:r>
-              <w:rPr>
-                <w:rFonts w:ascii="맑은 고딕" w:hAnsi="맑은 고딕" w:eastAsia="맑은 고딕"/>
-                <w:b w:val="0"/>
-                <w:color w:val="333333"/>
-                <w:sz w:val="18"/>
-              </w:rPr>
-              <w:t>전산서식</w:t>
-            </w:r>
-            <w:r>
-              <w:rPr>
-                <w:rFonts w:ascii="맑은 고딕" w:hAnsi="맑은 고딕" w:eastAsia="맑은 고딕"/>
-                <w:b w:val="0"/>
-                <w:color w:val="124AC8"/>
-                <w:sz w:val="18"/>
-              </w:rPr>
-              <w:t>』</w:t>
-            </w:r>
-            <w:r>
-              <w:rPr>
-                <w:rFonts w:ascii="맑은 고딕" w:hAnsi="맑은 고딕" w:eastAsia="맑은 고딕"/>
-                <w:b w:val="0"/>
-                <w:color w:val="333333"/>
-                <w:sz w:val="18"/>
-              </w:rPr>
-              <w:t>은 서식 등록 신청부서</w:t>
-            </w:r>
-            <w:r>
-              <w:rPr>
-                <w:rFonts w:ascii="맑은 고딕" w:hAnsi="맑은 고딕" w:eastAsia="맑은 고딕"/>
-                <w:b w:val="0"/>
-                <w:color w:val="124AC8"/>
-                <w:sz w:val="18"/>
-              </w:rPr>
-              <w:t>에서</w:t>
-            </w:r>
-            <w:r>
-              <w:rPr>
-                <w:rFonts w:ascii="맑은 고딕" w:hAnsi="맑은 고딕" w:eastAsia="맑은 고딕"/>
-                <w:b w:val="0"/>
-                <w:color w:val="333333"/>
-                <w:sz w:val="18"/>
-              </w:rPr>
-              <w:t xml:space="preserve"> 서식 내용이 </w:t>
-            </w:r>
-            <w:r>
-              <w:rPr>
-                <w:rFonts w:ascii="맑은 고딕" w:hAnsi="맑은 고딕" w:eastAsia="맑은 고딕"/>
-                <w:b w:val="0"/>
-                <w:color w:val="124AC8"/>
-                <w:sz w:val="18"/>
-              </w:rPr>
-              <w:t>수록된</w:t>
-            </w:r>
-            <w:r>
-              <w:rPr>
-                <w:rFonts w:ascii="맑은 고딕" w:hAnsi="맑은 고딕" w:eastAsia="맑은 고딕"/>
-                <w:b w:val="0"/>
-                <w:color w:val="333333"/>
-                <w:sz w:val="18"/>
-              </w:rPr>
-              <w:t xml:space="preserve"> 전산파일을 주무부서에 제출하여 전송한다.</w:t>
+                <w:color w:val="124AC8"/>
+                <w:sz w:val="18"/>
+              </w:rPr>
+              <w:t>② 『전산서식』은 서식 등록 신청부서에서 서식 내용이 수록된 전산파일을 주무부서에 제출하여 전송한다.</w:t>
             </w:r>
           </w:p>
         </w:tc>
@@ -17838,193 +15843,15 @@
             <w:tcW w:type="dxa" w:w="7257"/>
           </w:tcPr>
           <w:p>
-            <w:pPr>
-              <w:spacing w:after="20" w:line="269" w:lineRule="auto"/>
-              <w:ind w:left="0"/>
-            </w:pPr>
             <w:r/>
             <w:r>
               <w:rPr>
                 <w:rFonts w:ascii="맑은 고딕" w:hAnsi="맑은 고딕" w:eastAsia="맑은 고딕"/>
-                <w:b w:val="0"/>
-                <w:color w:val="333333"/>
-                <w:sz w:val="18"/>
-              </w:rPr>
-              <w:t>제44조(전산서식의 운용)</w:t>
-            </w:r>
-          </w:p>
-          <w:p>
-            <w:pPr>
-              <w:spacing w:after="20" w:line="269" w:lineRule="auto"/>
-              <w:ind w:left="227"/>
-            </w:pPr>
-            <w:r>
-              <w:rPr>
-                <w:rFonts w:ascii="맑은 고딕" w:hAnsi="맑은 고딕" w:eastAsia="맑은 고딕"/>
-                <w:b w:val="0"/>
-                <w:color w:val="333333"/>
-                <w:sz w:val="18"/>
-              </w:rPr>
-              <w:t xml:space="preserve">① </w:t>
-            </w:r>
-            <w:r>
-              <w:rPr>
-                <w:rFonts w:ascii="맑은 고딕" w:hAnsi="맑은 고딕" w:eastAsia="맑은 고딕"/>
-                <w:b w:val="0"/>
-                <w:color w:val="124AC8"/>
-                <w:sz w:val="18"/>
-              </w:rPr>
-              <w:t>「</w:t>
-            </w:r>
-            <w:r>
-              <w:rPr>
-                <w:rFonts w:ascii="맑은 고딕" w:hAnsi="맑은 고딕" w:eastAsia="맑은 고딕"/>
-                <w:b w:val="0"/>
-                <w:color w:val="333333"/>
-                <w:sz w:val="18"/>
-              </w:rPr>
-              <w:t>전산서식</w:t>
-            </w:r>
-            <w:r>
-              <w:rPr>
-                <w:rFonts w:ascii="맑은 고딕" w:hAnsi="맑은 고딕" w:eastAsia="맑은 고딕"/>
-                <w:b w:val="0"/>
-                <w:color w:val="124AC8"/>
-                <w:sz w:val="18"/>
-              </w:rPr>
-              <w:t>」</w:t>
-            </w:r>
-            <w:r>
-              <w:rPr>
-                <w:rFonts w:ascii="맑은 고딕" w:hAnsi="맑은 고딕" w:eastAsia="맑은 고딕"/>
-                <w:b w:val="0"/>
-                <w:color w:val="333333"/>
-                <w:sz w:val="18"/>
-              </w:rPr>
-              <w:t xml:space="preserve">은 </w:t>
-            </w:r>
-            <w:r>
-              <w:rPr>
-                <w:rFonts w:ascii="맑은 고딕" w:hAnsi="맑은 고딕" w:eastAsia="맑은 고딕"/>
-                <w:b w:val="0"/>
-                <w:color w:val="124AC8"/>
-                <w:sz w:val="18"/>
-              </w:rPr>
-              <w:t>「사규관리</w:t>
-            </w:r>
-            <w:r>
-              <w:rPr>
-                <w:rFonts w:ascii="맑은 고딕" w:hAnsi="맑은 고딕" w:eastAsia="맑은 고딕"/>
-                <w:b w:val="0"/>
-                <w:color w:val="333333"/>
-                <w:sz w:val="18"/>
-              </w:rPr>
-              <w:t>시스템</w:t>
-            </w:r>
-            <w:r>
-              <w:rPr>
-                <w:rFonts w:ascii="맑은 고딕" w:hAnsi="맑은 고딕" w:eastAsia="맑은 고딕"/>
-                <w:b w:val="0"/>
-                <w:color w:val="124AC8"/>
-                <w:sz w:val="18"/>
-              </w:rPr>
-              <w:t>」</w:t>
-            </w:r>
-            <w:r>
-              <w:rPr>
-                <w:rFonts w:ascii="맑은 고딕" w:hAnsi="맑은 고딕" w:eastAsia="맑은 고딕"/>
-                <w:b w:val="0"/>
-                <w:color w:val="333333"/>
-                <w:sz w:val="18"/>
-              </w:rPr>
-              <w:t xml:space="preserve"> 등을 이용하여 각 부점에 전송·활용한다.</w:t>
-            </w:r>
-          </w:p>
-          <w:p>
-            <w:pPr>
-              <w:spacing w:after="20" w:line="269" w:lineRule="auto"/>
-              <w:ind w:left="227"/>
-            </w:pPr>
-            <w:r>
-              <w:rPr>
-                <w:rFonts w:ascii="맑은 고딕" w:hAnsi="맑은 고딕" w:eastAsia="맑은 고딕"/>
-                <w:b w:val="0"/>
-                <w:color w:val="333333"/>
-                <w:sz w:val="18"/>
-              </w:rPr>
-              <w:t xml:space="preserve">② </w:t>
-            </w:r>
-            <w:r>
-              <w:rPr>
-                <w:rFonts w:ascii="맑은 고딕" w:hAnsi="맑은 고딕" w:eastAsia="맑은 고딕"/>
-                <w:b w:val="0"/>
-                <w:color w:val="124AC8"/>
-                <w:sz w:val="18"/>
-              </w:rPr>
-              <w:t>「</w:t>
-            </w:r>
-            <w:r>
-              <w:rPr>
-                <w:rFonts w:ascii="맑은 고딕" w:hAnsi="맑은 고딕" w:eastAsia="맑은 고딕"/>
-                <w:b w:val="0"/>
-                <w:color w:val="333333"/>
-                <w:sz w:val="18"/>
-              </w:rPr>
-              <w:t>전산서식</w:t>
-            </w:r>
-            <w:r>
-              <w:rPr>
-                <w:rFonts w:ascii="맑은 고딕" w:hAnsi="맑은 고딕" w:eastAsia="맑은 고딕"/>
-                <w:b w:val="0"/>
-                <w:color w:val="124AC8"/>
-                <w:sz w:val="18"/>
-              </w:rPr>
-              <w:t>」</w:t>
-            </w:r>
-            <w:r>
-              <w:rPr>
-                <w:rFonts w:ascii="맑은 고딕" w:hAnsi="맑은 고딕" w:eastAsia="맑은 고딕"/>
-                <w:b w:val="0"/>
-                <w:color w:val="333333"/>
-                <w:sz w:val="18"/>
-              </w:rPr>
-              <w:t>은 서식 등록 신청부서</w:t>
-            </w:r>
-            <w:r>
-              <w:rPr>
-                <w:rFonts w:ascii="맑은 고딕" w:hAnsi="맑은 고딕" w:eastAsia="맑은 고딕"/>
-                <w:b w:val="0"/>
-                <w:color w:val="124AC8"/>
-                <w:sz w:val="18"/>
-              </w:rPr>
-              <w:t>가</w:t>
-            </w:r>
-            <w:r>
-              <w:rPr>
-                <w:rFonts w:ascii="맑은 고딕" w:hAnsi="맑은 고딕" w:eastAsia="맑은 고딕"/>
-                <w:b w:val="0"/>
-                <w:color w:val="333333"/>
-                <w:sz w:val="18"/>
-              </w:rPr>
-              <w:t xml:space="preserve"> 서식 내용이 </w:t>
-            </w:r>
-            <w:r>
-              <w:rPr>
-                <w:rFonts w:ascii="맑은 고딕" w:hAnsi="맑은 고딕" w:eastAsia="맑은 고딕"/>
-                <w:b w:val="0"/>
-                <w:color w:val="124AC8"/>
-                <w:sz w:val="18"/>
-              </w:rPr>
-              <w:t>담긴</w:t>
-            </w:r>
-            <w:r>
-              <w:rPr>
-                <w:rFonts w:ascii="맑은 고딕" w:hAnsi="맑은 고딕" w:eastAsia="맑은 고딕"/>
-                <w:b w:val="0"/>
-                <w:color w:val="333333"/>
-                <w:sz w:val="18"/>
-              </w:rPr>
-              <w:t xml:space="preserve"> 전산파일을 주무부서에 제출하여 전송한다.</w:t>
+                <w:b/>
+                <w:color w:val="C00000"/>
+                <w:sz w:val="18"/>
+              </w:rPr>
+              <w:t>〈삭제〉</w:t>
             </w:r>
           </w:p>
         </w:tc>
@@ -18044,7 +15871,7 @@
                 <w:color w:val="333333"/>
                 <w:sz w:val="16"/>
               </w:rPr>
-              <w:t>[현대화·표현] ‘전산시스템’→「사규관리시스템」, 문장 정리</w:t>
+              <w:t>[삭제: 범위] 독립 업무서식(보고서·전표 등)은 문서관리규정 소관 → 제3장 서식 운용(제38~44조) 일괄 삭제</w:t>
             </w:r>
           </w:p>
         </w:tc>
@@ -18255,6 +16082,66 @@
                 <w:sz w:val="16"/>
               </w:rPr>
               <w:t>[시스템·신설] 정본 채택(승인). 제15조 삭제분(열람) 흡수</w:t>
+            </w:r>
+          </w:p>
+        </w:tc>
+      </w:tr>
+      <w:tr>
+        <w:tc>
+          <w:tcPr>
+            <w:tcW w:type="dxa" w:w="7257"/>
+          </w:tcPr>
+          <w:p>
+            <w:r/>
+            <w:r>
+              <w:rPr>
+                <w:rFonts w:ascii="맑은 고딕" w:hAnsi="맑은 고딕" w:eastAsia="맑은 고딕"/>
+                <w:b/>
+                <w:color w:val="C00000"/>
+                <w:sz w:val="18"/>
+              </w:rPr>
+              <w:t>〈신설〉</w:t>
+            </w:r>
+          </w:p>
+        </w:tc>
+        <w:tc>
+          <w:tcPr>
+            <w:tcW w:type="dxa" w:w="7257"/>
+          </w:tcPr>
+          <w:p>
+            <w:pPr>
+              <w:spacing w:after="20" w:line="269" w:lineRule="auto"/>
+              <w:ind w:left="0"/>
+            </w:pPr>
+            <w:r/>
+            <w:r>
+              <w:rPr>
+                <w:rFonts w:ascii="맑은 고딕" w:hAnsi="맑은 고딕" w:eastAsia="맑은 고딕"/>
+                <w:b w:val="0"/>
+                <w:color w:val="124AC8"/>
+                <w:sz w:val="18"/>
+              </w:rPr>
+              <w:t>제○조(별표·서식·부록의 관리) 사규에 딸린 별표·별지서식·도표·부록은 그 사규의 제정·개정·폐지 시 「사규관리시스템」에서 함께 등록·개정·삭제한다.</w:t>
+            </w:r>
+          </w:p>
+        </w:tc>
+        <w:tc>
+          <w:tcPr>
+            <w:tcW w:type="dxa" w:w="3402"/>
+          </w:tcPr>
+          <w:p>
+            <w:pPr>
+              <w:spacing w:after="40" w:line="276" w:lineRule="auto"/>
+            </w:pPr>
+            <w:r/>
+            <w:r>
+              <w:rPr>
+                <w:rFonts w:ascii="맑은 고딕" w:hAnsi="맑은 고딕" w:eastAsia="맑은 고딕"/>
+                <w:b w:val="0"/>
+                <w:color w:val="333333"/>
+                <w:sz w:val="16"/>
+              </w:rPr>
+              <w:t>[시스템·신설] 사규 첨부물은 사규 제·개정으로 시스템에서 일괄 관리(삭제된 제3장 서식 운용 대체)</w:t>
             </w:r>
           </w:p>
         </w:tc>

--- a/사규정비/사규관리규정_신구조문대비표_종합개정안.docx
+++ b/사규정비/사규관리규정_신구조문대비표_종합개정안.docx
@@ -531,16 +531,16 @@
                 <w:color w:val="333333"/>
                 <w:sz w:val="18"/>
               </w:rPr>
-              <w:t xml:space="preserve">2. “지침”이라 </w:t>
-            </w:r>
-            <w:r>
-              <w:rPr>
-                <w:rFonts w:ascii="맑은 고딕" w:hAnsi="맑은 고딕" w:eastAsia="맑은 고딕"/>
-                <w:b w:val="0"/>
-                <w:color w:val="124AC8"/>
-                <w:sz w:val="18"/>
-              </w:rPr>
-              <w:t>함은</w:t>
+              <w:t>2. “지침”이</w:t>
+            </w:r>
+            <w:r>
+              <w:rPr>
+                <w:rFonts w:ascii="맑은 고딕" w:hAnsi="맑은 고딕" w:eastAsia="맑은 고딕"/>
+                <w:b w:val="0"/>
+                <w:color w:val="124AC8"/>
+                <w:sz w:val="18"/>
+              </w:rPr>
+              <w:t>라</w:t>
             </w:r>
             <w:r>
               <w:rPr>
@@ -558,7 +558,7 @@
                 <w:color w:val="124AC8"/>
                 <w:sz w:val="18"/>
               </w:rPr>
-              <w:t>“</w:t>
+              <w:t>함은 “</w:t>
             </w:r>
             <w:r>
               <w:rPr>
@@ -576,34 +576,106 @@
                 <w:color w:val="124AC8"/>
                 <w:sz w:val="18"/>
               </w:rPr>
-              <w:t>”이외에</w:t>
-            </w:r>
-            <w:r>
-              <w:rPr>
-                <w:rFonts w:ascii="맑은 고딕" w:hAnsi="맑은 고딕" w:eastAsia="맑은 고딕"/>
-                <w:b w:val="0"/>
-                <w:color w:val="333333"/>
-                <w:sz w:val="18"/>
-              </w:rPr>
-              <w:t xml:space="preserve"> 계속적인 구속력을 가지는 규범</w:t>
-            </w:r>
-            <w:r>
-              <w:rPr>
-                <w:rFonts w:ascii="맑은 고딕" w:hAnsi="맑은 고딕" w:eastAsia="맑은 고딕"/>
-                <w:b w:val="0"/>
-                <w:color w:val="124AC8"/>
-                <w:sz w:val="18"/>
-              </w:rPr>
-              <w:t>으로서 조문형식으로 성문화 된 것</w:t>
-            </w:r>
-            <w:r>
-              <w:rPr>
-                <w:rFonts w:ascii="맑은 고딕" w:hAnsi="맑은 고딕" w:eastAsia="맑은 고딕"/>
-                <w:b w:val="0"/>
-                <w:color w:val="333333"/>
-                <w:sz w:val="18"/>
-              </w:rPr>
-              <w:t>을 말한다.</w:t>
+              <w:t>”</w:t>
+            </w:r>
+            <w:r>
+              <w:rPr>
+                <w:rFonts w:ascii="맑은 고딕" w:hAnsi="맑은 고딕" w:eastAsia="맑은 고딕"/>
+                <w:b w:val="0"/>
+                <w:color w:val="333333"/>
+                <w:sz w:val="18"/>
+              </w:rPr>
+              <w:t>이</w:t>
+            </w:r>
+            <w:r>
+              <w:rPr>
+                <w:rFonts w:ascii="맑은 고딕" w:hAnsi="맑은 고딕" w:eastAsia="맑은 고딕"/>
+                <w:b w:val="0"/>
+                <w:color w:val="124AC8"/>
+                <w:sz w:val="18"/>
+              </w:rPr>
+              <w:t>외</w:t>
+            </w:r>
+            <w:r>
+              <w:rPr>
+                <w:rFonts w:ascii="맑은 고딕" w:hAnsi="맑은 고딕" w:eastAsia="맑은 고딕"/>
+                <w:b w:val="0"/>
+                <w:color w:val="333333"/>
+                <w:sz w:val="18"/>
+              </w:rPr>
+              <w:t xml:space="preserve">에 </w:t>
+            </w:r>
+            <w:r>
+              <w:rPr>
+                <w:rFonts w:ascii="맑은 고딕" w:hAnsi="맑은 고딕" w:eastAsia="맑은 고딕"/>
+                <w:b w:val="0"/>
+                <w:color w:val="124AC8"/>
+                <w:sz w:val="18"/>
+              </w:rPr>
+              <w:t>계속적인</w:t>
+            </w:r>
+            <w:r>
+              <w:rPr>
+                <w:rFonts w:ascii="맑은 고딕" w:hAnsi="맑은 고딕" w:eastAsia="맑은 고딕"/>
+                <w:b w:val="0"/>
+                <w:color w:val="333333"/>
+                <w:sz w:val="18"/>
+              </w:rPr>
+              <w:t xml:space="preserve"> </w:t>
+            </w:r>
+            <w:r>
+              <w:rPr>
+                <w:rFonts w:ascii="맑은 고딕" w:hAnsi="맑은 고딕" w:eastAsia="맑은 고딕"/>
+                <w:b w:val="0"/>
+                <w:color w:val="124AC8"/>
+                <w:sz w:val="18"/>
+              </w:rPr>
+              <w:t>구속력</w:t>
+            </w:r>
+            <w:r>
+              <w:rPr>
+                <w:rFonts w:ascii="맑은 고딕" w:hAnsi="맑은 고딕" w:eastAsia="맑은 고딕"/>
+                <w:b w:val="0"/>
+                <w:color w:val="333333"/>
+                <w:sz w:val="18"/>
+              </w:rPr>
+              <w:t>을</w:t>
+            </w:r>
+            <w:r>
+              <w:rPr>
+                <w:rFonts w:ascii="맑은 고딕" w:hAnsi="맑은 고딕" w:eastAsia="맑은 고딕"/>
+                <w:b w:val="0"/>
+                <w:color w:val="124AC8"/>
+                <w:sz w:val="18"/>
+              </w:rPr>
+              <w:t xml:space="preserve"> 가지는 규범으로서</w:t>
+            </w:r>
+            <w:r>
+              <w:rPr>
+                <w:rFonts w:ascii="맑은 고딕" w:hAnsi="맑은 고딕" w:eastAsia="맑은 고딕"/>
+                <w:b w:val="0"/>
+                <w:color w:val="333333"/>
+                <w:sz w:val="18"/>
+              </w:rPr>
+              <w:t xml:space="preserve"> 조문형식으로 </w:t>
+            </w:r>
+            <w:r>
+              <w:rPr>
+                <w:rFonts w:ascii="맑은 고딕" w:hAnsi="맑은 고딕" w:eastAsia="맑은 고딕"/>
+                <w:b w:val="0"/>
+                <w:color w:val="124AC8"/>
+                <w:sz w:val="18"/>
+              </w:rPr>
+              <w:t>성문화 된</w:t>
+            </w:r>
+            <w:r>
+              <w:rPr>
+                <w:rFonts w:ascii="맑은 고딕" w:hAnsi="맑은 고딕" w:eastAsia="맑은 고딕"/>
+                <w:b w:val="0"/>
+                <w:color w:val="333333"/>
+                <w:sz w:val="18"/>
+              </w:rPr>
+              <w:t xml:space="preserve"> 것을 말한다.</w:t>
             </w:r>
           </w:p>
           <w:p>
@@ -615,10 +687,55 @@
               <w:rPr>
                 <w:rFonts w:ascii="맑은 고딕" w:hAnsi="맑은 고딕" w:eastAsia="맑은 고딕"/>
                 <w:b w:val="0"/>
-                <w:color w:val="124AC8"/>
-                <w:sz w:val="18"/>
-              </w:rPr>
-              <w:t>3. “외규”라 함은 계속적 구속력을 가지는 규범으로서 법령 또는 법령에 의하여 발하여진 명령, 규칙과 감독기관의 규정 또는 지침 등으로 성문화된 것을 말한다. (2024. 09. 01. 본호 개정)</w:t>
+                <w:color w:val="333333"/>
+                <w:sz w:val="18"/>
+              </w:rPr>
+              <w:t xml:space="preserve">3. “외규”라 </w:t>
+            </w:r>
+            <w:r>
+              <w:rPr>
+                <w:rFonts w:ascii="맑은 고딕" w:hAnsi="맑은 고딕" w:eastAsia="맑은 고딕"/>
+                <w:b w:val="0"/>
+                <w:color w:val="124AC8"/>
+                <w:sz w:val="18"/>
+              </w:rPr>
+              <w:t>함은</w:t>
+            </w:r>
+            <w:r>
+              <w:rPr>
+                <w:rFonts w:ascii="맑은 고딕" w:hAnsi="맑은 고딕" w:eastAsia="맑은 고딕"/>
+                <w:b w:val="0"/>
+                <w:color w:val="333333"/>
+                <w:sz w:val="18"/>
+              </w:rPr>
+              <w:t xml:space="preserve"> 계속적 구속력을 가지는 규범</w:t>
+            </w:r>
+            <w:r>
+              <w:rPr>
+                <w:rFonts w:ascii="맑은 고딕" w:hAnsi="맑은 고딕" w:eastAsia="맑은 고딕"/>
+                <w:b w:val="0"/>
+                <w:color w:val="124AC8"/>
+                <w:sz w:val="18"/>
+              </w:rPr>
+              <w:t>으로서 법령 또는 법령에 의하여 발하여진 명령, 규칙과 감독기관의 규정 또는 지침 등으로 성문화된 것</w:t>
+            </w:r>
+            <w:r>
+              <w:rPr>
+                <w:rFonts w:ascii="맑은 고딕" w:hAnsi="맑은 고딕" w:eastAsia="맑은 고딕"/>
+                <w:b w:val="0"/>
+                <w:color w:val="333333"/>
+                <w:sz w:val="18"/>
+              </w:rPr>
+              <w:t>을 말한다.</w:t>
+            </w:r>
+            <w:r>
+              <w:rPr>
+                <w:rFonts w:ascii="맑은 고딕" w:hAnsi="맑은 고딕" w:eastAsia="맑은 고딕"/>
+                <w:b w:val="0"/>
+                <w:color w:val="124AC8"/>
+                <w:sz w:val="18"/>
+              </w:rPr>
+              <w:t xml:space="preserve"> (2024. 09. 01. 본호 개정)</w:t>
             </w:r>
           </w:p>
           <w:p>
@@ -969,7 +1086,124 @@
                 <w:color w:val="124AC8"/>
                 <w:sz w:val="18"/>
               </w:rPr>
-              <w:t>란 규정의 시행이나 보충에 필요한 사항을 조문 형식으로 정한 것으로서 계속적인 구속력을 가지는 것을 말한다.</w:t>
+              <w:t>란</w:t>
+            </w:r>
+            <w:r>
+              <w:rPr>
+                <w:rFonts w:ascii="맑은 고딕" w:hAnsi="맑은 고딕" w:eastAsia="맑은 고딕"/>
+                <w:b w:val="0"/>
+                <w:color w:val="333333"/>
+                <w:sz w:val="18"/>
+              </w:rPr>
+              <w:t xml:space="preserve"> 규정</w:t>
+            </w:r>
+            <w:r>
+              <w:rPr>
+                <w:rFonts w:ascii="맑은 고딕" w:hAnsi="맑은 고딕" w:eastAsia="맑은 고딕"/>
+                <w:b w:val="0"/>
+                <w:color w:val="124AC8"/>
+                <w:sz w:val="18"/>
+              </w:rPr>
+              <w:t>의 시행</w:t>
+            </w:r>
+            <w:r>
+              <w:rPr>
+                <w:rFonts w:ascii="맑은 고딕" w:hAnsi="맑은 고딕" w:eastAsia="맑은 고딕"/>
+                <w:b w:val="0"/>
+                <w:color w:val="333333"/>
+                <w:sz w:val="18"/>
+              </w:rPr>
+              <w:t>이</w:t>
+            </w:r>
+            <w:r>
+              <w:rPr>
+                <w:rFonts w:ascii="맑은 고딕" w:hAnsi="맑은 고딕" w:eastAsia="맑은 고딕"/>
+                <w:b w:val="0"/>
+                <w:color w:val="124AC8"/>
+                <w:sz w:val="18"/>
+              </w:rPr>
+              <w:t>나 보충</w:t>
+            </w:r>
+            <w:r>
+              <w:rPr>
+                <w:rFonts w:ascii="맑은 고딕" w:hAnsi="맑은 고딕" w:eastAsia="맑은 고딕"/>
+                <w:b w:val="0"/>
+                <w:color w:val="333333"/>
+                <w:sz w:val="18"/>
+              </w:rPr>
+              <w:t xml:space="preserve">에 </w:t>
+            </w:r>
+            <w:r>
+              <w:rPr>
+                <w:rFonts w:ascii="맑은 고딕" w:hAnsi="맑은 고딕" w:eastAsia="맑은 고딕"/>
+                <w:b w:val="0"/>
+                <w:color w:val="124AC8"/>
+                <w:sz w:val="18"/>
+              </w:rPr>
+              <w:t>필요한</w:t>
+            </w:r>
+            <w:r>
+              <w:rPr>
+                <w:rFonts w:ascii="맑은 고딕" w:hAnsi="맑은 고딕" w:eastAsia="맑은 고딕"/>
+                <w:b w:val="0"/>
+                <w:color w:val="333333"/>
+                <w:sz w:val="18"/>
+              </w:rPr>
+              <w:t xml:space="preserve"> </w:t>
+            </w:r>
+            <w:r>
+              <w:rPr>
+                <w:rFonts w:ascii="맑은 고딕" w:hAnsi="맑은 고딕" w:eastAsia="맑은 고딕"/>
+                <w:b w:val="0"/>
+                <w:color w:val="124AC8"/>
+                <w:sz w:val="18"/>
+              </w:rPr>
+              <w:t>사항</w:t>
+            </w:r>
+            <w:r>
+              <w:rPr>
+                <w:rFonts w:ascii="맑은 고딕" w:hAnsi="맑은 고딕" w:eastAsia="맑은 고딕"/>
+                <w:b w:val="0"/>
+                <w:color w:val="333333"/>
+                <w:sz w:val="18"/>
+              </w:rPr>
+              <w:t>을 조문</w:t>
+            </w:r>
+            <w:r>
+              <w:rPr>
+                <w:rFonts w:ascii="맑은 고딕" w:hAnsi="맑은 고딕" w:eastAsia="맑은 고딕"/>
+                <w:b w:val="0"/>
+                <w:color w:val="124AC8"/>
+                <w:sz w:val="18"/>
+              </w:rPr>
+              <w:t xml:space="preserve"> </w:t>
+            </w:r>
+            <w:r>
+              <w:rPr>
+                <w:rFonts w:ascii="맑은 고딕" w:hAnsi="맑은 고딕" w:eastAsia="맑은 고딕"/>
+                <w:b w:val="0"/>
+                <w:color w:val="333333"/>
+                <w:sz w:val="18"/>
+              </w:rPr>
+              <w:t xml:space="preserve">형식으로 </w:t>
+            </w:r>
+            <w:r>
+              <w:rPr>
+                <w:rFonts w:ascii="맑은 고딕" w:hAnsi="맑은 고딕" w:eastAsia="맑은 고딕"/>
+                <w:b w:val="0"/>
+                <w:color w:val="124AC8"/>
+                <w:sz w:val="18"/>
+              </w:rPr>
+              <w:t>정한</w:t>
+            </w:r>
+            <w:r>
+              <w:rPr>
+                <w:rFonts w:ascii="맑은 고딕" w:hAnsi="맑은 고딕" w:eastAsia="맑은 고딕"/>
+                <w:b w:val="0"/>
+                <w:color w:val="333333"/>
+                <w:sz w:val="18"/>
+              </w:rPr>
+              <w:t xml:space="preserve"> 것을 말한다.</w:t>
             </w:r>
           </w:p>
           <w:p>
@@ -981,10 +1215,19 @@
               <w:rPr>
                 <w:rFonts w:ascii="맑은 고딕" w:hAnsi="맑은 고딕" w:eastAsia="맑은 고딕"/>
                 <w:b w:val="0"/>
-                <w:color w:val="124AC8"/>
-                <w:sz w:val="18"/>
-              </w:rPr>
-              <w:t>3. “외규”란 법령이나 법령에 따</w:t>
+                <w:color w:val="333333"/>
+                <w:sz w:val="18"/>
+              </w:rPr>
+              <w:t>3. “외규”</w:t>
+            </w:r>
+            <w:r>
+              <w:rPr>
+                <w:rFonts w:ascii="맑은 고딕" w:hAnsi="맑은 고딕" w:eastAsia="맑은 고딕"/>
+                <w:b w:val="0"/>
+                <w:color w:val="124AC8"/>
+                <w:sz w:val="18"/>
+              </w:rPr>
+              <w:t>란 법령과 법령에 따</w:t>
             </w:r>
             <w:r>
               <w:rPr>
@@ -1002,52 +1245,52 @@
                 <w:color w:val="124AC8"/>
                 <w:sz w:val="18"/>
               </w:rPr>
-              <w:t>발령된</w:t>
-            </w:r>
-            <w:r>
-              <w:rPr>
-                <w:rFonts w:ascii="맑은 고딕" w:hAnsi="맑은 고딕" w:eastAsia="맑은 고딕"/>
-                <w:b w:val="0"/>
-                <w:color w:val="333333"/>
-                <w:sz w:val="18"/>
-              </w:rPr>
-              <w:t xml:space="preserve"> </w:t>
-            </w:r>
-            <w:r>
-              <w:rPr>
-                <w:rFonts w:ascii="맑은 고딕" w:hAnsi="맑은 고딕" w:eastAsia="맑은 고딕"/>
-                <w:b w:val="0"/>
-                <w:color w:val="124AC8"/>
-                <w:sz w:val="18"/>
-              </w:rPr>
-              <w:t xml:space="preserve">명령·규칙, 감독기관의 </w:t>
-            </w:r>
-            <w:r>
-              <w:rPr>
-                <w:rFonts w:ascii="맑은 고딕" w:hAnsi="맑은 고딕" w:eastAsia="맑은 고딕"/>
-                <w:b w:val="0"/>
-                <w:color w:val="333333"/>
-                <w:sz w:val="18"/>
-              </w:rPr>
-              <w:t>규정</w:t>
-            </w:r>
-            <w:r>
-              <w:rPr>
-                <w:rFonts w:ascii="맑은 고딕" w:hAnsi="맑은 고딕" w:eastAsia="맑은 고딕"/>
-                <w:b w:val="0"/>
-                <w:color w:val="124AC8"/>
-                <w:sz w:val="18"/>
-              </w:rPr>
-              <w:t>·지침 등</w:t>
-            </w:r>
-            <w:r>
-              <w:rPr>
-                <w:rFonts w:ascii="맑은 고딕" w:hAnsi="맑은 고딕" w:eastAsia="맑은 고딕"/>
-                <w:b w:val="0"/>
-                <w:color w:val="333333"/>
-                <w:sz w:val="18"/>
-              </w:rPr>
-              <w:t xml:space="preserve"> 계속적인 구속력을 가지는 규범을 말한다.</w:t>
+              <w:t>정해진 명령·규칙, 감독기관의 규정·지침 등</w:t>
+            </w:r>
+            <w:r>
+              <w:rPr>
+                <w:rFonts w:ascii="맑은 고딕" w:hAnsi="맑은 고딕" w:eastAsia="맑은 고딕"/>
+                <w:b w:val="0"/>
+                <w:color w:val="333333"/>
+                <w:sz w:val="18"/>
+              </w:rPr>
+              <w:t xml:space="preserve"> 계속적</w:t>
+            </w:r>
+            <w:r>
+              <w:rPr>
+                <w:rFonts w:ascii="맑은 고딕" w:hAnsi="맑은 고딕" w:eastAsia="맑은 고딕"/>
+                <w:b w:val="0"/>
+                <w:color w:val="124AC8"/>
+                <w:sz w:val="18"/>
+              </w:rPr>
+              <w:t>인</w:t>
+            </w:r>
+            <w:r>
+              <w:rPr>
+                <w:rFonts w:ascii="맑은 고딕" w:hAnsi="맑은 고딕" w:eastAsia="맑은 고딕"/>
+                <w:b w:val="0"/>
+                <w:color w:val="333333"/>
+                <w:sz w:val="18"/>
+              </w:rPr>
+              <w:t xml:space="preserve"> 구속력을 가지는 </w:t>
+            </w:r>
+            <w:r>
+              <w:rPr>
+                <w:rFonts w:ascii="맑은 고딕" w:hAnsi="맑은 고딕" w:eastAsia="맑은 고딕"/>
+                <w:b w:val="0"/>
+                <w:color w:val="124AC8"/>
+                <w:sz w:val="18"/>
+              </w:rPr>
+              <w:t xml:space="preserve">외부 </w:t>
+            </w:r>
+            <w:r>
+              <w:rPr>
+                <w:rFonts w:ascii="맑은 고딕" w:hAnsi="맑은 고딕" w:eastAsia="맑은 고딕"/>
+                <w:b w:val="0"/>
+                <w:color w:val="333333"/>
+                <w:sz w:val="18"/>
+              </w:rPr>
+              <w:t>규범을 말한다.</w:t>
             </w:r>
           </w:p>
           <w:p>
@@ -1089,7 +1332,7 @@
                 <w:color w:val="124AC8"/>
                 <w:sz w:val="18"/>
               </w:rPr>
-              <w:t>규정·지침에</w:t>
+              <w:t>규정·지침에서</w:t>
             </w:r>
             <w:r>
               <w:rPr>
@@ -1107,7 +1350,7 @@
                 <w:color w:val="124AC8"/>
                 <w:sz w:val="18"/>
               </w:rPr>
-              <w:t>딸려</w:t>
+              <w:t>정하여</w:t>
             </w:r>
             <w:r>
               <w:rPr>
@@ -1295,7 +1538,7 @@
                 <w:color w:val="333333"/>
                 <w:sz w:val="16"/>
               </w:rPr>
-              <w:t>[가독성·정합성] ★‘지침’ 순환정의→적극 정의, ‘외규’ 발하여진→발령된, ★‘서식’ 정의를 독립 업무서식(보고서·전표=문서관리규정 소관)→사규에 딸린 양식으로 정정, ~라 함은→~란</w:t>
+              <w:t>[가독성·정합성] ★‘지침’ 적극 정의(1호와 형식 통일), ‘외규’ 발하여진/발령→‘법령에 따라 정해진 명령·규칙’, ★‘서식’ 정의를 사규에 딸린 양식으로 정정, ~라 함은→~란</w:t>
             </w:r>
           </w:p>
         </w:tc>

--- a/사규정비/사규관리규정_신구조문대비표_종합개정안.docx
+++ b/사규정비/사규관리규정_신구조문대비표_종합개정안.docx
@@ -2816,7 +2816,7 @@
                 <w:color w:val="124AC8"/>
                 <w:sz w:val="18"/>
               </w:rPr>
-              <w:t>경우에만</w:t>
+              <w:t>상황에만</w:t>
             </w:r>
             <w:r>
               <w:rPr>
@@ -2834,7 +2834,7 @@
                 <w:color w:val="124AC8"/>
                 <w:sz w:val="18"/>
               </w:rPr>
-              <w:t>맞지</w:t>
+              <w:t>치우치지</w:t>
             </w:r>
             <w:r>
               <w:rPr>
@@ -2852,7 +2852,7 @@
                 <w:color w:val="124AC8"/>
                 <w:sz w:val="18"/>
               </w:rPr>
-              <w:t>않도록</w:t>
+              <w:t>않고</w:t>
             </w:r>
             <w:r>
               <w:rPr>
@@ -6007,34 +6007,16 @@
                 <w:color w:val="124AC8"/>
                 <w:sz w:val="18"/>
               </w:rPr>
-              <w:t>를,</w:t>
-            </w:r>
-            <w:r>
-              <w:rPr>
-                <w:rFonts w:ascii="맑은 고딕" w:hAnsi="맑은 고딕" w:eastAsia="맑은 고딕"/>
-                <w:b w:val="0"/>
-                <w:color w:val="333333"/>
-                <w:sz w:val="18"/>
-              </w:rPr>
-              <w:t xml:space="preserve"> 규정은 대표이사 명의로, 지침은 전결권자 명의로 </w:t>
-            </w:r>
-            <w:r>
-              <w:rPr>
-                <w:rFonts w:ascii="맑은 고딕" w:hAnsi="맑은 고딕" w:eastAsia="맑은 고딕"/>
-                <w:b w:val="0"/>
-                <w:color w:val="124AC8"/>
-                <w:sz w:val="18"/>
-              </w:rPr>
-              <w:t>공포</w:t>
-            </w:r>
-            <w:r>
-              <w:rPr>
-                <w:rFonts w:ascii="맑은 고딕" w:hAnsi="맑은 고딕" w:eastAsia="맑은 고딕"/>
-                <w:b w:val="0"/>
-                <w:color w:val="333333"/>
-                <w:sz w:val="18"/>
-              </w:rPr>
-              <w:t>한다.</w:t>
+              <w:t>를 공포하되,</w:t>
+            </w:r>
+            <w:r>
+              <w:rPr>
+                <w:rFonts w:ascii="맑은 고딕" w:hAnsi="맑은 고딕" w:eastAsia="맑은 고딕"/>
+                <w:b w:val="0"/>
+                <w:color w:val="333333"/>
+                <w:sz w:val="18"/>
+              </w:rPr>
+              <w:t xml:space="preserve"> 규정은 대표이사 명의로, 지침은 전결권자 명의로 한다.</w:t>
             </w:r>
           </w:p>
           <w:p>
@@ -15260,7 +15242,25 @@
                 <w:color w:val="333333"/>
                 <w:sz w:val="18"/>
               </w:rPr>
-              <w:t>제37조(관계사항) 관계있는 직명, 장소(합의처</w:t>
+              <w:t xml:space="preserve">제37조(관계사항) </w:t>
+            </w:r>
+            <w:r>
+              <w:rPr>
+                <w:rFonts w:ascii="맑은 고딕" w:hAnsi="맑은 고딕" w:eastAsia="맑은 고딕"/>
+                <w:b w:val="0"/>
+                <w:color w:val="124AC8"/>
+                <w:sz w:val="18"/>
+              </w:rPr>
+              <w:t xml:space="preserve">관계있는 </w:t>
+            </w:r>
+            <w:r>
+              <w:rPr>
+                <w:rFonts w:ascii="맑은 고딕" w:hAnsi="맑은 고딕" w:eastAsia="맑은 고딕"/>
+                <w:b w:val="0"/>
+                <w:color w:val="333333"/>
+                <w:sz w:val="18"/>
+              </w:rPr>
+              <w:t>직명, 장소(합의처</w:t>
             </w:r>
             <w:r>
               <w:rPr>
@@ -15362,7 +15362,7 @@
                 <w:color w:val="333333"/>
                 <w:sz w:val="18"/>
               </w:rPr>
-              <w:t>제37조(관계사항) 관계있는 직명, 장소(합의처</w:t>
+              <w:t>제37조(관계사항) 직명, 장소(합의처</w:t>
             </w:r>
             <w:r>
               <w:rPr>
@@ -15416,7 +15416,25 @@
                 <w:color w:val="333333"/>
                 <w:sz w:val="18"/>
               </w:rPr>
-              <w:t xml:space="preserve">규정 등은 규정에 </w:t>
+              <w:t>규정 등</w:t>
+            </w:r>
+            <w:r>
+              <w:rPr>
+                <w:rFonts w:ascii="맑은 고딕" w:hAnsi="맑은 고딕" w:eastAsia="맑은 고딕"/>
+                <w:b w:val="0"/>
+                <w:color w:val="124AC8"/>
+                <w:sz w:val="18"/>
+              </w:rPr>
+              <w:t xml:space="preserve"> 관계 사항</w:t>
+            </w:r>
+            <w:r>
+              <w:rPr>
+                <w:rFonts w:ascii="맑은 고딕" w:hAnsi="맑은 고딕" w:eastAsia="맑은 고딕"/>
+                <w:b w:val="0"/>
+                <w:color w:val="333333"/>
+                <w:sz w:val="18"/>
+              </w:rPr>
+              <w:t xml:space="preserve">은 규정에 </w:t>
             </w:r>
             <w:r>
               <w:rPr>
@@ -16364,7 +16382,7 @@
                 <w:color w:val="124AC8"/>
                 <w:sz w:val="18"/>
               </w:rPr>
-              <w:t>제○조(별표·서식·부록의 관리) 사규에 딸린 별표·별지서식·도표·부록은 그 사규의 제정·개정·폐지 시 「사규관리시스템」에서 함께 등록·개정·삭제한다.</w:t>
+              <w:t>제○조(별표·서식·부록의 관리) 사규에 첨부되는 별표·별지서식·도표·부록은 그 사규의 제정·개정·폐지 시 「사규관리시스템」에서 함께 등록·개정·삭제한다.</w:t>
             </w:r>
           </w:p>
         </w:tc>

--- a/사규정비/사규관리규정_신구조문대비표_종합개정안.docx
+++ b/사규정비/사규관리규정_신구조문대비표_종합개정안.docx
@@ -27,7 +27,7 @@
           <w:color w:val="888888"/>
           <w:sz w:val="16"/>
         </w:rPr>
-        <w:t>※ [표현]법제처 표현정비 · [정합성]논리·일관성 · [경량화·현대화] · [시스템]사규관리시스템 · [삭제]모호·중복·범위밖 정리 ｜ 변경·삭제 글자는 양쪽 칼럼에 파란색</w:t>
+        <w:t>※ [표현]법제처 표현정비 · [정합성]논리·일관성 · [경량화·현대화] · [시스템]사규관리시스템 · [삭제]모호·중복·범위밖 정리 ｜ 변경·삭제된 문장(항·호)은 양쪽 칼럼에 파란색 강조</w:t>
       </w:r>
     </w:p>
     <w:tbl>

--- a/사규정비/사규관리규정_신구조문대비표_종합개정안.docx
+++ b/사규정비/사규관리규정_신구조문대비표_종합개정안.docx
@@ -4085,7 +4085,7 @@
               <w:rPr>
                 <w:rFonts w:ascii="맑은 고딕" w:hAnsi="맑은 고딕" w:eastAsia="맑은 고딕"/>
                 <w:b w:val="0"/>
-                <w:color w:val="333333"/>
+                <w:color w:val="124AC8"/>
                 <w:sz w:val="18"/>
               </w:rPr>
               <w:t>① 규정이 제정, 개정, 전부개정 또는 폐지되었을 때에는 다음 각 호와 같이 시행일자, 조치일자, 내용 및 문서번호를 표시한다.</w:t>
@@ -4115,7 +4115,7 @@
               <w:rPr>
                 <w:rFonts w:ascii="맑은 고딕" w:hAnsi="맑은 고딕" w:eastAsia="맑은 고딕"/>
                 <w:b w:val="0"/>
-                <w:color w:val="333333"/>
+                <w:color w:val="124AC8"/>
                 <w:sz w:val="18"/>
               </w:rPr>
               <w:t>가. 앞 대괄호에는 “시행”을 적고 그 뒤에 시행일자를 적는다.</w:t>
@@ -4145,7 +4145,7 @@
               <w:rPr>
                 <w:rFonts w:ascii="맑은 고딕" w:hAnsi="맑은 고딕" w:eastAsia="맑은 고딕"/>
                 <w:b w:val="0"/>
-                <w:color w:val="333333"/>
+                <w:color w:val="124AC8"/>
                 <w:sz w:val="18"/>
               </w:rPr>
               <w:t>다.</w:t>
@@ -4184,7 +4184,7 @@
               <w:rPr>
                 <w:rFonts w:ascii="맑은 고딕" w:hAnsi="맑은 고딕" w:eastAsia="맑은 고딕"/>
                 <w:b w:val="0"/>
-                <w:color w:val="333333"/>
+                <w:color w:val="124AC8"/>
                 <w:sz w:val="18"/>
               </w:rPr>
               <w:t>마. 모든 일자는 “0000. 00. 00.” 형식으로 표기한다.</w:t>
@@ -4199,7 +4199,7 @@
               <w:rPr>
                 <w:rFonts w:ascii="맑은 고딕" w:hAnsi="맑은 고딕" w:eastAsia="맑은 고딕"/>
                 <w:b w:val="0"/>
-                <w:color w:val="333333"/>
+                <w:color w:val="124AC8"/>
                 <w:sz w:val="18"/>
               </w:rPr>
               <w:t>바. 표시형식 및 예시는 “[시행 0000. 00. 00.] [0000. 00. 00. 구분-0000-000]”로 하며, 예시는 “[시행 2026. 6. 1.] [2026. 6. 1. 개정-2026-016]”과 같다.</w:t>
@@ -4214,7 +4214,7 @@
               <w:rPr>
                 <w:rFonts w:ascii="맑은 고딕" w:hAnsi="맑은 고딕" w:eastAsia="맑은 고딕"/>
                 <w:b w:val="0"/>
-                <w:color w:val="333333"/>
+                <w:color w:val="124AC8"/>
                 <w:sz w:val="18"/>
               </w:rPr>
               <w:t>2. 개정작업 중 신설 또는 개정된 조문의 변경 부분에 대하여는 색깔 등으로 구별하여 표시할 있으나, 등록 및 시행문에는 색을 제거하고 검정으로 통일하며, 그 조의 문장 끝에 (0000. 00. 00. 본조 신설) 또는 (0000. 00. 00. 본조 개정)으로 표시한다.</w:t>
@@ -4229,7 +4229,7 @@
               <w:rPr>
                 <w:rFonts w:ascii="맑은 고딕" w:hAnsi="맑은 고딕" w:eastAsia="맑은 고딕"/>
                 <w:b w:val="0"/>
-                <w:color w:val="333333"/>
+                <w:color w:val="124AC8"/>
                 <w:sz w:val="18"/>
               </w:rPr>
               <w:t>3. 여러 항으로 이루어진 조의 모든 항이 일부 개정된 경우에는 그 조의 문장 끝에 [0000. 00. 00. 본조 개정]으로 표시 하며, 각 항에 대한 개정이력 표시는 생략한다.</w:t>
@@ -4244,7 +4244,7 @@
               <w:rPr>
                 <w:rFonts w:ascii="맑은 고딕" w:hAnsi="맑은 고딕" w:eastAsia="맑은 고딕"/>
                 <w:b w:val="0"/>
-                <w:color w:val="333333"/>
+                <w:color w:val="124AC8"/>
                 <w:sz w:val="18"/>
               </w:rPr>
               <w:t>4. 제2호의 내용은 항, 호 등의 경우에 준용한다.</w:t>
@@ -4274,7 +4274,7 @@
               <w:rPr>
                 <w:rFonts w:ascii="맑은 고딕" w:hAnsi="맑은 고딕" w:eastAsia="맑은 고딕"/>
                 <w:b w:val="0"/>
-                <w:color w:val="333333"/>
+                <w:color w:val="124AC8"/>
                 <w:sz w:val="18"/>
               </w:rPr>
               <w:t>② 전부개정의 경우에는 다음 각 호와 같이 관리한다.</w:t>
@@ -4289,7 +4289,7 @@
               <w:rPr>
                 <w:rFonts w:ascii="맑은 고딕" w:hAnsi="맑은 고딕" w:eastAsia="맑은 고딕"/>
                 <w:b w:val="0"/>
-                <w:color w:val="333333"/>
+                <w:color w:val="124AC8"/>
                 <w:sz w:val="18"/>
               </w:rPr>
               <w:t>1. 제1항제1호에 따라 표시하되, 뒤 대괄호의 구분은 “전부개정”으로 한다.</w:t>
@@ -4313,7 +4313,7 @@
               <w:rPr>
                 <w:rFonts w:ascii="맑은 고딕" w:hAnsi="맑은 고딕" w:eastAsia="맑은 고딕"/>
                 <w:b w:val="0"/>
-                <w:color w:val="333333"/>
+                <w:color w:val="124AC8"/>
                 <w:sz w:val="18"/>
               </w:rPr>
               <w:t xml:space="preserve"> 다만, 전부개정 시 변경되지 않은 조문은 그 개정이력을 유지한다.</w:t>
@@ -4322,7 +4322,7 @@
               <w:rPr>
                 <w:rFonts w:ascii="맑은 고딕" w:hAnsi="맑은 고딕" w:eastAsia="맑은 고딕"/>
                 <w:b w:val="0"/>
-                <w:color w:val="333333"/>
+                <w:color w:val="124AC8"/>
                 <w:sz w:val="18"/>
               </w:rPr>
               <w:t xml:space="preserve"> (2026. 06. 02. 본조 개정)</w:t>
@@ -4358,10 +4358,25 @@
               <w:rPr>
                 <w:rFonts w:ascii="맑은 고딕" w:hAnsi="맑은 고딕" w:eastAsia="맑은 고딕"/>
                 <w:b w:val="0"/>
-                <w:color w:val="333333"/>
-                <w:sz w:val="18"/>
-              </w:rPr>
-              <w:t>① 규정이 제정, 개정, 전부개정 또는 폐지되었을 때에는 다음 각 호와 같이 시행일자, 조치일자, 내용 및 문서번호를 표시한다.</w:t>
+                <w:color w:val="124AC8"/>
+                <w:sz w:val="18"/>
+              </w:rPr>
+              <w:t>① 규정의 모든 개정이력은 「사규관리시스템」에 자동으로 기록·관리하며, 임직원은 시스템에서 연혁별 본문을 조회할 수 있다.</w:t>
+            </w:r>
+          </w:p>
+          <w:p>
+            <w:pPr>
+              <w:spacing w:after="20" w:line="269" w:lineRule="auto"/>
+              <w:ind w:left="227"/>
+            </w:pPr>
+            <w:r>
+              <w:rPr>
+                <w:rFonts w:ascii="맑은 고딕" w:hAnsi="맑은 고딕" w:eastAsia="맑은 고딕"/>
+                <w:b w:val="0"/>
+                <w:color w:val="124AC8"/>
+                <w:sz w:val="18"/>
+              </w:rPr>
+              <w:t>② 규정의 표제부(규정명 바로 아래)와 전문(全文) 출력물에는 현행 기준의 개정이력 한 줄만 다음 각 호와 같이 표시한다.</w:t>
             </w:r>
           </w:p>
           <w:p>
@@ -4376,106 +4391,7 @@
                 <w:color w:val="124AC8"/>
                 <w:sz w:val="18"/>
               </w:rPr>
-              <w:t>1. 규정명 바로 아래에 시행일자와 제정·개정·폐지일자를 두 개의 대괄호로 나누어 한 줄로 표시하되, 다음 각 목에 따른다.</w:t>
-            </w:r>
-          </w:p>
-          <w:p>
-            <w:pPr>
-              <w:spacing w:after="20" w:line="269" w:lineRule="auto"/>
-              <w:ind w:left="680"/>
-            </w:pPr>
-            <w:r>
-              <w:rPr>
-                <w:rFonts w:ascii="맑은 고딕" w:hAnsi="맑은 고딕" w:eastAsia="맑은 고딕"/>
-                <w:b w:val="0"/>
-                <w:color w:val="333333"/>
-                <w:sz w:val="18"/>
-              </w:rPr>
-              <w:t>가. 앞 대괄호에는 “시행”을 적고 그 뒤에 시행일자를 적는다.</w:t>
-            </w:r>
-          </w:p>
-          <w:p>
-            <w:pPr>
-              <w:spacing w:after="20" w:line="269" w:lineRule="auto"/>
-              <w:ind w:left="680"/>
-            </w:pPr>
-            <w:r>
-              <w:rPr>
-                <w:rFonts w:ascii="맑은 고딕" w:hAnsi="맑은 고딕" w:eastAsia="맑은 고딕"/>
-                <w:b w:val="0"/>
-                <w:color w:val="124AC8"/>
-                <w:sz w:val="18"/>
-              </w:rPr>
-              <w:t>나. 뒤 대괄호에는 해당 조치의 일자(제정일·개정일 또는 폐지일)를 적고, 이어서 문서번호를 적는다.</w:t>
-            </w:r>
-          </w:p>
-          <w:p>
-            <w:pPr>
-              <w:spacing w:after="20" w:line="269" w:lineRule="auto"/>
-              <w:ind w:left="680"/>
-            </w:pPr>
-            <w:r>
-              <w:rPr>
-                <w:rFonts w:ascii="맑은 고딕" w:hAnsi="맑은 고딕" w:eastAsia="맑은 고딕"/>
-                <w:b w:val="0"/>
-                <w:color w:val="333333"/>
-                <w:sz w:val="18"/>
-              </w:rPr>
-              <w:t>다.</w:t>
-            </w:r>
-            <w:r>
-              <w:rPr>
-                <w:rFonts w:ascii="맑은 고딕" w:hAnsi="맑은 고딕" w:eastAsia="맑은 고딕"/>
-                <w:b w:val="0"/>
-                <w:color w:val="124AC8"/>
-                <w:sz w:val="18"/>
-              </w:rPr>
-              <w:t xml:space="preserve"> 문서번호는 “구분-연도-순번”의 형식으로 하며, 구분은 뒤 대괄호의 일자에 해당하는 제정·개정·폐지로, 연도는 4자리 서기연도로, 순번은 구분에 관계없이 그 해에 부여되는 사규 등록 일련번호(통산)로 한다.</w:t>
-            </w:r>
-          </w:p>
-          <w:p>
-            <w:pPr>
-              <w:spacing w:after="20" w:line="269" w:lineRule="auto"/>
-              <w:ind w:left="680"/>
-            </w:pPr>
-            <w:r>
-              <w:rPr>
-                <w:rFonts w:ascii="맑은 고딕" w:hAnsi="맑은 고딕" w:eastAsia="맑은 고딕"/>
-                <w:b w:val="0"/>
-                <w:color w:val="124AC8"/>
-                <w:sz w:val="18"/>
-              </w:rPr>
-              <w:t>라. 제정·개정·폐지 여부와 관계없이 앞 대괄호의 시행일자 표시는 생략하지 않은다.</w:t>
-            </w:r>
-          </w:p>
-          <w:p>
-            <w:pPr>
-              <w:spacing w:after="20" w:line="269" w:lineRule="auto"/>
-              <w:ind w:left="680"/>
-            </w:pPr>
-            <w:r>
-              <w:rPr>
-                <w:rFonts w:ascii="맑은 고딕" w:hAnsi="맑은 고딕" w:eastAsia="맑은 고딕"/>
-                <w:b w:val="0"/>
-                <w:color w:val="333333"/>
-                <w:sz w:val="18"/>
-              </w:rPr>
-              <w:t>마. 모든 일자는 “0000. 00. 00.” 형식으로 표기한다.</w:t>
-            </w:r>
-          </w:p>
-          <w:p>
-            <w:pPr>
-              <w:spacing w:after="20" w:line="269" w:lineRule="auto"/>
-              <w:ind w:left="680"/>
-            </w:pPr>
-            <w:r>
-              <w:rPr>
-                <w:rFonts w:ascii="맑은 고딕" w:hAnsi="맑은 고딕" w:eastAsia="맑은 고딕"/>
-                <w:b w:val="0"/>
-                <w:color w:val="333333"/>
-                <w:sz w:val="18"/>
-              </w:rPr>
-              <w:t>바. 표시형식 및 예시는 “[시행 0000. 00. 00.] [0000. 00. 00. 구분-0000-000]”로 하며, 예시는 “[시행 2026. 6. 1.] [2026. 6. 1. 개정-2026-016]”과 같다.</w:t>
+              <w:t>1. 표시형식은 “[시행 0000. 00. 00.] [0000. 00. 00. 구분-0000-000]”으로 한다(예시: [시행 2026. 6. 1.] [2026. 6. 1. 개정-2026-016]).</w:t>
             </w:r>
           </w:p>
           <w:p>
@@ -4490,7 +4406,7 @@
                 <w:color w:val="124AC8"/>
                 <w:sz w:val="18"/>
               </w:rPr>
-              <w:t>2. 개정작업 중 신설 또는 개정된 조문의 변경 부분에 대하여는 색깔 등으로 구별하여 표시할 수 있으나, 등록 및 시행문에는 색을 제거하고 검정으로 통일하며, 그 조의 문장 끝에 (0000. 00. 00. 본조 신설) 또는 (0000. 00. 00. 본조 개정)으로 표시한다.</w:t>
+              <w:t>2. 앞 대괄호에는 “시행”과 시행일자를, 뒤 대괄호에는 조치일자(제정일·개정일·폐지일)와 문서번호를 적으며, 시행일자 표시는 생략하지 않는다.</w:t>
             </w:r>
           </w:p>
           <w:p>
@@ -4502,10 +4418,10 @@
               <w:rPr>
                 <w:rFonts w:ascii="맑은 고딕" w:hAnsi="맑은 고딕" w:eastAsia="맑은 고딕"/>
                 <w:b w:val="0"/>
-                <w:color w:val="333333"/>
-                <w:sz w:val="18"/>
-              </w:rPr>
-              <w:t>3. 여러 항으로 이루어진 조의 모든 항이 일부 개정된 경우에는 그 조의 문장 끝에 [0000. 00. 00. 본조 개정]으로 표시 하며, 각 항에 대한 개정이력 표시는 생략한다.</w:t>
+                <w:color w:val="124AC8"/>
+                <w:sz w:val="18"/>
+              </w:rPr>
+              <w:t>3. 문서번호는 “구분-연도-순번”으로 하되, 구분은 제정·개정·폐지, 연도는 4자리 서기연도, 순번은 그 해의 사규 등록 통산 일련번호로 한다.</w:t>
             </w:r>
           </w:p>
           <w:p>
@@ -4517,10 +4433,25 @@
               <w:rPr>
                 <w:rFonts w:ascii="맑은 고딕" w:hAnsi="맑은 고딕" w:eastAsia="맑은 고딕"/>
                 <w:b w:val="0"/>
-                <w:color w:val="333333"/>
-                <w:sz w:val="18"/>
-              </w:rPr>
-              <w:t>4. 제2호의 내용은 항, 호 등의 경우에 준용한다.</w:t>
+                <w:color w:val="124AC8"/>
+                <w:sz w:val="18"/>
+              </w:rPr>
+              <w:t>4. 모든 일자는 “0000. 00. 00.” 형식으로 표기한다.</w:t>
+            </w:r>
+          </w:p>
+          <w:p>
+            <w:pPr>
+              <w:spacing w:after="20" w:line="269" w:lineRule="auto"/>
+              <w:ind w:left="227"/>
+            </w:pPr>
+            <w:r>
+              <w:rPr>
+                <w:rFonts w:ascii="맑은 고딕" w:hAnsi="맑은 고딕" w:eastAsia="맑은 고딕"/>
+                <w:b w:val="0"/>
+                <w:color w:val="124AC8"/>
+                <w:sz w:val="18"/>
+              </w:rPr>
+              <w:t>③ 조문 단위의 개정 표시는 다음 각 호에 따른다.</w:t>
             </w:r>
           </w:p>
           <w:p>
@@ -4535,7 +4466,37 @@
                 <w:color w:val="124AC8"/>
                 <w:sz w:val="18"/>
               </w:rPr>
-              <w:t>5. 표·도면·서식(별표·별도·별지서식 포함)의 경우에도 제2호 부터 제4호를 준용하여 표시하되, 변경된 부분에 대하여 개정이력을 표시함이 어렵거나 적절하지 않은 경우 그 표시를 생략할 수 있다.</w:t>
+              <w:t>1. 개정 작업 중에는 신설·개정 부분을 색 등으로 구분할 수 있으나, 등록·시행문에서는 검정으로 통일하고 그 조의 끝에 “(0000. 00. 00. 본조 신설)” 또는 “(0000. 00. 00. 본조 개정)”으로 표시한다.</w:t>
+            </w:r>
+          </w:p>
+          <w:p>
+            <w:pPr>
+              <w:spacing w:after="20" w:line="269" w:lineRule="auto"/>
+              <w:ind w:left="454"/>
+            </w:pPr>
+            <w:r>
+              <w:rPr>
+                <w:rFonts w:ascii="맑은 고딕" w:hAnsi="맑은 고딕" w:eastAsia="맑은 고딕"/>
+                <w:b w:val="0"/>
+                <w:color w:val="124AC8"/>
+                <w:sz w:val="18"/>
+              </w:rPr>
+              <w:t>2. 한 조의 모든 항이 개정된 경우에는 그 조의 끝에 “[0000. 00. 00. 본조 개정]”으로 표시하고, 각 항의 개정이력 표시는 생략한다.</w:t>
+            </w:r>
+          </w:p>
+          <w:p>
+            <w:pPr>
+              <w:spacing w:after="20" w:line="269" w:lineRule="auto"/>
+              <w:ind w:left="454"/>
+            </w:pPr>
+            <w:r>
+              <w:rPr>
+                <w:rFonts w:ascii="맑은 고딕" w:hAnsi="맑은 고딕" w:eastAsia="맑은 고딕"/>
+                <w:b w:val="0"/>
+                <w:color w:val="124AC8"/>
+                <w:sz w:val="18"/>
+              </w:rPr>
+              <w:t>3. 제1호는 항·호와 표·도면·서식(별표·별도·별지서식 포함)에도 준용하되, 표시가 어렵거나 적절하지 않으면 생략할 수 있다.</w:t>
             </w:r>
           </w:p>
           <w:p>
@@ -4547,58 +4508,10 @@
               <w:rPr>
                 <w:rFonts w:ascii="맑은 고딕" w:hAnsi="맑은 고딕" w:eastAsia="맑은 고딕"/>
                 <w:b w:val="0"/>
-                <w:color w:val="333333"/>
-                <w:sz w:val="18"/>
-              </w:rPr>
-              <w:t>② 전부개정의 경우에는 다음 각 호와 같이 관리한다.</w:t>
-            </w:r>
-          </w:p>
-          <w:p>
-            <w:pPr>
-              <w:spacing w:after="20" w:line="269" w:lineRule="auto"/>
-              <w:ind w:left="454"/>
-            </w:pPr>
-            <w:r>
-              <w:rPr>
-                <w:rFonts w:ascii="맑은 고딕" w:hAnsi="맑은 고딕" w:eastAsia="맑은 고딕"/>
-                <w:b w:val="0"/>
-                <w:color w:val="333333"/>
-                <w:sz w:val="18"/>
-              </w:rPr>
-              <w:t>1. 제1항제1호에 따라 표시하되, 뒤 대괄호의 구분은 “전부개정”으로 한다.</w:t>
-            </w:r>
-          </w:p>
-          <w:p>
-            <w:pPr>
-              <w:spacing w:after="20" w:line="269" w:lineRule="auto"/>
-              <w:ind w:left="454"/>
-            </w:pPr>
-            <w:r>
-              <w:rPr>
-                <w:rFonts w:ascii="맑은 고딕" w:hAnsi="맑은 고딕" w:eastAsia="맑은 고딕"/>
-                <w:b w:val="0"/>
                 <w:color w:val="124AC8"/>
                 <w:sz w:val="18"/>
               </w:rPr>
-              <w:t>2. 신설·개정된 조문의 변경 부분에 대하여는 개정이력을 별도로 표시하지 않은다.</w:t>
-            </w:r>
-            <w:r>
-              <w:rPr>
-                <w:rFonts w:ascii="맑은 고딕" w:hAnsi="맑은 고딕" w:eastAsia="맑은 고딕"/>
-                <w:b w:val="0"/>
-                <w:color w:val="333333"/>
-                <w:sz w:val="18"/>
-              </w:rPr>
-              <w:t xml:space="preserve"> 다만, 전부개정 시 변경되지 않은 조문은 그 개정이력을 유지한다.</w:t>
-            </w:r>
-            <w:r>
-              <w:rPr>
-                <w:rFonts w:ascii="맑은 고딕" w:hAnsi="맑은 고딕" w:eastAsia="맑은 고딕"/>
-                <w:b w:val="0"/>
-                <w:color w:val="333333"/>
-                <w:sz w:val="18"/>
-              </w:rPr>
-              <w:t xml:space="preserve"> (2026. 06. 02. 본조 개정)</w:t>
+              <w:t>④ 전부개정의 경우에는 제2항제1호에 따라 표시하되 뒤 대괄호의 구분을 “전부개정”으로 하고, 변경되지 않은 조문의 개정이력은 그대로 유지한다.</w:t>
             </w:r>
           </w:p>
         </w:tc>
@@ -4618,7 +4531,7 @@
                 <w:color w:val="333333"/>
                 <w:sz w:val="16"/>
               </w:rPr>
-              <w:t>[표현] 법제처 권고 표현 정비</w:t>
+              <w:t>[명확화·시스템] ★전체 연혁=시스템 자동 기록·조회 / 표제부·출력물엔 현행 한 줄만 → ‘연혁을 다 써야 하나?’ 모호성 해소, 구조 정리</w:t>
             </w:r>
           </w:p>
         </w:tc>

--- a/사규정비/사규관리규정_신구조문대비표_종합개정안.docx
+++ b/사규정비/사규관리규정_신구조문대비표_종합개정안.docx
@@ -1793,19 +1793,10 @@
               <w:rPr>
                 <w:rFonts w:ascii="맑은 고딕" w:hAnsi="맑은 고딕" w:eastAsia="맑은 고딕"/>
                 <w:b w:val="0"/>
-                <w:color w:val="333333"/>
-                <w:sz w:val="18"/>
-              </w:rPr>
-              <w:t>제10조(효력발생일) 규정의 효력은 원칙적으로 시행일부터 발생한다.</w:t>
-            </w:r>
-            <w:r>
-              <w:rPr>
-                <w:rFonts w:ascii="맑은 고딕" w:hAnsi="맑은 고딕" w:eastAsia="맑은 고딕"/>
-                <w:b w:val="0"/>
                 <w:color w:val="124AC8"/>
                 <w:sz w:val="18"/>
               </w:rPr>
-              <w:t xml:space="preserve"> 다만, 시행일을 따로 정하지 않은 경우에는 공포일부터 효력이 발생한다.</w:t>
+              <w:t>제10조(효력발생일) 규정의 효력은 그 시행일부터 발생한다.</w:t>
             </w:r>
           </w:p>
         </w:tc>
@@ -1825,7 +1816,7 @@
                 <w:color w:val="333333"/>
                 <w:sz w:val="16"/>
               </w:rPr>
-              <w:t>[정합성·표현] ‘문서 시달일’→‘공포일’(제9조 공포와 정합), 아니한→않은</w:t>
+              <w:t>[정합성·시스템] 모든 사규에 시행일자가 반드시 부여되므로 ‘시행일 미정 시 공포일’ 단서 삭제 — 무조건 시행일 기준</w:t>
             </w:r>
           </w:p>
         </w:tc>

--- a/사규정비/사규관리규정_신구조문대비표_종합개정안.docx
+++ b/사규정비/사규관리규정_신구조문대비표_종합개정안.docx
@@ -904,7 +904,7 @@
               <w:rPr>
                 <w:rFonts w:ascii="맑은 고딕" w:hAnsi="맑은 고딕" w:eastAsia="맑은 고딕"/>
                 <w:b w:val="0"/>
-                <w:color w:val="333333"/>
+                <w:color w:val="124AC8"/>
                 <w:sz w:val="18"/>
               </w:rPr>
               <w:t>제6조(기안권자)</w:t>
@@ -967,7 +967,7 @@
                 <w:color w:val="333333"/>
                 <w:sz w:val="18"/>
               </w:rPr>
-              <w:t>제6조(기안권자)</w:t>
+              <w:t>제6조(기안)</w:t>
             </w:r>
           </w:p>
           <w:p>
@@ -982,37 +982,7 @@
                 <w:color w:val="124AC8"/>
                 <w:sz w:val="18"/>
               </w:rPr>
-              <w:t>① 규정의 기안권자는 주무부서장 또는 소관부서장으로 하며, 각 용어의 뜻은 다음과 같다.</w:t>
-            </w:r>
-          </w:p>
-          <w:p>
-            <w:pPr>
-              <w:spacing w:after="20" w:line="269" w:lineRule="auto"/>
-              <w:ind w:left="454"/>
-            </w:pPr>
-            <w:r>
-              <w:rPr>
-                <w:rFonts w:ascii="맑은 고딕" w:hAnsi="맑은 고딕" w:eastAsia="맑은 고딕"/>
-                <w:b w:val="0"/>
-                <w:color w:val="124AC8"/>
-                <w:sz w:val="18"/>
-              </w:rPr>
-              <w:t>1. “주무부서장”이란 규정을 담당하는 부서의 장을 말한다.</w:t>
-            </w:r>
-          </w:p>
-          <w:p>
-            <w:pPr>
-              <w:spacing w:after="20" w:line="269" w:lineRule="auto"/>
-              <w:ind w:left="454"/>
-            </w:pPr>
-            <w:r>
-              <w:rPr>
-                <w:rFonts w:ascii="맑은 고딕" w:hAnsi="맑은 고딕" w:eastAsia="맑은 고딕"/>
-                <w:b w:val="0"/>
-                <w:color w:val="124AC8"/>
-                <w:sz w:val="18"/>
-              </w:rPr>
-              <w:t>2. “소관부서장”이란 해당 규정의 업무를 담당하는 부서의 장을 말한다.</w:t>
+              <w:t>① 규정의 기안은 그 규정을 소관하는 부서(이하 “소관부서”라 한다)의 담당자가 한다.</w:t>
             </w:r>
           </w:p>
           <w:p>
@@ -1028,21 +998,6 @@
                 <w:sz w:val="18"/>
               </w:rPr>
               <w:t>② 규정별 소관부서는 「별표 제1호」와 같다.</w:t>
-            </w:r>
-          </w:p>
-          <w:p>
-            <w:pPr>
-              <w:spacing w:after="20" w:line="269" w:lineRule="auto"/>
-              <w:ind w:left="227"/>
-            </w:pPr>
-            <w:r>
-              <w:rPr>
-                <w:rFonts w:ascii="맑은 고딕" w:hAnsi="맑은 고딕" w:eastAsia="맑은 고딕"/>
-                <w:b w:val="0"/>
-                <w:color w:val="124AC8"/>
-                <w:sz w:val="18"/>
-              </w:rPr>
-              <w:t>③ 기안하려는 규정이 다른 부서의 업무와 관련되는 경우에는 그 부서와 합의하여야 한다.</w:t>
             </w:r>
           </w:p>
         </w:tc>
@@ -1062,7 +1017,7 @@
                 <w:color w:val="333333"/>
                 <w:sz w:val="16"/>
               </w:rPr>
-              <w:t>[가독성·표현] 문장 속 인라인 정의를 호로 분리 + 단서(합의)를 독립 항으로 → 한 번에 읽히게, 당해→해당</w:t>
+              <w:t>[실제 반영 ★] ‘기안권자=부서장’ → 기안은 소관부서 담당자(실무자, 계장~차장). 조명 ‘기안권자’→‘기안’, ‘소관부서’ 정의</w:t>
             </w:r>
           </w:p>
         </w:tc>
@@ -1082,7 +1037,7 @@
               <w:rPr>
                 <w:rFonts w:ascii="맑은 고딕" w:hAnsi="맑은 고딕" w:eastAsia="맑은 고딕"/>
                 <w:b w:val="0"/>
-                <w:color w:val="333333"/>
+                <w:color w:val="124AC8"/>
                 <w:sz w:val="18"/>
               </w:rPr>
               <w:t>제7조(규정의 합의)</w:t>
@@ -1121,7 +1076,7 @@
               <w:rPr>
                 <w:rFonts w:ascii="맑은 고딕" w:hAnsi="맑은 고딕" w:eastAsia="맑은 고딕"/>
                 <w:b w:val="0"/>
-                <w:color w:val="333333"/>
+                <w:color w:val="124AC8"/>
                 <w:sz w:val="18"/>
               </w:rPr>
               <w:t>② 주무부서장은 규정의 원안에 대하여 다음 각 호의 사항을 심의한다.</w:t>
@@ -1265,10 +1220,10 @@
               <w:rPr>
                 <w:rFonts w:ascii="맑은 고딕" w:hAnsi="맑은 고딕" w:eastAsia="맑은 고딕"/>
                 <w:b w:val="0"/>
-                <w:color w:val="333333"/>
-                <w:sz w:val="18"/>
-              </w:rPr>
-              <w:t>제7조(규정의 합의)</w:t>
+                <w:color w:val="124AC8"/>
+                <w:sz w:val="18"/>
+              </w:rPr>
+              <w:t>제7조(합의 및 결재)</w:t>
             </w:r>
           </w:p>
           <w:p>
@@ -1283,7 +1238,22 @@
                 <w:color w:val="124AC8"/>
                 <w:sz w:val="18"/>
               </w:rPr>
-              <w:t>① 규정의 기안권자는 다음 각 호의 서류를 작성하여 주무부서장에게 제출하고 합의를 받아야 한다.</w:t>
+              <w:t>① 소관부서는 개정본문과 신·구 조문대비표를 갖추어 전자결재로 결재를 받되, 그 결재 과정에서 사규를 총괄하는 경영전략부(이하 “주무부서”라 한다) 및 관련 부서의 합의를 거친다.</w:t>
+            </w:r>
+          </w:p>
+          <w:p>
+            <w:pPr>
+              <w:spacing w:after="20" w:line="269" w:lineRule="auto"/>
+              <w:ind w:left="227"/>
+            </w:pPr>
+            <w:r>
+              <w:rPr>
+                <w:rFonts w:ascii="맑은 고딕" w:hAnsi="맑은 고딕" w:eastAsia="맑은 고딕"/>
+                <w:b w:val="0"/>
+                <w:color w:val="124AC8"/>
+                <w:sz w:val="18"/>
+              </w:rPr>
+              <w:t>② 주무부서는 규정안에 대하여 다음 각 호의 사항을 심의한다.</w:t>
             </w:r>
           </w:p>
           <w:p>
@@ -1295,10 +1265,10 @@
               <w:rPr>
                 <w:rFonts w:ascii="맑은 고딕" w:hAnsi="맑은 고딕" w:eastAsia="맑은 고딕"/>
                 <w:b w:val="0"/>
-                <w:color w:val="124AC8"/>
-                <w:sz w:val="18"/>
-              </w:rPr>
-              <w:t>1. 규정 원안</w:t>
+                <w:color w:val="333333"/>
+                <w:sz w:val="18"/>
+              </w:rPr>
+              <w:t>1. 회사 경영방침과의 부합 여부</w:t>
             </w:r>
           </w:p>
           <w:p>
@@ -1313,7 +1283,7 @@
                 <w:color w:val="124AC8"/>
                 <w:sz w:val="18"/>
               </w:rPr>
-              <w:t>2. 제정·개정·폐지 이유</w:t>
+              <w:t>2. 법령 또는 다른 규정과의 저촉 여부</w:t>
             </w:r>
           </w:p>
           <w:p>
@@ -1325,10 +1295,25 @@
               <w:rPr>
                 <w:rFonts w:ascii="맑은 고딕" w:hAnsi="맑은 고딕" w:eastAsia="맑은 고딕"/>
                 <w:b w:val="0"/>
+                <w:color w:val="333333"/>
+                <w:sz w:val="18"/>
+              </w:rPr>
+              <w:t>3. 규정의 형식적 요건 구비 여부</w:t>
+            </w:r>
+          </w:p>
+          <w:p>
+            <w:pPr>
+              <w:spacing w:after="20" w:line="269" w:lineRule="auto"/>
+              <w:ind w:left="454"/>
+            </w:pPr>
+            <w:r>
+              <w:rPr>
+                <w:rFonts w:ascii="맑은 고딕" w:hAnsi="맑은 고딕" w:eastAsia="맑은 고딕"/>
+                <w:b w:val="0"/>
                 <w:color w:val="124AC8"/>
                 <w:sz w:val="18"/>
               </w:rPr>
-              <w:t>3. 신·구 조문대비표</w:t>
+              <w:t>4. 그 밖에 필요하다고 인정되는 사항</w:t>
             </w:r>
           </w:p>
           <w:p>
@@ -1340,70 +1325,10 @@
               <w:rPr>
                 <w:rFonts w:ascii="맑은 고딕" w:hAnsi="맑은 고딕" w:eastAsia="맑은 고딕"/>
                 <w:b w:val="0"/>
-                <w:color w:val="333333"/>
-                <w:sz w:val="18"/>
-              </w:rPr>
-              <w:t>② 주무부서장은 규정의 원안에 대하여 다음 각 호의 사항을 심의한다.</w:t>
-            </w:r>
-          </w:p>
-          <w:p>
-            <w:pPr>
-              <w:spacing w:after="20" w:line="269" w:lineRule="auto"/>
-              <w:ind w:left="454"/>
-            </w:pPr>
-            <w:r>
-              <w:rPr>
-                <w:rFonts w:ascii="맑은 고딕" w:hAnsi="맑은 고딕" w:eastAsia="맑은 고딕"/>
-                <w:b w:val="0"/>
-                <w:color w:val="333333"/>
-                <w:sz w:val="18"/>
-              </w:rPr>
-              <w:t>1. 회사 경영방침과의 부합 여부</w:t>
-            </w:r>
-          </w:p>
-          <w:p>
-            <w:pPr>
-              <w:spacing w:after="20" w:line="269" w:lineRule="auto"/>
-              <w:ind w:left="454"/>
-            </w:pPr>
-            <w:r>
-              <w:rPr>
-                <w:rFonts w:ascii="맑은 고딕" w:hAnsi="맑은 고딕" w:eastAsia="맑은 고딕"/>
-                <w:b w:val="0"/>
                 <w:color w:val="124AC8"/>
                 <w:sz w:val="18"/>
               </w:rPr>
-              <w:t>2. 법령 또는 다른 규정과의 저촉 여부</w:t>
-            </w:r>
-          </w:p>
-          <w:p>
-            <w:pPr>
-              <w:spacing w:after="20" w:line="269" w:lineRule="auto"/>
-              <w:ind w:left="454"/>
-            </w:pPr>
-            <w:r>
-              <w:rPr>
-                <w:rFonts w:ascii="맑은 고딕" w:hAnsi="맑은 고딕" w:eastAsia="맑은 고딕"/>
-                <w:b w:val="0"/>
-                <w:color w:val="333333"/>
-                <w:sz w:val="18"/>
-              </w:rPr>
-              <w:t>3. 규정의 형식적 요건 구비 여부</w:t>
-            </w:r>
-          </w:p>
-          <w:p>
-            <w:pPr>
-              <w:spacing w:after="20" w:line="269" w:lineRule="auto"/>
-              <w:ind w:left="454"/>
-            </w:pPr>
-            <w:r>
-              <w:rPr>
-                <w:rFonts w:ascii="맑은 고딕" w:hAnsi="맑은 고딕" w:eastAsia="맑은 고딕"/>
-                <w:b w:val="0"/>
-                <w:color w:val="124AC8"/>
-                <w:sz w:val="18"/>
-              </w:rPr>
-              <w:t>4. 그 밖에 필요하다고 인정되는 사항</w:t>
+              <w:t>③ 주무부서는 심의 과정에서 처음의 취지를 벗어나지 않는 범위의 자구 수정이나 체계 정리를 할 수 있다.</w:t>
             </w:r>
           </w:p>
           <w:p>
@@ -1418,55 +1343,7 @@
                 <w:color w:val="124AC8"/>
                 <w:sz w:val="18"/>
               </w:rPr>
-              <w:t>③ 주무부서장은 제2항에 따라 원안을 심의하고 수정할 사항이 있으면 소관부서장과 협의하여 수정한다.</w:t>
-            </w:r>
-            <w:r>
-              <w:rPr>
-                <w:rFonts w:ascii="맑은 고딕" w:hAnsi="맑은 고딕" w:eastAsia="맑은 고딕"/>
-                <w:b w:val="0"/>
-                <w:color w:val="124AC8"/>
-                <w:sz w:val="18"/>
-              </w:rPr>
-              <w:t xml:space="preserve"> 다만, 처음의 취지에서 벗어나지 않는 범위의 자구 수정, 체계 정리 등은 협의 없이 할 수 있다.</w:t>
-            </w:r>
-          </w:p>
-          <w:p>
-            <w:pPr>
-              <w:spacing w:after="20" w:line="269" w:lineRule="auto"/>
-              <w:ind w:left="227"/>
-            </w:pPr>
-            <w:r>
-              <w:rPr>
-                <w:rFonts w:ascii="맑은 고딕" w:hAnsi="맑은 고딕" w:eastAsia="맑은 고딕"/>
-                <w:b w:val="0"/>
-                <w:color w:val="124AC8"/>
-                <w:sz w:val="18"/>
-              </w:rPr>
-              <w:t>④ 주무부서장의 심의를 마친 원안은 소관부서에 돌려보낸다.</w:t>
-            </w:r>
-            <w:r>
-              <w:rPr>
-                <w:rFonts w:ascii="맑은 고딕" w:hAnsi="맑은 고딕" w:eastAsia="맑은 고딕"/>
-                <w:b w:val="0"/>
-                <w:color w:val="124AC8"/>
-                <w:sz w:val="18"/>
-              </w:rPr>
-              <w:t xml:space="preserve"> 다만, 협의·조정되지 않은 경우에는 다른 의견을 붙여 돌려보낸다.</w:t>
-            </w:r>
-          </w:p>
-          <w:p>
-            <w:pPr>
-              <w:spacing w:after="20" w:line="269" w:lineRule="auto"/>
-              <w:ind w:left="227"/>
-            </w:pPr>
-            <w:r>
-              <w:rPr>
-                <w:rFonts w:ascii="맑은 고딕" w:hAnsi="맑은 고딕" w:eastAsia="맑은 고딕"/>
-                <w:b w:val="0"/>
-                <w:color w:val="124AC8"/>
-                <w:sz w:val="18"/>
-              </w:rPr>
-              <w:t>⑤ 합의된 규정안이 결재 과정에서 수정되거나 시행할 수 없게 된 경우, 소관부서장은 그 사유를 명시하여 즉시 주무부서장에게 통보하여야 한다.</w:t>
+              <w:t>④ 결재는 규정은 대표이사, 지침은 전결권자까지 받는다.</w:t>
             </w:r>
           </w:p>
         </w:tc>
@@ -1486,7 +1363,7 @@
                 <w:color w:val="333333"/>
                 <w:sz w:val="16"/>
               </w:rPr>
-              <w:t>[가독성·표현] ① 제출서류를 호로 나열, 긴 문장 분할·단서 분리, 표현 정비(개폐→제정·개정·폐지·회송→돌려보내다·기타→그 밖에·의하여→따라)</w:t>
+              <w:t>[실제 반영 ★] 합의는 (그룹웨어) 전자결재 결재선에서 진행, 결재선=규정은 대표이사·지침은 전결권자, ‘주무부서=경영전략부’ 명문화, 절차 간소화</w:t>
             </w:r>
           </w:p>
         </w:tc>
@@ -1530,8 +1407,14 @@
                 <w:color w:val="124AC8"/>
                 <w:sz w:val="18"/>
               </w:rPr>
-              <w:t>제8조(등록) 규정의 제정·개정·폐지안이 결재되었을 때에는 주무부서장은 「사규관리시스템」에 등록하며, 제30조의2에 따라 문서번호(구분-연도-순번)를 부여한다.</w:t>
-            </w:r>
+              <w:t>제8조(등재 및 공포)</w:t>
+            </w:r>
+          </w:p>
+          <w:p>
+            <w:pPr>
+              <w:spacing w:after="20" w:line="269" w:lineRule="auto"/>
+              <w:ind w:left="227"/>
+            </w:pPr>
             <w:r>
               <w:rPr>
                 <w:rFonts w:ascii="맑은 고딕" w:hAnsi="맑은 고딕" w:eastAsia="맑은 고딕"/>
@@ -1539,7 +1422,31 @@
                 <w:color w:val="124AC8"/>
                 <w:sz w:val="18"/>
               </w:rPr>
-              <w:t xml:space="preserve"> 다만, 감독기관의 협의가 필요한 때에는 그 동의서 사본을 첨부한다.</w:t>
+              <w:t>① 제7조에 따른 결재가 완료된 사규는 소관부서 담당자가 개정본문과 신·구 조문대비표를 「사규관리시스템」에 등재하고, 시스템의 전자결재를 거쳐 주무부서장의 결재를 받는다.</w:t>
+            </w:r>
+          </w:p>
+          <w:p>
+            <w:pPr>
+              <w:spacing w:after="20" w:line="269" w:lineRule="auto"/>
+              <w:ind w:left="227"/>
+            </w:pPr>
+            <w:r>
+              <w:rPr>
+                <w:rFonts w:ascii="맑은 고딕" w:hAnsi="맑은 고딕" w:eastAsia="맑은 고딕"/>
+                <w:b w:val="0"/>
+                <w:color w:val="124AC8"/>
+                <w:sz w:val="18"/>
+              </w:rPr>
+              <w:t>② 제1항의 결재가 완료되면 사규관리시스템에서 제30조의2에 따른 문서번호가 부여되고 즉시 공포·시행된다.</w:t>
+            </w:r>
+            <w:r>
+              <w:rPr>
+                <w:rFonts w:ascii="맑은 고딕" w:hAnsi="맑은 고딕" w:eastAsia="맑은 고딕"/>
+                <w:b w:val="0"/>
+                <w:color w:val="124AC8"/>
+                <w:sz w:val="18"/>
+              </w:rPr>
+              <w:t xml:space="preserve"> 다만, 감독기관의 협의가 필요한 경우에는 그 동의서 사본을 함께 등재한다.</w:t>
             </w:r>
           </w:p>
         </w:tc>
@@ -1559,7 +1466,7 @@
                 <w:color w:val="333333"/>
                 <w:sz w:val="16"/>
               </w:rPr>
-              <w:t>[시스템·연계] ‘문서관리규정 연계’→사규관리시스템 등록·제30조의2 문서번호 부여로 현행화, 개폐→제정·개정·폐지</w:t>
+              <w:t>[실제 반영·시스템 ★] 2차: 시스템 등재→주무부서장(경영전략부장) 결재→자동 공포·문서번호. (‘주무부서장이 등록·문서번호 부여’ 정정), 제9조 공포 통합</w:t>
             </w:r>
           </w:p>
         </w:tc>
@@ -1624,7 +1531,7 @@
               <w:rPr>
                 <w:rFonts w:ascii="맑은 고딕" w:hAnsi="맑은 고딕" w:eastAsia="맑은 고딕"/>
                 <w:b w:val="0"/>
-                <w:color w:val="333333"/>
+                <w:color w:val="124AC8"/>
                 <w:sz w:val="18"/>
               </w:rPr>
               <w:t>1. 규정의 해설</w:t>
@@ -1651,79 +1558,15 @@
             <w:tcW w:type="dxa" w:w="7257"/>
           </w:tcPr>
           <w:p>
-            <w:pPr>
-              <w:spacing w:after="20" w:line="269" w:lineRule="auto"/>
-              <w:ind w:left="0"/>
-            </w:pPr>
             <w:r/>
             <w:r>
               <w:rPr>
                 <w:rFonts w:ascii="맑은 고딕" w:hAnsi="맑은 고딕" w:eastAsia="맑은 고딕"/>
-                <w:b w:val="0"/>
-                <w:color w:val="124AC8"/>
-                <w:sz w:val="18"/>
-              </w:rPr>
-              <w:t>제9조(공포 절차)</w:t>
-            </w:r>
-          </w:p>
-          <w:p>
-            <w:pPr>
-              <w:spacing w:after="20" w:line="269" w:lineRule="auto"/>
-              <w:ind w:left="227"/>
-            </w:pPr>
-            <w:r>
-              <w:rPr>
-                <w:rFonts w:ascii="맑은 고딕" w:hAnsi="맑은 고딕" w:eastAsia="맑은 고딕"/>
-                <w:b w:val="0"/>
-                <w:color w:val="124AC8"/>
-                <w:sz w:val="18"/>
-              </w:rPr>
-              <w:t>① 주무부서장은 등록을 마친 사규를 공포하되, 규정은 대표이사 명의로, 지침은 전결권자 명의로 한다.</w:t>
-            </w:r>
-          </w:p>
-          <w:p>
-            <w:pPr>
-              <w:spacing w:after="20" w:line="269" w:lineRule="auto"/>
-              <w:ind w:left="227"/>
-            </w:pPr>
-            <w:r>
-              <w:rPr>
-                <w:rFonts w:ascii="맑은 고딕" w:hAnsi="맑은 고딕" w:eastAsia="맑은 고딕"/>
-                <w:b w:val="0"/>
-                <w:color w:val="124AC8"/>
-                <w:sz w:val="18"/>
-              </w:rPr>
-              <w:t>② 사규를 공포하는 경우에는 제정·개정·폐지의 사유를 간략히 명시하여야 하며, 필요에 따라 다음 사항을 따로 통지할 수 있다.</w:t>
-            </w:r>
-          </w:p>
-          <w:p>
-            <w:pPr>
-              <w:spacing w:after="20" w:line="269" w:lineRule="auto"/>
-              <w:ind w:left="454"/>
-            </w:pPr>
-            <w:r>
-              <w:rPr>
-                <w:rFonts w:ascii="맑은 고딕" w:hAnsi="맑은 고딕" w:eastAsia="맑은 고딕"/>
-                <w:b w:val="0"/>
-                <w:color w:val="333333"/>
-                <w:sz w:val="18"/>
-              </w:rPr>
-              <w:t>1. 규정의 해설</w:t>
-            </w:r>
-          </w:p>
-          <w:p>
-            <w:pPr>
-              <w:spacing w:after="20" w:line="269" w:lineRule="auto"/>
-              <w:ind w:left="454"/>
-            </w:pPr>
-            <w:r>
-              <w:rPr>
-                <w:rFonts w:ascii="맑은 고딕" w:hAnsi="맑은 고딕" w:eastAsia="맑은 고딕"/>
-                <w:b w:val="0"/>
-                <w:color w:val="124AC8"/>
-                <w:sz w:val="18"/>
-              </w:rPr>
-              <w:t>2. 규정의 시행에 필요한 조치와 그 밖의 준비사항</w:t>
+                <w:b/>
+                <w:color w:val="C00000"/>
+                <w:sz w:val="18"/>
+              </w:rPr>
+              <w:t>〈삭제〉</w:t>
             </w:r>
           </w:p>
         </w:tc>
@@ -1743,7 +1586,7 @@
                 <w:color w:val="333333"/>
                 <w:sz w:val="16"/>
               </w:rPr>
-              <w:t>[정합성·시스템·표현] 비문(‘규정을 규정은’) 정리, 시달→공포, 등록 필→등록을 마친, 개폐→제정·개정·폐지</w:t>
+              <w:t>[통합 ★] 공포 절차를 제8조(등재 및 공포)로 통합 → 삭제</w:t>
             </w:r>
           </w:p>
         </w:tc>

--- a/사규정비/사규관리규정_신구조문대비표_종합개정안.docx
+++ b/사규정비/사규관리규정_신구조문대비표_종합개정안.docx
@@ -6598,7 +6598,37 @@
                 <w:color w:val="124AC8"/>
                 <w:sz w:val="18"/>
               </w:rPr>
-              <w:t>제○조(별표·서식·부록의 관리) 사규에 첨부되는 별표·별지서식·도표·부록은 그 사규의 제정·개정·폐지 시 「사규관리시스템」에서 함께 등록·개정·삭제한다.</w:t>
+              <w:t>제○조(별표 및 부록의 구분)</w:t>
+            </w:r>
+          </w:p>
+          <w:p>
+            <w:pPr>
+              <w:spacing w:after="20" w:line="269" w:lineRule="auto"/>
+              <w:ind w:left="227"/>
+            </w:pPr>
+            <w:r>
+              <w:rPr>
+                <w:rFonts w:ascii="맑은 고딕" w:hAnsi="맑은 고딕" w:eastAsia="맑은 고딕"/>
+                <w:b w:val="0"/>
+                <w:color w:val="124AC8"/>
+                <w:sz w:val="18"/>
+              </w:rPr>
+              <w:t>① “별표”란 사규의 내용을 보충하기 위하여 사규에 첨부하는 표·서식·별첨 등을 말한다.</w:t>
+            </w:r>
+          </w:p>
+          <w:p>
+            <w:pPr>
+              <w:spacing w:after="20" w:line="269" w:lineRule="auto"/>
+              <w:ind w:left="227"/>
+            </w:pPr>
+            <w:r>
+              <w:rPr>
+                <w:rFonts w:ascii="맑은 고딕" w:hAnsi="맑은 고딕" w:eastAsia="맑은 고딕"/>
+                <w:b w:val="0"/>
+                <w:color w:val="124AC8"/>
+                <w:sz w:val="18"/>
+              </w:rPr>
+              <w:t>② “부록”이란 별표 외에 참고로 사규에 첨부하는 자료를 말한다.</w:t>
             </w:r>
           </w:p>
         </w:tc>
@@ -6618,7 +6648,157 @@
                 <w:color w:val="333333"/>
                 <w:sz w:val="16"/>
               </w:rPr>
-              <w:t>[시스템·신설] 사규 첨부물은 사규 제·개정으로 시스템에서 일괄 관리(삭제된 제3장 서식 운용 대체)</w:t>
+              <w:t>[신설·제3장 재정립 ★] 제3장을 ‘서식’→‘별표 및 부록’으로(별표=표·서식·별첨 / 부록=그 외)</w:t>
+            </w:r>
+          </w:p>
+        </w:tc>
+      </w:tr>
+      <w:tr>
+        <w:tc>
+          <w:tcPr>
+            <w:tcW w:type="dxa" w:w="7257"/>
+          </w:tcPr>
+          <w:p>
+            <w:r/>
+            <w:r>
+              <w:rPr>
+                <w:rFonts w:ascii="맑은 고딕" w:hAnsi="맑은 고딕" w:eastAsia="맑은 고딕"/>
+                <w:b/>
+                <w:color w:val="C00000"/>
+                <w:sz w:val="18"/>
+              </w:rPr>
+              <w:t>〈신설〉</w:t>
+            </w:r>
+          </w:p>
+        </w:tc>
+        <w:tc>
+          <w:tcPr>
+            <w:tcW w:type="dxa" w:w="7257"/>
+          </w:tcPr>
+          <w:p>
+            <w:pPr>
+              <w:spacing w:after="20" w:line="269" w:lineRule="auto"/>
+              <w:ind w:left="0"/>
+            </w:pPr>
+            <w:r/>
+            <w:r>
+              <w:rPr>
+                <w:rFonts w:ascii="맑은 고딕" w:hAnsi="맑은 고딕" w:eastAsia="맑은 고딕"/>
+                <w:b w:val="0"/>
+                <w:color w:val="124AC8"/>
+                <w:sz w:val="18"/>
+              </w:rPr>
+              <w:t>제○조(별표의 관리)</w:t>
+            </w:r>
+          </w:p>
+          <w:p>
+            <w:pPr>
+              <w:spacing w:after="20" w:line="269" w:lineRule="auto"/>
+              <w:ind w:left="227"/>
+            </w:pPr>
+            <w:r>
+              <w:rPr>
+                <w:rFonts w:ascii="맑은 고딕" w:hAnsi="맑은 고딕" w:eastAsia="맑은 고딕"/>
+                <w:b w:val="0"/>
+                <w:color w:val="124AC8"/>
+                <w:sz w:val="18"/>
+              </w:rPr>
+              <w:t>① 별표는 그 사규의 일부로서 제정·개정·폐지 절차에 따라 관리하며, 「사규관리시스템」에 등재하고 제30조의2를 준용하여 개정이력을 표시한다.</w:t>
+            </w:r>
+          </w:p>
+          <w:p>
+            <w:pPr>
+              <w:spacing w:after="20" w:line="269" w:lineRule="auto"/>
+              <w:ind w:left="227"/>
+            </w:pPr>
+            <w:r>
+              <w:rPr>
+                <w:rFonts w:ascii="맑은 고딕" w:hAnsi="맑은 고딕" w:eastAsia="맑은 고딕"/>
+                <w:b w:val="0"/>
+                <w:color w:val="124AC8"/>
+                <w:sz w:val="18"/>
+              </w:rPr>
+              <w:t>② 별표의 번호와 제목은 『별표 제○호』의 형식으로 표시한다.</w:t>
+            </w:r>
+          </w:p>
+        </w:tc>
+        <w:tc>
+          <w:tcPr>
+            <w:tcW w:type="dxa" w:w="3402"/>
+          </w:tcPr>
+          <w:p>
+            <w:pPr>
+              <w:spacing w:after="40" w:line="276" w:lineRule="auto"/>
+            </w:pPr>
+            <w:r/>
+            <w:r>
+              <w:rPr>
+                <w:rFonts w:ascii="맑은 고딕" w:hAnsi="맑은 고딕" w:eastAsia="맑은 고딕"/>
+                <w:b w:val="0"/>
+                <w:color w:val="333333"/>
+                <w:sz w:val="16"/>
+              </w:rPr>
+              <w:t>[신설 ★] 별표는 정식 개정 절차 + 개정이력 표시(첨부 예시 형식, 『별표 제○호』 통일)</w:t>
+            </w:r>
+          </w:p>
+        </w:tc>
+      </w:tr>
+      <w:tr>
+        <w:tc>
+          <w:tcPr>
+            <w:tcW w:type="dxa" w:w="7257"/>
+          </w:tcPr>
+          <w:p>
+            <w:r/>
+            <w:r>
+              <w:rPr>
+                <w:rFonts w:ascii="맑은 고딕" w:hAnsi="맑은 고딕" w:eastAsia="맑은 고딕"/>
+                <w:b/>
+                <w:color w:val="C00000"/>
+                <w:sz w:val="18"/>
+              </w:rPr>
+              <w:t>〈신설〉</w:t>
+            </w:r>
+          </w:p>
+        </w:tc>
+        <w:tc>
+          <w:tcPr>
+            <w:tcW w:type="dxa" w:w="7257"/>
+          </w:tcPr>
+          <w:p>
+            <w:pPr>
+              <w:spacing w:after="20" w:line="269" w:lineRule="auto"/>
+              <w:ind w:left="0"/>
+            </w:pPr>
+            <w:r/>
+            <w:r>
+              <w:rPr>
+                <w:rFonts w:ascii="맑은 고딕" w:hAnsi="맑은 고딕" w:eastAsia="맑은 고딕"/>
+                <w:b w:val="0"/>
+                <w:color w:val="124AC8"/>
+                <w:sz w:val="18"/>
+              </w:rPr>
+              <w:t>제○조(부록의 관리) 부록은 제정·개정·폐지 절차를 거치지 않고 소관부서가 「사규관리시스템」에서 수정·관리할 수 있다.</w:t>
+            </w:r>
+          </w:p>
+        </w:tc>
+        <w:tc>
+          <w:tcPr>
+            <w:tcW w:type="dxa" w:w="3402"/>
+          </w:tcPr>
+          <w:p>
+            <w:pPr>
+              <w:spacing w:after="40" w:line="276" w:lineRule="auto"/>
+            </w:pPr>
+            <w:r/>
+            <w:r>
+              <w:rPr>
+                <w:rFonts w:ascii="맑은 고딕" w:hAnsi="맑은 고딕" w:eastAsia="맑은 고딕"/>
+                <w:b w:val="0"/>
+                <w:color w:val="333333"/>
+                <w:sz w:val="16"/>
+              </w:rPr>
+              <w:t>[신설 ★] 부록은 정식 절차 없이 단순 수정(매뉴얼과 일치)</w:t>
             </w:r>
           </w:p>
         </w:tc>

--- a/사규정비/사규관리규정_신구조문대비표_종합개정안.docx
+++ b/사규정비/사규관리규정_신구조문대비표_종합개정안.docx
@@ -2585,7 +2585,7 @@
                 <w:color w:val="124AC8"/>
                 <w:sz w:val="18"/>
               </w:rPr>
-              <w:t>1. 규정 : 회사의 경영·조직·관리·영업 등에 관한 기본적 사항을 정하며, 형식은 규정명·본칙·부칙으로 구분하여 「별지서식」의 작성형식에 따른다.</w:t>
+              <w:t>1. 규정 : 회사의 경영·조직·관리·영업 등에 관한 기본적 사항을 정하며, 형식은 규정명·본칙·부칙으로 구분하며, 「별표」의 규정 작성형식에 따른다.</w:t>
             </w:r>
           </w:p>
           <w:p>
@@ -3907,7 +3907,7 @@
                 <w:color w:val="333333"/>
                 <w:sz w:val="18"/>
               </w:rPr>
-              <w:t>제30조의2(개정 등 일자 및 내용의 표시)</w:t>
+              <w:t>제28조(표)</w:t>
             </w:r>
           </w:p>
           <w:p>
@@ -3922,181 +3922,7 @@
                 <w:color w:val="124AC8"/>
                 <w:sz w:val="18"/>
               </w:rPr>
-              <w:t>① 규정이 제정, 개정, 전부개정 또는 폐지되었을 때에는 다음 각 호와 같이 시행일자, 조치일자, 내용 및 문서번호를 표시한다.</w:t>
-            </w:r>
-          </w:p>
-          <w:p>
-            <w:pPr>
-              <w:spacing w:after="20" w:line="269" w:lineRule="auto"/>
-              <w:ind w:left="454"/>
-            </w:pPr>
-            <w:r>
-              <w:rPr>
-                <w:rFonts w:ascii="맑은 고딕" w:hAnsi="맑은 고딕" w:eastAsia="맑은 고딕"/>
-                <w:b w:val="0"/>
-                <w:color w:val="124AC8"/>
-                <w:sz w:val="18"/>
-              </w:rPr>
-              <w:t>1. 규정명 바로 아래에 시행일자와 제정ㆍ개정ㆍ폐지일자를 두 개의 대괄호로 나누어 한 줄로 표시하되, 다음 각 목에 따른다.</w:t>
-            </w:r>
-          </w:p>
-          <w:p>
-            <w:pPr>
-              <w:spacing w:after="20" w:line="269" w:lineRule="auto"/>
-              <w:ind w:left="680"/>
-            </w:pPr>
-            <w:r>
-              <w:rPr>
-                <w:rFonts w:ascii="맑은 고딕" w:hAnsi="맑은 고딕" w:eastAsia="맑은 고딕"/>
-                <w:b w:val="0"/>
-                <w:color w:val="124AC8"/>
-                <w:sz w:val="18"/>
-              </w:rPr>
-              <w:t>가. 앞 대괄호에는 “시행”을 적고 그 뒤에 시행일자를 적는다.</w:t>
-            </w:r>
-          </w:p>
-          <w:p>
-            <w:pPr>
-              <w:spacing w:after="20" w:line="269" w:lineRule="auto"/>
-              <w:ind w:left="680"/>
-            </w:pPr>
-            <w:r>
-              <w:rPr>
-                <w:rFonts w:ascii="맑은 고딕" w:hAnsi="맑은 고딕" w:eastAsia="맑은 고딕"/>
-                <w:b w:val="0"/>
-                <w:color w:val="124AC8"/>
-                <w:sz w:val="18"/>
-              </w:rPr>
-              <w:t>나. 뒤 대괄호에는 해당 조치의 일자(제정일ㆍ개정일 또는 폐지일)를 적고, 이어서 문서번호를 적는다.</w:t>
-            </w:r>
-          </w:p>
-          <w:p>
-            <w:pPr>
-              <w:spacing w:after="20" w:line="269" w:lineRule="auto"/>
-              <w:ind w:left="680"/>
-            </w:pPr>
-            <w:r>
-              <w:rPr>
-                <w:rFonts w:ascii="맑은 고딕" w:hAnsi="맑은 고딕" w:eastAsia="맑은 고딕"/>
-                <w:b w:val="0"/>
-                <w:color w:val="124AC8"/>
-                <w:sz w:val="18"/>
-              </w:rPr>
-              <w:t>다.</w:t>
-            </w:r>
-            <w:r>
-              <w:rPr>
-                <w:rFonts w:ascii="맑은 고딕" w:hAnsi="맑은 고딕" w:eastAsia="맑은 고딕"/>
-                <w:b w:val="0"/>
-                <w:color w:val="124AC8"/>
-                <w:sz w:val="18"/>
-              </w:rPr>
-              <w:t xml:space="preserve"> 문서번호는 “구분-연도-순번”의 형식으로 하며, 구분은 뒤 대괄호의 일자에 해당하는 제정ㆍ개정ㆍ폐지로, 연도는 4자리 서기연도로, 순번은 구분에 관계없이 그 해에 부여되는 사규 등록 일련번호(통산)로 한다.</w:t>
-            </w:r>
-          </w:p>
-          <w:p>
-            <w:pPr>
-              <w:spacing w:after="20" w:line="269" w:lineRule="auto"/>
-              <w:ind w:left="680"/>
-            </w:pPr>
-            <w:r>
-              <w:rPr>
-                <w:rFonts w:ascii="맑은 고딕" w:hAnsi="맑은 고딕" w:eastAsia="맑은 고딕"/>
-                <w:b w:val="0"/>
-                <w:color w:val="124AC8"/>
-                <w:sz w:val="18"/>
-              </w:rPr>
-              <w:t>라. 제정ㆍ개정ㆍ폐지 여부와 관계없이 앞 대괄호의 시행일자 표시는 생략하지 아니한다.</w:t>
-            </w:r>
-          </w:p>
-          <w:p>
-            <w:pPr>
-              <w:spacing w:after="20" w:line="269" w:lineRule="auto"/>
-              <w:ind w:left="680"/>
-            </w:pPr>
-            <w:r>
-              <w:rPr>
-                <w:rFonts w:ascii="맑은 고딕" w:hAnsi="맑은 고딕" w:eastAsia="맑은 고딕"/>
-                <w:b w:val="0"/>
-                <w:color w:val="124AC8"/>
-                <w:sz w:val="18"/>
-              </w:rPr>
-              <w:t>마. 모든 일자는 “0000. 00. 00.” 형식으로 표기한다.</w:t>
-            </w:r>
-          </w:p>
-          <w:p>
-            <w:pPr>
-              <w:spacing w:after="20" w:line="269" w:lineRule="auto"/>
-              <w:ind w:left="680"/>
-            </w:pPr>
-            <w:r>
-              <w:rPr>
-                <w:rFonts w:ascii="맑은 고딕" w:hAnsi="맑은 고딕" w:eastAsia="맑은 고딕"/>
-                <w:b w:val="0"/>
-                <w:color w:val="124AC8"/>
-                <w:sz w:val="18"/>
-              </w:rPr>
-              <w:t>바. 표시형식 및 예시는 “[시행 0000. 00. 00.] [0000. 00. 00. 구분-0000-000]”로 하며, 예시는 “[시행 2026. 6. 1.] [2026. 6. 1. 개정-2026-016]”과 같다.</w:t>
-            </w:r>
-          </w:p>
-          <w:p>
-            <w:pPr>
-              <w:spacing w:after="20" w:line="269" w:lineRule="auto"/>
-              <w:ind w:left="454"/>
-            </w:pPr>
-            <w:r>
-              <w:rPr>
-                <w:rFonts w:ascii="맑은 고딕" w:hAnsi="맑은 고딕" w:eastAsia="맑은 고딕"/>
-                <w:b w:val="0"/>
-                <w:color w:val="124AC8"/>
-                <w:sz w:val="18"/>
-              </w:rPr>
-              <w:t>2. 개정작업 중 신설 또는 개정된 조문의 변경 부분에 대하여는 색깔 등으로 구별하여 표시할 있으나, 등록 및 시행문에는 색을 제거하고 검정으로 통일하며, 그 조의 문장 끝에 (0000. 00. 00. 본조 신설) 또는 (0000. 00. 00. 본조 개정)으로 표시한다.</w:t>
-            </w:r>
-          </w:p>
-          <w:p>
-            <w:pPr>
-              <w:spacing w:after="20" w:line="269" w:lineRule="auto"/>
-              <w:ind w:left="454"/>
-            </w:pPr>
-            <w:r>
-              <w:rPr>
-                <w:rFonts w:ascii="맑은 고딕" w:hAnsi="맑은 고딕" w:eastAsia="맑은 고딕"/>
-                <w:b w:val="0"/>
-                <w:color w:val="124AC8"/>
-                <w:sz w:val="18"/>
-              </w:rPr>
-              <w:t>3. 여러 항으로 이루어진 조의 모든 항이 일부 개정된 경우에는 그 조의 문장 끝에 [0000. 00. 00. 본조 개정]으로 표시 하며, 각 항에 대한 개정이력 표시는 생략한다.</w:t>
-            </w:r>
-          </w:p>
-          <w:p>
-            <w:pPr>
-              <w:spacing w:after="20" w:line="269" w:lineRule="auto"/>
-              <w:ind w:left="454"/>
-            </w:pPr>
-            <w:r>
-              <w:rPr>
-                <w:rFonts w:ascii="맑은 고딕" w:hAnsi="맑은 고딕" w:eastAsia="맑은 고딕"/>
-                <w:b w:val="0"/>
-                <w:color w:val="124AC8"/>
-                <w:sz w:val="18"/>
-              </w:rPr>
-              <w:t>4. 제2호의 내용은 항, 호 등의 경우에 준용한다.</w:t>
-            </w:r>
-          </w:p>
-          <w:p>
-            <w:pPr>
-              <w:spacing w:after="20" w:line="269" w:lineRule="auto"/>
-              <w:ind w:left="454"/>
-            </w:pPr>
-            <w:r>
-              <w:rPr>
-                <w:rFonts w:ascii="맑은 고딕" w:hAnsi="맑은 고딕" w:eastAsia="맑은 고딕"/>
-                <w:b w:val="0"/>
-                <w:color w:val="124AC8"/>
-                <w:sz w:val="18"/>
-              </w:rPr>
-              <w:t>5. 표ㆍ도면ㆍ서식(별표ㆍ별도ㆍ별지서식 포함)의 경우에도 제2호 부터 제4호를 준용하여 표시하되, 변경된 부분에 대하여 개정이력을 표시함이 어렵거나 적절하지 않은 경우 그 표시를 생략할 수 있다.</w:t>
+              <w:t>① 규정 중에서 숫자가 많이 열거되거나 유사한 내용이 열거되는 경우에는 「표」를 사용하여 규정 내용의 이해를 용이하게 한다.</w:t>
             </w:r>
           </w:p>
           <w:p>
@@ -4111,55 +3937,7 @@
                 <w:color w:val="124AC8"/>
                 <w:sz w:val="18"/>
               </w:rPr>
-              <w:t>② 전부개정의 경우에는 다음 각 호와 같이 관리한다.</w:t>
-            </w:r>
-          </w:p>
-          <w:p>
-            <w:pPr>
-              <w:spacing w:after="20" w:line="269" w:lineRule="auto"/>
-              <w:ind w:left="454"/>
-            </w:pPr>
-            <w:r>
-              <w:rPr>
-                <w:rFonts w:ascii="맑은 고딕" w:hAnsi="맑은 고딕" w:eastAsia="맑은 고딕"/>
-                <w:b w:val="0"/>
-                <w:color w:val="124AC8"/>
-                <w:sz w:val="18"/>
-              </w:rPr>
-              <w:t>1. 제1항제1호에 따라 표시하되, 뒤 대괄호의 구분은 “전부개정”으로 한다.</w:t>
-            </w:r>
-          </w:p>
-          <w:p>
-            <w:pPr>
-              <w:spacing w:after="20" w:line="269" w:lineRule="auto"/>
-              <w:ind w:left="454"/>
-            </w:pPr>
-            <w:r>
-              <w:rPr>
-                <w:rFonts w:ascii="맑은 고딕" w:hAnsi="맑은 고딕" w:eastAsia="맑은 고딕"/>
-                <w:b w:val="0"/>
-                <w:color w:val="124AC8"/>
-                <w:sz w:val="18"/>
-              </w:rPr>
-              <w:t>2. 신설ㆍ개정된 조문의 변경 부분에 대하여는 개정이력을 별도로 표시하지 아니한다.</w:t>
-            </w:r>
-            <w:r>
-              <w:rPr>
-                <w:rFonts w:ascii="맑은 고딕" w:hAnsi="맑은 고딕" w:eastAsia="맑은 고딕"/>
-                <w:b w:val="0"/>
-                <w:color w:val="124AC8"/>
-                <w:sz w:val="18"/>
-              </w:rPr>
-              <w:t xml:space="preserve"> 다만, 전부개정 시 변경되지 않은 조문은 그 개정이력을 유지한다.</w:t>
-            </w:r>
-            <w:r>
-              <w:rPr>
-                <w:rFonts w:ascii="맑은 고딕" w:hAnsi="맑은 고딕" w:eastAsia="맑은 고딕"/>
-                <w:b w:val="0"/>
-                <w:color w:val="124AC8"/>
-                <w:sz w:val="18"/>
-              </w:rPr>
-              <w:t xml:space="preserve"> (2026. 06. 02. 본조 개정)</w:t>
+              <w:t>② 제1항의 표 중 간단한 표는 본칙의 조문 중에 표시하고 복잡하고 큰 표는 『별표』로 하여 부칙 다음에 둔다.</w:t>
             </w:r>
           </w:p>
         </w:tc>
@@ -4177,10 +3955,10 @@
               <w:rPr>
                 <w:rFonts w:ascii="맑은 고딕" w:hAnsi="맑은 고딕" w:eastAsia="맑은 고딕"/>
                 <w:b w:val="0"/>
-                <w:color w:val="333333"/>
-                <w:sz w:val="18"/>
-              </w:rPr>
-              <w:t>제30조의2(개정 등 일자 및 내용의 표시)</w:t>
+                <w:color w:val="124AC8"/>
+                <w:sz w:val="18"/>
+              </w:rPr>
+              <w:t>제28조(별표)</w:t>
             </w:r>
           </w:p>
           <w:p>
@@ -4195,7 +3973,7 @@
                 <w:color w:val="124AC8"/>
                 <w:sz w:val="18"/>
               </w:rPr>
-              <w:t>① 규정의 모든 개정이력은 「사규관리시스템」에 자동으로 기록·관리하며, 임직원은 시스템에서 연혁별 본문을 조회할 수 있다.</w:t>
+              <w:t>① 본문에 직접 넣기 어려운 표·서식·도면·별첨 등의 자료는 『별표』로 하여 부칙 다음에 배열한다.</w:t>
             </w:r>
           </w:p>
           <w:p>
@@ -4210,142 +3988,7 @@
                 <w:color w:val="124AC8"/>
                 <w:sz w:val="18"/>
               </w:rPr>
-              <w:t>② 규정의 표제부(규정명 바로 아래)와 전문(全文) 출력물에는 현행 기준의 개정이력 한 줄만 다음 각 호와 같이 표시한다.</w:t>
-            </w:r>
-          </w:p>
-          <w:p>
-            <w:pPr>
-              <w:spacing w:after="20" w:line="269" w:lineRule="auto"/>
-              <w:ind w:left="454"/>
-            </w:pPr>
-            <w:r>
-              <w:rPr>
-                <w:rFonts w:ascii="맑은 고딕" w:hAnsi="맑은 고딕" w:eastAsia="맑은 고딕"/>
-                <w:b w:val="0"/>
-                <w:color w:val="124AC8"/>
-                <w:sz w:val="18"/>
-              </w:rPr>
-              <w:t>1. 표시형식은 “[시행 0000. 00. 00.] [0000. 00. 00. 구분-0000-000]”으로 한다(예시: [시행 2026. 6. 1.] [2026. 6. 1. 개정-2026-016]).</w:t>
-            </w:r>
-          </w:p>
-          <w:p>
-            <w:pPr>
-              <w:spacing w:after="20" w:line="269" w:lineRule="auto"/>
-              <w:ind w:left="454"/>
-            </w:pPr>
-            <w:r>
-              <w:rPr>
-                <w:rFonts w:ascii="맑은 고딕" w:hAnsi="맑은 고딕" w:eastAsia="맑은 고딕"/>
-                <w:b w:val="0"/>
-                <w:color w:val="124AC8"/>
-                <w:sz w:val="18"/>
-              </w:rPr>
-              <w:t>2. 앞 대괄호에는 “시행”과 시행일자를, 뒤 대괄호에는 조치일자(제정일·개정일·폐지일)와 문서번호를 적으며, 시행일자 표시는 생략하지 않는다.</w:t>
-            </w:r>
-          </w:p>
-          <w:p>
-            <w:pPr>
-              <w:spacing w:after="20" w:line="269" w:lineRule="auto"/>
-              <w:ind w:left="454"/>
-            </w:pPr>
-            <w:r>
-              <w:rPr>
-                <w:rFonts w:ascii="맑은 고딕" w:hAnsi="맑은 고딕" w:eastAsia="맑은 고딕"/>
-                <w:b w:val="0"/>
-                <w:color w:val="124AC8"/>
-                <w:sz w:val="18"/>
-              </w:rPr>
-              <w:t>3. 문서번호는 “구분-연도-순번”으로 하되, 구분은 제정·개정·폐지, 연도는 4자리 서기연도, 순번은 그 해의 사규 등록 통산 일련번호로 한다.</w:t>
-            </w:r>
-          </w:p>
-          <w:p>
-            <w:pPr>
-              <w:spacing w:after="20" w:line="269" w:lineRule="auto"/>
-              <w:ind w:left="454"/>
-            </w:pPr>
-            <w:r>
-              <w:rPr>
-                <w:rFonts w:ascii="맑은 고딕" w:hAnsi="맑은 고딕" w:eastAsia="맑은 고딕"/>
-                <w:b w:val="0"/>
-                <w:color w:val="124AC8"/>
-                <w:sz w:val="18"/>
-              </w:rPr>
-              <w:t>4. 모든 일자는 “0000. 00. 00.” 형식으로 표기한다.</w:t>
-            </w:r>
-          </w:p>
-          <w:p>
-            <w:pPr>
-              <w:spacing w:after="20" w:line="269" w:lineRule="auto"/>
-              <w:ind w:left="227"/>
-            </w:pPr>
-            <w:r>
-              <w:rPr>
-                <w:rFonts w:ascii="맑은 고딕" w:hAnsi="맑은 고딕" w:eastAsia="맑은 고딕"/>
-                <w:b w:val="0"/>
-                <w:color w:val="124AC8"/>
-                <w:sz w:val="18"/>
-              </w:rPr>
-              <w:t>③ 조문 단위의 개정 표시는 다음 각 호에 따른다.</w:t>
-            </w:r>
-          </w:p>
-          <w:p>
-            <w:pPr>
-              <w:spacing w:after="20" w:line="269" w:lineRule="auto"/>
-              <w:ind w:left="454"/>
-            </w:pPr>
-            <w:r>
-              <w:rPr>
-                <w:rFonts w:ascii="맑은 고딕" w:hAnsi="맑은 고딕" w:eastAsia="맑은 고딕"/>
-                <w:b w:val="0"/>
-                <w:color w:val="124AC8"/>
-                <w:sz w:val="18"/>
-              </w:rPr>
-              <w:t>1. 개정 작업 중에는 신설·개정 부분을 색 등으로 구분할 수 있으나, 등록·시행문에서는 검정으로 통일하고 그 조의 끝에 “(0000. 00. 00. 본조 신설)” 또는 “(0000. 00. 00. 본조 개정)”으로 표시한다.</w:t>
-            </w:r>
-          </w:p>
-          <w:p>
-            <w:pPr>
-              <w:spacing w:after="20" w:line="269" w:lineRule="auto"/>
-              <w:ind w:left="454"/>
-            </w:pPr>
-            <w:r>
-              <w:rPr>
-                <w:rFonts w:ascii="맑은 고딕" w:hAnsi="맑은 고딕" w:eastAsia="맑은 고딕"/>
-                <w:b w:val="0"/>
-                <w:color w:val="124AC8"/>
-                <w:sz w:val="18"/>
-              </w:rPr>
-              <w:t>2. 한 조의 모든 항이 개정된 경우에는 그 조의 끝에 “[0000. 00. 00. 본조 개정]”으로 표시하고, 각 항의 개정이력 표시는 생략한다.</w:t>
-            </w:r>
-          </w:p>
-          <w:p>
-            <w:pPr>
-              <w:spacing w:after="20" w:line="269" w:lineRule="auto"/>
-              <w:ind w:left="454"/>
-            </w:pPr>
-            <w:r>
-              <w:rPr>
-                <w:rFonts w:ascii="맑은 고딕" w:hAnsi="맑은 고딕" w:eastAsia="맑은 고딕"/>
-                <w:b w:val="0"/>
-                <w:color w:val="124AC8"/>
-                <w:sz w:val="18"/>
-              </w:rPr>
-              <w:t>3. 제1호는 항·호와 표·도면·서식(별표·별도·별지서식 포함)에도 준용하되, 표시가 어렵거나 적절하지 않으면 생략할 수 있다.</w:t>
-            </w:r>
-          </w:p>
-          <w:p>
-            <w:pPr>
-              <w:spacing w:after="20" w:line="269" w:lineRule="auto"/>
-              <w:ind w:left="227"/>
-            </w:pPr>
-            <w:r>
-              <w:rPr>
-                <w:rFonts w:ascii="맑은 고딕" w:hAnsi="맑은 고딕" w:eastAsia="맑은 고딕"/>
-                <w:b w:val="0"/>
-                <w:color w:val="124AC8"/>
-                <w:sz w:val="18"/>
-              </w:rPr>
-              <w:t>④ 전부개정의 경우에는 제2항제1호에 따라 표시하되 뒤 대괄호의 구분을 “전부개정”으로 하고, 변경되지 않은 조문의 개정이력은 그대로 유지한다.</w:t>
+              <w:t>② 간단한 표나 도면은 본칙의 조문 안에 표시할 수 있다.</w:t>
             </w:r>
           </w:p>
         </w:tc>
@@ -4365,7 +4008,7 @@
                 <w:color w:val="333333"/>
                 <w:sz w:val="16"/>
               </w:rPr>
-              <w:t>[명확화·시스템] ★전체 연혁=시스템 자동 기록·조회 / 표제부·출력물엔 현행 한 줄만 → ‘연혁을 다 써야 하나?’ 모호성 해소, 구조 정리</w:t>
+              <w:t>[별표 통합 ★] 표·서식(별지서식)·도면(별도)을 ‘별표’로 통합, 제29·30조를 본조로 통합</w:t>
             </w:r>
           </w:p>
         </w:tc>
@@ -4388,7 +4031,16 @@
                 <w:color w:val="124AC8"/>
                 <w:sz w:val="18"/>
               </w:rPr>
-              <w:t>제31조(문체) 규정에서는 “···로 한다”라는 식의 구어체를 사용한다.</w:t>
+              <w:t>제29조(서식) 서식, 보고서의 형식을 규정에 표시하는 경우에는「별지서식」으로 하여 부칙 다음에 배열한다.</w:t>
+            </w:r>
+            <w:r>
+              <w:rPr>
+                <w:rFonts w:ascii="맑은 고딕" w:hAnsi="맑은 고딕" w:eastAsia="맑은 고딕"/>
+                <w:b w:val="0"/>
+                <w:color w:val="124AC8"/>
+                <w:sz w:val="18"/>
+              </w:rPr>
+              <w:t xml:space="preserve"> 다만, 『별표』 또는 『별도(別圖)』가 있는 경우에는 그 다음에 배열한다.</w:t>
             </w:r>
           </w:p>
         </w:tc>
@@ -4397,19 +4049,15 @@
             <w:tcW w:type="dxa" w:w="7257"/>
           </w:tcPr>
           <w:p>
-            <w:pPr>
-              <w:spacing w:after="20" w:line="269" w:lineRule="auto"/>
-              <w:ind w:left="0"/>
-            </w:pPr>
             <w:r/>
             <w:r>
               <w:rPr>
                 <w:rFonts w:ascii="맑은 고딕" w:hAnsi="맑은 고딕" w:eastAsia="맑은 고딕"/>
-                <w:b w:val="0"/>
-                <w:color w:val="124AC8"/>
-                <w:sz w:val="18"/>
-              </w:rPr>
-              <w:t>제31조(문체) 규정의 문장은 “…로 한다”와 같이 평서형으로 끝맺는다.</w:t>
+                <w:b/>
+                <w:color w:val="C00000"/>
+                <w:sz w:val="18"/>
+              </w:rPr>
+              <w:t>〈삭제〉</w:t>
             </w:r>
           </w:p>
         </w:tc>
@@ -4429,7 +4077,7 @@
                 <w:color w:val="333333"/>
                 <w:sz w:val="16"/>
               </w:rPr>
-              <w:t>[가독성] ‘구어체’(부정확)→‘평서형’으로 정정·명확화</w:t>
+              <w:t>[통합] 서식(별지서식)을 제28조(별표)로 통합 → 삭제</w:t>
             </w:r>
           </w:p>
         </w:tc>
@@ -4449,10 +4097,10 @@
               <w:rPr>
                 <w:rFonts w:ascii="맑은 고딕" w:hAnsi="맑은 고딕" w:eastAsia="맑은 고딕"/>
                 <w:b w:val="0"/>
-                <w:color w:val="333333"/>
-                <w:sz w:val="18"/>
-              </w:rPr>
-              <w:t>제31조의2(표현)</w:t>
+                <w:color w:val="124AC8"/>
+                <w:sz w:val="18"/>
+              </w:rPr>
+              <w:t>제30조(도면)</w:t>
             </w:r>
           </w:p>
           <w:p>
@@ -4464,19 +4112,10 @@
               <w:rPr>
                 <w:rFonts w:ascii="맑은 고딕" w:hAnsi="맑은 고딕" w:eastAsia="맑은 고딕"/>
                 <w:b w:val="0"/>
-                <w:color w:val="333333"/>
-                <w:sz w:val="18"/>
-              </w:rPr>
-              <w:t>① 규정의 내용은 한글, 숫자, 부호 등을 사용하여 쉽고 간결하게 표현한다.</w:t>
-            </w:r>
-            <w:r>
-              <w:rPr>
-                <w:rFonts w:ascii="맑은 고딕" w:hAnsi="맑은 고딕" w:eastAsia="맑은 고딕"/>
-                <w:b w:val="0"/>
-                <w:color w:val="333333"/>
-                <w:sz w:val="18"/>
-              </w:rPr>
-              <w:t xml:space="preserve"> 다만, 규정에 따라 특수한 문체나 표현방법, 전문용어, 외국어 등을 사용할 수 있다.</w:t>
+                <w:color w:val="124AC8"/>
+                <w:sz w:val="18"/>
+              </w:rPr>
+              <w:t>① 조직도 등과 같이 그림으로 표시하는 것이 이해하기 쉬운 경우에는 도면을 사용한다.</w:t>
             </w:r>
           </w:p>
           <w:p>
@@ -4491,16 +4130,16 @@
                 <w:color w:val="124AC8"/>
                 <w:sz w:val="18"/>
               </w:rPr>
-              <w:t>② 한글만으로는 이해하기 어렵거나 착오 또는 혼란을 일으킬 우려가 있는 경우에는 괄호 안에 한자, 영문자 등과 기타 수식 등 필요한 부호를 함께 적을 수 있다.</w:t>
-            </w:r>
-            <w:r>
-              <w:rPr>
-                <w:rFonts w:ascii="맑은 고딕" w:hAnsi="맑은 고딕" w:eastAsia="맑은 고딕"/>
-                <w:b w:val="0"/>
-                <w:color w:val="333333"/>
-                <w:sz w:val="18"/>
-              </w:rPr>
-              <w:t xml:space="preserve"> (2024. 09. 01. 본조 신설)</w:t>
+              <w:t>② 제1항의 도면 중 간단한 도면은 본칙의 조문 중에 표시하고, 복잡하고 큰 도면은 『별도(別圖)』로 하여 부칙 다음에 둔다.</w:t>
+            </w:r>
+            <w:r>
+              <w:rPr>
+                <w:rFonts w:ascii="맑은 고딕" w:hAnsi="맑은 고딕" w:eastAsia="맑은 고딕"/>
+                <w:b w:val="0"/>
+                <w:color w:val="124AC8"/>
+                <w:sz w:val="18"/>
+              </w:rPr>
+              <w:t xml:space="preserve"> 다만, 『별표』가 있는 경우에는 그 다음에 둔다.</w:t>
             </w:r>
           </w:p>
         </w:tc>
@@ -4509,67 +4148,15 @@
             <w:tcW w:type="dxa" w:w="7257"/>
           </w:tcPr>
           <w:p>
-            <w:pPr>
-              <w:spacing w:after="20" w:line="269" w:lineRule="auto"/>
-              <w:ind w:left="0"/>
-            </w:pPr>
             <w:r/>
             <w:r>
               <w:rPr>
                 <w:rFonts w:ascii="맑은 고딕" w:hAnsi="맑은 고딕" w:eastAsia="맑은 고딕"/>
-                <w:b w:val="0"/>
-                <w:color w:val="333333"/>
-                <w:sz w:val="18"/>
-              </w:rPr>
-              <w:t>제31조의2(표현)</w:t>
-            </w:r>
-          </w:p>
-          <w:p>
-            <w:pPr>
-              <w:spacing w:after="20" w:line="269" w:lineRule="auto"/>
-              <w:ind w:left="227"/>
-            </w:pPr>
-            <w:r>
-              <w:rPr>
-                <w:rFonts w:ascii="맑은 고딕" w:hAnsi="맑은 고딕" w:eastAsia="맑은 고딕"/>
-                <w:b w:val="0"/>
-                <w:color w:val="333333"/>
-                <w:sz w:val="18"/>
-              </w:rPr>
-              <w:t>① 규정의 내용은 한글, 숫자, 부호 등을 사용하여 쉽고 간결하게 표현한다.</w:t>
-            </w:r>
-            <w:r>
-              <w:rPr>
-                <w:rFonts w:ascii="맑은 고딕" w:hAnsi="맑은 고딕" w:eastAsia="맑은 고딕"/>
-                <w:b w:val="0"/>
-                <w:color w:val="333333"/>
-                <w:sz w:val="18"/>
-              </w:rPr>
-              <w:t xml:space="preserve"> 다만, 규정에 따라 특수한 문체나 표현방법, 전문용어, 외국어 등을 사용할 수 있다.</w:t>
-            </w:r>
-          </w:p>
-          <w:p>
-            <w:pPr>
-              <w:spacing w:after="20" w:line="269" w:lineRule="auto"/>
-              <w:ind w:left="227"/>
-            </w:pPr>
-            <w:r>
-              <w:rPr>
-                <w:rFonts w:ascii="맑은 고딕" w:hAnsi="맑은 고딕" w:eastAsia="맑은 고딕"/>
-                <w:b w:val="0"/>
-                <w:color w:val="124AC8"/>
-                <w:sz w:val="18"/>
-              </w:rPr>
-              <w:t>② 한글만으로는 이해하기 어렵거나 착오 또는 혼란을 일으킬 우려가 있는 경우에는 괄호 안에 한자, 영문자 등과 그 밖의 수식 등 필요한 부호를 함께 적을 수 있다.</w:t>
-            </w:r>
-            <w:r>
-              <w:rPr>
-                <w:rFonts w:ascii="맑은 고딕" w:hAnsi="맑은 고딕" w:eastAsia="맑은 고딕"/>
-                <w:b w:val="0"/>
-                <w:color w:val="333333"/>
-                <w:sz w:val="18"/>
-              </w:rPr>
-              <w:t xml:space="preserve"> (2024. 09. 01. 본조 신설)</w:t>
+                <w:b/>
+                <w:color w:val="C00000"/>
+                <w:sz w:val="18"/>
+              </w:rPr>
+              <w:t>〈삭제〉</w:t>
             </w:r>
           </w:p>
         </w:tc>
@@ -4589,7 +4176,7 @@
                 <w:color w:val="333333"/>
                 <w:sz w:val="16"/>
               </w:rPr>
-              <w:t>[표현] 법제처 권고 표현 정비</w:t>
+              <w:t>[통합] 도면(별도)을 제28조(별표)로 통합 → 삭제</w:t>
             </w:r>
           </w:p>
         </w:tc>
@@ -4612,7 +4199,7 @@
                 <w:color w:val="333333"/>
                 <w:sz w:val="18"/>
               </w:rPr>
-              <w:t>제32조(정의)</w:t>
+              <w:t>제30조의2(개정 등 일자 및 내용의 표시)</w:t>
             </w:r>
           </w:p>
           <w:p>
@@ -4624,19 +4211,184 @@
               <w:rPr>
                 <w:rFonts w:ascii="맑은 고딕" w:hAnsi="맑은 고딕" w:eastAsia="맑은 고딕"/>
                 <w:b w:val="0"/>
-                <w:color w:val="333333"/>
-                <w:sz w:val="18"/>
-              </w:rPr>
-              <w:t>① 용어의 개념을 광의 또는 협의로 한정할 필요가 있는 경우에는 처음으로 사용하는 때에 정의한다.</w:t>
-            </w:r>
-            <w:r>
-              <w:rPr>
-                <w:rFonts w:ascii="맑은 고딕" w:hAnsi="맑은 고딕" w:eastAsia="맑은 고딕"/>
-                <w:b w:val="0"/>
-                <w:color w:val="333333"/>
-                <w:sz w:val="18"/>
-              </w:rPr>
-              <w:t xml:space="preserve"> 그러나 중요한 용어는 본칙의 처음부분에서 일괄하여 정의할 수 있다.</w:t>
+                <w:color w:val="124AC8"/>
+                <w:sz w:val="18"/>
+              </w:rPr>
+              <w:t>① 규정이 제정, 개정, 전부개정 또는 폐지되었을 때에는 다음 각 호와 같이 시행일자, 조치일자, 내용 및 문서번호를 표시한다.</w:t>
+            </w:r>
+          </w:p>
+          <w:p>
+            <w:pPr>
+              <w:spacing w:after="20" w:line="269" w:lineRule="auto"/>
+              <w:ind w:left="454"/>
+            </w:pPr>
+            <w:r>
+              <w:rPr>
+                <w:rFonts w:ascii="맑은 고딕" w:hAnsi="맑은 고딕" w:eastAsia="맑은 고딕"/>
+                <w:b w:val="0"/>
+                <w:color w:val="124AC8"/>
+                <w:sz w:val="18"/>
+              </w:rPr>
+              <w:t>1. 규정명 바로 아래에 시행일자와 제정ㆍ개정ㆍ폐지일자를 두 개의 대괄호로 나누어 한 줄로 표시하되, 다음 각 목에 따른다.</w:t>
+            </w:r>
+          </w:p>
+          <w:p>
+            <w:pPr>
+              <w:spacing w:after="20" w:line="269" w:lineRule="auto"/>
+              <w:ind w:left="680"/>
+            </w:pPr>
+            <w:r>
+              <w:rPr>
+                <w:rFonts w:ascii="맑은 고딕" w:hAnsi="맑은 고딕" w:eastAsia="맑은 고딕"/>
+                <w:b w:val="0"/>
+                <w:color w:val="124AC8"/>
+                <w:sz w:val="18"/>
+              </w:rPr>
+              <w:t>가. 앞 대괄호에는 “시행”을 적고 그 뒤에 시행일자를 적는다.</w:t>
+            </w:r>
+          </w:p>
+          <w:p>
+            <w:pPr>
+              <w:spacing w:after="20" w:line="269" w:lineRule="auto"/>
+              <w:ind w:left="680"/>
+            </w:pPr>
+            <w:r>
+              <w:rPr>
+                <w:rFonts w:ascii="맑은 고딕" w:hAnsi="맑은 고딕" w:eastAsia="맑은 고딕"/>
+                <w:b w:val="0"/>
+                <w:color w:val="124AC8"/>
+                <w:sz w:val="18"/>
+              </w:rPr>
+              <w:t>나. 뒤 대괄호에는 해당 조치의 일자(제정일ㆍ개정일 또는 폐지일)를 적고, 이어서 문서번호를 적는다.</w:t>
+            </w:r>
+          </w:p>
+          <w:p>
+            <w:pPr>
+              <w:spacing w:after="20" w:line="269" w:lineRule="auto"/>
+              <w:ind w:left="680"/>
+            </w:pPr>
+            <w:r>
+              <w:rPr>
+                <w:rFonts w:ascii="맑은 고딕" w:hAnsi="맑은 고딕" w:eastAsia="맑은 고딕"/>
+                <w:b w:val="0"/>
+                <w:color w:val="124AC8"/>
+                <w:sz w:val="18"/>
+              </w:rPr>
+              <w:t>다.</w:t>
+            </w:r>
+            <w:r>
+              <w:rPr>
+                <w:rFonts w:ascii="맑은 고딕" w:hAnsi="맑은 고딕" w:eastAsia="맑은 고딕"/>
+                <w:b w:val="0"/>
+                <w:color w:val="124AC8"/>
+                <w:sz w:val="18"/>
+              </w:rPr>
+              <w:t xml:space="preserve"> 문서번호는 “구분-연도-순번”의 형식으로 하며, 구분은 뒤 대괄호의 일자에 해당하는 제정ㆍ개정ㆍ폐지로, 연도는 4자리 서기연도로, 순번은 구분에 관계없이 그 해에 부여되는 사규 등록 일련번호(통산)로 한다.</w:t>
+            </w:r>
+          </w:p>
+          <w:p>
+            <w:pPr>
+              <w:spacing w:after="20" w:line="269" w:lineRule="auto"/>
+              <w:ind w:left="680"/>
+            </w:pPr>
+            <w:r>
+              <w:rPr>
+                <w:rFonts w:ascii="맑은 고딕" w:hAnsi="맑은 고딕" w:eastAsia="맑은 고딕"/>
+                <w:b w:val="0"/>
+                <w:color w:val="124AC8"/>
+                <w:sz w:val="18"/>
+              </w:rPr>
+              <w:t>라. 제정ㆍ개정ㆍ폐지 여부와 관계없이 앞 대괄호의 시행일자 표시는 생략하지 아니한다.</w:t>
+            </w:r>
+          </w:p>
+          <w:p>
+            <w:pPr>
+              <w:spacing w:after="20" w:line="269" w:lineRule="auto"/>
+              <w:ind w:left="680"/>
+            </w:pPr>
+            <w:r>
+              <w:rPr>
+                <w:rFonts w:ascii="맑은 고딕" w:hAnsi="맑은 고딕" w:eastAsia="맑은 고딕"/>
+                <w:b w:val="0"/>
+                <w:color w:val="124AC8"/>
+                <w:sz w:val="18"/>
+              </w:rPr>
+              <w:t>마. 모든 일자는 “0000. 00. 00.” 형식으로 표기한다.</w:t>
+            </w:r>
+          </w:p>
+          <w:p>
+            <w:pPr>
+              <w:spacing w:after="20" w:line="269" w:lineRule="auto"/>
+              <w:ind w:left="680"/>
+            </w:pPr>
+            <w:r>
+              <w:rPr>
+                <w:rFonts w:ascii="맑은 고딕" w:hAnsi="맑은 고딕" w:eastAsia="맑은 고딕"/>
+                <w:b w:val="0"/>
+                <w:color w:val="124AC8"/>
+                <w:sz w:val="18"/>
+              </w:rPr>
+              <w:t>바. 표시형식 및 예시는 “[시행 0000. 00. 00.] [0000. 00. 00. 구분-0000-000]”로 하며, 예시는 “[시행 2026. 6. 1.] [2026. 6. 1. 개정-2026-016]”과 같다.</w:t>
+            </w:r>
+          </w:p>
+          <w:p>
+            <w:pPr>
+              <w:spacing w:after="20" w:line="269" w:lineRule="auto"/>
+              <w:ind w:left="454"/>
+            </w:pPr>
+            <w:r>
+              <w:rPr>
+                <w:rFonts w:ascii="맑은 고딕" w:hAnsi="맑은 고딕" w:eastAsia="맑은 고딕"/>
+                <w:b w:val="0"/>
+                <w:color w:val="124AC8"/>
+                <w:sz w:val="18"/>
+              </w:rPr>
+              <w:t>2. 개정작업 중 신설 또는 개정된 조문의 변경 부분에 대하여는 색깔 등으로 구별하여 표시할 있으나, 등록 및 시행문에는 색을 제거하고 검정으로 통일하며, 그 조의 문장 끝에 (0000. 00. 00. 본조 신설) 또는 (0000. 00. 00. 본조 개정)으로 표시한다.</w:t>
+            </w:r>
+          </w:p>
+          <w:p>
+            <w:pPr>
+              <w:spacing w:after="20" w:line="269" w:lineRule="auto"/>
+              <w:ind w:left="454"/>
+            </w:pPr>
+            <w:r>
+              <w:rPr>
+                <w:rFonts w:ascii="맑은 고딕" w:hAnsi="맑은 고딕" w:eastAsia="맑은 고딕"/>
+                <w:b w:val="0"/>
+                <w:color w:val="124AC8"/>
+                <w:sz w:val="18"/>
+              </w:rPr>
+              <w:t>3. 여러 항으로 이루어진 조의 모든 항이 일부 개정된 경우에는 그 조의 문장 끝에 [0000. 00. 00. 본조 개정]으로 표시 하며, 각 항에 대한 개정이력 표시는 생략한다.</w:t>
+            </w:r>
+          </w:p>
+          <w:p>
+            <w:pPr>
+              <w:spacing w:after="20" w:line="269" w:lineRule="auto"/>
+              <w:ind w:left="454"/>
+            </w:pPr>
+            <w:r>
+              <w:rPr>
+                <w:rFonts w:ascii="맑은 고딕" w:hAnsi="맑은 고딕" w:eastAsia="맑은 고딕"/>
+                <w:b w:val="0"/>
+                <w:color w:val="124AC8"/>
+                <w:sz w:val="18"/>
+              </w:rPr>
+              <w:t>4. 제2호의 내용은 항, 호 등의 경우에 준용한다.</w:t>
+            </w:r>
+          </w:p>
+          <w:p>
+            <w:pPr>
+              <w:spacing w:after="20" w:line="269" w:lineRule="auto"/>
+              <w:ind w:left="454"/>
+            </w:pPr>
+            <w:r>
+              <w:rPr>
+                <w:rFonts w:ascii="맑은 고딕" w:hAnsi="맑은 고딕" w:eastAsia="맑은 고딕"/>
+                <w:b w:val="0"/>
+                <w:color w:val="124AC8"/>
+                <w:sz w:val="18"/>
+              </w:rPr>
+              <w:t>5. 표ㆍ도면ㆍ서식(별표ㆍ별도ㆍ별지서식 포함)의 경우에도 제2호 부터 제4호를 준용하여 표시하되, 변경된 부분에 대하여 개정이력을 표시함이 어렵거나 적절하지 않은 경우 그 표시를 생략할 수 있다.</w:t>
             </w:r>
           </w:p>
           <w:p>
@@ -4651,7 +4403,55 @@
                 <w:color w:val="124AC8"/>
                 <w:sz w:val="18"/>
               </w:rPr>
-              <w:t>② 정의의 설명중에는 정의하고자 하는 것과 동일한 명칭 또는 동의어를 피하여야 하며, 비유적인 용어, 해석이 어려운 전문용어 및 여러가지 의미로 해석되는 용어를 사용하여서는 아니된다.</w:t>
+              <w:t>② 전부개정의 경우에는 다음 각 호와 같이 관리한다.</w:t>
+            </w:r>
+          </w:p>
+          <w:p>
+            <w:pPr>
+              <w:spacing w:after="20" w:line="269" w:lineRule="auto"/>
+              <w:ind w:left="454"/>
+            </w:pPr>
+            <w:r>
+              <w:rPr>
+                <w:rFonts w:ascii="맑은 고딕" w:hAnsi="맑은 고딕" w:eastAsia="맑은 고딕"/>
+                <w:b w:val="0"/>
+                <w:color w:val="124AC8"/>
+                <w:sz w:val="18"/>
+              </w:rPr>
+              <w:t>1. 제1항제1호에 따라 표시하되, 뒤 대괄호의 구분은 “전부개정”으로 한다.</w:t>
+            </w:r>
+          </w:p>
+          <w:p>
+            <w:pPr>
+              <w:spacing w:after="20" w:line="269" w:lineRule="auto"/>
+              <w:ind w:left="454"/>
+            </w:pPr>
+            <w:r>
+              <w:rPr>
+                <w:rFonts w:ascii="맑은 고딕" w:hAnsi="맑은 고딕" w:eastAsia="맑은 고딕"/>
+                <w:b w:val="0"/>
+                <w:color w:val="124AC8"/>
+                <w:sz w:val="18"/>
+              </w:rPr>
+              <w:t>2. 신설ㆍ개정된 조문의 변경 부분에 대하여는 개정이력을 별도로 표시하지 아니한다.</w:t>
+            </w:r>
+            <w:r>
+              <w:rPr>
+                <w:rFonts w:ascii="맑은 고딕" w:hAnsi="맑은 고딕" w:eastAsia="맑은 고딕"/>
+                <w:b w:val="0"/>
+                <w:color w:val="124AC8"/>
+                <w:sz w:val="18"/>
+              </w:rPr>
+              <w:t xml:space="preserve"> 다만, 전부개정 시 변경되지 않은 조문은 그 개정이력을 유지한다.</w:t>
+            </w:r>
+            <w:r>
+              <w:rPr>
+                <w:rFonts w:ascii="맑은 고딕" w:hAnsi="맑은 고딕" w:eastAsia="맑은 고딕"/>
+                <w:b w:val="0"/>
+                <w:color w:val="124AC8"/>
+                <w:sz w:val="18"/>
+              </w:rPr>
+              <w:t xml:space="preserve"> (2026. 06. 02. 본조 개정)</w:t>
             </w:r>
           </w:p>
         </w:tc>
@@ -4672,7 +4472,7 @@
                 <w:color w:val="333333"/>
                 <w:sz w:val="18"/>
               </w:rPr>
-              <w:t>제32조(정의)</w:t>
+              <w:t>제30조의2(개정 등 일자 및 내용의 표시)</w:t>
             </w:r>
           </w:p>
           <w:p>
@@ -4684,19 +4484,10 @@
               <w:rPr>
                 <w:rFonts w:ascii="맑은 고딕" w:hAnsi="맑은 고딕" w:eastAsia="맑은 고딕"/>
                 <w:b w:val="0"/>
-                <w:color w:val="333333"/>
-                <w:sz w:val="18"/>
-              </w:rPr>
-              <w:t>① 용어의 개념을 광의 또는 협의로 한정할 필요가 있는 경우에는 처음으로 사용하는 때에 정의한다.</w:t>
-            </w:r>
-            <w:r>
-              <w:rPr>
-                <w:rFonts w:ascii="맑은 고딕" w:hAnsi="맑은 고딕" w:eastAsia="맑은 고딕"/>
-                <w:b w:val="0"/>
-                <w:color w:val="333333"/>
-                <w:sz w:val="18"/>
-              </w:rPr>
-              <w:t xml:space="preserve"> 그러나 중요한 용어는 본칙의 처음부분에서 일괄하여 정의할 수 있다.</w:t>
+                <w:color w:val="124AC8"/>
+                <w:sz w:val="18"/>
+              </w:rPr>
+              <w:t>① 규정의 모든 개정이력은 「사규관리시스템」에 자동으로 기록·관리하며, 임직원은 시스템에서 연혁별 본문을 조회할 수 있다.</w:t>
             </w:r>
           </w:p>
           <w:p>
@@ -4711,7 +4502,142 @@
                 <w:color w:val="124AC8"/>
                 <w:sz w:val="18"/>
               </w:rPr>
-              <w:t>② 정의의 설명중에는 정의하고자 하는 것과 동일한 명칭 또는 동의어를 피하여야 하며, 비유적인 용어, 해석이 어려운 전문용어 및 여러가지 의미로 해석되는 용어를 사용해서는 안 된다.</w:t>
+              <w:t>② 규정의 표제부(규정명 바로 아래)와 전문(全文) 출력물에는 현행 기준의 개정이력 한 줄만 다음 각 호와 같이 표시한다.</w:t>
+            </w:r>
+          </w:p>
+          <w:p>
+            <w:pPr>
+              <w:spacing w:after="20" w:line="269" w:lineRule="auto"/>
+              <w:ind w:left="454"/>
+            </w:pPr>
+            <w:r>
+              <w:rPr>
+                <w:rFonts w:ascii="맑은 고딕" w:hAnsi="맑은 고딕" w:eastAsia="맑은 고딕"/>
+                <w:b w:val="0"/>
+                <w:color w:val="124AC8"/>
+                <w:sz w:val="18"/>
+              </w:rPr>
+              <w:t>1. 표시형식은 “[시행 0000. 00. 00.] [0000. 00. 00. 구분-0000-000]”으로 한다(예시: [시행 2026. 6. 1.] [2026. 6. 1. 개정-2026-016]).</w:t>
+            </w:r>
+          </w:p>
+          <w:p>
+            <w:pPr>
+              <w:spacing w:after="20" w:line="269" w:lineRule="auto"/>
+              <w:ind w:left="454"/>
+            </w:pPr>
+            <w:r>
+              <w:rPr>
+                <w:rFonts w:ascii="맑은 고딕" w:hAnsi="맑은 고딕" w:eastAsia="맑은 고딕"/>
+                <w:b w:val="0"/>
+                <w:color w:val="124AC8"/>
+                <w:sz w:val="18"/>
+              </w:rPr>
+              <w:t>2. 앞 대괄호에는 “시행”과 시행일자를, 뒤 대괄호에는 조치일자(제정일·개정일·폐지일)와 문서번호를 적으며, 시행일자 표시는 생략하지 않는다.</w:t>
+            </w:r>
+          </w:p>
+          <w:p>
+            <w:pPr>
+              <w:spacing w:after="20" w:line="269" w:lineRule="auto"/>
+              <w:ind w:left="454"/>
+            </w:pPr>
+            <w:r>
+              <w:rPr>
+                <w:rFonts w:ascii="맑은 고딕" w:hAnsi="맑은 고딕" w:eastAsia="맑은 고딕"/>
+                <w:b w:val="0"/>
+                <w:color w:val="124AC8"/>
+                <w:sz w:val="18"/>
+              </w:rPr>
+              <w:t>3. 문서번호는 “구분-연도-순번”으로 하되, 구분은 제정·개정·폐지, 연도는 4자리 서기연도, 순번은 그 해의 사규 등록 통산 일련번호로 한다.</w:t>
+            </w:r>
+          </w:p>
+          <w:p>
+            <w:pPr>
+              <w:spacing w:after="20" w:line="269" w:lineRule="auto"/>
+              <w:ind w:left="454"/>
+            </w:pPr>
+            <w:r>
+              <w:rPr>
+                <w:rFonts w:ascii="맑은 고딕" w:hAnsi="맑은 고딕" w:eastAsia="맑은 고딕"/>
+                <w:b w:val="0"/>
+                <w:color w:val="124AC8"/>
+                <w:sz w:val="18"/>
+              </w:rPr>
+              <w:t>4. 모든 일자는 “0000. 00. 00.” 형식으로 표기한다.</w:t>
+            </w:r>
+          </w:p>
+          <w:p>
+            <w:pPr>
+              <w:spacing w:after="20" w:line="269" w:lineRule="auto"/>
+              <w:ind w:left="227"/>
+            </w:pPr>
+            <w:r>
+              <w:rPr>
+                <w:rFonts w:ascii="맑은 고딕" w:hAnsi="맑은 고딕" w:eastAsia="맑은 고딕"/>
+                <w:b w:val="0"/>
+                <w:color w:val="124AC8"/>
+                <w:sz w:val="18"/>
+              </w:rPr>
+              <w:t>③ 조문 단위의 개정 표시는 다음 각 호에 따른다.</w:t>
+            </w:r>
+          </w:p>
+          <w:p>
+            <w:pPr>
+              <w:spacing w:after="20" w:line="269" w:lineRule="auto"/>
+              <w:ind w:left="454"/>
+            </w:pPr>
+            <w:r>
+              <w:rPr>
+                <w:rFonts w:ascii="맑은 고딕" w:hAnsi="맑은 고딕" w:eastAsia="맑은 고딕"/>
+                <w:b w:val="0"/>
+                <w:color w:val="124AC8"/>
+                <w:sz w:val="18"/>
+              </w:rPr>
+              <w:t>1. 개정 작업 중에는 신설·개정 부분을 색 등으로 구분할 수 있으나, 등록·시행문에서는 검정으로 통일하고 그 조의 끝에 “(0000. 00. 00. 본조 신설)” 또는 “(0000. 00. 00. 본조 개정)”으로 표시한다.</w:t>
+            </w:r>
+          </w:p>
+          <w:p>
+            <w:pPr>
+              <w:spacing w:after="20" w:line="269" w:lineRule="auto"/>
+              <w:ind w:left="454"/>
+            </w:pPr>
+            <w:r>
+              <w:rPr>
+                <w:rFonts w:ascii="맑은 고딕" w:hAnsi="맑은 고딕" w:eastAsia="맑은 고딕"/>
+                <w:b w:val="0"/>
+                <w:color w:val="124AC8"/>
+                <w:sz w:val="18"/>
+              </w:rPr>
+              <w:t>2. 한 조의 모든 항이 개정된 경우에는 그 조의 끝에 “[0000. 00. 00. 본조 개정]”으로 표시하고, 각 항의 개정이력 표시는 생략한다.</w:t>
+            </w:r>
+          </w:p>
+          <w:p>
+            <w:pPr>
+              <w:spacing w:after="20" w:line="269" w:lineRule="auto"/>
+              <w:ind w:left="454"/>
+            </w:pPr>
+            <w:r>
+              <w:rPr>
+                <w:rFonts w:ascii="맑은 고딕" w:hAnsi="맑은 고딕" w:eastAsia="맑은 고딕"/>
+                <w:b w:val="0"/>
+                <w:color w:val="124AC8"/>
+                <w:sz w:val="18"/>
+              </w:rPr>
+              <w:t>3. 제1호는 항·호와 표·도면·서식(별표·별도·별지서식 포함)에도 준용하되, 표시가 어렵거나 적절하지 않으면 생략할 수 있다.</w:t>
+            </w:r>
+          </w:p>
+          <w:p>
+            <w:pPr>
+              <w:spacing w:after="20" w:line="269" w:lineRule="auto"/>
+              <w:ind w:left="227"/>
+            </w:pPr>
+            <w:r>
+              <w:rPr>
+                <w:rFonts w:ascii="맑은 고딕" w:hAnsi="맑은 고딕" w:eastAsia="맑은 고딕"/>
+                <w:b w:val="0"/>
+                <w:color w:val="124AC8"/>
+                <w:sz w:val="18"/>
+              </w:rPr>
+              <w:t>④ 전부개정의 경우에는 제2항제1호에 따라 표시하되 뒤 대괄호의 구분을 “전부개정”으로 하고, 변경되지 않은 조문의 개정이력은 그대로 유지한다.</w:t>
             </w:r>
           </w:p>
         </w:tc>
@@ -4731,7 +4657,7 @@
                 <w:color w:val="333333"/>
                 <w:sz w:val="16"/>
               </w:rPr>
-              <w:t>[표현] 법제처 권고 표현 정비</w:t>
+              <w:t>[명확화·시스템] ★전체 연혁=시스템 자동 기록·조회 / 표제부·출력물엔 현행 한 줄만 → ‘연혁을 다 써야 하나?’ 모호성 해소, 구조 정리</w:t>
             </w:r>
           </w:p>
         </w:tc>
@@ -4754,16 +4680,7 @@
                 <w:color w:val="124AC8"/>
                 <w:sz w:val="18"/>
               </w:rPr>
-              <w:t>제33조(주어) 조문의 주어는 명백히 표시하여야 한다.</w:t>
-            </w:r>
-            <w:r>
-              <w:rPr>
-                <w:rFonts w:ascii="맑은 고딕" w:hAnsi="맑은 고딕" w:eastAsia="맑은 고딕"/>
-                <w:b w:val="0"/>
-                <w:color w:val="124AC8"/>
-                <w:sz w:val="18"/>
-              </w:rPr>
-              <w:t xml:space="preserve"> 그러나 주어를 명확히 알 수 있는 때에는 이를 생략할 수 있다.</w:t>
+              <w:t>제31조(문체) 규정에서는 “···로 한다”라는 식의 구어체를 사용한다.</w:t>
             </w:r>
           </w:p>
         </w:tc>
@@ -4784,16 +4701,7 @@
                 <w:color w:val="124AC8"/>
                 <w:sz w:val="18"/>
               </w:rPr>
-              <w:t>제33조(주어) 조문의 주어는 분명히 표시한다.</w:t>
-            </w:r>
-            <w:r>
-              <w:rPr>
-                <w:rFonts w:ascii="맑은 고딕" w:hAnsi="맑은 고딕" w:eastAsia="맑은 고딕"/>
-                <w:b w:val="0"/>
-                <w:color w:val="124AC8"/>
-                <w:sz w:val="18"/>
-              </w:rPr>
-              <w:t xml:space="preserve"> 다만, 주어를 분명히 알 수 있는 경우에는 생략할 수 있다.</w:t>
+              <w:t>제31조(문체) 규정의 문장은 “…로 한다”와 같이 평서형으로 끝맺는다.</w:t>
             </w:r>
           </w:p>
         </w:tc>
@@ -4813,7 +4721,7 @@
                 <w:color w:val="333333"/>
                 <w:sz w:val="16"/>
               </w:rPr>
-              <w:t>[가독성] 중간 역접 ‘그러나’→단서 ‘다만’, ‘명백히/명확히’ 중복 정리</w:t>
+              <w:t>[가독성] ‘구어체’(부정확)→‘평서형’으로 정정·명확화</w:t>
             </w:r>
           </w:p>
         </w:tc>
@@ -4836,7 +4744,7 @@
                 <w:color w:val="333333"/>
                 <w:sz w:val="18"/>
               </w:rPr>
-              <w:t>제34조(술어)</w:t>
+              <w:t>제31조의2(표현)</w:t>
             </w:r>
           </w:p>
           <w:p>
@@ -4851,14 +4759,8 @@
                 <w:color w:val="333333"/>
                 <w:sz w:val="18"/>
               </w:rPr>
-              <w:t>① 조문의 술어는 정확히 표현하여야 하며, 특히 당사자의 행위에 관하여는 원칙적 으로 다음과 같이 표현하여야 한다.</w:t>
-            </w:r>
-          </w:p>
-          <w:p>
-            <w:pPr>
-              <w:spacing w:after="20" w:line="269" w:lineRule="auto"/>
-              <w:ind w:left="454"/>
-            </w:pPr>
+              <w:t>① 규정의 내용은 한글, 숫자, 부호 등을 사용하여 쉽고 간결하게 표현한다.</w:t>
+            </w:r>
             <w:r>
               <w:rPr>
                 <w:rFonts w:ascii="맑은 고딕" w:hAnsi="맑은 고딕" w:eastAsia="맑은 고딕"/>
@@ -4866,112 +4768,7 @@
                 <w:color w:val="333333"/>
                 <w:sz w:val="18"/>
               </w:rPr>
-              <w:t>1. ···한다.</w:t>
-            </w:r>
-            <w:r>
-              <w:rPr>
-                <w:rFonts w:ascii="맑은 고딕" w:hAnsi="맑은 고딕" w:eastAsia="맑은 고딕"/>
-                <w:b w:val="0"/>
-                <w:color w:val="333333"/>
-                <w:sz w:val="18"/>
-              </w:rPr>
-              <w:t xml:space="preserve"> (일반적 설명규정)</w:t>
-            </w:r>
-          </w:p>
-          <w:p>
-            <w:pPr>
-              <w:spacing w:after="20" w:line="269" w:lineRule="auto"/>
-              <w:ind w:left="454"/>
-            </w:pPr>
-            <w:r>
-              <w:rPr>
-                <w:rFonts w:ascii="맑은 고딕" w:hAnsi="맑은 고딕" w:eastAsia="맑은 고딕"/>
-                <w:b w:val="0"/>
-                <w:color w:val="333333"/>
-                <w:sz w:val="18"/>
-              </w:rPr>
-              <w:t>2. ···하여야 한다.</w:t>
-            </w:r>
-            <w:r>
-              <w:rPr>
-                <w:rFonts w:ascii="맑은 고딕" w:hAnsi="맑은 고딕" w:eastAsia="맑은 고딕"/>
-                <w:b w:val="0"/>
-                <w:color w:val="333333"/>
-                <w:sz w:val="18"/>
-              </w:rPr>
-              <w:t xml:space="preserve"> (의무규정)</w:t>
-            </w:r>
-          </w:p>
-          <w:p>
-            <w:pPr>
-              <w:spacing w:after="20" w:line="269" w:lineRule="auto"/>
-              <w:ind w:left="454"/>
-            </w:pPr>
-            <w:r>
-              <w:rPr>
-                <w:rFonts w:ascii="맑은 고딕" w:hAnsi="맑은 고딕" w:eastAsia="맑은 고딕"/>
-                <w:b w:val="0"/>
-                <w:color w:val="333333"/>
-                <w:sz w:val="18"/>
-              </w:rPr>
-              <w:t>3. ···할 수 있다.</w:t>
-            </w:r>
-            <w:r>
-              <w:rPr>
-                <w:rFonts w:ascii="맑은 고딕" w:hAnsi="맑은 고딕" w:eastAsia="맑은 고딕"/>
-                <w:b w:val="0"/>
-                <w:color w:val="333333"/>
-                <w:sz w:val="18"/>
-              </w:rPr>
-              <w:t xml:space="preserve"> (임의규정)</w:t>
-            </w:r>
-          </w:p>
-          <w:p>
-            <w:pPr>
-              <w:spacing w:after="20" w:line="269" w:lineRule="auto"/>
-              <w:ind w:left="454"/>
-            </w:pPr>
-            <w:r>
-              <w:rPr>
-                <w:rFonts w:ascii="맑은 고딕" w:hAnsi="맑은 고딕" w:eastAsia="맑은 고딕"/>
-                <w:b w:val="0"/>
-                <w:color w:val="124AC8"/>
-                <w:sz w:val="18"/>
-              </w:rPr>
-              <w:t>4. ···하여서는 아니된다.</w:t>
-            </w:r>
-            <w:r>
-              <w:rPr>
-                <w:rFonts w:ascii="맑은 고딕" w:hAnsi="맑은 고딕" w:eastAsia="맑은 고딕"/>
-                <w:b w:val="0"/>
-                <w:color w:val="333333"/>
-                <w:sz w:val="18"/>
-              </w:rPr>
-              <w:t xml:space="preserve"> ···할 수 없다.(금지규정)</w:t>
-            </w:r>
-          </w:p>
-          <w:p>
-            <w:pPr>
-              <w:spacing w:after="20" w:line="269" w:lineRule="auto"/>
-              <w:ind w:left="454"/>
-            </w:pPr>
-            <w:r>
-              <w:rPr>
-                <w:rFonts w:ascii="맑은 고딕" w:hAnsi="맑은 고딕" w:eastAsia="맑은 고딕"/>
-                <w:b w:val="0"/>
-                <w:color w:val="333333"/>
-                <w:sz w:val="18"/>
-              </w:rPr>
-              <w:t>5. ···(으)로 본다.</w:t>
-            </w:r>
-            <w:r>
-              <w:rPr>
-                <w:rFonts w:ascii="맑은 고딕" w:hAnsi="맑은 고딕" w:eastAsia="맑은 고딕"/>
-                <w:b w:val="0"/>
-                <w:color w:val="333333"/>
-                <w:sz w:val="18"/>
-              </w:rPr>
-              <w:t xml:space="preserve"> (간주규정)</w:t>
+              <w:t xml:space="preserve"> 다만, 규정에 따라 특수한 문체나 표현방법, 전문용어, 외국어 등을 사용할 수 있다.</w:t>
             </w:r>
           </w:p>
           <w:p>
@@ -4983,10 +4780,19 @@
               <w:rPr>
                 <w:rFonts w:ascii="맑은 고딕" w:hAnsi="맑은 고딕" w:eastAsia="맑은 고딕"/>
                 <w:b w:val="0"/>
+                <w:color w:val="124AC8"/>
+                <w:sz w:val="18"/>
+              </w:rPr>
+              <w:t>② 한글만으로는 이해하기 어렵거나 착오 또는 혼란을 일으킬 우려가 있는 경우에는 괄호 안에 한자, 영문자 등과 기타 수식 등 필요한 부호를 함께 적을 수 있다.</w:t>
+            </w:r>
+            <w:r>
+              <w:rPr>
+                <w:rFonts w:ascii="맑은 고딕" w:hAnsi="맑은 고딕" w:eastAsia="맑은 고딕"/>
+                <w:b w:val="0"/>
                 <w:color w:val="333333"/>
                 <w:sz w:val="18"/>
               </w:rPr>
-              <w:t>② 필요한 경우에는 술어 앞에 선택용어 (또는), 한정조건용어 (···경우에는, 때에는, 다만, ···에 불구하고, ···를 불문하고), 부사(원칙으로, 반드시)등을 붙여 술어의 의미를 보충한다.</w:t>
+              <w:t xml:space="preserve"> (2024. 09. 01. 본조 신설)</w:t>
             </w:r>
           </w:p>
         </w:tc>
@@ -5007,7 +4813,7 @@
                 <w:color w:val="333333"/>
                 <w:sz w:val="18"/>
               </w:rPr>
-              <w:t>제34조(술어)</w:t>
+              <w:t>제31조의2(표현)</w:t>
             </w:r>
           </w:p>
           <w:p>
@@ -5022,14 +4828,8 @@
                 <w:color w:val="333333"/>
                 <w:sz w:val="18"/>
               </w:rPr>
-              <w:t>① 조문의 술어는 정확히 표현하여야 하며, 특히 당사자의 행위에 관하여는 원칙적 으로 다음과 같이 표현하여야 한다.</w:t>
-            </w:r>
-          </w:p>
-          <w:p>
-            <w:pPr>
-              <w:spacing w:after="20" w:line="269" w:lineRule="auto"/>
-              <w:ind w:left="454"/>
-            </w:pPr>
+              <w:t>① 규정의 내용은 한글, 숫자, 부호 등을 사용하여 쉽고 간결하게 표현한다.</w:t>
+            </w:r>
             <w:r>
               <w:rPr>
                 <w:rFonts w:ascii="맑은 고딕" w:hAnsi="맑은 고딕" w:eastAsia="맑은 고딕"/>
@@ -5037,112 +4837,7 @@
                 <w:color w:val="333333"/>
                 <w:sz w:val="18"/>
               </w:rPr>
-              <w:t>1. ···한다.</w:t>
-            </w:r>
-            <w:r>
-              <w:rPr>
-                <w:rFonts w:ascii="맑은 고딕" w:hAnsi="맑은 고딕" w:eastAsia="맑은 고딕"/>
-                <w:b w:val="0"/>
-                <w:color w:val="333333"/>
-                <w:sz w:val="18"/>
-              </w:rPr>
-              <w:t xml:space="preserve"> (일반적 설명규정)</w:t>
-            </w:r>
-          </w:p>
-          <w:p>
-            <w:pPr>
-              <w:spacing w:after="20" w:line="269" w:lineRule="auto"/>
-              <w:ind w:left="454"/>
-            </w:pPr>
-            <w:r>
-              <w:rPr>
-                <w:rFonts w:ascii="맑은 고딕" w:hAnsi="맑은 고딕" w:eastAsia="맑은 고딕"/>
-                <w:b w:val="0"/>
-                <w:color w:val="333333"/>
-                <w:sz w:val="18"/>
-              </w:rPr>
-              <w:t>2. ···하여야 한다.</w:t>
-            </w:r>
-            <w:r>
-              <w:rPr>
-                <w:rFonts w:ascii="맑은 고딕" w:hAnsi="맑은 고딕" w:eastAsia="맑은 고딕"/>
-                <w:b w:val="0"/>
-                <w:color w:val="333333"/>
-                <w:sz w:val="18"/>
-              </w:rPr>
-              <w:t xml:space="preserve"> (의무규정)</w:t>
-            </w:r>
-          </w:p>
-          <w:p>
-            <w:pPr>
-              <w:spacing w:after="20" w:line="269" w:lineRule="auto"/>
-              <w:ind w:left="454"/>
-            </w:pPr>
-            <w:r>
-              <w:rPr>
-                <w:rFonts w:ascii="맑은 고딕" w:hAnsi="맑은 고딕" w:eastAsia="맑은 고딕"/>
-                <w:b w:val="0"/>
-                <w:color w:val="333333"/>
-                <w:sz w:val="18"/>
-              </w:rPr>
-              <w:t>3. ···할 수 있다.</w:t>
-            </w:r>
-            <w:r>
-              <w:rPr>
-                <w:rFonts w:ascii="맑은 고딕" w:hAnsi="맑은 고딕" w:eastAsia="맑은 고딕"/>
-                <w:b w:val="0"/>
-                <w:color w:val="333333"/>
-                <w:sz w:val="18"/>
-              </w:rPr>
-              <w:t xml:space="preserve"> (임의규정)</w:t>
-            </w:r>
-          </w:p>
-          <w:p>
-            <w:pPr>
-              <w:spacing w:after="20" w:line="269" w:lineRule="auto"/>
-              <w:ind w:left="454"/>
-            </w:pPr>
-            <w:r>
-              <w:rPr>
-                <w:rFonts w:ascii="맑은 고딕" w:hAnsi="맑은 고딕" w:eastAsia="맑은 고딕"/>
-                <w:b w:val="0"/>
-                <w:color w:val="124AC8"/>
-                <w:sz w:val="18"/>
-              </w:rPr>
-              <w:t>4. ···해서는 안 된다.</w:t>
-            </w:r>
-            <w:r>
-              <w:rPr>
-                <w:rFonts w:ascii="맑은 고딕" w:hAnsi="맑은 고딕" w:eastAsia="맑은 고딕"/>
-                <w:b w:val="0"/>
-                <w:color w:val="333333"/>
-                <w:sz w:val="18"/>
-              </w:rPr>
-              <w:t xml:space="preserve"> ···할 수 없다.(금지규정)</w:t>
-            </w:r>
-          </w:p>
-          <w:p>
-            <w:pPr>
-              <w:spacing w:after="20" w:line="269" w:lineRule="auto"/>
-              <w:ind w:left="454"/>
-            </w:pPr>
-            <w:r>
-              <w:rPr>
-                <w:rFonts w:ascii="맑은 고딕" w:hAnsi="맑은 고딕" w:eastAsia="맑은 고딕"/>
-                <w:b w:val="0"/>
-                <w:color w:val="333333"/>
-                <w:sz w:val="18"/>
-              </w:rPr>
-              <w:t>5. ···(으)로 본다.</w:t>
-            </w:r>
-            <w:r>
-              <w:rPr>
-                <w:rFonts w:ascii="맑은 고딕" w:hAnsi="맑은 고딕" w:eastAsia="맑은 고딕"/>
-                <w:b w:val="0"/>
-                <w:color w:val="333333"/>
-                <w:sz w:val="18"/>
-              </w:rPr>
-              <w:t xml:space="preserve"> (간주규정)</w:t>
+              <w:t xml:space="preserve"> 다만, 규정에 따라 특수한 문체나 표현방법, 전문용어, 외국어 등을 사용할 수 있다.</w:t>
             </w:r>
           </w:p>
           <w:p>
@@ -5154,10 +4849,19 @@
               <w:rPr>
                 <w:rFonts w:ascii="맑은 고딕" w:hAnsi="맑은 고딕" w:eastAsia="맑은 고딕"/>
                 <w:b w:val="0"/>
+                <w:color w:val="124AC8"/>
+                <w:sz w:val="18"/>
+              </w:rPr>
+              <w:t>② 한글만으로는 이해하기 어렵거나 착오 또는 혼란을 일으킬 우려가 있는 경우에는 괄호 안에 한자, 영문자 등과 그 밖의 수식 등 필요한 부호를 함께 적을 수 있다.</w:t>
+            </w:r>
+            <w:r>
+              <w:rPr>
+                <w:rFonts w:ascii="맑은 고딕" w:hAnsi="맑은 고딕" w:eastAsia="맑은 고딕"/>
+                <w:b w:val="0"/>
                 <w:color w:val="333333"/>
                 <w:sz w:val="18"/>
               </w:rPr>
-              <w:t>② 필요한 경우에는 술어 앞에 선택용어 (또는), 한정조건용어 (···경우에는, 때에는, 다만, ···에 불구하고, ···를 불문하고), 부사(원칙으로, 반드시)등을 붙여 술어의 의미를 보충한다.</w:t>
+              <w:t xml:space="preserve"> (2024. 09. 01. 본조 신설)</w:t>
             </w:r>
           </w:p>
         </w:tc>
@@ -5197,10 +4901,49 @@
               <w:rPr>
                 <w:rFonts w:ascii="맑은 고딕" w:hAnsi="맑은 고딕" w:eastAsia="맑은 고딕"/>
                 <w:b w:val="0"/>
+                <w:color w:val="333333"/>
+                <w:sz w:val="18"/>
+              </w:rPr>
+              <w:t>제32조(정의)</w:t>
+            </w:r>
+          </w:p>
+          <w:p>
+            <w:pPr>
+              <w:spacing w:after="20" w:line="269" w:lineRule="auto"/>
+              <w:ind w:left="227"/>
+            </w:pPr>
+            <w:r>
+              <w:rPr>
+                <w:rFonts w:ascii="맑은 고딕" w:hAnsi="맑은 고딕" w:eastAsia="맑은 고딕"/>
+                <w:b w:val="0"/>
+                <w:color w:val="333333"/>
+                <w:sz w:val="18"/>
+              </w:rPr>
+              <w:t>① 용어의 개념을 광의 또는 협의로 한정할 필요가 있는 경우에는 처음으로 사용하는 때에 정의한다.</w:t>
+            </w:r>
+            <w:r>
+              <w:rPr>
+                <w:rFonts w:ascii="맑은 고딕" w:hAnsi="맑은 고딕" w:eastAsia="맑은 고딕"/>
+                <w:b w:val="0"/>
+                <w:color w:val="333333"/>
+                <w:sz w:val="18"/>
+              </w:rPr>
+              <w:t xml:space="preserve"> 그러나 중요한 용어는 본칙의 처음부분에서 일괄하여 정의할 수 있다.</w:t>
+            </w:r>
+          </w:p>
+          <w:p>
+            <w:pPr>
+              <w:spacing w:after="20" w:line="269" w:lineRule="auto"/>
+              <w:ind w:left="227"/>
+            </w:pPr>
+            <w:r>
+              <w:rPr>
+                <w:rFonts w:ascii="맑은 고딕" w:hAnsi="맑은 고딕" w:eastAsia="맑은 고딕"/>
+                <w:b w:val="0"/>
                 <w:color w:val="124AC8"/>
                 <w:sz w:val="18"/>
               </w:rPr>
-              <w:t>제35조(숫자) 규정중의 숫자는 아라비아 숫자를 사용한다.</w:t>
+              <w:t>② 정의의 설명중에는 정의하고자 하는 것과 동일한 명칭 또는 동의어를 피하여야 하며, 비유적인 용어, 해석이 어려운 전문용어 및 여러가지 의미로 해석되는 용어를 사용하여서는 아니된다.</w:t>
             </w:r>
           </w:p>
         </w:tc>
@@ -5218,10 +4961,49 @@
               <w:rPr>
                 <w:rFonts w:ascii="맑은 고딕" w:hAnsi="맑은 고딕" w:eastAsia="맑은 고딕"/>
                 <w:b w:val="0"/>
+                <w:color w:val="333333"/>
+                <w:sz w:val="18"/>
+              </w:rPr>
+              <w:t>제32조(정의)</w:t>
+            </w:r>
+          </w:p>
+          <w:p>
+            <w:pPr>
+              <w:spacing w:after="20" w:line="269" w:lineRule="auto"/>
+              <w:ind w:left="227"/>
+            </w:pPr>
+            <w:r>
+              <w:rPr>
+                <w:rFonts w:ascii="맑은 고딕" w:hAnsi="맑은 고딕" w:eastAsia="맑은 고딕"/>
+                <w:b w:val="0"/>
+                <w:color w:val="333333"/>
+                <w:sz w:val="18"/>
+              </w:rPr>
+              <w:t>① 용어의 개념을 광의 또는 협의로 한정할 필요가 있는 경우에는 처음으로 사용하는 때에 정의한다.</w:t>
+            </w:r>
+            <w:r>
+              <w:rPr>
+                <w:rFonts w:ascii="맑은 고딕" w:hAnsi="맑은 고딕" w:eastAsia="맑은 고딕"/>
+                <w:b w:val="0"/>
+                <w:color w:val="333333"/>
+                <w:sz w:val="18"/>
+              </w:rPr>
+              <w:t xml:space="preserve"> 그러나 중요한 용어는 본칙의 처음부분에서 일괄하여 정의할 수 있다.</w:t>
+            </w:r>
+          </w:p>
+          <w:p>
+            <w:pPr>
+              <w:spacing w:after="20" w:line="269" w:lineRule="auto"/>
+              <w:ind w:left="227"/>
+            </w:pPr>
+            <w:r>
+              <w:rPr>
+                <w:rFonts w:ascii="맑은 고딕" w:hAnsi="맑은 고딕" w:eastAsia="맑은 고딕"/>
+                <w:b w:val="0"/>
                 <w:color w:val="124AC8"/>
                 <w:sz w:val="18"/>
               </w:rPr>
-              <w:t>제35조(숫자) 규정의 숫자는 아라비아 숫자로 표기한다.</w:t>
+              <w:t>② 정의의 설명중에는 정의하고자 하는 것과 동일한 명칭 또는 동의어를 피하여야 하며, 비유적인 용어, 해석이 어려운 전문용어 및 여러가지 의미로 해석되는 용어를 사용해서는 안 된다.</w:t>
             </w:r>
           </w:p>
         </w:tc>
@@ -5241,7 +5023,7 @@
                 <w:color w:val="333333"/>
                 <w:sz w:val="16"/>
               </w:rPr>
-              <w:t>[가독성·표현] ‘규정중의’→‘규정의’, ‘사용한다’→‘표기한다’</w:t>
+              <w:t>[표현] 법제처 권고 표현 정비</w:t>
             </w:r>
           </w:p>
         </w:tc>
@@ -5264,14 +5046,8 @@
                 <w:color w:val="124AC8"/>
                 <w:sz w:val="18"/>
               </w:rPr>
-              <w:t>제36조(괄호) 규정중의 괄호는 다음과 같이 사용한다.</w:t>
-            </w:r>
-          </w:p>
-          <w:p>
-            <w:pPr>
-              <w:spacing w:after="20" w:line="269" w:lineRule="auto"/>
-              <w:ind w:left="454"/>
-            </w:pPr>
+              <w:t>제33조(주어) 조문의 주어는 명백히 표시하여야 한다.</w:t>
+            </w:r>
             <w:r>
               <w:rPr>
                 <w:rFonts w:ascii="맑은 고딕" w:hAnsi="맑은 고딕" w:eastAsia="맑은 고딕"/>
@@ -5279,22 +5055,7 @@
                 <w:color w:val="124AC8"/>
                 <w:sz w:val="18"/>
               </w:rPr>
-              <w:t>1. ( )원괄호는 주석적인 설명, 조의 제목, 주, 보기 등의 경우에 사용한다.</w:t>
-            </w:r>
-          </w:p>
-          <w:p>
-            <w:pPr>
-              <w:spacing w:after="20" w:line="269" w:lineRule="auto"/>
-              <w:ind w:left="454"/>
-            </w:pPr>
-            <w:r>
-              <w:rPr>
-                <w:rFonts w:ascii="맑은 고딕" w:hAnsi="맑은 고딕" w:eastAsia="맑은 고딕"/>
-                <w:b w:val="0"/>
-                <w:color w:val="124AC8"/>
-                <w:sz w:val="18"/>
-              </w:rPr>
-              <w:t>2. 「 」각괄호는 정의하는 자구의 부분을 명백히 표시하는 경우에 사용한다.</w:t>
+              <w:t xml:space="preserve"> 그러나 주어를 명확히 알 수 있는 때에는 이를 생략할 수 있다.</w:t>
             </w:r>
           </w:p>
         </w:tc>
@@ -5315,14 +5076,8 @@
                 <w:color w:val="124AC8"/>
                 <w:sz w:val="18"/>
               </w:rPr>
-              <w:t>제36조(괄호 등 부호) 규정에서 괄호 등 부호는 다음 각 호와 같이 사용한다.</w:t>
-            </w:r>
-          </w:p>
-          <w:p>
-            <w:pPr>
-              <w:spacing w:after="20" w:line="269" w:lineRule="auto"/>
-              <w:ind w:left="454"/>
-            </w:pPr>
+              <w:t>제33조(주어) 조문의 주어는 분명히 표시한다.</w:t>
+            </w:r>
             <w:r>
               <w:rPr>
                 <w:rFonts w:ascii="맑은 고딕" w:hAnsi="맑은 고딕" w:eastAsia="맑은 고딕"/>
@@ -5330,52 +5085,7 @@
                 <w:color w:val="124AC8"/>
                 <w:sz w:val="18"/>
               </w:rPr>
-              <w:t>1. 소괄호 ( ) : 주석적 설명, 조의 제목, 주, 보기 등에 사용한다.</w:t>
-            </w:r>
-          </w:p>
-          <w:p>
-            <w:pPr>
-              <w:spacing w:after="20" w:line="269" w:lineRule="auto"/>
-              <w:ind w:left="454"/>
-            </w:pPr>
-            <w:r>
-              <w:rPr>
-                <w:rFonts w:ascii="맑은 고딕" w:hAnsi="맑은 고딕" w:eastAsia="맑은 고딕"/>
-                <w:b w:val="0"/>
-                <w:color w:val="124AC8"/>
-                <w:sz w:val="18"/>
-              </w:rPr>
-              <w:t>2. 큰따옴표 “ ” : 용어를 정의하거나 특정 문구를 인용할 때 사용한다.</w:t>
-            </w:r>
-          </w:p>
-          <w:p>
-            <w:pPr>
-              <w:spacing w:after="20" w:line="269" w:lineRule="auto"/>
-              <w:ind w:left="454"/>
-            </w:pPr>
-            <w:r>
-              <w:rPr>
-                <w:rFonts w:ascii="맑은 고딕" w:hAnsi="맑은 고딕" w:eastAsia="맑은 고딕"/>
-                <w:b w:val="0"/>
-                <w:color w:val="124AC8"/>
-                <w:sz w:val="18"/>
-              </w:rPr>
-              <w:t>3. 홑낫표 「 」 : 규정·지침·서식 등 사규의 명칭을 표시할 때 사용한다.</w:t>
-            </w:r>
-          </w:p>
-          <w:p>
-            <w:pPr>
-              <w:spacing w:after="20" w:line="269" w:lineRule="auto"/>
-              <w:ind w:left="454"/>
-            </w:pPr>
-            <w:r>
-              <w:rPr>
-                <w:rFonts w:ascii="맑은 고딕" w:hAnsi="맑은 고딕" w:eastAsia="맑은 고딕"/>
-                <w:b w:val="0"/>
-                <w:color w:val="124AC8"/>
-                <w:sz w:val="18"/>
-              </w:rPr>
-              <w:t>4. 겹낫표 『 』 : 별표·별지서식·별도 등 부속 문서를 표시할 때 사용한다.</w:t>
+              <w:t xml:space="preserve"> 다만, 주어를 분명히 알 수 있는 경우에는 생략할 수 있다.</w:t>
             </w:r>
           </w:p>
         </w:tc>
@@ -5395,7 +5105,7 @@
                 <w:color w:val="333333"/>
                 <w:sz w:val="16"/>
               </w:rPr>
-              <w:t>[정합성·표현] ‘원괄호/각괄호’(틀린 명칭)→‘소괄호/낫표’ 정정 + 실제 쓰는 큰따옴표·겹낫표 규칙 추가(부호 사용 일관성)</w:t>
+              <w:t>[가독성] 중간 역접 ‘그러나’→단서 ‘다만’, ‘명백히/명확히’ 중복 정리</w:t>
             </w:r>
           </w:p>
         </w:tc>
@@ -5418,7 +5128,22 @@
                 <w:color w:val="333333"/>
                 <w:sz w:val="18"/>
               </w:rPr>
-              <w:t>제36조의2(구두점) 구두점은 다음 각 호와 같이 사용한다.</w:t>
+              <w:t>제34조(술어)</w:t>
+            </w:r>
+          </w:p>
+          <w:p>
+            <w:pPr>
+              <w:spacing w:after="20" w:line="269" w:lineRule="auto"/>
+              <w:ind w:left="227"/>
+            </w:pPr>
+            <w:r>
+              <w:rPr>
+                <w:rFonts w:ascii="맑은 고딕" w:hAnsi="맑은 고딕" w:eastAsia="맑은 고딕"/>
+                <w:b w:val="0"/>
+                <w:color w:val="333333"/>
+                <w:sz w:val="18"/>
+              </w:rPr>
+              <w:t>① 조문의 술어는 정확히 표현하여야 하며, 특히 당사자의 행위에 관하여는 원칙적 으로 다음과 같이 표현하여야 한다.</w:t>
             </w:r>
           </w:p>
           <w:p>
@@ -5433,7 +5158,16 @@
                 <w:color w:val="333333"/>
                 <w:sz w:val="18"/>
               </w:rPr>
-              <w:t>1. 하나의 문장이 끝나는 경우에는 마침표(.)를 찍는다.</w:t>
+              <w:t>1. ···한다.</w:t>
+            </w:r>
+            <w:r>
+              <w:rPr>
+                <w:rFonts w:ascii="맑은 고딕" w:hAnsi="맑은 고딕" w:eastAsia="맑은 고딕"/>
+                <w:b w:val="0"/>
+                <w:color w:val="333333"/>
+                <w:sz w:val="18"/>
+              </w:rPr>
+              <w:t xml:space="preserve"> (일반적 설명규정)</w:t>
             </w:r>
           </w:p>
           <w:p>
@@ -5445,10 +5179,19 @@
               <w:rPr>
                 <w:rFonts w:ascii="맑은 고딕" w:hAnsi="맑은 고딕" w:eastAsia="맑은 고딕"/>
                 <w:b w:val="0"/>
-                <w:color w:val="124AC8"/>
-                <w:sz w:val="18"/>
-              </w:rPr>
-              <w:t>2. 문자 중에서 말 또는 구절을 성질상의 분류나 대비 등으로 구분할 필요가 있는 경우에는 쉼표(,)를 찍는다.</w:t>
+                <w:color w:val="333333"/>
+                <w:sz w:val="18"/>
+              </w:rPr>
+              <w:t>2. ···하여야 한다.</w:t>
+            </w:r>
+            <w:r>
+              <w:rPr>
+                <w:rFonts w:ascii="맑은 고딕" w:hAnsi="맑은 고딕" w:eastAsia="맑은 고딕"/>
+                <w:b w:val="0"/>
+                <w:color w:val="333333"/>
+                <w:sz w:val="18"/>
+              </w:rPr>
+              <w:t xml:space="preserve"> (의무규정)</w:t>
             </w:r>
           </w:p>
           <w:p>
@@ -5460,10 +5203,19 @@
               <w:rPr>
                 <w:rFonts w:ascii="맑은 고딕" w:hAnsi="맑은 고딕" w:eastAsia="맑은 고딕"/>
                 <w:b w:val="0"/>
-                <w:color w:val="124AC8"/>
-                <w:sz w:val="18"/>
-              </w:rPr>
-              <w:t>3. 대등하거나 밀접한 관계에 있는 단어가 열거되어 있는 경우에는 단어 사이에 가운데 점(ㆍ)을 찍는다.</w:t>
+                <w:color w:val="333333"/>
+                <w:sz w:val="18"/>
+              </w:rPr>
+              <w:t>3. ···할 수 있다.</w:t>
+            </w:r>
+            <w:r>
+              <w:rPr>
+                <w:rFonts w:ascii="맑은 고딕" w:hAnsi="맑은 고딕" w:eastAsia="맑은 고딕"/>
+                <w:b w:val="0"/>
+                <w:color w:val="333333"/>
+                <w:sz w:val="18"/>
+              </w:rPr>
+              <w:t xml:space="preserve"> (임의규정)</w:t>
             </w:r>
           </w:p>
           <w:p>
@@ -5478,16 +5230,55 @@
                 <w:color w:val="124AC8"/>
                 <w:sz w:val="18"/>
               </w:rPr>
-              <w:t>4. 용어 또는 부호 등을 구체적으로 설명하고자 할 경우에는 설명문 앞에 쌍점(:)을 찍는다.</w:t>
-            </w:r>
-            <w:r>
-              <w:rPr>
-                <w:rFonts w:ascii="맑은 고딕" w:hAnsi="맑은 고딕" w:eastAsia="맑은 고딕"/>
-                <w:b w:val="0"/>
-                <w:color w:val="124AC8"/>
-                <w:sz w:val="18"/>
-              </w:rPr>
-              <w:t xml:space="preserve"> (2024. 09. 01. 본조 신설)</w:t>
+              <w:t>4. ···하여서는 아니된다.</w:t>
+            </w:r>
+            <w:r>
+              <w:rPr>
+                <w:rFonts w:ascii="맑은 고딕" w:hAnsi="맑은 고딕" w:eastAsia="맑은 고딕"/>
+                <w:b w:val="0"/>
+                <w:color w:val="333333"/>
+                <w:sz w:val="18"/>
+              </w:rPr>
+              <w:t xml:space="preserve"> ···할 수 없다.(금지규정)</w:t>
+            </w:r>
+          </w:p>
+          <w:p>
+            <w:pPr>
+              <w:spacing w:after="20" w:line="269" w:lineRule="auto"/>
+              <w:ind w:left="454"/>
+            </w:pPr>
+            <w:r>
+              <w:rPr>
+                <w:rFonts w:ascii="맑은 고딕" w:hAnsi="맑은 고딕" w:eastAsia="맑은 고딕"/>
+                <w:b w:val="0"/>
+                <w:color w:val="333333"/>
+                <w:sz w:val="18"/>
+              </w:rPr>
+              <w:t>5. ···(으)로 본다.</w:t>
+            </w:r>
+            <w:r>
+              <w:rPr>
+                <w:rFonts w:ascii="맑은 고딕" w:hAnsi="맑은 고딕" w:eastAsia="맑은 고딕"/>
+                <w:b w:val="0"/>
+                <w:color w:val="333333"/>
+                <w:sz w:val="18"/>
+              </w:rPr>
+              <w:t xml:space="preserve"> (간주규정)</w:t>
+            </w:r>
+          </w:p>
+          <w:p>
+            <w:pPr>
+              <w:spacing w:after="20" w:line="269" w:lineRule="auto"/>
+              <w:ind w:left="227"/>
+            </w:pPr>
+            <w:r>
+              <w:rPr>
+                <w:rFonts w:ascii="맑은 고딕" w:hAnsi="맑은 고딕" w:eastAsia="맑은 고딕"/>
+                <w:b w:val="0"/>
+                <w:color w:val="333333"/>
+                <w:sz w:val="18"/>
+              </w:rPr>
+              <w:t>② 필요한 경우에는 술어 앞에 선택용어 (또는), 한정조건용어 (···경우에는, 때에는, 다만, ···에 불구하고, ···를 불문하고), 부사(원칙으로, 반드시)등을 붙여 술어의 의미를 보충한다.</w:t>
             </w:r>
           </w:p>
         </w:tc>
@@ -5508,7 +5299,22 @@
                 <w:color w:val="333333"/>
                 <w:sz w:val="18"/>
               </w:rPr>
-              <w:t>제36조의2(구두점) 구두점은 다음 각 호와 같이 사용한다.</w:t>
+              <w:t>제34조(술어)</w:t>
+            </w:r>
+          </w:p>
+          <w:p>
+            <w:pPr>
+              <w:spacing w:after="20" w:line="269" w:lineRule="auto"/>
+              <w:ind w:left="227"/>
+            </w:pPr>
+            <w:r>
+              <w:rPr>
+                <w:rFonts w:ascii="맑은 고딕" w:hAnsi="맑은 고딕" w:eastAsia="맑은 고딕"/>
+                <w:b w:val="0"/>
+                <w:color w:val="333333"/>
+                <w:sz w:val="18"/>
+              </w:rPr>
+              <w:t>① 조문의 술어는 정확히 표현하여야 하며, 특히 당사자의 행위에 관하여는 원칙적 으로 다음과 같이 표현하여야 한다.</w:t>
             </w:r>
           </w:p>
           <w:p>
@@ -5523,7 +5329,16 @@
                 <w:color w:val="333333"/>
                 <w:sz w:val="18"/>
               </w:rPr>
-              <w:t>1. 하나의 문장이 끝나는 경우에는 마침표(.)를 찍는다.</w:t>
+              <w:t>1. ···한다.</w:t>
+            </w:r>
+            <w:r>
+              <w:rPr>
+                <w:rFonts w:ascii="맑은 고딕" w:hAnsi="맑은 고딕" w:eastAsia="맑은 고딕"/>
+                <w:b w:val="0"/>
+                <w:color w:val="333333"/>
+                <w:sz w:val="18"/>
+              </w:rPr>
+              <w:t xml:space="preserve"> (일반적 설명규정)</w:t>
             </w:r>
           </w:p>
           <w:p>
@@ -5535,10 +5350,19 @@
               <w:rPr>
                 <w:rFonts w:ascii="맑은 고딕" w:hAnsi="맑은 고딕" w:eastAsia="맑은 고딕"/>
                 <w:b w:val="0"/>
-                <w:color w:val="124AC8"/>
-                <w:sz w:val="18"/>
-              </w:rPr>
-              <w:t>2. 문장에서 말이나 구절을 분류하거나 대비하여 구분할 필요가 있는 경우에는 쉼표(,)를 찍는다.</w:t>
+                <w:color w:val="333333"/>
+                <w:sz w:val="18"/>
+              </w:rPr>
+              <w:t>2. ···하여야 한다.</w:t>
+            </w:r>
+            <w:r>
+              <w:rPr>
+                <w:rFonts w:ascii="맑은 고딕" w:hAnsi="맑은 고딕" w:eastAsia="맑은 고딕"/>
+                <w:b w:val="0"/>
+                <w:color w:val="333333"/>
+                <w:sz w:val="18"/>
+              </w:rPr>
+              <w:t xml:space="preserve"> (의무규정)</w:t>
             </w:r>
           </w:p>
           <w:p>
@@ -5550,10 +5374,19 @@
               <w:rPr>
                 <w:rFonts w:ascii="맑은 고딕" w:hAnsi="맑은 고딕" w:eastAsia="맑은 고딕"/>
                 <w:b w:val="0"/>
-                <w:color w:val="124AC8"/>
-                <w:sz w:val="18"/>
-              </w:rPr>
-              <w:t>3. 대등하거나 밀접한 관계의 단어를 열거하는 경우에는 단어 사이에 가운뎃점(·)을 찍는다.</w:t>
+                <w:color w:val="333333"/>
+                <w:sz w:val="18"/>
+              </w:rPr>
+              <w:t>3. ···할 수 있다.</w:t>
+            </w:r>
+            <w:r>
+              <w:rPr>
+                <w:rFonts w:ascii="맑은 고딕" w:hAnsi="맑은 고딕" w:eastAsia="맑은 고딕"/>
+                <w:b w:val="0"/>
+                <w:color w:val="333333"/>
+                <w:sz w:val="18"/>
+              </w:rPr>
+              <w:t xml:space="preserve"> (임의규정)</w:t>
             </w:r>
           </w:p>
           <w:p>
@@ -5568,7 +5401,55 @@
                 <w:color w:val="124AC8"/>
                 <w:sz w:val="18"/>
               </w:rPr>
-              <w:t>4. 용어나 부호 등을 구체적으로 설명할 경우에는 설명문 앞에 쌍점(:)을 찍는다.</w:t>
+              <w:t>4. ···해서는 안 된다.</w:t>
+            </w:r>
+            <w:r>
+              <w:rPr>
+                <w:rFonts w:ascii="맑은 고딕" w:hAnsi="맑은 고딕" w:eastAsia="맑은 고딕"/>
+                <w:b w:val="0"/>
+                <w:color w:val="333333"/>
+                <w:sz w:val="18"/>
+              </w:rPr>
+              <w:t xml:space="preserve"> ···할 수 없다.(금지규정)</w:t>
+            </w:r>
+          </w:p>
+          <w:p>
+            <w:pPr>
+              <w:spacing w:after="20" w:line="269" w:lineRule="auto"/>
+              <w:ind w:left="454"/>
+            </w:pPr>
+            <w:r>
+              <w:rPr>
+                <w:rFonts w:ascii="맑은 고딕" w:hAnsi="맑은 고딕" w:eastAsia="맑은 고딕"/>
+                <w:b w:val="0"/>
+                <w:color w:val="333333"/>
+                <w:sz w:val="18"/>
+              </w:rPr>
+              <w:t>5. ···(으)로 본다.</w:t>
+            </w:r>
+            <w:r>
+              <w:rPr>
+                <w:rFonts w:ascii="맑은 고딕" w:hAnsi="맑은 고딕" w:eastAsia="맑은 고딕"/>
+                <w:b w:val="0"/>
+                <w:color w:val="333333"/>
+                <w:sz w:val="18"/>
+              </w:rPr>
+              <w:t xml:space="preserve"> (간주규정)</w:t>
+            </w:r>
+          </w:p>
+          <w:p>
+            <w:pPr>
+              <w:spacing w:after="20" w:line="269" w:lineRule="auto"/>
+              <w:ind w:left="227"/>
+            </w:pPr>
+            <w:r>
+              <w:rPr>
+                <w:rFonts w:ascii="맑은 고딕" w:hAnsi="맑은 고딕" w:eastAsia="맑은 고딕"/>
+                <w:b w:val="0"/>
+                <w:color w:val="333333"/>
+                <w:sz w:val="18"/>
+              </w:rPr>
+              <w:t>② 필요한 경우에는 술어 앞에 선택용어 (또는), 한정조건용어 (···경우에는, 때에는, 다만, ···에 불구하고, ···를 불문하고), 부사(원칙으로, 반드시)등을 붙여 술어의 의미를 보충한다.</w:t>
             </w:r>
           </w:p>
         </w:tc>
@@ -5588,7 +5469,7 @@
                 <w:color w:val="333333"/>
                 <w:sz w:val="16"/>
               </w:rPr>
-              <w:t>[표현] ‘가운데 점(ㆍ)’→‘가운뎃점(·)’, ‘문자 중에서’→‘문장에서’ 정리</w:t>
+              <w:t>[표현] 법제처 권고 표현 정비</w:t>
             </w:r>
           </w:p>
         </w:tc>
@@ -5611,16 +5492,7 @@
                 <w:color w:val="124AC8"/>
                 <w:sz w:val="18"/>
               </w:rPr>
-              <w:t>제37조(관계사항) 관계있는 직명, 장소(합의처, 제출처등), 시기, 수량, 금액, 타규정 등은 규정속에 명백히 표시한다.</w:t>
-            </w:r>
-            <w:r>
-              <w:rPr>
-                <w:rFonts w:ascii="맑은 고딕" w:hAnsi="맑은 고딕" w:eastAsia="맑은 고딕"/>
-                <w:b w:val="0"/>
-                <w:color w:val="124AC8"/>
-                <w:sz w:val="18"/>
-              </w:rPr>
-              <w:t xml:space="preserve"> 제3장 서식</w:t>
+              <w:t>제35조(숫자) 규정중의 숫자는 아라비아 숫자를 사용한다.</w:t>
             </w:r>
           </w:p>
         </w:tc>
@@ -5641,7 +5513,7 @@
                 <w:color w:val="124AC8"/>
                 <w:sz w:val="18"/>
               </w:rPr>
-              <w:t>제37조(관계사항) 직명, 장소(합의처·제출처 등), 시기, 수량, 금액, 다른 규정 등 관계 사항은 규정에 분명히 표시한다.</w:t>
+              <w:t>제35조(숫자) 규정의 숫자는 아라비아 숫자로 표기한다.</w:t>
             </w:r>
           </w:p>
         </w:tc>
@@ -5661,7 +5533,7 @@
                 <w:color w:val="333333"/>
                 <w:sz w:val="16"/>
               </w:rPr>
-              <w:t>[가독성·표현] ‘타규정’→‘다른 규정’, ‘규정속에’→‘규정에’, ‘명백히’→‘분명히’</w:t>
+              <w:t>[가독성·표현] ‘규정중의’→‘규정의’, ‘사용한다’→‘표기한다’</w:t>
             </w:r>
           </w:p>
         </w:tc>
@@ -5684,13 +5556,13 @@
                 <w:color w:val="124AC8"/>
                 <w:sz w:val="18"/>
               </w:rPr>
-              <w:t>제38조(제정·개폐)</w:t>
+              <w:t>제36조(괄호) 규정중의 괄호는 다음과 같이 사용한다.</w:t>
             </w:r>
           </w:p>
           <w:p>
             <w:pPr>
               <w:spacing w:after="20" w:line="269" w:lineRule="auto"/>
-              <w:ind w:left="227"/>
+              <w:ind w:left="454"/>
             </w:pPr>
             <w:r>
               <w:rPr>
@@ -5699,13 +5571,13 @@
                 <w:color w:val="124AC8"/>
                 <w:sz w:val="18"/>
               </w:rPr>
-              <w:t>① 서식은 서식의 업무를 주관하는 소관부서에서 기안하여 서식업무 주무부서장의 합의를 받아 제정 또는 개폐하여야 한다.</w:t>
+              <w:t>1. ( )원괄호는 주석적인 설명, 조의 제목, 주, 보기 등의 경우에 사용한다.</w:t>
             </w:r>
           </w:p>
           <w:p>
             <w:pPr>
               <w:spacing w:after="20" w:line="269" w:lineRule="auto"/>
-              <w:ind w:left="227"/>
+              <w:ind w:left="454"/>
             </w:pPr>
             <w:r>
               <w:rPr>
@@ -5714,22 +5586,7 @@
                 <w:color w:val="124AC8"/>
                 <w:sz w:val="18"/>
               </w:rPr>
-              <w:t>② 제1항의 경우 2개 이상의 부서에 관계되는 서식은 관계부서의 합의를 얻어야 한다.</w:t>
-            </w:r>
-          </w:p>
-          <w:p>
-            <w:pPr>
-              <w:spacing w:after="20" w:line="269" w:lineRule="auto"/>
-              <w:ind w:left="227"/>
-            </w:pPr>
-            <w:r>
-              <w:rPr>
-                <w:rFonts w:ascii="맑은 고딕" w:hAnsi="맑은 고딕" w:eastAsia="맑은 고딕"/>
-                <w:b w:val="0"/>
-                <w:color w:val="124AC8"/>
-                <w:sz w:val="18"/>
-              </w:rPr>
-              <w:t>③ 각 부실점장은 서식의 제정·개폐가 필요하다고 인정할 때에는 소관부서의 장에게 그 의견을 제출할 수 있다.</w:t>
+              <w:t>2. 「 」각괄호는 정의하는 자구의 부분을 명백히 표시하는 경우에 사용한다.</w:t>
             </w:r>
           </w:p>
         </w:tc>
@@ -5738,15 +5595,79 @@
             <w:tcW w:type="dxa" w:w="7257"/>
           </w:tcPr>
           <w:p>
+            <w:pPr>
+              <w:spacing w:after="20" w:line="269" w:lineRule="auto"/>
+              <w:ind w:left="0"/>
+            </w:pPr>
             <w:r/>
             <w:r>
               <w:rPr>
                 <w:rFonts w:ascii="맑은 고딕" w:hAnsi="맑은 고딕" w:eastAsia="맑은 고딕"/>
-                <w:b/>
-                <w:color w:val="C00000"/>
-                <w:sz w:val="18"/>
-              </w:rPr>
-              <w:t>〈삭제〉</w:t>
+                <w:b w:val="0"/>
+                <w:color w:val="124AC8"/>
+                <w:sz w:val="18"/>
+              </w:rPr>
+              <w:t>제36조(괄호 등 부호) 규정에서 괄호 등 부호는 다음 각 호와 같이 사용한다.</w:t>
+            </w:r>
+          </w:p>
+          <w:p>
+            <w:pPr>
+              <w:spacing w:after="20" w:line="269" w:lineRule="auto"/>
+              <w:ind w:left="454"/>
+            </w:pPr>
+            <w:r>
+              <w:rPr>
+                <w:rFonts w:ascii="맑은 고딕" w:hAnsi="맑은 고딕" w:eastAsia="맑은 고딕"/>
+                <w:b w:val="0"/>
+                <w:color w:val="124AC8"/>
+                <w:sz w:val="18"/>
+              </w:rPr>
+              <w:t>1. 소괄호 ( ) : 주석적 설명, 조의 제목, 주, 보기 등에 사용한다.</w:t>
+            </w:r>
+          </w:p>
+          <w:p>
+            <w:pPr>
+              <w:spacing w:after="20" w:line="269" w:lineRule="auto"/>
+              <w:ind w:left="454"/>
+            </w:pPr>
+            <w:r>
+              <w:rPr>
+                <w:rFonts w:ascii="맑은 고딕" w:hAnsi="맑은 고딕" w:eastAsia="맑은 고딕"/>
+                <w:b w:val="0"/>
+                <w:color w:val="124AC8"/>
+                <w:sz w:val="18"/>
+              </w:rPr>
+              <w:t>2. 큰따옴표 “ ” : 용어를 정의하거나 특정 문구를 인용할 때 사용한다.</w:t>
+            </w:r>
+          </w:p>
+          <w:p>
+            <w:pPr>
+              <w:spacing w:after="20" w:line="269" w:lineRule="auto"/>
+              <w:ind w:left="454"/>
+            </w:pPr>
+            <w:r>
+              <w:rPr>
+                <w:rFonts w:ascii="맑은 고딕" w:hAnsi="맑은 고딕" w:eastAsia="맑은 고딕"/>
+                <w:b w:val="0"/>
+                <w:color w:val="124AC8"/>
+                <w:sz w:val="18"/>
+              </w:rPr>
+              <w:t>3. 홑낫표 「 」 : 규정·지침·서식 등 사규의 명칭을 표시할 때 사용한다.</w:t>
+            </w:r>
+          </w:p>
+          <w:p>
+            <w:pPr>
+              <w:spacing w:after="20" w:line="269" w:lineRule="auto"/>
+              <w:ind w:left="454"/>
+            </w:pPr>
+            <w:r>
+              <w:rPr>
+                <w:rFonts w:ascii="맑은 고딕" w:hAnsi="맑은 고딕" w:eastAsia="맑은 고딕"/>
+                <w:b w:val="0"/>
+                <w:color w:val="124AC8"/>
+                <w:sz w:val="18"/>
+              </w:rPr>
+              <w:t>4. 겹낫표 『 』 : 별표·별지서식·별도 등 부속 문서를 표시할 때 사용한다.</w:t>
             </w:r>
           </w:p>
         </w:tc>
@@ -5766,7 +5687,7 @@
                 <w:color w:val="333333"/>
                 <w:sz w:val="16"/>
               </w:rPr>
-              <w:t>[삭제: 범위] 독립 업무서식(보고서·전표 등)은 문서관리규정 소관 → 제3장 서식 운용(제38~44조) 일괄 삭제</w:t>
+              <w:t>[정합성·표현] ‘원괄호/각괄호’(틀린 명칭)→‘소괄호/낫표’ 정정 + 실제 쓰는 큰따옴표·겹낫표 규칙 추가(부호 사용 일관성)</w:t>
             </w:r>
           </w:p>
         </w:tc>
@@ -5786,10 +5707,79 @@
               <w:rPr>
                 <w:rFonts w:ascii="맑은 고딕" w:hAnsi="맑은 고딕" w:eastAsia="맑은 고딕"/>
                 <w:b w:val="0"/>
+                <w:color w:val="333333"/>
+                <w:sz w:val="18"/>
+              </w:rPr>
+              <w:t>제36조의2(구두점) 구두점은 다음 각 호와 같이 사용한다.</w:t>
+            </w:r>
+          </w:p>
+          <w:p>
+            <w:pPr>
+              <w:spacing w:after="20" w:line="269" w:lineRule="auto"/>
+              <w:ind w:left="454"/>
+            </w:pPr>
+            <w:r>
+              <w:rPr>
+                <w:rFonts w:ascii="맑은 고딕" w:hAnsi="맑은 고딕" w:eastAsia="맑은 고딕"/>
+                <w:b w:val="0"/>
+                <w:color w:val="333333"/>
+                <w:sz w:val="18"/>
+              </w:rPr>
+              <w:t>1. 하나의 문장이 끝나는 경우에는 마침표(.)를 찍는다.</w:t>
+            </w:r>
+          </w:p>
+          <w:p>
+            <w:pPr>
+              <w:spacing w:after="20" w:line="269" w:lineRule="auto"/>
+              <w:ind w:left="454"/>
+            </w:pPr>
+            <w:r>
+              <w:rPr>
+                <w:rFonts w:ascii="맑은 고딕" w:hAnsi="맑은 고딕" w:eastAsia="맑은 고딕"/>
+                <w:b w:val="0"/>
                 <w:color w:val="124AC8"/>
                 <w:sz w:val="18"/>
               </w:rPr>
-              <w:t>제39조(서식운용 구분) 서식은 사용빈도, 경제성등을 고려하여 인쇄물로 조제·배부하는 『인쇄서식』과 전산시스템에서 추출·사용하는 『전산서식』으로 구분 운용한다.</w:t>
+              <w:t>2. 문자 중에서 말 또는 구절을 성질상의 분류나 대비 등으로 구분할 필요가 있는 경우에는 쉼표(,)를 찍는다.</w:t>
+            </w:r>
+          </w:p>
+          <w:p>
+            <w:pPr>
+              <w:spacing w:after="20" w:line="269" w:lineRule="auto"/>
+              <w:ind w:left="454"/>
+            </w:pPr>
+            <w:r>
+              <w:rPr>
+                <w:rFonts w:ascii="맑은 고딕" w:hAnsi="맑은 고딕" w:eastAsia="맑은 고딕"/>
+                <w:b w:val="0"/>
+                <w:color w:val="124AC8"/>
+                <w:sz w:val="18"/>
+              </w:rPr>
+              <w:t>3. 대등하거나 밀접한 관계에 있는 단어가 열거되어 있는 경우에는 단어 사이에 가운데 점(ㆍ)을 찍는다.</w:t>
+            </w:r>
+          </w:p>
+          <w:p>
+            <w:pPr>
+              <w:spacing w:after="20" w:line="269" w:lineRule="auto"/>
+              <w:ind w:left="454"/>
+            </w:pPr>
+            <w:r>
+              <w:rPr>
+                <w:rFonts w:ascii="맑은 고딕" w:hAnsi="맑은 고딕" w:eastAsia="맑은 고딕"/>
+                <w:b w:val="0"/>
+                <w:color w:val="124AC8"/>
+                <w:sz w:val="18"/>
+              </w:rPr>
+              <w:t>4. 용어 또는 부호 등을 구체적으로 설명하고자 할 경우에는 설명문 앞에 쌍점(:)을 찍는다.</w:t>
+            </w:r>
+            <w:r>
+              <w:rPr>
+                <w:rFonts w:ascii="맑은 고딕" w:hAnsi="맑은 고딕" w:eastAsia="맑은 고딕"/>
+                <w:b w:val="0"/>
+                <w:color w:val="124AC8"/>
+                <w:sz w:val="18"/>
+              </w:rPr>
+              <w:t xml:space="preserve"> (2024. 09. 01. 본조 신설)</w:t>
             </w:r>
           </w:p>
         </w:tc>
@@ -5798,15 +5788,79 @@
             <w:tcW w:type="dxa" w:w="7257"/>
           </w:tcPr>
           <w:p>
+            <w:pPr>
+              <w:spacing w:after="20" w:line="269" w:lineRule="auto"/>
+              <w:ind w:left="0"/>
+            </w:pPr>
             <w:r/>
             <w:r>
               <w:rPr>
                 <w:rFonts w:ascii="맑은 고딕" w:hAnsi="맑은 고딕" w:eastAsia="맑은 고딕"/>
-                <w:b/>
-                <w:color w:val="C00000"/>
-                <w:sz w:val="18"/>
-              </w:rPr>
-              <w:t>〈삭제〉</w:t>
+                <w:b w:val="0"/>
+                <w:color w:val="333333"/>
+                <w:sz w:val="18"/>
+              </w:rPr>
+              <w:t>제36조의2(구두점) 구두점은 다음 각 호와 같이 사용한다.</w:t>
+            </w:r>
+          </w:p>
+          <w:p>
+            <w:pPr>
+              <w:spacing w:after="20" w:line="269" w:lineRule="auto"/>
+              <w:ind w:left="454"/>
+            </w:pPr>
+            <w:r>
+              <w:rPr>
+                <w:rFonts w:ascii="맑은 고딕" w:hAnsi="맑은 고딕" w:eastAsia="맑은 고딕"/>
+                <w:b w:val="0"/>
+                <w:color w:val="333333"/>
+                <w:sz w:val="18"/>
+              </w:rPr>
+              <w:t>1. 하나의 문장이 끝나는 경우에는 마침표(.)를 찍는다.</w:t>
+            </w:r>
+          </w:p>
+          <w:p>
+            <w:pPr>
+              <w:spacing w:after="20" w:line="269" w:lineRule="auto"/>
+              <w:ind w:left="454"/>
+            </w:pPr>
+            <w:r>
+              <w:rPr>
+                <w:rFonts w:ascii="맑은 고딕" w:hAnsi="맑은 고딕" w:eastAsia="맑은 고딕"/>
+                <w:b w:val="0"/>
+                <w:color w:val="124AC8"/>
+                <w:sz w:val="18"/>
+              </w:rPr>
+              <w:t>2. 문장에서 말이나 구절을 분류하거나 대비하여 구분할 필요가 있는 경우에는 쉼표(,)를 찍는다.</w:t>
+            </w:r>
+          </w:p>
+          <w:p>
+            <w:pPr>
+              <w:spacing w:after="20" w:line="269" w:lineRule="auto"/>
+              <w:ind w:left="454"/>
+            </w:pPr>
+            <w:r>
+              <w:rPr>
+                <w:rFonts w:ascii="맑은 고딕" w:hAnsi="맑은 고딕" w:eastAsia="맑은 고딕"/>
+                <w:b w:val="0"/>
+                <w:color w:val="124AC8"/>
+                <w:sz w:val="18"/>
+              </w:rPr>
+              <w:t>3. 대등하거나 밀접한 관계의 단어를 열거하는 경우에는 단어 사이에 가운뎃점(·)을 찍는다.</w:t>
+            </w:r>
+          </w:p>
+          <w:p>
+            <w:pPr>
+              <w:spacing w:after="20" w:line="269" w:lineRule="auto"/>
+              <w:ind w:left="454"/>
+            </w:pPr>
+            <w:r>
+              <w:rPr>
+                <w:rFonts w:ascii="맑은 고딕" w:hAnsi="맑은 고딕" w:eastAsia="맑은 고딕"/>
+                <w:b w:val="0"/>
+                <w:color w:val="124AC8"/>
+                <w:sz w:val="18"/>
+              </w:rPr>
+              <w:t>4. 용어나 부호 등을 구체적으로 설명할 경우에는 설명문 앞에 쌍점(:)을 찍는다.</w:t>
             </w:r>
           </w:p>
         </w:tc>
@@ -5826,7 +5880,7 @@
                 <w:color w:val="333333"/>
                 <w:sz w:val="16"/>
               </w:rPr>
-              <w:t>[삭제: 범위] 독립 업무서식(보고서·전표 등)은 문서관리규정 소관 → 제3장 서식 운용(제38~44조) 일괄 삭제</w:t>
+              <w:t>[표현] ‘가운데 점(ㆍ)’→‘가운뎃점(·)’, ‘문자 중에서’→‘문장에서’ 정리</w:t>
             </w:r>
           </w:p>
         </w:tc>
@@ -5849,14 +5903,8 @@
                 <w:color w:val="124AC8"/>
                 <w:sz w:val="18"/>
               </w:rPr>
-              <w:t>제40조(서식의 심사기준) 주무부서에서 서식의 제정·개폐를 심사할 때에는 다음 사항을 기준으로 한다.</w:t>
-            </w:r>
-          </w:p>
-          <w:p>
-            <w:pPr>
-              <w:spacing w:after="20" w:line="269" w:lineRule="auto"/>
-              <w:ind w:left="454"/>
-            </w:pPr>
+              <w:t>제37조(관계사항) 관계있는 직명, 장소(합의처, 제출처등), 시기, 수량, 금액, 타규정 등은 규정속에 명백히 표시한다.</w:t>
+            </w:r>
             <w:r>
               <w:rPr>
                 <w:rFonts w:ascii="맑은 고딕" w:hAnsi="맑은 고딕" w:eastAsia="맑은 고딕"/>
@@ -5864,52 +5912,7 @@
                 <w:color w:val="124AC8"/>
                 <w:sz w:val="18"/>
               </w:rPr>
-              <w:t>1. 그 서식에 의한 사무절차가 적합하고 실제로 필요한가</w:t>
-            </w:r>
-          </w:p>
-          <w:p>
-            <w:pPr>
-              <w:spacing w:after="20" w:line="269" w:lineRule="auto"/>
-              <w:ind w:left="454"/>
-            </w:pPr>
-            <w:r>
-              <w:rPr>
-                <w:rFonts w:ascii="맑은 고딕" w:hAnsi="맑은 고딕" w:eastAsia="맑은 고딕"/>
-                <w:b w:val="0"/>
-                <w:color w:val="124AC8"/>
-                <w:sz w:val="18"/>
-              </w:rPr>
-              <w:t>2. 기존 서식과 내용이 중복된 것이 아닌가</w:t>
-            </w:r>
-          </w:p>
-          <w:p>
-            <w:pPr>
-              <w:spacing w:after="20" w:line="269" w:lineRule="auto"/>
-              <w:ind w:left="454"/>
-            </w:pPr>
-            <w:r>
-              <w:rPr>
-                <w:rFonts w:ascii="맑은 고딕" w:hAnsi="맑은 고딕" w:eastAsia="맑은 고딕"/>
-                <w:b w:val="0"/>
-                <w:color w:val="124AC8"/>
-                <w:sz w:val="18"/>
-              </w:rPr>
-              <w:t>3. 서식의 기재내용과 형식이 완벽한가</w:t>
-            </w:r>
-          </w:p>
-          <w:p>
-            <w:pPr>
-              <w:spacing w:after="20" w:line="269" w:lineRule="auto"/>
-              <w:ind w:left="454"/>
-            </w:pPr>
-            <w:r>
-              <w:rPr>
-                <w:rFonts w:ascii="맑은 고딕" w:hAnsi="맑은 고딕" w:eastAsia="맑은 고딕"/>
-                <w:b w:val="0"/>
-                <w:color w:val="124AC8"/>
-                <w:sz w:val="18"/>
-              </w:rPr>
-              <w:t>4. 그 서식에 의하여 사무능률의 향상을 기할 수 있는가</w:t>
+              <w:t xml:space="preserve"> 제3장 서식</w:t>
             </w:r>
           </w:p>
         </w:tc>
@@ -5918,15 +5921,19 @@
             <w:tcW w:type="dxa" w:w="7257"/>
           </w:tcPr>
           <w:p>
+            <w:pPr>
+              <w:spacing w:after="20" w:line="269" w:lineRule="auto"/>
+              <w:ind w:left="0"/>
+            </w:pPr>
             <w:r/>
             <w:r>
               <w:rPr>
                 <w:rFonts w:ascii="맑은 고딕" w:hAnsi="맑은 고딕" w:eastAsia="맑은 고딕"/>
-                <w:b/>
-                <w:color w:val="C00000"/>
-                <w:sz w:val="18"/>
-              </w:rPr>
-              <w:t>〈삭제〉</w:t>
+                <w:b w:val="0"/>
+                <w:color w:val="124AC8"/>
+                <w:sz w:val="18"/>
+              </w:rPr>
+              <w:t>제37조(관계사항) 직명, 장소(합의처·제출처 등), 시기, 수량, 금액, 다른 규정 등 관계 사항은 규정에 분명히 표시한다.</w:t>
             </w:r>
           </w:p>
         </w:tc>
@@ -5946,7 +5953,7 @@
                 <w:color w:val="333333"/>
                 <w:sz w:val="16"/>
               </w:rPr>
-              <w:t>[삭제: 범위] 독립 업무서식(보고서·전표 등)은 문서관리규정 소관 → 제3장 서식 운용(제38~44조) 일괄 삭제</w:t>
+              <w:t>[가독성·표현] ‘타규정’→‘다른 규정’, ‘규정속에’→‘규정에’, ‘명백히’→‘분명히’</w:t>
             </w:r>
           </w:p>
         </w:tc>
@@ -5969,7 +5976,7 @@
                 <w:color w:val="124AC8"/>
                 <w:sz w:val="18"/>
               </w:rPr>
-              <w:t>제41조(등록)</w:t>
+              <w:t>제38조(제정·개폐)</w:t>
             </w:r>
           </w:p>
           <w:p>
@@ -5984,7 +5991,7 @@
                 <w:color w:val="124AC8"/>
                 <w:sz w:val="18"/>
               </w:rPr>
-              <w:t>① 서식의 제정·개폐안이 결재되었을 때에는 소관부서장은 서식의 제정·개폐문을 주무부서장에게 제출하여 서식등록을 하여야 한다.</w:t>
+              <w:t>① 서식은 서식의 업무를 주관하는 소관부서에서 기안하여 서식업무 주무부서장의 합의를 받아 제정 또는 개폐하여야 한다.</w:t>
             </w:r>
           </w:p>
           <w:p>
@@ -5999,7 +6006,7 @@
                 <w:color w:val="124AC8"/>
                 <w:sz w:val="18"/>
               </w:rPr>
-              <w:t>② 주무부서는 전산시스템에 등록번호, 등록일자, 서식명칭, 소관부서 등을 입력하여 서식을 등록한다.</w:t>
+              <w:t>② 제1항의 경우 2개 이상의 부서에 관계되는 서식은 관계부서의 합의를 얻어야 한다.</w:t>
             </w:r>
           </w:p>
           <w:p>
@@ -6014,7 +6021,7 @@
                 <w:color w:val="124AC8"/>
                 <w:sz w:val="18"/>
               </w:rPr>
-              <w:t>③ 소관부서는『인쇄서식』의 경우 제1,2항의 규정에 의해 등록된 서식의 견양 2매를 주무부서에 제출하여야 한다.</w:t>
+              <w:t>③ 각 부실점장은 서식의 제정·개폐가 필요하다고 인정할 때에는 소관부서의 장에게 그 의견을 제출할 수 있다.</w:t>
             </w:r>
           </w:p>
         </w:tc>
@@ -6074,55 +6081,7 @@
                 <w:color w:val="124AC8"/>
                 <w:sz w:val="18"/>
               </w:rPr>
-              <w:t>제42조(등록서식의 표시)</w:t>
-            </w:r>
-          </w:p>
-          <w:p>
-            <w:pPr>
-              <w:spacing w:after="20" w:line="269" w:lineRule="auto"/>
-              <w:ind w:left="227"/>
-            </w:pPr>
-            <w:r>
-              <w:rPr>
-                <w:rFonts w:ascii="맑은 고딕" w:hAnsi="맑은 고딕" w:eastAsia="맑은 고딕"/>
-                <w:b w:val="0"/>
-                <w:color w:val="124AC8"/>
-                <w:sz w:val="18"/>
-              </w:rPr>
-              <w:t>① 서식을 등록한 때에는 그 서식의 좌측 하단에 등록번호, 조제년월을 표시하여야 한다.</w:t>
-            </w:r>
-            <w:r>
-              <w:rPr>
-                <w:rFonts w:ascii="맑은 고딕" w:hAnsi="맑은 고딕" w:eastAsia="맑은 고딕"/>
-                <w:b w:val="0"/>
-                <w:color w:val="124AC8"/>
-                <w:sz w:val="18"/>
-              </w:rPr>
-              <w:t xml:space="preserve"> 단, 『전산서식』은 조제년월 대신에 등록년월을 표시한다.</w:t>
-            </w:r>
-            <w:r>
-              <w:rPr>
-                <w:rFonts w:ascii="맑은 고딕" w:hAnsi="맑은 고딕" w:eastAsia="맑은 고딕"/>
-                <w:b w:val="0"/>
-                <w:color w:val="124AC8"/>
-                <w:sz w:val="18"/>
-              </w:rPr>
-              <w:t xml:space="preserve"> (2024. 09. 01. 본항 개정)</w:t>
-            </w:r>
-          </w:p>
-          <w:p>
-            <w:pPr>
-              <w:spacing w:after="20" w:line="269" w:lineRule="auto"/>
-              <w:ind w:left="227"/>
-            </w:pPr>
-            <w:r>
-              <w:rPr>
-                <w:rFonts w:ascii="맑은 고딕" w:hAnsi="맑은 고딕" w:eastAsia="맑은 고딕"/>
-                <w:b w:val="0"/>
-                <w:color w:val="124AC8"/>
-                <w:sz w:val="18"/>
-              </w:rPr>
-              <w:t>② 서식의 우측하단에 “ KB신용정보(주) “이라 표시한다.</w:t>
+              <w:t>제39조(서식운용 구분) 서식은 사용빈도, 경제성등을 고려하여 인쇄물로 조제·배부하는 『인쇄서식』과 전산시스템에서 추출·사용하는 『전산서식』으로 구분 운용한다.</w:t>
             </w:r>
           </w:p>
         </w:tc>
@@ -6182,13 +6141,13 @@
                 <w:color w:val="124AC8"/>
                 <w:sz w:val="18"/>
               </w:rPr>
-              <w:t>제43조(서식의 인쇄)</w:t>
+              <w:t>제40조(서식의 심사기준) 주무부서에서 서식의 제정·개폐를 심사할 때에는 다음 사항을 기준으로 한다.</w:t>
             </w:r>
           </w:p>
           <w:p>
             <w:pPr>
               <w:spacing w:after="20" w:line="269" w:lineRule="auto"/>
-              <w:ind w:left="227"/>
+              <w:ind w:left="454"/>
             </w:pPr>
             <w:r>
               <w:rPr>
@@ -6197,13 +6156,13 @@
                 <w:color w:val="124AC8"/>
                 <w:sz w:val="18"/>
               </w:rPr>
-              <w:t>① 등록된 인쇄서식은 일정한 단기간에 한하여 사용하는 것을 제외하고는 한꺼번에 인쇄하여 사용부점에 배부함을 원칙으로 한다.</w:t>
+              <w:t>1. 그 서식에 의한 사무절차가 적합하고 실제로 필요한가</w:t>
             </w:r>
           </w:p>
           <w:p>
             <w:pPr>
               <w:spacing w:after="20" w:line="269" w:lineRule="auto"/>
-              <w:ind w:left="227"/>
+              <w:ind w:left="454"/>
             </w:pPr>
             <w:r>
               <w:rPr>
@@ -6212,7 +6171,37 @@
                 <w:color w:val="124AC8"/>
                 <w:sz w:val="18"/>
               </w:rPr>
-              <w:t>② 용도품 담당부서는 수시로 서식재고량을 조사하고 경제성 및 소요량을 고려하여 서식을 인쇄하여 발주한다.</w:t>
+              <w:t>2. 기존 서식과 내용이 중복된 것이 아닌가</w:t>
+            </w:r>
+          </w:p>
+          <w:p>
+            <w:pPr>
+              <w:spacing w:after="20" w:line="269" w:lineRule="auto"/>
+              <w:ind w:left="454"/>
+            </w:pPr>
+            <w:r>
+              <w:rPr>
+                <w:rFonts w:ascii="맑은 고딕" w:hAnsi="맑은 고딕" w:eastAsia="맑은 고딕"/>
+                <w:b w:val="0"/>
+                <w:color w:val="124AC8"/>
+                <w:sz w:val="18"/>
+              </w:rPr>
+              <w:t>3. 서식의 기재내용과 형식이 완벽한가</w:t>
+            </w:r>
+          </w:p>
+          <w:p>
+            <w:pPr>
+              <w:spacing w:after="20" w:line="269" w:lineRule="auto"/>
+              <w:ind w:left="454"/>
+            </w:pPr>
+            <w:r>
+              <w:rPr>
+                <w:rFonts w:ascii="맑은 고딕" w:hAnsi="맑은 고딕" w:eastAsia="맑은 고딕"/>
+                <w:b w:val="0"/>
+                <w:color w:val="124AC8"/>
+                <w:sz w:val="18"/>
+              </w:rPr>
+              <w:t>4. 그 서식에 의하여 사무능률의 향상을 기할 수 있는가</w:t>
             </w:r>
           </w:p>
         </w:tc>
@@ -6272,7 +6261,7 @@
                 <w:color w:val="124AC8"/>
                 <w:sz w:val="18"/>
               </w:rPr>
-              <w:t>제44조(전산서식의 운용)</w:t>
+              <w:t>제41조(등록)</w:t>
             </w:r>
           </w:p>
           <w:p>
@@ -6287,7 +6276,7 @@
                 <w:color w:val="124AC8"/>
                 <w:sz w:val="18"/>
               </w:rPr>
-              <w:t>① 『전산서식』은 전산시스템 등을 이용하여 각 부점에 전송·활용한다.</w:t>
+              <w:t>① 서식의 제정·개폐안이 결재되었을 때에는 소관부서장은 서식의 제정·개폐문을 주무부서장에게 제출하여 서식등록을 하여야 한다.</w:t>
             </w:r>
           </w:p>
           <w:p>
@@ -6302,7 +6291,22 @@
                 <w:color w:val="124AC8"/>
                 <w:sz w:val="18"/>
               </w:rPr>
-              <w:t>② 『전산서식』은 서식 등록 신청부서에서 서식 내용이 수록된 전산파일을 주무부서에 제출하여 전송한다.</w:t>
+              <w:t>② 주무부서는 전산시스템에 등록번호, 등록일자, 서식명칭, 소관부서 등을 입력하여 서식을 등록한다.</w:t>
+            </w:r>
+          </w:p>
+          <w:p>
+            <w:pPr>
+              <w:spacing w:after="20" w:line="269" w:lineRule="auto"/>
+              <w:ind w:left="227"/>
+            </w:pPr>
+            <w:r>
+              <w:rPr>
+                <w:rFonts w:ascii="맑은 고딕" w:hAnsi="맑은 고딕" w:eastAsia="맑은 고딕"/>
+                <w:b w:val="0"/>
+                <w:color w:val="124AC8"/>
+                <w:sz w:val="18"/>
+              </w:rPr>
+              <w:t>③ 소관부서는『인쇄서식』의 경우 제1,2항의 규정에 의해 등록된 서식의 견양 2매를 주무부서에 제출하여야 한다.</w:t>
             </w:r>
           </w:p>
         </w:tc>
@@ -6362,7 +6366,55 @@
                 <w:color w:val="124AC8"/>
                 <w:sz w:val="18"/>
               </w:rPr>
-              <w:t>제45조(전산출력자료 관리) 각종 잔액장, 명세 등 전산시스템에 의하여 일괄작성·처리·보존되는 전산출력자료의 관리에 관한 사항은 따로 정하는 바에 의한다.</w:t>
+              <w:t>제42조(등록서식의 표시)</w:t>
+            </w:r>
+          </w:p>
+          <w:p>
+            <w:pPr>
+              <w:spacing w:after="20" w:line="269" w:lineRule="auto"/>
+              <w:ind w:left="227"/>
+            </w:pPr>
+            <w:r>
+              <w:rPr>
+                <w:rFonts w:ascii="맑은 고딕" w:hAnsi="맑은 고딕" w:eastAsia="맑은 고딕"/>
+                <w:b w:val="0"/>
+                <w:color w:val="124AC8"/>
+                <w:sz w:val="18"/>
+              </w:rPr>
+              <w:t>① 서식을 등록한 때에는 그 서식의 좌측 하단에 등록번호, 조제년월을 표시하여야 한다.</w:t>
+            </w:r>
+            <w:r>
+              <w:rPr>
+                <w:rFonts w:ascii="맑은 고딕" w:hAnsi="맑은 고딕" w:eastAsia="맑은 고딕"/>
+                <w:b w:val="0"/>
+                <w:color w:val="124AC8"/>
+                <w:sz w:val="18"/>
+              </w:rPr>
+              <w:t xml:space="preserve"> 단, 『전산서식』은 조제년월 대신에 등록년월을 표시한다.</w:t>
+            </w:r>
+            <w:r>
+              <w:rPr>
+                <w:rFonts w:ascii="맑은 고딕" w:hAnsi="맑은 고딕" w:eastAsia="맑은 고딕"/>
+                <w:b w:val="0"/>
+                <w:color w:val="124AC8"/>
+                <w:sz w:val="18"/>
+              </w:rPr>
+              <w:t xml:space="preserve"> (2024. 09. 01. 본항 개정)</w:t>
+            </w:r>
+          </w:p>
+          <w:p>
+            <w:pPr>
+              <w:spacing w:after="20" w:line="269" w:lineRule="auto"/>
+              <w:ind w:left="227"/>
+            </w:pPr>
+            <w:r>
+              <w:rPr>
+                <w:rFonts w:ascii="맑은 고딕" w:hAnsi="맑은 고딕" w:eastAsia="맑은 고딕"/>
+                <w:b w:val="0"/>
+                <w:color w:val="124AC8"/>
+                <w:sz w:val="18"/>
+              </w:rPr>
+              <w:t>② 서식의 우측하단에 “ KB신용정보(주) “이라 표시한다.</w:t>
             </w:r>
           </w:p>
         </w:tc>
@@ -6399,7 +6451,7 @@
                 <w:color w:val="333333"/>
                 <w:sz w:val="16"/>
               </w:rPr>
-              <w:t>[삭제: 범위·모호] 전산출력자료(잔액장·명세 등)는 본 규정(규정·서식 관리) 범위 밖 + ‘따로 정하는 바에 의한다’ 모호 위임 → 삭제</w:t>
+              <w:t>[삭제: 범위] 독립 업무서식(보고서·전표 등)은 문서관리규정 소관 → 제3장 서식 운용(제38~44조) 일괄 삭제</w:t>
             </w:r>
           </w:p>
         </w:tc>
@@ -6422,8 +6474,14 @@
                 <w:color w:val="124AC8"/>
                 <w:sz w:val="18"/>
               </w:rPr>
-              <w:t>제46조(기 타) 주무부서장은 규정의 효율적인 관리를 위하여 필요한 사항을 따로 정할 수 있다.</w:t>
-            </w:r>
+              <w:t>제43조(서식의 인쇄)</w:t>
+            </w:r>
+          </w:p>
+          <w:p>
+            <w:pPr>
+              <w:spacing w:after="20" w:line="269" w:lineRule="auto"/>
+              <w:ind w:left="227"/>
+            </w:pPr>
             <w:r>
               <w:rPr>
                 <w:rFonts w:ascii="맑은 고딕" w:hAnsi="맑은 고딕" w:eastAsia="맑은 고딕"/>
@@ -6431,7 +6489,22 @@
                 <w:color w:val="124AC8"/>
                 <w:sz w:val="18"/>
               </w:rPr>
-              <w:t xml:space="preserve"> (2024. 09. 01. 본조 신설)</w:t>
+              <w:t>① 등록된 인쇄서식은 일정한 단기간에 한하여 사용하는 것을 제외하고는 한꺼번에 인쇄하여 사용부점에 배부함을 원칙으로 한다.</w:t>
+            </w:r>
+          </w:p>
+          <w:p>
+            <w:pPr>
+              <w:spacing w:after="20" w:line="269" w:lineRule="auto"/>
+              <w:ind w:left="227"/>
+            </w:pPr>
+            <w:r>
+              <w:rPr>
+                <w:rFonts w:ascii="맑은 고딕" w:hAnsi="맑은 고딕" w:eastAsia="맑은 고딕"/>
+                <w:b w:val="0"/>
+                <w:color w:val="124AC8"/>
+                <w:sz w:val="18"/>
+              </w:rPr>
+              <w:t>② 용도품 담당부서는 수시로 서식재고량을 조사하고 경제성 및 소요량을 고려하여 서식을 인쇄하여 발주한다.</w:t>
             </w:r>
           </w:p>
         </w:tc>
@@ -6468,7 +6541,7 @@
                 <w:color w:val="333333"/>
                 <w:sz w:val="16"/>
               </w:rPr>
-              <w:t>[삭제: 모호] ‘필요한 사항을 따로 정할 수 있다’ 포괄 위임 → 불확실·혼란 유발하여 삭제</w:t>
+              <w:t>[삭제: 범위] 독립 업무서식(보고서·전표 등)은 문서관리규정 소관 → 제3장 서식 운용(제38~44조) 일괄 삭제</w:t>
             </w:r>
           </w:p>
         </w:tc>
@@ -6479,15 +6552,49 @@
             <w:tcW w:type="dxa" w:w="7257"/>
           </w:tcPr>
           <w:p>
+            <w:pPr>
+              <w:spacing w:after="20" w:line="269" w:lineRule="auto"/>
+              <w:ind w:left="0"/>
+            </w:pPr>
             <w:r/>
             <w:r>
               <w:rPr>
                 <w:rFonts w:ascii="맑은 고딕" w:hAnsi="맑은 고딕" w:eastAsia="맑은 고딕"/>
-                <w:b/>
-                <w:color w:val="C00000"/>
-                <w:sz w:val="18"/>
-              </w:rPr>
-              <w:t>〈신설〉</w:t>
+                <w:b w:val="0"/>
+                <w:color w:val="124AC8"/>
+                <w:sz w:val="18"/>
+              </w:rPr>
+              <w:t>제44조(전산서식의 운용)</w:t>
+            </w:r>
+          </w:p>
+          <w:p>
+            <w:pPr>
+              <w:spacing w:after="20" w:line="269" w:lineRule="auto"/>
+              <w:ind w:left="227"/>
+            </w:pPr>
+            <w:r>
+              <w:rPr>
+                <w:rFonts w:ascii="맑은 고딕" w:hAnsi="맑은 고딕" w:eastAsia="맑은 고딕"/>
+                <w:b w:val="0"/>
+                <w:color w:val="124AC8"/>
+                <w:sz w:val="18"/>
+              </w:rPr>
+              <w:t>① 『전산서식』은 전산시스템 등을 이용하여 각 부점에 전송·활용한다.</w:t>
+            </w:r>
+          </w:p>
+          <w:p>
+            <w:pPr>
+              <w:spacing w:after="20" w:line="269" w:lineRule="auto"/>
+              <w:ind w:left="227"/>
+            </w:pPr>
+            <w:r>
+              <w:rPr>
+                <w:rFonts w:ascii="맑은 고딕" w:hAnsi="맑은 고딕" w:eastAsia="맑은 고딕"/>
+                <w:b w:val="0"/>
+                <w:color w:val="124AC8"/>
+                <w:sz w:val="18"/>
+              </w:rPr>
+              <w:t>② 『전산서식』은 서식 등록 신청부서에서 서식 내용이 수록된 전산파일을 주무부서에 제출하여 전송한다.</w:t>
             </w:r>
           </w:p>
         </w:tc>
@@ -6496,49 +6603,15 @@
             <w:tcW w:type="dxa" w:w="7257"/>
           </w:tcPr>
           <w:p>
-            <w:pPr>
-              <w:spacing w:after="20" w:line="269" w:lineRule="auto"/>
-              <w:ind w:left="0"/>
-            </w:pPr>
             <w:r/>
             <w:r>
               <w:rPr>
                 <w:rFonts w:ascii="맑은 고딕" w:hAnsi="맑은 고딕" w:eastAsia="맑은 고딕"/>
-                <w:b w:val="0"/>
-                <w:color w:val="124AC8"/>
-                <w:sz w:val="18"/>
-              </w:rPr>
-              <w:t>제○조(정본 및 열람)</w:t>
-            </w:r>
-          </w:p>
-          <w:p>
-            <w:pPr>
-              <w:spacing w:after="20" w:line="269" w:lineRule="auto"/>
-              <w:ind w:left="227"/>
-            </w:pPr>
-            <w:r>
-              <w:rPr>
-                <w:rFonts w:ascii="맑은 고딕" w:hAnsi="맑은 고딕" w:eastAsia="맑은 고딕"/>
-                <w:b w:val="0"/>
-                <w:color w:val="124AC8"/>
-                <w:sz w:val="18"/>
-              </w:rPr>
-              <w:t>① 「사규관리시스템」에 등재된 사규를 정본(正本)으로 하며, 그 내용이 인쇄물 등 다른 사본과 다를 때에는 정본에 따른다.</w:t>
-            </w:r>
-          </w:p>
-          <w:p>
-            <w:pPr>
-              <w:spacing w:after="20" w:line="269" w:lineRule="auto"/>
-              <w:ind w:left="227"/>
-            </w:pPr>
-            <w:r>
-              <w:rPr>
-                <w:rFonts w:ascii="맑은 고딕" w:hAnsi="맑은 고딕" w:eastAsia="맑은 고딕"/>
-                <w:b w:val="0"/>
-                <w:color w:val="124AC8"/>
-                <w:sz w:val="18"/>
-              </w:rPr>
-              <w:t>② 임직원은 사규관리시스템을 통하여 사규를 열람한다.</w:t>
+                <w:b/>
+                <w:color w:val="C00000"/>
+                <w:sz w:val="18"/>
+              </w:rPr>
+              <w:t>〈삭제〉</w:t>
             </w:r>
           </w:p>
         </w:tc>
@@ -6558,7 +6631,7 @@
                 <w:color w:val="333333"/>
                 <w:sz w:val="16"/>
               </w:rPr>
-              <w:t>[시스템·신설] 정본 채택(승인). 제15조 삭제분(열람) 흡수</w:t>
+              <w:t>[삭제: 범위] 독립 업무서식(보고서·전표 등)은 문서관리규정 소관 → 제3장 서식 운용(제38~44조) 일괄 삭제</w:t>
             </w:r>
           </w:p>
         </w:tc>
@@ -6569,15 +6642,19 @@
             <w:tcW w:type="dxa" w:w="7257"/>
           </w:tcPr>
           <w:p>
+            <w:pPr>
+              <w:spacing w:after="20" w:line="269" w:lineRule="auto"/>
+              <w:ind w:left="0"/>
+            </w:pPr>
             <w:r/>
             <w:r>
               <w:rPr>
                 <w:rFonts w:ascii="맑은 고딕" w:hAnsi="맑은 고딕" w:eastAsia="맑은 고딕"/>
-                <w:b/>
-                <w:color w:val="C00000"/>
-                <w:sz w:val="18"/>
-              </w:rPr>
-              <w:t>〈신설〉</w:t>
+                <w:b w:val="0"/>
+                <w:color w:val="124AC8"/>
+                <w:sz w:val="18"/>
+              </w:rPr>
+              <w:t>제45조(전산출력자료 관리) 각종 잔액장, 명세 등 전산시스템에 의하여 일괄작성·처리·보존되는 전산출력자료의 관리에 관한 사항은 따로 정하는 바에 의한다.</w:t>
             </w:r>
           </w:p>
         </w:tc>
@@ -6586,6 +6663,45 @@
             <w:tcW w:type="dxa" w:w="7257"/>
           </w:tcPr>
           <w:p>
+            <w:r/>
+            <w:r>
+              <w:rPr>
+                <w:rFonts w:ascii="맑은 고딕" w:hAnsi="맑은 고딕" w:eastAsia="맑은 고딕"/>
+                <w:b/>
+                <w:color w:val="C00000"/>
+                <w:sz w:val="18"/>
+              </w:rPr>
+              <w:t>〈삭제〉</w:t>
+            </w:r>
+          </w:p>
+        </w:tc>
+        <w:tc>
+          <w:tcPr>
+            <w:tcW w:type="dxa" w:w="3402"/>
+          </w:tcPr>
+          <w:p>
+            <w:pPr>
+              <w:spacing w:after="40" w:line="276" w:lineRule="auto"/>
+            </w:pPr>
+            <w:r/>
+            <w:r>
+              <w:rPr>
+                <w:rFonts w:ascii="맑은 고딕" w:hAnsi="맑은 고딕" w:eastAsia="맑은 고딕"/>
+                <w:b w:val="0"/>
+                <w:color w:val="333333"/>
+                <w:sz w:val="16"/>
+              </w:rPr>
+              <w:t>[삭제: 범위·모호] 전산출력자료(잔액장·명세 등)는 본 규정(규정·서식 관리) 범위 밖 + ‘따로 정하는 바에 의한다’ 모호 위임 → 삭제</w:t>
+            </w:r>
+          </w:p>
+        </w:tc>
+      </w:tr>
+      <w:tr>
+        <w:tc>
+          <w:tcPr>
+            <w:tcW w:type="dxa" w:w="7257"/>
+          </w:tcPr>
+          <w:p>
             <w:pPr>
               <w:spacing w:after="20" w:line="269" w:lineRule="auto"/>
               <w:ind w:left="0"/>
@@ -6598,7 +6714,93 @@
                 <w:color w:val="124AC8"/>
                 <w:sz w:val="18"/>
               </w:rPr>
-              <w:t>제○조(별표 및 부록의 구분)</w:t>
+              <w:t>제46조(기 타) 주무부서장은 규정의 효율적인 관리를 위하여 필요한 사항을 따로 정할 수 있다.</w:t>
+            </w:r>
+            <w:r>
+              <w:rPr>
+                <w:rFonts w:ascii="맑은 고딕" w:hAnsi="맑은 고딕" w:eastAsia="맑은 고딕"/>
+                <w:b w:val="0"/>
+                <w:color w:val="124AC8"/>
+                <w:sz w:val="18"/>
+              </w:rPr>
+              <w:t xml:space="preserve"> (2024. 09. 01. 본조 신설)</w:t>
+            </w:r>
+          </w:p>
+        </w:tc>
+        <w:tc>
+          <w:tcPr>
+            <w:tcW w:type="dxa" w:w="7257"/>
+          </w:tcPr>
+          <w:p>
+            <w:r/>
+            <w:r>
+              <w:rPr>
+                <w:rFonts w:ascii="맑은 고딕" w:hAnsi="맑은 고딕" w:eastAsia="맑은 고딕"/>
+                <w:b/>
+                <w:color w:val="C00000"/>
+                <w:sz w:val="18"/>
+              </w:rPr>
+              <w:t>〈삭제〉</w:t>
+            </w:r>
+          </w:p>
+        </w:tc>
+        <w:tc>
+          <w:tcPr>
+            <w:tcW w:type="dxa" w:w="3402"/>
+          </w:tcPr>
+          <w:p>
+            <w:pPr>
+              <w:spacing w:after="40" w:line="276" w:lineRule="auto"/>
+            </w:pPr>
+            <w:r/>
+            <w:r>
+              <w:rPr>
+                <w:rFonts w:ascii="맑은 고딕" w:hAnsi="맑은 고딕" w:eastAsia="맑은 고딕"/>
+                <w:b w:val="0"/>
+                <w:color w:val="333333"/>
+                <w:sz w:val="16"/>
+              </w:rPr>
+              <w:t>[삭제: 모호] ‘필요한 사항을 따로 정할 수 있다’ 포괄 위임 → 불확실·혼란 유발하여 삭제</w:t>
+            </w:r>
+          </w:p>
+        </w:tc>
+      </w:tr>
+      <w:tr>
+        <w:tc>
+          <w:tcPr>
+            <w:tcW w:type="dxa" w:w="7257"/>
+          </w:tcPr>
+          <w:p>
+            <w:r/>
+            <w:r>
+              <w:rPr>
+                <w:rFonts w:ascii="맑은 고딕" w:hAnsi="맑은 고딕" w:eastAsia="맑은 고딕"/>
+                <w:b/>
+                <w:color w:val="C00000"/>
+                <w:sz w:val="18"/>
+              </w:rPr>
+              <w:t>〈신설〉</w:t>
+            </w:r>
+          </w:p>
+        </w:tc>
+        <w:tc>
+          <w:tcPr>
+            <w:tcW w:type="dxa" w:w="7257"/>
+          </w:tcPr>
+          <w:p>
+            <w:pPr>
+              <w:spacing w:after="20" w:line="269" w:lineRule="auto"/>
+              <w:ind w:left="0"/>
+            </w:pPr>
+            <w:r/>
+            <w:r>
+              <w:rPr>
+                <w:rFonts w:ascii="맑은 고딕" w:hAnsi="맑은 고딕" w:eastAsia="맑은 고딕"/>
+                <w:b w:val="0"/>
+                <w:color w:val="124AC8"/>
+                <w:sz w:val="18"/>
+              </w:rPr>
+              <w:t>제○조(정본 및 열람)</w:t>
             </w:r>
           </w:p>
           <w:p>
@@ -6613,7 +6815,97 @@
                 <w:color w:val="124AC8"/>
                 <w:sz w:val="18"/>
               </w:rPr>
-              <w:t>① “별표”란 사규의 내용을 보충하기 위하여 사규에 첨부하는 표·서식·별첨 등을 말한다.</w:t>
+              <w:t>① 「사규관리시스템」에 등재된 사규를 정본(正本)으로 하며, 그 내용이 인쇄물 등 다른 사본과 다를 때에는 정본에 따른다.</w:t>
+            </w:r>
+          </w:p>
+          <w:p>
+            <w:pPr>
+              <w:spacing w:after="20" w:line="269" w:lineRule="auto"/>
+              <w:ind w:left="227"/>
+            </w:pPr>
+            <w:r>
+              <w:rPr>
+                <w:rFonts w:ascii="맑은 고딕" w:hAnsi="맑은 고딕" w:eastAsia="맑은 고딕"/>
+                <w:b w:val="0"/>
+                <w:color w:val="124AC8"/>
+                <w:sz w:val="18"/>
+              </w:rPr>
+              <w:t>② 임직원은 사규관리시스템을 통하여 사규를 열람한다.</w:t>
+            </w:r>
+          </w:p>
+        </w:tc>
+        <w:tc>
+          <w:tcPr>
+            <w:tcW w:type="dxa" w:w="3402"/>
+          </w:tcPr>
+          <w:p>
+            <w:pPr>
+              <w:spacing w:after="40" w:line="276" w:lineRule="auto"/>
+            </w:pPr>
+            <w:r/>
+            <w:r>
+              <w:rPr>
+                <w:rFonts w:ascii="맑은 고딕" w:hAnsi="맑은 고딕" w:eastAsia="맑은 고딕"/>
+                <w:b w:val="0"/>
+                <w:color w:val="333333"/>
+                <w:sz w:val="16"/>
+              </w:rPr>
+              <w:t>[시스템·신설] 정본 채택(승인). 제15조 삭제분(열람) 흡수</w:t>
+            </w:r>
+          </w:p>
+        </w:tc>
+      </w:tr>
+      <w:tr>
+        <w:tc>
+          <w:tcPr>
+            <w:tcW w:type="dxa" w:w="7257"/>
+          </w:tcPr>
+          <w:p>
+            <w:r/>
+            <w:r>
+              <w:rPr>
+                <w:rFonts w:ascii="맑은 고딕" w:hAnsi="맑은 고딕" w:eastAsia="맑은 고딕"/>
+                <w:b/>
+                <w:color w:val="C00000"/>
+                <w:sz w:val="18"/>
+              </w:rPr>
+              <w:t>〈신설〉</w:t>
+            </w:r>
+          </w:p>
+        </w:tc>
+        <w:tc>
+          <w:tcPr>
+            <w:tcW w:type="dxa" w:w="7257"/>
+          </w:tcPr>
+          <w:p>
+            <w:pPr>
+              <w:spacing w:after="20" w:line="269" w:lineRule="auto"/>
+              <w:ind w:left="0"/>
+            </w:pPr>
+            <w:r/>
+            <w:r>
+              <w:rPr>
+                <w:rFonts w:ascii="맑은 고딕" w:hAnsi="맑은 고딕" w:eastAsia="맑은 고딕"/>
+                <w:b w:val="0"/>
+                <w:color w:val="124AC8"/>
+                <w:sz w:val="18"/>
+              </w:rPr>
+              <w:t>제○조(별표 및 부록의 구분)</w:t>
+            </w:r>
+          </w:p>
+          <w:p>
+            <w:pPr>
+              <w:spacing w:after="20" w:line="269" w:lineRule="auto"/>
+              <w:ind w:left="227"/>
+            </w:pPr>
+            <w:r>
+              <w:rPr>
+                <w:rFonts w:ascii="맑은 고딕" w:hAnsi="맑은 고딕" w:eastAsia="맑은 고딕"/>
+                <w:b w:val="0"/>
+                <w:color w:val="124AC8"/>
+                <w:sz w:val="18"/>
+              </w:rPr>
+              <w:t>① “별표”란 사규의 내용을 보충하기 위하여 사규에 첨부하는 표·서식·도면·별첨 등을 말한다.</w:t>
             </w:r>
           </w:p>
           <w:p>

--- a/사규정비/사규관리규정_신구조문대비표_종합개정안.docx
+++ b/사규정비/사규관리규정_신구조문대비표_종합개정안.docx
@@ -3660,52 +3660,7 @@
                 <w:color w:val="124AC8"/>
                 <w:sz w:val="18"/>
               </w:rPr>
-              <w:t xml:space="preserve"> 다만, 부칙이 간단한 내용을 규정하는 경우에는 “조”로 하지 아니하고</w:t>
-            </w:r>
-          </w:p>
-          <w:p>
-            <w:pPr>
-              <w:spacing w:after="20" w:line="269" w:lineRule="auto"/>
-              <w:ind w:left="227"/>
-            </w:pPr>
-            <w:r>
-              <w:rPr>
-                <w:rFonts w:ascii="맑은 고딕" w:hAnsi="맑은 고딕" w:eastAsia="맑은 고딕"/>
-                <w:b w:val="0"/>
-                <w:color w:val="333333"/>
-                <w:sz w:val="18"/>
-              </w:rPr>
-              <w:t>①,</w:t>
-            </w:r>
-          </w:p>
-          <w:p>
-            <w:pPr>
-              <w:spacing w:after="20" w:line="269" w:lineRule="auto"/>
-              <w:ind w:left="227"/>
-            </w:pPr>
-            <w:r>
-              <w:rPr>
-                <w:rFonts w:ascii="맑은 고딕" w:hAnsi="맑은 고딕" w:eastAsia="맑은 고딕"/>
-                <w:b w:val="0"/>
-                <w:color w:val="333333"/>
-                <w:sz w:val="18"/>
-              </w:rPr>
-              <w:t>②,</w:t>
-            </w:r>
-          </w:p>
-          <w:p>
-            <w:pPr>
-              <w:spacing w:after="20" w:line="269" w:lineRule="auto"/>
-              <w:ind w:left="227"/>
-            </w:pPr>
-            <w:r>
-              <w:rPr>
-                <w:rFonts w:ascii="맑은 고딕" w:hAnsi="맑은 고딕" w:eastAsia="맑은 고딕"/>
-                <w:b w:val="0"/>
-                <w:color w:val="124AC8"/>
-                <w:sz w:val="18"/>
-              </w:rPr>
-              <w:t>③, . . . 의 일련번호로써 갈음할 수 있다.</w:t>
+              <w:t xml:space="preserve"> 다만, 부칙이 간단한 내용을 규정하는 경우에는 “조”로 하지 아니하고 ①, ②, ③, . . . 의 일련번호로써 갈음할 수 있다.</w:t>
             </w:r>
             <w:r>
               <w:rPr>
@@ -3819,52 +3774,7 @@
                 <w:color w:val="124AC8"/>
                 <w:sz w:val="18"/>
               </w:rPr>
-              <w:t xml:space="preserve"> 다만, 부칙의 내용이 간단한 경우에는 ‘조’로 하지 않고</w:t>
-            </w:r>
-          </w:p>
-          <w:p>
-            <w:pPr>
-              <w:spacing w:after="20" w:line="269" w:lineRule="auto"/>
-              <w:ind w:left="227"/>
-            </w:pPr>
-            <w:r>
-              <w:rPr>
-                <w:rFonts w:ascii="맑은 고딕" w:hAnsi="맑은 고딕" w:eastAsia="맑은 고딕"/>
-                <w:b w:val="0"/>
-                <w:color w:val="333333"/>
-                <w:sz w:val="18"/>
-              </w:rPr>
-              <w:t>①,</w:t>
-            </w:r>
-          </w:p>
-          <w:p>
-            <w:pPr>
-              <w:spacing w:after="20" w:line="269" w:lineRule="auto"/>
-              <w:ind w:left="227"/>
-            </w:pPr>
-            <w:r>
-              <w:rPr>
-                <w:rFonts w:ascii="맑은 고딕" w:hAnsi="맑은 고딕" w:eastAsia="맑은 고딕"/>
-                <w:b w:val="0"/>
-                <w:color w:val="333333"/>
-                <w:sz w:val="18"/>
-              </w:rPr>
-              <w:t>②,</w:t>
-            </w:r>
-          </w:p>
-          <w:p>
-            <w:pPr>
-              <w:spacing w:after="20" w:line="269" w:lineRule="auto"/>
-              <w:ind w:left="227"/>
-            </w:pPr>
-            <w:r>
-              <w:rPr>
-                <w:rFonts w:ascii="맑은 고딕" w:hAnsi="맑은 고딕" w:eastAsia="맑은 고딕"/>
-                <w:b w:val="0"/>
-                <w:color w:val="124AC8"/>
-                <w:sz w:val="18"/>
-              </w:rPr>
-              <w:t>③… 의 일련번호로 갈음할 수 있다.</w:t>
+              <w:t xml:space="preserve"> 다만, 부칙의 내용이 간단한 경우에는 ‘조’로 하지 않고 ①, ②, ③… 의 일련번호로 갈음할 수 있다.</w:t>
             </w:r>
           </w:p>
         </w:tc>
